--- a/docs/RumiCar-Zero2Cam 仕様書.docx
+++ b/docs/RumiCar-Zero2Cam 仕様書.docx
@@ -42,7 +42,7 @@
           <w:sz w:val="20"/>
           <w:szCs w:val="20"/>
         </w:rPr>
-        <w:t xml:space="preserve">第1版　2026年10月18日　対象：リポジトリ RumiCar-group/RumiCar-Zero2Cam　基盤版（0.1.0）</w:t>
+        <w:t xml:space="preserve">第2版　2026年10月18日　対象：リポジトリ RumiCar-group/RumiCar-Zero2Cam　基盤版 0.1.0 ＋ 車側通信（第2版で追加）</w:t>
       </w:r>
     </w:p>
     <w:p>
@@ -296,7 +296,7 @@
                 <w:sz w:val="19"/>
                 <w:szCs w:val="19"/>
               </w:rPr>
-              <w:t xml:space="preserve">基盤版：車載制御プログラム（ToF 走行）、ロジック／パックの配布形式と差し替え、通信形式の定義と PC 側実装、自動ビルド</w:t>
+              <w:t xml:space="preserve">車載制御プログラム（ToF 走行、走行モード、非常停止）、車側の制御／テレメトリサーバー、ロジック／パックの配布形式と差し替え（通信経由を含む）、PC 側の通信実装と走行管理アプリ、自動ビルド</w:t>
             </w:r>
           </w:p>
         </w:tc>
@@ -368,7 +368,7 @@
                 <w:sz w:val="19"/>
                 <w:szCs w:val="19"/>
               </w:rPr>
-              <w:t xml:space="preserve">カメラ取り込み、車載側の制御／テレメトリサーバー、Wi-Fi AP の設定、SD カードイメージの作成（8章参照）</w:t>
+              <w:t xml:space="preserve">カメラ取り込み、Wi-Fi AP の設定（set_wifi を含む）、SD カードイメージの作成、走行管理アプリからのファイル転送（8章参照）</w:t>
             </w:r>
           </w:p>
         </w:tc>
@@ -1449,7 +1449,7 @@
           <w:sz w:val="18"/>
           <w:szCs w:val="18"/>
         </w:rPr>
-        <w:t xml:space="preserve">    core/                   rumicar-core（制御ループ、ハードウェア、manifest 検証、差し替え）</w:t>
+        <w:t xml:space="preserve">    core/                   rumicar-core（制御ループ、ハードウェア、manifest 検証、差し替え、net/ に制御／テレメトリサーバー）</w:t>
       </w:r>
     </w:p>
     <w:p>
@@ -1733,6 +1733,45 @@
       </w:pPr>
       <w:r>
         <w:t xml:space="preserve">current/* リンクの変更を定期的に調べ（既定 500 ms）、新しいロジック／パックを検証してフレーム境界で切り替える。検証に失敗した場合は現行版のまま走行を続け、結果を status/activation.json に書く</w:t>
+      </w:r>
+    </w:p>
+    <w:p>
+      <w:pPr>
+        <w:pStyle w:val="ListParagraph"/>
+        <w:numPr>
+          <w:ilvl w:val="0"/>
+          <w:numId w:val="2"/>
+        </w:numPr>
+        <w:spacing w:after="60" w:line="290"/>
+      </w:pPr>
+      <w:r>
+        <w:t xml:space="preserve">制御サーバー（TCP 5600）とテレメトリサーバー（TCP 5601）を起動し、PC からのモード切替・手動操作・非常停止・版の切り替え・ログ取得に応じ、毎フレームの状態を送る。サーバーが起動できなくても（ポート競合など）走行は続ける</w:t>
+      </w:r>
+    </w:p>
+    <w:p>
+      <w:pPr>
+        <w:pStyle w:val="ListParagraph"/>
+        <w:numPr>
+          <w:ilvl w:val="0"/>
+          <w:numId w:val="2"/>
+        </w:numPr>
+        <w:spacing w:after="60" w:line="290"/>
+      </w:pPr>
+      <w:r>
+        <w:t xml:space="preserve">走行モード：auto（ロジックが走行）、manual（PC の manual_drive で走行。heartbeat が途絶えると非常停止）、record_only（モーターは停止、ロジックの判断とテレメトリは継続）</w:t>
+      </w:r>
+    </w:p>
+    <w:p>
+      <w:pPr>
+        <w:pStyle w:val="ListParagraph"/>
+        <w:numPr>
+          <w:ilvl w:val="0"/>
+          <w:numId w:val="2"/>
+        </w:numPr>
+        <w:spacing w:after="60" w:line="290"/>
+      </w:pPr>
+      <w:r>
+        <w:t xml:space="preserve">非常停止（e-stop）：PC からの estop 要求、manual モードでの heartbeat 途絶（既定 1000 ms）、manual モード中の PC 切断でラッチし、estop_clear まで走らない。起動時は解除状態</w:t>
       </w:r>
     </w:p>
     <w:p>
@@ -2352,7 +2391,7 @@
                 <w:sz w:val="19"/>
                 <w:szCs w:val="19"/>
               </w:rPr>
-              <w:t xml:space="preserve">loop_period_ms</w:t>
+              <w:t xml:space="preserve">car_name</w:t>
             </w:r>
           </w:p>
         </w:tc>
@@ -2386,7 +2425,7 @@
                 <w:sz w:val="19"/>
                 <w:szCs w:val="19"/>
               </w:rPr>
-              <w:t xml:space="preserve">50</w:t>
+              <w:t xml:space="preserve">RumiCar</w:t>
             </w:r>
           </w:p>
         </w:tc>
@@ -2419,7 +2458,7 @@
                 <w:sz w:val="19"/>
                 <w:szCs w:val="19"/>
               </w:rPr>
-              <w:t xml:space="preserve">制御周期</w:t>
+              <w:t xml:space="preserve">hello の応答で名乗る車の名前（32 文字以内）</w:t>
             </w:r>
           </w:p>
         </w:tc>
@@ -2459,7 +2498,7 @@
                 <w:sz w:val="19"/>
                 <w:szCs w:val="19"/>
               </w:rPr>
-              <w:t xml:space="preserve">watchdog_ms</w:t>
+              <w:t xml:space="preserve">loop_period_ms</w:t>
             </w:r>
           </w:p>
         </w:tc>
@@ -2493,7 +2532,7 @@
                 <w:sz w:val="19"/>
                 <w:szCs w:val="19"/>
               </w:rPr>
-              <w:t xml:space="preserve">200</w:t>
+              <w:t xml:space="preserve">50</w:t>
             </w:r>
           </w:p>
         </w:tc>
@@ -2526,7 +2565,7 @@
                 <w:sz w:val="19"/>
                 <w:szCs w:val="19"/>
               </w:rPr>
-              <w:t xml:space="preserve">制御ループがこの時間止まるとブレーキ（loop_period_ms の2倍以上）</w:t>
+              <w:t xml:space="preserve">制御周期</w:t>
             </w:r>
           </w:p>
         </w:tc>
@@ -2566,7 +2605,7 @@
                 <w:sz w:val="19"/>
                 <w:szCs w:val="19"/>
               </w:rPr>
-              <w:t xml:space="preserve">activation_poll_ms</w:t>
+              <w:t xml:space="preserve">watchdog_ms</w:t>
             </w:r>
           </w:p>
         </w:tc>
@@ -2600,7 +2639,7 @@
                 <w:sz w:val="19"/>
                 <w:szCs w:val="19"/>
               </w:rPr>
-              <w:t xml:space="preserve">500</w:t>
+              <w:t xml:space="preserve">200</w:t>
             </w:r>
           </w:p>
         </w:tc>
@@ -2633,7 +2672,7 @@
                 <w:sz w:val="19"/>
                 <w:szCs w:val="19"/>
               </w:rPr>
-              <w:t xml:space="preserve">current/* リンクの変更を調べる間隔</w:t>
+              <w:t xml:space="preserve">制御ループがこの時間止まるとブレーキ（loop_period_ms の2倍以上）</w:t>
             </w:r>
           </w:p>
         </w:tc>
@@ -2673,7 +2712,7 @@
                 <w:sz w:val="19"/>
                 <w:szCs w:val="19"/>
               </w:rPr>
-              <w:t xml:space="preserve">max_drive_permille</w:t>
+              <w:t xml:space="preserve">activation_poll_ms</w:t>
             </w:r>
           </w:p>
         </w:tc>
@@ -2707,7 +2746,7 @@
                 <w:sz w:val="19"/>
                 <w:szCs w:val="19"/>
               </w:rPr>
-              <w:t xml:space="preserve">1000</w:t>
+              <w:t xml:space="preserve">500</w:t>
             </w:r>
           </w:p>
         </w:tc>
@@ -2740,7 +2779,7 @@
                 <w:sz w:val="19"/>
                 <w:szCs w:val="19"/>
               </w:rPr>
-              <w:t xml:space="preserve">ロジックの駆動指令に掛ける上限（千分率）</w:t>
+              <w:t xml:space="preserve">current/* リンクの変更を調べる間隔</w:t>
             </w:r>
           </w:p>
         </w:tc>
@@ -2780,7 +2819,7 @@
                 <w:sz w:val="19"/>
                 <w:szCs w:val="19"/>
               </w:rPr>
-              <w:t xml:space="preserve">paths.state_dir</w:t>
+              <w:t xml:space="preserve">max_drive_permille</w:t>
             </w:r>
           </w:p>
         </w:tc>
@@ -2814,7 +2853,7 @@
                 <w:sz w:val="19"/>
                 <w:szCs w:val="19"/>
               </w:rPr>
-              <w:t xml:space="preserve">/var/lib/rumicar</w:t>
+              <w:t xml:space="preserve">1000</w:t>
             </w:r>
           </w:p>
         </w:tc>
@@ -2847,7 +2886,7 @@
                 <w:sz w:val="19"/>
                 <w:szCs w:val="19"/>
               </w:rPr>
-              <w:t xml:space="preserve">状態ディレクトリ</w:t>
+              <w:t xml:space="preserve">ロジックの駆動指令に掛ける上限（千分率）</w:t>
             </w:r>
           </w:p>
         </w:tc>
@@ -2887,7 +2926,7 @@
                 <w:sz w:val="19"/>
                 <w:szCs w:val="19"/>
               </w:rPr>
-              <w:t xml:space="preserve">gpio.chip</w:t>
+              <w:t xml:space="preserve">paths.state_dir</w:t>
             </w:r>
           </w:p>
         </w:tc>
@@ -2921,7 +2960,7 @@
                 <w:sz w:val="19"/>
                 <w:szCs w:val="19"/>
               </w:rPr>
-              <w:t xml:space="preserve">/dev/gpiochip0</w:t>
+              <w:t xml:space="preserve">/var/lib/rumicar</w:t>
             </w:r>
           </w:p>
         </w:tc>
@@ -2954,7 +2993,7 @@
                 <w:sz w:val="19"/>
                 <w:szCs w:val="19"/>
               </w:rPr>
-              <w:t xml:space="preserve">GPIO チップ（libgpiod 2 系）</w:t>
+              <w:t xml:space="preserve">状態ディレクトリ</w:t>
             </w:r>
           </w:p>
         </w:tc>
@@ -2994,7 +3033,7 @@
                 <w:sz w:val="19"/>
                 <w:szCs w:val="19"/>
               </w:rPr>
-              <w:t xml:space="preserve">gpio.steer_in1 / steer_in2</w:t>
+              <w:t xml:space="preserve">gpio.chip</w:t>
             </w:r>
           </w:p>
         </w:tc>
@@ -3028,7 +3067,7 @@
                 <w:sz w:val="19"/>
                 <w:szCs w:val="19"/>
               </w:rPr>
-              <w:t xml:space="preserve">17 / 27</w:t>
+              <w:t xml:space="preserve">/dev/gpiochip0</w:t>
             </w:r>
           </w:p>
         </w:tc>
@@ -3061,7 +3100,7 @@
                 <w:sz w:val="19"/>
                 <w:szCs w:val="19"/>
               </w:rPr>
-              <w:t xml:space="preserve">DRV8835 AIN1 / AIN2（操舵）</w:t>
+              <w:t xml:space="preserve">GPIO チップ（libgpiod 2 系）</w:t>
             </w:r>
           </w:p>
         </w:tc>
@@ -3101,7 +3140,7 @@
                 <w:sz w:val="19"/>
                 <w:szCs w:val="19"/>
               </w:rPr>
-              <w:t xml:space="preserve">gpio.tof_xshut</w:t>
+              <w:t xml:space="preserve">gpio.steer_in1 / steer_in2</w:t>
             </w:r>
           </w:p>
         </w:tc>
@@ -3135,7 +3174,7 @@
                 <w:sz w:val="19"/>
                 <w:szCs w:val="19"/>
               </w:rPr>
-              <w:t xml:space="preserve">[23, 24, 25]</w:t>
+              <w:t xml:space="preserve">17 / 27</w:t>
             </w:r>
           </w:p>
         </w:tc>
@@ -3168,7 +3207,7 @@
                 <w:sz w:val="19"/>
                 <w:szCs w:val="19"/>
               </w:rPr>
-              <w:t xml:space="preserve">VL53L0X の XSHUT（左、中央、右）</w:t>
+              <w:t xml:space="preserve">DRV8835 AIN1 / AIN2（操舵）</w:t>
             </w:r>
           </w:p>
         </w:tc>
@@ -3208,7 +3247,7 @@
                 <w:sz w:val="19"/>
                 <w:szCs w:val="19"/>
               </w:rPr>
-              <w:t xml:space="preserve">pwm.chip</w:t>
+              <w:t xml:space="preserve">gpio.tof_xshut</w:t>
             </w:r>
           </w:p>
         </w:tc>
@@ -3242,7 +3281,7 @@
                 <w:sz w:val="19"/>
                 <w:szCs w:val="19"/>
               </w:rPr>
-              <w:t xml:space="preserve">/sys/class/pwm/pwmchip0</w:t>
+              <w:t xml:space="preserve">[23, 24, 25]</w:t>
             </w:r>
           </w:p>
         </w:tc>
@@ -3275,7 +3314,7 @@
                 <w:sz w:val="19"/>
                 <w:szCs w:val="19"/>
               </w:rPr>
-              <w:t xml:space="preserve">ハードウェア PWM（sysfs）</w:t>
+              <w:t xml:space="preserve">VL53L0X の XSHUT（左、中央、右）</w:t>
             </w:r>
           </w:p>
         </w:tc>
@@ -3315,7 +3354,7 @@
                 <w:sz w:val="19"/>
                 <w:szCs w:val="19"/>
               </w:rPr>
-              <w:t xml:space="preserve">pwm.drive_in1 / drive_in2</w:t>
+              <w:t xml:space="preserve">pwm.chip</w:t>
             </w:r>
           </w:p>
         </w:tc>
@@ -3349,7 +3388,7 @@
                 <w:sz w:val="19"/>
                 <w:szCs w:val="19"/>
               </w:rPr>
-              <w:t xml:space="preserve">0 / 1</w:t>
+              <w:t xml:space="preserve">/sys/class/pwm/pwmchip0</w:t>
             </w:r>
           </w:p>
         </w:tc>
@@ -3382,7 +3421,7 @@
                 <w:sz w:val="19"/>
                 <w:szCs w:val="19"/>
               </w:rPr>
-              <w:t xml:space="preserve">pwm0→GPIO18→BIN1、pwm1→GPIO13→BIN2（駆動）</w:t>
+              <w:t xml:space="preserve">ハードウェア PWM（sysfs）</w:t>
             </w:r>
           </w:p>
         </w:tc>
@@ -3422,7 +3461,7 @@
                 <w:sz w:val="19"/>
                 <w:szCs w:val="19"/>
               </w:rPr>
-              <w:t xml:space="preserve">pwm.frequency_hz</w:t>
+              <w:t xml:space="preserve">pwm.drive_in1 / drive_in2</w:t>
             </w:r>
           </w:p>
         </w:tc>
@@ -3456,7 +3495,7 @@
                 <w:sz w:val="19"/>
                 <w:szCs w:val="19"/>
               </w:rPr>
-              <w:t xml:space="preserve">960</w:t>
+              <w:t xml:space="preserve">0 / 1</w:t>
             </w:r>
           </w:p>
         </w:tc>
@@ -3489,7 +3528,7 @@
                 <w:sz w:val="19"/>
                 <w:szCs w:val="19"/>
               </w:rPr>
-              <w:t xml:space="preserve">PWM 周波数</w:t>
+              <w:t xml:space="preserve">pwm0→GPIO18→BIN1、pwm1→GPIO13→BIN2（駆動）</w:t>
             </w:r>
           </w:p>
         </w:tc>
@@ -3529,7 +3568,7 @@
                 <w:sz w:val="19"/>
                 <w:szCs w:val="19"/>
               </w:rPr>
-              <w:t xml:space="preserve">pwm.kick_permille / kick_ms</w:t>
+              <w:t xml:space="preserve">pwm.frequency_hz</w:t>
             </w:r>
           </w:p>
         </w:tc>
@@ -3563,7 +3602,7 @@
                 <w:sz w:val="19"/>
                 <w:szCs w:val="19"/>
               </w:rPr>
-              <w:t xml:space="preserve">784 / 20</w:t>
+              <w:t xml:space="preserve">960</w:t>
             </w:r>
           </w:p>
         </w:tc>
@@ -3596,7 +3635,7 @@
                 <w:sz w:val="19"/>
                 <w:szCs w:val="19"/>
               </w:rPr>
-              <w:t xml:space="preserve">始動・反転時に短時間かける大きめの駆動（RumiCar-lib の 200/255 と同じ）</w:t>
+              <w:t xml:space="preserve">PWM 周波数</w:t>
             </w:r>
           </w:p>
         </w:tc>
@@ -3636,7 +3675,7 @@
                 <w:sz w:val="19"/>
                 <w:szCs w:val="19"/>
               </w:rPr>
-              <w:t xml:space="preserve">i2c.bus</w:t>
+              <w:t xml:space="preserve">pwm.kick_permille / kick_ms</w:t>
             </w:r>
           </w:p>
         </w:tc>
@@ -3670,7 +3709,7 @@
                 <w:sz w:val="19"/>
                 <w:szCs w:val="19"/>
               </w:rPr>
-              <w:t xml:space="preserve">1</w:t>
+              <w:t xml:space="preserve">784 / 20</w:t>
             </w:r>
           </w:p>
         </w:tc>
@@ -3703,7 +3742,7 @@
                 <w:sz w:val="19"/>
                 <w:szCs w:val="19"/>
               </w:rPr>
-              <w:t xml:space="preserve">I2C バス番号</w:t>
+              <w:t xml:space="preserve">始動・反転時に短時間かける大きめの駆動（RumiCar-lib の 200/255 と同じ）</w:t>
             </w:r>
           </w:p>
         </w:tc>
@@ -3743,7 +3782,7 @@
                 <w:sz w:val="19"/>
                 <w:szCs w:val="19"/>
               </w:rPr>
-              <w:t xml:space="preserve">i2c.tof_addresses</w:t>
+              <w:t xml:space="preserve">i2c.bus</w:t>
             </w:r>
           </w:p>
         </w:tc>
@@ -3777,7 +3816,7 @@
                 <w:sz w:val="19"/>
                 <w:szCs w:val="19"/>
               </w:rPr>
-              <w:t xml:space="preserve">[43, 45, 47]</w:t>
+              <w:t xml:space="preserve">1</w:t>
             </w:r>
           </w:p>
         </w:tc>
@@ -3810,7 +3849,7 @@
                 <w:sz w:val="19"/>
                 <w:szCs w:val="19"/>
               </w:rPr>
-              <w:t xml:space="preserve">VL53L0X の I2C アドレス（0x2B, 0x2D, 0x2F。既定の 0x29 は指定不可）</w:t>
+              <w:t xml:space="preserve">I2C バス番号</w:t>
             </w:r>
           </w:p>
         </w:tc>
@@ -3850,6 +3889,113 @@
                 <w:sz w:val="19"/>
                 <w:szCs w:val="19"/>
               </w:rPr>
+              <w:t xml:space="preserve">i2c.tof_addresses</w:t>
+            </w:r>
+          </w:p>
+        </w:tc>
+        <w:tc>
+          <w:tcPr>
+            <w:tcW w:type="dxa" w:w="2300"/>
+            <w:tcBorders>
+              <w:top w:val="single" w:color="A6A6A6" w:sz="4"/>
+              <w:left w:val="single" w:color="A6A6A6" w:sz="4"/>
+              <w:bottom w:val="single" w:color="A6A6A6" w:sz="4"/>
+              <w:right w:val="single" w:color="A6A6A6" w:sz="4"/>
+            </w:tcBorders>
+            <w:shd w:fill="DCE3F0" w:color="auto" w:val="clear"/>
+            <w:tcMar>
+              <w:top w:type="dxa" w:w="60"/>
+              <w:left w:type="dxa" w:w="100"/>
+              <w:bottom w:type="dxa" w:w="60"/>
+              <w:right w:type="dxa" w:w="100"/>
+            </w:tcMar>
+          </w:tcPr>
+          <w:p>
+            <w:pPr>
+              <w:spacing w:after="20" w:line="260"/>
+            </w:pPr>
+            <w:r>
+              <w:rPr>
+                <w:rFonts w:ascii="Consolas" w:cs="Consolas" w:eastAsia="Consolas" w:hAnsi="Consolas"/>
+                <w:b w:val="false"/>
+                <w:bCs w:val="false"/>
+                <w:color w:val="000000"/>
+                <w:sz w:val="19"/>
+                <w:szCs w:val="19"/>
+              </w:rPr>
+              <w:t xml:space="preserve">[43, 45, 47]</w:t>
+            </w:r>
+          </w:p>
+        </w:tc>
+        <w:tc>
+          <w:tcPr>
+            <w:tcW w:type="dxa" w:w="4438"/>
+            <w:tcBorders>
+              <w:top w:val="single" w:color="A6A6A6" w:sz="4"/>
+              <w:left w:val="single" w:color="A6A6A6" w:sz="4"/>
+              <w:bottom w:val="single" w:color="A6A6A6" w:sz="4"/>
+              <w:right w:val="single" w:color="A6A6A6" w:sz="4"/>
+            </w:tcBorders>
+            <w:shd w:fill="DCE3F0" w:color="auto" w:val="clear"/>
+            <w:tcMar>
+              <w:top w:type="dxa" w:w="60"/>
+              <w:left w:type="dxa" w:w="100"/>
+              <w:bottom w:type="dxa" w:w="60"/>
+              <w:right w:type="dxa" w:w="100"/>
+            </w:tcMar>
+          </w:tcPr>
+          <w:p>
+            <w:pPr>
+              <w:spacing w:after="20" w:line="260"/>
+            </w:pPr>
+            <w:r>
+              <w:rPr>
+                <w:b w:val="false"/>
+                <w:bCs w:val="false"/>
+                <w:color w:val="000000"/>
+                <w:sz w:val="19"/>
+                <w:szCs w:val="19"/>
+              </w:rPr>
+              <w:t xml:space="preserve">VL53L0X の I2C アドレス（0x2B, 0x2D, 0x2F。既定の 0x29 は指定不可）</w:t>
+            </w:r>
+          </w:p>
+        </w:tc>
+      </w:tr>
+      <w:tr>
+        <w:trPr>
+          <w:cantSplit/>
+          <w:tblHeader w:val="false"/>
+        </w:trPr>
+        <w:tc>
+          <w:tcPr>
+            <w:tcW w:type="dxa" w:w="2900"/>
+            <w:tcBorders>
+              <w:top w:val="single" w:color="A6A6A6" w:sz="4"/>
+              <w:left w:val="single" w:color="A6A6A6" w:sz="4"/>
+              <w:bottom w:val="single" w:color="A6A6A6" w:sz="4"/>
+              <w:right w:val="single" w:color="A6A6A6" w:sz="4"/>
+            </w:tcBorders>
+            <w:shd w:fill="FFFFFF" w:color="auto" w:val="clear"/>
+            <w:tcMar>
+              <w:top w:type="dxa" w:w="60"/>
+              <w:left w:type="dxa" w:w="100"/>
+              <w:bottom w:type="dxa" w:w="60"/>
+              <w:right w:type="dxa" w:w="100"/>
+            </w:tcMar>
+          </w:tcPr>
+          <w:p>
+            <w:pPr>
+              <w:spacing w:after="20" w:line="260"/>
+            </w:pPr>
+            <w:r>
+              <w:rPr>
+                <w:rFonts w:ascii="Consolas" w:cs="Consolas" w:eastAsia="Consolas" w:hAnsi="Consolas"/>
+                <w:b w:val="false"/>
+                <w:bCs w:val="false"/>
+                <w:color w:val="000000"/>
+                <w:sz w:val="19"/>
+                <w:szCs w:val="19"/>
+              </w:rPr>
               <w:t xml:space="preserve">i2c.tof_read_timeout_ms</w:t>
             </w:r>
           </w:p>
@@ -3863,6 +4009,79 @@
               <w:bottom w:val="single" w:color="A6A6A6" w:sz="4"/>
               <w:right w:val="single" w:color="A6A6A6" w:sz="4"/>
             </w:tcBorders>
+            <w:shd w:fill="FFFFFF" w:color="auto" w:val="clear"/>
+            <w:tcMar>
+              <w:top w:type="dxa" w:w="60"/>
+              <w:left w:type="dxa" w:w="100"/>
+              <w:bottom w:type="dxa" w:w="60"/>
+              <w:right w:type="dxa" w:w="100"/>
+            </w:tcMar>
+          </w:tcPr>
+          <w:p>
+            <w:pPr>
+              <w:spacing w:after="20" w:line="260"/>
+            </w:pPr>
+            <w:r>
+              <w:rPr>
+                <w:rFonts w:ascii="Consolas" w:cs="Consolas" w:eastAsia="Consolas" w:hAnsi="Consolas"/>
+                <w:b w:val="false"/>
+                <w:bCs w:val="false"/>
+                <w:color w:val="000000"/>
+                <w:sz w:val="19"/>
+                <w:szCs w:val="19"/>
+              </w:rPr>
+              <w:t xml:space="preserve">100</w:t>
+            </w:r>
+          </w:p>
+        </w:tc>
+        <w:tc>
+          <w:tcPr>
+            <w:tcW w:type="dxa" w:w="4438"/>
+            <w:tcBorders>
+              <w:top w:val="single" w:color="A6A6A6" w:sz="4"/>
+              <w:left w:val="single" w:color="A6A6A6" w:sz="4"/>
+              <w:bottom w:val="single" w:color="A6A6A6" w:sz="4"/>
+              <w:right w:val="single" w:color="A6A6A6" w:sz="4"/>
+            </w:tcBorders>
+            <w:shd w:fill="FFFFFF" w:color="auto" w:val="clear"/>
+            <w:tcMar>
+              <w:top w:type="dxa" w:w="60"/>
+              <w:left w:type="dxa" w:w="100"/>
+              <w:bottom w:type="dxa" w:w="60"/>
+              <w:right w:type="dxa" w:w="100"/>
+            </w:tcMar>
+          </w:tcPr>
+          <w:p>
+            <w:pPr>
+              <w:spacing w:after="20" w:line="260"/>
+            </w:pPr>
+            <w:r>
+              <w:rPr>
+                <w:b w:val="false"/>
+                <w:bCs w:val="false"/>
+                <w:color w:val="000000"/>
+                <w:sz w:val="19"/>
+                <w:szCs w:val="19"/>
+              </w:rPr>
+              <w:t xml:space="preserve">センサー1個の読み取り待ち時間</w:t>
+            </w:r>
+          </w:p>
+        </w:tc>
+      </w:tr>
+      <w:tr>
+        <w:trPr>
+          <w:cantSplit/>
+          <w:tblHeader w:val="false"/>
+        </w:trPr>
+        <w:tc>
+          <w:tcPr>
+            <w:tcW w:type="dxa" w:w="2900"/>
+            <w:tcBorders>
+              <w:top w:val="single" w:color="A6A6A6" w:sz="4"/>
+              <w:left w:val="single" w:color="A6A6A6" w:sz="4"/>
+              <w:bottom w:val="single" w:color="A6A6A6" w:sz="4"/>
+              <w:right w:val="single" w:color="A6A6A6" w:sz="4"/>
+            </w:tcBorders>
             <w:shd w:fill="DCE3F0" w:color="auto" w:val="clear"/>
             <w:tcMar>
               <w:top w:type="dxa" w:w="60"/>
@@ -3884,7 +4103,41 @@
                 <w:sz w:val="19"/>
                 <w:szCs w:val="19"/>
               </w:rPr>
-              <w:t xml:space="preserve">100</w:t>
+              <w:t xml:space="preserve">network.bind</w:t>
+            </w:r>
+          </w:p>
+        </w:tc>
+        <w:tc>
+          <w:tcPr>
+            <w:tcW w:type="dxa" w:w="2300"/>
+            <w:tcBorders>
+              <w:top w:val="single" w:color="A6A6A6" w:sz="4"/>
+              <w:left w:val="single" w:color="A6A6A6" w:sz="4"/>
+              <w:bottom w:val="single" w:color="A6A6A6" w:sz="4"/>
+              <w:right w:val="single" w:color="A6A6A6" w:sz="4"/>
+            </w:tcBorders>
+            <w:shd w:fill="DCE3F0" w:color="auto" w:val="clear"/>
+            <w:tcMar>
+              <w:top w:type="dxa" w:w="60"/>
+              <w:left w:type="dxa" w:w="100"/>
+              <w:bottom w:type="dxa" w:w="60"/>
+              <w:right w:type="dxa" w:w="100"/>
+            </w:tcMar>
+          </w:tcPr>
+          <w:p>
+            <w:pPr>
+              <w:spacing w:after="20" w:line="260"/>
+            </w:pPr>
+            <w:r>
+              <w:rPr>
+                <w:rFonts w:ascii="Consolas" w:cs="Consolas" w:eastAsia="Consolas" w:hAnsi="Consolas"/>
+                <w:b w:val="false"/>
+                <w:bCs w:val="false"/>
+                <w:color w:val="000000"/>
+                <w:sz w:val="19"/>
+                <w:szCs w:val="19"/>
+              </w:rPr>
+              <w:t xml:space="preserve">0.0.0.0</w:t>
             </w:r>
           </w:p>
         </w:tc>
@@ -3917,7 +4170,328 @@
                 <w:sz w:val="19"/>
                 <w:szCs w:val="19"/>
               </w:rPr>
-              <w:t xml:space="preserve">センサー1個の読み取り待ち時間</w:t>
+              <w:t xml:space="preserve">サーバーが待ち受けるアドレス</w:t>
+            </w:r>
+          </w:p>
+        </w:tc>
+      </w:tr>
+      <w:tr>
+        <w:trPr>
+          <w:cantSplit/>
+          <w:tblHeader w:val="false"/>
+        </w:trPr>
+        <w:tc>
+          <w:tcPr>
+            <w:tcW w:type="dxa" w:w="2900"/>
+            <w:tcBorders>
+              <w:top w:val="single" w:color="A6A6A6" w:sz="4"/>
+              <w:left w:val="single" w:color="A6A6A6" w:sz="4"/>
+              <w:bottom w:val="single" w:color="A6A6A6" w:sz="4"/>
+              <w:right w:val="single" w:color="A6A6A6" w:sz="4"/>
+            </w:tcBorders>
+            <w:shd w:fill="FFFFFF" w:color="auto" w:val="clear"/>
+            <w:tcMar>
+              <w:top w:type="dxa" w:w="60"/>
+              <w:left w:type="dxa" w:w="100"/>
+              <w:bottom w:type="dxa" w:w="60"/>
+              <w:right w:type="dxa" w:w="100"/>
+            </w:tcMar>
+          </w:tcPr>
+          <w:p>
+            <w:pPr>
+              <w:spacing w:after="20" w:line="260"/>
+            </w:pPr>
+            <w:r>
+              <w:rPr>
+                <w:rFonts w:ascii="Consolas" w:cs="Consolas" w:eastAsia="Consolas" w:hAnsi="Consolas"/>
+                <w:b w:val="false"/>
+                <w:bCs w:val="false"/>
+                <w:color w:val="000000"/>
+                <w:sz w:val="19"/>
+                <w:szCs w:val="19"/>
+              </w:rPr>
+              <w:t xml:space="preserve">network.control_port / telemetry_port</w:t>
+            </w:r>
+          </w:p>
+        </w:tc>
+        <w:tc>
+          <w:tcPr>
+            <w:tcW w:type="dxa" w:w="2300"/>
+            <w:tcBorders>
+              <w:top w:val="single" w:color="A6A6A6" w:sz="4"/>
+              <w:left w:val="single" w:color="A6A6A6" w:sz="4"/>
+              <w:bottom w:val="single" w:color="A6A6A6" w:sz="4"/>
+              <w:right w:val="single" w:color="A6A6A6" w:sz="4"/>
+            </w:tcBorders>
+            <w:shd w:fill="FFFFFF" w:color="auto" w:val="clear"/>
+            <w:tcMar>
+              <w:top w:type="dxa" w:w="60"/>
+              <w:left w:type="dxa" w:w="100"/>
+              <w:bottom w:type="dxa" w:w="60"/>
+              <w:right w:type="dxa" w:w="100"/>
+            </w:tcMar>
+          </w:tcPr>
+          <w:p>
+            <w:pPr>
+              <w:spacing w:after="20" w:line="260"/>
+            </w:pPr>
+            <w:r>
+              <w:rPr>
+                <w:rFonts w:ascii="Consolas" w:cs="Consolas" w:eastAsia="Consolas" w:hAnsi="Consolas"/>
+                <w:b w:val="false"/>
+                <w:bCs w:val="false"/>
+                <w:color w:val="000000"/>
+                <w:sz w:val="19"/>
+                <w:szCs w:val="19"/>
+              </w:rPr>
+              <w:t xml:space="preserve">5600 / 5601</w:t>
+            </w:r>
+          </w:p>
+        </w:tc>
+        <w:tc>
+          <w:tcPr>
+            <w:tcW w:type="dxa" w:w="4438"/>
+            <w:tcBorders>
+              <w:top w:val="single" w:color="A6A6A6" w:sz="4"/>
+              <w:left w:val="single" w:color="A6A6A6" w:sz="4"/>
+              <w:bottom w:val="single" w:color="A6A6A6" w:sz="4"/>
+              <w:right w:val="single" w:color="A6A6A6" w:sz="4"/>
+            </w:tcBorders>
+            <w:shd w:fill="FFFFFF" w:color="auto" w:val="clear"/>
+            <w:tcMar>
+              <w:top w:type="dxa" w:w="60"/>
+              <w:left w:type="dxa" w:w="100"/>
+              <w:bottom w:type="dxa" w:w="60"/>
+              <w:right w:type="dxa" w:w="100"/>
+            </w:tcMar>
+          </w:tcPr>
+          <w:p>
+            <w:pPr>
+              <w:spacing w:after="20" w:line="260"/>
+            </w:pPr>
+            <w:r>
+              <w:rPr>
+                <w:b w:val="false"/>
+                <w:bCs w:val="false"/>
+                <w:color w:val="000000"/>
+                <w:sz w:val="19"/>
+                <w:szCs w:val="19"/>
+              </w:rPr>
+              <w:t xml:space="preserve">制御／テレメトリのポート</w:t>
+            </w:r>
+          </w:p>
+        </w:tc>
+      </w:tr>
+      <w:tr>
+        <w:trPr>
+          <w:cantSplit/>
+          <w:tblHeader w:val="false"/>
+        </w:trPr>
+        <w:tc>
+          <w:tcPr>
+            <w:tcW w:type="dxa" w:w="2900"/>
+            <w:tcBorders>
+              <w:top w:val="single" w:color="A6A6A6" w:sz="4"/>
+              <w:left w:val="single" w:color="A6A6A6" w:sz="4"/>
+              <w:bottom w:val="single" w:color="A6A6A6" w:sz="4"/>
+              <w:right w:val="single" w:color="A6A6A6" w:sz="4"/>
+            </w:tcBorders>
+            <w:shd w:fill="DCE3F0" w:color="auto" w:val="clear"/>
+            <w:tcMar>
+              <w:top w:type="dxa" w:w="60"/>
+              <w:left w:type="dxa" w:w="100"/>
+              <w:bottom w:type="dxa" w:w="60"/>
+              <w:right w:type="dxa" w:w="100"/>
+            </w:tcMar>
+          </w:tcPr>
+          <w:p>
+            <w:pPr>
+              <w:spacing w:after="20" w:line="260"/>
+            </w:pPr>
+            <w:r>
+              <w:rPr>
+                <w:rFonts w:ascii="Consolas" w:cs="Consolas" w:eastAsia="Consolas" w:hAnsi="Consolas"/>
+                <w:b w:val="false"/>
+                <w:bCs w:val="false"/>
+                <w:color w:val="000000"/>
+                <w:sz w:val="19"/>
+                <w:szCs w:val="19"/>
+              </w:rPr>
+              <w:t xml:space="preserve">network.heartbeat_timeout_ms</w:t>
+            </w:r>
+          </w:p>
+        </w:tc>
+        <w:tc>
+          <w:tcPr>
+            <w:tcW w:type="dxa" w:w="2300"/>
+            <w:tcBorders>
+              <w:top w:val="single" w:color="A6A6A6" w:sz="4"/>
+              <w:left w:val="single" w:color="A6A6A6" w:sz="4"/>
+              <w:bottom w:val="single" w:color="A6A6A6" w:sz="4"/>
+              <w:right w:val="single" w:color="A6A6A6" w:sz="4"/>
+            </w:tcBorders>
+            <w:shd w:fill="DCE3F0" w:color="auto" w:val="clear"/>
+            <w:tcMar>
+              <w:top w:type="dxa" w:w="60"/>
+              <w:left w:type="dxa" w:w="100"/>
+              <w:bottom w:type="dxa" w:w="60"/>
+              <w:right w:type="dxa" w:w="100"/>
+            </w:tcMar>
+          </w:tcPr>
+          <w:p>
+            <w:pPr>
+              <w:spacing w:after="20" w:line="260"/>
+            </w:pPr>
+            <w:r>
+              <w:rPr>
+                <w:rFonts w:ascii="Consolas" w:cs="Consolas" w:eastAsia="Consolas" w:hAnsi="Consolas"/>
+                <w:b w:val="false"/>
+                <w:bCs w:val="false"/>
+                <w:color w:val="000000"/>
+                <w:sz w:val="19"/>
+                <w:szCs w:val="19"/>
+              </w:rPr>
+              <w:t xml:space="preserve">1000</w:t>
+            </w:r>
+          </w:p>
+        </w:tc>
+        <w:tc>
+          <w:tcPr>
+            <w:tcW w:type="dxa" w:w="4438"/>
+            <w:tcBorders>
+              <w:top w:val="single" w:color="A6A6A6" w:sz="4"/>
+              <w:left w:val="single" w:color="A6A6A6" w:sz="4"/>
+              <w:bottom w:val="single" w:color="A6A6A6" w:sz="4"/>
+              <w:right w:val="single" w:color="A6A6A6" w:sz="4"/>
+            </w:tcBorders>
+            <w:shd w:fill="DCE3F0" w:color="auto" w:val="clear"/>
+            <w:tcMar>
+              <w:top w:type="dxa" w:w="60"/>
+              <w:left w:type="dxa" w:w="100"/>
+              <w:bottom w:type="dxa" w:w="60"/>
+              <w:right w:type="dxa" w:w="100"/>
+            </w:tcMar>
+          </w:tcPr>
+          <w:p>
+            <w:pPr>
+              <w:spacing w:after="20" w:line="260"/>
+            </w:pPr>
+            <w:r>
+              <w:rPr>
+                <w:b w:val="false"/>
+                <w:bCs w:val="false"/>
+                <w:color w:val="000000"/>
+                <w:sz w:val="19"/>
+                <w:szCs w:val="19"/>
+              </w:rPr>
+              <w:t xml:space="preserve">manual モードで heartbeat がこれより古いと非常停止</w:t>
+            </w:r>
+          </w:p>
+        </w:tc>
+      </w:tr>
+      <w:tr>
+        <w:trPr>
+          <w:cantSplit/>
+          <w:tblHeader w:val="false"/>
+        </w:trPr>
+        <w:tc>
+          <w:tcPr>
+            <w:tcW w:type="dxa" w:w="2900"/>
+            <w:tcBorders>
+              <w:top w:val="single" w:color="A6A6A6" w:sz="4"/>
+              <w:left w:val="single" w:color="A6A6A6" w:sz="4"/>
+              <w:bottom w:val="single" w:color="A6A6A6" w:sz="4"/>
+              <w:right w:val="single" w:color="A6A6A6" w:sz="4"/>
+            </w:tcBorders>
+            <w:shd w:fill="FFFFFF" w:color="auto" w:val="clear"/>
+            <w:tcMar>
+              <w:top w:type="dxa" w:w="60"/>
+              <w:left w:type="dxa" w:w="100"/>
+              <w:bottom w:type="dxa" w:w="60"/>
+              <w:right w:type="dxa" w:w="100"/>
+            </w:tcMar>
+          </w:tcPr>
+          <w:p>
+            <w:pPr>
+              <w:spacing w:after="20" w:line="260"/>
+            </w:pPr>
+            <w:r>
+              <w:rPr>
+                <w:rFonts w:ascii="Consolas" w:cs="Consolas" w:eastAsia="Consolas" w:hAnsi="Consolas"/>
+                <w:b w:val="false"/>
+                <w:bCs w:val="false"/>
+                <w:color w:val="000000"/>
+                <w:sz w:val="19"/>
+                <w:szCs w:val="19"/>
+              </w:rPr>
+              <w:t xml:space="preserve">network.telemetry_queue_frames</w:t>
+            </w:r>
+          </w:p>
+        </w:tc>
+        <w:tc>
+          <w:tcPr>
+            <w:tcW w:type="dxa" w:w="2300"/>
+            <w:tcBorders>
+              <w:top w:val="single" w:color="A6A6A6" w:sz="4"/>
+              <w:left w:val="single" w:color="A6A6A6" w:sz="4"/>
+              <w:bottom w:val="single" w:color="A6A6A6" w:sz="4"/>
+              <w:right w:val="single" w:color="A6A6A6" w:sz="4"/>
+            </w:tcBorders>
+            <w:shd w:fill="FFFFFF" w:color="auto" w:val="clear"/>
+            <w:tcMar>
+              <w:top w:type="dxa" w:w="60"/>
+              <w:left w:type="dxa" w:w="100"/>
+              <w:bottom w:type="dxa" w:w="60"/>
+              <w:right w:type="dxa" w:w="100"/>
+            </w:tcMar>
+          </w:tcPr>
+          <w:p>
+            <w:pPr>
+              <w:spacing w:after="20" w:line="260"/>
+            </w:pPr>
+            <w:r>
+              <w:rPr>
+                <w:rFonts w:ascii="Consolas" w:cs="Consolas" w:eastAsia="Consolas" w:hAnsi="Consolas"/>
+                <w:b w:val="false"/>
+                <w:bCs w:val="false"/>
+                <w:color w:val="000000"/>
+                <w:sz w:val="19"/>
+                <w:szCs w:val="19"/>
+              </w:rPr>
+              <w:t xml:space="preserve">16</w:t>
+            </w:r>
+          </w:p>
+        </w:tc>
+        <w:tc>
+          <w:tcPr>
+            <w:tcW w:type="dxa" w:w="4438"/>
+            <w:tcBorders>
+              <w:top w:val="single" w:color="A6A6A6" w:sz="4"/>
+              <w:left w:val="single" w:color="A6A6A6" w:sz="4"/>
+              <w:bottom w:val="single" w:color="A6A6A6" w:sz="4"/>
+              <w:right w:val="single" w:color="A6A6A6" w:sz="4"/>
+            </w:tcBorders>
+            <w:shd w:fill="FFFFFF" w:color="auto" w:val="clear"/>
+            <w:tcMar>
+              <w:top w:type="dxa" w:w="60"/>
+              <w:left w:type="dxa" w:w="100"/>
+              <w:bottom w:type="dxa" w:w="60"/>
+              <w:right w:type="dxa" w:w="100"/>
+            </w:tcMar>
+          </w:tcPr>
+          <w:p>
+            <w:pPr>
+              <w:spacing w:after="20" w:line="260"/>
+            </w:pPr>
+            <w:r>
+              <w:rPr>
+                <w:b w:val="false"/>
+                <w:bCs w:val="false"/>
+                <w:color w:val="000000"/>
+                <w:sz w:val="19"/>
+                <w:szCs w:val="19"/>
+              </w:rPr>
+              <w:t xml:space="preserve">テレメトリの送信待ちフレーム数（クライアントごと。超えた分は古い方から捨てる）</w:t>
             </w:r>
           </w:p>
         </w:tc>
@@ -4998,7 +5572,7 @@
                 <w:sz w:val="19"/>
                 <w:szCs w:val="19"/>
               </w:rPr>
-              <w:t xml:space="preserve">通常</w:t>
+              <w:t xml:space="preserve">通常（auto）</w:t>
             </w:r>
           </w:p>
         </w:tc>
@@ -5070,7 +5644,7 @@
                 <w:sz w:val="19"/>
                 <w:szCs w:val="19"/>
               </w:rPr>
-              <w:t xml:space="preserve">ロジックの step() が失敗（0 以外）</w:t>
+              <w:t xml:space="preserve">manual</w:t>
             </w:r>
           </w:p>
         </w:tc>
@@ -5103,7 +5677,7 @@
                 <w:sz w:val="19"/>
                 <w:szCs w:val="19"/>
               </w:rPr>
-              <w:t xml:space="preserve">そのフレームはモーターをブレーキ。復帰すれば再開</w:t>
+              <w:t xml:space="preserve">ロジックは動かし続ける（判断はテレメトリに載せる）が、モーターには PC の最後の manual_drive（±max_drive_permille に制限）を出力。heartbeat が heartbeat_timeout_ms より古くなるとブレーキして非常停止をラッチ（理由 heartbeat）。PC が切断するとブレーキして非常停止をラッチ（理由 disconnected）</w:t>
             </w:r>
           </w:p>
         </w:tc>
@@ -5142,7 +5716,7 @@
                 <w:sz w:val="19"/>
                 <w:szCs w:val="19"/>
               </w:rPr>
-              <w:t xml:space="preserve">指令の flags に BRAKE または FAULT</w:t>
+              <w:t xml:space="preserve">record_only</w:t>
             </w:r>
           </w:p>
         </w:tc>
@@ -5175,7 +5749,7 @@
                 <w:sz w:val="19"/>
                 <w:szCs w:val="19"/>
               </w:rPr>
-              <w:t xml:space="preserve">ブレーキ出力（FAULT はセンサー異常）</w:t>
+              <w:t xml:space="preserve">ロジックは動かし続けるがモーターはブレーキ</w:t>
             </w:r>
           </w:p>
         </w:tc>
@@ -5214,7 +5788,7 @@
                 <w:sz w:val="19"/>
                 <w:szCs w:val="19"/>
               </w:rPr>
-              <w:t xml:space="preserve">センサーの状態変化（ok／no-target／timeout／error）</w:t>
+              <w:t xml:space="preserve">非常停止（ラッチ）</w:t>
             </w:r>
           </w:p>
         </w:tc>
@@ -5247,7 +5821,7 @@
                 <w:sz w:val="19"/>
                 <w:szCs w:val="19"/>
               </w:rPr>
-              <w:t xml:space="preserve">ログに記録。値は no-target → 8190、timeout／error → −1 としてロジックに渡す</w:t>
+              <w:t xml:space="preserve">モードに関係なくブレーキ。estop_clear まで続く。起動時は解除状態</w:t>
             </w:r>
           </w:p>
         </w:tc>
@@ -5286,7 +5860,7 @@
                 <w:sz w:val="19"/>
                 <w:szCs w:val="19"/>
               </w:rPr>
-              <w:t xml:space="preserve">制御ループが watchdog_ms 以上止まった</w:t>
+              <w:t xml:space="preserve">ロジックの step() が失敗（0 以外）</w:t>
             </w:r>
           </w:p>
         </w:tc>
@@ -5319,7 +5893,7 @@
                 <w:sz w:val="19"/>
                 <w:szCs w:val="19"/>
               </w:rPr>
-              <w:t xml:space="preserve">監視スレッドがモーターをブレーキし、復帰時にログを残す</w:t>
+              <w:t xml:space="preserve">そのフレームはモーターをブレーキ。復帰すれば再開</w:t>
             </w:r>
           </w:p>
         </w:tc>
@@ -5358,7 +5932,7 @@
                 <w:sz w:val="19"/>
                 <w:szCs w:val="19"/>
               </w:rPr>
-              <w:t xml:space="preserve">制御周期を超過</w:t>
+              <w:t xml:space="preserve">指令の flags に BRAKE または FAULT</w:t>
             </w:r>
           </w:p>
         </w:tc>
@@ -5391,7 +5965,7 @@
                 <w:sz w:val="19"/>
                 <w:szCs w:val="19"/>
               </w:rPr>
-              <w:t xml:space="preserve">警告ログ（20回ごと）を残し、次の周期を現在時刻から取り直す</w:t>
+              <w:t xml:space="preserve">ブレーキ出力（FAULT はセンサー異常）</w:t>
             </w:r>
           </w:p>
         </w:tc>
@@ -5430,7 +6004,7 @@
                 <w:sz w:val="19"/>
                 <w:szCs w:val="19"/>
               </w:rPr>
-              <w:t xml:space="preserve">切り替え要求（current/* の変更）</w:t>
+              <w:t xml:space="preserve">センサーの状態変化（ok／no-target／timeout／error）</w:t>
             </w:r>
           </w:p>
         </w:tc>
@@ -5463,7 +6037,295 @@
                 <w:sz w:val="19"/>
                 <w:szCs w:val="19"/>
               </w:rPr>
-              <w:t xml:space="preserve">manifest 検証 → ABI・ロジック名の一致確認 → 生成 → self_test → フレーム境界で入れ替え。失敗時は現行版を継続し、同じ失敗した選択は再試行しない</w:t>
+              <w:t xml:space="preserve">ログに記録。値は no-target → 8190、timeout／error → −1 としてロジックに渡す</w:t>
+            </w:r>
+          </w:p>
+        </w:tc>
+      </w:tr>
+      <w:tr>
+        <w:trPr>
+          <w:cantSplit/>
+          <w:tblHeader w:val="false"/>
+        </w:trPr>
+        <w:tc>
+          <w:tcPr>
+            <w:tcW w:type="dxa" w:w="3600"/>
+            <w:tcBorders>
+              <w:top w:val="single" w:color="A6A6A6" w:sz="4"/>
+              <w:left w:val="single" w:color="A6A6A6" w:sz="4"/>
+              <w:bottom w:val="single" w:color="A6A6A6" w:sz="4"/>
+              <w:right w:val="single" w:color="A6A6A6" w:sz="4"/>
+            </w:tcBorders>
+            <w:shd w:fill="DCE3F0" w:color="auto" w:val="clear"/>
+            <w:tcMar>
+              <w:top w:type="dxa" w:w="60"/>
+              <w:left w:type="dxa" w:w="100"/>
+              <w:bottom w:type="dxa" w:w="60"/>
+              <w:right w:type="dxa" w:w="100"/>
+            </w:tcMar>
+          </w:tcPr>
+          <w:p>
+            <w:pPr>
+              <w:spacing w:after="20" w:line="260"/>
+            </w:pPr>
+            <w:r>
+              <w:rPr>
+                <w:b w:val="false"/>
+                <w:bCs w:val="false"/>
+                <w:color w:val="000000"/>
+                <w:sz w:val="19"/>
+                <w:szCs w:val="19"/>
+              </w:rPr>
+              <w:t xml:space="preserve">制御ループが watchdog_ms 以上止まった</w:t>
+            </w:r>
+          </w:p>
+        </w:tc>
+        <w:tc>
+          <w:tcPr>
+            <w:tcW w:type="dxa" w:w="6038"/>
+            <w:tcBorders>
+              <w:top w:val="single" w:color="A6A6A6" w:sz="4"/>
+              <w:left w:val="single" w:color="A6A6A6" w:sz="4"/>
+              <w:bottom w:val="single" w:color="A6A6A6" w:sz="4"/>
+              <w:right w:val="single" w:color="A6A6A6" w:sz="4"/>
+            </w:tcBorders>
+            <w:shd w:fill="DCE3F0" w:color="auto" w:val="clear"/>
+            <w:tcMar>
+              <w:top w:type="dxa" w:w="60"/>
+              <w:left w:type="dxa" w:w="100"/>
+              <w:bottom w:type="dxa" w:w="60"/>
+              <w:right w:type="dxa" w:w="100"/>
+            </w:tcMar>
+          </w:tcPr>
+          <w:p>
+            <w:pPr>
+              <w:spacing w:after="20" w:line="260"/>
+            </w:pPr>
+            <w:r>
+              <w:rPr>
+                <w:b w:val="false"/>
+                <w:bCs w:val="false"/>
+                <w:color w:val="000000"/>
+                <w:sz w:val="19"/>
+                <w:szCs w:val="19"/>
+              </w:rPr>
+              <w:t xml:space="preserve">監視スレッドがモーターをブレーキし、復帰時にログを残す</w:t>
+            </w:r>
+          </w:p>
+        </w:tc>
+      </w:tr>
+      <w:tr>
+        <w:trPr>
+          <w:cantSplit/>
+          <w:tblHeader w:val="false"/>
+        </w:trPr>
+        <w:tc>
+          <w:tcPr>
+            <w:tcW w:type="dxa" w:w="3600"/>
+            <w:tcBorders>
+              <w:top w:val="single" w:color="A6A6A6" w:sz="4"/>
+              <w:left w:val="single" w:color="A6A6A6" w:sz="4"/>
+              <w:bottom w:val="single" w:color="A6A6A6" w:sz="4"/>
+              <w:right w:val="single" w:color="A6A6A6" w:sz="4"/>
+            </w:tcBorders>
+            <w:shd w:fill="FFFFFF" w:color="auto" w:val="clear"/>
+            <w:tcMar>
+              <w:top w:type="dxa" w:w="60"/>
+              <w:left w:type="dxa" w:w="100"/>
+              <w:bottom w:type="dxa" w:w="60"/>
+              <w:right w:type="dxa" w:w="100"/>
+            </w:tcMar>
+          </w:tcPr>
+          <w:p>
+            <w:pPr>
+              <w:spacing w:after="20" w:line="260"/>
+            </w:pPr>
+            <w:r>
+              <w:rPr>
+                <w:b w:val="false"/>
+                <w:bCs w:val="false"/>
+                <w:color w:val="000000"/>
+                <w:sz w:val="19"/>
+                <w:szCs w:val="19"/>
+              </w:rPr>
+              <w:t xml:space="preserve">制御周期を超過</w:t>
+            </w:r>
+          </w:p>
+        </w:tc>
+        <w:tc>
+          <w:tcPr>
+            <w:tcW w:type="dxa" w:w="6038"/>
+            <w:tcBorders>
+              <w:top w:val="single" w:color="A6A6A6" w:sz="4"/>
+              <w:left w:val="single" w:color="A6A6A6" w:sz="4"/>
+              <w:bottom w:val="single" w:color="A6A6A6" w:sz="4"/>
+              <w:right w:val="single" w:color="A6A6A6" w:sz="4"/>
+            </w:tcBorders>
+            <w:shd w:fill="FFFFFF" w:color="auto" w:val="clear"/>
+            <w:tcMar>
+              <w:top w:type="dxa" w:w="60"/>
+              <w:left w:type="dxa" w:w="100"/>
+              <w:bottom w:type="dxa" w:w="60"/>
+              <w:right w:type="dxa" w:w="100"/>
+            </w:tcMar>
+          </w:tcPr>
+          <w:p>
+            <w:pPr>
+              <w:spacing w:after="20" w:line="260"/>
+            </w:pPr>
+            <w:r>
+              <w:rPr>
+                <w:b w:val="false"/>
+                <w:bCs w:val="false"/>
+                <w:color w:val="000000"/>
+                <w:sz w:val="19"/>
+                <w:szCs w:val="19"/>
+              </w:rPr>
+              <w:t xml:space="preserve">警告ログ（20回ごと）を残し、次の周期を現在時刻から取り直す</w:t>
+            </w:r>
+          </w:p>
+        </w:tc>
+      </w:tr>
+      <w:tr>
+        <w:trPr>
+          <w:cantSplit/>
+          <w:tblHeader w:val="false"/>
+        </w:trPr>
+        <w:tc>
+          <w:tcPr>
+            <w:tcW w:type="dxa" w:w="3600"/>
+            <w:tcBorders>
+              <w:top w:val="single" w:color="A6A6A6" w:sz="4"/>
+              <w:left w:val="single" w:color="A6A6A6" w:sz="4"/>
+              <w:bottom w:val="single" w:color="A6A6A6" w:sz="4"/>
+              <w:right w:val="single" w:color="A6A6A6" w:sz="4"/>
+            </w:tcBorders>
+            <w:shd w:fill="DCE3F0" w:color="auto" w:val="clear"/>
+            <w:tcMar>
+              <w:top w:type="dxa" w:w="60"/>
+              <w:left w:type="dxa" w:w="100"/>
+              <w:bottom w:type="dxa" w:w="60"/>
+              <w:right w:type="dxa" w:w="100"/>
+            </w:tcMar>
+          </w:tcPr>
+          <w:p>
+            <w:pPr>
+              <w:spacing w:after="20" w:line="260"/>
+            </w:pPr>
+            <w:r>
+              <w:rPr>
+                <w:b w:val="false"/>
+                <w:bCs w:val="false"/>
+                <w:color w:val="000000"/>
+                <w:sz w:val="19"/>
+                <w:szCs w:val="19"/>
+              </w:rPr>
+              <w:t xml:space="preserve">切り替え要求（current/* の変更、または PC の activate／rollback）</w:t>
+            </w:r>
+          </w:p>
+        </w:tc>
+        <w:tc>
+          <w:tcPr>
+            <w:tcW w:type="dxa" w:w="6038"/>
+            <w:tcBorders>
+              <w:top w:val="single" w:color="A6A6A6" w:sz="4"/>
+              <w:left w:val="single" w:color="A6A6A6" w:sz="4"/>
+              <w:bottom w:val="single" w:color="A6A6A6" w:sz="4"/>
+              <w:right w:val="single" w:color="A6A6A6" w:sz="4"/>
+            </w:tcBorders>
+            <w:shd w:fill="DCE3F0" w:color="auto" w:val="clear"/>
+            <w:tcMar>
+              <w:top w:type="dxa" w:w="60"/>
+              <w:left w:type="dxa" w:w="100"/>
+              <w:bottom w:type="dxa" w:w="60"/>
+              <w:right w:type="dxa" w:w="100"/>
+            </w:tcMar>
+          </w:tcPr>
+          <w:p>
+            <w:pPr>
+              <w:spacing w:after="20" w:line="260"/>
+            </w:pPr>
+            <w:r>
+              <w:rPr>
+                <w:b w:val="false"/>
+                <w:bCs w:val="false"/>
+                <w:color w:val="000000"/>
+                <w:sz w:val="19"/>
+                <w:szCs w:val="19"/>
+              </w:rPr>
+              <w:t xml:space="preserve">manifest 検証 → ABI・ロジック名の一致確認 → 生成 → self_test → フレーム境界で入れ替え。失敗時は現行版を継続し、current/* のリンクを走行中の版へ戻す（再起動しても走れるようにする。previous/* は変えない）。ssh 経由で変えたリンクは activation_poll_ms ごとに、PC からの要求は次のフレームで処理する</w:t>
+            </w:r>
+          </w:p>
+        </w:tc>
+      </w:tr>
+      <w:tr>
+        <w:trPr>
+          <w:cantSplit/>
+          <w:tblHeader w:val="false"/>
+        </w:trPr>
+        <w:tc>
+          <w:tcPr>
+            <w:tcW w:type="dxa" w:w="3600"/>
+            <w:tcBorders>
+              <w:top w:val="single" w:color="A6A6A6" w:sz="4"/>
+              <w:left w:val="single" w:color="A6A6A6" w:sz="4"/>
+              <w:bottom w:val="single" w:color="A6A6A6" w:sz="4"/>
+              <w:right w:val="single" w:color="A6A6A6" w:sz="4"/>
+            </w:tcBorders>
+            <w:shd w:fill="FFFFFF" w:color="auto" w:val="clear"/>
+            <w:tcMar>
+              <w:top w:type="dxa" w:w="60"/>
+              <w:left w:type="dxa" w:w="100"/>
+              <w:bottom w:type="dxa" w:w="60"/>
+              <w:right w:type="dxa" w:w="100"/>
+            </w:tcMar>
+          </w:tcPr>
+          <w:p>
+            <w:pPr>
+              <w:spacing w:after="20" w:line="260"/>
+            </w:pPr>
+            <w:r>
+              <w:rPr>
+                <w:b w:val="false"/>
+                <w:bCs w:val="false"/>
+                <w:color w:val="000000"/>
+                <w:sz w:val="19"/>
+                <w:szCs w:val="19"/>
+              </w:rPr>
+              <w:t xml:space="preserve">起動時に current/* の版を読み込めない</w:t>
+            </w:r>
+          </w:p>
+        </w:tc>
+        <w:tc>
+          <w:tcPr>
+            <w:tcW w:type="dxa" w:w="6038"/>
+            <w:tcBorders>
+              <w:top w:val="single" w:color="A6A6A6" w:sz="4"/>
+              <w:left w:val="single" w:color="A6A6A6" w:sz="4"/>
+              <w:bottom w:val="single" w:color="A6A6A6" w:sz="4"/>
+              <w:right w:val="single" w:color="A6A6A6" w:sz="4"/>
+            </w:tcBorders>
+            <w:shd w:fill="FFFFFF" w:color="auto" w:val="clear"/>
+            <w:tcMar>
+              <w:top w:type="dxa" w:w="60"/>
+              <w:left w:type="dxa" w:w="100"/>
+              <w:bottom w:type="dxa" w:w="60"/>
+              <w:right w:type="dxa" w:w="100"/>
+            </w:tcMar>
+          </w:tcPr>
+          <w:p>
+            <w:pPr>
+              <w:spacing w:after="20" w:line="260"/>
+            </w:pPr>
+            <w:r>
+              <w:rPr>
+                <w:b w:val="false"/>
+                <w:bCs w:val="false"/>
+                <w:color w:val="000000"/>
+                <w:sz w:val="19"/>
+                <w:szCs w:val="19"/>
+              </w:rPr>
+              <w:t xml:space="preserve">previous/* の版を1回だけ試し、成功すれば current/* をその版へ戻して走行する。それも失敗すれば終了コード 4（systemd が 5 秒後に再起動）</w:t>
             </w:r>
           </w:p>
         </w:tc>
@@ -10524,7 +11386,59 @@
         <w:spacing w:after="100" w:line="300"/>
       </w:pPr>
       <w:r>
-        <w:t xml:space="preserve">1行に1つの JSON オブジェクト（UTF-8、改行は LF、オブジェクト内に改行を含まない）。PC は要求（id, type, params）を送り、車は同じ id の応答（id, ok, error, result）を返します。車は要求と無関係にイベント（event, data）を送ることがあります。受信側は "event" キーがあればイベント、"ok" キーがあれば応答、"type" キーがあれば要求として解釈します。</w:t>
+        <w:t xml:space="preserve">1行に1つの JSON オブジェクト（UTF-8、改行は LF、オブジェクト内に改行を含まない、1行 64 KiB まで）。PC は要求（id, type, params）を送り、車は同じ id の応答（id, ok, error, result）を返します。車は要求と無関係にイベント（event, data）を送ることがあります。受信側は "event" キーがあればイベント、"ok" キーがあれば応答、"type" キーがあれば要求として解釈します。</w:t>
+      </w:r>
+    </w:p>
+    <w:p>
+      <w:pPr>
+        <w:pStyle w:val="ListParagraph"/>
+        <w:numPr>
+          <w:ilvl w:val="0"/>
+          <w:numId w:val="2"/>
+        </w:numPr>
+        <w:spacing w:after="60" w:line="290"/>
+      </w:pPr>
+      <w:r>
+        <w:t xml:space="preserve">接続後、最初の要求は hello でなければならず、それ以外は "hello first" で拒否される。protocol が合わなければ hello 自体が拒否される</w:t>
+      </w:r>
+    </w:p>
+    <w:p>
+      <w:pPr>
+        <w:pStyle w:val="ListParagraph"/>
+        <w:numPr>
+          <w:ilvl w:val="0"/>
+          <w:numId w:val="2"/>
+        </w:numPr>
+        <w:spacing w:after="60" w:line="290"/>
+      </w:pPr>
+      <w:r>
+        <w:t xml:space="preserve">同時に接続できるクライアントは1つ。2つ目の接続には {"id":0,"ok":false,"error":"busy: …"} を返して切断する</w:t>
+      </w:r>
+    </w:p>
+    <w:p>
+      <w:pPr>
+        <w:pStyle w:val="ListParagraph"/>
+        <w:numPr>
+          <w:ilvl w:val="0"/>
+          <w:numId w:val="2"/>
+        </w:numPr>
+        <w:spacing w:after="60" w:line="290"/>
+      </w:pPr>
+      <w:r>
+        <w:t xml:space="preserve">JSON として読めない行や id の無い行には id=0 の ok=false を返す（PC 側はどの要求にも対応しないため無視する）</w:t>
+      </w:r>
+    </w:p>
+    <w:p>
+      <w:pPr>
+        <w:pStyle w:val="ListParagraph"/>
+        <w:numPr>
+          <w:ilvl w:val="0"/>
+          <w:numId w:val="2"/>
+        </w:numPr>
+        <w:spacing w:after="60" w:line="290"/>
+      </w:pPr>
+      <w:r>
+        <w:t xml:space="preserve">応答は要求を処理してから返す。activate／rollback は本体の検証が終わるまで（最長 5 秒）待ってから応答する</w:t>
       </w:r>
     </w:p>
     <w:p>
@@ -10822,7 +11736,7 @@
                 <w:sz w:val="19"/>
                 <w:szCs w:val="19"/>
               </w:rPr>
-              <w:t xml:space="preserve">client, protocol</w:t>
+              <w:t xml:space="preserve">client, protocol（=1）</w:t>
             </w:r>
           </w:p>
         </w:tc>
@@ -10855,7 +11769,7 @@
                 <w:sz w:val="19"/>
                 <w:szCs w:val="19"/>
               </w:rPr>
-              <w:t xml:space="preserve">接続開始。protocol が合わなければ ok=false。result に car, core_version, protocol</w:t>
+              <w:t xml:space="preserve">接続開始。protocol が合わなければ ok=false。result に car（core.json の car_name）, core_version, protocol</w:t>
             </w:r>
           </w:p>
         </w:tc>
@@ -10961,7 +11875,7 @@
                 <w:sz w:val="19"/>
                 <w:szCs w:val="19"/>
               </w:rPr>
-              <w:t xml:space="preserve">result に mode, logic_name, logic_version, pack_id, pack_version, state_name, estop, battery_mv（0 = 未測定）</w:t>
+              <w:t xml:space="preserve">result に mode, estop, estop_reason（request | heartbeat | disconnected | 空）, logic_name, logic_version, pack_id, pack_version, state_name, battery_mv（0 = 未測定）</w:t>
             </w:r>
           </w:p>
         </w:tc>
@@ -11067,7 +11981,7 @@
                 <w:sz w:val="19"/>
                 <w:szCs w:val="19"/>
               </w:rPr>
-              <w:t xml:space="preserve">auto = ロジックが走行、manual = PC の manual_drive で走行、record_only = モーター停止のままテレメトリ送信</w:t>
+              <w:t xml:space="preserve">モード切替（3.5 参照）。切り替え時に手動指令は 0 に戻り、この要求自体が heartbeat として数えられる</w:t>
             </w:r>
           </w:p>
         </w:tc>
@@ -11173,7 +12087,7 @@
                 <w:sz w:val="19"/>
                 <w:szCs w:val="19"/>
               </w:rPr>
-              <w:t xml:space="preserve">manual モードのときだけ受理。最後の指令を保持</w:t>
+              <w:t xml:space="preserve">manual モードのときだけ受理（それ以外は ok=false）。最後の指令を保持。heartbeat としても数える</w:t>
             </w:r>
           </w:p>
         </w:tc>
@@ -11279,7 +12193,7 @@
                 <w:sz w:val="19"/>
                 <w:szCs w:val="19"/>
               </w:rPr>
-              <w:t xml:space="preserve">PC が 250 ms ごとに送る。manual モードで 1000 ms 途絶すると車は停止</w:t>
+              <w:t xml:space="preserve">PC が 250 ms ごとに送る。manual モードで heartbeat_timeout_ms（既定 1000 ms）途絶すると非常停止</w:t>
             </w:r>
           </w:p>
         </w:tc>
@@ -11385,7 +12299,7 @@
                 <w:sz w:val="19"/>
                 <w:szCs w:val="19"/>
               </w:rPr>
-              <w:t xml:space="preserve">非常停止。モードに関係なくブレーキし、estop_clear まで走らない</w:t>
+              <w:t xml:space="preserve">非常停止をラッチ。モードに関係なくブレーキし、estop_clear まで走らない</w:t>
             </w:r>
           </w:p>
         </w:tc>
@@ -11597,7 +12511,7 @@
                 <w:sz w:val="19"/>
                 <w:szCs w:val="19"/>
               </w:rPr>
-              <w:t xml:space="preserve">result に logic[]、packs[]（ディレクトリ名、版、manifest の検証結果）と current, previous</w:t>
+              <w:t xml:space="preserve">result に logic[]、packs[]（各 name = ディレクトリ名, id, version, verified, error）と current{logic, pack}, previous{logic, pack}（ディレクトリ名）</w:t>
             </w:r>
           </w:p>
         </w:tc>
@@ -11703,7 +12617,7 @@
                 <w:sz w:val="19"/>
                 <w:szCs w:val="19"/>
               </w:rPr>
-              <w:t xml:space="preserve">rumicar-activate と同じ切り替え。result に status/activation.json の内容</w:t>
+              <w:t xml:space="preserve">rumicar-activate と同じリンク切り替えを行い、本体の検証を待つ。成功なら result に logic_dir, pack_dir。失敗なら ok=false（error に理由）で現行版を継続し、リンクは走行中の版へ戻る</w:t>
             </w:r>
           </w:p>
         </w:tc>
@@ -11809,7 +12723,7 @@
                 <w:sz w:val="19"/>
                 <w:szCs w:val="19"/>
               </w:rPr>
-              <w:t xml:space="preserve">previous/* へ戻す</w:t>
+              <w:t xml:space="preserve">previous/* へ戻し、activate と同様に本体の検証を待つ</w:t>
             </w:r>
           </w:p>
         </w:tc>
@@ -11915,7 +12829,7 @@
                 <w:sz w:val="19"/>
                 <w:szCs w:val="19"/>
               </w:rPr>
-              <w:t xml:space="preserve">AP の SSID／チャネルを一時的に変更（再起動で初期値）。応答後に切り替わるため再接続が必要</w:t>
+              <w:t xml:space="preserve">本版の車側では未対応（ok=false "not available"）。AP 設定の版で実装：一時的な変更（再起動で初期値）、応答後に再接続が必要</w:t>
             </w:r>
           </w:p>
         </w:tc>
@@ -11988,7 +12902,7 @@
                 <w:sz w:val="19"/>
                 <w:szCs w:val="19"/>
               </w:rPr>
-              <w:t xml:space="preserve">lines</w:t>
+              <w:t xml:space="preserve">lines（1〜500、既定 100）</w:t>
             </w:r>
           </w:p>
         </w:tc>
@@ -12021,7 +12935,7 @@
                 <w:sz w:val="19"/>
                 <w:szCs w:val="19"/>
               </w:rPr>
-              <w:t xml:space="preserve">result に journal の末尾 lines 行</w:t>
+              <w:t xml:space="preserve">result.lines に本体のログの末尾（メモリ上の直近 500 行まで）</w:t>
             </w:r>
           </w:p>
         </w:tc>
@@ -12255,7 +13169,7 @@
                 <w:sz w:val="19"/>
                 <w:szCs w:val="19"/>
               </w:rPr>
-              <w:t xml:space="preserve">モード・版・非常停止の状態が変わったとき</w:t>
+              <w:t xml:space="preserve">モードが変わったとき、非常停止が変わったとき、切り替えが終わったとき</w:t>
             </w:r>
           </w:p>
         </w:tc>
@@ -12328,7 +13242,7 @@
                 <w:sz w:val="19"/>
                 <w:szCs w:val="19"/>
               </w:rPr>
-              <w:t xml:space="preserve">reason</w:t>
+              <w:t xml:space="preserve">active（真偽）, reason（request | heartbeat | disconnected）</w:t>
             </w:r>
           </w:p>
         </w:tc>
@@ -12361,7 +13275,7 @@
                 <w:sz w:val="19"/>
                 <w:szCs w:val="19"/>
               </w:rPr>
-              <w:t xml:space="preserve">車側の判断で非常停止したとき（watchdog、heartbeat 途絶、センサー異常）</w:t>
+              <w:t xml:space="preserve">非常停止がラッチされたとき・解除されたとき</w:t>
             </w:r>
           </w:p>
         </w:tc>
@@ -12434,7 +13348,7 @@
                 <w:sz w:val="19"/>
                 <w:szCs w:val="19"/>
               </w:rPr>
-              <w:t xml:space="preserve">ok, message</w:t>
+              <w:t xml:space="preserve">ok, logic_dir, pack_dir, error</w:t>
             </w:r>
           </w:p>
         </w:tc>
@@ -12467,7 +13381,7 @@
                 <w:sz w:val="19"/>
                 <w:szCs w:val="19"/>
               </w:rPr>
-              <w:t xml:space="preserve">切り替え要求の処理が終わったとき（ssh 経由の rumicar-activate を含む）</w:t>
+              <w:t xml:space="preserve">PC からの activate／rollback の処理が終わったとき</w:t>
             </w:r>
           </w:p>
         </w:tc>
@@ -12483,7 +13397,7 @@
         <w:spacing w:after="100" w:line="300"/>
       </w:pPr>
       <w:r>
-        <w:t xml:space="preserve">PC 側の実装（RumiCar.Protocol.Control）は要求の組み立てと応答・イベントの判別を行い、引数の範囲（steer、drive_permille、kind、ディレクトリ名、ssid、channel）を送る前に検査します。車側のサーバーは次の版で実装します。</w:t>
+        <w:t xml:space="preserve">PC 側の実装（RumiCar.Protocol.Control）は要求の組み立てと応答・イベントの判別を行い、引数の範囲（steer、drive_permille、kind、ディレクトリ名、ssid、channel）を送る前に検査します。車側（car/core/src/net/control_server.cpp、request_handler.cpp）も同じ範囲を検査して ok=false を返します。イベントは要求処理の合間（100 ms 以内）に送られ、未接続のときは捨てられます。</w:t>
       </w:r>
     </w:p>
     <w:p>
@@ -13801,7 +14715,7 @@
                 <w:sz w:val="19"/>
                 <w:szCs w:val="19"/>
               </w:rPr>
-              <w:t xml:space="preserve">モーターに出力した指令</w:t>
+              <w:t xml:space="preserve">モーターに実際に出力した指令（非常停止・record_only では 0）</w:t>
             </w:r>
           </w:p>
         </w:tc>
@@ -13841,7 +14755,7 @@
                 <w:sz w:val="19"/>
                 <w:szCs w:val="19"/>
               </w:rPr>
-              <w:t xml:space="preserve">state / state_name</w:t>
+              <w:t xml:space="preserve">logic_steer / logic_drive_permille</w:t>
             </w:r>
           </w:p>
         </w:tc>
@@ -13874,7 +14788,7 @@
                 <w:sz w:val="19"/>
                 <w:szCs w:val="19"/>
               </w:rPr>
-              <w:t xml:space="preserve">int / string</w:t>
+              <w:t xml:space="preserve">int</w:t>
             </w:r>
           </w:p>
         </w:tc>
@@ -13907,7 +14821,7 @@
                 <w:sz w:val="19"/>
                 <w:szCs w:val="19"/>
               </w:rPr>
-              <w:t xml:space="preserve">ロジックの状態</w:t>
+              <w:t xml:space="preserve">ロジックがそのフレームで判断した指令（manual や record_only でも載る）</w:t>
             </w:r>
           </w:p>
         </w:tc>
@@ -13947,7 +14861,7 @@
                 <w:sz w:val="19"/>
                 <w:szCs w:val="19"/>
               </w:rPr>
-              <w:t xml:space="preserve">flags</w:t>
+              <w:t xml:space="preserve">state / state_name</w:t>
             </w:r>
           </w:p>
         </w:tc>
@@ -13980,7 +14894,7 @@
                 <w:sz w:val="19"/>
                 <w:szCs w:val="19"/>
               </w:rPr>
-              <w:t xml:space="preserve">u32</w:t>
+              <w:t xml:space="preserve">int / string</w:t>
             </w:r>
           </w:p>
         </w:tc>
@@ -14013,7 +14927,7 @@
                 <w:sz w:val="19"/>
                 <w:szCs w:val="19"/>
               </w:rPr>
-              <w:t xml:space="preserve">指令の flags</w:t>
+              <w:t xml:space="preserve">ロジックの状態</w:t>
             </w:r>
           </w:p>
         </w:tc>
@@ -14053,7 +14967,7 @@
                 <w:sz w:val="19"/>
                 <w:szCs w:val="19"/>
               </w:rPr>
-              <w:t xml:space="preserve">mode</w:t>
+              <w:t xml:space="preserve">flags</w:t>
             </w:r>
           </w:p>
         </w:tc>
@@ -14086,7 +15000,7 @@
                 <w:sz w:val="19"/>
                 <w:szCs w:val="19"/>
               </w:rPr>
-              <w:t xml:space="preserve">string</w:t>
+              <w:t xml:space="preserve">u32</w:t>
             </w:r>
           </w:p>
         </w:tc>
@@ -14119,7 +15033,7 @@
                 <w:sz w:val="19"/>
                 <w:szCs w:val="19"/>
               </w:rPr>
-              <w:t xml:space="preserve">auto / manual / record_only</w:t>
+              <w:t xml:space="preserve">ロジックの指令の flags</w:t>
             </w:r>
           </w:p>
         </w:tc>
@@ -14159,7 +15073,7 @@
                 <w:sz w:val="19"/>
                 <w:szCs w:val="19"/>
               </w:rPr>
-              <w:t xml:space="preserve">logic_version / pack_version</w:t>
+              <w:t xml:space="preserve">mode</w:t>
             </w:r>
           </w:p>
         </w:tc>
@@ -14225,7 +15139,7 @@
                 <w:sz w:val="19"/>
                 <w:szCs w:val="19"/>
               </w:rPr>
-              <w:t xml:space="preserve">実行中の版</w:t>
+              <w:t xml:space="preserve">auto / manual / record_only</w:t>
             </w:r>
           </w:p>
         </w:tc>
@@ -14265,7 +15179,7 @@
                 <w:sz w:val="19"/>
                 <w:szCs w:val="19"/>
               </w:rPr>
-              <w:t xml:space="preserve">battery_mv</w:t>
+              <w:t xml:space="preserve">estop</w:t>
             </w:r>
           </w:p>
         </w:tc>
@@ -14298,7 +15212,7 @@
                 <w:sz w:val="19"/>
                 <w:szCs w:val="19"/>
               </w:rPr>
-              <w:t xml:space="preserve">int</w:t>
+              <w:t xml:space="preserve">bool</w:t>
             </w:r>
           </w:p>
         </w:tc>
@@ -14331,7 +15245,7 @@
                 <w:sz w:val="19"/>
                 <w:szCs w:val="19"/>
               </w:rPr>
-              <w:t xml:space="preserve">バッテリー電圧（mV）。0 = 未測定</w:t>
+              <w:t xml:space="preserve">非常停止がラッチされているか</w:t>
             </w:r>
           </w:p>
         </w:tc>
@@ -14371,6 +15285,218 @@
                 <w:sz w:val="19"/>
                 <w:szCs w:val="19"/>
               </w:rPr>
+              <w:t xml:space="preserve">logic_version / pack_version</w:t>
+            </w:r>
+          </w:p>
+        </w:tc>
+        <w:tc>
+          <w:tcPr>
+            <w:tcW w:type="dxa" w:w="1600"/>
+            <w:tcBorders>
+              <w:top w:val="single" w:color="A6A6A6" w:sz="4"/>
+              <w:left w:val="single" w:color="A6A6A6" w:sz="4"/>
+              <w:bottom w:val="single" w:color="A6A6A6" w:sz="4"/>
+              <w:right w:val="single" w:color="A6A6A6" w:sz="4"/>
+            </w:tcBorders>
+            <w:shd w:fill="DCE3F0" w:color="auto" w:val="clear"/>
+            <w:tcMar>
+              <w:top w:type="dxa" w:w="60"/>
+              <w:left w:type="dxa" w:w="100"/>
+              <w:bottom w:type="dxa" w:w="60"/>
+              <w:right w:type="dxa" w:w="100"/>
+            </w:tcMar>
+          </w:tcPr>
+          <w:p>
+            <w:pPr>
+              <w:spacing w:after="20" w:line="260"/>
+            </w:pPr>
+            <w:r>
+              <w:rPr>
+                <w:b w:val="false"/>
+                <w:bCs w:val="false"/>
+                <w:color w:val="000000"/>
+                <w:sz w:val="19"/>
+                <w:szCs w:val="19"/>
+              </w:rPr>
+              <w:t xml:space="preserve">string</w:t>
+            </w:r>
+          </w:p>
+        </w:tc>
+        <w:tc>
+          <w:tcPr>
+            <w:tcW w:type="dxa" w:w="5038"/>
+            <w:tcBorders>
+              <w:top w:val="single" w:color="A6A6A6" w:sz="4"/>
+              <w:left w:val="single" w:color="A6A6A6" w:sz="4"/>
+              <w:bottom w:val="single" w:color="A6A6A6" w:sz="4"/>
+              <w:right w:val="single" w:color="A6A6A6" w:sz="4"/>
+            </w:tcBorders>
+            <w:shd w:fill="DCE3F0" w:color="auto" w:val="clear"/>
+            <w:tcMar>
+              <w:top w:type="dxa" w:w="60"/>
+              <w:left w:type="dxa" w:w="100"/>
+              <w:bottom w:type="dxa" w:w="60"/>
+              <w:right w:type="dxa" w:w="100"/>
+            </w:tcMar>
+          </w:tcPr>
+          <w:p>
+            <w:pPr>
+              <w:spacing w:after="20" w:line="260"/>
+            </w:pPr>
+            <w:r>
+              <w:rPr>
+                <w:b w:val="false"/>
+                <w:bCs w:val="false"/>
+                <w:color w:val="000000"/>
+                <w:sz w:val="19"/>
+                <w:szCs w:val="19"/>
+              </w:rPr>
+              <w:t xml:space="preserve">実行中の版</w:t>
+            </w:r>
+          </w:p>
+        </w:tc>
+      </w:tr>
+      <w:tr>
+        <w:trPr>
+          <w:cantSplit/>
+          <w:tblHeader w:val="false"/>
+        </w:trPr>
+        <w:tc>
+          <w:tcPr>
+            <w:tcW w:type="dxa" w:w="3000"/>
+            <w:tcBorders>
+              <w:top w:val="single" w:color="A6A6A6" w:sz="4"/>
+              <w:left w:val="single" w:color="A6A6A6" w:sz="4"/>
+              <w:bottom w:val="single" w:color="A6A6A6" w:sz="4"/>
+              <w:right w:val="single" w:color="A6A6A6" w:sz="4"/>
+            </w:tcBorders>
+            <w:shd w:fill="FFFFFF" w:color="auto" w:val="clear"/>
+            <w:tcMar>
+              <w:top w:type="dxa" w:w="60"/>
+              <w:left w:type="dxa" w:w="100"/>
+              <w:bottom w:type="dxa" w:w="60"/>
+              <w:right w:type="dxa" w:w="100"/>
+            </w:tcMar>
+          </w:tcPr>
+          <w:p>
+            <w:pPr>
+              <w:spacing w:after="20" w:line="260"/>
+            </w:pPr>
+            <w:r>
+              <w:rPr>
+                <w:rFonts w:ascii="Consolas" w:cs="Consolas" w:eastAsia="Consolas" w:hAnsi="Consolas"/>
+                <w:b w:val="false"/>
+                <w:bCs w:val="false"/>
+                <w:color w:val="000000"/>
+                <w:sz w:val="19"/>
+                <w:szCs w:val="19"/>
+              </w:rPr>
+              <w:t xml:space="preserve">battery_mv</w:t>
+            </w:r>
+          </w:p>
+        </w:tc>
+        <w:tc>
+          <w:tcPr>
+            <w:tcW w:type="dxa" w:w="1600"/>
+            <w:tcBorders>
+              <w:top w:val="single" w:color="A6A6A6" w:sz="4"/>
+              <w:left w:val="single" w:color="A6A6A6" w:sz="4"/>
+              <w:bottom w:val="single" w:color="A6A6A6" w:sz="4"/>
+              <w:right w:val="single" w:color="A6A6A6" w:sz="4"/>
+            </w:tcBorders>
+            <w:shd w:fill="FFFFFF" w:color="auto" w:val="clear"/>
+            <w:tcMar>
+              <w:top w:type="dxa" w:w="60"/>
+              <w:left w:type="dxa" w:w="100"/>
+              <w:bottom w:type="dxa" w:w="60"/>
+              <w:right w:type="dxa" w:w="100"/>
+            </w:tcMar>
+          </w:tcPr>
+          <w:p>
+            <w:pPr>
+              <w:spacing w:after="20" w:line="260"/>
+            </w:pPr>
+            <w:r>
+              <w:rPr>
+                <w:b w:val="false"/>
+                <w:bCs w:val="false"/>
+                <w:color w:val="000000"/>
+                <w:sz w:val="19"/>
+                <w:szCs w:val="19"/>
+              </w:rPr>
+              <w:t xml:space="preserve">int</w:t>
+            </w:r>
+          </w:p>
+        </w:tc>
+        <w:tc>
+          <w:tcPr>
+            <w:tcW w:type="dxa" w:w="5038"/>
+            <w:tcBorders>
+              <w:top w:val="single" w:color="A6A6A6" w:sz="4"/>
+              <w:left w:val="single" w:color="A6A6A6" w:sz="4"/>
+              <w:bottom w:val="single" w:color="A6A6A6" w:sz="4"/>
+              <w:right w:val="single" w:color="A6A6A6" w:sz="4"/>
+            </w:tcBorders>
+            <w:shd w:fill="FFFFFF" w:color="auto" w:val="clear"/>
+            <w:tcMar>
+              <w:top w:type="dxa" w:w="60"/>
+              <w:left w:type="dxa" w:w="100"/>
+              <w:bottom w:type="dxa" w:w="60"/>
+              <w:right w:type="dxa" w:w="100"/>
+            </w:tcMar>
+          </w:tcPr>
+          <w:p>
+            <w:pPr>
+              <w:spacing w:after="20" w:line="260"/>
+            </w:pPr>
+            <w:r>
+              <w:rPr>
+                <w:b w:val="false"/>
+                <w:bCs w:val="false"/>
+                <w:color w:val="000000"/>
+                <w:sz w:val="19"/>
+                <w:szCs w:val="19"/>
+              </w:rPr>
+              <w:t xml:space="preserve">バッテリー電圧（mV）。0 = 未測定</w:t>
+            </w:r>
+          </w:p>
+        </w:tc>
+      </w:tr>
+      <w:tr>
+        <w:trPr>
+          <w:cantSplit/>
+          <w:tblHeader w:val="false"/>
+        </w:trPr>
+        <w:tc>
+          <w:tcPr>
+            <w:tcW w:type="dxa" w:w="3000"/>
+            <w:tcBorders>
+              <w:top w:val="single" w:color="A6A6A6" w:sz="4"/>
+              <w:left w:val="single" w:color="A6A6A6" w:sz="4"/>
+              <w:bottom w:val="single" w:color="A6A6A6" w:sz="4"/>
+              <w:right w:val="single" w:color="A6A6A6" w:sz="4"/>
+            </w:tcBorders>
+            <w:shd w:fill="DCE3F0" w:color="auto" w:val="clear"/>
+            <w:tcMar>
+              <w:top w:type="dxa" w:w="60"/>
+              <w:left w:type="dxa" w:w="100"/>
+              <w:bottom w:type="dxa" w:w="60"/>
+              <w:right w:type="dxa" w:w="100"/>
+            </w:tcMar>
+          </w:tcPr>
+          <w:p>
+            <w:pPr>
+              <w:spacing w:after="20" w:line="260"/>
+            </w:pPr>
+            <w:r>
+              <w:rPr>
+                <w:rFonts w:ascii="Consolas" w:cs="Consolas" w:eastAsia="Consolas" w:hAnsi="Consolas"/>
+                <w:b w:val="false"/>
+                <w:bCs w:val="false"/>
+                <w:color w:val="000000"/>
+                <w:sz w:val="19"/>
+                <w:szCs w:val="19"/>
+              </w:rPr>
               <w:t xml:space="preserve">image_w / image_h</w:t>
             </w:r>
           </w:p>
@@ -14453,7 +15579,7 @@
         <w:spacing w:after="100" w:line="300"/>
       </w:pPr>
       <w:r>
-        <w:t xml:space="preserve">PC 側の受信（TelemetryFrameReader）はストリームの途中からでもマジックを探して同期し、壊れたフレームは読み飛ばして数えます（Resyncs）。</w:t>
+        <w:t xml:space="preserve">車側は制御ループの毎フレーム（既定 50 ms）に1フレーム送ります。クライアントごとに送信待ちの列（network.telemetry_queue_frames）を持ち、PC が受け取りきれないときは古いフレームから捨てて制御ループを待たせません。PC 側の受信（TelemetryFrameReader）はストリームの途中からでもマジックを探して同期し、壊れたフレームは読み飛ばして数えます（Resyncs）。受信側が未知のキーを無視するので、ヘッダへのキー追加は版を上げずに行えます。</w:t>
       </w:r>
     </w:p>
     <w:p>
@@ -15105,7 +16231,7 @@
                 <w:sz w:val="19"/>
                 <w:szCs w:val="19"/>
               </w:rPr>
-              <w:t xml:space="preserve">モード、判断状態、ToF 左／中／右、指令（操舵・駆動）、版（ロジック／パック）、バッテリー、受信コマ数</w:t>
+              <w:t xml:space="preserve">モード、非常停止（理由付き）、判断状態、ToF 左／中／右、モーター出力、ロジックの判断、版（ロジック／パック）、バッテリー、受信コマ数</w:t>
             </w:r>
           </w:p>
         </w:tc>
@@ -15409,7 +16535,7 @@
         <w:spacing w:after="100" w:line="300"/>
       </w:pPr>
       <w:r>
-        <w:t xml:space="preserve">接続すると制御チャネルで hello を送り、テレメトリチャネルを開き、250 ms ごとに heartbeat を送ります。応答は 5 秒で打ち切ります。接続が切れると状態を切断に戻し、収録中なら収録を閉じます。</w:t>
+        <w:t xml:space="preserve">接続すると制御チャネルで hello を送り（応答の car と core_version をログに出す）、テレメトリチャネルを開き、250 ms ごとに heartbeat を送ります。応答は 5 秒で打ち切ります。接続が切れると状態を切断に戻し、収録中なら収録を閉じます。estop／activation／status のイベントはログと状態表示に反映します。</w:t>
       </w:r>
     </w:p>
     <w:p>
@@ -15598,6 +16724,19 @@
       </w:pPr>
       <w:r>
         <w:t xml:space="preserve">C++20、全警告をエラー扱い（-Wall -Wextra -Wpedantic -Werror -Wshadow -Wconversion -Wsign-conversion）</w:t>
+      </w:r>
+    </w:p>
+    <w:p>
+      <w:pPr>
+        <w:pStyle w:val="ListParagraph"/>
+        <w:numPr>
+          <w:ilvl w:val="0"/>
+          <w:numId w:val="2"/>
+        </w:numPr>
+        <w:spacing w:after="60" w:line="290"/>
+      </w:pPr>
+      <w:r>
+        <w:t xml:space="preserve">単体テスト（ctest）：tof_logic（ロジック）、pack（manifest・ローダー・設定）、network（制御／テレメトリサーバーを 127.0.0.1 の実 TCP 接続で動かし、hello・モード・手動操作・heartbeat 途絶・非常停止・list_versions・activate／rollback・失敗時の応答・2 クライアント目の拒否・テレメトリの受信と遅いクライアントでの間引きを確認）</w:t>
       </w:r>
     </w:p>
     <w:p>
@@ -16198,7 +17337,7 @@
         <w:spacing w:after="60" w:line="290"/>
       </w:pPr>
       <w:r>
-        <w:t xml:space="preserve">PC：通信形式の実装と単体テスト、走行管理アプリの画面と接続・操作・収録</w:t>
+        <w:t xml:space="preserve">車：制御サーバー（TCP 5600）とテレメトリサーバー（TCP 5601）、走行モード、非常停止、heartbeat、PC からの activate／rollback、失敗時のリンク復旧、起動時の previous フォールバック、ログ取得（第2版）</w:t>
       </w:r>
     </w:p>
     <w:p>
@@ -16211,6 +17350,19 @@
         <w:spacing w:after="60" w:line="290"/>
       </w:pPr>
       <w:r>
+        <w:t xml:space="preserve">PC：通信形式の実装と単体テスト、走行管理アプリの画面と接続・操作・収録、非常停止とロジック判断の表示（第2版）</w:t>
+      </w:r>
+    </w:p>
+    <w:p>
+      <w:pPr>
+        <w:pStyle w:val="ListParagraph"/>
+        <w:numPr>
+          <w:ilvl w:val="0"/>
+          <w:numId w:val="2"/>
+        </w:numPr>
+        <w:spacing w:after="60" w:line="290"/>
+      </w:pPr>
+      <w:r>
         <w:t xml:space="preserve">自動ビルド：車載（arm64／amd64）と PC（Windows）</w:t>
       </w:r>
     </w:p>
@@ -16232,7 +17384,7 @@
         <w:spacing w:after="60" w:line="290"/>
       </w:pPr>
       <w:r>
-        <w:t xml:space="preserve">車側の制御サーバー（TCP 5600）とテレメトリサーバー（TCP 5601）：モード、heartbeat、非常停止、list_versions／activate／rollback、set_wifi、get_log</w:t>
+        <w:t xml:space="preserve">カメラ取り込み（libcamera、Camera Module 2、カラー）とテレメトリへの JPEG 付加、ロジックへの画像受け渡し</w:t>
       </w:r>
     </w:p>
     <w:p>
@@ -16245,20 +17397,7 @@
         <w:spacing w:after="60" w:line="290"/>
       </w:pPr>
       <w:r>
-        <w:t xml:space="preserve">カメラ取り込み（libcamera、Camera Module 2、カラー）とテレメトリへの JPEG 付加、ロジックへの画像受け渡し</w:t>
-      </w:r>
-    </w:p>
-    <w:p>
-      <w:pPr>
-        <w:pStyle w:val="ListParagraph"/>
-        <w:numPr>
-          <w:ilvl w:val="0"/>
-          <w:numId w:val="4"/>
-        </w:numPr>
-        <w:spacing w:after="60" w:line="290"/>
-      </w:pPr>
-      <w:r>
-        <w:t xml:space="preserve">Wi-Fi AP の設定（NetworkManager、SSID “RumiCar”、10.42.0.1、再起動で初期値に戻る一時変更）</w:t>
+        <w:t xml:space="preserve">Wi-Fi AP の設定（NetworkManager、SSID “RumiCar”、10.42.0.1、再起動で初期値に戻る一時変更）と set_wifi の車側実装</w:t>
       </w:r>
     </w:p>
     <w:p>
@@ -16674,7 +17813,7 @@
                 <w:sz w:val="19"/>
                 <w:szCs w:val="19"/>
               </w:rPr>
-              <w:t xml:space="preserve">50 ms 周期で3センサーの読み取りと出力が収まること（overrun の警告が出ないこと）</w:t>
+              <w:t xml:space="preserve">50 ms 周期で3センサーの読み取りと出力、テレメトリ送信が収まること（overrun の警告が出ないこと）</w:t>
             </w:r>
           </w:p>
         </w:tc>
@@ -16713,7 +17852,7 @@
                 <w:sz w:val="19"/>
                 <w:szCs w:val="19"/>
               </w:rPr>
-              <w:t xml:space="preserve">カメラ</w:t>
+              <w:t xml:space="preserve">通信</w:t>
             </w:r>
           </w:p>
         </w:tc>
@@ -16746,7 +17885,7 @@
                 <w:sz w:val="19"/>
                 <w:szCs w:val="19"/>
               </w:rPr>
-              <w:t xml:space="preserve">Camera Module 2 がカラーで取り込めること（次の版）</w:t>
+              <w:t xml:space="preserve">PC を有線または既存の Wi-Fi で車と同じネットワークに置き、走行管理アプリから接続・モード切替・手動操作・非常停止・activate ができること（AP 化前でも確認できる）</w:t>
             </w:r>
           </w:p>
         </w:tc>
@@ -16785,6 +17924,78 @@
                 <w:sz w:val="19"/>
                 <w:szCs w:val="19"/>
               </w:rPr>
+              <w:t xml:space="preserve">カメラ</w:t>
+            </w:r>
+          </w:p>
+        </w:tc>
+        <w:tc>
+          <w:tcPr>
+            <w:tcW w:type="dxa" w:w="7438"/>
+            <w:tcBorders>
+              <w:top w:val="single" w:color="A6A6A6" w:sz="4"/>
+              <w:left w:val="single" w:color="A6A6A6" w:sz="4"/>
+              <w:bottom w:val="single" w:color="A6A6A6" w:sz="4"/>
+              <w:right w:val="single" w:color="A6A6A6" w:sz="4"/>
+            </w:tcBorders>
+            <w:shd w:fill="DCE3F0" w:color="auto" w:val="clear"/>
+            <w:tcMar>
+              <w:top w:type="dxa" w:w="60"/>
+              <w:left w:type="dxa" w:w="100"/>
+              <w:bottom w:type="dxa" w:w="60"/>
+              <w:right w:type="dxa" w:w="100"/>
+            </w:tcMar>
+          </w:tcPr>
+          <w:p>
+            <w:pPr>
+              <w:spacing w:after="20" w:line="260"/>
+            </w:pPr>
+            <w:r>
+              <w:rPr>
+                <w:b w:val="false"/>
+                <w:bCs w:val="false"/>
+                <w:color w:val="000000"/>
+                <w:sz w:val="19"/>
+                <w:szCs w:val="19"/>
+              </w:rPr>
+              <w:t xml:space="preserve">Camera Module 2 がカラーで取り込めること（次の版）</w:t>
+            </w:r>
+          </w:p>
+        </w:tc>
+      </w:tr>
+      <w:tr>
+        <w:trPr>
+          <w:cantSplit/>
+          <w:tblHeader w:val="false"/>
+        </w:trPr>
+        <w:tc>
+          <w:tcPr>
+            <w:tcW w:type="dxa" w:w="2200"/>
+            <w:tcBorders>
+              <w:top w:val="single" w:color="A6A6A6" w:sz="4"/>
+              <w:left w:val="single" w:color="A6A6A6" w:sz="4"/>
+              <w:bottom w:val="single" w:color="A6A6A6" w:sz="4"/>
+              <w:right w:val="single" w:color="A6A6A6" w:sz="4"/>
+            </w:tcBorders>
+            <w:shd w:fill="FFFFFF" w:color="auto" w:val="clear"/>
+            <w:tcMar>
+              <w:top w:type="dxa" w:w="60"/>
+              <w:left w:type="dxa" w:w="100"/>
+              <w:bottom w:type="dxa" w:w="60"/>
+              <w:right w:type="dxa" w:w="100"/>
+            </w:tcMar>
+          </w:tcPr>
+          <w:p>
+            <w:pPr>
+              <w:spacing w:after="20" w:line="260"/>
+            </w:pPr>
+            <w:r>
+              <w:rPr>
+                <w:b w:val="false"/>
+                <w:bCs w:val="false"/>
+                <w:color w:val="000000"/>
+                <w:sz w:val="19"/>
+                <w:szCs w:val="19"/>
+              </w:rPr>
               <w:t xml:space="preserve">Wi-Fi AP</w:t>
             </w:r>
           </w:p>
@@ -16798,7 +18009,7 @@
               <w:bottom w:val="single" w:color="A6A6A6" w:sz="4"/>
               <w:right w:val="single" w:color="A6A6A6" w:sz="4"/>
             </w:tcBorders>
-            <w:shd w:fill="DCE3F0" w:color="auto" w:val="clear"/>
+            <w:shd w:fill="FFFFFF" w:color="auto" w:val="clear"/>
             <w:tcMar>
               <w:top w:type="dxa" w:w="60"/>
               <w:left w:type="dxa" w:w="100"/>

--- a/docs/RumiCar-Zero2Cam 仕様書.docx
+++ b/docs/RumiCar-Zero2Cam 仕様書.docx
@@ -42,7 +42,7 @@
           <w:sz w:val="20"/>
           <w:szCs w:val="20"/>
         </w:rPr>
-        <w:t xml:space="preserve">第2版　2026年10月18日　対象：リポジトリ RumiCar-group/RumiCar-Zero2Cam　基盤版 0.1.0 ＋ 車側通信（第2版で追加）</w:t>
+        <w:t xml:space="preserve">第3版　2026年10月18日　対象：リポジトリ RumiCar-group/RumiCar-Zero2Cam　基盤版 0.1.0 ＋ 車側通信（第2版）＋ カメラ取り込み（第3版）</w:t>
       </w:r>
     </w:p>
     <w:p>
@@ -296,7 +296,7 @@
                 <w:sz w:val="19"/>
                 <w:szCs w:val="19"/>
               </w:rPr>
-              <w:t xml:space="preserve">車載制御プログラム（ToF 走行、走行モード、非常停止）、車側の制御／テレメトリサーバー、ロジック／パックの配布形式と差し替え（通信経由を含む）、PC 側の通信実装と走行管理アプリ、自動ビルド</w:t>
+              <w:t xml:space="preserve">車載制御プログラム（ToF 走行、走行モード、非常停止）、カメラ取り込みと JPEG 送信、車側の制御／テレメトリサーバー、ロジック／パックの配布形式と差し替え（通信経由を含む）、PC 側の通信実装と走行管理アプリ、自動ビルド</w:t>
             </w:r>
           </w:p>
         </w:tc>
@@ -368,7 +368,7 @@
                 <w:sz w:val="19"/>
                 <w:szCs w:val="19"/>
               </w:rPr>
-              <w:t xml:space="preserve">カメラ取り込み、Wi-Fi AP の設定（set_wifi を含む）、SD カードイメージの作成、走行管理アプリからのファイル転送（8章参照）</w:t>
+              <w:t xml:space="preserve">Wi-Fi AP の設定（set_wifi を含む）、SD カードイメージの作成、走行管理アプリからのファイル転送、画像を使う走行ロジック（8章参照）</w:t>
             </w:r>
           </w:p>
         </w:tc>
@@ -1745,6 +1745,19 @@
         <w:spacing w:after="60" w:line="290"/>
       </w:pPr>
       <w:r>
+        <w:t xml:space="preserve">カメラ（Camera Module 2）を libcamera で起動し、毎フレーム最新の画像をロジックに渡し、JPEG にしてテレメトリに載せる。カメラが無い・起動できない場合はログに残して ToF だけで走行を続ける</w:t>
+      </w:r>
+    </w:p>
+    <w:p>
+      <w:pPr>
+        <w:pStyle w:val="ListParagraph"/>
+        <w:numPr>
+          <w:ilvl w:val="0"/>
+          <w:numId w:val="2"/>
+        </w:numPr>
+        <w:spacing w:after="60" w:line="290"/>
+      </w:pPr>
+      <w:r>
         <w:t xml:space="preserve">制御サーバー（TCP 5600）とテレメトリサーバー（TCP 5601）を起動し、PC からのモード切替・手動操作・非常停止・版の切り替え・ログ取得に応じ、毎フレームの状態を送る。サーバーが起動できなくても（ポート競合など）走行は続ける</w:t>
       </w:r>
     </w:p>
@@ -4064,6 +4077,434 @@
                 <w:szCs w:val="19"/>
               </w:rPr>
               <w:t xml:space="preserve">センサー1個の読み取り待ち時間</w:t>
+            </w:r>
+          </w:p>
+        </w:tc>
+      </w:tr>
+      <w:tr>
+        <w:trPr>
+          <w:cantSplit/>
+          <w:tblHeader w:val="false"/>
+        </w:trPr>
+        <w:tc>
+          <w:tcPr>
+            <w:tcW w:type="dxa" w:w="2900"/>
+            <w:tcBorders>
+              <w:top w:val="single" w:color="A6A6A6" w:sz="4"/>
+              <w:left w:val="single" w:color="A6A6A6" w:sz="4"/>
+              <w:bottom w:val="single" w:color="A6A6A6" w:sz="4"/>
+              <w:right w:val="single" w:color="A6A6A6" w:sz="4"/>
+            </w:tcBorders>
+            <w:shd w:fill="DCE3F0" w:color="auto" w:val="clear"/>
+            <w:tcMar>
+              <w:top w:type="dxa" w:w="60"/>
+              <w:left w:type="dxa" w:w="100"/>
+              <w:bottom w:type="dxa" w:w="60"/>
+              <w:right w:type="dxa" w:w="100"/>
+            </w:tcMar>
+          </w:tcPr>
+          <w:p>
+            <w:pPr>
+              <w:spacing w:after="20" w:line="260"/>
+            </w:pPr>
+            <w:r>
+              <w:rPr>
+                <w:rFonts w:ascii="Consolas" w:cs="Consolas" w:eastAsia="Consolas" w:hAnsi="Consolas"/>
+                <w:b w:val="false"/>
+                <w:bCs w:val="false"/>
+                <w:color w:val="000000"/>
+                <w:sz w:val="19"/>
+                <w:szCs w:val="19"/>
+              </w:rPr>
+              <w:t xml:space="preserve">camera.enabled</w:t>
+            </w:r>
+          </w:p>
+        </w:tc>
+        <w:tc>
+          <w:tcPr>
+            <w:tcW w:type="dxa" w:w="2300"/>
+            <w:tcBorders>
+              <w:top w:val="single" w:color="A6A6A6" w:sz="4"/>
+              <w:left w:val="single" w:color="A6A6A6" w:sz="4"/>
+              <w:bottom w:val="single" w:color="A6A6A6" w:sz="4"/>
+              <w:right w:val="single" w:color="A6A6A6" w:sz="4"/>
+            </w:tcBorders>
+            <w:shd w:fill="DCE3F0" w:color="auto" w:val="clear"/>
+            <w:tcMar>
+              <w:top w:type="dxa" w:w="60"/>
+              <w:left w:type="dxa" w:w="100"/>
+              <w:bottom w:type="dxa" w:w="60"/>
+              <w:right w:type="dxa" w:w="100"/>
+            </w:tcMar>
+          </w:tcPr>
+          <w:p>
+            <w:pPr>
+              <w:spacing w:after="20" w:line="260"/>
+            </w:pPr>
+            <w:r>
+              <w:rPr>
+                <w:rFonts w:ascii="Consolas" w:cs="Consolas" w:eastAsia="Consolas" w:hAnsi="Consolas"/>
+                <w:b w:val="false"/>
+                <w:bCs w:val="false"/>
+                <w:color w:val="000000"/>
+                <w:sz w:val="19"/>
+                <w:szCs w:val="19"/>
+              </w:rPr>
+              <w:t xml:space="preserve">true</w:t>
+            </w:r>
+          </w:p>
+        </w:tc>
+        <w:tc>
+          <w:tcPr>
+            <w:tcW w:type="dxa" w:w="4438"/>
+            <w:tcBorders>
+              <w:top w:val="single" w:color="A6A6A6" w:sz="4"/>
+              <w:left w:val="single" w:color="A6A6A6" w:sz="4"/>
+              <w:bottom w:val="single" w:color="A6A6A6" w:sz="4"/>
+              <w:right w:val="single" w:color="A6A6A6" w:sz="4"/>
+            </w:tcBorders>
+            <w:shd w:fill="DCE3F0" w:color="auto" w:val="clear"/>
+            <w:tcMar>
+              <w:top w:type="dxa" w:w="60"/>
+              <w:left w:type="dxa" w:w="100"/>
+              <w:bottom w:type="dxa" w:w="60"/>
+              <w:right w:type="dxa" w:w="100"/>
+            </w:tcMar>
+          </w:tcPr>
+          <w:p>
+            <w:pPr>
+              <w:spacing w:after="20" w:line="260"/>
+            </w:pPr>
+            <w:r>
+              <w:rPr>
+                <w:b w:val="false"/>
+                <w:bCs w:val="false"/>
+                <w:color w:val="000000"/>
+                <w:sz w:val="19"/>
+                <w:szCs w:val="19"/>
+              </w:rPr>
+              <w:t xml:space="preserve">false にするとカメラを使わず ToF だけで走る</w:t>
+            </w:r>
+          </w:p>
+        </w:tc>
+      </w:tr>
+      <w:tr>
+        <w:trPr>
+          <w:cantSplit/>
+          <w:tblHeader w:val="false"/>
+        </w:trPr>
+        <w:tc>
+          <w:tcPr>
+            <w:tcW w:type="dxa" w:w="2900"/>
+            <w:tcBorders>
+              <w:top w:val="single" w:color="A6A6A6" w:sz="4"/>
+              <w:left w:val="single" w:color="A6A6A6" w:sz="4"/>
+              <w:bottom w:val="single" w:color="A6A6A6" w:sz="4"/>
+              <w:right w:val="single" w:color="A6A6A6" w:sz="4"/>
+            </w:tcBorders>
+            <w:shd w:fill="FFFFFF" w:color="auto" w:val="clear"/>
+            <w:tcMar>
+              <w:top w:type="dxa" w:w="60"/>
+              <w:left w:type="dxa" w:w="100"/>
+              <w:bottom w:type="dxa" w:w="60"/>
+              <w:right w:type="dxa" w:w="100"/>
+            </w:tcMar>
+          </w:tcPr>
+          <w:p>
+            <w:pPr>
+              <w:spacing w:after="20" w:line="260"/>
+            </w:pPr>
+            <w:r>
+              <w:rPr>
+                <w:rFonts w:ascii="Consolas" w:cs="Consolas" w:eastAsia="Consolas" w:hAnsi="Consolas"/>
+                <w:b w:val="false"/>
+                <w:bCs w:val="false"/>
+                <w:color w:val="000000"/>
+                <w:sz w:val="19"/>
+                <w:szCs w:val="19"/>
+              </w:rPr>
+              <w:t xml:space="preserve">camera.width / height</w:t>
+            </w:r>
+          </w:p>
+        </w:tc>
+        <w:tc>
+          <w:tcPr>
+            <w:tcW w:type="dxa" w:w="2300"/>
+            <w:tcBorders>
+              <w:top w:val="single" w:color="A6A6A6" w:sz="4"/>
+              <w:left w:val="single" w:color="A6A6A6" w:sz="4"/>
+              <w:bottom w:val="single" w:color="A6A6A6" w:sz="4"/>
+              <w:right w:val="single" w:color="A6A6A6" w:sz="4"/>
+            </w:tcBorders>
+            <w:shd w:fill="FFFFFF" w:color="auto" w:val="clear"/>
+            <w:tcMar>
+              <w:top w:type="dxa" w:w="60"/>
+              <w:left w:type="dxa" w:w="100"/>
+              <w:bottom w:type="dxa" w:w="60"/>
+              <w:right w:type="dxa" w:w="100"/>
+            </w:tcMar>
+          </w:tcPr>
+          <w:p>
+            <w:pPr>
+              <w:spacing w:after="20" w:line="260"/>
+            </w:pPr>
+            <w:r>
+              <w:rPr>
+                <w:rFonts w:ascii="Consolas" w:cs="Consolas" w:eastAsia="Consolas" w:hAnsi="Consolas"/>
+                <w:b w:val="false"/>
+                <w:bCs w:val="false"/>
+                <w:color w:val="000000"/>
+                <w:sz w:val="19"/>
+                <w:szCs w:val="19"/>
+              </w:rPr>
+              <w:t xml:space="preserve">320 / 240</w:t>
+            </w:r>
+          </w:p>
+        </w:tc>
+        <w:tc>
+          <w:tcPr>
+            <w:tcW w:type="dxa" w:w="4438"/>
+            <w:tcBorders>
+              <w:top w:val="single" w:color="A6A6A6" w:sz="4"/>
+              <w:left w:val="single" w:color="A6A6A6" w:sz="4"/>
+              <w:bottom w:val="single" w:color="A6A6A6" w:sz="4"/>
+              <w:right w:val="single" w:color="A6A6A6" w:sz="4"/>
+            </w:tcBorders>
+            <w:shd w:fill="FFFFFF" w:color="auto" w:val="clear"/>
+            <w:tcMar>
+              <w:top w:type="dxa" w:w="60"/>
+              <w:left w:type="dxa" w:w="100"/>
+              <w:bottom w:type="dxa" w:w="60"/>
+              <w:right w:type="dxa" w:w="100"/>
+            </w:tcMar>
+          </w:tcPr>
+          <w:p>
+            <w:pPr>
+              <w:spacing w:after="20" w:line="260"/>
+            </w:pPr>
+            <w:r>
+              <w:rPr>
+                <w:b w:val="false"/>
+                <w:bCs w:val="false"/>
+                <w:color w:val="000000"/>
+                <w:sz w:val="19"/>
+                <w:szCs w:val="19"/>
+              </w:rPr>
+              <w:t xml:space="preserve">取り込みサイズ（偶数、64〜1920 / 64〜1080）</w:t>
+            </w:r>
+          </w:p>
+        </w:tc>
+      </w:tr>
+      <w:tr>
+        <w:trPr>
+          <w:cantSplit/>
+          <w:tblHeader w:val="false"/>
+        </w:trPr>
+        <w:tc>
+          <w:tcPr>
+            <w:tcW w:type="dxa" w:w="2900"/>
+            <w:tcBorders>
+              <w:top w:val="single" w:color="A6A6A6" w:sz="4"/>
+              <w:left w:val="single" w:color="A6A6A6" w:sz="4"/>
+              <w:bottom w:val="single" w:color="A6A6A6" w:sz="4"/>
+              <w:right w:val="single" w:color="A6A6A6" w:sz="4"/>
+            </w:tcBorders>
+            <w:shd w:fill="DCE3F0" w:color="auto" w:val="clear"/>
+            <w:tcMar>
+              <w:top w:type="dxa" w:w="60"/>
+              <w:left w:type="dxa" w:w="100"/>
+              <w:bottom w:type="dxa" w:w="60"/>
+              <w:right w:type="dxa" w:w="100"/>
+            </w:tcMar>
+          </w:tcPr>
+          <w:p>
+            <w:pPr>
+              <w:spacing w:after="20" w:line="260"/>
+            </w:pPr>
+            <w:r>
+              <w:rPr>
+                <w:rFonts w:ascii="Consolas" w:cs="Consolas" w:eastAsia="Consolas" w:hAnsi="Consolas"/>
+                <w:b w:val="false"/>
+                <w:bCs w:val="false"/>
+                <w:color w:val="000000"/>
+                <w:sz w:val="19"/>
+                <w:szCs w:val="19"/>
+              </w:rPr>
+              <w:t xml:space="preserve">camera.fps</w:t>
+            </w:r>
+          </w:p>
+        </w:tc>
+        <w:tc>
+          <w:tcPr>
+            <w:tcW w:type="dxa" w:w="2300"/>
+            <w:tcBorders>
+              <w:top w:val="single" w:color="A6A6A6" w:sz="4"/>
+              <w:left w:val="single" w:color="A6A6A6" w:sz="4"/>
+              <w:bottom w:val="single" w:color="A6A6A6" w:sz="4"/>
+              <w:right w:val="single" w:color="A6A6A6" w:sz="4"/>
+            </w:tcBorders>
+            <w:shd w:fill="DCE3F0" w:color="auto" w:val="clear"/>
+            <w:tcMar>
+              <w:top w:type="dxa" w:w="60"/>
+              <w:left w:type="dxa" w:w="100"/>
+              <w:bottom w:type="dxa" w:w="60"/>
+              <w:right w:type="dxa" w:w="100"/>
+            </w:tcMar>
+          </w:tcPr>
+          <w:p>
+            <w:pPr>
+              <w:spacing w:after="20" w:line="260"/>
+            </w:pPr>
+            <w:r>
+              <w:rPr>
+                <w:rFonts w:ascii="Consolas" w:cs="Consolas" w:eastAsia="Consolas" w:hAnsi="Consolas"/>
+                <w:b w:val="false"/>
+                <w:bCs w:val="false"/>
+                <w:color w:val="000000"/>
+                <w:sz w:val="19"/>
+                <w:szCs w:val="19"/>
+              </w:rPr>
+              <w:t xml:space="preserve">20</w:t>
+            </w:r>
+          </w:p>
+        </w:tc>
+        <w:tc>
+          <w:tcPr>
+            <w:tcW w:type="dxa" w:w="4438"/>
+            <w:tcBorders>
+              <w:top w:val="single" w:color="A6A6A6" w:sz="4"/>
+              <w:left w:val="single" w:color="A6A6A6" w:sz="4"/>
+              <w:bottom w:val="single" w:color="A6A6A6" w:sz="4"/>
+              <w:right w:val="single" w:color="A6A6A6" w:sz="4"/>
+            </w:tcBorders>
+            <w:shd w:fill="DCE3F0" w:color="auto" w:val="clear"/>
+            <w:tcMar>
+              <w:top w:type="dxa" w:w="60"/>
+              <w:left w:type="dxa" w:w="100"/>
+              <w:bottom w:type="dxa" w:w="60"/>
+              <w:right w:type="dxa" w:w="100"/>
+            </w:tcMar>
+          </w:tcPr>
+          <w:p>
+            <w:pPr>
+              <w:spacing w:after="20" w:line="260"/>
+            </w:pPr>
+            <w:r>
+              <w:rPr>
+                <w:b w:val="false"/>
+                <w:bCs w:val="false"/>
+                <w:color w:val="000000"/>
+                <w:sz w:val="19"/>
+                <w:szCs w:val="19"/>
+              </w:rPr>
+              <w:t xml:space="preserve">カメラのフレームレート（1〜60。制御周期 50 ms に合わせた既定値）</w:t>
+            </w:r>
+          </w:p>
+        </w:tc>
+      </w:tr>
+      <w:tr>
+        <w:trPr>
+          <w:cantSplit/>
+          <w:tblHeader w:val="false"/>
+        </w:trPr>
+        <w:tc>
+          <w:tcPr>
+            <w:tcW w:type="dxa" w:w="2900"/>
+            <w:tcBorders>
+              <w:top w:val="single" w:color="A6A6A6" w:sz="4"/>
+              <w:left w:val="single" w:color="A6A6A6" w:sz="4"/>
+              <w:bottom w:val="single" w:color="A6A6A6" w:sz="4"/>
+              <w:right w:val="single" w:color="A6A6A6" w:sz="4"/>
+            </w:tcBorders>
+            <w:shd w:fill="FFFFFF" w:color="auto" w:val="clear"/>
+            <w:tcMar>
+              <w:top w:type="dxa" w:w="60"/>
+              <w:left w:type="dxa" w:w="100"/>
+              <w:bottom w:type="dxa" w:w="60"/>
+              <w:right w:type="dxa" w:w="100"/>
+            </w:tcMar>
+          </w:tcPr>
+          <w:p>
+            <w:pPr>
+              <w:spacing w:after="20" w:line="260"/>
+            </w:pPr>
+            <w:r>
+              <w:rPr>
+                <w:rFonts w:ascii="Consolas" w:cs="Consolas" w:eastAsia="Consolas" w:hAnsi="Consolas"/>
+                <w:b w:val="false"/>
+                <w:bCs w:val="false"/>
+                <w:color w:val="000000"/>
+                <w:sz w:val="19"/>
+                <w:szCs w:val="19"/>
+              </w:rPr>
+              <w:t xml:space="preserve">camera.jpeg_quality</w:t>
+            </w:r>
+          </w:p>
+        </w:tc>
+        <w:tc>
+          <w:tcPr>
+            <w:tcW w:type="dxa" w:w="2300"/>
+            <w:tcBorders>
+              <w:top w:val="single" w:color="A6A6A6" w:sz="4"/>
+              <w:left w:val="single" w:color="A6A6A6" w:sz="4"/>
+              <w:bottom w:val="single" w:color="A6A6A6" w:sz="4"/>
+              <w:right w:val="single" w:color="A6A6A6" w:sz="4"/>
+            </w:tcBorders>
+            <w:shd w:fill="FFFFFF" w:color="auto" w:val="clear"/>
+            <w:tcMar>
+              <w:top w:type="dxa" w:w="60"/>
+              <w:left w:type="dxa" w:w="100"/>
+              <w:bottom w:type="dxa" w:w="60"/>
+              <w:right w:type="dxa" w:w="100"/>
+            </w:tcMar>
+          </w:tcPr>
+          <w:p>
+            <w:pPr>
+              <w:spacing w:after="20" w:line="260"/>
+            </w:pPr>
+            <w:r>
+              <w:rPr>
+                <w:rFonts w:ascii="Consolas" w:cs="Consolas" w:eastAsia="Consolas" w:hAnsi="Consolas"/>
+                <w:b w:val="false"/>
+                <w:bCs w:val="false"/>
+                <w:color w:val="000000"/>
+                <w:sz w:val="19"/>
+                <w:szCs w:val="19"/>
+              </w:rPr>
+              <w:t xml:space="preserve">80</w:t>
+            </w:r>
+          </w:p>
+        </w:tc>
+        <w:tc>
+          <w:tcPr>
+            <w:tcW w:type="dxa" w:w="4438"/>
+            <w:tcBorders>
+              <w:top w:val="single" w:color="A6A6A6" w:sz="4"/>
+              <w:left w:val="single" w:color="A6A6A6" w:sz="4"/>
+              <w:bottom w:val="single" w:color="A6A6A6" w:sz="4"/>
+              <w:right w:val="single" w:color="A6A6A6" w:sz="4"/>
+            </w:tcBorders>
+            <w:shd w:fill="FFFFFF" w:color="auto" w:val="clear"/>
+            <w:tcMar>
+              <w:top w:type="dxa" w:w="60"/>
+              <w:left w:type="dxa" w:w="100"/>
+              <w:bottom w:type="dxa" w:w="60"/>
+              <w:right w:type="dxa" w:w="100"/>
+            </w:tcMar>
+          </w:tcPr>
+          <w:p>
+            <w:pPr>
+              <w:spacing w:after="20" w:line="260"/>
+            </w:pPr>
+            <w:r>
+              <w:rPr>
+                <w:b w:val="false"/>
+                <w:bCs w:val="false"/>
+                <w:color w:val="000000"/>
+                <w:sz w:val="19"/>
+                <w:szCs w:val="19"/>
+              </w:rPr>
+              <w:t xml:space="preserve">テレメトリ用 JPEG の品質（1〜100）</w:t>
             </w:r>
           </w:p>
         </w:tc>
@@ -5359,7 +5800,7 @@
                 <w:sz w:val="19"/>
                 <w:szCs w:val="19"/>
               </w:rPr>
-              <w:t xml:space="preserve">本版では未使用（libcamera は次の版）</w:t>
+              <w:t xml:space="preserve">libcamera（Raspberry Pi 版 0.7 系）で取り込み（3.8）</w:t>
             </w:r>
           </w:p>
         </w:tc>
@@ -9894,6 +10335,819 @@
     </w:p>
     <w:p>
       <w:pPr>
+        <w:pStyle w:val="Heading2"/>
+      </w:pPr>
+      <w:r>
+        <w:t xml:space="preserve">3.8 カメラ取り込み</w:t>
+      </w:r>
+    </w:p>
+    <w:p>
+      <w:pPr>
+        <w:spacing w:after="100" w:line="300"/>
+      </w:pPr>
+      <w:r>
+        <w:t xml:space="preserve">実装は </w:t>
+      </w:r>
+      <w:r>
+        <w:rPr>
+          <w:rFonts w:ascii="Consolas" w:cs="Consolas" w:eastAsia="Consolas" w:hAnsi="Consolas"/>
+          <w:sz w:val="19"/>
+          <w:szCs w:val="19"/>
+        </w:rPr>
+        <w:t xml:space="preserve">car/core/src/camera/</w:t>
+      </w:r>
+      <w:r>
+        <w:t xml:space="preserve">（</w:t>
+      </w:r>
+      <w:r>
+        <w:rPr>
+          <w:rFonts w:ascii="Consolas" w:cs="Consolas" w:eastAsia="Consolas" w:hAnsi="Consolas"/>
+          <w:sz w:val="19"/>
+          <w:szCs w:val="19"/>
+        </w:rPr>
+        <w:t xml:space="preserve">image_source.hpp</w:t>
+      </w:r>
+      <w:r>
+        <w:t xml:space="preserve"> が本体との境界、</w:t>
+      </w:r>
+      <w:r>
+        <w:rPr>
+          <w:rFonts w:ascii="Consolas" w:cs="Consolas" w:eastAsia="Consolas" w:hAnsi="Consolas"/>
+          <w:sz w:val="19"/>
+          <w:szCs w:val="19"/>
+        </w:rPr>
+        <w:t xml:space="preserve">libcamera_source.cpp</w:t>
+      </w:r>
+      <w:r>
+        <w:t xml:space="preserve"> が libcamera 実装、</w:t>
+      </w:r>
+      <w:r>
+        <w:rPr>
+          <w:rFonts w:ascii="Consolas" w:cs="Consolas" w:eastAsia="Consolas" w:hAnsi="Consolas"/>
+          <w:sz w:val="19"/>
+          <w:szCs w:val="19"/>
+        </w:rPr>
+        <w:t xml:space="preserve">jpeg.cpp</w:t>
+      </w:r>
+      <w:r>
+        <w:t xml:space="preserve"> が libjpeg-turbo による JPEG 化）。CMake の </w:t>
+      </w:r>
+      <w:r>
+        <w:rPr>
+          <w:rFonts w:ascii="Consolas" w:cs="Consolas" w:eastAsia="Consolas" w:hAnsi="Consolas"/>
+          <w:sz w:val="19"/>
+          <w:szCs w:val="19"/>
+        </w:rPr>
+        <w:t xml:space="preserve">RUMICAR_WITH_CAMERA</w:t>
+      </w:r>
+      <w:r>
+        <w:t xml:space="preserve">（既定 ON）を OFF にすると libcamera 無しでビルドでき、その本体は「カメラ対応なし」としてカメラを起動せず走行します。</w:t>
+      </w:r>
+    </w:p>
+    <w:tbl>
+      <w:tblPr>
+        <w:tblW w:type="dxa" w:w="9638"/>
+        <w:tblBorders>
+          <w:top w:val="single" w:color="auto" w:sz="4"/>
+          <w:left w:val="single" w:color="auto" w:sz="4"/>
+          <w:bottom w:val="single" w:color="auto" w:sz="4"/>
+          <w:right w:val="single" w:color="auto" w:sz="4"/>
+          <w:insideH w:val="single" w:color="auto" w:sz="4"/>
+          <w:insideV w:val="single" w:color="auto" w:sz="4"/>
+        </w:tblBorders>
+      </w:tblPr>
+      <w:tblGrid>
+        <w:gridCol w:w="2400"/>
+        <w:gridCol w:w="7238"/>
+      </w:tblGrid>
+      <w:tr>
+        <w:trPr>
+          <w:cantSplit/>
+          <w:tblHeader/>
+        </w:trPr>
+        <w:tc>
+          <w:tcPr>
+            <w:tcW w:type="dxa" w:w="2400"/>
+            <w:tcBorders>
+              <w:top w:val="single" w:color="A6A6A6" w:sz="4"/>
+              <w:left w:val="single" w:color="A6A6A6" w:sz="4"/>
+              <w:bottom w:val="single" w:color="A6A6A6" w:sz="4"/>
+              <w:right w:val="single" w:color="A6A6A6" w:sz="4"/>
+            </w:tcBorders>
+            <w:shd w:fill="1F3864" w:color="auto" w:val="clear"/>
+            <w:tcMar>
+              <w:top w:type="dxa" w:w="60"/>
+              <w:left w:type="dxa" w:w="100"/>
+              <w:bottom w:type="dxa" w:w="60"/>
+              <w:right w:type="dxa" w:w="100"/>
+            </w:tcMar>
+          </w:tcPr>
+          <w:p>
+            <w:pPr>
+              <w:spacing w:after="20" w:line="260"/>
+            </w:pPr>
+            <w:r>
+              <w:rPr>
+                <w:b/>
+                <w:bCs/>
+                <w:color w:val="FFFFFF"/>
+                <w:sz w:val="19"/>
+                <w:szCs w:val="19"/>
+              </w:rPr>
+              <w:t xml:space="preserve">項目</w:t>
+            </w:r>
+          </w:p>
+        </w:tc>
+        <w:tc>
+          <w:tcPr>
+            <w:tcW w:type="dxa" w:w="7238"/>
+            <w:tcBorders>
+              <w:top w:val="single" w:color="A6A6A6" w:sz="4"/>
+              <w:left w:val="single" w:color="A6A6A6" w:sz="4"/>
+              <w:bottom w:val="single" w:color="A6A6A6" w:sz="4"/>
+              <w:right w:val="single" w:color="A6A6A6" w:sz="4"/>
+            </w:tcBorders>
+            <w:shd w:fill="1F3864" w:color="auto" w:val="clear"/>
+            <w:tcMar>
+              <w:top w:type="dxa" w:w="60"/>
+              <w:left w:type="dxa" w:w="100"/>
+              <w:bottom w:type="dxa" w:w="60"/>
+              <w:right w:type="dxa" w:w="100"/>
+            </w:tcMar>
+          </w:tcPr>
+          <w:p>
+            <w:pPr>
+              <w:spacing w:after="20" w:line="260"/>
+            </w:pPr>
+            <w:r>
+              <w:rPr>
+                <w:b/>
+                <w:bCs/>
+                <w:color w:val="FFFFFF"/>
+                <w:sz w:val="19"/>
+                <w:szCs w:val="19"/>
+              </w:rPr>
+              <w:t xml:space="preserve">内容</w:t>
+            </w:r>
+          </w:p>
+        </w:tc>
+      </w:tr>
+      <w:tr>
+        <w:trPr>
+          <w:cantSplit/>
+          <w:tblHeader w:val="false"/>
+        </w:trPr>
+        <w:tc>
+          <w:tcPr>
+            <w:tcW w:type="dxa" w:w="2400"/>
+            <w:tcBorders>
+              <w:top w:val="single" w:color="A6A6A6" w:sz="4"/>
+              <w:left w:val="single" w:color="A6A6A6" w:sz="4"/>
+              <w:bottom w:val="single" w:color="A6A6A6" w:sz="4"/>
+              <w:right w:val="single" w:color="A6A6A6" w:sz="4"/>
+            </w:tcBorders>
+            <w:shd w:fill="FFFFFF" w:color="auto" w:val="clear"/>
+            <w:tcMar>
+              <w:top w:type="dxa" w:w="60"/>
+              <w:left w:type="dxa" w:w="100"/>
+              <w:bottom w:type="dxa" w:w="60"/>
+              <w:right w:type="dxa" w:w="100"/>
+            </w:tcMar>
+          </w:tcPr>
+          <w:p>
+            <w:pPr>
+              <w:spacing w:after="20" w:line="260"/>
+            </w:pPr>
+            <w:r>
+              <w:rPr>
+                <w:b w:val="false"/>
+                <w:bCs w:val="false"/>
+                <w:color w:val="000000"/>
+                <w:sz w:val="19"/>
+                <w:szCs w:val="19"/>
+              </w:rPr>
+              <w:t xml:space="preserve">ライブラリ</w:t>
+            </w:r>
+          </w:p>
+        </w:tc>
+        <w:tc>
+          <w:tcPr>
+            <w:tcW w:type="dxa" w:w="7238"/>
+            <w:tcBorders>
+              <w:top w:val="single" w:color="A6A6A6" w:sz="4"/>
+              <w:left w:val="single" w:color="A6A6A6" w:sz="4"/>
+              <w:bottom w:val="single" w:color="A6A6A6" w:sz="4"/>
+              <w:right w:val="single" w:color="A6A6A6" w:sz="4"/>
+            </w:tcBorders>
+            <w:shd w:fill="FFFFFF" w:color="auto" w:val="clear"/>
+            <w:tcMar>
+              <w:top w:type="dxa" w:w="60"/>
+              <w:left w:type="dxa" w:w="100"/>
+              <w:bottom w:type="dxa" w:w="60"/>
+              <w:right w:type="dxa" w:w="100"/>
+            </w:tcMar>
+          </w:tcPr>
+          <w:p>
+            <w:pPr>
+              <w:spacing w:after="20" w:line="260"/>
+            </w:pPr>
+            <w:r>
+              <w:rPr>
+                <w:b w:val="false"/>
+                <w:bCs w:val="false"/>
+                <w:color w:val="000000"/>
+                <w:sz w:val="19"/>
+                <w:szCs w:val="19"/>
+              </w:rPr>
+              <w:t xml:space="preserve">Raspberry Pi OS trixie の libcamera（libcamera0.7、0.7.2+rpt20261009。rpicam-apps 1.14 と同じ）と libjpeg-turbo（libturbojpeg0、2.1.5）。ビルドには libcamera-dev と libturbojpeg0-dev</w:t>
+            </w:r>
+          </w:p>
+        </w:tc>
+      </w:tr>
+      <w:tr>
+        <w:trPr>
+          <w:cantSplit/>
+          <w:tblHeader w:val="false"/>
+        </w:trPr>
+        <w:tc>
+          <w:tcPr>
+            <w:tcW w:type="dxa" w:w="2400"/>
+            <w:tcBorders>
+              <w:top w:val="single" w:color="A6A6A6" w:sz="4"/>
+              <w:left w:val="single" w:color="A6A6A6" w:sz="4"/>
+              <w:bottom w:val="single" w:color="A6A6A6" w:sz="4"/>
+              <w:right w:val="single" w:color="A6A6A6" w:sz="4"/>
+            </w:tcBorders>
+            <w:shd w:fill="DCE3F0" w:color="auto" w:val="clear"/>
+            <w:tcMar>
+              <w:top w:type="dxa" w:w="60"/>
+              <w:left w:type="dxa" w:w="100"/>
+              <w:bottom w:type="dxa" w:w="60"/>
+              <w:right w:type="dxa" w:w="100"/>
+            </w:tcMar>
+          </w:tcPr>
+          <w:p>
+            <w:pPr>
+              <w:spacing w:after="20" w:line="260"/>
+            </w:pPr>
+            <w:r>
+              <w:rPr>
+                <w:b w:val="false"/>
+                <w:bCs w:val="false"/>
+                <w:color w:val="000000"/>
+                <w:sz w:val="19"/>
+                <w:szCs w:val="19"/>
+              </w:rPr>
+              <w:t xml:space="preserve">ストリーム</w:t>
+            </w:r>
+          </w:p>
+        </w:tc>
+        <w:tc>
+          <w:tcPr>
+            <w:tcW w:type="dxa" w:w="7238"/>
+            <w:tcBorders>
+              <w:top w:val="single" w:color="A6A6A6" w:sz="4"/>
+              <w:left w:val="single" w:color="A6A6A6" w:sz="4"/>
+              <w:bottom w:val="single" w:color="A6A6A6" w:sz="4"/>
+              <w:right w:val="single" w:color="A6A6A6" w:sz="4"/>
+            </w:tcBorders>
+            <w:shd w:fill="DCE3F0" w:color="auto" w:val="clear"/>
+            <w:tcMar>
+              <w:top w:type="dxa" w:w="60"/>
+              <w:left w:type="dxa" w:w="100"/>
+              <w:bottom w:type="dxa" w:w="60"/>
+              <w:right w:type="dxa" w:w="100"/>
+            </w:tcMar>
+          </w:tcPr>
+          <w:p>
+            <w:pPr>
+              <w:spacing w:after="20" w:line="260"/>
+            </w:pPr>
+            <w:r>
+              <w:rPr>
+                <w:b w:val="false"/>
+                <w:bCs w:val="false"/>
+                <w:color w:val="000000"/>
+                <w:sz w:val="19"/>
+                <w:szCs w:val="19"/>
+              </w:rPr>
+              <w:t xml:space="preserve">StreamRole::Viewfinder を width×height、画素形式 BGR888（DRM “BG24” = メモリ上 R, G, B の順、つまり RGB24）、バッファ 4 面で構成。形式が取れない場合は起動失敗として扱う</w:t>
+            </w:r>
+          </w:p>
+        </w:tc>
+      </w:tr>
+      <w:tr>
+        <w:trPr>
+          <w:cantSplit/>
+          <w:tblHeader w:val="false"/>
+        </w:trPr>
+        <w:tc>
+          <w:tcPr>
+            <w:tcW w:type="dxa" w:w="2400"/>
+            <w:tcBorders>
+              <w:top w:val="single" w:color="A6A6A6" w:sz="4"/>
+              <w:left w:val="single" w:color="A6A6A6" w:sz="4"/>
+              <w:bottom w:val="single" w:color="A6A6A6" w:sz="4"/>
+              <w:right w:val="single" w:color="A6A6A6" w:sz="4"/>
+            </w:tcBorders>
+            <w:shd w:fill="FFFFFF" w:color="auto" w:val="clear"/>
+            <w:tcMar>
+              <w:top w:type="dxa" w:w="60"/>
+              <w:left w:type="dxa" w:w="100"/>
+              <w:bottom w:type="dxa" w:w="60"/>
+              <w:right w:type="dxa" w:w="100"/>
+            </w:tcMar>
+          </w:tcPr>
+          <w:p>
+            <w:pPr>
+              <w:spacing w:after="20" w:line="260"/>
+            </w:pPr>
+            <w:r>
+              <w:rPr>
+                <w:b w:val="false"/>
+                <w:bCs w:val="false"/>
+                <w:color w:val="000000"/>
+                <w:sz w:val="19"/>
+                <w:szCs w:val="19"/>
+              </w:rPr>
+              <w:t xml:space="preserve">フレームレート</w:t>
+            </w:r>
+          </w:p>
+        </w:tc>
+        <w:tc>
+          <w:tcPr>
+            <w:tcW w:type="dxa" w:w="7238"/>
+            <w:tcBorders>
+              <w:top w:val="single" w:color="A6A6A6" w:sz="4"/>
+              <w:left w:val="single" w:color="A6A6A6" w:sz="4"/>
+              <w:bottom w:val="single" w:color="A6A6A6" w:sz="4"/>
+              <w:right w:val="single" w:color="A6A6A6" w:sz="4"/>
+            </w:tcBorders>
+            <w:shd w:fill="FFFFFF" w:color="auto" w:val="clear"/>
+            <w:tcMar>
+              <w:top w:type="dxa" w:w="60"/>
+              <w:left w:type="dxa" w:w="100"/>
+              <w:bottom w:type="dxa" w:w="60"/>
+              <w:right w:type="dxa" w:w="100"/>
+            </w:tcMar>
+          </w:tcPr>
+          <w:p>
+            <w:pPr>
+              <w:spacing w:after="20" w:line="260"/>
+            </w:pPr>
+            <w:r>
+              <w:rPr>
+                <w:b w:val="false"/>
+                <w:bCs w:val="false"/>
+                <w:color w:val="000000"/>
+                <w:sz w:val="19"/>
+                <w:szCs w:val="19"/>
+              </w:rPr>
+              <w:t xml:space="preserve">FrameDurationLimits を 1/fps に固定（既定 20 fps = 50 ms）</w:t>
+            </w:r>
+          </w:p>
+        </w:tc>
+      </w:tr>
+      <w:tr>
+        <w:trPr>
+          <w:cantSplit/>
+          <w:tblHeader w:val="false"/>
+        </w:trPr>
+        <w:tc>
+          <w:tcPr>
+            <w:tcW w:type="dxa" w:w="2400"/>
+            <w:tcBorders>
+              <w:top w:val="single" w:color="A6A6A6" w:sz="4"/>
+              <w:left w:val="single" w:color="A6A6A6" w:sz="4"/>
+              <w:bottom w:val="single" w:color="A6A6A6" w:sz="4"/>
+              <w:right w:val="single" w:color="A6A6A6" w:sz="4"/>
+            </w:tcBorders>
+            <w:shd w:fill="DCE3F0" w:color="auto" w:val="clear"/>
+            <w:tcMar>
+              <w:top w:type="dxa" w:w="60"/>
+              <w:left w:type="dxa" w:w="100"/>
+              <w:bottom w:type="dxa" w:w="60"/>
+              <w:right w:type="dxa" w:w="100"/>
+            </w:tcMar>
+          </w:tcPr>
+          <w:p>
+            <w:pPr>
+              <w:spacing w:after="20" w:line="260"/>
+            </w:pPr>
+            <w:r>
+              <w:rPr>
+                <w:b w:val="false"/>
+                <w:bCs w:val="false"/>
+                <w:color w:val="000000"/>
+                <w:sz w:val="19"/>
+                <w:szCs w:val="19"/>
+              </w:rPr>
+              <w:t xml:space="preserve">画像の受け渡し</w:t>
+            </w:r>
+          </w:p>
+        </w:tc>
+        <w:tc>
+          <w:tcPr>
+            <w:tcW w:type="dxa" w:w="7238"/>
+            <w:tcBorders>
+              <w:top w:val="single" w:color="A6A6A6" w:sz="4"/>
+              <w:left w:val="single" w:color="A6A6A6" w:sz="4"/>
+              <w:bottom w:val="single" w:color="A6A6A6" w:sz="4"/>
+              <w:right w:val="single" w:color="A6A6A6" w:sz="4"/>
+            </w:tcBorders>
+            <w:shd w:fill="DCE3F0" w:color="auto" w:val="clear"/>
+            <w:tcMar>
+              <w:top w:type="dxa" w:w="60"/>
+              <w:left w:type="dxa" w:w="100"/>
+              <w:bottom w:type="dxa" w:w="60"/>
+              <w:right w:type="dxa" w:w="100"/>
+            </w:tcMar>
+          </w:tcPr>
+          <w:p>
+            <w:pPr>
+              <w:spacing w:after="20" w:line="260"/>
+            </w:pPr>
+            <w:r>
+              <w:rPr>
+                <w:b w:val="false"/>
+                <w:bCs w:val="false"/>
+                <w:color w:val="000000"/>
+                <w:sz w:val="19"/>
+                <w:szCs w:val="19"/>
+              </w:rPr>
+              <w:t xml:space="preserve">libcamera の完了スレッドで dmabuf をコピー（行の詰め直し）し、JPEG 化し、「最新画像」として置き換える。制御ループは最新画像のポインタを取るだけで待たない。同じ画像を二度渡さない（カメラが制御周期より遅いフレームでは画像なし）</w:t>
+            </w:r>
+          </w:p>
+        </w:tc>
+      </w:tr>
+      <w:tr>
+        <w:trPr>
+          <w:cantSplit/>
+          <w:tblHeader w:val="false"/>
+        </w:trPr>
+        <w:tc>
+          <w:tcPr>
+            <w:tcW w:type="dxa" w:w="2400"/>
+            <w:tcBorders>
+              <w:top w:val="single" w:color="A6A6A6" w:sz="4"/>
+              <w:left w:val="single" w:color="A6A6A6" w:sz="4"/>
+              <w:bottom w:val="single" w:color="A6A6A6" w:sz="4"/>
+              <w:right w:val="single" w:color="A6A6A6" w:sz="4"/>
+            </w:tcBorders>
+            <w:shd w:fill="FFFFFF" w:color="auto" w:val="clear"/>
+            <w:tcMar>
+              <w:top w:type="dxa" w:w="60"/>
+              <w:left w:type="dxa" w:w="100"/>
+              <w:bottom w:type="dxa" w:w="60"/>
+              <w:right w:type="dxa" w:w="100"/>
+            </w:tcMar>
+          </w:tcPr>
+          <w:p>
+            <w:pPr>
+              <w:spacing w:after="20" w:line="260"/>
+            </w:pPr>
+            <w:r>
+              <w:rPr>
+                <w:b w:val="false"/>
+                <w:bCs w:val="false"/>
+                <w:color w:val="000000"/>
+                <w:sz w:val="19"/>
+                <w:szCs w:val="19"/>
+              </w:rPr>
+              <w:t xml:space="preserve">ロジックへの入力</w:t>
+            </w:r>
+          </w:p>
+        </w:tc>
+        <w:tc>
+          <w:tcPr>
+            <w:tcW w:type="dxa" w:w="7238"/>
+            <w:tcBorders>
+              <w:top w:val="single" w:color="A6A6A6" w:sz="4"/>
+              <w:left w:val="single" w:color="A6A6A6" w:sz="4"/>
+              <w:bottom w:val="single" w:color="A6A6A6" w:sz="4"/>
+              <w:right w:val="single" w:color="A6A6A6" w:sz="4"/>
+            </w:tcBorders>
+            <w:shd w:fill="FFFFFF" w:color="auto" w:val="clear"/>
+            <w:tcMar>
+              <w:top w:type="dxa" w:w="60"/>
+              <w:left w:type="dxa" w:w="100"/>
+              <w:bottom w:type="dxa" w:w="60"/>
+              <w:right w:type="dxa" w:w="100"/>
+            </w:tcMar>
+          </w:tcPr>
+          <w:p>
+            <w:pPr>
+              <w:spacing w:after="20" w:line="260"/>
+            </w:pPr>
+            <w:r>
+              <w:rPr>
+                <w:b w:val="false"/>
+                <w:bCs w:val="false"/>
+                <w:color w:val="000000"/>
+                <w:sz w:val="19"/>
+                <w:szCs w:val="19"/>
+              </w:rPr>
+              <w:t xml:space="preserve">rumi_sensor_frame.image（RGB24）、image_width、image_height、image_stride（= width×3）。画像の無いフレームは image = NULL</w:t>
+            </w:r>
+          </w:p>
+        </w:tc>
+      </w:tr>
+      <w:tr>
+        <w:trPr>
+          <w:cantSplit/>
+          <w:tblHeader w:val="false"/>
+        </w:trPr>
+        <w:tc>
+          <w:tcPr>
+            <w:tcW w:type="dxa" w:w="2400"/>
+            <w:tcBorders>
+              <w:top w:val="single" w:color="A6A6A6" w:sz="4"/>
+              <w:left w:val="single" w:color="A6A6A6" w:sz="4"/>
+              <w:bottom w:val="single" w:color="A6A6A6" w:sz="4"/>
+              <w:right w:val="single" w:color="A6A6A6" w:sz="4"/>
+            </w:tcBorders>
+            <w:shd w:fill="DCE3F0" w:color="auto" w:val="clear"/>
+            <w:tcMar>
+              <w:top w:type="dxa" w:w="60"/>
+              <w:left w:type="dxa" w:w="100"/>
+              <w:bottom w:type="dxa" w:w="60"/>
+              <w:right w:type="dxa" w:w="100"/>
+            </w:tcMar>
+          </w:tcPr>
+          <w:p>
+            <w:pPr>
+              <w:spacing w:after="20" w:line="260"/>
+            </w:pPr>
+            <w:r>
+              <w:rPr>
+                <w:b w:val="false"/>
+                <w:bCs w:val="false"/>
+                <w:color w:val="000000"/>
+                <w:sz w:val="19"/>
+                <w:szCs w:val="19"/>
+              </w:rPr>
+              <w:t xml:space="preserve">テレメトリ</w:t>
+            </w:r>
+          </w:p>
+        </w:tc>
+        <w:tc>
+          <w:tcPr>
+            <w:tcW w:type="dxa" w:w="7238"/>
+            <w:tcBorders>
+              <w:top w:val="single" w:color="A6A6A6" w:sz="4"/>
+              <w:left w:val="single" w:color="A6A6A6" w:sz="4"/>
+              <w:bottom w:val="single" w:color="A6A6A6" w:sz="4"/>
+              <w:right w:val="single" w:color="A6A6A6" w:sz="4"/>
+            </w:tcBorders>
+            <w:shd w:fill="DCE3F0" w:color="auto" w:val="clear"/>
+            <w:tcMar>
+              <w:top w:type="dxa" w:w="60"/>
+              <w:left w:type="dxa" w:w="100"/>
+              <w:bottom w:type="dxa" w:w="60"/>
+              <w:right w:type="dxa" w:w="100"/>
+            </w:tcMar>
+          </w:tcPr>
+          <w:p>
+            <w:pPr>
+              <w:spacing w:after="20" w:line="260"/>
+            </w:pPr>
+            <w:r>
+              <w:rPr>
+                <w:b w:val="false"/>
+                <w:bCs w:val="false"/>
+                <w:color w:val="000000"/>
+                <w:sz w:val="19"/>
+                <w:szCs w:val="19"/>
+              </w:rPr>
+              <w:t xml:space="preserve">画像のあるフレームは payload に JPEG、ヘッダに image_w、image_h、image_seq（カメラの連番）、image_t_us（センサー時刻、µs）。無いフレームは payload_len = 0、image_w = image_h = 0</w:t>
+            </w:r>
+          </w:p>
+        </w:tc>
+      </w:tr>
+      <w:tr>
+        <w:trPr>
+          <w:cantSplit/>
+          <w:tblHeader w:val="false"/>
+        </w:trPr>
+        <w:tc>
+          <w:tcPr>
+            <w:tcW w:type="dxa" w:w="2400"/>
+            <w:tcBorders>
+              <w:top w:val="single" w:color="A6A6A6" w:sz="4"/>
+              <w:left w:val="single" w:color="A6A6A6" w:sz="4"/>
+              <w:bottom w:val="single" w:color="A6A6A6" w:sz="4"/>
+              <w:right w:val="single" w:color="A6A6A6" w:sz="4"/>
+            </w:tcBorders>
+            <w:shd w:fill="FFFFFF" w:color="auto" w:val="clear"/>
+            <w:tcMar>
+              <w:top w:type="dxa" w:w="60"/>
+              <w:left w:type="dxa" w:w="100"/>
+              <w:bottom w:type="dxa" w:w="60"/>
+              <w:right w:type="dxa" w:w="100"/>
+            </w:tcMar>
+          </w:tcPr>
+          <w:p>
+            <w:pPr>
+              <w:spacing w:after="20" w:line="260"/>
+            </w:pPr>
+            <w:r>
+              <w:rPr>
+                <w:b w:val="false"/>
+                <w:bCs w:val="false"/>
+                <w:color w:val="000000"/>
+                <w:sz w:val="19"/>
+                <w:szCs w:val="19"/>
+              </w:rPr>
+              <w:t xml:space="preserve">時刻</w:t>
+            </w:r>
+          </w:p>
+        </w:tc>
+        <w:tc>
+          <w:tcPr>
+            <w:tcW w:type="dxa" w:w="7238"/>
+            <w:tcBorders>
+              <w:top w:val="single" w:color="A6A6A6" w:sz="4"/>
+              <w:left w:val="single" w:color="A6A6A6" w:sz="4"/>
+              <w:bottom w:val="single" w:color="A6A6A6" w:sz="4"/>
+              <w:right w:val="single" w:color="A6A6A6" w:sz="4"/>
+            </w:tcBorders>
+            <w:shd w:fill="FFFFFF" w:color="auto" w:val="clear"/>
+            <w:tcMar>
+              <w:top w:type="dxa" w:w="60"/>
+              <w:left w:type="dxa" w:w="100"/>
+              <w:bottom w:type="dxa" w:w="60"/>
+              <w:right w:type="dxa" w:w="100"/>
+            </w:tcMar>
+          </w:tcPr>
+          <w:p>
+            <w:pPr>
+              <w:spacing w:after="20" w:line="260"/>
+            </w:pPr>
+            <w:r>
+              <w:rPr>
+                <w:b w:val="false"/>
+                <w:bCs w:val="false"/>
+                <w:color w:val="000000"/>
+                <w:sz w:val="19"/>
+                <w:szCs w:val="19"/>
+              </w:rPr>
+              <w:t xml:space="preserve">image_t_us は libcamera の SensorTimestamp（ns を µs に換算）。制御ループの t_us（CLOCK_MONOTONIC）とは別系で、対応はフレームの seq と image_seq で取る</w:t>
+            </w:r>
+          </w:p>
+        </w:tc>
+      </w:tr>
+      <w:tr>
+        <w:trPr>
+          <w:cantSplit/>
+          <w:tblHeader w:val="false"/>
+        </w:trPr>
+        <w:tc>
+          <w:tcPr>
+            <w:tcW w:type="dxa" w:w="2400"/>
+            <w:tcBorders>
+              <w:top w:val="single" w:color="A6A6A6" w:sz="4"/>
+              <w:left w:val="single" w:color="A6A6A6" w:sz="4"/>
+              <w:bottom w:val="single" w:color="A6A6A6" w:sz="4"/>
+              <w:right w:val="single" w:color="A6A6A6" w:sz="4"/>
+            </w:tcBorders>
+            <w:shd w:fill="DCE3F0" w:color="auto" w:val="clear"/>
+            <w:tcMar>
+              <w:top w:type="dxa" w:w="60"/>
+              <w:left w:type="dxa" w:w="100"/>
+              <w:bottom w:type="dxa" w:w="60"/>
+              <w:right w:type="dxa" w:w="100"/>
+            </w:tcMar>
+          </w:tcPr>
+          <w:p>
+            <w:pPr>
+              <w:spacing w:after="20" w:line="260"/>
+            </w:pPr>
+            <w:r>
+              <w:rPr>
+                <w:b w:val="false"/>
+                <w:bCs w:val="false"/>
+                <w:color w:val="000000"/>
+                <w:sz w:val="19"/>
+                <w:szCs w:val="19"/>
+              </w:rPr>
+              <w:t xml:space="preserve">異常時</w:t>
+            </w:r>
+          </w:p>
+        </w:tc>
+        <w:tc>
+          <w:tcPr>
+            <w:tcW w:type="dxa" w:w="7238"/>
+            <w:tcBorders>
+              <w:top w:val="single" w:color="A6A6A6" w:sz="4"/>
+              <w:left w:val="single" w:color="A6A6A6" w:sz="4"/>
+              <w:bottom w:val="single" w:color="A6A6A6" w:sz="4"/>
+              <w:right w:val="single" w:color="A6A6A6" w:sz="4"/>
+            </w:tcBorders>
+            <w:shd w:fill="DCE3F0" w:color="auto" w:val="clear"/>
+            <w:tcMar>
+              <w:top w:type="dxa" w:w="60"/>
+              <w:left w:type="dxa" w:w="100"/>
+              <w:bottom w:type="dxa" w:w="60"/>
+              <w:right w:type="dxa" w:w="100"/>
+            </w:tcMar>
+          </w:tcPr>
+          <w:p>
+            <w:pPr>
+              <w:spacing w:after="20" w:line="260"/>
+            </w:pPr>
+            <w:r>
+              <w:rPr>
+                <w:b w:val="false"/>
+                <w:bCs w:val="false"/>
+                <w:color w:val="000000"/>
+                <w:sz w:val="19"/>
+                <w:szCs w:val="19"/>
+              </w:rPr>
+              <w:t xml:space="preserve">カメラが見つからない・起動できない：ログに残し ToF だけで走行。JPEG 化に失敗したフレームは捨てる（100 回に 1 回ログ）</w:t>
+            </w:r>
+          </w:p>
+        </w:tc>
+      </w:tr>
+      <w:tr>
+        <w:trPr>
+          <w:cantSplit/>
+          <w:tblHeader w:val="false"/>
+        </w:trPr>
+        <w:tc>
+          <w:tcPr>
+            <w:tcW w:type="dxa" w:w="2400"/>
+            <w:tcBorders>
+              <w:top w:val="single" w:color="A6A6A6" w:sz="4"/>
+              <w:left w:val="single" w:color="A6A6A6" w:sz="4"/>
+              <w:bottom w:val="single" w:color="A6A6A6" w:sz="4"/>
+              <w:right w:val="single" w:color="A6A6A6" w:sz="4"/>
+            </w:tcBorders>
+            <w:shd w:fill="FFFFFF" w:color="auto" w:val="clear"/>
+            <w:tcMar>
+              <w:top w:type="dxa" w:w="60"/>
+              <w:left w:type="dxa" w:w="100"/>
+              <w:bottom w:type="dxa" w:w="60"/>
+              <w:right w:type="dxa" w:w="100"/>
+            </w:tcMar>
+          </w:tcPr>
+          <w:p>
+            <w:pPr>
+              <w:spacing w:after="20" w:line="260"/>
+            </w:pPr>
+            <w:r>
+              <w:rPr>
+                <w:b w:val="false"/>
+                <w:bCs w:val="false"/>
+                <w:color w:val="000000"/>
+                <w:sz w:val="19"/>
+                <w:szCs w:val="19"/>
+              </w:rPr>
+              <w:t xml:space="preserve">実行時に必要なパッケージ</w:t>
+            </w:r>
+          </w:p>
+        </w:tc>
+        <w:tc>
+          <w:tcPr>
+            <w:tcW w:type="dxa" w:w="7238"/>
+            <w:tcBorders>
+              <w:top w:val="single" w:color="A6A6A6" w:sz="4"/>
+              <w:left w:val="single" w:color="A6A6A6" w:sz="4"/>
+              <w:bottom w:val="single" w:color="A6A6A6" w:sz="4"/>
+              <w:right w:val="single" w:color="A6A6A6" w:sz="4"/>
+            </w:tcBorders>
+            <w:shd w:fill="FFFFFF" w:color="auto" w:val="clear"/>
+            <w:tcMar>
+              <w:top w:type="dxa" w:w="60"/>
+              <w:left w:type="dxa" w:w="100"/>
+              <w:bottom w:type="dxa" w:w="60"/>
+              <w:right w:type="dxa" w:w="100"/>
+            </w:tcMar>
+          </w:tcPr>
+          <w:p>
+            <w:pPr>
+              <w:spacing w:after="20" w:line="260"/>
+            </w:pPr>
+            <w:r>
+              <w:rPr>
+                <w:b w:val="false"/>
+                <w:bCs w:val="false"/>
+                <w:color w:val="000000"/>
+                <w:sz w:val="19"/>
+                <w:szCs w:val="19"/>
+              </w:rPr>
+              <w:t xml:space="preserve">libcamera0.7、libcamera-ipa（rpi/vc4 の IPA とチューニングファイル）、libturbojpeg0。config.txt に camera_auto_detect=1</w:t>
+            </w:r>
+          </w:p>
+        </w:tc>
+      </w:tr>
+    </w:tbl>
+    <w:p>
+      <w:pPr>
+        <w:spacing w:after="60"/>
+      </w:pPr>
+    </w:p>
+    <w:p>
+      <w:pPr>
         <w:pStyle w:val="Heading1"/>
       </w:pPr>
       <w:r>
@@ -15568,6 +16822,112 @@
           </w:p>
         </w:tc>
       </w:tr>
+      <w:tr>
+        <w:trPr>
+          <w:cantSplit/>
+          <w:tblHeader w:val="false"/>
+        </w:trPr>
+        <w:tc>
+          <w:tcPr>
+            <w:tcW w:type="dxa" w:w="3000"/>
+            <w:tcBorders>
+              <w:top w:val="single" w:color="A6A6A6" w:sz="4"/>
+              <w:left w:val="single" w:color="A6A6A6" w:sz="4"/>
+              <w:bottom w:val="single" w:color="A6A6A6" w:sz="4"/>
+              <w:right w:val="single" w:color="A6A6A6" w:sz="4"/>
+            </w:tcBorders>
+            <w:shd w:fill="FFFFFF" w:color="auto" w:val="clear"/>
+            <w:tcMar>
+              <w:top w:type="dxa" w:w="60"/>
+              <w:left w:type="dxa" w:w="100"/>
+              <w:bottom w:type="dxa" w:w="60"/>
+              <w:right w:type="dxa" w:w="100"/>
+            </w:tcMar>
+          </w:tcPr>
+          <w:p>
+            <w:pPr>
+              <w:spacing w:after="20" w:line="260"/>
+            </w:pPr>
+            <w:r>
+              <w:rPr>
+                <w:rFonts w:ascii="Consolas" w:cs="Consolas" w:eastAsia="Consolas" w:hAnsi="Consolas"/>
+                <w:b w:val="false"/>
+                <w:bCs w:val="false"/>
+                <w:color w:val="000000"/>
+                <w:sz w:val="19"/>
+                <w:szCs w:val="19"/>
+              </w:rPr>
+              <w:t xml:space="preserve">image_seq / image_t_us</w:t>
+            </w:r>
+          </w:p>
+        </w:tc>
+        <w:tc>
+          <w:tcPr>
+            <w:tcW w:type="dxa" w:w="1600"/>
+            <w:tcBorders>
+              <w:top w:val="single" w:color="A6A6A6" w:sz="4"/>
+              <w:left w:val="single" w:color="A6A6A6" w:sz="4"/>
+              <w:bottom w:val="single" w:color="A6A6A6" w:sz="4"/>
+              <w:right w:val="single" w:color="A6A6A6" w:sz="4"/>
+            </w:tcBorders>
+            <w:shd w:fill="FFFFFF" w:color="auto" w:val="clear"/>
+            <w:tcMar>
+              <w:top w:type="dxa" w:w="60"/>
+              <w:left w:type="dxa" w:w="100"/>
+              <w:bottom w:type="dxa" w:w="60"/>
+              <w:right w:type="dxa" w:w="100"/>
+            </w:tcMar>
+          </w:tcPr>
+          <w:p>
+            <w:pPr>
+              <w:spacing w:after="20" w:line="260"/>
+            </w:pPr>
+            <w:r>
+              <w:rPr>
+                <w:b w:val="false"/>
+                <w:bCs w:val="false"/>
+                <w:color w:val="000000"/>
+                <w:sz w:val="19"/>
+                <w:szCs w:val="19"/>
+              </w:rPr>
+              <w:t xml:space="preserve">u32 / u64</w:t>
+            </w:r>
+          </w:p>
+        </w:tc>
+        <w:tc>
+          <w:tcPr>
+            <w:tcW w:type="dxa" w:w="5038"/>
+            <w:tcBorders>
+              <w:top w:val="single" w:color="A6A6A6" w:sz="4"/>
+              <w:left w:val="single" w:color="A6A6A6" w:sz="4"/>
+              <w:bottom w:val="single" w:color="A6A6A6" w:sz="4"/>
+              <w:right w:val="single" w:color="A6A6A6" w:sz="4"/>
+            </w:tcBorders>
+            <w:shd w:fill="FFFFFF" w:color="auto" w:val="clear"/>
+            <w:tcMar>
+              <w:top w:type="dxa" w:w="60"/>
+              <w:left w:type="dxa" w:w="100"/>
+              <w:bottom w:type="dxa" w:w="60"/>
+              <w:right w:type="dxa" w:w="100"/>
+            </w:tcMar>
+          </w:tcPr>
+          <w:p>
+            <w:pPr>
+              <w:spacing w:after="20" w:line="260"/>
+            </w:pPr>
+            <w:r>
+              <w:rPr>
+                <w:b w:val="false"/>
+                <w:bCs w:val="false"/>
+                <w:color w:val="000000"/>
+                <w:sz w:val="19"/>
+                <w:szCs w:val="19"/>
+              </w:rPr>
+              <w:t xml:space="preserve">カメラ画像の連番とセンサー時刻（µs）。画像なしは 0</w:t>
+            </w:r>
+          </w:p>
+        </w:tc>
+      </w:tr>
     </w:tbl>
     <w:p>
       <w:pPr>
@@ -16650,7 +18010,7 @@
           <w:sz w:val="18"/>
           <w:szCs w:val="18"/>
         </w:rPr>
-        <w:t xml:space="preserve">sudo apt install build-essential cmake pkg-config libgpiod-dev nlohmann-json3-dev libssl-dev</w:t>
+        <w:t xml:space="preserve">sudo apt install build-essential cmake pkg-config libgpiod-dev nlohmann-json3-dev libssl-dev libturbojpeg0-dev libcamera-dev</w:t>
       </w:r>
     </w:p>
     <w:p>
@@ -16736,7 +18096,7 @@
         <w:spacing w:after="60" w:line="290"/>
       </w:pPr>
       <w:r>
-        <w:t xml:space="preserve">単体テスト（ctest）：tof_logic（ロジック）、pack（manifest・ローダー・設定）、network（制御／テレメトリサーバーを 127.0.0.1 の実 TCP 接続で動かし、hello・モード・手動操作・heartbeat 途絶・非常停止・list_versions・activate／rollback・失敗時の応答・2 クライアント目の拒否・テレメトリの受信と遅いクライアントでの間引きを確認）</w:t>
+        <w:t xml:space="preserve">単体テスト（ctest）：tof_logic（ロジック）、pack（manifest・ローダー・設定）、camera（JPEG 化の往復・不正入力・camera 設定）、network（制御／テレメトリサーバーを 127.0.0.1 の実 TCP 接続で動かし、hello・モード・手動操作・heartbeat 途絶・非常停止・list_versions・activate／rollback・失敗時の応答・2 クライアント目の拒否・テレメトリの受信と遅いクライアントでの間引きを確認）</w:t>
       </w:r>
     </w:p>
     <w:p>
@@ -16749,7 +18109,7 @@
         <w:spacing w:after="60" w:line="290"/>
       </w:pPr>
       <w:r>
-        <w:t xml:space="preserve">依存：libgpiod 2 系（Debian 13 は 2.2.1）、nlohmann-json 3.11 以上、OpenSSL（SHA-256）。ロジックとテストだけなら -DRUMICAR_BUILD_CORE=OFF で libgpiod と OpenSSL は不要</w:t>
+        <w:t xml:space="preserve">依存：libgpiod 2 系（Debian 13 は 2.2.1）、nlohmann-json 3.11 以上、OpenSSL（SHA-256）、libjpeg-turbo（libturbojpeg0-dev）、libcamera（Raspberry Pi 版 libcamera-dev。-DRUMICAR_WITH_CAMERA=OFF なら不要）。ロジックとテストだけなら -DRUMICAR_BUILD_CORE=OFF で本体の依存は不要</w:t>
       </w:r>
     </w:p>
     <w:p>
@@ -17075,7 +18435,7 @@
                 <w:sz w:val="19"/>
                 <w:szCs w:val="19"/>
               </w:rPr>
-              <w:t xml:space="preserve">ubuntu-24.04-arm と ubuntu-24.04 の debian:trixie コンテナ（車と同じパッケージ）</w:t>
+              <w:t xml:space="preserve">ubuntu-24.04-arm と ubuntu-24.04 の debian:trixie コンテナ（車と同じパッケージ）。arm64 では Raspberry Pi のアーカイブ（archive.raspberrypi.com、trixie main）を追加して車と同じ libcamera-dev を入れる。amd64 は RUMICAR_WITH_CAMERA=OFF</w:t>
             </w:r>
           </w:p>
         </w:tc>
@@ -17350,7 +18710,7 @@
         <w:spacing w:after="60" w:line="290"/>
       </w:pPr>
       <w:r>
-        <w:t xml:space="preserve">PC：通信形式の実装と単体テスト、走行管理アプリの画面と接続・操作・収録、非常停止とロジック判断の表示（第2版）</w:t>
+        <w:t xml:space="preserve">車：libcamera による Camera Module 2 の取り込み（RGB24、既定 320×240・20 fps）、ロジックへの画像入力、JPEG のテレメトリ送信、カメラ無しでの継続走行（第3版）</w:t>
       </w:r>
     </w:p>
     <w:p>
@@ -17363,15 +18723,7 @@
         <w:spacing w:after="60" w:line="290"/>
       </w:pPr>
       <w:r>
-        <w:t xml:space="preserve">自動ビルド：車載（arm64／amd64）と PC（Windows）</w:t>
-      </w:r>
-    </w:p>
-    <w:p>
-      <w:pPr>
-        <w:pStyle w:val="Heading2"/>
-      </w:pPr>
-      <w:r>
-        <w:t xml:space="preserve">8.2 次のプルリクエストで実装するもの</w:t>
+        <w:t xml:space="preserve">PC：通信形式の実装と単体テスト、走行管理アプリの画面と接続・操作・収録、非常停止とロジック判断の表示（第2版）</w:t>
       </w:r>
     </w:p>
     <w:p>
@@ -17379,12 +18731,20 @@
         <w:pStyle w:val="ListParagraph"/>
         <w:numPr>
           <w:ilvl w:val="0"/>
-          <w:numId w:val="4"/>
+          <w:numId w:val="2"/>
         </w:numPr>
         <w:spacing w:after="60" w:line="290"/>
       </w:pPr>
       <w:r>
-        <w:t xml:space="preserve">カメラ取り込み（libcamera、Camera Module 2、カラー）とテレメトリへの JPEG 付加、ロジックへの画像受け渡し</w:t>
+        <w:t xml:space="preserve">自動ビルド：車載（arm64／amd64）と PC（Windows）</w:t>
+      </w:r>
+    </w:p>
+    <w:p>
+      <w:pPr>
+        <w:pStyle w:val="Heading2"/>
+      </w:pPr>
+      <w:r>
+        <w:t xml:space="preserve">8.2 次のプルリクエストで実装するもの</w:t>
       </w:r>
     </w:p>
     <w:p>
@@ -17957,7 +19317,7 @@
                 <w:sz w:val="19"/>
                 <w:szCs w:val="19"/>
               </w:rPr>
-              <w:t xml:space="preserve">Camera Module 2 がカラーで取り込めること（次の版）</w:t>
+              <w:t xml:space="preserve">Camera Module 2 が BGR888（RGB24）320×240・20 fps で取り込めること、テレメトリの JPEG が走行管理アプリに表示されること、JPEG 化を含めて 50 ms 周期に収まること（libcamera のスレッドで処理するため制御ループへの影響は最新画像の取得のみ）</w:t>
             </w:r>
           </w:p>
         </w:tc>

--- a/docs/RumiCar-Zero2Cam 仕様書.docx
+++ b/docs/RumiCar-Zero2Cam 仕様書.docx
@@ -42,7 +42,7 @@
           <w:sz w:val="20"/>
           <w:szCs w:val="20"/>
         </w:rPr>
-        <w:t xml:space="preserve">第3版　2026年10月18日　対象：リポジトリ RumiCar-group/RumiCar-Zero2Cam　基盤版 0.1.0 ＋ 車側通信（第2版）＋ カメラ取り込み（第3版）</w:t>
+        <w:t xml:space="preserve">第4版　2026年10月18日　対象：リポジトリ RumiCar-group/RumiCar-Zero2Cam　0.1.0：基盤（第1版）＋ 車側通信（第2版）＋ カメラ（第3版）＋ AP・パッケージ（第4版）</w:t>
       </w:r>
     </w:p>
     <w:p>
@@ -296,7 +296,7 @@
                 <w:sz w:val="19"/>
                 <w:szCs w:val="19"/>
               </w:rPr>
-              <w:t xml:space="preserve">車載制御プログラム（ToF 走行、走行モード、非常停止）、カメラ取り込みと JPEG 送信、車側の制御／テレメトリサーバー、ロジック／パックの配布形式と差し替え（通信経由を含む）、PC 側の通信実装と走行管理アプリ、自動ビルド</w:t>
+              <w:t xml:space="preserve">車載制御プログラム（ToF 走行、走行モード、非常停止）、カメラ取り込みと JPEG 送信、車側の制御／テレメトリサーバー、Wi-Fi AP（NetworkManager）と set_wifi、ロジック／パックの配布形式と差し替え（通信経由を含む）、車載ソフトの Debian パッケージ、PC 側の通信実装と走行管理アプリ、自動ビルド</w:t>
             </w:r>
           </w:p>
         </w:tc>
@@ -368,7 +368,7 @@
                 <w:sz w:val="19"/>
                 <w:szCs w:val="19"/>
               </w:rPr>
-              <w:t xml:space="preserve">Wi-Fi AP の設定（set_wifi を含む）、SD カードイメージの作成、走行管理アプリからのファイル転送、画像を使う走行ロジック（8章参照）</w:t>
+              <w:t xml:space="preserve">SD カードイメージの作成、走行管理アプリからのファイル転送、画像を使う走行ロジック（8章参照）</w:t>
             </w:r>
           </w:p>
         </w:tc>
@@ -1818,6 +1818,14 @@
     </w:p>
     <w:p>
       <w:pPr>
+        <w:spacing w:after="100" w:line="300"/>
+      </w:pPr>
+      <w:r>
+        <w:t xml:space="preserve">パッケージ rumicar-zero2cam（7.4）が入れるファイルと、本体が使う状態ディレクトリです（手動の cmake --install では /usr/local 以下になります）。</w:t>
+      </w:r>
+    </w:p>
+    <w:p>
+      <w:pPr>
         <w:shd w:fill="F2F2F2" w:color="auto" w:val="clear"/>
         <w:spacing w:after="0" w:before="80" w:line="260"/>
         <w:ind w:left="200"/>
@@ -1828,7 +1836,7 @@
           <w:sz w:val="18"/>
           <w:szCs w:val="18"/>
         </w:rPr>
-        <w:t xml:space="preserve">/usr/local/bin/rumicar-core              本体</w:t>
+        <w:t xml:space="preserve">/usr/bin/rumicar-core                    本体</w:t>
       </w:r>
     </w:p>
     <w:p>
@@ -1843,7 +1851,7 @@
           <w:sz w:val="18"/>
           <w:szCs w:val="18"/>
         </w:rPr>
-        <w:t xml:space="preserve">/usr/local/bin/rumicar-activate          切り替えスクリプト</w:t>
+        <w:t xml:space="preserve">/usr/bin/rumicar-activate                切り替えスクリプト</w:t>
       </w:r>
     </w:p>
     <w:p>
@@ -1858,7 +1866,7 @@
           <w:sz w:val="18"/>
           <w:szCs w:val="18"/>
         </w:rPr>
-        <w:t xml:space="preserve">/usr/local/lib/systemd/system/rumicar-core.service</w:t>
+        <w:t xml:space="preserve">/usr/lib/rumicar/logic/&lt;name&gt;-&lt;version&gt;/ 同梱ロジック（manifest.json ＋ .so。初回導入時に状態ディレクトリへ複製）</w:t>
       </w:r>
     </w:p>
     <w:p>
@@ -1873,7 +1881,67 @@
           <w:sz w:val="18"/>
           <w:szCs w:val="18"/>
         </w:rPr>
-        <w:t xml:space="preserve">/etc/rumicar/core.json                   本体設定</w:t>
+        <w:t xml:space="preserve">/usr/share/rumicar/packs/&lt;id&gt;-&lt;version&gt;/ 同梱パック（同上）</w:t>
+      </w:r>
+    </w:p>
+    <w:p>
+      <w:pPr>
+        <w:shd w:fill="F2F2F2" w:color="auto" w:val="clear"/>
+        <w:spacing w:after="0" w:before="0" w:line="260"/>
+        <w:ind w:left="200"/>
+      </w:pPr>
+      <w:r>
+        <w:rPr>
+          <w:rFonts w:ascii="Consolas" w:cs="Consolas" w:eastAsia="Consolas" w:hAnsi="Consolas"/>
+          <w:sz w:val="18"/>
+          <w:szCs w:val="18"/>
+        </w:rPr>
+        <w:t xml:space="preserve">/usr/share/rumicar/config.txt.d/rumicar.txt   config.txt への追記内容（イメージ作成時に使う）</w:t>
+      </w:r>
+    </w:p>
+    <w:p>
+      <w:pPr>
+        <w:shd w:fill="F2F2F2" w:color="auto" w:val="clear"/>
+        <w:spacing w:after="0" w:before="0" w:line="260"/>
+        <w:ind w:left="200"/>
+      </w:pPr>
+      <w:r>
+        <w:rPr>
+          <w:rFonts w:ascii="Consolas" w:cs="Consolas" w:eastAsia="Consolas" w:hAnsi="Consolas"/>
+          <w:sz w:val="18"/>
+          <w:szCs w:val="18"/>
+        </w:rPr>
+        <w:t xml:space="preserve">/usr/lib/systemd/system/rumicar-core.service</w:t>
+      </w:r>
+    </w:p>
+    <w:p>
+      <w:pPr>
+        <w:shd w:fill="F2F2F2" w:color="auto" w:val="clear"/>
+        <w:spacing w:after="0" w:before="0" w:line="260"/>
+        <w:ind w:left="200"/>
+      </w:pPr>
+      <w:r>
+        <w:rPr>
+          <w:rFonts w:ascii="Consolas" w:cs="Consolas" w:eastAsia="Consolas" w:hAnsi="Consolas"/>
+          <w:sz w:val="18"/>
+          <w:szCs w:val="18"/>
+        </w:rPr>
+        <w:t xml:space="preserve">/etc/rumicar/core.json                   本体設定（conffile）</w:t>
+      </w:r>
+    </w:p>
+    <w:p>
+      <w:pPr>
+        <w:shd w:fill="F2F2F2" w:color="auto" w:val="clear"/>
+        <w:spacing w:after="0" w:before="0" w:line="260"/>
+        <w:ind w:left="200"/>
+      </w:pPr>
+      <w:r>
+        <w:rPr>
+          <w:rFonts w:ascii="Consolas" w:cs="Consolas" w:eastAsia="Consolas" w:hAnsi="Consolas"/>
+          <w:sz w:val="18"/>
+          <w:szCs w:val="18"/>
+        </w:rPr>
+        <w:t xml:space="preserve">/etc/NetworkManager/system-connections/RumiCar-AP.nmconnection   AP のプロファイル（conffile、0600）</w:t>
       </w:r>
     </w:p>
     <w:p>
@@ -4933,6 +5001,220 @@
                 <w:szCs w:val="19"/>
               </w:rPr>
               <w:t xml:space="preserve">テレメトリの送信待ちフレーム数（クライアントごと。超えた分は古い方から捨てる）</w:t>
+            </w:r>
+          </w:p>
+        </w:tc>
+      </w:tr>
+      <w:tr>
+        <w:trPr>
+          <w:cantSplit/>
+          <w:tblHeader w:val="false"/>
+        </w:trPr>
+        <w:tc>
+          <w:tcPr>
+            <w:tcW w:type="dxa" w:w="2900"/>
+            <w:tcBorders>
+              <w:top w:val="single" w:color="A6A6A6" w:sz="4"/>
+              <w:left w:val="single" w:color="A6A6A6" w:sz="4"/>
+              <w:bottom w:val="single" w:color="A6A6A6" w:sz="4"/>
+              <w:right w:val="single" w:color="A6A6A6" w:sz="4"/>
+            </w:tcBorders>
+            <w:shd w:fill="DCE3F0" w:color="auto" w:val="clear"/>
+            <w:tcMar>
+              <w:top w:type="dxa" w:w="60"/>
+              <w:left w:type="dxa" w:w="100"/>
+              <w:bottom w:type="dxa" w:w="60"/>
+              <w:right w:type="dxa" w:w="100"/>
+            </w:tcMar>
+          </w:tcPr>
+          <w:p>
+            <w:pPr>
+              <w:spacing w:after="20" w:line="260"/>
+            </w:pPr>
+            <w:r>
+              <w:rPr>
+                <w:rFonts w:ascii="Consolas" w:cs="Consolas" w:eastAsia="Consolas" w:hAnsi="Consolas"/>
+                <w:b w:val="false"/>
+                <w:bCs w:val="false"/>
+                <w:color w:val="000000"/>
+                <w:sz w:val="19"/>
+                <w:szCs w:val="19"/>
+              </w:rPr>
+              <w:t xml:space="preserve">network.ap_connection</w:t>
+            </w:r>
+          </w:p>
+        </w:tc>
+        <w:tc>
+          <w:tcPr>
+            <w:tcW w:type="dxa" w:w="2300"/>
+            <w:tcBorders>
+              <w:top w:val="single" w:color="A6A6A6" w:sz="4"/>
+              <w:left w:val="single" w:color="A6A6A6" w:sz="4"/>
+              <w:bottom w:val="single" w:color="A6A6A6" w:sz="4"/>
+              <w:right w:val="single" w:color="A6A6A6" w:sz="4"/>
+            </w:tcBorders>
+            <w:shd w:fill="DCE3F0" w:color="auto" w:val="clear"/>
+            <w:tcMar>
+              <w:top w:type="dxa" w:w="60"/>
+              <w:left w:type="dxa" w:w="100"/>
+              <w:bottom w:type="dxa" w:w="60"/>
+              <w:right w:type="dxa" w:w="100"/>
+            </w:tcMar>
+          </w:tcPr>
+          <w:p>
+            <w:pPr>
+              <w:spacing w:after="20" w:line="260"/>
+            </w:pPr>
+            <w:r>
+              <w:rPr>
+                <w:rFonts w:ascii="Consolas" w:cs="Consolas" w:eastAsia="Consolas" w:hAnsi="Consolas"/>
+                <w:b w:val="false"/>
+                <w:bCs w:val="false"/>
+                <w:color w:val="000000"/>
+                <w:sz w:val="19"/>
+                <w:szCs w:val="19"/>
+              </w:rPr>
+              <w:t xml:space="preserve">RumiCar-AP</w:t>
+            </w:r>
+          </w:p>
+        </w:tc>
+        <w:tc>
+          <w:tcPr>
+            <w:tcW w:type="dxa" w:w="4438"/>
+            <w:tcBorders>
+              <w:top w:val="single" w:color="A6A6A6" w:sz="4"/>
+              <w:left w:val="single" w:color="A6A6A6" w:sz="4"/>
+              <w:bottom w:val="single" w:color="A6A6A6" w:sz="4"/>
+              <w:right w:val="single" w:color="A6A6A6" w:sz="4"/>
+            </w:tcBorders>
+            <w:shd w:fill="DCE3F0" w:color="auto" w:val="clear"/>
+            <w:tcMar>
+              <w:top w:type="dxa" w:w="60"/>
+              <w:left w:type="dxa" w:w="100"/>
+              <w:bottom w:type="dxa" w:w="60"/>
+              <w:right w:type="dxa" w:w="100"/>
+            </w:tcMar>
+          </w:tcPr>
+          <w:p>
+            <w:pPr>
+              <w:spacing w:after="20" w:line="260"/>
+            </w:pPr>
+            <w:r>
+              <w:rPr>
+                <w:b w:val="false"/>
+                <w:bCs w:val="false"/>
+                <w:color w:val="000000"/>
+                <w:sz w:val="19"/>
+                <w:szCs w:val="19"/>
+              </w:rPr>
+              <w:t xml:space="preserve">set_wifi が変更する NetworkManager の接続名。空文字で set_wifi を無効化</w:t>
+            </w:r>
+          </w:p>
+        </w:tc>
+      </w:tr>
+      <w:tr>
+        <w:trPr>
+          <w:cantSplit/>
+          <w:tblHeader w:val="false"/>
+        </w:trPr>
+        <w:tc>
+          <w:tcPr>
+            <w:tcW w:type="dxa" w:w="2900"/>
+            <w:tcBorders>
+              <w:top w:val="single" w:color="A6A6A6" w:sz="4"/>
+              <w:left w:val="single" w:color="A6A6A6" w:sz="4"/>
+              <w:bottom w:val="single" w:color="A6A6A6" w:sz="4"/>
+              <w:right w:val="single" w:color="A6A6A6" w:sz="4"/>
+            </w:tcBorders>
+            <w:shd w:fill="FFFFFF" w:color="auto" w:val="clear"/>
+            <w:tcMar>
+              <w:top w:type="dxa" w:w="60"/>
+              <w:left w:type="dxa" w:w="100"/>
+              <w:bottom w:type="dxa" w:w="60"/>
+              <w:right w:type="dxa" w:w="100"/>
+            </w:tcMar>
+          </w:tcPr>
+          <w:p>
+            <w:pPr>
+              <w:spacing w:after="20" w:line="260"/>
+            </w:pPr>
+            <w:r>
+              <w:rPr>
+                <w:rFonts w:ascii="Consolas" w:cs="Consolas" w:eastAsia="Consolas" w:hAnsi="Consolas"/>
+                <w:b w:val="false"/>
+                <w:bCs w:val="false"/>
+                <w:color w:val="000000"/>
+                <w:sz w:val="19"/>
+                <w:szCs w:val="19"/>
+              </w:rPr>
+              <w:t xml:space="preserve">network.nmcli</w:t>
+            </w:r>
+          </w:p>
+        </w:tc>
+        <w:tc>
+          <w:tcPr>
+            <w:tcW w:type="dxa" w:w="2300"/>
+            <w:tcBorders>
+              <w:top w:val="single" w:color="A6A6A6" w:sz="4"/>
+              <w:left w:val="single" w:color="A6A6A6" w:sz="4"/>
+              <w:bottom w:val="single" w:color="A6A6A6" w:sz="4"/>
+              <w:right w:val="single" w:color="A6A6A6" w:sz="4"/>
+            </w:tcBorders>
+            <w:shd w:fill="FFFFFF" w:color="auto" w:val="clear"/>
+            <w:tcMar>
+              <w:top w:type="dxa" w:w="60"/>
+              <w:left w:type="dxa" w:w="100"/>
+              <w:bottom w:type="dxa" w:w="60"/>
+              <w:right w:type="dxa" w:w="100"/>
+            </w:tcMar>
+          </w:tcPr>
+          <w:p>
+            <w:pPr>
+              <w:spacing w:after="20" w:line="260"/>
+            </w:pPr>
+            <w:r>
+              <w:rPr>
+                <w:rFonts w:ascii="Consolas" w:cs="Consolas" w:eastAsia="Consolas" w:hAnsi="Consolas"/>
+                <w:b w:val="false"/>
+                <w:bCs w:val="false"/>
+                <w:color w:val="000000"/>
+                <w:sz w:val="19"/>
+                <w:szCs w:val="19"/>
+              </w:rPr>
+              <w:t xml:space="preserve">/usr/bin/nmcli</w:t>
+            </w:r>
+          </w:p>
+        </w:tc>
+        <w:tc>
+          <w:tcPr>
+            <w:tcW w:type="dxa" w:w="4438"/>
+            <w:tcBorders>
+              <w:top w:val="single" w:color="A6A6A6" w:sz="4"/>
+              <w:left w:val="single" w:color="A6A6A6" w:sz="4"/>
+              <w:bottom w:val="single" w:color="A6A6A6" w:sz="4"/>
+              <w:right w:val="single" w:color="A6A6A6" w:sz="4"/>
+            </w:tcBorders>
+            <w:shd w:fill="FFFFFF" w:color="auto" w:val="clear"/>
+            <w:tcMar>
+              <w:top w:type="dxa" w:w="60"/>
+              <w:left w:type="dxa" w:w="100"/>
+              <w:bottom w:type="dxa" w:w="60"/>
+              <w:right w:type="dxa" w:w="100"/>
+            </w:tcMar>
+          </w:tcPr>
+          <w:p>
+            <w:pPr>
+              <w:spacing w:after="20" w:line="260"/>
+            </w:pPr>
+            <w:r>
+              <w:rPr>
+                <w:b w:val="false"/>
+                <w:bCs w:val="false"/>
+                <w:color w:val="000000"/>
+                <w:sz w:val="19"/>
+                <w:szCs w:val="19"/>
+              </w:rPr>
+              <w:t xml:space="preserve">nmcli の場所</w:t>
             </w:r>
           </w:p>
         </w:tc>
@@ -12184,7 +12466,7 @@
                 <w:sz w:val="19"/>
                 <w:szCs w:val="19"/>
               </w:rPr>
-              <w:t xml:space="preserve">車が AP。初期 SSID は全車共通 “RumiCar”、暗号化なし（案A：教育用途として接続できることを許容）</w:t>
+              <w:t xml:space="preserve">車が AP。初期 SSID は全車共通 “RumiCar”、暗号化なし（案A：教育用途として接続できることを許容）、2.4 GHz チャネル 6</w:t>
             </w:r>
           </w:p>
         </w:tc>
@@ -12223,7 +12505,7 @@
                 <w:sz w:val="19"/>
                 <w:szCs w:val="19"/>
               </w:rPr>
-              <w:t xml:space="preserve">車の IP</w:t>
+              <w:t xml:space="preserve">AP の実体</w:t>
             </w:r>
           </w:p>
         </w:tc>
@@ -12256,7 +12538,7 @@
                 <w:sz w:val="19"/>
                 <w:szCs w:val="19"/>
               </w:rPr>
-              <w:t xml:space="preserve">10.42.0.1（固定）。PC は DHCP で 10.42.0.x</w:t>
+              <w:t xml:space="preserve">NetworkManager のプロファイル RumiCar-AP（car/deploy/RumiCar-AP.nmconnection）：mode=ap、band=bg、channel=6、interface wlan0、autoconnect（優先度 100）、ipv4.method=shared（NetworkManager 内蔵の dnsmasq が DHCP を提供）、powersave 無効。パッケージが /etc/NetworkManager/system-connections/ に 0600 で入れる</w:t>
             </w:r>
           </w:p>
         </w:tc>
@@ -12295,7 +12577,7 @@
                 <w:sz w:val="19"/>
                 <w:szCs w:val="19"/>
               </w:rPr>
-              <w:t xml:space="preserve">SSID の変更</w:t>
+              <w:t xml:space="preserve">車の IP</w:t>
             </w:r>
           </w:p>
         </w:tc>
@@ -12328,7 +12610,7 @@
                 <w:sz w:val="19"/>
                 <w:szCs w:val="19"/>
               </w:rPr>
-              <w:t xml:space="preserve">制御チャネルの set_wifi で起動後のみ有効。再起動で初期値に戻る</w:t>
+              <w:t xml:space="preserve">10.42.0.1/24（プロファイルで固定）。PC は DHCP で 10.42.0.x</w:t>
             </w:r>
           </w:p>
         </w:tc>
@@ -12367,7 +12649,7 @@
                 <w:sz w:val="19"/>
                 <w:szCs w:val="19"/>
               </w:rPr>
-              <w:t xml:space="preserve">接続台数</w:t>
+              <w:t xml:space="preserve">規制ドメイン</w:t>
             </w:r>
           </w:p>
         </w:tc>
@@ -12400,7 +12682,7 @@
                 <w:sz w:val="19"/>
                 <w:szCs w:val="19"/>
               </w:rPr>
-              <w:t xml:space="preserve">PC と車は1対1。制御チャネルは同時に1クライアントのみ</w:t>
+              <w:t xml:space="preserve">AP を立てるには無線の国設定が必要（Raspberry Pi OS は未設定だと無線を止める）。標準イメージでは cmdline.txt の cfg80211.ieee80211_regdom=JP で設定する（イメージの版で実施）</w:t>
             </w:r>
           </w:p>
         </w:tc>
@@ -12439,7 +12721,7 @@
                 <w:sz w:val="19"/>
                 <w:szCs w:val="19"/>
               </w:rPr>
-              <w:t xml:space="preserve">TCP 5600</w:t>
+              <w:t xml:space="preserve">SSID の変更</w:t>
             </w:r>
           </w:p>
         </w:tc>
@@ -12472,7 +12754,7 @@
                 <w:sz w:val="19"/>
                 <w:szCs w:val="19"/>
               </w:rPr>
-              <w:t xml:space="preserve">制御チャネル（JSON 行、要求／応答＋イベント）</w:t>
+              <w:t xml:space="preserve">制御チャネルの set_wifi で起動後のみ有効（nmcli connection modify --temporary でメモリ上のプロファイルだけを変え、0.5 秒後に接続を上げ直す）。再起動でディスク上の初期値に戻る</w:t>
             </w:r>
           </w:p>
         </w:tc>
@@ -12511,7 +12793,7 @@
                 <w:sz w:val="19"/>
                 <w:szCs w:val="19"/>
               </w:rPr>
-              <w:t xml:space="preserve">TCP 5601</w:t>
+              <w:t xml:space="preserve">インターネット</w:t>
             </w:r>
           </w:p>
         </w:tc>
@@ -12544,7 +12826,7 @@
                 <w:sz w:val="19"/>
                 <w:szCs w:val="19"/>
               </w:rPr>
-              <w:t xml:space="preserve">テレメトリチャネル（バイナリフレーム、車 → PC のみ）</w:t>
+              <w:t xml:space="preserve">車は AP なので通常はインターネットに出ない。更新などで必要なときは nmcli で一時的に家庭の Wi-Fi の接続を上げる（AP は止まる）</w:t>
             </w:r>
           </w:p>
         </w:tc>
@@ -12583,6 +12865,222 @@
                 <w:sz w:val="19"/>
                 <w:szCs w:val="19"/>
               </w:rPr>
+              <w:t xml:space="preserve">接続台数</w:t>
+            </w:r>
+          </w:p>
+        </w:tc>
+        <w:tc>
+          <w:tcPr>
+            <w:tcW w:type="dxa" w:w="7638"/>
+            <w:tcBorders>
+              <w:top w:val="single" w:color="A6A6A6" w:sz="4"/>
+              <w:left w:val="single" w:color="A6A6A6" w:sz="4"/>
+              <w:bottom w:val="single" w:color="A6A6A6" w:sz="4"/>
+              <w:right w:val="single" w:color="A6A6A6" w:sz="4"/>
+            </w:tcBorders>
+            <w:shd w:fill="FFFFFF" w:color="auto" w:val="clear"/>
+            <w:tcMar>
+              <w:top w:type="dxa" w:w="60"/>
+              <w:left w:type="dxa" w:w="100"/>
+              <w:bottom w:type="dxa" w:w="60"/>
+              <w:right w:type="dxa" w:w="100"/>
+            </w:tcMar>
+          </w:tcPr>
+          <w:p>
+            <w:pPr>
+              <w:spacing w:after="20" w:line="260"/>
+            </w:pPr>
+            <w:r>
+              <w:rPr>
+                <w:b w:val="false"/>
+                <w:bCs w:val="false"/>
+                <w:color w:val="000000"/>
+                <w:sz w:val="19"/>
+                <w:szCs w:val="19"/>
+              </w:rPr>
+              <w:t xml:space="preserve">PC と車は1対1。制御チャネルは同時に1クライアントのみ</w:t>
+            </w:r>
+          </w:p>
+        </w:tc>
+      </w:tr>
+      <w:tr>
+        <w:trPr>
+          <w:cantSplit/>
+          <w:tblHeader w:val="false"/>
+        </w:trPr>
+        <w:tc>
+          <w:tcPr>
+            <w:tcW w:type="dxa" w:w="2000"/>
+            <w:tcBorders>
+              <w:top w:val="single" w:color="A6A6A6" w:sz="4"/>
+              <w:left w:val="single" w:color="A6A6A6" w:sz="4"/>
+              <w:bottom w:val="single" w:color="A6A6A6" w:sz="4"/>
+              <w:right w:val="single" w:color="A6A6A6" w:sz="4"/>
+            </w:tcBorders>
+            <w:shd w:fill="DCE3F0" w:color="auto" w:val="clear"/>
+            <w:tcMar>
+              <w:top w:type="dxa" w:w="60"/>
+              <w:left w:type="dxa" w:w="100"/>
+              <w:bottom w:type="dxa" w:w="60"/>
+              <w:right w:type="dxa" w:w="100"/>
+            </w:tcMar>
+          </w:tcPr>
+          <w:p>
+            <w:pPr>
+              <w:spacing w:after="20" w:line="260"/>
+            </w:pPr>
+            <w:r>
+              <w:rPr>
+                <w:b w:val="false"/>
+                <w:bCs w:val="false"/>
+                <w:color w:val="000000"/>
+                <w:sz w:val="19"/>
+                <w:szCs w:val="19"/>
+              </w:rPr>
+              <w:t xml:space="preserve">TCP 5600</w:t>
+            </w:r>
+          </w:p>
+        </w:tc>
+        <w:tc>
+          <w:tcPr>
+            <w:tcW w:type="dxa" w:w="7638"/>
+            <w:tcBorders>
+              <w:top w:val="single" w:color="A6A6A6" w:sz="4"/>
+              <w:left w:val="single" w:color="A6A6A6" w:sz="4"/>
+              <w:bottom w:val="single" w:color="A6A6A6" w:sz="4"/>
+              <w:right w:val="single" w:color="A6A6A6" w:sz="4"/>
+            </w:tcBorders>
+            <w:shd w:fill="DCE3F0" w:color="auto" w:val="clear"/>
+            <w:tcMar>
+              <w:top w:type="dxa" w:w="60"/>
+              <w:left w:type="dxa" w:w="100"/>
+              <w:bottom w:type="dxa" w:w="60"/>
+              <w:right w:type="dxa" w:w="100"/>
+            </w:tcMar>
+          </w:tcPr>
+          <w:p>
+            <w:pPr>
+              <w:spacing w:after="20" w:line="260"/>
+            </w:pPr>
+            <w:r>
+              <w:rPr>
+                <w:b w:val="false"/>
+                <w:bCs w:val="false"/>
+                <w:color w:val="000000"/>
+                <w:sz w:val="19"/>
+                <w:szCs w:val="19"/>
+              </w:rPr>
+              <w:t xml:space="preserve">制御チャネル（JSON 行、要求／応答＋イベント）</w:t>
+            </w:r>
+          </w:p>
+        </w:tc>
+      </w:tr>
+      <w:tr>
+        <w:trPr>
+          <w:cantSplit/>
+          <w:tblHeader w:val="false"/>
+        </w:trPr>
+        <w:tc>
+          <w:tcPr>
+            <w:tcW w:type="dxa" w:w="2000"/>
+            <w:tcBorders>
+              <w:top w:val="single" w:color="A6A6A6" w:sz="4"/>
+              <w:left w:val="single" w:color="A6A6A6" w:sz="4"/>
+              <w:bottom w:val="single" w:color="A6A6A6" w:sz="4"/>
+              <w:right w:val="single" w:color="A6A6A6" w:sz="4"/>
+            </w:tcBorders>
+            <w:shd w:fill="FFFFFF" w:color="auto" w:val="clear"/>
+            <w:tcMar>
+              <w:top w:type="dxa" w:w="60"/>
+              <w:left w:type="dxa" w:w="100"/>
+              <w:bottom w:type="dxa" w:w="60"/>
+              <w:right w:type="dxa" w:w="100"/>
+            </w:tcMar>
+          </w:tcPr>
+          <w:p>
+            <w:pPr>
+              <w:spacing w:after="20" w:line="260"/>
+            </w:pPr>
+            <w:r>
+              <w:rPr>
+                <w:b w:val="false"/>
+                <w:bCs w:val="false"/>
+                <w:color w:val="000000"/>
+                <w:sz w:val="19"/>
+                <w:szCs w:val="19"/>
+              </w:rPr>
+              <w:t xml:space="preserve">TCP 5601</w:t>
+            </w:r>
+          </w:p>
+        </w:tc>
+        <w:tc>
+          <w:tcPr>
+            <w:tcW w:type="dxa" w:w="7638"/>
+            <w:tcBorders>
+              <w:top w:val="single" w:color="A6A6A6" w:sz="4"/>
+              <w:left w:val="single" w:color="A6A6A6" w:sz="4"/>
+              <w:bottom w:val="single" w:color="A6A6A6" w:sz="4"/>
+              <w:right w:val="single" w:color="A6A6A6" w:sz="4"/>
+            </w:tcBorders>
+            <w:shd w:fill="FFFFFF" w:color="auto" w:val="clear"/>
+            <w:tcMar>
+              <w:top w:type="dxa" w:w="60"/>
+              <w:left w:type="dxa" w:w="100"/>
+              <w:bottom w:type="dxa" w:w="60"/>
+              <w:right w:type="dxa" w:w="100"/>
+            </w:tcMar>
+          </w:tcPr>
+          <w:p>
+            <w:pPr>
+              <w:spacing w:after="20" w:line="260"/>
+            </w:pPr>
+            <w:r>
+              <w:rPr>
+                <w:b w:val="false"/>
+                <w:bCs w:val="false"/>
+                <w:color w:val="000000"/>
+                <w:sz w:val="19"/>
+                <w:szCs w:val="19"/>
+              </w:rPr>
+              <w:t xml:space="preserve">テレメトリチャネル（バイナリフレーム、車 → PC のみ）</w:t>
+            </w:r>
+          </w:p>
+        </w:tc>
+      </w:tr>
+      <w:tr>
+        <w:trPr>
+          <w:cantSplit/>
+          <w:tblHeader w:val="false"/>
+        </w:trPr>
+        <w:tc>
+          <w:tcPr>
+            <w:tcW w:type="dxa" w:w="2000"/>
+            <w:tcBorders>
+              <w:top w:val="single" w:color="A6A6A6" w:sz="4"/>
+              <w:left w:val="single" w:color="A6A6A6" w:sz="4"/>
+              <w:bottom w:val="single" w:color="A6A6A6" w:sz="4"/>
+              <w:right w:val="single" w:color="A6A6A6" w:sz="4"/>
+            </w:tcBorders>
+            <w:shd w:fill="DCE3F0" w:color="auto" w:val="clear"/>
+            <w:tcMar>
+              <w:top w:type="dxa" w:w="60"/>
+              <w:left w:type="dxa" w:w="100"/>
+              <w:bottom w:type="dxa" w:w="60"/>
+              <w:right w:type="dxa" w:w="100"/>
+            </w:tcMar>
+          </w:tcPr>
+          <w:p>
+            <w:pPr>
+              <w:spacing w:after="20" w:line="260"/>
+            </w:pPr>
+            <w:r>
+              <w:rPr>
+                <w:b w:val="false"/>
+                <w:bCs w:val="false"/>
+                <w:color w:val="000000"/>
+                <w:sz w:val="19"/>
+                <w:szCs w:val="19"/>
+              </w:rPr>
               <w:t xml:space="preserve">TCP 22</w:t>
             </w:r>
           </w:p>
@@ -12596,7 +13094,7 @@
               <w:bottom w:val="single" w:color="A6A6A6" w:sz="4"/>
               <w:right w:val="single" w:color="A6A6A6" w:sz="4"/>
             </w:tcBorders>
-            <w:shd w:fill="FFFFFF" w:color="auto" w:val="clear"/>
+            <w:shd w:fill="DCE3F0" w:color="auto" w:val="clear"/>
             <w:tcMar>
               <w:top w:type="dxa" w:w="60"/>
               <w:left w:type="dxa" w:w="100"/>
@@ -14050,7 +14548,7 @@
                 <w:sz w:val="19"/>
                 <w:szCs w:val="19"/>
               </w:rPr>
-              <w:t xml:space="preserve">ssid（1〜32 文字）, channel（1〜13）</w:t>
+              <w:t xml:space="preserve">ssid（1〜32 文字の印字可能 ASCII、前後に空白なし）, channel（1〜13）</w:t>
             </w:r>
           </w:p>
         </w:tc>
@@ -14083,7 +14581,7 @@
                 <w:sz w:val="19"/>
                 <w:szCs w:val="19"/>
               </w:rPr>
-              <w:t xml:space="preserve">本版の車側では未対応（ok=false "not available"）。AP 設定の版で実装：一時的な変更（再起動で初期値）、応答後に再接続が必要</w:t>
+              <w:t xml:space="preserve">AP の SSID／チャネルを一時的に変更。result に ssid, channel, reconnect_in_ms（=500）。応答の約 0.5 秒後に AP が上げ直されるので PC は新しい SSID に接続し直す。network.ap_connection が空なら ok=false</w:t>
             </w:r>
           </w:p>
         </w:tc>
@@ -18061,7 +18559,7 @@
     <w:p>
       <w:pPr>
         <w:shd w:fill="F2F2F2" w:color="auto" w:val="clear"/>
-        <w:spacing w:after="120" w:before="0" w:line="260"/>
+        <w:spacing w:after="0" w:before="0" w:line="260"/>
         <w:ind w:left="200"/>
       </w:pPr>
       <w:r>
@@ -18070,7 +18568,22 @@
           <w:sz w:val="18"/>
           <w:szCs w:val="18"/>
         </w:rPr>
-        <w:t xml:space="preserve">sudo cmake --install build --prefix /usr/local     # 車上でのインストール</w:t>
+        <w:t xml:space="preserve">sudo cmake --install build --prefix /usr/local     # 車上での手動インストール（通常はパッケージを使う）</w:t>
+      </w:r>
+    </w:p>
+    <w:p>
+      <w:pPr>
+        <w:shd w:fill="F2F2F2" w:color="auto" w:val="clear"/>
+        <w:spacing w:after="120" w:before="0" w:line="260"/>
+        <w:ind w:left="200"/>
+      </w:pPr>
+      <w:r>
+        <w:rPr>
+          <w:rFonts w:ascii="Consolas" w:cs="Consolas" w:eastAsia="Consolas" w:hAnsi="Consolas"/>
+          <w:sz w:val="18"/>
+          <w:szCs w:val="18"/>
+        </w:rPr>
+        <w:t xml:space="preserve">(cd build &amp;&amp; cpack -G DEB)                          # Debian パッケージ（-DCMAKE_INSTALL_PREFIX=/usr で構成したとき）</w:t>
       </w:r>
     </w:p>
     <w:p>
@@ -18096,7 +18609,7 @@
         <w:spacing w:after="60" w:line="290"/>
       </w:pPr>
       <w:r>
-        <w:t xml:space="preserve">単体テスト（ctest）：tof_logic（ロジック）、pack（manifest・ローダー・設定）、camera（JPEG 化の往復・不正入力・camera 設定）、network（制御／テレメトリサーバーを 127.0.0.1 の実 TCP 接続で動かし、hello・モード・手動操作・heartbeat 途絶・非常停止・list_versions・activate／rollback・失敗時の応答・2 クライアント目の拒否・テレメトリの受信と遅いクライアントでの間引きを確認）</w:t>
+        <w:t xml:space="preserve">単体テスト（ctest）：tof_logic（ロジック）、pack（manifest・ローダー・設定）、camera（JPEG 化の往復・不正入力・camera 設定）、util（外部コマンド実行のタイムアウト・終了コード、set_wifi の引数検査）、network（制御／テレメトリサーバーを 127.0.0.1 の実 TCP 接続で動かし、hello・モード・手動操作・heartbeat 途絶・非常停止・list_versions・activate／rollback・失敗時の応答・2 クライアント目の拒否・テレメトリの受信と遅いクライアントでの間引きを確認）</w:t>
       </w:r>
     </w:p>
     <w:p>
@@ -18122,7 +18635,7 @@
         <w:spacing w:after="60" w:line="290"/>
       </w:pPr>
       <w:r>
-        <w:t xml:space="preserve">インストール先：bin/rumicar-core、bin/rumicar-activate、lib/rumicar/logic/tof_drive-&lt;version&gt;/libtof_drive.so、share/rumicar/packs/base、lib/systemd/system/rumicar-core.service、/etc/rumicar/core.json</w:t>
+        <w:t xml:space="preserve">インストール先（prefix 相対）：bin/rumicar-core、bin/rumicar-activate、lib/rumicar/logic/tof_drive-&lt;version&gt;/（libtof_drive.so ＋ ビルド時に生成した manifest.json）、share/rumicar/packs/&lt;id&gt;-&lt;version&gt;/、share/rumicar/config.txt.d/rumicar.txt、lib/systemd/system/rumicar-core.service、/etc/rumicar/core.json、/etc/NetworkManager/system-connections/RumiCar-AP.nmconnection</w:t>
       </w:r>
     </w:p>
     <w:p>
@@ -18468,7 +18981,7 @@
                 <w:sz w:val="19"/>
                 <w:szCs w:val="19"/>
               </w:rPr>
-              <w:t xml:space="preserve">cmake 構成・ビルド・ctest・同梱パックの検証。arm64 ではインストールツリーを作り、ロジックの manifest を生成して検証</w:t>
+              <w:t xml:space="preserve">cmake 構成（prefix /usr）・ビルド・ctest・同梱パックの検証。arm64 では cpack で Debian パッケージを作り、そのコンテナに実際にインストールして postinst の結果（状態ディレクトリ、リンク、manifest、権限）を検査</w:t>
             </w:r>
           </w:p>
         </w:tc>
@@ -18501,7 +19014,7 @@
                 <w:sz w:val="19"/>
                 <w:szCs w:val="19"/>
               </w:rPr>
-              <w:t xml:space="preserve">car-arm64（/usr/local 相当のツリー）</w:t>
+              <w:t xml:space="preserve">rumicar-zero2cam-deb-arm64（.deb）</w:t>
             </w:r>
           </w:p>
         </w:tc>
@@ -18660,6 +19173,484 @@
     </w:p>
     <w:p>
       <w:pPr>
+        <w:spacing w:after="100" w:line="300"/>
+      </w:pPr>
+      <w:r>
+        <w:t xml:space="preserve">Raspberry Pi アーカイブの鍵について：Debian 13 の apt（sequoia）は 2026 年 2 月 1 日以降、SHA-1 で束縛署名された鍵を拒否するため、従来の raspberrypi.gpg.key では apt-get update が失敗します。CI では再署名済みの鍵を含む raspberrypi-archive-keyring パッケージを pool から HTTPS で取得して導入しています。Raspberry Pi OS の実機では同パッケージを最新にしておけば問題ありません。</w:t>
+      </w:r>
+    </w:p>
+    <w:p>
+      <w:pPr>
+        <w:pStyle w:val="Heading2"/>
+      </w:pPr>
+      <w:r>
+        <w:t xml:space="preserve">7.4 Debian パッケージ rumicar-zero2cam</w:t>
+      </w:r>
+    </w:p>
+    <w:p>
+      <w:pPr>
+        <w:spacing w:after="100" w:line="300"/>
+      </w:pPr>
+      <w:r>
+        <w:t xml:space="preserve">車載ソフト一式を1つの .deb にまとめます（CPack、依存はリンクした共有ライブラリから自動算出 ＋ network-manager、dnsmasq-base、python3、libcamera-ipa）。標準 SD カードイメージはこのパッケージを入れたものになります。</w:t>
+      </w:r>
+    </w:p>
+    <w:tbl>
+      <w:tblPr>
+        <w:tblW w:type="dxa" w:w="9638"/>
+        <w:tblBorders>
+          <w:top w:val="single" w:color="auto" w:sz="4"/>
+          <w:left w:val="single" w:color="auto" w:sz="4"/>
+          <w:bottom w:val="single" w:color="auto" w:sz="4"/>
+          <w:right w:val="single" w:color="auto" w:sz="4"/>
+          <w:insideH w:val="single" w:color="auto" w:sz="4"/>
+          <w:insideV w:val="single" w:color="auto" w:sz="4"/>
+        </w:tblBorders>
+      </w:tblPr>
+      <w:tblGrid>
+        <w:gridCol w:w="2600"/>
+        <w:gridCol w:w="7038"/>
+      </w:tblGrid>
+      <w:tr>
+        <w:trPr>
+          <w:cantSplit/>
+          <w:tblHeader/>
+        </w:trPr>
+        <w:tc>
+          <w:tcPr>
+            <w:tcW w:type="dxa" w:w="2600"/>
+            <w:tcBorders>
+              <w:top w:val="single" w:color="A6A6A6" w:sz="4"/>
+              <w:left w:val="single" w:color="A6A6A6" w:sz="4"/>
+              <w:bottom w:val="single" w:color="A6A6A6" w:sz="4"/>
+              <w:right w:val="single" w:color="A6A6A6" w:sz="4"/>
+            </w:tcBorders>
+            <w:shd w:fill="1F3864" w:color="auto" w:val="clear"/>
+            <w:tcMar>
+              <w:top w:type="dxa" w:w="60"/>
+              <w:left w:type="dxa" w:w="100"/>
+              <w:bottom w:type="dxa" w:w="60"/>
+              <w:right w:type="dxa" w:w="100"/>
+            </w:tcMar>
+          </w:tcPr>
+          <w:p>
+            <w:pPr>
+              <w:spacing w:after="20" w:line="260"/>
+            </w:pPr>
+            <w:r>
+              <w:rPr>
+                <w:b/>
+                <w:bCs/>
+                <w:color w:val="FFFFFF"/>
+                <w:sz w:val="19"/>
+                <w:szCs w:val="19"/>
+              </w:rPr>
+              <w:t xml:space="preserve">場面</w:t>
+            </w:r>
+          </w:p>
+        </w:tc>
+        <w:tc>
+          <w:tcPr>
+            <w:tcW w:type="dxa" w:w="7038"/>
+            <w:tcBorders>
+              <w:top w:val="single" w:color="A6A6A6" w:sz="4"/>
+              <w:left w:val="single" w:color="A6A6A6" w:sz="4"/>
+              <w:bottom w:val="single" w:color="A6A6A6" w:sz="4"/>
+              <w:right w:val="single" w:color="A6A6A6" w:sz="4"/>
+            </w:tcBorders>
+            <w:shd w:fill="1F3864" w:color="auto" w:val="clear"/>
+            <w:tcMar>
+              <w:top w:type="dxa" w:w="60"/>
+              <w:left w:type="dxa" w:w="100"/>
+              <w:bottom w:type="dxa" w:w="60"/>
+              <w:right w:type="dxa" w:w="100"/>
+            </w:tcMar>
+          </w:tcPr>
+          <w:p>
+            <w:pPr>
+              <w:spacing w:after="20" w:line="260"/>
+            </w:pPr>
+            <w:r>
+              <w:rPr>
+                <w:b/>
+                <w:bCs/>
+                <w:color w:val="FFFFFF"/>
+                <w:sz w:val="19"/>
+                <w:szCs w:val="19"/>
+              </w:rPr>
+              <w:t xml:space="preserve">動作（car/deploy/debian/）</w:t>
+            </w:r>
+          </w:p>
+        </w:tc>
+      </w:tr>
+      <w:tr>
+        <w:trPr>
+          <w:cantSplit/>
+          <w:tblHeader w:val="false"/>
+        </w:trPr>
+        <w:tc>
+          <w:tcPr>
+            <w:tcW w:type="dxa" w:w="2600"/>
+            <w:tcBorders>
+              <w:top w:val="single" w:color="A6A6A6" w:sz="4"/>
+              <w:left w:val="single" w:color="A6A6A6" w:sz="4"/>
+              <w:bottom w:val="single" w:color="A6A6A6" w:sz="4"/>
+              <w:right w:val="single" w:color="A6A6A6" w:sz="4"/>
+            </w:tcBorders>
+            <w:shd w:fill="FFFFFF" w:color="auto" w:val="clear"/>
+            <w:tcMar>
+              <w:top w:type="dxa" w:w="60"/>
+              <w:left w:type="dxa" w:w="100"/>
+              <w:bottom w:type="dxa" w:w="60"/>
+              <w:right w:type="dxa" w:w="100"/>
+            </w:tcMar>
+          </w:tcPr>
+          <w:p>
+            <w:pPr>
+              <w:spacing w:after="20" w:line="260"/>
+            </w:pPr>
+            <w:r>
+              <w:rPr>
+                <w:b w:val="false"/>
+                <w:bCs w:val="false"/>
+                <w:color w:val="000000"/>
+                <w:sz w:val="19"/>
+                <w:szCs w:val="19"/>
+              </w:rPr>
+              <w:t xml:space="preserve">導入・更新（postinst）</w:t>
+            </w:r>
+          </w:p>
+        </w:tc>
+        <w:tc>
+          <w:tcPr>
+            <w:tcW w:type="dxa" w:w="7038"/>
+            <w:tcBorders>
+              <w:top w:val="single" w:color="A6A6A6" w:sz="4"/>
+              <w:left w:val="single" w:color="A6A6A6" w:sz="4"/>
+              <w:bottom w:val="single" w:color="A6A6A6" w:sz="4"/>
+              <w:right w:val="single" w:color="A6A6A6" w:sz="4"/>
+            </w:tcBorders>
+            <w:shd w:fill="FFFFFF" w:color="auto" w:val="clear"/>
+            <w:tcMar>
+              <w:top w:type="dxa" w:w="60"/>
+              <w:left w:type="dxa" w:w="100"/>
+              <w:bottom w:type="dxa" w:w="60"/>
+              <w:right w:type="dxa" w:w="100"/>
+            </w:tcMar>
+          </w:tcPr>
+          <w:p>
+            <w:pPr>
+              <w:spacing w:after="20" w:line="260"/>
+            </w:pPr>
+            <w:r>
+              <w:rPr>
+                <w:b w:val="false"/>
+                <w:bCs w:val="false"/>
+                <w:color w:val="000000"/>
+                <w:sz w:val="19"/>
+                <w:szCs w:val="19"/>
+              </w:rPr>
+              <w:t xml:space="preserve">/var/lib/rumicar に logic/ packs/ current/ previous/ status/ を作り、同梱のロジックとパックを（同じ版が無ければ）複製し、rumicar-activate で同梱版を current にする（前の版は previous に残る）。AP プロファイルを 0600 にし、サービスを有効化して起動（再起動）。systemd が動いていない環境（イメージ作成の chroot）では有効化だけ行う</w:t>
+            </w:r>
+          </w:p>
+        </w:tc>
+      </w:tr>
+      <w:tr>
+        <w:trPr>
+          <w:cantSplit/>
+          <w:tblHeader w:val="false"/>
+        </w:trPr>
+        <w:tc>
+          <w:tcPr>
+            <w:tcW w:type="dxa" w:w="2600"/>
+            <w:tcBorders>
+              <w:top w:val="single" w:color="A6A6A6" w:sz="4"/>
+              <w:left w:val="single" w:color="A6A6A6" w:sz="4"/>
+              <w:bottom w:val="single" w:color="A6A6A6" w:sz="4"/>
+              <w:right w:val="single" w:color="A6A6A6" w:sz="4"/>
+            </w:tcBorders>
+            <w:shd w:fill="DCE3F0" w:color="auto" w:val="clear"/>
+            <w:tcMar>
+              <w:top w:type="dxa" w:w="60"/>
+              <w:left w:type="dxa" w:w="100"/>
+              <w:bottom w:type="dxa" w:w="60"/>
+              <w:right w:type="dxa" w:w="100"/>
+            </w:tcMar>
+          </w:tcPr>
+          <w:p>
+            <w:pPr>
+              <w:spacing w:after="20" w:line="260"/>
+            </w:pPr>
+            <w:r>
+              <w:rPr>
+                <w:b w:val="false"/>
+                <w:bCs w:val="false"/>
+                <w:color w:val="000000"/>
+                <w:sz w:val="19"/>
+                <w:szCs w:val="19"/>
+              </w:rPr>
+              <w:t xml:space="preserve">削除（prerm）</w:t>
+            </w:r>
+          </w:p>
+        </w:tc>
+        <w:tc>
+          <w:tcPr>
+            <w:tcW w:type="dxa" w:w="7038"/>
+            <w:tcBorders>
+              <w:top w:val="single" w:color="A6A6A6" w:sz="4"/>
+              <w:left w:val="single" w:color="A6A6A6" w:sz="4"/>
+              <w:bottom w:val="single" w:color="A6A6A6" w:sz="4"/>
+              <w:right w:val="single" w:color="A6A6A6" w:sz="4"/>
+            </w:tcBorders>
+            <w:shd w:fill="DCE3F0" w:color="auto" w:val="clear"/>
+            <w:tcMar>
+              <w:top w:type="dxa" w:w="60"/>
+              <w:left w:type="dxa" w:w="100"/>
+              <w:bottom w:type="dxa" w:w="60"/>
+              <w:right w:type="dxa" w:w="100"/>
+            </w:tcMar>
+          </w:tcPr>
+          <w:p>
+            <w:pPr>
+              <w:spacing w:after="20" w:line="260"/>
+            </w:pPr>
+            <w:r>
+              <w:rPr>
+                <w:b w:val="false"/>
+                <w:bCs w:val="false"/>
+                <w:color w:val="000000"/>
+                <w:sz w:val="19"/>
+                <w:szCs w:val="19"/>
+              </w:rPr>
+              <w:t xml:space="preserve">サービスを停止・無効化</w:t>
+            </w:r>
+          </w:p>
+        </w:tc>
+      </w:tr>
+      <w:tr>
+        <w:trPr>
+          <w:cantSplit/>
+          <w:tblHeader w:val="false"/>
+        </w:trPr>
+        <w:tc>
+          <w:tcPr>
+            <w:tcW w:type="dxa" w:w="2600"/>
+            <w:tcBorders>
+              <w:top w:val="single" w:color="A6A6A6" w:sz="4"/>
+              <w:left w:val="single" w:color="A6A6A6" w:sz="4"/>
+              <w:bottom w:val="single" w:color="A6A6A6" w:sz="4"/>
+              <w:right w:val="single" w:color="A6A6A6" w:sz="4"/>
+            </w:tcBorders>
+            <w:shd w:fill="FFFFFF" w:color="auto" w:val="clear"/>
+            <w:tcMar>
+              <w:top w:type="dxa" w:w="60"/>
+              <w:left w:type="dxa" w:w="100"/>
+              <w:bottom w:type="dxa" w:w="60"/>
+              <w:right w:type="dxa" w:w="100"/>
+            </w:tcMar>
+          </w:tcPr>
+          <w:p>
+            <w:pPr>
+              <w:spacing w:after="20" w:line="260"/>
+            </w:pPr>
+            <w:r>
+              <w:rPr>
+                <w:b w:val="false"/>
+                <w:bCs w:val="false"/>
+                <w:color w:val="000000"/>
+                <w:sz w:val="19"/>
+                <w:szCs w:val="19"/>
+              </w:rPr>
+              <w:t xml:space="preserve">完全削除（postrm purge）</w:t>
+            </w:r>
+          </w:p>
+        </w:tc>
+        <w:tc>
+          <w:tcPr>
+            <w:tcW w:type="dxa" w:w="7038"/>
+            <w:tcBorders>
+              <w:top w:val="single" w:color="A6A6A6" w:sz="4"/>
+              <w:left w:val="single" w:color="A6A6A6" w:sz="4"/>
+              <w:bottom w:val="single" w:color="A6A6A6" w:sz="4"/>
+              <w:right w:val="single" w:color="A6A6A6" w:sz="4"/>
+            </w:tcBorders>
+            <w:shd w:fill="FFFFFF" w:color="auto" w:val="clear"/>
+            <w:tcMar>
+              <w:top w:type="dxa" w:w="60"/>
+              <w:left w:type="dxa" w:w="100"/>
+              <w:bottom w:type="dxa" w:w="60"/>
+              <w:right w:type="dxa" w:w="100"/>
+            </w:tcMar>
+          </w:tcPr>
+          <w:p>
+            <w:pPr>
+              <w:spacing w:after="20" w:line="260"/>
+            </w:pPr>
+            <w:r>
+              <w:rPr>
+                <w:b w:val="false"/>
+                <w:bCs w:val="false"/>
+                <w:color w:val="000000"/>
+                <w:sz w:val="19"/>
+                <w:szCs w:val="19"/>
+              </w:rPr>
+              <w:t xml:space="preserve">/var/lib/rumicar（導入済みの版と状態）も削除</w:t>
+            </w:r>
+          </w:p>
+        </w:tc>
+      </w:tr>
+      <w:tr>
+        <w:trPr>
+          <w:cantSplit/>
+          <w:tblHeader w:val="false"/>
+        </w:trPr>
+        <w:tc>
+          <w:tcPr>
+            <w:tcW w:type="dxa" w:w="2600"/>
+            <w:tcBorders>
+              <w:top w:val="single" w:color="A6A6A6" w:sz="4"/>
+              <w:left w:val="single" w:color="A6A6A6" w:sz="4"/>
+              <w:bottom w:val="single" w:color="A6A6A6" w:sz="4"/>
+              <w:right w:val="single" w:color="A6A6A6" w:sz="4"/>
+            </w:tcBorders>
+            <w:shd w:fill="DCE3F0" w:color="auto" w:val="clear"/>
+            <w:tcMar>
+              <w:top w:type="dxa" w:w="60"/>
+              <w:left w:type="dxa" w:w="100"/>
+              <w:bottom w:type="dxa" w:w="60"/>
+              <w:right w:type="dxa" w:w="100"/>
+            </w:tcMar>
+          </w:tcPr>
+          <w:p>
+            <w:pPr>
+              <w:spacing w:after="20" w:line="260"/>
+            </w:pPr>
+            <w:r>
+              <w:rPr>
+                <w:b w:val="false"/>
+                <w:bCs w:val="false"/>
+                <w:color w:val="000000"/>
+                <w:sz w:val="19"/>
+                <w:szCs w:val="19"/>
+              </w:rPr>
+              <w:t xml:space="preserve">設定ファイル</w:t>
+            </w:r>
+          </w:p>
+        </w:tc>
+        <w:tc>
+          <w:tcPr>
+            <w:tcW w:type="dxa" w:w="7038"/>
+            <w:tcBorders>
+              <w:top w:val="single" w:color="A6A6A6" w:sz="4"/>
+              <w:left w:val="single" w:color="A6A6A6" w:sz="4"/>
+              <w:bottom w:val="single" w:color="A6A6A6" w:sz="4"/>
+              <w:right w:val="single" w:color="A6A6A6" w:sz="4"/>
+            </w:tcBorders>
+            <w:shd w:fill="DCE3F0" w:color="auto" w:val="clear"/>
+            <w:tcMar>
+              <w:top w:type="dxa" w:w="60"/>
+              <w:left w:type="dxa" w:w="100"/>
+              <w:bottom w:type="dxa" w:w="60"/>
+              <w:right w:type="dxa" w:w="100"/>
+            </w:tcMar>
+          </w:tcPr>
+          <w:p>
+            <w:pPr>
+              <w:spacing w:after="20" w:line="260"/>
+            </w:pPr>
+            <w:r>
+              <w:rPr>
+                <w:b w:val="false"/>
+                <w:bCs w:val="false"/>
+                <w:color w:val="000000"/>
+                <w:sz w:val="19"/>
+                <w:szCs w:val="19"/>
+              </w:rPr>
+              <w:t xml:space="preserve">/etc/rumicar/core.json と AP プロファイルは conffile（更新時にローカルの変更を保持）</w:t>
+            </w:r>
+          </w:p>
+        </w:tc>
+      </w:tr>
+      <w:tr>
+        <w:trPr>
+          <w:cantSplit/>
+          <w:tblHeader w:val="false"/>
+        </w:trPr>
+        <w:tc>
+          <w:tcPr>
+            <w:tcW w:type="dxa" w:w="2600"/>
+            <w:tcBorders>
+              <w:top w:val="single" w:color="A6A6A6" w:sz="4"/>
+              <w:left w:val="single" w:color="A6A6A6" w:sz="4"/>
+              <w:bottom w:val="single" w:color="A6A6A6" w:sz="4"/>
+              <w:right w:val="single" w:color="A6A6A6" w:sz="4"/>
+            </w:tcBorders>
+            <w:shd w:fill="FFFFFF" w:color="auto" w:val="clear"/>
+            <w:tcMar>
+              <w:top w:type="dxa" w:w="60"/>
+              <w:left w:type="dxa" w:w="100"/>
+              <w:bottom w:type="dxa" w:w="60"/>
+              <w:right w:type="dxa" w:w="100"/>
+            </w:tcMar>
+          </w:tcPr>
+          <w:p>
+            <w:pPr>
+              <w:spacing w:after="20" w:line="260"/>
+            </w:pPr>
+            <w:r>
+              <w:rPr>
+                <w:b w:val="false"/>
+                <w:bCs w:val="false"/>
+                <w:color w:val="000000"/>
+                <w:sz w:val="19"/>
+                <w:szCs w:val="19"/>
+              </w:rPr>
+              <w:t xml:space="preserve">注意</w:t>
+            </w:r>
+          </w:p>
+        </w:tc>
+        <w:tc>
+          <w:tcPr>
+            <w:tcW w:type="dxa" w:w="7038"/>
+            <w:tcBorders>
+              <w:top w:val="single" w:color="A6A6A6" w:sz="4"/>
+              <w:left w:val="single" w:color="A6A6A6" w:sz="4"/>
+              <w:bottom w:val="single" w:color="A6A6A6" w:sz="4"/>
+              <w:right w:val="single" w:color="A6A6A6" w:sz="4"/>
+            </w:tcBorders>
+            <w:shd w:fill="FFFFFF" w:color="auto" w:val="clear"/>
+            <w:tcMar>
+              <w:top w:type="dxa" w:w="60"/>
+              <w:left w:type="dxa" w:w="100"/>
+              <w:bottom w:type="dxa" w:w="60"/>
+              <w:right w:type="dxa" w:w="100"/>
+            </w:tcMar>
+          </w:tcPr>
+          <w:p>
+            <w:pPr>
+              <w:spacing w:after="20" w:line="260"/>
+            </w:pPr>
+            <w:r>
+              <w:rPr>
+                <w:b w:val="false"/>
+                <w:bCs w:val="false"/>
+                <w:color w:val="000000"/>
+                <w:sz w:val="19"/>
+                <w:szCs w:val="19"/>
+              </w:rPr>
+              <w:t xml:space="preserve">走行中の車に Wi-Fi（クライアント接続）経由で入れると、AP プロファイルの読み込みで wlan0 が AP に切り替わり、その接続は切れる</w:t>
+            </w:r>
+          </w:p>
+        </w:tc>
+      </w:tr>
+    </w:tbl>
+    <w:p>
+      <w:pPr>
+        <w:spacing w:after="60"/>
+      </w:pPr>
+    </w:p>
+    <w:p>
+      <w:pPr>
         <w:pStyle w:val="Heading1"/>
       </w:pPr>
       <w:r>
@@ -18723,7 +19714,7 @@
         <w:spacing w:after="60" w:line="290"/>
       </w:pPr>
       <w:r>
-        <w:t xml:space="preserve">PC：通信形式の実装と単体テスト、走行管理アプリの画面と接続・操作・収録、非常停止とロジック判断の表示（第2版）</w:t>
+        <w:t xml:space="preserve">車：NetworkManager の AP プロファイル、set_wifi（一時変更）、Debian パッケージ化と CI でのインストール検査（第4版）</w:t>
       </w:r>
     </w:p>
     <w:p>
@@ -18736,6 +19727,19 @@
         <w:spacing w:after="60" w:line="290"/>
       </w:pPr>
       <w:r>
+        <w:t xml:space="preserve">PC：通信形式の実装と単体テスト、走行管理アプリの画面と接続・操作・収録、非常停止とロジック判断の表示（第2版）</w:t>
+      </w:r>
+    </w:p>
+    <w:p>
+      <w:pPr>
+        <w:pStyle w:val="ListParagraph"/>
+        <w:numPr>
+          <w:ilvl w:val="0"/>
+          <w:numId w:val="2"/>
+        </w:numPr>
+        <w:spacing w:after="60" w:line="290"/>
+      </w:pPr>
+      <w:r>
         <w:t xml:space="preserve">自動ビルド：車載（arm64／amd64）と PC（Windows）</w:t>
       </w:r>
     </w:p>
@@ -18757,20 +19761,7 @@
         <w:spacing w:after="60" w:line="290"/>
       </w:pPr>
       <w:r>
-        <w:t xml:space="preserve">Wi-Fi AP の設定（NetworkManager、SSID “RumiCar”、10.42.0.1、再起動で初期値に戻る一時変更）と set_wifi の車側実装</w:t>
-      </w:r>
-    </w:p>
-    <w:p>
-      <w:pPr>
-        <w:pStyle w:val="ListParagraph"/>
-        <w:numPr>
-          <w:ilvl w:val="0"/>
-          <w:numId w:val="4"/>
-        </w:numPr>
-        <w:spacing w:after="60" w:line="290"/>
-      </w:pPr>
-      <w:r>
-        <w:t xml:space="preserve">標準 SD カードイメージの作成（rpi-image-gen）と GitHub Releases への配布</w:t>
+        <w:t xml:space="preserve">標準 SD カードイメージの作成（公式 Raspberry Pi OS Lite 64bit にパッケージを入れ、無線の国設定と config.txt を加える）と GitHub Releases への配布</w:t>
       </w:r>
     </w:p>
     <w:p>
@@ -19389,7 +20380,7 @@
                 <w:sz w:val="19"/>
                 <w:szCs w:val="19"/>
               </w:rPr>
-              <w:t xml:space="preserve">AP モードで PC が接続でき、画像の転送量に見合う速度が出ること（次の版）</w:t>
+              <w:t xml:space="preserve">パッケージ導入後、再起動で SSID “RumiCar” の AP が立ち、PC が 10.42.0.x を得て 10.42.0.1 に接続できること。set_wifi で SSID が変わり再起動で戻ること。画像の転送量（既定で約 20 コマ/秒 × 10〜15 KB）に見合う速度が出ること</w:t>
             </w:r>
           </w:p>
         </w:tc>

--- a/docs/RumiCar-Zero2Cam 仕様書.docx
+++ b/docs/RumiCar-Zero2Cam 仕様書.docx
@@ -42,7 +42,7 @@
           <w:sz w:val="20"/>
           <w:szCs w:val="20"/>
         </w:rPr>
-        <w:t xml:space="preserve">第4版　2026年10月18日　対象：リポジトリ RumiCar-group/RumiCar-Zero2Cam　0.1.0：基盤（第1版）＋ 車側通信（第2版）＋ カメラ（第3版）＋ AP・パッケージ（第4版）</w:t>
+        <w:t xml:space="preserve">第5版　2026年10月18日　対象：リポジトリ RumiCar-group/RumiCar-Zero2Cam　0.1.0：基盤（第1版）＋ 車側通信（第2版）＋ カメラ（第3版）＋ AP・パッケージ（第4版）＋ SD カードイメージ（第5版）</w:t>
       </w:r>
     </w:p>
     <w:p>
@@ -296,7 +296,7 @@
                 <w:sz w:val="19"/>
                 <w:szCs w:val="19"/>
               </w:rPr>
-              <w:t xml:space="preserve">車載制御プログラム（ToF 走行、走行モード、非常停止）、カメラ取り込みと JPEG 送信、車側の制御／テレメトリサーバー、Wi-Fi AP（NetworkManager）と set_wifi、ロジック／パックの配布形式と差し替え（通信経由を含む）、車載ソフトの Debian パッケージ、PC 側の通信実装と走行管理アプリ、自動ビルド</w:t>
+              <w:t xml:space="preserve">車載制御プログラム（ToF 走行、走行モード、非常停止）、カメラ取り込みと JPEG 送信、車側の制御／テレメトリサーバー、Wi-Fi AP（NetworkManager）と set_wifi、ロジック／パックの配布形式と差し替え（通信経由を含む）、車載ソフトの Debian パッケージ、標準 SD カードイメージと GitHub Releases、PC 側の通信実装と走行管理アプリ、自動ビルド</w:t>
             </w:r>
           </w:p>
         </w:tc>
@@ -368,7 +368,7 @@
                 <w:sz w:val="19"/>
                 <w:szCs w:val="19"/>
               </w:rPr>
-              <w:t xml:space="preserve">SD カードイメージの作成、走行管理アプリからのファイル転送、画像を使う走行ロジック（8章参照）</w:t>
+              <w:t xml:space="preserve">走行管理アプリからのファイル転送（push）、画像を使う走行ロジック（8章参照）</w:t>
             </w:r>
           </w:p>
         </w:tc>
@@ -19651,146 +19651,29 @@
     </w:p>
     <w:p>
       <w:pPr>
-        <w:pStyle w:val="Heading1"/>
-      </w:pPr>
-      <w:r>
-        <w:t xml:space="preserve">8. 本版の範囲と次の作業</w:t>
+        <w:pStyle w:val="Heading2"/>
+      </w:pPr>
+      <w:r>
+        <w:t xml:space="preserve">7.5 標準 SD カードイメージ</w:t>
       </w:r>
     </w:p>
     <w:p>
       <w:pPr>
-        <w:pStyle w:val="Heading2"/>
-      </w:pPr>
-      <w:r>
-        <w:t xml:space="preserve">8.1 本版でできること</w:t>
-      </w:r>
-    </w:p>
-    <w:p>
-      <w:pPr>
-        <w:pStyle w:val="ListParagraph"/>
-        <w:numPr>
-          <w:ilvl w:val="0"/>
-          <w:numId w:val="2"/>
-        </w:numPr>
-        <w:spacing w:after="60" w:line="290"/>
-      </w:pPr>
-      <w:r>
-        <w:t xml:space="preserve">車：ToF 走行ロジックの実装と単体テスト、本体の制御ループ・安全動作・差し替え機構、配布形式と検証、systemd サービス、設定</w:t>
-      </w:r>
-    </w:p>
-    <w:p>
-      <w:pPr>
-        <w:pStyle w:val="ListParagraph"/>
-        <w:numPr>
-          <w:ilvl w:val="0"/>
-          <w:numId w:val="2"/>
-        </w:numPr>
-        <w:spacing w:after="60" w:line="290"/>
-      </w:pPr>
-      <w:r>
-        <w:t xml:space="preserve">車：制御サーバー（TCP 5600）とテレメトリサーバー（TCP 5601）、走行モード、非常停止、heartbeat、PC からの activate／rollback、失敗時のリンク復旧、起動時の previous フォールバック、ログ取得（第2版）</w:t>
-      </w:r>
-    </w:p>
-    <w:p>
-      <w:pPr>
-        <w:pStyle w:val="ListParagraph"/>
-        <w:numPr>
-          <w:ilvl w:val="0"/>
-          <w:numId w:val="2"/>
-        </w:numPr>
-        <w:spacing w:after="60" w:line="290"/>
-      </w:pPr>
-      <w:r>
-        <w:t xml:space="preserve">車：libcamera による Camera Module 2 の取り込み（RGB24、既定 320×240・20 fps）、ロジックへの画像入力、JPEG のテレメトリ送信、カメラ無しでの継続走行（第3版）</w:t>
-      </w:r>
-    </w:p>
-    <w:p>
-      <w:pPr>
-        <w:pStyle w:val="ListParagraph"/>
-        <w:numPr>
-          <w:ilvl w:val="0"/>
-          <w:numId w:val="2"/>
-        </w:numPr>
-        <w:spacing w:after="60" w:line="290"/>
-      </w:pPr>
-      <w:r>
-        <w:t xml:space="preserve">車：NetworkManager の AP プロファイル、set_wifi（一時変更）、Debian パッケージ化と CI でのインストール検査（第4版）</w:t>
-      </w:r>
-    </w:p>
-    <w:p>
-      <w:pPr>
-        <w:pStyle w:val="ListParagraph"/>
-        <w:numPr>
-          <w:ilvl w:val="0"/>
-          <w:numId w:val="2"/>
-        </w:numPr>
-        <w:spacing w:after="60" w:line="290"/>
-      </w:pPr>
-      <w:r>
-        <w:t xml:space="preserve">PC：通信形式の実装と単体テスト、走行管理アプリの画面と接続・操作・収録、非常停止とロジック判断の表示（第2版）</w:t>
-      </w:r>
-    </w:p>
-    <w:p>
-      <w:pPr>
-        <w:pStyle w:val="ListParagraph"/>
-        <w:numPr>
-          <w:ilvl w:val="0"/>
-          <w:numId w:val="2"/>
-        </w:numPr>
-        <w:spacing w:after="60" w:line="290"/>
-      </w:pPr>
-      <w:r>
-        <w:t xml:space="preserve">自動ビルド：車載（arm64／amd64）と PC（Windows）</w:t>
-      </w:r>
-    </w:p>
-    <w:p>
-      <w:pPr>
-        <w:pStyle w:val="Heading2"/>
-      </w:pPr>
-      <w:r>
-        <w:t xml:space="preserve">8.2 次のプルリクエストで実装するもの</w:t>
-      </w:r>
-    </w:p>
-    <w:p>
-      <w:pPr>
-        <w:pStyle w:val="ListParagraph"/>
-        <w:numPr>
-          <w:ilvl w:val="0"/>
-          <w:numId w:val="4"/>
-        </w:numPr>
-        <w:spacing w:after="60" w:line="290"/>
-      </w:pPr>
-      <w:r>
-        <w:t xml:space="preserve">標準 SD カードイメージの作成（公式 Raspberry Pi OS Lite 64bit にパッケージを入れ、無線の国設定と config.txt を加える）と GitHub Releases への配布</w:t>
-      </w:r>
-    </w:p>
-    <w:p>
-      <w:pPr>
-        <w:pStyle w:val="ListParagraph"/>
-        <w:numPr>
-          <w:ilvl w:val="0"/>
-          <w:numId w:val="4"/>
-        </w:numPr>
-        <w:spacing w:after="60" w:line="290"/>
-      </w:pPr>
-      <w:r>
-        <w:t xml:space="preserve">走行管理アプリからのロジック／パック push（転送＋activate）と版の一覧表示</w:t>
-      </w:r>
-    </w:p>
-    <w:p>
-      <w:pPr>
-        <w:pStyle w:val="Heading2"/>
-      </w:pPr>
-      <w:r>
-        <w:t xml:space="preserve">8.3 実機で確認が必要な項目</w:t>
-      </w:r>
-    </w:p>
-    <w:p>
-      <w:pPr>
         <w:spacing w:after="100" w:line="300"/>
       </w:pPr>
       <w:r>
-        <w:t xml:space="preserve">以下はクラウド環境では確認できないため、実機（Raspberry Pi Zero 2 W、Raspberry Pi OS Lite 64bit trixie）で確認します。</w:t>
+        <w:t xml:space="preserve">公式の Raspberry Pi OS Lite（64bit）に 7.4 のパッケージと初回起動の設定を入れたものを、そのまま SD カードに書けるイメージとして配布します。作成は </w:t>
+      </w:r>
+      <w:r>
+        <w:rPr>
+          <w:rFonts w:ascii="Consolas" w:cs="Consolas" w:eastAsia="Consolas" w:hAnsi="Consolas"/>
+          <w:sz w:val="19"/>
+          <w:szCs w:val="19"/>
+        </w:rPr>
+        <w:t xml:space="preserve">car/image/build-image.sh</w:t>
+      </w:r>
+      <w:r>
+        <w:t xml:space="preserve">（root、arm64 ホスト。GitHub の ubuntu-24.04-arm ランナー、または Raspberry Pi で実行）。</w:t>
       </w:r>
     </w:p>
     <w:tbl>
@@ -19843,7 +19726,7 @@
                 <w:sz w:val="19"/>
                 <w:szCs w:val="19"/>
               </w:rPr>
-              <w:t xml:space="preserve">項目</w:t>
+              <w:t xml:space="preserve">手順</w:t>
             </w:r>
           </w:p>
         </w:tc>
@@ -19876,7 +19759,7 @@
                 <w:sz w:val="19"/>
                 <w:szCs w:val="19"/>
               </w:rPr>
-              <w:t xml:space="preserve">確認内容</w:t>
+              <w:t xml:space="preserve">内容</w:t>
             </w:r>
           </w:p>
         </w:tc>
@@ -19915,7 +19798,7 @@
                 <w:sz w:val="19"/>
                 <w:szCs w:val="19"/>
               </w:rPr>
-              <w:t xml:space="preserve">PWM（sysfs）</w:t>
+              <w:t xml:space="preserve">1. 元イメージ</w:t>
             </w:r>
           </w:p>
         </w:tc>
@@ -19948,7 +19831,7 @@
                 <w:sz w:val="19"/>
                 <w:szCs w:val="19"/>
               </w:rPr>
-              <w:t xml:space="preserve">dtoverlay=pwm-2chan で /sys/class/pwm/pwmchip0 に pwm0／pwm1 が現れ、GPIO18／13 に出力されること</w:t>
+              <w:t xml:space="preserve">downloads.raspberrypi.com の raspios_lite_arm64_latest（リダイレクト先の .img.xz）をダウンロードし、.sha256 で検証。--image-file で手元のファイルも使える</w:t>
             </w:r>
           </w:p>
         </w:tc>
@@ -19987,7 +19870,7 @@
                 <w:sz w:val="19"/>
                 <w:szCs w:val="19"/>
               </w:rPr>
-              <w:t xml:space="preserve">GPIO 初期状態</w:t>
+              <w:t xml:space="preserve">2. マウント</w:t>
             </w:r>
           </w:p>
         </w:tc>
@@ -20020,7 +19903,7 @@
                 <w:sz w:val="19"/>
                 <w:szCs w:val="19"/>
               </w:rPr>
-              <w:t xml:space="preserve">起動から rumicar-core 開始までの間に操舵・駆動の端子が不定にならないこと（必要なら config.txt の gpio= 設定で初期値を Low に固定）</w:t>
+              <w:t xml:space="preserve">xz を展開し、loop デバイスでルート（p2）と /boot/firmware（p1）をマウント。/dev /proc /sys を bind、resolv.conf を一時的に差し替え、policy-rc.d でサービス起動を抑止</w:t>
             </w:r>
           </w:p>
         </w:tc>
@@ -20059,7 +19942,7 @@
                 <w:sz w:val="19"/>
                 <w:szCs w:val="19"/>
               </w:rPr>
-              <w:t xml:space="preserve">VL53L0X</w:t>
+              <w:t xml:space="preserve">3. パッケージ</w:t>
             </w:r>
           </w:p>
         </w:tc>
@@ -20092,7 +19975,7 @@
                 <w:sz w:val="19"/>
                 <w:szCs w:val="19"/>
               </w:rPr>
-              <w:t xml:space="preserve">3個のアドレス変更と連続測定（back-to-back）が安定すること。読み取り待ち時間 100 ms の妥当性</w:t>
+              <w:t xml:space="preserve">chroot で apt-get update ＋ rumicar-zero2cam の .deb を導入（依存は Raspberry Pi のアーカイブから）。postinst が /var/lib/rumicar を用意しサービスを有効化（chroot なので起動はしない）</w:t>
             </w:r>
           </w:p>
         </w:tc>
@@ -20131,7 +20014,7 @@
                 <w:sz w:val="19"/>
                 <w:szCs w:val="19"/>
               </w:rPr>
-              <w:t xml:space="preserve">制御周期</w:t>
+              <w:t xml:space="preserve">4. 初回起動の設定</w:t>
             </w:r>
           </w:p>
         </w:tc>
@@ -20164,7 +20047,7 @@
                 <w:sz w:val="19"/>
                 <w:szCs w:val="19"/>
               </w:rPr>
-              <w:t xml:space="preserve">50 ms 周期で3センサーの読み取りと出力、テレメトリ送信が収まること（overrun の警告が出ないこと）</w:t>
+              <w:t xml:space="preserve">config.txt に rumicar.txt を追記（I2C、PWM、カメラ）。cmdline.txt に cfg80211.ieee80211_regdom=&lt;国&gt;（既定 JP）を追加し rfkill の状態ファイルを 0 に（raspi-config の do_wifi_country と同じ編集）。userconf.txt（ユーザー rumicar、パスワード rumicar、SHA-512 ハッシュ）、ssh ファイルで SSH 有効化、ホスト名 rumicar、ログイン時の案内（motd）</w:t>
             </w:r>
           </w:p>
         </w:tc>
@@ -20203,7 +20086,7 @@
                 <w:sz w:val="19"/>
                 <w:szCs w:val="19"/>
               </w:rPr>
-              <w:t xml:space="preserve">通信</w:t>
+              <w:t xml:space="preserve">5. 仕上げ</w:t>
             </w:r>
           </w:p>
         </w:tc>
@@ -20236,7 +20119,109 @@
                 <w:sz w:val="19"/>
                 <w:szCs w:val="19"/>
               </w:rPr>
-              <w:t xml:space="preserve">PC を有線または既存の Wi-Fi で車と同じネットワークに置き、走行管理アプリから接続・モード切替・手動操作・非常停止・activate ができること（AP 化前でも確認できる）</w:t>
+              <w:t xml:space="preserve">chroot の一時変更を戻してアンマウントし、xz -T0 で圧縮。rumicar-zero2cam-&lt;版&gt;-&lt;日付&gt;.img.xz と .sha256、内容の .txt を出力</w:t>
+            </w:r>
+          </w:p>
+        </w:tc>
+      </w:tr>
+    </w:tbl>
+    <w:p>
+      <w:pPr>
+        <w:spacing w:after="60"/>
+      </w:pPr>
+    </w:p>
+    <w:p>
+      <w:pPr>
+        <w:spacing w:after="100" w:line="300"/>
+      </w:pPr>
+      <w:r>
+        <w:t xml:space="preserve">初回起動：Raspberry Pi OS の firstboot がパーティションを拡張して再起動し、ユーザー作成と SSH 有効化が行われ、rumicar-core が起動して走り出し、AP “RumiCar” が立ちます。ログイン情報（rumicar / rumicar）は公開イメージであり秘密ではありません（案A）。</w:t>
+      </w:r>
+    </w:p>
+    <w:tbl>
+      <w:tblPr>
+        <w:tblW w:type="dxa" w:w="9638"/>
+        <w:tblBorders>
+          <w:top w:val="single" w:color="auto" w:sz="4"/>
+          <w:left w:val="single" w:color="auto" w:sz="4"/>
+          <w:bottom w:val="single" w:color="auto" w:sz="4"/>
+          <w:right w:val="single" w:color="auto" w:sz="4"/>
+          <w:insideH w:val="single" w:color="auto" w:sz="4"/>
+          <w:insideV w:val="single" w:color="auto" w:sz="4"/>
+        </w:tblBorders>
+      </w:tblPr>
+      <w:tblGrid>
+        <w:gridCol w:w="2200"/>
+        <w:gridCol w:w="7438"/>
+      </w:tblGrid>
+      <w:tr>
+        <w:trPr>
+          <w:cantSplit/>
+          <w:tblHeader/>
+        </w:trPr>
+        <w:tc>
+          <w:tcPr>
+            <w:tcW w:type="dxa" w:w="2200"/>
+            <w:tcBorders>
+              <w:top w:val="single" w:color="A6A6A6" w:sz="4"/>
+              <w:left w:val="single" w:color="A6A6A6" w:sz="4"/>
+              <w:bottom w:val="single" w:color="A6A6A6" w:sz="4"/>
+              <w:right w:val="single" w:color="A6A6A6" w:sz="4"/>
+            </w:tcBorders>
+            <w:shd w:fill="1F3864" w:color="auto" w:val="clear"/>
+            <w:tcMar>
+              <w:top w:type="dxa" w:w="60"/>
+              <w:left w:type="dxa" w:w="100"/>
+              <w:bottom w:type="dxa" w:w="60"/>
+              <w:right w:type="dxa" w:w="100"/>
+            </w:tcMar>
+          </w:tcPr>
+          <w:p>
+            <w:pPr>
+              <w:spacing w:after="20" w:line="260"/>
+            </w:pPr>
+            <w:r>
+              <w:rPr>
+                <w:b/>
+                <w:bCs/>
+                <w:color w:val="FFFFFF"/>
+                <w:sz w:val="19"/>
+                <w:szCs w:val="19"/>
+              </w:rPr>
+              <w:t xml:space="preserve">仕組み</w:t>
+            </w:r>
+          </w:p>
+        </w:tc>
+        <w:tc>
+          <w:tcPr>
+            <w:tcW w:type="dxa" w:w="7438"/>
+            <w:tcBorders>
+              <w:top w:val="single" w:color="A6A6A6" w:sz="4"/>
+              <w:left w:val="single" w:color="A6A6A6" w:sz="4"/>
+              <w:bottom w:val="single" w:color="A6A6A6" w:sz="4"/>
+              <w:right w:val="single" w:color="A6A6A6" w:sz="4"/>
+            </w:tcBorders>
+            <w:shd w:fill="1F3864" w:color="auto" w:val="clear"/>
+            <w:tcMar>
+              <w:top w:type="dxa" w:w="60"/>
+              <w:left w:type="dxa" w:w="100"/>
+              <w:bottom w:type="dxa" w:w="60"/>
+              <w:right w:type="dxa" w:w="100"/>
+            </w:tcMar>
+          </w:tcPr>
+          <w:p>
+            <w:pPr>
+              <w:spacing w:after="20" w:line="260"/>
+            </w:pPr>
+            <w:r>
+              <w:rPr>
+                <w:b/>
+                <w:bCs/>
+                <w:color w:val="FFFFFF"/>
+                <w:sz w:val="19"/>
+                <w:szCs w:val="19"/>
+              </w:rPr>
+              <w:t xml:space="preserve">内容</w:t>
             </w:r>
           </w:p>
         </w:tc>
@@ -20255,27 +20240,27 @@
               <w:bottom w:val="single" w:color="A6A6A6" w:sz="4"/>
               <w:right w:val="single" w:color="A6A6A6" w:sz="4"/>
             </w:tcBorders>
-            <w:shd w:fill="DCE3F0" w:color="auto" w:val="clear"/>
-            <w:tcMar>
-              <w:top w:type="dxa" w:w="60"/>
-              <w:left w:type="dxa" w:w="100"/>
-              <w:bottom w:type="dxa" w:w="60"/>
-              <w:right w:type="dxa" w:w="100"/>
-            </w:tcMar>
-          </w:tcPr>
-          <w:p>
-            <w:pPr>
-              <w:spacing w:after="20" w:line="260"/>
-            </w:pPr>
-            <w:r>
-              <w:rPr>
-                <w:b w:val="false"/>
-                <w:bCs w:val="false"/>
-                <w:color w:val="000000"/>
-                <w:sz w:val="19"/>
-                <w:szCs w:val="19"/>
-              </w:rPr>
-              <w:t xml:space="preserve">カメラ</w:t>
+            <w:shd w:fill="FFFFFF" w:color="auto" w:val="clear"/>
+            <w:tcMar>
+              <w:top w:type="dxa" w:w="60"/>
+              <w:left w:type="dxa" w:w="100"/>
+              <w:bottom w:type="dxa" w:w="60"/>
+              <w:right w:type="dxa" w:w="100"/>
+            </w:tcMar>
+          </w:tcPr>
+          <w:p>
+            <w:pPr>
+              <w:spacing w:after="20" w:line="260"/>
+            </w:pPr>
+            <w:r>
+              <w:rPr>
+                <w:b w:val="false"/>
+                <w:bCs w:val="false"/>
+                <w:color w:val="000000"/>
+                <w:sz w:val="19"/>
+                <w:szCs w:val="19"/>
+              </w:rPr>
+              <w:t xml:space="preserve">CI の image ジョブ</w:t>
             </w:r>
           </w:p>
         </w:tc>
@@ -20288,27 +20273,27 @@
               <w:bottom w:val="single" w:color="A6A6A6" w:sz="4"/>
               <w:right w:val="single" w:color="A6A6A6" w:sz="4"/>
             </w:tcBorders>
-            <w:shd w:fill="DCE3F0" w:color="auto" w:val="clear"/>
-            <w:tcMar>
-              <w:top w:type="dxa" w:w="60"/>
-              <w:left w:type="dxa" w:w="100"/>
-              <w:bottom w:type="dxa" w:w="60"/>
-              <w:right w:type="dxa" w:w="100"/>
-            </w:tcMar>
-          </w:tcPr>
-          <w:p>
-            <w:pPr>
-              <w:spacing w:after="20" w:line="260"/>
-            </w:pPr>
-            <w:r>
-              <w:rPr>
-                <w:b w:val="false"/>
-                <w:bCs w:val="false"/>
-                <w:color w:val="000000"/>
-                <w:sz w:val="19"/>
-                <w:szCs w:val="19"/>
-              </w:rPr>
-              <w:t xml:space="preserve">Camera Module 2 が BGR888（RGB24）320×240・20 fps で取り込めること、テレメトリの JPEG が走行管理アプリに表示されること、JPEG 化を含めて 50 ms 周期に収まること（libcamera のスレッドで処理するため制御ループへの影響は最新画像の取得のみ）</w:t>
+            <w:shd w:fill="FFFFFF" w:color="auto" w:val="clear"/>
+            <w:tcMar>
+              <w:top w:type="dxa" w:w="60"/>
+              <w:left w:type="dxa" w:w="100"/>
+              <w:bottom w:type="dxa" w:w="60"/>
+              <w:right w:type="dxa" w:w="100"/>
+            </w:tcMar>
+          </w:tcPr>
+          <w:p>
+            <w:pPr>
+              <w:spacing w:after="20" w:line="260"/>
+            </w:pPr>
+            <w:r>
+              <w:rPr>
+                <w:b w:val="false"/>
+                <w:bCs w:val="false"/>
+                <w:color w:val="000000"/>
+                <w:sz w:val="19"/>
+                <w:szCs w:val="19"/>
+              </w:rPr>
+              <w:t xml:space="preserve">car.yml の build（arm64）で作った .deb を使い、ランナー上で build-image.sh を実行して成果物 rumicar-zero2cam-image に保存。プルリクエストでは実行せず（時間と元イメージのダウンロードのため）、main への push・タグ・手動実行で動く</w:t>
             </w:r>
           </w:p>
         </w:tc>
@@ -20327,6 +20312,820 @@
               <w:bottom w:val="single" w:color="A6A6A6" w:sz="4"/>
               <w:right w:val="single" w:color="A6A6A6" w:sz="4"/>
             </w:tcBorders>
+            <w:shd w:fill="DCE3F0" w:color="auto" w:val="clear"/>
+            <w:tcMar>
+              <w:top w:type="dxa" w:w="60"/>
+              <w:left w:type="dxa" w:w="100"/>
+              <w:bottom w:type="dxa" w:w="60"/>
+              <w:right w:type="dxa" w:w="100"/>
+            </w:tcMar>
+          </w:tcPr>
+          <w:p>
+            <w:pPr>
+              <w:spacing w:after="20" w:line="260"/>
+            </w:pPr>
+            <w:r>
+              <w:rPr>
+                <w:b w:val="false"/>
+                <w:bCs w:val="false"/>
+                <w:color w:val="000000"/>
+                <w:sz w:val="19"/>
+                <w:szCs w:val="19"/>
+              </w:rPr>
+              <w:t xml:space="preserve">リリース</w:t>
+            </w:r>
+          </w:p>
+        </w:tc>
+        <w:tc>
+          <w:tcPr>
+            <w:tcW w:type="dxa" w:w="7438"/>
+            <w:tcBorders>
+              <w:top w:val="single" w:color="A6A6A6" w:sz="4"/>
+              <w:left w:val="single" w:color="A6A6A6" w:sz="4"/>
+              <w:bottom w:val="single" w:color="A6A6A6" w:sz="4"/>
+              <w:right w:val="single" w:color="A6A6A6" w:sz="4"/>
+            </w:tcBorders>
+            <w:shd w:fill="DCE3F0" w:color="auto" w:val="clear"/>
+            <w:tcMar>
+              <w:top w:type="dxa" w:w="60"/>
+              <w:left w:type="dxa" w:w="100"/>
+              <w:bottom w:type="dxa" w:w="60"/>
+              <w:right w:type="dxa" w:w="100"/>
+            </w:tcMar>
+          </w:tcPr>
+          <w:p>
+            <w:pPr>
+              <w:spacing w:after="20" w:line="260"/>
+            </w:pPr>
+            <w:r>
+              <w:rPr>
+                <w:b w:val="false"/>
+                <w:bCs w:val="false"/>
+                <w:color w:val="000000"/>
+                <w:sz w:val="19"/>
+                <w:szCs w:val="19"/>
+              </w:rPr>
+              <w:t xml:space="preserve">main のコミットに vX.Y.Z のタグを付けて push すると release.yml が car.yml と pc.yml を呼び出し、イメージ・.deb・PC アプリ（zip）・SHA256SUMS.txt を添付した GitHub Release を作る</w:t>
+            </w:r>
+          </w:p>
+        </w:tc>
+      </w:tr>
+      <w:tr>
+        <w:trPr>
+          <w:cantSplit/>
+          <w:tblHeader w:val="false"/>
+        </w:trPr>
+        <w:tc>
+          <w:tcPr>
+            <w:tcW w:type="dxa" w:w="2200"/>
+            <w:tcBorders>
+              <w:top w:val="single" w:color="A6A6A6" w:sz="4"/>
+              <w:left w:val="single" w:color="A6A6A6" w:sz="4"/>
+              <w:bottom w:val="single" w:color="A6A6A6" w:sz="4"/>
+              <w:right w:val="single" w:color="A6A6A6" w:sz="4"/>
+            </w:tcBorders>
+            <w:shd w:fill="FFFFFF" w:color="auto" w:val="clear"/>
+            <w:tcMar>
+              <w:top w:type="dxa" w:w="60"/>
+              <w:left w:type="dxa" w:w="100"/>
+              <w:bottom w:type="dxa" w:w="60"/>
+              <w:right w:type="dxa" w:w="100"/>
+            </w:tcMar>
+          </w:tcPr>
+          <w:p>
+            <w:pPr>
+              <w:spacing w:after="20" w:line="260"/>
+            </w:pPr>
+            <w:r>
+              <w:rPr>
+                <w:b w:val="false"/>
+                <w:bCs w:val="false"/>
+                <w:color w:val="000000"/>
+                <w:sz w:val="19"/>
+                <w:szCs w:val="19"/>
+              </w:rPr>
+              <w:t xml:space="preserve">書き込み</w:t>
+            </w:r>
+          </w:p>
+        </w:tc>
+        <w:tc>
+          <w:tcPr>
+            <w:tcW w:type="dxa" w:w="7438"/>
+            <w:tcBorders>
+              <w:top w:val="single" w:color="A6A6A6" w:sz="4"/>
+              <w:left w:val="single" w:color="A6A6A6" w:sz="4"/>
+              <w:bottom w:val="single" w:color="A6A6A6" w:sz="4"/>
+              <w:right w:val="single" w:color="A6A6A6" w:sz="4"/>
+            </w:tcBorders>
+            <w:shd w:fill="FFFFFF" w:color="auto" w:val="clear"/>
+            <w:tcMar>
+              <w:top w:type="dxa" w:w="60"/>
+              <w:left w:type="dxa" w:w="100"/>
+              <w:bottom w:type="dxa" w:w="60"/>
+              <w:right w:type="dxa" w:w="100"/>
+            </w:tcMar>
+          </w:tcPr>
+          <w:p>
+            <w:pPr>
+              <w:spacing w:after="20" w:line="260"/>
+            </w:pPr>
+            <w:r>
+              <w:rPr>
+                <w:b w:val="false"/>
+                <w:bCs w:val="false"/>
+                <w:color w:val="000000"/>
+                <w:sz w:val="19"/>
+                <w:szCs w:val="19"/>
+              </w:rPr>
+              <w:t xml:space="preserve">Raspberry Pi Imager の「Use custom」で .img.xz を選ぶ（Imager の設定で SSID やユーザーを上書きできるが、通常は不要）。または xz -dc … | dd</w:t>
+            </w:r>
+          </w:p>
+        </w:tc>
+      </w:tr>
+    </w:tbl>
+    <w:p>
+      <w:pPr>
+        <w:spacing w:after="60"/>
+      </w:pPr>
+    </w:p>
+    <w:p>
+      <w:pPr>
+        <w:pStyle w:val="Heading1"/>
+      </w:pPr>
+      <w:r>
+        <w:t xml:space="preserve">8. 本版の範囲と次の作業</w:t>
+      </w:r>
+    </w:p>
+    <w:p>
+      <w:pPr>
+        <w:pStyle w:val="Heading2"/>
+      </w:pPr>
+      <w:r>
+        <w:t xml:space="preserve">8.1 本版でできること</w:t>
+      </w:r>
+    </w:p>
+    <w:p>
+      <w:pPr>
+        <w:pStyle w:val="ListParagraph"/>
+        <w:numPr>
+          <w:ilvl w:val="0"/>
+          <w:numId w:val="2"/>
+        </w:numPr>
+        <w:spacing w:after="60" w:line="290"/>
+      </w:pPr>
+      <w:r>
+        <w:t xml:space="preserve">車：ToF 走行ロジックの実装と単体テスト、本体の制御ループ・安全動作・差し替え機構、配布形式と検証、systemd サービス、設定</w:t>
+      </w:r>
+    </w:p>
+    <w:p>
+      <w:pPr>
+        <w:pStyle w:val="ListParagraph"/>
+        <w:numPr>
+          <w:ilvl w:val="0"/>
+          <w:numId w:val="2"/>
+        </w:numPr>
+        <w:spacing w:after="60" w:line="290"/>
+      </w:pPr>
+      <w:r>
+        <w:t xml:space="preserve">車：制御サーバー（TCP 5600）とテレメトリサーバー（TCP 5601）、走行モード、非常停止、heartbeat、PC からの activate／rollback、失敗時のリンク復旧、起動時の previous フォールバック、ログ取得（第2版）</w:t>
+      </w:r>
+    </w:p>
+    <w:p>
+      <w:pPr>
+        <w:pStyle w:val="ListParagraph"/>
+        <w:numPr>
+          <w:ilvl w:val="0"/>
+          <w:numId w:val="2"/>
+        </w:numPr>
+        <w:spacing w:after="60" w:line="290"/>
+      </w:pPr>
+      <w:r>
+        <w:t xml:space="preserve">車：libcamera による Camera Module 2 の取り込み（RGB24、既定 320×240・20 fps）、ロジックへの画像入力、JPEG のテレメトリ送信、カメラ無しでの継続走行（第3版）</w:t>
+      </w:r>
+    </w:p>
+    <w:p>
+      <w:pPr>
+        <w:pStyle w:val="ListParagraph"/>
+        <w:numPr>
+          <w:ilvl w:val="0"/>
+          <w:numId w:val="2"/>
+        </w:numPr>
+        <w:spacing w:after="60" w:line="290"/>
+      </w:pPr>
+      <w:r>
+        <w:t xml:space="preserve">車：NetworkManager の AP プロファイル、set_wifi（一時変更）、Debian パッケージ化と CI でのインストール検査（第4版）</w:t>
+      </w:r>
+    </w:p>
+    <w:p>
+      <w:pPr>
+        <w:pStyle w:val="ListParagraph"/>
+        <w:numPr>
+          <w:ilvl w:val="0"/>
+          <w:numId w:val="2"/>
+        </w:numPr>
+        <w:spacing w:after="60" w:line="290"/>
+      </w:pPr>
+      <w:r>
+        <w:t xml:space="preserve">配布：標準 SD カードイメージの作成スクリプトと CI、タグ付けで GitHub Release（イメージ・.deb・PC アプリ）を作る仕組み（第5版）</w:t>
+      </w:r>
+    </w:p>
+    <w:p>
+      <w:pPr>
+        <w:pStyle w:val="ListParagraph"/>
+        <w:numPr>
+          <w:ilvl w:val="0"/>
+          <w:numId w:val="2"/>
+        </w:numPr>
+        <w:spacing w:after="60" w:line="290"/>
+      </w:pPr>
+      <w:r>
+        <w:t xml:space="preserve">PC：通信形式の実装と単体テスト、走行管理アプリの画面と接続・操作・収録、非常停止とロジック判断の表示（第2版）</w:t>
+      </w:r>
+    </w:p>
+    <w:p>
+      <w:pPr>
+        <w:pStyle w:val="ListParagraph"/>
+        <w:numPr>
+          <w:ilvl w:val="0"/>
+          <w:numId w:val="2"/>
+        </w:numPr>
+        <w:spacing w:after="60" w:line="290"/>
+      </w:pPr>
+      <w:r>
+        <w:t xml:space="preserve">自動ビルド：車載（arm64／amd64）と PC（Windows）</w:t>
+      </w:r>
+    </w:p>
+    <w:p>
+      <w:pPr>
+        <w:pStyle w:val="Heading2"/>
+      </w:pPr>
+      <w:r>
+        <w:t xml:space="preserve">8.2 次のプルリクエストで実装するもの</w:t>
+      </w:r>
+    </w:p>
+    <w:p>
+      <w:pPr>
+        <w:pStyle w:val="ListParagraph"/>
+        <w:numPr>
+          <w:ilvl w:val="0"/>
+          <w:numId w:val="4"/>
+        </w:numPr>
+        <w:spacing w:after="60" w:line="290"/>
+      </w:pPr>
+      <w:r>
+        <w:t xml:space="preserve">走行管理アプリからのロジック／パック push（転送＋activate）と版の一覧表示</w:t>
+      </w:r>
+    </w:p>
+    <w:p>
+      <w:pPr>
+        <w:pStyle w:val="Heading2"/>
+      </w:pPr>
+      <w:r>
+        <w:t xml:space="preserve">8.3 実機で確認が必要な項目</w:t>
+      </w:r>
+    </w:p>
+    <w:p>
+      <w:pPr>
+        <w:spacing w:after="100" w:line="300"/>
+      </w:pPr>
+      <w:r>
+        <w:t xml:space="preserve">以下はクラウド環境では確認できないため、実機（Raspberry Pi Zero 2 W、Raspberry Pi OS Lite 64bit trixie）で確認します。</w:t>
+      </w:r>
+    </w:p>
+    <w:tbl>
+      <w:tblPr>
+        <w:tblW w:type="dxa" w:w="9638"/>
+        <w:tblBorders>
+          <w:top w:val="single" w:color="auto" w:sz="4"/>
+          <w:left w:val="single" w:color="auto" w:sz="4"/>
+          <w:bottom w:val="single" w:color="auto" w:sz="4"/>
+          <w:right w:val="single" w:color="auto" w:sz="4"/>
+          <w:insideH w:val="single" w:color="auto" w:sz="4"/>
+          <w:insideV w:val="single" w:color="auto" w:sz="4"/>
+        </w:tblBorders>
+      </w:tblPr>
+      <w:tblGrid>
+        <w:gridCol w:w="2200"/>
+        <w:gridCol w:w="7438"/>
+      </w:tblGrid>
+      <w:tr>
+        <w:trPr>
+          <w:cantSplit/>
+          <w:tblHeader/>
+        </w:trPr>
+        <w:tc>
+          <w:tcPr>
+            <w:tcW w:type="dxa" w:w="2200"/>
+            <w:tcBorders>
+              <w:top w:val="single" w:color="A6A6A6" w:sz="4"/>
+              <w:left w:val="single" w:color="A6A6A6" w:sz="4"/>
+              <w:bottom w:val="single" w:color="A6A6A6" w:sz="4"/>
+              <w:right w:val="single" w:color="A6A6A6" w:sz="4"/>
+            </w:tcBorders>
+            <w:shd w:fill="1F3864" w:color="auto" w:val="clear"/>
+            <w:tcMar>
+              <w:top w:type="dxa" w:w="60"/>
+              <w:left w:type="dxa" w:w="100"/>
+              <w:bottom w:type="dxa" w:w="60"/>
+              <w:right w:type="dxa" w:w="100"/>
+            </w:tcMar>
+          </w:tcPr>
+          <w:p>
+            <w:pPr>
+              <w:spacing w:after="20" w:line="260"/>
+            </w:pPr>
+            <w:r>
+              <w:rPr>
+                <w:b/>
+                <w:bCs/>
+                <w:color w:val="FFFFFF"/>
+                <w:sz w:val="19"/>
+                <w:szCs w:val="19"/>
+              </w:rPr>
+              <w:t xml:space="preserve">項目</w:t>
+            </w:r>
+          </w:p>
+        </w:tc>
+        <w:tc>
+          <w:tcPr>
+            <w:tcW w:type="dxa" w:w="7438"/>
+            <w:tcBorders>
+              <w:top w:val="single" w:color="A6A6A6" w:sz="4"/>
+              <w:left w:val="single" w:color="A6A6A6" w:sz="4"/>
+              <w:bottom w:val="single" w:color="A6A6A6" w:sz="4"/>
+              <w:right w:val="single" w:color="A6A6A6" w:sz="4"/>
+            </w:tcBorders>
+            <w:shd w:fill="1F3864" w:color="auto" w:val="clear"/>
+            <w:tcMar>
+              <w:top w:type="dxa" w:w="60"/>
+              <w:left w:type="dxa" w:w="100"/>
+              <w:bottom w:type="dxa" w:w="60"/>
+              <w:right w:type="dxa" w:w="100"/>
+            </w:tcMar>
+          </w:tcPr>
+          <w:p>
+            <w:pPr>
+              <w:spacing w:after="20" w:line="260"/>
+            </w:pPr>
+            <w:r>
+              <w:rPr>
+                <w:b/>
+                <w:bCs/>
+                <w:color w:val="FFFFFF"/>
+                <w:sz w:val="19"/>
+                <w:szCs w:val="19"/>
+              </w:rPr>
+              <w:t xml:space="preserve">確認内容</w:t>
+            </w:r>
+          </w:p>
+        </w:tc>
+      </w:tr>
+      <w:tr>
+        <w:trPr>
+          <w:cantSplit/>
+          <w:tblHeader w:val="false"/>
+        </w:trPr>
+        <w:tc>
+          <w:tcPr>
+            <w:tcW w:type="dxa" w:w="2200"/>
+            <w:tcBorders>
+              <w:top w:val="single" w:color="A6A6A6" w:sz="4"/>
+              <w:left w:val="single" w:color="A6A6A6" w:sz="4"/>
+              <w:bottom w:val="single" w:color="A6A6A6" w:sz="4"/>
+              <w:right w:val="single" w:color="A6A6A6" w:sz="4"/>
+            </w:tcBorders>
+            <w:shd w:fill="FFFFFF" w:color="auto" w:val="clear"/>
+            <w:tcMar>
+              <w:top w:type="dxa" w:w="60"/>
+              <w:left w:type="dxa" w:w="100"/>
+              <w:bottom w:type="dxa" w:w="60"/>
+              <w:right w:type="dxa" w:w="100"/>
+            </w:tcMar>
+          </w:tcPr>
+          <w:p>
+            <w:pPr>
+              <w:spacing w:after="20" w:line="260"/>
+            </w:pPr>
+            <w:r>
+              <w:rPr>
+                <w:b w:val="false"/>
+                <w:bCs w:val="false"/>
+                <w:color w:val="000000"/>
+                <w:sz w:val="19"/>
+                <w:szCs w:val="19"/>
+              </w:rPr>
+              <w:t xml:space="preserve">PWM（sysfs）</w:t>
+            </w:r>
+          </w:p>
+        </w:tc>
+        <w:tc>
+          <w:tcPr>
+            <w:tcW w:type="dxa" w:w="7438"/>
+            <w:tcBorders>
+              <w:top w:val="single" w:color="A6A6A6" w:sz="4"/>
+              <w:left w:val="single" w:color="A6A6A6" w:sz="4"/>
+              <w:bottom w:val="single" w:color="A6A6A6" w:sz="4"/>
+              <w:right w:val="single" w:color="A6A6A6" w:sz="4"/>
+            </w:tcBorders>
+            <w:shd w:fill="FFFFFF" w:color="auto" w:val="clear"/>
+            <w:tcMar>
+              <w:top w:type="dxa" w:w="60"/>
+              <w:left w:type="dxa" w:w="100"/>
+              <w:bottom w:type="dxa" w:w="60"/>
+              <w:right w:type="dxa" w:w="100"/>
+            </w:tcMar>
+          </w:tcPr>
+          <w:p>
+            <w:pPr>
+              <w:spacing w:after="20" w:line="260"/>
+            </w:pPr>
+            <w:r>
+              <w:rPr>
+                <w:b w:val="false"/>
+                <w:bCs w:val="false"/>
+                <w:color w:val="000000"/>
+                <w:sz w:val="19"/>
+                <w:szCs w:val="19"/>
+              </w:rPr>
+              <w:t xml:space="preserve">dtoverlay=pwm-2chan で /sys/class/pwm/pwmchip0 に pwm0／pwm1 が現れ、GPIO18／13 に出力されること</w:t>
+            </w:r>
+          </w:p>
+        </w:tc>
+      </w:tr>
+      <w:tr>
+        <w:trPr>
+          <w:cantSplit/>
+          <w:tblHeader w:val="false"/>
+        </w:trPr>
+        <w:tc>
+          <w:tcPr>
+            <w:tcW w:type="dxa" w:w="2200"/>
+            <w:tcBorders>
+              <w:top w:val="single" w:color="A6A6A6" w:sz="4"/>
+              <w:left w:val="single" w:color="A6A6A6" w:sz="4"/>
+              <w:bottom w:val="single" w:color="A6A6A6" w:sz="4"/>
+              <w:right w:val="single" w:color="A6A6A6" w:sz="4"/>
+            </w:tcBorders>
+            <w:shd w:fill="DCE3F0" w:color="auto" w:val="clear"/>
+            <w:tcMar>
+              <w:top w:type="dxa" w:w="60"/>
+              <w:left w:type="dxa" w:w="100"/>
+              <w:bottom w:type="dxa" w:w="60"/>
+              <w:right w:type="dxa" w:w="100"/>
+            </w:tcMar>
+          </w:tcPr>
+          <w:p>
+            <w:pPr>
+              <w:spacing w:after="20" w:line="260"/>
+            </w:pPr>
+            <w:r>
+              <w:rPr>
+                <w:b w:val="false"/>
+                <w:bCs w:val="false"/>
+                <w:color w:val="000000"/>
+                <w:sz w:val="19"/>
+                <w:szCs w:val="19"/>
+              </w:rPr>
+              <w:t xml:space="preserve">GPIO 初期状態</w:t>
+            </w:r>
+          </w:p>
+        </w:tc>
+        <w:tc>
+          <w:tcPr>
+            <w:tcW w:type="dxa" w:w="7438"/>
+            <w:tcBorders>
+              <w:top w:val="single" w:color="A6A6A6" w:sz="4"/>
+              <w:left w:val="single" w:color="A6A6A6" w:sz="4"/>
+              <w:bottom w:val="single" w:color="A6A6A6" w:sz="4"/>
+              <w:right w:val="single" w:color="A6A6A6" w:sz="4"/>
+            </w:tcBorders>
+            <w:shd w:fill="DCE3F0" w:color="auto" w:val="clear"/>
+            <w:tcMar>
+              <w:top w:type="dxa" w:w="60"/>
+              <w:left w:type="dxa" w:w="100"/>
+              <w:bottom w:type="dxa" w:w="60"/>
+              <w:right w:type="dxa" w:w="100"/>
+            </w:tcMar>
+          </w:tcPr>
+          <w:p>
+            <w:pPr>
+              <w:spacing w:after="20" w:line="260"/>
+            </w:pPr>
+            <w:r>
+              <w:rPr>
+                <w:b w:val="false"/>
+                <w:bCs w:val="false"/>
+                <w:color w:val="000000"/>
+                <w:sz w:val="19"/>
+                <w:szCs w:val="19"/>
+              </w:rPr>
+              <w:t xml:space="preserve">起動から rumicar-core 開始までの間に操舵・駆動の端子が不定にならないこと（必要なら config.txt の gpio= 設定で初期値を Low に固定）</w:t>
+            </w:r>
+          </w:p>
+        </w:tc>
+      </w:tr>
+      <w:tr>
+        <w:trPr>
+          <w:cantSplit/>
+          <w:tblHeader w:val="false"/>
+        </w:trPr>
+        <w:tc>
+          <w:tcPr>
+            <w:tcW w:type="dxa" w:w="2200"/>
+            <w:tcBorders>
+              <w:top w:val="single" w:color="A6A6A6" w:sz="4"/>
+              <w:left w:val="single" w:color="A6A6A6" w:sz="4"/>
+              <w:bottom w:val="single" w:color="A6A6A6" w:sz="4"/>
+              <w:right w:val="single" w:color="A6A6A6" w:sz="4"/>
+            </w:tcBorders>
+            <w:shd w:fill="FFFFFF" w:color="auto" w:val="clear"/>
+            <w:tcMar>
+              <w:top w:type="dxa" w:w="60"/>
+              <w:left w:type="dxa" w:w="100"/>
+              <w:bottom w:type="dxa" w:w="60"/>
+              <w:right w:type="dxa" w:w="100"/>
+            </w:tcMar>
+          </w:tcPr>
+          <w:p>
+            <w:pPr>
+              <w:spacing w:after="20" w:line="260"/>
+            </w:pPr>
+            <w:r>
+              <w:rPr>
+                <w:b w:val="false"/>
+                <w:bCs w:val="false"/>
+                <w:color w:val="000000"/>
+                <w:sz w:val="19"/>
+                <w:szCs w:val="19"/>
+              </w:rPr>
+              <w:t xml:space="preserve">VL53L0X</w:t>
+            </w:r>
+          </w:p>
+        </w:tc>
+        <w:tc>
+          <w:tcPr>
+            <w:tcW w:type="dxa" w:w="7438"/>
+            <w:tcBorders>
+              <w:top w:val="single" w:color="A6A6A6" w:sz="4"/>
+              <w:left w:val="single" w:color="A6A6A6" w:sz="4"/>
+              <w:bottom w:val="single" w:color="A6A6A6" w:sz="4"/>
+              <w:right w:val="single" w:color="A6A6A6" w:sz="4"/>
+            </w:tcBorders>
+            <w:shd w:fill="FFFFFF" w:color="auto" w:val="clear"/>
+            <w:tcMar>
+              <w:top w:type="dxa" w:w="60"/>
+              <w:left w:type="dxa" w:w="100"/>
+              <w:bottom w:type="dxa" w:w="60"/>
+              <w:right w:type="dxa" w:w="100"/>
+            </w:tcMar>
+          </w:tcPr>
+          <w:p>
+            <w:pPr>
+              <w:spacing w:after="20" w:line="260"/>
+            </w:pPr>
+            <w:r>
+              <w:rPr>
+                <w:b w:val="false"/>
+                <w:bCs w:val="false"/>
+                <w:color w:val="000000"/>
+                <w:sz w:val="19"/>
+                <w:szCs w:val="19"/>
+              </w:rPr>
+              <w:t xml:space="preserve">3個のアドレス変更と連続測定（back-to-back）が安定すること。読み取り待ち時間 100 ms の妥当性</w:t>
+            </w:r>
+          </w:p>
+        </w:tc>
+      </w:tr>
+      <w:tr>
+        <w:trPr>
+          <w:cantSplit/>
+          <w:tblHeader w:val="false"/>
+        </w:trPr>
+        <w:tc>
+          <w:tcPr>
+            <w:tcW w:type="dxa" w:w="2200"/>
+            <w:tcBorders>
+              <w:top w:val="single" w:color="A6A6A6" w:sz="4"/>
+              <w:left w:val="single" w:color="A6A6A6" w:sz="4"/>
+              <w:bottom w:val="single" w:color="A6A6A6" w:sz="4"/>
+              <w:right w:val="single" w:color="A6A6A6" w:sz="4"/>
+            </w:tcBorders>
+            <w:shd w:fill="DCE3F0" w:color="auto" w:val="clear"/>
+            <w:tcMar>
+              <w:top w:type="dxa" w:w="60"/>
+              <w:left w:type="dxa" w:w="100"/>
+              <w:bottom w:type="dxa" w:w="60"/>
+              <w:right w:type="dxa" w:w="100"/>
+            </w:tcMar>
+          </w:tcPr>
+          <w:p>
+            <w:pPr>
+              <w:spacing w:after="20" w:line="260"/>
+            </w:pPr>
+            <w:r>
+              <w:rPr>
+                <w:b w:val="false"/>
+                <w:bCs w:val="false"/>
+                <w:color w:val="000000"/>
+                <w:sz w:val="19"/>
+                <w:szCs w:val="19"/>
+              </w:rPr>
+              <w:t xml:space="preserve">制御周期</w:t>
+            </w:r>
+          </w:p>
+        </w:tc>
+        <w:tc>
+          <w:tcPr>
+            <w:tcW w:type="dxa" w:w="7438"/>
+            <w:tcBorders>
+              <w:top w:val="single" w:color="A6A6A6" w:sz="4"/>
+              <w:left w:val="single" w:color="A6A6A6" w:sz="4"/>
+              <w:bottom w:val="single" w:color="A6A6A6" w:sz="4"/>
+              <w:right w:val="single" w:color="A6A6A6" w:sz="4"/>
+            </w:tcBorders>
+            <w:shd w:fill="DCE3F0" w:color="auto" w:val="clear"/>
+            <w:tcMar>
+              <w:top w:type="dxa" w:w="60"/>
+              <w:left w:type="dxa" w:w="100"/>
+              <w:bottom w:type="dxa" w:w="60"/>
+              <w:right w:type="dxa" w:w="100"/>
+            </w:tcMar>
+          </w:tcPr>
+          <w:p>
+            <w:pPr>
+              <w:spacing w:after="20" w:line="260"/>
+            </w:pPr>
+            <w:r>
+              <w:rPr>
+                <w:b w:val="false"/>
+                <w:bCs w:val="false"/>
+                <w:color w:val="000000"/>
+                <w:sz w:val="19"/>
+                <w:szCs w:val="19"/>
+              </w:rPr>
+              <w:t xml:space="preserve">50 ms 周期で3センサーの読み取りと出力、テレメトリ送信が収まること（overrun の警告が出ないこと）</w:t>
+            </w:r>
+          </w:p>
+        </w:tc>
+      </w:tr>
+      <w:tr>
+        <w:trPr>
+          <w:cantSplit/>
+          <w:tblHeader w:val="false"/>
+        </w:trPr>
+        <w:tc>
+          <w:tcPr>
+            <w:tcW w:type="dxa" w:w="2200"/>
+            <w:tcBorders>
+              <w:top w:val="single" w:color="A6A6A6" w:sz="4"/>
+              <w:left w:val="single" w:color="A6A6A6" w:sz="4"/>
+              <w:bottom w:val="single" w:color="A6A6A6" w:sz="4"/>
+              <w:right w:val="single" w:color="A6A6A6" w:sz="4"/>
+            </w:tcBorders>
+            <w:shd w:fill="FFFFFF" w:color="auto" w:val="clear"/>
+            <w:tcMar>
+              <w:top w:type="dxa" w:w="60"/>
+              <w:left w:type="dxa" w:w="100"/>
+              <w:bottom w:type="dxa" w:w="60"/>
+              <w:right w:type="dxa" w:w="100"/>
+            </w:tcMar>
+          </w:tcPr>
+          <w:p>
+            <w:pPr>
+              <w:spacing w:after="20" w:line="260"/>
+            </w:pPr>
+            <w:r>
+              <w:rPr>
+                <w:b w:val="false"/>
+                <w:bCs w:val="false"/>
+                <w:color w:val="000000"/>
+                <w:sz w:val="19"/>
+                <w:szCs w:val="19"/>
+              </w:rPr>
+              <w:t xml:space="preserve">通信</w:t>
+            </w:r>
+          </w:p>
+        </w:tc>
+        <w:tc>
+          <w:tcPr>
+            <w:tcW w:type="dxa" w:w="7438"/>
+            <w:tcBorders>
+              <w:top w:val="single" w:color="A6A6A6" w:sz="4"/>
+              <w:left w:val="single" w:color="A6A6A6" w:sz="4"/>
+              <w:bottom w:val="single" w:color="A6A6A6" w:sz="4"/>
+              <w:right w:val="single" w:color="A6A6A6" w:sz="4"/>
+            </w:tcBorders>
+            <w:shd w:fill="FFFFFF" w:color="auto" w:val="clear"/>
+            <w:tcMar>
+              <w:top w:type="dxa" w:w="60"/>
+              <w:left w:type="dxa" w:w="100"/>
+              <w:bottom w:type="dxa" w:w="60"/>
+              <w:right w:type="dxa" w:w="100"/>
+            </w:tcMar>
+          </w:tcPr>
+          <w:p>
+            <w:pPr>
+              <w:spacing w:after="20" w:line="260"/>
+            </w:pPr>
+            <w:r>
+              <w:rPr>
+                <w:b w:val="false"/>
+                <w:bCs w:val="false"/>
+                <w:color w:val="000000"/>
+                <w:sz w:val="19"/>
+                <w:szCs w:val="19"/>
+              </w:rPr>
+              <w:t xml:space="preserve">PC を有線または既存の Wi-Fi で車と同じネットワークに置き、走行管理アプリから接続・モード切替・手動操作・非常停止・activate ができること（AP 化前でも確認できる）</w:t>
+            </w:r>
+          </w:p>
+        </w:tc>
+      </w:tr>
+      <w:tr>
+        <w:trPr>
+          <w:cantSplit/>
+          <w:tblHeader w:val="false"/>
+        </w:trPr>
+        <w:tc>
+          <w:tcPr>
+            <w:tcW w:type="dxa" w:w="2200"/>
+            <w:tcBorders>
+              <w:top w:val="single" w:color="A6A6A6" w:sz="4"/>
+              <w:left w:val="single" w:color="A6A6A6" w:sz="4"/>
+              <w:bottom w:val="single" w:color="A6A6A6" w:sz="4"/>
+              <w:right w:val="single" w:color="A6A6A6" w:sz="4"/>
+            </w:tcBorders>
+            <w:shd w:fill="DCE3F0" w:color="auto" w:val="clear"/>
+            <w:tcMar>
+              <w:top w:type="dxa" w:w="60"/>
+              <w:left w:type="dxa" w:w="100"/>
+              <w:bottom w:type="dxa" w:w="60"/>
+              <w:right w:type="dxa" w:w="100"/>
+            </w:tcMar>
+          </w:tcPr>
+          <w:p>
+            <w:pPr>
+              <w:spacing w:after="20" w:line="260"/>
+            </w:pPr>
+            <w:r>
+              <w:rPr>
+                <w:b w:val="false"/>
+                <w:bCs w:val="false"/>
+                <w:color w:val="000000"/>
+                <w:sz w:val="19"/>
+                <w:szCs w:val="19"/>
+              </w:rPr>
+              <w:t xml:space="preserve">カメラ</w:t>
+            </w:r>
+          </w:p>
+        </w:tc>
+        <w:tc>
+          <w:tcPr>
+            <w:tcW w:type="dxa" w:w="7438"/>
+            <w:tcBorders>
+              <w:top w:val="single" w:color="A6A6A6" w:sz="4"/>
+              <w:left w:val="single" w:color="A6A6A6" w:sz="4"/>
+              <w:bottom w:val="single" w:color="A6A6A6" w:sz="4"/>
+              <w:right w:val="single" w:color="A6A6A6" w:sz="4"/>
+            </w:tcBorders>
+            <w:shd w:fill="DCE3F0" w:color="auto" w:val="clear"/>
+            <w:tcMar>
+              <w:top w:type="dxa" w:w="60"/>
+              <w:left w:type="dxa" w:w="100"/>
+              <w:bottom w:type="dxa" w:w="60"/>
+              <w:right w:type="dxa" w:w="100"/>
+            </w:tcMar>
+          </w:tcPr>
+          <w:p>
+            <w:pPr>
+              <w:spacing w:after="20" w:line="260"/>
+            </w:pPr>
+            <w:r>
+              <w:rPr>
+                <w:b w:val="false"/>
+                <w:bCs w:val="false"/>
+                <w:color w:val="000000"/>
+                <w:sz w:val="19"/>
+                <w:szCs w:val="19"/>
+              </w:rPr>
+              <w:t xml:space="preserve">Camera Module 2 が BGR888（RGB24）320×240・20 fps で取り込めること、テレメトリの JPEG が走行管理アプリに表示されること、JPEG 化を含めて 50 ms 周期に収まること（libcamera のスレッドで処理するため制御ループへの影響は最新画像の取得のみ）</w:t>
+            </w:r>
+          </w:p>
+        </w:tc>
+      </w:tr>
+      <w:tr>
+        <w:trPr>
+          <w:cantSplit/>
+          <w:tblHeader w:val="false"/>
+        </w:trPr>
+        <w:tc>
+          <w:tcPr>
+            <w:tcW w:type="dxa" w:w="2200"/>
+            <w:tcBorders>
+              <w:top w:val="single" w:color="A6A6A6" w:sz="4"/>
+              <w:left w:val="single" w:color="A6A6A6" w:sz="4"/>
+              <w:bottom w:val="single" w:color="A6A6A6" w:sz="4"/>
+              <w:right w:val="single" w:color="A6A6A6" w:sz="4"/>
+            </w:tcBorders>
             <w:shd w:fill="FFFFFF" w:color="auto" w:val="clear"/>
             <w:tcMar>
               <w:top w:type="dxa" w:w="60"/>
@@ -20381,6 +21180,78 @@
                 <w:szCs w:val="19"/>
               </w:rPr>
               <w:t xml:space="preserve">パッケージ導入後、再起動で SSID “RumiCar” の AP が立ち、PC が 10.42.0.x を得て 10.42.0.1 に接続できること。set_wifi で SSID が変わり再起動で戻ること。画像の転送量（既定で約 20 コマ/秒 × 10〜15 KB）に見合う速度が出ること</w:t>
+            </w:r>
+          </w:p>
+        </w:tc>
+      </w:tr>
+      <w:tr>
+        <w:trPr>
+          <w:cantSplit/>
+          <w:tblHeader w:val="false"/>
+        </w:trPr>
+        <w:tc>
+          <w:tcPr>
+            <w:tcW w:type="dxa" w:w="2200"/>
+            <w:tcBorders>
+              <w:top w:val="single" w:color="A6A6A6" w:sz="4"/>
+              <w:left w:val="single" w:color="A6A6A6" w:sz="4"/>
+              <w:bottom w:val="single" w:color="A6A6A6" w:sz="4"/>
+              <w:right w:val="single" w:color="A6A6A6" w:sz="4"/>
+            </w:tcBorders>
+            <w:shd w:fill="DCE3F0" w:color="auto" w:val="clear"/>
+            <w:tcMar>
+              <w:top w:type="dxa" w:w="60"/>
+              <w:left w:type="dxa" w:w="100"/>
+              <w:bottom w:type="dxa" w:w="60"/>
+              <w:right w:type="dxa" w:w="100"/>
+            </w:tcMar>
+          </w:tcPr>
+          <w:p>
+            <w:pPr>
+              <w:spacing w:after="20" w:line="260"/>
+            </w:pPr>
+            <w:r>
+              <w:rPr>
+                <w:b w:val="false"/>
+                <w:bCs w:val="false"/>
+                <w:color w:val="000000"/>
+                <w:sz w:val="19"/>
+                <w:szCs w:val="19"/>
+              </w:rPr>
+              <w:t xml:space="preserve">SD カードイメージ</w:t>
+            </w:r>
+          </w:p>
+        </w:tc>
+        <w:tc>
+          <w:tcPr>
+            <w:tcW w:type="dxa" w:w="7438"/>
+            <w:tcBorders>
+              <w:top w:val="single" w:color="A6A6A6" w:sz="4"/>
+              <w:left w:val="single" w:color="A6A6A6" w:sz="4"/>
+              <w:bottom w:val="single" w:color="A6A6A6" w:sz="4"/>
+              <w:right w:val="single" w:color="A6A6A6" w:sz="4"/>
+            </w:tcBorders>
+            <w:shd w:fill="DCE3F0" w:color="auto" w:val="clear"/>
+            <w:tcMar>
+              <w:top w:type="dxa" w:w="60"/>
+              <w:left w:type="dxa" w:w="100"/>
+              <w:bottom w:type="dxa" w:w="60"/>
+              <w:right w:type="dxa" w:w="100"/>
+            </w:tcMar>
+          </w:tcPr>
+          <w:p>
+            <w:pPr>
+              <w:spacing w:after="20" w:line="260"/>
+            </w:pPr>
+            <w:r>
+              <w:rPr>
+                <w:b w:val="false"/>
+                <w:bCs w:val="false"/>
+                <w:color w:val="000000"/>
+                <w:sz w:val="19"/>
+                <w:szCs w:val="19"/>
+              </w:rPr>
+              <w:t xml:space="preserve">CI の成果物を書き込んだ SD カードで初回起動が完了し（拡張・再起動後）、rumicar / rumicar で SSH でき、rumicar-core が動き AP が立つこと。userconf.txt が消費されユーザーが作られること</w:t>
             </w:r>
           </w:p>
         </w:tc>

--- a/docs/RumiCar-Zero2Cam 仕様書.docx
+++ b/docs/RumiCar-Zero2Cam 仕様書.docx
@@ -42,7 +42,7 @@
           <w:sz w:val="20"/>
           <w:szCs w:val="20"/>
         </w:rPr>
-        <w:t xml:space="preserve">第5版　2026年10月18日　対象：リポジトリ RumiCar-group/RumiCar-Zero2Cam　0.1.0：基盤（第1版）＋ 車側通信（第2版）＋ カメラ（第3版）＋ AP・パッケージ（第4版）＋ SD カードイメージ（第5版）</w:t>
+        <w:t xml:space="preserve">第6版　2026年10月18日　対象：リポジトリ RumiCar-group/RumiCar-Zero2Cam　0.1.0：基盤（第1版）＋ 車側通信（第2版）＋ カメラ（第3版）＋ AP・パッケージ（第4版）＋ SD カードイメージ（第5版）＋ PC からの push（第6版）</w:t>
       </w:r>
     </w:p>
     <w:p>
@@ -368,7 +368,7 @@
                 <w:sz w:val="19"/>
                 <w:szCs w:val="19"/>
               </w:rPr>
-              <w:t xml:space="preserve">走行管理アプリからのファイル転送（push）、画像を使う走行ロジック（8章参照）</w:t>
+              <w:t xml:space="preserve">画像を使う走行ロジック（8章参照）</w:t>
             </w:r>
           </w:p>
         </w:tc>
@@ -12177,7 +12177,15 @@
         <w:pStyle w:val="Heading2"/>
       </w:pPr>
       <w:r>
-        <w:t xml:space="preserve">4.3 PC から車へ送る手順（本版での手順）</w:t>
+        <w:t xml:space="preserve">4.3 PC から車へ送る手順</w:t>
+      </w:r>
+    </w:p>
+    <w:p>
+      <w:pPr>
+        <w:spacing w:after="100" w:line="300"/>
+      </w:pPr>
+      <w:r>
+        <w:t xml:space="preserve">通常は走行管理アプリで行います（6.2「版の管理」）。</w:t>
       </w:r>
     </w:p>
     <w:p>
@@ -12190,7 +12198,7 @@
         <w:spacing w:after="60" w:line="290"/>
       </w:pPr>
       <w:r>
-        <w:t xml:space="preserve">PC でパック（またはロジック）のディレクトリを作り、make_manifest.py で manifest.json を作る</w:t>
+        <w:t xml:space="preserve">PC でパック（またはロジック）のディレクトリを作り、make_manifest.py で manifest.json を作る（Claude のデスクトップアプリに作らせる場合も同じ）</w:t>
       </w:r>
     </w:p>
     <w:p>
@@ -12203,7 +12211,7 @@
         <w:spacing w:after="60" w:line="290"/>
       </w:pPr>
       <w:r>
-        <w:t xml:space="preserve">scp で </w:t>
+        <w:t xml:space="preserve">走行管理アプリの「送る…」でそのフォルダを選ぶ。アプリが manifest を検証してから、制御チャネルの upload_begin / upload_chunk / upload_end で送る（5.2）。車は一時ディレクトリに受け取り、サイズと SHA-256 と manifest を検証してから </w:t>
       </w:r>
       <w:r>
         <w:rPr>
@@ -12211,7 +12219,7 @@
           <w:sz w:val="19"/>
           <w:szCs w:val="19"/>
         </w:rPr>
-        <w:t xml:space="preserve">/var/lib/rumicar/packs/&lt;id&gt;-&lt;version&gt;/</w:t>
+        <w:t xml:space="preserve">packs/&lt;id&gt;-&lt;version&gt;/</w:t>
       </w:r>
       <w:r>
         <w:t xml:space="preserve">（ロジックは </w:t>
@@ -12225,7 +12233,7 @@
         <w:t xml:space="preserve">logic/&lt;name&gt;-&lt;version&gt;/</w:t>
       </w:r>
       <w:r>
-        <w:t xml:space="preserve">）へ丸ごと送る</w:t>
+        <w:t xml:space="preserve">）へ移す</w:t>
       </w:r>
     </w:p>
     <w:p>
@@ -12238,7 +12246,26 @@
         <w:spacing w:after="60" w:line="290"/>
       </w:pPr>
       <w:r>
-        <w:t xml:space="preserve">ssh で </w:t>
+        <w:t xml:space="preserve">一覧で新しい版を選び「有効化」（activate）。本体が検証して次のフレームで切り替える。失敗時は現行版のまま（リンクも戻る）。「ロジックを戻す」「データを戻す」で rollback</w:t>
+      </w:r>
+    </w:p>
+    <w:p>
+      <w:pPr>
+        <w:spacing w:after="100" w:line="300"/>
+      </w:pPr>
+      <w:r>
+        <w:t xml:space="preserve">ssh でも同じことができます：scp で </w:t>
+      </w:r>
+      <w:r>
+        <w:rPr>
+          <w:rFonts w:ascii="Consolas" w:cs="Consolas" w:eastAsia="Consolas" w:hAnsi="Consolas"/>
+          <w:sz w:val="19"/>
+          <w:szCs w:val="19"/>
+        </w:rPr>
+        <w:t xml:space="preserve">/var/lib/rumicar/packs/&lt;id&gt;-&lt;version&gt;/</w:t>
+      </w:r>
+      <w:r>
+        <w:t xml:space="preserve"> へ送り、</w:t>
       </w:r>
       <w:r>
         <w:rPr>
@@ -12249,20 +12276,7 @@
         <w:t xml:space="preserve">sudo rumicar-activate pack &lt;id&gt;-&lt;version&gt;</w:t>
       </w:r>
       <w:r>
-        <w:t xml:space="preserve"> を実行する</w:t>
-      </w:r>
-    </w:p>
-    <w:p>
-      <w:pPr>
-        <w:pStyle w:val="ListParagraph"/>
-        <w:numPr>
-          <w:ilvl w:val="0"/>
-          <w:numId w:val="3"/>
-        </w:numPr>
-        <w:spacing w:after="60" w:line="290"/>
-      </w:pPr>
-      <w:r>
-        <w:t xml:space="preserve">本体が activation_poll_ms 以内に検証して切り替える。結果は </w:t>
+        <w:t xml:space="preserve"> を実行。結果は </w:t>
       </w:r>
       <w:r>
         <w:rPr>
@@ -12273,26 +12287,7 @@
         <w:t xml:space="preserve">status/activation.json</w:t>
       </w:r>
       <w:r>
-        <w:t xml:space="preserve"> と journal（</w:t>
-      </w:r>
-      <w:r>
-        <w:rPr>
-          <w:rFonts w:ascii="Consolas" w:cs="Consolas" w:eastAsia="Consolas" w:hAnsi="Consolas"/>
-          <w:sz w:val="19"/>
-          <w:szCs w:val="19"/>
-        </w:rPr>
-        <w:t xml:space="preserve">journalctl -u rumicar-core</w:t>
-      </w:r>
-      <w:r>
-        <w:t xml:space="preserve">）で確認する。失敗時は現行版のまま</w:t>
-      </w:r>
-    </w:p>
-    <w:p>
-      <w:pPr>
-        <w:spacing w:after="100" w:line="300"/>
-      </w:pPr>
-      <w:r>
-        <w:t xml:space="preserve">次の版では走行管理アプリがこの手順（転送＋activate）を制御チャネルの activate 要求として行います（5.2 参照）。</w:t>
+        <w:t xml:space="preserve"> と journal で確認します。</w:t>
       </w:r>
     </w:p>
     <w:p>
@@ -14688,6 +14683,536 @@
                 <w:szCs w:val="19"/>
               </w:rPr>
               <w:t xml:space="preserve">result.lines に本体のログの末尾（メモリ上の直近 500 行まで）</w:t>
+            </w:r>
+          </w:p>
+        </w:tc>
+      </w:tr>
+      <w:tr>
+        <w:trPr>
+          <w:cantSplit/>
+          <w:tblHeader w:val="false"/>
+        </w:trPr>
+        <w:tc>
+          <w:tcPr>
+            <w:tcW w:type="dxa" w:w="1800"/>
+            <w:tcBorders>
+              <w:top w:val="single" w:color="A6A6A6" w:sz="4"/>
+              <w:left w:val="single" w:color="A6A6A6" w:sz="4"/>
+              <w:bottom w:val="single" w:color="A6A6A6" w:sz="4"/>
+              <w:right w:val="single" w:color="A6A6A6" w:sz="4"/>
+            </w:tcBorders>
+            <w:shd w:fill="FFFFFF" w:color="auto" w:val="clear"/>
+            <w:tcMar>
+              <w:top w:type="dxa" w:w="60"/>
+              <w:left w:type="dxa" w:w="100"/>
+              <w:bottom w:type="dxa" w:w="60"/>
+              <w:right w:type="dxa" w:w="100"/>
+            </w:tcMar>
+          </w:tcPr>
+          <w:p>
+            <w:pPr>
+              <w:spacing w:after="20" w:line="260"/>
+            </w:pPr>
+            <w:r>
+              <w:rPr>
+                <w:rFonts w:ascii="Consolas" w:cs="Consolas" w:eastAsia="Consolas" w:hAnsi="Consolas"/>
+                <w:b w:val="false"/>
+                <w:bCs w:val="false"/>
+                <w:color w:val="000000"/>
+                <w:sz w:val="19"/>
+                <w:szCs w:val="19"/>
+              </w:rPr>
+              <w:t xml:space="preserve">upload_begin</w:t>
+            </w:r>
+          </w:p>
+        </w:tc>
+        <w:tc>
+          <w:tcPr>
+            <w:tcW w:type="dxa" w:w="3300"/>
+            <w:tcBorders>
+              <w:top w:val="single" w:color="A6A6A6" w:sz="4"/>
+              <w:left w:val="single" w:color="A6A6A6" w:sz="4"/>
+              <w:bottom w:val="single" w:color="A6A6A6" w:sz="4"/>
+              <w:right w:val="single" w:color="A6A6A6" w:sz="4"/>
+            </w:tcBorders>
+            <w:shd w:fill="FFFFFF" w:color="auto" w:val="clear"/>
+            <w:tcMar>
+              <w:top w:type="dxa" w:w="60"/>
+              <w:left w:type="dxa" w:w="100"/>
+              <w:bottom w:type="dxa" w:w="60"/>
+              <w:right w:type="dxa" w:w="100"/>
+            </w:tcMar>
+          </w:tcPr>
+          <w:p>
+            <w:pPr>
+              <w:spacing w:after="20" w:line="260"/>
+            </w:pPr>
+            <w:r>
+              <w:rPr>
+                <w:b w:val="false"/>
+                <w:bCs w:val="false"/>
+                <w:color w:val="000000"/>
+                <w:sz w:val="19"/>
+                <w:szCs w:val="19"/>
+              </w:rPr>
+              <w:t xml:space="preserve">kind, name: &lt;dir-name&gt;, files: [{path, bytes, sha256}]</w:t>
+            </w:r>
+          </w:p>
+        </w:tc>
+        <w:tc>
+          <w:tcPr>
+            <w:tcW w:type="dxa" w:w="4538"/>
+            <w:tcBorders>
+              <w:top w:val="single" w:color="A6A6A6" w:sz="4"/>
+              <w:left w:val="single" w:color="A6A6A6" w:sz="4"/>
+              <w:bottom w:val="single" w:color="A6A6A6" w:sz="4"/>
+              <w:right w:val="single" w:color="A6A6A6" w:sz="4"/>
+            </w:tcBorders>
+            <w:shd w:fill="FFFFFF" w:color="auto" w:val="clear"/>
+            <w:tcMar>
+              <w:top w:type="dxa" w:w="60"/>
+              <w:left w:type="dxa" w:w="100"/>
+              <w:bottom w:type="dxa" w:w="60"/>
+              <w:right w:type="dxa" w:w="100"/>
+            </w:tcMar>
+          </w:tcPr>
+          <w:p>
+            <w:pPr>
+              <w:spacing w:after="20" w:line="260"/>
+            </w:pPr>
+            <w:r>
+              <w:rPr>
+                <w:b w:val="false"/>
+                <w:bCs w:val="false"/>
+                <w:color w:val="000000"/>
+                <w:sz w:val="19"/>
+                <w:szCs w:val="19"/>
+              </w:rPr>
+              <w:t xml:space="preserve">ロジック／パックのディレクトリの送信開始。files には manifest.json を含める（manifest.json 以外は安全な相対パスのみ）。既に同名が導入済みなら ok=false（新しい版名を使う）。1 回に 1 つ、200 ファイル・64 MiB まで。result に chunk_bytes（32768）</w:t>
+            </w:r>
+          </w:p>
+        </w:tc>
+      </w:tr>
+      <w:tr>
+        <w:trPr>
+          <w:cantSplit/>
+          <w:tblHeader w:val="false"/>
+        </w:trPr>
+        <w:tc>
+          <w:tcPr>
+            <w:tcW w:type="dxa" w:w="1800"/>
+            <w:tcBorders>
+              <w:top w:val="single" w:color="A6A6A6" w:sz="4"/>
+              <w:left w:val="single" w:color="A6A6A6" w:sz="4"/>
+              <w:bottom w:val="single" w:color="A6A6A6" w:sz="4"/>
+              <w:right w:val="single" w:color="A6A6A6" w:sz="4"/>
+            </w:tcBorders>
+            <w:shd w:fill="DCE3F0" w:color="auto" w:val="clear"/>
+            <w:tcMar>
+              <w:top w:type="dxa" w:w="60"/>
+              <w:left w:type="dxa" w:w="100"/>
+              <w:bottom w:type="dxa" w:w="60"/>
+              <w:right w:type="dxa" w:w="100"/>
+            </w:tcMar>
+          </w:tcPr>
+          <w:p>
+            <w:pPr>
+              <w:spacing w:after="20" w:line="260"/>
+            </w:pPr>
+            <w:r>
+              <w:rPr>
+                <w:rFonts w:ascii="Consolas" w:cs="Consolas" w:eastAsia="Consolas" w:hAnsi="Consolas"/>
+                <w:b w:val="false"/>
+                <w:bCs w:val="false"/>
+                <w:color w:val="000000"/>
+                <w:sz w:val="19"/>
+                <w:szCs w:val="19"/>
+              </w:rPr>
+              <w:t xml:space="preserve">upload_chunk</w:t>
+            </w:r>
+          </w:p>
+        </w:tc>
+        <w:tc>
+          <w:tcPr>
+            <w:tcW w:type="dxa" w:w="3300"/>
+            <w:tcBorders>
+              <w:top w:val="single" w:color="A6A6A6" w:sz="4"/>
+              <w:left w:val="single" w:color="A6A6A6" w:sz="4"/>
+              <w:bottom w:val="single" w:color="A6A6A6" w:sz="4"/>
+              <w:right w:val="single" w:color="A6A6A6" w:sz="4"/>
+            </w:tcBorders>
+            <w:shd w:fill="DCE3F0" w:color="auto" w:val="clear"/>
+            <w:tcMar>
+              <w:top w:type="dxa" w:w="60"/>
+              <w:left w:type="dxa" w:w="100"/>
+              <w:bottom w:type="dxa" w:w="60"/>
+              <w:right w:type="dxa" w:w="100"/>
+            </w:tcMar>
+          </w:tcPr>
+          <w:p>
+            <w:pPr>
+              <w:spacing w:after="20" w:line="260"/>
+            </w:pPr>
+            <w:r>
+              <w:rPr>
+                <w:b w:val="false"/>
+                <w:bCs w:val="false"/>
+                <w:color w:val="000000"/>
+                <w:sz w:val="19"/>
+                <w:szCs w:val="19"/>
+              </w:rPr>
+              <w:t xml:space="preserve">path, offset, data（base64）</w:t>
+            </w:r>
+          </w:p>
+        </w:tc>
+        <w:tc>
+          <w:tcPr>
+            <w:tcW w:type="dxa" w:w="4538"/>
+            <w:tcBorders>
+              <w:top w:val="single" w:color="A6A6A6" w:sz="4"/>
+              <w:left w:val="single" w:color="A6A6A6" w:sz="4"/>
+              <w:bottom w:val="single" w:color="A6A6A6" w:sz="4"/>
+              <w:right w:val="single" w:color="A6A6A6" w:sz="4"/>
+            </w:tcBorders>
+            <w:shd w:fill="DCE3F0" w:color="auto" w:val="clear"/>
+            <w:tcMar>
+              <w:top w:type="dxa" w:w="60"/>
+              <w:left w:type="dxa" w:w="100"/>
+              <w:bottom w:type="dxa" w:w="60"/>
+              <w:right w:type="dxa" w:w="100"/>
+            </w:tcMar>
+          </w:tcPr>
+          <w:p>
+            <w:pPr>
+              <w:spacing w:after="20" w:line="260"/>
+            </w:pPr>
+            <w:r>
+              <w:rPr>
+                <w:b w:val="false"/>
+                <w:bCs w:val="false"/>
+                <w:color w:val="000000"/>
+                <w:sz w:val="19"/>
+                <w:szCs w:val="19"/>
+              </w:rPr>
+              <w:t xml:space="preserve">ファイルの内容を順に送る（offset は受信済みバイト数と一致すること、1 回 32 KiB まで）。result に received, bytes</w:t>
+            </w:r>
+          </w:p>
+        </w:tc>
+      </w:tr>
+      <w:tr>
+        <w:trPr>
+          <w:cantSplit/>
+          <w:tblHeader w:val="false"/>
+        </w:trPr>
+        <w:tc>
+          <w:tcPr>
+            <w:tcW w:type="dxa" w:w="1800"/>
+            <w:tcBorders>
+              <w:top w:val="single" w:color="A6A6A6" w:sz="4"/>
+              <w:left w:val="single" w:color="A6A6A6" w:sz="4"/>
+              <w:bottom w:val="single" w:color="A6A6A6" w:sz="4"/>
+              <w:right w:val="single" w:color="A6A6A6" w:sz="4"/>
+            </w:tcBorders>
+            <w:shd w:fill="FFFFFF" w:color="auto" w:val="clear"/>
+            <w:tcMar>
+              <w:top w:type="dxa" w:w="60"/>
+              <w:left w:type="dxa" w:w="100"/>
+              <w:bottom w:type="dxa" w:w="60"/>
+              <w:right w:type="dxa" w:w="100"/>
+            </w:tcMar>
+          </w:tcPr>
+          <w:p>
+            <w:pPr>
+              <w:spacing w:after="20" w:line="260"/>
+            </w:pPr>
+            <w:r>
+              <w:rPr>
+                <w:rFonts w:ascii="Consolas" w:cs="Consolas" w:eastAsia="Consolas" w:hAnsi="Consolas"/>
+                <w:b w:val="false"/>
+                <w:bCs w:val="false"/>
+                <w:color w:val="000000"/>
+                <w:sz w:val="19"/>
+                <w:szCs w:val="19"/>
+              </w:rPr>
+              <w:t xml:space="preserve">upload_end</w:t>
+            </w:r>
+          </w:p>
+        </w:tc>
+        <w:tc>
+          <w:tcPr>
+            <w:tcW w:type="dxa" w:w="3300"/>
+            <w:tcBorders>
+              <w:top w:val="single" w:color="A6A6A6" w:sz="4"/>
+              <w:left w:val="single" w:color="A6A6A6" w:sz="4"/>
+              <w:bottom w:val="single" w:color="A6A6A6" w:sz="4"/>
+              <w:right w:val="single" w:color="A6A6A6" w:sz="4"/>
+            </w:tcBorders>
+            <w:shd w:fill="FFFFFF" w:color="auto" w:val="clear"/>
+            <w:tcMar>
+              <w:top w:type="dxa" w:w="60"/>
+              <w:left w:type="dxa" w:w="100"/>
+              <w:bottom w:type="dxa" w:w="60"/>
+              <w:right w:type="dxa" w:w="100"/>
+            </w:tcMar>
+          </w:tcPr>
+          <w:p>
+            <w:pPr>
+              <w:spacing w:after="20" w:line="260"/>
+            </w:pPr>
+            <w:r>
+              <w:rPr>
+                <w:b w:val="false"/>
+                <w:bCs w:val="false"/>
+                <w:color w:val="000000"/>
+                <w:sz w:val="19"/>
+                <w:szCs w:val="19"/>
+              </w:rPr>
+              <w:t xml:space="preserve">—</w:t>
+            </w:r>
+          </w:p>
+        </w:tc>
+        <w:tc>
+          <w:tcPr>
+            <w:tcW w:type="dxa" w:w="4538"/>
+            <w:tcBorders>
+              <w:top w:val="single" w:color="A6A6A6" w:sz="4"/>
+              <w:left w:val="single" w:color="A6A6A6" w:sz="4"/>
+              <w:bottom w:val="single" w:color="A6A6A6" w:sz="4"/>
+              <w:right w:val="single" w:color="A6A6A6" w:sz="4"/>
+            </w:tcBorders>
+            <w:shd w:fill="FFFFFF" w:color="auto" w:val="clear"/>
+            <w:tcMar>
+              <w:top w:type="dxa" w:w="60"/>
+              <w:left w:type="dxa" w:w="100"/>
+              <w:bottom w:type="dxa" w:w="60"/>
+              <w:right w:type="dxa" w:w="100"/>
+            </w:tcMar>
+          </w:tcPr>
+          <w:p>
+            <w:pPr>
+              <w:spacing w:after="20" w:line="260"/>
+            </w:pPr>
+            <w:r>
+              <w:rPr>
+                <w:b w:val="false"/>
+                <w:bCs w:val="false"/>
+                <w:color w:val="000000"/>
+                <w:sz w:val="19"/>
+                <w:szCs w:val="19"/>
+              </w:rPr>
+              <w:t xml:space="preserve">全ファイルの受信完了を確認し、SHA-256 と manifest（kind、ディレクトリ名 = id/name-version、列挙の一致）を検証して導入。失敗時は何も残さず ok=false。result に name, id, version</w:t>
+            </w:r>
+          </w:p>
+        </w:tc>
+      </w:tr>
+      <w:tr>
+        <w:trPr>
+          <w:cantSplit/>
+          <w:tblHeader w:val="false"/>
+        </w:trPr>
+        <w:tc>
+          <w:tcPr>
+            <w:tcW w:type="dxa" w:w="1800"/>
+            <w:tcBorders>
+              <w:top w:val="single" w:color="A6A6A6" w:sz="4"/>
+              <w:left w:val="single" w:color="A6A6A6" w:sz="4"/>
+              <w:bottom w:val="single" w:color="A6A6A6" w:sz="4"/>
+              <w:right w:val="single" w:color="A6A6A6" w:sz="4"/>
+            </w:tcBorders>
+            <w:shd w:fill="DCE3F0" w:color="auto" w:val="clear"/>
+            <w:tcMar>
+              <w:top w:type="dxa" w:w="60"/>
+              <w:left w:type="dxa" w:w="100"/>
+              <w:bottom w:type="dxa" w:w="60"/>
+              <w:right w:type="dxa" w:w="100"/>
+            </w:tcMar>
+          </w:tcPr>
+          <w:p>
+            <w:pPr>
+              <w:spacing w:after="20" w:line="260"/>
+            </w:pPr>
+            <w:r>
+              <w:rPr>
+                <w:rFonts w:ascii="Consolas" w:cs="Consolas" w:eastAsia="Consolas" w:hAnsi="Consolas"/>
+                <w:b w:val="false"/>
+                <w:bCs w:val="false"/>
+                <w:color w:val="000000"/>
+                <w:sz w:val="19"/>
+                <w:szCs w:val="19"/>
+              </w:rPr>
+              <w:t xml:space="preserve">upload_abort</w:t>
+            </w:r>
+          </w:p>
+        </w:tc>
+        <w:tc>
+          <w:tcPr>
+            <w:tcW w:type="dxa" w:w="3300"/>
+            <w:tcBorders>
+              <w:top w:val="single" w:color="A6A6A6" w:sz="4"/>
+              <w:left w:val="single" w:color="A6A6A6" w:sz="4"/>
+              <w:bottom w:val="single" w:color="A6A6A6" w:sz="4"/>
+              <w:right w:val="single" w:color="A6A6A6" w:sz="4"/>
+            </w:tcBorders>
+            <w:shd w:fill="DCE3F0" w:color="auto" w:val="clear"/>
+            <w:tcMar>
+              <w:top w:type="dxa" w:w="60"/>
+              <w:left w:type="dxa" w:w="100"/>
+              <w:bottom w:type="dxa" w:w="60"/>
+              <w:right w:type="dxa" w:w="100"/>
+            </w:tcMar>
+          </w:tcPr>
+          <w:p>
+            <w:pPr>
+              <w:spacing w:after="20" w:line="260"/>
+            </w:pPr>
+            <w:r>
+              <w:rPr>
+                <w:b w:val="false"/>
+                <w:bCs w:val="false"/>
+                <w:color w:val="000000"/>
+                <w:sz w:val="19"/>
+                <w:szCs w:val="19"/>
+              </w:rPr>
+              <w:t xml:space="preserve">—</w:t>
+            </w:r>
+          </w:p>
+        </w:tc>
+        <w:tc>
+          <w:tcPr>
+            <w:tcW w:type="dxa" w:w="4538"/>
+            <w:tcBorders>
+              <w:top w:val="single" w:color="A6A6A6" w:sz="4"/>
+              <w:left w:val="single" w:color="A6A6A6" w:sz="4"/>
+              <w:bottom w:val="single" w:color="A6A6A6" w:sz="4"/>
+              <w:right w:val="single" w:color="A6A6A6" w:sz="4"/>
+            </w:tcBorders>
+            <w:shd w:fill="DCE3F0" w:color="auto" w:val="clear"/>
+            <w:tcMar>
+              <w:top w:type="dxa" w:w="60"/>
+              <w:left w:type="dxa" w:w="100"/>
+              <w:bottom w:type="dxa" w:w="60"/>
+              <w:right w:type="dxa" w:w="100"/>
+            </w:tcMar>
+          </w:tcPr>
+          <w:p>
+            <w:pPr>
+              <w:spacing w:after="20" w:line="260"/>
+            </w:pPr>
+            <w:r>
+              <w:rPr>
+                <w:b w:val="false"/>
+                <w:bCs w:val="false"/>
+                <w:color w:val="000000"/>
+                <w:sz w:val="19"/>
+                <w:szCs w:val="19"/>
+              </w:rPr>
+              <w:t xml:space="preserve">送信中のものを破棄（クライアントの切断でも破棄される）</w:t>
+            </w:r>
+          </w:p>
+        </w:tc>
+      </w:tr>
+      <w:tr>
+        <w:trPr>
+          <w:cantSplit/>
+          <w:tblHeader w:val="false"/>
+        </w:trPr>
+        <w:tc>
+          <w:tcPr>
+            <w:tcW w:type="dxa" w:w="1800"/>
+            <w:tcBorders>
+              <w:top w:val="single" w:color="A6A6A6" w:sz="4"/>
+              <w:left w:val="single" w:color="A6A6A6" w:sz="4"/>
+              <w:bottom w:val="single" w:color="A6A6A6" w:sz="4"/>
+              <w:right w:val="single" w:color="A6A6A6" w:sz="4"/>
+            </w:tcBorders>
+            <w:shd w:fill="FFFFFF" w:color="auto" w:val="clear"/>
+            <w:tcMar>
+              <w:top w:type="dxa" w:w="60"/>
+              <w:left w:type="dxa" w:w="100"/>
+              <w:bottom w:type="dxa" w:w="60"/>
+              <w:right w:type="dxa" w:w="100"/>
+            </w:tcMar>
+          </w:tcPr>
+          <w:p>
+            <w:pPr>
+              <w:spacing w:after="20" w:line="260"/>
+            </w:pPr>
+            <w:r>
+              <w:rPr>
+                <w:rFonts w:ascii="Consolas" w:cs="Consolas" w:eastAsia="Consolas" w:hAnsi="Consolas"/>
+                <w:b w:val="false"/>
+                <w:bCs w:val="false"/>
+                <w:color w:val="000000"/>
+                <w:sz w:val="19"/>
+                <w:szCs w:val="19"/>
+              </w:rPr>
+              <w:t xml:space="preserve">delete_version</w:t>
+            </w:r>
+          </w:p>
+        </w:tc>
+        <w:tc>
+          <w:tcPr>
+            <w:tcW w:type="dxa" w:w="3300"/>
+            <w:tcBorders>
+              <w:top w:val="single" w:color="A6A6A6" w:sz="4"/>
+              <w:left w:val="single" w:color="A6A6A6" w:sz="4"/>
+              <w:bottom w:val="single" w:color="A6A6A6" w:sz="4"/>
+              <w:right w:val="single" w:color="A6A6A6" w:sz="4"/>
+            </w:tcBorders>
+            <w:shd w:fill="FFFFFF" w:color="auto" w:val="clear"/>
+            <w:tcMar>
+              <w:top w:type="dxa" w:w="60"/>
+              <w:left w:type="dxa" w:w="100"/>
+              <w:bottom w:type="dxa" w:w="60"/>
+              <w:right w:type="dxa" w:w="100"/>
+            </w:tcMar>
+          </w:tcPr>
+          <w:p>
+            <w:pPr>
+              <w:spacing w:after="20" w:line="260"/>
+            </w:pPr>
+            <w:r>
+              <w:rPr>
+                <w:b w:val="false"/>
+                <w:bCs w:val="false"/>
+                <w:color w:val="000000"/>
+                <w:sz w:val="19"/>
+                <w:szCs w:val="19"/>
+              </w:rPr>
+              <w:t xml:space="preserve">kind, name</w:t>
+            </w:r>
+          </w:p>
+        </w:tc>
+        <w:tc>
+          <w:tcPr>
+            <w:tcW w:type="dxa" w:w="4538"/>
+            <w:tcBorders>
+              <w:top w:val="single" w:color="A6A6A6" w:sz="4"/>
+              <w:left w:val="single" w:color="A6A6A6" w:sz="4"/>
+              <w:bottom w:val="single" w:color="A6A6A6" w:sz="4"/>
+              <w:right w:val="single" w:color="A6A6A6" w:sz="4"/>
+            </w:tcBorders>
+            <w:shd w:fill="FFFFFF" w:color="auto" w:val="clear"/>
+            <w:tcMar>
+              <w:top w:type="dxa" w:w="60"/>
+              <w:left w:type="dxa" w:w="100"/>
+              <w:bottom w:type="dxa" w:w="60"/>
+              <w:right w:type="dxa" w:w="100"/>
+            </w:tcMar>
+          </w:tcPr>
+          <w:p>
+            <w:pPr>
+              <w:spacing w:after="20" w:line="260"/>
+            </w:pPr>
+            <w:r>
+              <w:rPr>
+                <w:b w:val="false"/>
+                <w:bCs w:val="false"/>
+                <w:color w:val="000000"/>
+                <w:sz w:val="19"/>
+                <w:szCs w:val="19"/>
+              </w:rPr>
+              <w:t xml:space="preserve">導入済みの版を削除。current と previous の版は削除できない</w:t>
             </w:r>
           </w:p>
         </w:tc>
@@ -18272,7 +18797,7 @@
                 <w:sz w:val="19"/>
                 <w:szCs w:val="19"/>
               </w:rPr>
-              <w:t xml:space="preserve">収録</w:t>
+              <w:t xml:space="preserve">版の管理</w:t>
             </w:r>
           </w:p>
         </w:tc>
@@ -18305,7 +18830,7 @@
                 <w:sz w:val="19"/>
                 <w:szCs w:val="19"/>
               </w:rPr>
-              <w:t xml:space="preserve">保存先フォルダ（既定 %USERPROFILE%\RumiCarData）と収録開始／停止。受信した全フレームをフォルダに書く</w:t>
+              <w:t xml:space="preserve">車のロジック／データの一覧（使用中・直前・検証結果付き）、「一覧更新」、「送る…」（フォルダを選び manifest を検証して upload、進み具合を表示）、「有効化」（activate）、「削除」（確認後 delete_version）、「ロジックを戻す」「データを戻す」（rollback）。接続時と切り替え完了時に一覧を更新</w:t>
             </w:r>
           </w:p>
         </w:tc>
@@ -18344,6 +18869,78 @@
                 <w:sz w:val="19"/>
                 <w:szCs w:val="19"/>
               </w:rPr>
+              <w:t xml:space="preserve">収録</w:t>
+            </w:r>
+          </w:p>
+        </w:tc>
+        <w:tc>
+          <w:tcPr>
+            <w:tcW w:type="dxa" w:w="7638"/>
+            <w:tcBorders>
+              <w:top w:val="single" w:color="A6A6A6" w:sz="4"/>
+              <w:left w:val="single" w:color="A6A6A6" w:sz="4"/>
+              <w:bottom w:val="single" w:color="A6A6A6" w:sz="4"/>
+              <w:right w:val="single" w:color="A6A6A6" w:sz="4"/>
+            </w:tcBorders>
+            <w:shd w:fill="FFFFFF" w:color="auto" w:val="clear"/>
+            <w:tcMar>
+              <w:top w:type="dxa" w:w="60"/>
+              <w:left w:type="dxa" w:w="100"/>
+              <w:bottom w:type="dxa" w:w="60"/>
+              <w:right w:type="dxa" w:w="100"/>
+            </w:tcMar>
+          </w:tcPr>
+          <w:p>
+            <w:pPr>
+              <w:spacing w:after="20" w:line="260"/>
+            </w:pPr>
+            <w:r>
+              <w:rPr>
+                <w:b w:val="false"/>
+                <w:bCs w:val="false"/>
+                <w:color w:val="000000"/>
+                <w:sz w:val="19"/>
+                <w:szCs w:val="19"/>
+              </w:rPr>
+              <w:t xml:space="preserve">保存先フォルダ（既定 %USERPROFILE%\RumiCarData）と収録開始／停止。受信した全フレームをフォルダに書く</w:t>
+            </w:r>
+          </w:p>
+        </w:tc>
+      </w:tr>
+      <w:tr>
+        <w:trPr>
+          <w:cantSplit/>
+          <w:tblHeader w:val="false"/>
+        </w:trPr>
+        <w:tc>
+          <w:tcPr>
+            <w:tcW w:type="dxa" w:w="2000"/>
+            <w:tcBorders>
+              <w:top w:val="single" w:color="A6A6A6" w:sz="4"/>
+              <w:left w:val="single" w:color="A6A6A6" w:sz="4"/>
+              <w:bottom w:val="single" w:color="A6A6A6" w:sz="4"/>
+              <w:right w:val="single" w:color="A6A6A6" w:sz="4"/>
+            </w:tcBorders>
+            <w:shd w:fill="DCE3F0" w:color="auto" w:val="clear"/>
+            <w:tcMar>
+              <w:top w:type="dxa" w:w="60"/>
+              <w:left w:type="dxa" w:w="100"/>
+              <w:bottom w:type="dxa" w:w="60"/>
+              <w:right w:type="dxa" w:w="100"/>
+            </w:tcMar>
+          </w:tcPr>
+          <w:p>
+            <w:pPr>
+              <w:spacing w:after="20" w:line="260"/>
+            </w:pPr>
+            <w:r>
+              <w:rPr>
+                <w:b w:val="false"/>
+                <w:bCs w:val="false"/>
+                <w:color w:val="000000"/>
+                <w:sz w:val="19"/>
+                <w:szCs w:val="19"/>
+              </w:rPr>
               <w:t xml:space="preserve">ログ</w:t>
             </w:r>
           </w:p>
@@ -18357,7 +18954,7 @@
               <w:bottom w:val="single" w:color="A6A6A6" w:sz="4"/>
               <w:right w:val="single" w:color="A6A6A6" w:sz="4"/>
             </w:tcBorders>
-            <w:shd w:fill="FFFFFF" w:color="auto" w:val="clear"/>
+            <w:shd w:fill="DCE3F0" w:color="auto" w:val="clear"/>
             <w:tcMar>
               <w:top w:type="dxa" w:w="60"/>
               <w:left w:type="dxa" w:w="100"/>
@@ -20539,7 +21136,7 @@
         <w:spacing w:after="60" w:line="290"/>
       </w:pPr>
       <w:r>
-        <w:t xml:space="preserve">PC：通信形式の実装と単体テスト、走行管理アプリの画面と接続・操作・収録、非常停止とロジック判断の表示（第2版）</w:t>
+        <w:t xml:space="preserve">PC → 車：走行管理アプリからのロジック／パックの送信（upload_*）、一覧・有効化・ロールバック・削除の画面（第6版）</w:t>
       </w:r>
     </w:p>
     <w:p>
@@ -20552,6 +21149,19 @@
         <w:spacing w:after="60" w:line="290"/>
       </w:pPr>
       <w:r>
+        <w:t xml:space="preserve">PC：通信形式の実装と単体テスト、走行管理アプリの画面と接続・操作・収録、非常停止とロジック判断の表示（第2版）</w:t>
+      </w:r>
+    </w:p>
+    <w:p>
+      <w:pPr>
+        <w:pStyle w:val="ListParagraph"/>
+        <w:numPr>
+          <w:ilvl w:val="0"/>
+          <w:numId w:val="2"/>
+        </w:numPr>
+        <w:spacing w:after="60" w:line="290"/>
+      </w:pPr>
+      <w:r>
         <w:t xml:space="preserve">自動ビルド：車載（arm64／amd64）と PC（Windows）</w:t>
       </w:r>
     </w:p>
@@ -20560,7 +21170,7 @@
         <w:pStyle w:val="Heading2"/>
       </w:pPr>
       <w:r>
-        <w:t xml:space="preserve">8.2 次のプルリクエストで実装するもの</w:t>
+        <w:t xml:space="preserve">8.2 次の作業</w:t>
       </w:r>
     </w:p>
     <w:p>
@@ -20573,7 +21183,33 @@
         <w:spacing w:after="60" w:line="290"/>
       </w:pPr>
       <w:r>
-        <w:t xml:space="preserve">走行管理アプリからのロジック／パック push（転送＋activate）と版の一覧表示</w:t>
+        <w:t xml:space="preserve">実機での確認（8.3）と、その結果によるパラメータ・設定の調整</w:t>
+      </w:r>
+    </w:p>
+    <w:p>
+      <w:pPr>
+        <w:pStyle w:val="ListParagraph"/>
+        <w:numPr>
+          <w:ilvl w:val="0"/>
+          <w:numId w:val="4"/>
+        </w:numPr>
+        <w:spacing w:after="60" w:line="290"/>
+      </w:pPr>
+      <w:r>
+        <w:t xml:space="preserve">画像を使う走行ロジック：Claude のデスクトップアプリで収録データから作る判断データ（パック）の形式、実走行時の照合・時間差分処理、信号機・先行車・交差点の各機能（検討記録 5章）</w:t>
+      </w:r>
+    </w:p>
+    <w:p>
+      <w:pPr>
+        <w:pStyle w:val="ListParagraph"/>
+        <w:numPr>
+          <w:ilvl w:val="0"/>
+          <w:numId w:val="4"/>
+        </w:numPr>
+        <w:spacing w:after="60" w:line="290"/>
+      </w:pPr>
+      <w:r>
+        <w:t xml:space="preserve">走行管理アプリの機能追加（収録の自動分割、ログ取得（get_log）の表示、set_wifi の画面）</w:t>
       </w:r>
     </w:p>
     <w:p>

--- a/docs/RumiCar-Zero2Cam 仕様書.docx
+++ b/docs/RumiCar-Zero2Cam 仕様書.docx
@@ -42,7 +42,7 @@
           <w:sz w:val="20"/>
           <w:szCs w:val="20"/>
         </w:rPr>
-        <w:t xml:space="preserve">第6版　2026年10月18日　対象：リポジトリ RumiCar-group/RumiCar-Zero2Cam　0.1.0：基盤（第1版）＋ 車側通信（第2版）＋ カメラ（第3版）＋ AP・パッケージ（第4版）＋ SD カードイメージ（第5版）＋ PC からの push（第6版）</w:t>
+        <w:t xml:space="preserve">第7版　2026年10月20日　対象：リポジトリ RumiCar-group/RumiCar-Zero2Cam　0.1.x：基盤（第1版）＋ 車側通信（第2版）＋ カメラ（第3版）＋ AP・パッケージ（第4版）＋ SD カードイメージ（第5版）＋ PC からの push（第6版）＋ 実機確認の反映（第7版）</w:t>
       </w:r>
     </w:p>
     <w:p>
@@ -5806,7 +5806,7 @@
                 <w:sz w:val="19"/>
                 <w:szCs w:val="19"/>
               </w:rPr>
-              <w:t xml:space="preserve">dtparam=i2c_arm=on</w:t>
+              <w:t xml:space="preserve">dtparam=i2c_arm=on ＋ カーネルモジュール i2c-dev（/dev/i2c-1 を作る。パッケージが /usr/lib/modules-load.d/rumicar.conf で起動時に読み込む。0.1.1 のイメージには無く、raspi-config で I2C を有効にし直す必要があった）</w:t>
             </w:r>
           </w:p>
         </w:tc>
@@ -18542,7 +18542,7 @@
                 <w:sz w:val="19"/>
                 <w:szCs w:val="19"/>
               </w:rPr>
-              <w:t xml:space="preserve">受信した最新の JPEG を表示（表示は最新のみ、収録は全フレーム）</w:t>
+              <w:t xml:space="preserve">受信した最新の JPEG を表示（表示は最新のみ、収録は全フレーム）。「画像を表示」のチェックを外すと表示と JPEG の展開を止める（受信と収録は続く）</w:t>
             </w:r>
           </w:p>
         </w:tc>
@@ -18614,7 +18614,7 @@
                 <w:sz w:val="19"/>
                 <w:szCs w:val="19"/>
               </w:rPr>
-              <w:t xml:space="preserve">モード、非常停止（理由付き）、判断状態、ToF 左／中／右、モーター出力、ロジックの判断、版（ロジック／パック）、バッテリー、受信コマ数</w:t>
+              <w:t xml:space="preserve">モード、非常停止（理由付き）、判断状態、ToF 左／中／右、モーター出力、ロジックの判断、版（ロジック／パック）、バッテリー、受信コマ数（うち画像付きの数）</w:t>
             </w:r>
           </w:p>
         </w:tc>
@@ -19765,7 +19765,7 @@
         <w:spacing w:after="100" w:line="300"/>
       </w:pPr>
       <w:r>
-        <w:t xml:space="preserve">いずれも main への push、プルリクエスト、手動実行で動きます。成果物は Actions の実行ページからダウンロードできます。版として配布するときは GitHub Releases に添付します（SD カードイメージも同様）。</w:t>
+        <w:t xml:space="preserve">いずれも main への push、プルリクエスト、手動実行で動きます。成果物は Actions の実行ページからダウンロードできます。版として配布するときは GitHub Releases に添付します（SD カードイメージも同様）。タグ vX.Y.Z でのビルドでは X.Y.Z を本体・パッケージ・イメージ・PC アプリの版として使います（CMake の RUMICAR_VERSION と dotnet の -p:Version）。タグ以外では CMakeLists.txt／csproj の版です。</w:t>
       </w:r>
     </w:p>
     <w:p>
@@ -21888,6 +21888,78 @@
                 <w:szCs w:val="19"/>
               </w:rPr>
               <w:t xml:space="preserve">CI の成果物を書き込んだ SD カードで初回起動が完了し（拡張・再起動後）、rumicar / rumicar で SSH でき、rumicar-core が動き AP が立つこと。userconf.txt が消費されユーザーが作られること</w:t>
+            </w:r>
+          </w:p>
+        </w:tc>
+      </w:tr>
+      <w:tr>
+        <w:trPr>
+          <w:cantSplit/>
+          <w:tblHeader w:val="false"/>
+        </w:trPr>
+        <w:tc>
+          <w:tcPr>
+            <w:tcW w:type="dxa" w:w="2200"/>
+            <w:tcBorders>
+              <w:top w:val="single" w:color="A6A6A6" w:sz="4"/>
+              <w:left w:val="single" w:color="A6A6A6" w:sz="4"/>
+              <w:bottom w:val="single" w:color="A6A6A6" w:sz="4"/>
+              <w:right w:val="single" w:color="A6A6A6" w:sz="4"/>
+            </w:tcBorders>
+            <w:shd w:fill="FFFFFF" w:color="auto" w:val="clear"/>
+            <w:tcMar>
+              <w:top w:type="dxa" w:w="60"/>
+              <w:left w:type="dxa" w:w="100"/>
+              <w:bottom w:type="dxa" w:w="60"/>
+              <w:right w:type="dxa" w:w="100"/>
+            </w:tcMar>
+          </w:tcPr>
+          <w:p>
+            <w:pPr>
+              <w:spacing w:after="20" w:line="260"/>
+            </w:pPr>
+            <w:r>
+              <w:rPr>
+                <w:b w:val="false"/>
+                <w:bCs w:val="false"/>
+                <w:color w:val="000000"/>
+                <w:sz w:val="19"/>
+                <w:szCs w:val="19"/>
+              </w:rPr>
+              <w:t xml:space="preserve">確認済み（v0.1.1、2026-10-20）</w:t>
+            </w:r>
+          </w:p>
+        </w:tc>
+        <w:tc>
+          <w:tcPr>
+            <w:tcW w:type="dxa" w:w="7438"/>
+            <w:tcBorders>
+              <w:top w:val="single" w:color="A6A6A6" w:sz="4"/>
+              <w:left w:val="single" w:color="A6A6A6" w:sz="4"/>
+              <w:bottom w:val="single" w:color="A6A6A6" w:sz="4"/>
+              <w:right w:val="single" w:color="A6A6A6" w:sz="4"/>
+            </w:tcBorders>
+            <w:shd w:fill="FFFFFF" w:color="auto" w:val="clear"/>
+            <w:tcMar>
+              <w:top w:type="dxa" w:w="60"/>
+              <w:left w:type="dxa" w:w="100"/>
+              <w:bottom w:type="dxa" w:w="60"/>
+              <w:right w:type="dxa" w:w="100"/>
+            </w:tcMar>
+          </w:tcPr>
+          <w:p>
+            <w:pPr>
+              <w:spacing w:after="20" w:line="260"/>
+            </w:pPr>
+            <w:r>
+              <w:rPr>
+                <w:b w:val="false"/>
+                <w:bCs w:val="false"/>
+                <w:color w:val="000000"/>
+                <w:sz w:val="19"/>
+                <w:szCs w:val="19"/>
+              </w:rPr>
+              <w:t xml:space="preserve">ToF の測距、auto／manual の走行、カメラの起動（OV5647 = Camera Module v1 で 320×240 BGR888 20 fps）、制御／テレメトリサーバーの起動を実機で確認。初回は i2c-dev 未読み込みで I2C が開けず raspi-config で有効化し直した（第7版で修正）</w:t>
             </w:r>
           </w:p>
         </w:tc>

--- a/docs/RumiCar-Zero2Cam 仕様書.docx
+++ b/docs/RumiCar-Zero2Cam 仕様書.docx
@@ -42,7 +42,7 @@
           <w:sz w:val="20"/>
           <w:szCs w:val="20"/>
         </w:rPr>
-        <w:t xml:space="preserve">第7版　2026年10月20日　対象：リポジトリ RumiCar-group/RumiCar-Zero2Cam　0.1.x：基盤（第1版）＋ 車側通信（第2版）＋ カメラ（第3版）＋ AP・パッケージ（第4版）＋ SD カードイメージ（第5版）＋ PC からの push（第6版）＋ 実機確認の反映（第7版）</w:t>
+        <w:t xml:space="preserve">第8版　2026年10月20日　対象：リポジトリ RumiCar-group/RumiCar-Zero2Cam　0.1.x：基盤（第1版）＋ 車側通信（第2版）＋ カメラ（第3版）＋ AP・パッケージ（第4版）＋ SD カードイメージ（第5版）＋ PC からの push（第6版）＋ 実機確認の反映（第7版）＋ 画面の刷新（第8版）</w:t>
       </w:r>
     </w:p>
     <w:p>
@@ -16926,7 +16926,7 @@
                 <w:sz w:val="19"/>
                 <w:szCs w:val="19"/>
               </w:rPr>
-              <w:t xml:space="preserve">steer / drive_permille</w:t>
+              <w:t xml:space="preserve">steer / drive_permille / brake</w:t>
             </w:r>
           </w:p>
         </w:tc>
@@ -16959,7 +16959,7 @@
                 <w:sz w:val="19"/>
                 <w:szCs w:val="19"/>
               </w:rPr>
-              <w:t xml:space="preserve">int</w:t>
+              <w:t xml:space="preserve">int / int / bool</w:t>
             </w:r>
           </w:p>
         </w:tc>
@@ -16992,7 +16992,7 @@
                 <w:sz w:val="19"/>
                 <w:szCs w:val="19"/>
               </w:rPr>
-              <w:t xml:space="preserve">モーターに実際に出力した指令（非常停止・record_only では 0）</w:t>
+              <w:t xml:space="preserve">モーターに実際に出力した指令。drive_permille は PWM のデューティ比（千分率、負は後退、0 は惰行）、brake は両入力 High のブレーキ（非常停止・record_only・ロジックの BRAKE/FAULT 指令時に true）</w:t>
             </w:r>
           </w:p>
         </w:tc>
@@ -18614,7 +18614,7 @@
                 <w:sz w:val="19"/>
                 <w:szCs w:val="19"/>
               </w:rPr>
-              <w:t xml:space="preserve">モード、非常停止（理由付き）、判断状態、ToF 左／中／右、モーター出力、ロジックの判断、版（ロジック／パック）、バッテリー、受信コマ数（うち画像付きの数）</w:t>
+              <w:t xml:space="preserve">モードと非常停止（色付きの札：非常停止なし = 緑、作動中 = 赤、理由付き）、判断状態、ToF 左／中／右、モーター出力、ロジックの判断（いずれも「操舵 左／中央／右 / 前進 x%・後退 x%・停止・ブレーキ」。% は PWM のデューティ比）、版（ロジック／パック）、バッテリー。受信コマ数（うち画像付きの数）は画像の下</w:t>
             </w:r>
           </w:p>
         </w:tc>
@@ -18653,7 +18653,7 @@
                 <w:sz w:val="19"/>
                 <w:szCs w:val="19"/>
               </w:rPr>
-              <w:t xml:space="preserve">走行モード</w:t>
+              <w:t xml:space="preserve">見た目</w:t>
             </w:r>
           </w:p>
         </w:tc>
@@ -18686,7 +18686,7 @@
                 <w:sz w:val="19"/>
                 <w:szCs w:val="19"/>
               </w:rPr>
-              <w:t xml:space="preserve">自動／手動／収録のみ の切り替え</w:t>
+              <w:t xml:space="preserve">WPF の標準機能だけ（App.xaml のスタイルとテンプレート、追加ライブラリなし）：角丸のカード、平らなボタン（主操作は青、非常停止は赤）、使用中の走行モードを強調、等幅フォントの数値、画面幅に応じて右側の列をスクロール</w:t>
             </w:r>
           </w:p>
         </w:tc>
@@ -18725,7 +18725,7 @@
                 <w:sz w:val="19"/>
                 <w:szCs w:val="19"/>
               </w:rPr>
-              <w:t xml:space="preserve">手動操作</w:t>
+              <w:t xml:space="preserve">走行モード</w:t>
             </w:r>
           </w:p>
         </w:tc>
@@ -18758,7 +18758,7 @@
                 <w:sz w:val="19"/>
                 <w:szCs w:val="19"/>
               </w:rPr>
-              <w:t xml:space="preserve">矢印キー（↑前進 50%、↓後退 50%、←→操舵）。手動モードで画像をクリックしてから操作する。キーの状態が変わったときだけ manual_drive を送る</w:t>
+              <w:t xml:space="preserve">自動／手動／収録のみ の切り替え</w:t>
             </w:r>
           </w:p>
         </w:tc>
@@ -18797,7 +18797,7 @@
                 <w:sz w:val="19"/>
                 <w:szCs w:val="19"/>
               </w:rPr>
-              <w:t xml:space="preserve">版の管理</w:t>
+              <w:t xml:space="preserve">手動操作</w:t>
             </w:r>
           </w:p>
         </w:tc>
@@ -18830,7 +18830,7 @@
                 <w:sz w:val="19"/>
                 <w:szCs w:val="19"/>
               </w:rPr>
-              <w:t xml:space="preserve">車のロジック／データの一覧（使用中・直前・検証結果付き）、「一覧更新」、「送る…」（フォルダを選び manifest を検証して upload、進み具合を表示）、「有効化」（activate）、「削除」（確認後 delete_version）、「ロジックを戻す」「データを戻す」（rollback）。接続時と切り替え完了時に一覧を更新</w:t>
+              <w:t xml:space="preserve">矢印キー（↑前進 50%、↓後退 50%、←→操舵）。手動モードで画像をクリックしてから操作する。キーの状態が変わったときだけ manual_drive を送る</w:t>
             </w:r>
           </w:p>
         </w:tc>
@@ -18869,7 +18869,7 @@
                 <w:sz w:val="19"/>
                 <w:szCs w:val="19"/>
               </w:rPr>
-              <w:t xml:space="preserve">収録</w:t>
+              <w:t xml:space="preserve">版の管理</w:t>
             </w:r>
           </w:p>
         </w:tc>
@@ -18902,7 +18902,7 @@
                 <w:sz w:val="19"/>
                 <w:szCs w:val="19"/>
               </w:rPr>
-              <w:t xml:space="preserve">保存先フォルダ（既定 %USERPROFILE%\RumiCarData）と収録開始／停止。受信した全フレームをフォルダに書く</w:t>
+              <w:t xml:space="preserve">車のロジック／データの一覧（使用中・直前・検証結果付き）、「一覧更新」、「送る…」（フォルダを選び manifest を検証して upload、進み具合を表示）、「有効化」（activate）、「削除」（確認後 delete_version）、「ロジックを戻す」「データを戻す」（rollback）。接続時と切り替え完了時に一覧を更新</w:t>
             </w:r>
           </w:p>
         </w:tc>
@@ -18941,6 +18941,78 @@
                 <w:sz w:val="19"/>
                 <w:szCs w:val="19"/>
               </w:rPr>
+              <w:t xml:space="preserve">収録</w:t>
+            </w:r>
+          </w:p>
+        </w:tc>
+        <w:tc>
+          <w:tcPr>
+            <w:tcW w:type="dxa" w:w="7638"/>
+            <w:tcBorders>
+              <w:top w:val="single" w:color="A6A6A6" w:sz="4"/>
+              <w:left w:val="single" w:color="A6A6A6" w:sz="4"/>
+              <w:bottom w:val="single" w:color="A6A6A6" w:sz="4"/>
+              <w:right w:val="single" w:color="A6A6A6" w:sz="4"/>
+            </w:tcBorders>
+            <w:shd w:fill="DCE3F0" w:color="auto" w:val="clear"/>
+            <w:tcMar>
+              <w:top w:type="dxa" w:w="60"/>
+              <w:left w:type="dxa" w:w="100"/>
+              <w:bottom w:type="dxa" w:w="60"/>
+              <w:right w:type="dxa" w:w="100"/>
+            </w:tcMar>
+          </w:tcPr>
+          <w:p>
+            <w:pPr>
+              <w:spacing w:after="20" w:line="260"/>
+            </w:pPr>
+            <w:r>
+              <w:rPr>
+                <w:b w:val="false"/>
+                <w:bCs w:val="false"/>
+                <w:color w:val="000000"/>
+                <w:sz w:val="19"/>
+                <w:szCs w:val="19"/>
+              </w:rPr>
+              <w:t xml:space="preserve">保存先フォルダ（既定 %USERPROFILE%\RumiCarData）と収録開始／停止。受信した全フレームをフォルダに書く</w:t>
+            </w:r>
+          </w:p>
+        </w:tc>
+      </w:tr>
+      <w:tr>
+        <w:trPr>
+          <w:cantSplit/>
+          <w:tblHeader w:val="false"/>
+        </w:trPr>
+        <w:tc>
+          <w:tcPr>
+            <w:tcW w:type="dxa" w:w="2000"/>
+            <w:tcBorders>
+              <w:top w:val="single" w:color="A6A6A6" w:sz="4"/>
+              <w:left w:val="single" w:color="A6A6A6" w:sz="4"/>
+              <w:bottom w:val="single" w:color="A6A6A6" w:sz="4"/>
+              <w:right w:val="single" w:color="A6A6A6" w:sz="4"/>
+            </w:tcBorders>
+            <w:shd w:fill="FFFFFF" w:color="auto" w:val="clear"/>
+            <w:tcMar>
+              <w:top w:type="dxa" w:w="60"/>
+              <w:left w:type="dxa" w:w="100"/>
+              <w:bottom w:type="dxa" w:w="60"/>
+              <w:right w:type="dxa" w:w="100"/>
+            </w:tcMar>
+          </w:tcPr>
+          <w:p>
+            <w:pPr>
+              <w:spacing w:after="20" w:line="260"/>
+            </w:pPr>
+            <w:r>
+              <w:rPr>
+                <w:b w:val="false"/>
+                <w:bCs w:val="false"/>
+                <w:color w:val="000000"/>
+                <w:sz w:val="19"/>
+                <w:szCs w:val="19"/>
+              </w:rPr>
               <w:t xml:space="preserve">ログ</w:t>
             </w:r>
           </w:p>
@@ -18954,7 +19026,7 @@
               <w:bottom w:val="single" w:color="A6A6A6" w:sz="4"/>
               <w:right w:val="single" w:color="A6A6A6" w:sz="4"/>
             </w:tcBorders>
-            <w:shd w:fill="DCE3F0" w:color="auto" w:val="clear"/>
+            <w:shd w:fill="FFFFFF" w:color="auto" w:val="clear"/>
             <w:tcMar>
               <w:top w:type="dxa" w:w="60"/>
               <w:left w:type="dxa" w:w="100"/>

--- a/docs/RumiCar-Zero2Cam 仕様書.docx
+++ b/docs/RumiCar-Zero2Cam 仕様書.docx
@@ -18614,7 +18614,7 @@
                 <w:sz w:val="19"/>
                 <w:szCs w:val="19"/>
               </w:rPr>
-              <w:t xml:space="preserve">モードと非常停止（色付きの札：非常停止なし = 緑、作動中 = 赤、理由付き）、判断状態、ToF 左／中／右、モーター出力、ロジックの判断（いずれも「操舵 左／中央／右 / 前進 x%・後退 x%・停止・ブレーキ」。% は PWM のデューティ比）、版（ロジック／パック）、バッテリー。受信コマ数（うち画像付きの数）は画像の下</w:t>
+              <w:t xml:space="preserve">モードと非常停止（色付きの札：非常停止なし = 緑、作動中 = 赤、理由付き）、判断状態、ToF 左／中／右、モーター出力、ロジックの判断（いずれも「操舵 左／中央／右 / 前進 74.8% (191/255)・後退 …・停止・ブレーキ」。% は PWM のデューティ比、括弧内は同じ値の Arduino analogWrite 換算 0〜255）、版（ロジック／パック）、バッテリー。受信コマ数（うち画像付きの数）は画像の下</w:t>
             </w:r>
           </w:p>
         </w:tc>
@@ -18974,7 +18974,7 @@
                 <w:sz w:val="19"/>
                 <w:szCs w:val="19"/>
               </w:rPr>
-              <w:t xml:space="preserve">保存先フォルダ（既定 %USERPROFILE%\RumiCarData）と収録開始／停止。受信した全フレームをフォルダに書く</w:t>
+              <w:t xml:space="preserve">保存先フォルダ（既定 %USERPROFILE%\RumiCarData）と収録開始／停止。「接続したら自動で収録を開始する」（既定オン）で接続のたびに新しいセッションを開き、切断で閉じる。受信した全フレームをフォルダに書く</w:t>
             </w:r>
           </w:p>
         </w:tc>
@@ -19062,7 +19062,7 @@
         <w:spacing w:after="100" w:line="300"/>
       </w:pPr>
       <w:r>
-        <w:t xml:space="preserve">接続すると制御チャネルで hello を送り（応答の car と core_version をログに出す）、テレメトリチャネルを開き、250 ms ごとに heartbeat を送ります。応答は 5 秒で打ち切ります。接続が切れると状態を切断に戻し、収録中なら収録を閉じます。estop／activation／status のイベントはログと状態表示に反映します。</w:t>
+        <w:t xml:space="preserve">接続すると制御チャネルで hello を送り（応答の car と core_version をログに出す）、テレメトリチャネルを開き、250 ms ごとに heartbeat を送ります。応答は 5 秒で打ち切ります。接続できたら、自動収録がオンなら収録を開始します。接続が切れると状態を切断に戻し、収録中なら収録を閉じます。estop／activation／status のイベントはログと状態表示に反映します。</w:t>
       </w:r>
     </w:p>
     <w:p>

--- a/docs/RumiCar-Zero2Cam 仕様書.docx
+++ b/docs/RumiCar-Zero2Cam 仕様書.docx
@@ -42,7 +42,7 @@
           <w:sz w:val="20"/>
           <w:szCs w:val="20"/>
         </w:rPr>
-        <w:t xml:space="preserve">第8版　2026年10月20日　対象：リポジトリ RumiCar-group/RumiCar-Zero2Cam　0.1.x：基盤（第1版）＋ 車側通信（第2版）＋ カメラ（第3版）＋ AP・パッケージ（第4版）＋ SD カードイメージ（第5版）＋ PC からの push（第6版）＋ 実機確認の反映（第7版）＋ 画面の刷新（第8版）</w:t>
+        <w:t xml:space="preserve">第9版　2026年10月21日　対象：リポジトリ RumiCar-group/RumiCar-Zero2Cam　0.1.x：基盤（第1版）＋ 車側通信（第2版）＋ カメラ（第3版）＋ AP・パッケージ（第4版）＋ SD カードイメージ（第5版）＋ PC からの push（第6版）＋ 実機確認の反映（第7版）＋ 画面の刷新（第8版）＋ 起動時のモード・電源に配慮した起動手順・判断データの説明と学習元・シナリオ付き収録・動画（第9版）</w:t>
       </w:r>
     </w:p>
     <w:p>
@@ -296,7 +296,7 @@
                 <w:sz w:val="19"/>
                 <w:szCs w:val="19"/>
               </w:rPr>
-              <w:t xml:space="preserve">車載制御プログラム（ToF 走行、走行モード、非常停止）、カメラ取り込みと JPEG 送信、車側の制御／テレメトリサーバー、Wi-Fi AP（NetworkManager）と set_wifi、ロジック／パックの配布形式と差し替え（通信経由を含む）、車載ソフトの Debian パッケージ、標準 SD カードイメージと GitHub Releases、PC 側の通信実装と走行管理アプリ、自動ビルド</w:t>
+              <w:t xml:space="preserve">車載制御プログラム（ToF 走行、走行モード、非常停止、起動時は収録のみ）、電源に配慮した起動手順（AP → カメラの順、カメラはオンデマンド、低電圧の監視）、カメラ取り込みと JPEG 送信、車側の制御／テレメトリサーバー、Wi-Fi AP（NetworkManager）と set_wifi、ロジック／パックの配布形式（説明・対応機能・学習元を含む manifest）と差し替え（通信経由を含む）、車載ソフトの Debian パッケージ、標準 SD カードイメージと GitHub Releases、PC 側の通信実装と走行管理アプリ（シナリオ付き収録、収録からの動画作成）、自動ビルド</w:t>
             </w:r>
           </w:p>
         </w:tc>
@@ -368,7 +368,7 @@
                 <w:sz w:val="19"/>
                 <w:szCs w:val="19"/>
               </w:rPr>
-              <w:t xml:space="preserve">画像を使う走行ロジック（8章参照）</w:t>
+              <w:t xml:space="preserve">画像を使う走行ロジックとその学習データ（検討記録 8章に設計案、8.2 参照）</w:t>
             </w:r>
           </w:p>
         </w:tc>
@@ -704,7 +704,7 @@
                 <w:sz w:val="19"/>
                 <w:szCs w:val="19"/>
               </w:rPr>
-              <w:t xml:space="preserve">起動後すぐ自動走行（合図なし）。3つの ToF センサーで判断し DRV8835 でモーターを駆動。Wi-Fi AP として PC を1台受け入れ、画像と状態を送る。走行中にロジックとパックを差し替える</w:t>
+              <w:t xml:space="preserve">起動後は「収録のみ」で待機し、PC の「自動」で走行を始める（startup_mode で電源投入即走行にもできる）。3つの ToF センサーで判断し DRV8835 でモーターを駆動。Wi-Fi AP として PC を1台受け入れ、画像と状態を送る。走行中にロジックとパックを差し替える</w:t>
             </w:r>
           </w:p>
         </w:tc>
@@ -809,7 +809,7 @@
                 <w:sz w:val="19"/>
                 <w:szCs w:val="19"/>
               </w:rPr>
-              <w:t xml:space="preserve">車に接続して状態と画像を表示、モード切替（自動／手動／収録のみ）、非常停止、手動操作、受信データをフォルダに保存、ロジック／パックの push と切り替え</w:t>
+              <w:t xml:space="preserve">車に接続して状態と画像を表示、モード切替（自動／手動／収録のみ）、非常停止、手動操作、受信データをシナリオ名付きでフォルダに保存、ロジック／パックの push と切り替え、収録からの動画作成</w:t>
             </w:r>
           </w:p>
         </w:tc>
@@ -1479,7 +1479,7 @@
           <w:sz w:val="18"/>
           <w:szCs w:val="18"/>
         </w:rPr>
-        <w:t xml:space="preserve">    packs/base/             同梱パック base-tof 0.1.0（params.json）</w:t>
+        <w:t xml:space="preserve">    packs/base/             同梱パック base-tof 0.1.1（説明・対応機能付き）（params.json）</w:t>
       </w:r>
     </w:p>
     <w:p>
@@ -1509,7 +1509,7 @@
           <w:sz w:val="18"/>
           <w:szCs w:val="18"/>
         </w:rPr>
-        <w:t xml:space="preserve">    tools/make_manifest.py  manifest.json 作成・検証ツール</w:t>
+        <w:t xml:space="preserve">    tools/make_manifest.py  manifest.json 作成・検証・表示ツール</w:t>
       </w:r>
     </w:p>
     <w:p>
@@ -1524,7 +1524,22 @@
           <w:sz w:val="18"/>
           <w:szCs w:val="18"/>
         </w:rPr>
-        <w:t xml:space="preserve">    deploy/                 systemd サービス、core.json、config.txt 追記、rumicar-activate</w:t>
+        <w:t xml:space="preserve">    tools/session_video.py  収録フォルダから動画（Motion JPEG の AVI）を作る</w:t>
+      </w:r>
+    </w:p>
+    <w:p>
+      <w:pPr>
+        <w:shd w:fill="F2F2F2" w:color="auto" w:val="clear"/>
+        <w:spacing w:after="0" w:before="0" w:line="260"/>
+        <w:ind w:left="200"/>
+      </w:pPr>
+      <w:r>
+        <w:rPr>
+          <w:rFonts w:ascii="Consolas" w:cs="Consolas" w:eastAsia="Consolas" w:hAnsi="Consolas"/>
+          <w:sz w:val="18"/>
+          <w:szCs w:val="18"/>
+        </w:rPr>
+        <w:t xml:space="preserve">    deploy/                 systemd サービス、core.json、config.txt 追記、rumicar-activate、rumicar-ap.timer（AP の立て直し）</w:t>
       </w:r>
     </w:p>
     <w:p>
@@ -1745,7 +1760,7 @@
         <w:spacing w:after="60" w:line="290"/>
       </w:pPr>
       <w:r>
-        <w:t xml:space="preserve">カメラ（Camera Module 2）を libcamera で起動し、毎フレーム最新の画像をロジックに渡し、JPEG にしてテレメトリに載せる。カメラが無い・起動できない場合はログに残して ToF だけで走行を続ける</w:t>
+        <w:t xml:space="preserve">カメラ（Camera Module 2）を libcamera で動かし（camera.on_demand なら PC 接続中か auto のときだけ）、毎フレーム最新の画像をロジックに渡し、テレメトリの受信者がいるときだけ JPEG にして載せる。カメラが無い・起動できない場合はログに残して ToF だけで走行を続ける</w:t>
       </w:r>
     </w:p>
     <w:p>
@@ -1771,7 +1786,7 @@
         <w:spacing w:after="60" w:line="290"/>
       </w:pPr>
       <w:r>
-        <w:t xml:space="preserve">走行モード：auto（ロジックが走行）、manual（PC の manual_drive で走行。heartbeat が途絶えると非常停止）、record_only（モーターは停止、ロジックの判断とテレメトリは継続）</w:t>
+        <w:t xml:space="preserve">走行モード：起動時は startup_mode（既定 record_only）。auto（ロジックが走行）、manual（PC の manual_drive で走行。heartbeat が途絶えると非常停止）、record_only（モーターは停止、ロジックの判断とテレメトリは継続）</w:t>
       </w:r>
     </w:p>
     <w:p>
@@ -1785,6 +1800,32 @@
       </w:pPr>
       <w:r>
         <w:t xml:space="preserve">非常停止（e-stop）：PC からの estop 要求、manual モードでの heartbeat 途絶（既定 1000 ms）、manual モード中の PC 切断でラッチし、estop_clear まで走らない。起動時は解除状態</w:t>
+      </w:r>
+    </w:p>
+    <w:p>
+      <w:pPr>
+        <w:pStyle w:val="ListParagraph"/>
+        <w:numPr>
+          <w:ilvl w:val="0"/>
+          <w:numId w:val="2"/>
+        </w:numPr>
+        <w:spacing w:after="60" w:line="290"/>
+      </w:pPr>
+      <w:r>
+        <w:t xml:space="preserve">起動手順（3.9）：センサー → ロジック／パック → Wi-Fi AP（network.ap_start = core のとき本体が nmcli で立てる）→ サーバー → 制御ループ の順に、前の段階が済んでから次を始める。モーターは「自動」が選ばれるまでブレーキのまま</w:t>
+      </w:r>
+    </w:p>
+    <w:p>
+      <w:pPr>
+        <w:pStyle w:val="ListParagraph"/>
+        <w:numPr>
+          <w:ilvl w:val="0"/>
+          <w:numId w:val="2"/>
+        </w:numPr>
+        <w:spacing w:after="60" w:line="290"/>
+      </w:pPr>
+      <w:r>
+        <w:t xml:space="preserve">電源監視（3.9）：ファームウェアの低電圧・処理速度制限フラグを power.poll_ms ごとに読み、変化をログに残し、status とテレメトリで PC に報告する</w:t>
       </w:r>
     </w:p>
     <w:p>
@@ -2579,7 +2620,7 @@
                 <w:sz w:val="19"/>
                 <w:szCs w:val="19"/>
               </w:rPr>
-              <w:t xml:space="preserve">loop_period_ms</w:t>
+              <w:t xml:space="preserve">startup_mode</w:t>
             </w:r>
           </w:p>
         </w:tc>
@@ -2613,7 +2654,7 @@
                 <w:sz w:val="19"/>
                 <w:szCs w:val="19"/>
               </w:rPr>
-              <w:t xml:space="preserve">50</w:t>
+              <w:t xml:space="preserve">record_only</w:t>
             </w:r>
           </w:p>
         </w:tc>
@@ -2646,7 +2687,7 @@
                 <w:sz w:val="19"/>
                 <w:szCs w:val="19"/>
               </w:rPr>
-              <w:t xml:space="preserve">制御周期</w:t>
+              <w:t xml:space="preserve">起動時の走行モード。record_only（モーターをブレーキしたまま PC の set_mode auto を待つ）または auto（ロジックの準備ができ次第走る）。manual は PC が要るので不可</w:t>
             </w:r>
           </w:p>
         </w:tc>
@@ -2686,7 +2727,7 @@
                 <w:sz w:val="19"/>
                 <w:szCs w:val="19"/>
               </w:rPr>
-              <w:t xml:space="preserve">watchdog_ms</w:t>
+              <w:t xml:space="preserve">loop_period_ms</w:t>
             </w:r>
           </w:p>
         </w:tc>
@@ -2720,7 +2761,7 @@
                 <w:sz w:val="19"/>
                 <w:szCs w:val="19"/>
               </w:rPr>
-              <w:t xml:space="preserve">200</w:t>
+              <w:t xml:space="preserve">50</w:t>
             </w:r>
           </w:p>
         </w:tc>
@@ -2753,7 +2794,7 @@
                 <w:sz w:val="19"/>
                 <w:szCs w:val="19"/>
               </w:rPr>
-              <w:t xml:space="preserve">制御ループがこの時間止まるとブレーキ（loop_period_ms の2倍以上）</w:t>
+              <w:t xml:space="preserve">制御周期</w:t>
             </w:r>
           </w:p>
         </w:tc>
@@ -2793,7 +2834,7 @@
                 <w:sz w:val="19"/>
                 <w:szCs w:val="19"/>
               </w:rPr>
-              <w:t xml:space="preserve">activation_poll_ms</w:t>
+              <w:t xml:space="preserve">watchdog_ms</w:t>
             </w:r>
           </w:p>
         </w:tc>
@@ -2827,7 +2868,7 @@
                 <w:sz w:val="19"/>
                 <w:szCs w:val="19"/>
               </w:rPr>
-              <w:t xml:space="preserve">500</w:t>
+              <w:t xml:space="preserve">200</w:t>
             </w:r>
           </w:p>
         </w:tc>
@@ -2860,7 +2901,7 @@
                 <w:sz w:val="19"/>
                 <w:szCs w:val="19"/>
               </w:rPr>
-              <w:t xml:space="preserve">current/* リンクの変更を調べる間隔</w:t>
+              <w:t xml:space="preserve">制御ループがこの時間止まるとブレーキ（loop_period_ms の2倍以上）</w:t>
             </w:r>
           </w:p>
         </w:tc>
@@ -2900,7 +2941,7 @@
                 <w:sz w:val="19"/>
                 <w:szCs w:val="19"/>
               </w:rPr>
-              <w:t xml:space="preserve">max_drive_permille</w:t>
+              <w:t xml:space="preserve">activation_poll_ms</w:t>
             </w:r>
           </w:p>
         </w:tc>
@@ -2934,7 +2975,7 @@
                 <w:sz w:val="19"/>
                 <w:szCs w:val="19"/>
               </w:rPr>
-              <w:t xml:space="preserve">1000</w:t>
+              <w:t xml:space="preserve">500</w:t>
             </w:r>
           </w:p>
         </w:tc>
@@ -2967,7 +3008,7 @@
                 <w:sz w:val="19"/>
                 <w:szCs w:val="19"/>
               </w:rPr>
-              <w:t xml:space="preserve">ロジックの駆動指令に掛ける上限（千分率）</w:t>
+              <w:t xml:space="preserve">current/* リンクの変更を調べる間隔</w:t>
             </w:r>
           </w:p>
         </w:tc>
@@ -3007,7 +3048,7 @@
                 <w:sz w:val="19"/>
                 <w:szCs w:val="19"/>
               </w:rPr>
-              <w:t xml:space="preserve">paths.state_dir</w:t>
+              <w:t xml:space="preserve">max_drive_permille</w:t>
             </w:r>
           </w:p>
         </w:tc>
@@ -3041,7 +3082,7 @@
                 <w:sz w:val="19"/>
                 <w:szCs w:val="19"/>
               </w:rPr>
-              <w:t xml:space="preserve">/var/lib/rumicar</w:t>
+              <w:t xml:space="preserve">1000</w:t>
             </w:r>
           </w:p>
         </w:tc>
@@ -3074,7 +3115,7 @@
                 <w:sz w:val="19"/>
                 <w:szCs w:val="19"/>
               </w:rPr>
-              <w:t xml:space="preserve">状態ディレクトリ</w:t>
+              <w:t xml:space="preserve">ロジックの駆動指令に掛ける上限（千分率）</w:t>
             </w:r>
           </w:p>
         </w:tc>
@@ -3114,7 +3155,7 @@
                 <w:sz w:val="19"/>
                 <w:szCs w:val="19"/>
               </w:rPr>
-              <w:t xml:space="preserve">gpio.chip</w:t>
+              <w:t xml:space="preserve">paths.state_dir</w:t>
             </w:r>
           </w:p>
         </w:tc>
@@ -3148,7 +3189,7 @@
                 <w:sz w:val="19"/>
                 <w:szCs w:val="19"/>
               </w:rPr>
-              <w:t xml:space="preserve">/dev/gpiochip0</w:t>
+              <w:t xml:space="preserve">/var/lib/rumicar</w:t>
             </w:r>
           </w:p>
         </w:tc>
@@ -3181,7 +3222,7 @@
                 <w:sz w:val="19"/>
                 <w:szCs w:val="19"/>
               </w:rPr>
-              <w:t xml:space="preserve">GPIO チップ（libgpiod 2 系）</w:t>
+              <w:t xml:space="preserve">状態ディレクトリ</w:t>
             </w:r>
           </w:p>
         </w:tc>
@@ -3221,7 +3262,7 @@
                 <w:sz w:val="19"/>
                 <w:szCs w:val="19"/>
               </w:rPr>
-              <w:t xml:space="preserve">gpio.steer_in1 / steer_in2</w:t>
+              <w:t xml:space="preserve">gpio.chip</w:t>
             </w:r>
           </w:p>
         </w:tc>
@@ -3255,7 +3296,7 @@
                 <w:sz w:val="19"/>
                 <w:szCs w:val="19"/>
               </w:rPr>
-              <w:t xml:space="preserve">17 / 27</w:t>
+              <w:t xml:space="preserve">/dev/gpiochip0</w:t>
             </w:r>
           </w:p>
         </w:tc>
@@ -3288,7 +3329,7 @@
                 <w:sz w:val="19"/>
                 <w:szCs w:val="19"/>
               </w:rPr>
-              <w:t xml:space="preserve">DRV8835 AIN1 / AIN2（操舵）</w:t>
+              <w:t xml:space="preserve">GPIO チップ（libgpiod 2 系）</w:t>
             </w:r>
           </w:p>
         </w:tc>
@@ -3328,7 +3369,7 @@
                 <w:sz w:val="19"/>
                 <w:szCs w:val="19"/>
               </w:rPr>
-              <w:t xml:space="preserve">gpio.tof_xshut</w:t>
+              <w:t xml:space="preserve">gpio.steer_in1 / steer_in2</w:t>
             </w:r>
           </w:p>
         </w:tc>
@@ -3362,7 +3403,7 @@
                 <w:sz w:val="19"/>
                 <w:szCs w:val="19"/>
               </w:rPr>
-              <w:t xml:space="preserve">[23, 24, 25]</w:t>
+              <w:t xml:space="preserve">17 / 27</w:t>
             </w:r>
           </w:p>
         </w:tc>
@@ -3395,7 +3436,7 @@
                 <w:sz w:val="19"/>
                 <w:szCs w:val="19"/>
               </w:rPr>
-              <w:t xml:space="preserve">VL53L0X の XSHUT（左、中央、右）</w:t>
+              <w:t xml:space="preserve">DRV8835 AIN1 / AIN2（操舵）</w:t>
             </w:r>
           </w:p>
         </w:tc>
@@ -3435,7 +3476,7 @@
                 <w:sz w:val="19"/>
                 <w:szCs w:val="19"/>
               </w:rPr>
-              <w:t xml:space="preserve">pwm.chip</w:t>
+              <w:t xml:space="preserve">gpio.tof_xshut</w:t>
             </w:r>
           </w:p>
         </w:tc>
@@ -3469,7 +3510,7 @@
                 <w:sz w:val="19"/>
                 <w:szCs w:val="19"/>
               </w:rPr>
-              <w:t xml:space="preserve">/sys/class/pwm/pwmchip0</w:t>
+              <w:t xml:space="preserve">[23, 24, 25]</w:t>
             </w:r>
           </w:p>
         </w:tc>
@@ -3502,7 +3543,7 @@
                 <w:sz w:val="19"/>
                 <w:szCs w:val="19"/>
               </w:rPr>
-              <w:t xml:space="preserve">ハードウェア PWM（sysfs）</w:t>
+              <w:t xml:space="preserve">VL53L0X の XSHUT（左、中央、右）</w:t>
             </w:r>
           </w:p>
         </w:tc>
@@ -3542,7 +3583,7 @@
                 <w:sz w:val="19"/>
                 <w:szCs w:val="19"/>
               </w:rPr>
-              <w:t xml:space="preserve">pwm.drive_in1 / drive_in2</w:t>
+              <w:t xml:space="preserve">pwm.chip</w:t>
             </w:r>
           </w:p>
         </w:tc>
@@ -3576,7 +3617,7 @@
                 <w:sz w:val="19"/>
                 <w:szCs w:val="19"/>
               </w:rPr>
-              <w:t xml:space="preserve">0 / 1</w:t>
+              <w:t xml:space="preserve">/sys/class/pwm/pwmchip0</w:t>
             </w:r>
           </w:p>
         </w:tc>
@@ -3609,7 +3650,7 @@
                 <w:sz w:val="19"/>
                 <w:szCs w:val="19"/>
               </w:rPr>
-              <w:t xml:space="preserve">pwm0→GPIO18→BIN1、pwm1→GPIO13→BIN2（駆動）</w:t>
+              <w:t xml:space="preserve">ハードウェア PWM（sysfs）</w:t>
             </w:r>
           </w:p>
         </w:tc>
@@ -3649,7 +3690,7 @@
                 <w:sz w:val="19"/>
                 <w:szCs w:val="19"/>
               </w:rPr>
-              <w:t xml:space="preserve">pwm.frequency_hz</w:t>
+              <w:t xml:space="preserve">pwm.drive_in1 / drive_in2</w:t>
             </w:r>
           </w:p>
         </w:tc>
@@ -3683,7 +3724,7 @@
                 <w:sz w:val="19"/>
                 <w:szCs w:val="19"/>
               </w:rPr>
-              <w:t xml:space="preserve">960</w:t>
+              <w:t xml:space="preserve">0 / 1</w:t>
             </w:r>
           </w:p>
         </w:tc>
@@ -3716,7 +3757,7 @@
                 <w:sz w:val="19"/>
                 <w:szCs w:val="19"/>
               </w:rPr>
-              <w:t xml:space="preserve">PWM 周波数</w:t>
+              <w:t xml:space="preserve">pwm0→GPIO18→BIN1、pwm1→GPIO13→BIN2（駆動）</w:t>
             </w:r>
           </w:p>
         </w:tc>
@@ -3756,7 +3797,7 @@
                 <w:sz w:val="19"/>
                 <w:szCs w:val="19"/>
               </w:rPr>
-              <w:t xml:space="preserve">pwm.kick_permille / kick_ms</w:t>
+              <w:t xml:space="preserve">pwm.frequency_hz</w:t>
             </w:r>
           </w:p>
         </w:tc>
@@ -3790,7 +3831,7 @@
                 <w:sz w:val="19"/>
                 <w:szCs w:val="19"/>
               </w:rPr>
-              <w:t xml:space="preserve">784 / 20</w:t>
+              <w:t xml:space="preserve">960</w:t>
             </w:r>
           </w:p>
         </w:tc>
@@ -3823,7 +3864,7 @@
                 <w:sz w:val="19"/>
                 <w:szCs w:val="19"/>
               </w:rPr>
-              <w:t xml:space="preserve">始動・反転時に短時間かける大きめの駆動（RumiCar-lib の 200/255 と同じ）</w:t>
+              <w:t xml:space="preserve">PWM 周波数</w:t>
             </w:r>
           </w:p>
         </w:tc>
@@ -3863,7 +3904,7 @@
                 <w:sz w:val="19"/>
                 <w:szCs w:val="19"/>
               </w:rPr>
-              <w:t xml:space="preserve">i2c.bus</w:t>
+              <w:t xml:space="preserve">pwm.kick_permille / kick_ms</w:t>
             </w:r>
           </w:p>
         </w:tc>
@@ -3897,7 +3938,7 @@
                 <w:sz w:val="19"/>
                 <w:szCs w:val="19"/>
               </w:rPr>
-              <w:t xml:space="preserve">1</w:t>
+              <w:t xml:space="preserve">784 / 20</w:t>
             </w:r>
           </w:p>
         </w:tc>
@@ -3930,7 +3971,7 @@
                 <w:sz w:val="19"/>
                 <w:szCs w:val="19"/>
               </w:rPr>
-              <w:t xml:space="preserve">I2C バス番号</w:t>
+              <w:t xml:space="preserve">始動・反転時に短時間かける大きめの駆動（RumiCar-lib の 200/255 と同じ）</w:t>
             </w:r>
           </w:p>
         </w:tc>
@@ -3970,7 +4011,7 @@
                 <w:sz w:val="19"/>
                 <w:szCs w:val="19"/>
               </w:rPr>
-              <w:t xml:space="preserve">i2c.tof_addresses</w:t>
+              <w:t xml:space="preserve">i2c.bus</w:t>
             </w:r>
           </w:p>
         </w:tc>
@@ -4004,7 +4045,7 @@
                 <w:sz w:val="19"/>
                 <w:szCs w:val="19"/>
               </w:rPr>
-              <w:t xml:space="preserve">[43, 45, 47]</w:t>
+              <w:t xml:space="preserve">1</w:t>
             </w:r>
           </w:p>
         </w:tc>
@@ -4037,7 +4078,7 @@
                 <w:sz w:val="19"/>
                 <w:szCs w:val="19"/>
               </w:rPr>
-              <w:t xml:space="preserve">VL53L0X の I2C アドレス（0x2B, 0x2D, 0x2F。既定の 0x29 は指定不可）</w:t>
+              <w:t xml:space="preserve">I2C バス番号</w:t>
             </w:r>
           </w:p>
         </w:tc>
@@ -4077,7 +4118,7 @@
                 <w:sz w:val="19"/>
                 <w:szCs w:val="19"/>
               </w:rPr>
-              <w:t xml:space="preserve">i2c.tof_read_timeout_ms</w:t>
+              <w:t xml:space="preserve">i2c.tof_addresses</w:t>
             </w:r>
           </w:p>
         </w:tc>
@@ -4111,7 +4152,7 @@
                 <w:sz w:val="19"/>
                 <w:szCs w:val="19"/>
               </w:rPr>
-              <w:t xml:space="preserve">100</w:t>
+              <w:t xml:space="preserve">[43, 45, 47]</w:t>
             </w:r>
           </w:p>
         </w:tc>
@@ -4144,7 +4185,7 @@
                 <w:sz w:val="19"/>
                 <w:szCs w:val="19"/>
               </w:rPr>
-              <w:t xml:space="preserve">センサー1個の読み取り待ち時間</w:t>
+              <w:t xml:space="preserve">VL53L0X の I2C アドレス（0x2B, 0x2D, 0x2F。既定の 0x29 は指定不可）</w:t>
             </w:r>
           </w:p>
         </w:tc>
@@ -4184,7 +4225,7 @@
                 <w:sz w:val="19"/>
                 <w:szCs w:val="19"/>
               </w:rPr>
-              <w:t xml:space="preserve">camera.enabled</w:t>
+              <w:t xml:space="preserve">i2c.tof_read_timeout_ms</w:t>
             </w:r>
           </w:p>
         </w:tc>
@@ -4218,7 +4259,7 @@
                 <w:sz w:val="19"/>
                 <w:szCs w:val="19"/>
               </w:rPr>
-              <w:t xml:space="preserve">true</w:t>
+              <w:t xml:space="preserve">100</w:t>
             </w:r>
           </w:p>
         </w:tc>
@@ -4251,7 +4292,7 @@
                 <w:sz w:val="19"/>
                 <w:szCs w:val="19"/>
               </w:rPr>
-              <w:t xml:space="preserve">false にするとカメラを使わず ToF だけで走る</w:t>
+              <w:t xml:space="preserve">センサー1個の読み取り待ち時間</w:t>
             </w:r>
           </w:p>
         </w:tc>
@@ -4291,7 +4332,7 @@
                 <w:sz w:val="19"/>
                 <w:szCs w:val="19"/>
               </w:rPr>
-              <w:t xml:space="preserve">camera.width / height</w:t>
+              <w:t xml:space="preserve">camera.enabled</w:t>
             </w:r>
           </w:p>
         </w:tc>
@@ -4325,7 +4366,7 @@
                 <w:sz w:val="19"/>
                 <w:szCs w:val="19"/>
               </w:rPr>
-              <w:t xml:space="preserve">320 / 240</w:t>
+              <w:t xml:space="preserve">true</w:t>
             </w:r>
           </w:p>
         </w:tc>
@@ -4358,7 +4399,7 @@
                 <w:sz w:val="19"/>
                 <w:szCs w:val="19"/>
               </w:rPr>
-              <w:t xml:space="preserve">取り込みサイズ（偶数、64〜1920 / 64〜1080）</w:t>
+              <w:t xml:space="preserve">false にするとカメラを使わず ToF だけで走る</w:t>
             </w:r>
           </w:p>
         </w:tc>
@@ -4398,7 +4439,7 @@
                 <w:sz w:val="19"/>
                 <w:szCs w:val="19"/>
               </w:rPr>
-              <w:t xml:space="preserve">camera.fps</w:t>
+              <w:t xml:space="preserve">camera.on_demand</w:t>
             </w:r>
           </w:p>
         </w:tc>
@@ -4432,7 +4473,7 @@
                 <w:sz w:val="19"/>
                 <w:szCs w:val="19"/>
               </w:rPr>
-              <w:t xml:space="preserve">20</w:t>
+              <w:t xml:space="preserve">true</w:t>
             </w:r>
           </w:p>
         </w:tc>
@@ -4465,7 +4506,7 @@
                 <w:sz w:val="19"/>
                 <w:szCs w:val="19"/>
               </w:rPr>
-              <w:t xml:space="preserve">カメラのフレームレート（1〜60。制御周期 50 ms に合わせた既定値）</w:t>
+              <w:t xml:space="preserve">true：PC が接続しているか auto モードのときだけカメラを動かす（それ以外は止めて電力を節約）。false：常時</w:t>
             </w:r>
           </w:p>
         </w:tc>
@@ -4505,7 +4546,7 @@
                 <w:sz w:val="19"/>
                 <w:szCs w:val="19"/>
               </w:rPr>
-              <w:t xml:space="preserve">camera.jpeg_quality</w:t>
+              <w:t xml:space="preserve">camera.width / height</w:t>
             </w:r>
           </w:p>
         </w:tc>
@@ -4539,7 +4580,7 @@
                 <w:sz w:val="19"/>
                 <w:szCs w:val="19"/>
               </w:rPr>
-              <w:t xml:space="preserve">80</w:t>
+              <w:t xml:space="preserve">320 / 240</w:t>
             </w:r>
           </w:p>
         </w:tc>
@@ -4572,7 +4613,7 @@
                 <w:sz w:val="19"/>
                 <w:szCs w:val="19"/>
               </w:rPr>
-              <w:t xml:space="preserve">テレメトリ用 JPEG の品質（1〜100）</w:t>
+              <w:t xml:space="preserve">取り込みサイズ（偶数、64〜1920 / 64〜1080）</w:t>
             </w:r>
           </w:p>
         </w:tc>
@@ -4612,7 +4653,7 @@
                 <w:sz w:val="19"/>
                 <w:szCs w:val="19"/>
               </w:rPr>
-              <w:t xml:space="preserve">network.bind</w:t>
+              <w:t xml:space="preserve">camera.fps</w:t>
             </w:r>
           </w:p>
         </w:tc>
@@ -4646,7 +4687,7 @@
                 <w:sz w:val="19"/>
                 <w:szCs w:val="19"/>
               </w:rPr>
-              <w:t xml:space="preserve">0.0.0.0</w:t>
+              <w:t xml:space="preserve">20</w:t>
             </w:r>
           </w:p>
         </w:tc>
@@ -4679,7 +4720,7 @@
                 <w:sz w:val="19"/>
                 <w:szCs w:val="19"/>
               </w:rPr>
-              <w:t xml:space="preserve">サーバーが待ち受けるアドレス</w:t>
+              <w:t xml:space="preserve">カメラのフレームレート（1〜60。制御周期 50 ms に合わせた既定値）</w:t>
             </w:r>
           </w:p>
         </w:tc>
@@ -4719,7 +4760,7 @@
                 <w:sz w:val="19"/>
                 <w:szCs w:val="19"/>
               </w:rPr>
-              <w:t xml:space="preserve">network.control_port / telemetry_port</w:t>
+              <w:t xml:space="preserve">camera.jpeg_quality</w:t>
             </w:r>
           </w:p>
         </w:tc>
@@ -4753,7 +4794,7 @@
                 <w:sz w:val="19"/>
                 <w:szCs w:val="19"/>
               </w:rPr>
-              <w:t xml:space="preserve">5600 / 5601</w:t>
+              <w:t xml:space="preserve">80</w:t>
             </w:r>
           </w:p>
         </w:tc>
@@ -4786,7 +4827,7 @@
                 <w:sz w:val="19"/>
                 <w:szCs w:val="19"/>
               </w:rPr>
-              <w:t xml:space="preserve">制御／テレメトリのポート</w:t>
+              <w:t xml:space="preserve">テレメトリ用 JPEG の品質（1〜100）</w:t>
             </w:r>
           </w:p>
         </w:tc>
@@ -4826,7 +4867,7 @@
                 <w:sz w:val="19"/>
                 <w:szCs w:val="19"/>
               </w:rPr>
-              <w:t xml:space="preserve">network.heartbeat_timeout_ms</w:t>
+              <w:t xml:space="preserve">network.bind</w:t>
             </w:r>
           </w:p>
         </w:tc>
@@ -4860,7 +4901,7 @@
                 <w:sz w:val="19"/>
                 <w:szCs w:val="19"/>
               </w:rPr>
-              <w:t xml:space="preserve">1000</w:t>
+              <w:t xml:space="preserve">0.0.0.0</w:t>
             </w:r>
           </w:p>
         </w:tc>
@@ -4893,7 +4934,7 @@
                 <w:sz w:val="19"/>
                 <w:szCs w:val="19"/>
               </w:rPr>
-              <w:t xml:space="preserve">manual モードで heartbeat がこれより古いと非常停止</w:t>
+              <w:t xml:space="preserve">サーバーが待ち受けるアドレス</w:t>
             </w:r>
           </w:p>
         </w:tc>
@@ -4933,7 +4974,7 @@
                 <w:sz w:val="19"/>
                 <w:szCs w:val="19"/>
               </w:rPr>
-              <w:t xml:space="preserve">network.telemetry_queue_frames</w:t>
+              <w:t xml:space="preserve">network.control_port / telemetry_port</w:t>
             </w:r>
           </w:p>
         </w:tc>
@@ -4967,7 +5008,7 @@
                 <w:sz w:val="19"/>
                 <w:szCs w:val="19"/>
               </w:rPr>
-              <w:t xml:space="preserve">16</w:t>
+              <w:t xml:space="preserve">5600 / 5601</w:t>
             </w:r>
           </w:p>
         </w:tc>
@@ -5000,7 +5041,7 @@
                 <w:sz w:val="19"/>
                 <w:szCs w:val="19"/>
               </w:rPr>
-              <w:t xml:space="preserve">テレメトリの送信待ちフレーム数（クライアントごと。超えた分は古い方から捨てる）</w:t>
+              <w:t xml:space="preserve">制御／テレメトリのポート</w:t>
             </w:r>
           </w:p>
         </w:tc>
@@ -5040,7 +5081,7 @@
                 <w:sz w:val="19"/>
                 <w:szCs w:val="19"/>
               </w:rPr>
-              <w:t xml:space="preserve">network.ap_connection</w:t>
+              <w:t xml:space="preserve">network.heartbeat_timeout_ms</w:t>
             </w:r>
           </w:p>
         </w:tc>
@@ -5074,7 +5115,7 @@
                 <w:sz w:val="19"/>
                 <w:szCs w:val="19"/>
               </w:rPr>
-              <w:t xml:space="preserve">RumiCar-AP</w:t>
+              <w:t xml:space="preserve">1000</w:t>
             </w:r>
           </w:p>
         </w:tc>
@@ -5107,7 +5148,7 @@
                 <w:sz w:val="19"/>
                 <w:szCs w:val="19"/>
               </w:rPr>
-              <w:t xml:space="preserve">set_wifi が変更する NetworkManager の接続名。空文字で set_wifi を無効化</w:t>
+              <w:t xml:space="preserve">manual モードで heartbeat がこれより古いと非常停止</w:t>
             </w:r>
           </w:p>
         </w:tc>
@@ -5147,6 +5188,220 @@
                 <w:sz w:val="19"/>
                 <w:szCs w:val="19"/>
               </w:rPr>
+              <w:t xml:space="preserve">network.telemetry_queue_frames</w:t>
+            </w:r>
+          </w:p>
+        </w:tc>
+        <w:tc>
+          <w:tcPr>
+            <w:tcW w:type="dxa" w:w="2300"/>
+            <w:tcBorders>
+              <w:top w:val="single" w:color="A6A6A6" w:sz="4"/>
+              <w:left w:val="single" w:color="A6A6A6" w:sz="4"/>
+              <w:bottom w:val="single" w:color="A6A6A6" w:sz="4"/>
+              <w:right w:val="single" w:color="A6A6A6" w:sz="4"/>
+            </w:tcBorders>
+            <w:shd w:fill="FFFFFF" w:color="auto" w:val="clear"/>
+            <w:tcMar>
+              <w:top w:type="dxa" w:w="60"/>
+              <w:left w:type="dxa" w:w="100"/>
+              <w:bottom w:type="dxa" w:w="60"/>
+              <w:right w:type="dxa" w:w="100"/>
+            </w:tcMar>
+          </w:tcPr>
+          <w:p>
+            <w:pPr>
+              <w:spacing w:after="20" w:line="260"/>
+            </w:pPr>
+            <w:r>
+              <w:rPr>
+                <w:rFonts w:ascii="Consolas" w:cs="Consolas" w:eastAsia="Consolas" w:hAnsi="Consolas"/>
+                <w:b w:val="false"/>
+                <w:bCs w:val="false"/>
+                <w:color w:val="000000"/>
+                <w:sz w:val="19"/>
+                <w:szCs w:val="19"/>
+              </w:rPr>
+              <w:t xml:space="preserve">16</w:t>
+            </w:r>
+          </w:p>
+        </w:tc>
+        <w:tc>
+          <w:tcPr>
+            <w:tcW w:type="dxa" w:w="4438"/>
+            <w:tcBorders>
+              <w:top w:val="single" w:color="A6A6A6" w:sz="4"/>
+              <w:left w:val="single" w:color="A6A6A6" w:sz="4"/>
+              <w:bottom w:val="single" w:color="A6A6A6" w:sz="4"/>
+              <w:right w:val="single" w:color="A6A6A6" w:sz="4"/>
+            </w:tcBorders>
+            <w:shd w:fill="FFFFFF" w:color="auto" w:val="clear"/>
+            <w:tcMar>
+              <w:top w:type="dxa" w:w="60"/>
+              <w:left w:type="dxa" w:w="100"/>
+              <w:bottom w:type="dxa" w:w="60"/>
+              <w:right w:type="dxa" w:w="100"/>
+            </w:tcMar>
+          </w:tcPr>
+          <w:p>
+            <w:pPr>
+              <w:spacing w:after="20" w:line="260"/>
+            </w:pPr>
+            <w:r>
+              <w:rPr>
+                <w:b w:val="false"/>
+                <w:bCs w:val="false"/>
+                <w:color w:val="000000"/>
+                <w:sz w:val="19"/>
+                <w:szCs w:val="19"/>
+              </w:rPr>
+              <w:t xml:space="preserve">テレメトリの送信待ちフレーム数（クライアントごと。超えた分は古い方から捨てる）</w:t>
+            </w:r>
+          </w:p>
+        </w:tc>
+      </w:tr>
+      <w:tr>
+        <w:trPr>
+          <w:cantSplit/>
+          <w:tblHeader w:val="false"/>
+        </w:trPr>
+        <w:tc>
+          <w:tcPr>
+            <w:tcW w:type="dxa" w:w="2900"/>
+            <w:tcBorders>
+              <w:top w:val="single" w:color="A6A6A6" w:sz="4"/>
+              <w:left w:val="single" w:color="A6A6A6" w:sz="4"/>
+              <w:bottom w:val="single" w:color="A6A6A6" w:sz="4"/>
+              <w:right w:val="single" w:color="A6A6A6" w:sz="4"/>
+            </w:tcBorders>
+            <w:shd w:fill="DCE3F0" w:color="auto" w:val="clear"/>
+            <w:tcMar>
+              <w:top w:type="dxa" w:w="60"/>
+              <w:left w:type="dxa" w:w="100"/>
+              <w:bottom w:type="dxa" w:w="60"/>
+              <w:right w:type="dxa" w:w="100"/>
+            </w:tcMar>
+          </w:tcPr>
+          <w:p>
+            <w:pPr>
+              <w:spacing w:after="20" w:line="260"/>
+            </w:pPr>
+            <w:r>
+              <w:rPr>
+                <w:rFonts w:ascii="Consolas" w:cs="Consolas" w:eastAsia="Consolas" w:hAnsi="Consolas"/>
+                <w:b w:val="false"/>
+                <w:bCs w:val="false"/>
+                <w:color w:val="000000"/>
+                <w:sz w:val="19"/>
+                <w:szCs w:val="19"/>
+              </w:rPr>
+              <w:t xml:space="preserve">network.ap_connection</w:t>
+            </w:r>
+          </w:p>
+        </w:tc>
+        <w:tc>
+          <w:tcPr>
+            <w:tcW w:type="dxa" w:w="2300"/>
+            <w:tcBorders>
+              <w:top w:val="single" w:color="A6A6A6" w:sz="4"/>
+              <w:left w:val="single" w:color="A6A6A6" w:sz="4"/>
+              <w:bottom w:val="single" w:color="A6A6A6" w:sz="4"/>
+              <w:right w:val="single" w:color="A6A6A6" w:sz="4"/>
+            </w:tcBorders>
+            <w:shd w:fill="DCE3F0" w:color="auto" w:val="clear"/>
+            <w:tcMar>
+              <w:top w:type="dxa" w:w="60"/>
+              <w:left w:type="dxa" w:w="100"/>
+              <w:bottom w:type="dxa" w:w="60"/>
+              <w:right w:type="dxa" w:w="100"/>
+            </w:tcMar>
+          </w:tcPr>
+          <w:p>
+            <w:pPr>
+              <w:spacing w:after="20" w:line="260"/>
+            </w:pPr>
+            <w:r>
+              <w:rPr>
+                <w:rFonts w:ascii="Consolas" w:cs="Consolas" w:eastAsia="Consolas" w:hAnsi="Consolas"/>
+                <w:b w:val="false"/>
+                <w:bCs w:val="false"/>
+                <w:color w:val="000000"/>
+                <w:sz w:val="19"/>
+                <w:szCs w:val="19"/>
+              </w:rPr>
+              <w:t xml:space="preserve">RumiCar-AP</w:t>
+            </w:r>
+          </w:p>
+        </w:tc>
+        <w:tc>
+          <w:tcPr>
+            <w:tcW w:type="dxa" w:w="4438"/>
+            <w:tcBorders>
+              <w:top w:val="single" w:color="A6A6A6" w:sz="4"/>
+              <w:left w:val="single" w:color="A6A6A6" w:sz="4"/>
+              <w:bottom w:val="single" w:color="A6A6A6" w:sz="4"/>
+              <w:right w:val="single" w:color="A6A6A6" w:sz="4"/>
+            </w:tcBorders>
+            <w:shd w:fill="DCE3F0" w:color="auto" w:val="clear"/>
+            <w:tcMar>
+              <w:top w:type="dxa" w:w="60"/>
+              <w:left w:type="dxa" w:w="100"/>
+              <w:bottom w:type="dxa" w:w="60"/>
+              <w:right w:type="dxa" w:w="100"/>
+            </w:tcMar>
+          </w:tcPr>
+          <w:p>
+            <w:pPr>
+              <w:spacing w:after="20" w:line="260"/>
+            </w:pPr>
+            <w:r>
+              <w:rPr>
+                <w:b w:val="false"/>
+                <w:bCs w:val="false"/>
+                <w:color w:val="000000"/>
+                <w:sz w:val="19"/>
+                <w:szCs w:val="19"/>
+              </w:rPr>
+              <w:t xml:space="preserve">set_wifi が変更する NetworkManager の接続名。空文字で set_wifi を無効化</w:t>
+            </w:r>
+          </w:p>
+        </w:tc>
+      </w:tr>
+      <w:tr>
+        <w:trPr>
+          <w:cantSplit/>
+          <w:tblHeader w:val="false"/>
+        </w:trPr>
+        <w:tc>
+          <w:tcPr>
+            <w:tcW w:type="dxa" w:w="2900"/>
+            <w:tcBorders>
+              <w:top w:val="single" w:color="A6A6A6" w:sz="4"/>
+              <w:left w:val="single" w:color="A6A6A6" w:sz="4"/>
+              <w:bottom w:val="single" w:color="A6A6A6" w:sz="4"/>
+              <w:right w:val="single" w:color="A6A6A6" w:sz="4"/>
+            </w:tcBorders>
+            <w:shd w:fill="FFFFFF" w:color="auto" w:val="clear"/>
+            <w:tcMar>
+              <w:top w:type="dxa" w:w="60"/>
+              <w:left w:type="dxa" w:w="100"/>
+              <w:bottom w:type="dxa" w:w="60"/>
+              <w:right w:type="dxa" w:w="100"/>
+            </w:tcMar>
+          </w:tcPr>
+          <w:p>
+            <w:pPr>
+              <w:spacing w:after="20" w:line="260"/>
+            </w:pPr>
+            <w:r>
+              <w:rPr>
+                <w:rFonts w:ascii="Consolas" w:cs="Consolas" w:eastAsia="Consolas" w:hAnsi="Consolas"/>
+                <w:b w:val="false"/>
+                <w:bCs w:val="false"/>
+                <w:color w:val="000000"/>
+                <w:sz w:val="19"/>
+                <w:szCs w:val="19"/>
+              </w:rPr>
               <w:t xml:space="preserve">network.nmcli</w:t>
             </w:r>
           </w:p>
@@ -5215,6 +5470,541 @@
                 <w:szCs w:val="19"/>
               </w:rPr>
               <w:t xml:space="preserve">nmcli の場所</w:t>
+            </w:r>
+          </w:p>
+        </w:tc>
+      </w:tr>
+      <w:tr>
+        <w:trPr>
+          <w:cantSplit/>
+          <w:tblHeader w:val="false"/>
+        </w:trPr>
+        <w:tc>
+          <w:tcPr>
+            <w:tcW w:type="dxa" w:w="2900"/>
+            <w:tcBorders>
+              <w:top w:val="single" w:color="A6A6A6" w:sz="4"/>
+              <w:left w:val="single" w:color="A6A6A6" w:sz="4"/>
+              <w:bottom w:val="single" w:color="A6A6A6" w:sz="4"/>
+              <w:right w:val="single" w:color="A6A6A6" w:sz="4"/>
+            </w:tcBorders>
+            <w:shd w:fill="DCE3F0" w:color="auto" w:val="clear"/>
+            <w:tcMar>
+              <w:top w:type="dxa" w:w="60"/>
+              <w:left w:type="dxa" w:w="100"/>
+              <w:bottom w:type="dxa" w:w="60"/>
+              <w:right w:type="dxa" w:w="100"/>
+            </w:tcMar>
+          </w:tcPr>
+          <w:p>
+            <w:pPr>
+              <w:spacing w:after="20" w:line="260"/>
+            </w:pPr>
+            <w:r>
+              <w:rPr>
+                <w:rFonts w:ascii="Consolas" w:cs="Consolas" w:eastAsia="Consolas" w:hAnsi="Consolas"/>
+                <w:b w:val="false"/>
+                <w:bCs w:val="false"/>
+                <w:color w:val="000000"/>
+                <w:sz w:val="19"/>
+                <w:szCs w:val="19"/>
+              </w:rPr>
+              <w:t xml:space="preserve">network.ap_start</w:t>
+            </w:r>
+          </w:p>
+        </w:tc>
+        <w:tc>
+          <w:tcPr>
+            <w:tcW w:type="dxa" w:w="2300"/>
+            <w:tcBorders>
+              <w:top w:val="single" w:color="A6A6A6" w:sz="4"/>
+              <w:left w:val="single" w:color="A6A6A6" w:sz="4"/>
+              <w:bottom w:val="single" w:color="A6A6A6" w:sz="4"/>
+              <w:right w:val="single" w:color="A6A6A6" w:sz="4"/>
+            </w:tcBorders>
+            <w:shd w:fill="DCE3F0" w:color="auto" w:val="clear"/>
+            <w:tcMar>
+              <w:top w:type="dxa" w:w="60"/>
+              <w:left w:type="dxa" w:w="100"/>
+              <w:bottom w:type="dxa" w:w="60"/>
+              <w:right w:type="dxa" w:w="100"/>
+            </w:tcMar>
+          </w:tcPr>
+          <w:p>
+            <w:pPr>
+              <w:spacing w:after="20" w:line="260"/>
+            </w:pPr>
+            <w:r>
+              <w:rPr>
+                <w:rFonts w:ascii="Consolas" w:cs="Consolas" w:eastAsia="Consolas" w:hAnsi="Consolas"/>
+                <w:b w:val="false"/>
+                <w:bCs w:val="false"/>
+                <w:color w:val="000000"/>
+                <w:sz w:val="19"/>
+                <w:szCs w:val="19"/>
+              </w:rPr>
+              <w:t xml:space="preserve">core</w:t>
+            </w:r>
+          </w:p>
+        </w:tc>
+        <w:tc>
+          <w:tcPr>
+            <w:tcW w:type="dxa" w:w="4438"/>
+            <w:tcBorders>
+              <w:top w:val="single" w:color="A6A6A6" w:sz="4"/>
+              <w:left w:val="single" w:color="A6A6A6" w:sz="4"/>
+              <w:bottom w:val="single" w:color="A6A6A6" w:sz="4"/>
+              <w:right w:val="single" w:color="A6A6A6" w:sz="4"/>
+            </w:tcBorders>
+            <w:shd w:fill="DCE3F0" w:color="auto" w:val="clear"/>
+            <w:tcMar>
+              <w:top w:type="dxa" w:w="60"/>
+              <w:left w:type="dxa" w:w="100"/>
+              <w:bottom w:type="dxa" w:w="60"/>
+              <w:right w:type="dxa" w:w="100"/>
+            </w:tcMar>
+          </w:tcPr>
+          <w:p>
+            <w:pPr>
+              <w:spacing w:after="20" w:line="260"/>
+            </w:pPr>
+            <w:r>
+              <w:rPr>
+                <w:b w:val="false"/>
+                <w:bCs w:val="false"/>
+                <w:color w:val="000000"/>
+                <w:sz w:val="19"/>
+                <w:szCs w:val="19"/>
+              </w:rPr>
+              <w:t xml:space="preserve">core：本体が起動手順の中で AP を立てる（プロファイルは autoconnect=false）。boot：NetworkManager の autoconnect に任せる（プロファイル側を autoconnect=true にする）</w:t>
+            </w:r>
+          </w:p>
+        </w:tc>
+      </w:tr>
+      <w:tr>
+        <w:trPr>
+          <w:cantSplit/>
+          <w:tblHeader w:val="false"/>
+        </w:trPr>
+        <w:tc>
+          <w:tcPr>
+            <w:tcW w:type="dxa" w:w="2900"/>
+            <w:tcBorders>
+              <w:top w:val="single" w:color="A6A6A6" w:sz="4"/>
+              <w:left w:val="single" w:color="A6A6A6" w:sz="4"/>
+              <w:bottom w:val="single" w:color="A6A6A6" w:sz="4"/>
+              <w:right w:val="single" w:color="A6A6A6" w:sz="4"/>
+            </w:tcBorders>
+            <w:shd w:fill="FFFFFF" w:color="auto" w:val="clear"/>
+            <w:tcMar>
+              <w:top w:type="dxa" w:w="60"/>
+              <w:left w:type="dxa" w:w="100"/>
+              <w:bottom w:type="dxa" w:w="60"/>
+              <w:right w:type="dxa" w:w="100"/>
+            </w:tcMar>
+          </w:tcPr>
+          <w:p>
+            <w:pPr>
+              <w:spacing w:after="20" w:line="260"/>
+            </w:pPr>
+            <w:r>
+              <w:rPr>
+                <w:rFonts w:ascii="Consolas" w:cs="Consolas" w:eastAsia="Consolas" w:hAnsi="Consolas"/>
+                <w:b w:val="false"/>
+                <w:bCs w:val="false"/>
+                <w:color w:val="000000"/>
+                <w:sz w:val="19"/>
+                <w:szCs w:val="19"/>
+              </w:rPr>
+              <w:t xml:space="preserve">network.wifi_txpower_dbm</w:t>
+            </w:r>
+          </w:p>
+        </w:tc>
+        <w:tc>
+          <w:tcPr>
+            <w:tcW w:type="dxa" w:w="2300"/>
+            <w:tcBorders>
+              <w:top w:val="single" w:color="A6A6A6" w:sz="4"/>
+              <w:left w:val="single" w:color="A6A6A6" w:sz="4"/>
+              <w:bottom w:val="single" w:color="A6A6A6" w:sz="4"/>
+              <w:right w:val="single" w:color="A6A6A6" w:sz="4"/>
+            </w:tcBorders>
+            <w:shd w:fill="FFFFFF" w:color="auto" w:val="clear"/>
+            <w:tcMar>
+              <w:top w:type="dxa" w:w="60"/>
+              <w:left w:type="dxa" w:w="100"/>
+              <w:bottom w:type="dxa" w:w="60"/>
+              <w:right w:type="dxa" w:w="100"/>
+            </w:tcMar>
+          </w:tcPr>
+          <w:p>
+            <w:pPr>
+              <w:spacing w:after="20" w:line="260"/>
+            </w:pPr>
+            <w:r>
+              <w:rPr>
+                <w:rFonts w:ascii="Consolas" w:cs="Consolas" w:eastAsia="Consolas" w:hAnsi="Consolas"/>
+                <w:b w:val="false"/>
+                <w:bCs w:val="false"/>
+                <w:color w:val="000000"/>
+                <w:sz w:val="19"/>
+                <w:szCs w:val="19"/>
+              </w:rPr>
+              <w:t xml:space="preserve">0</w:t>
+            </w:r>
+          </w:p>
+        </w:tc>
+        <w:tc>
+          <w:tcPr>
+            <w:tcW w:type="dxa" w:w="4438"/>
+            <w:tcBorders>
+              <w:top w:val="single" w:color="A6A6A6" w:sz="4"/>
+              <w:left w:val="single" w:color="A6A6A6" w:sz="4"/>
+              <w:bottom w:val="single" w:color="A6A6A6" w:sz="4"/>
+              <w:right w:val="single" w:color="A6A6A6" w:sz="4"/>
+            </w:tcBorders>
+            <w:shd w:fill="FFFFFF" w:color="auto" w:val="clear"/>
+            <w:tcMar>
+              <w:top w:type="dxa" w:w="60"/>
+              <w:left w:type="dxa" w:w="100"/>
+              <w:bottom w:type="dxa" w:w="60"/>
+              <w:right w:type="dxa" w:w="100"/>
+            </w:tcMar>
+          </w:tcPr>
+          <w:p>
+            <w:pPr>
+              <w:spacing w:after="20" w:line="260"/>
+            </w:pPr>
+            <w:r>
+              <w:rPr>
+                <w:b w:val="false"/>
+                <w:bCs w:val="false"/>
+                <w:color w:val="000000"/>
+                <w:sz w:val="19"/>
+                <w:szCs w:val="19"/>
+              </w:rPr>
+              <w:t xml:space="preserve">AP 起動後に iw dev &lt;wifi_device&gt; set txpower fixed で送信出力を制限する値（1〜30 dBm）。0 = ドライバの既定のまま。乾電池で電圧が落ちるときに下げて試す</w:t>
+            </w:r>
+          </w:p>
+        </w:tc>
+      </w:tr>
+      <w:tr>
+        <w:trPr>
+          <w:cantSplit/>
+          <w:tblHeader w:val="false"/>
+        </w:trPr>
+        <w:tc>
+          <w:tcPr>
+            <w:tcW w:type="dxa" w:w="2900"/>
+            <w:tcBorders>
+              <w:top w:val="single" w:color="A6A6A6" w:sz="4"/>
+              <w:left w:val="single" w:color="A6A6A6" w:sz="4"/>
+              <w:bottom w:val="single" w:color="A6A6A6" w:sz="4"/>
+              <w:right w:val="single" w:color="A6A6A6" w:sz="4"/>
+            </w:tcBorders>
+            <w:shd w:fill="DCE3F0" w:color="auto" w:val="clear"/>
+            <w:tcMar>
+              <w:top w:type="dxa" w:w="60"/>
+              <w:left w:type="dxa" w:w="100"/>
+              <w:bottom w:type="dxa" w:w="60"/>
+              <w:right w:type="dxa" w:w="100"/>
+            </w:tcMar>
+          </w:tcPr>
+          <w:p>
+            <w:pPr>
+              <w:spacing w:after="20" w:line="260"/>
+            </w:pPr>
+            <w:r>
+              <w:rPr>
+                <w:rFonts w:ascii="Consolas" w:cs="Consolas" w:eastAsia="Consolas" w:hAnsi="Consolas"/>
+                <w:b w:val="false"/>
+                <w:bCs w:val="false"/>
+                <w:color w:val="000000"/>
+                <w:sz w:val="19"/>
+                <w:szCs w:val="19"/>
+              </w:rPr>
+              <w:t xml:space="preserve">network.wifi_device / iw</w:t>
+            </w:r>
+          </w:p>
+        </w:tc>
+        <w:tc>
+          <w:tcPr>
+            <w:tcW w:type="dxa" w:w="2300"/>
+            <w:tcBorders>
+              <w:top w:val="single" w:color="A6A6A6" w:sz="4"/>
+              <w:left w:val="single" w:color="A6A6A6" w:sz="4"/>
+              <w:bottom w:val="single" w:color="A6A6A6" w:sz="4"/>
+              <w:right w:val="single" w:color="A6A6A6" w:sz="4"/>
+            </w:tcBorders>
+            <w:shd w:fill="DCE3F0" w:color="auto" w:val="clear"/>
+            <w:tcMar>
+              <w:top w:type="dxa" w:w="60"/>
+              <w:left w:type="dxa" w:w="100"/>
+              <w:bottom w:type="dxa" w:w="60"/>
+              <w:right w:type="dxa" w:w="100"/>
+            </w:tcMar>
+          </w:tcPr>
+          <w:p>
+            <w:pPr>
+              <w:spacing w:after="20" w:line="260"/>
+            </w:pPr>
+            <w:r>
+              <w:rPr>
+                <w:rFonts w:ascii="Consolas" w:cs="Consolas" w:eastAsia="Consolas" w:hAnsi="Consolas"/>
+                <w:b w:val="false"/>
+                <w:bCs w:val="false"/>
+                <w:color w:val="000000"/>
+                <w:sz w:val="19"/>
+                <w:szCs w:val="19"/>
+              </w:rPr>
+              <w:t xml:space="preserve">wlan0 / /usr/sbin/iw</w:t>
+            </w:r>
+          </w:p>
+        </w:tc>
+        <w:tc>
+          <w:tcPr>
+            <w:tcW w:type="dxa" w:w="4438"/>
+            <w:tcBorders>
+              <w:top w:val="single" w:color="A6A6A6" w:sz="4"/>
+              <w:left w:val="single" w:color="A6A6A6" w:sz="4"/>
+              <w:bottom w:val="single" w:color="A6A6A6" w:sz="4"/>
+              <w:right w:val="single" w:color="A6A6A6" w:sz="4"/>
+            </w:tcBorders>
+            <w:shd w:fill="DCE3F0" w:color="auto" w:val="clear"/>
+            <w:tcMar>
+              <w:top w:type="dxa" w:w="60"/>
+              <w:left w:type="dxa" w:w="100"/>
+              <w:bottom w:type="dxa" w:w="60"/>
+              <w:right w:type="dxa" w:w="100"/>
+            </w:tcMar>
+          </w:tcPr>
+          <w:p>
+            <w:pPr>
+              <w:spacing w:after="20" w:line="260"/>
+            </w:pPr>
+            <w:r>
+              <w:rPr>
+                <w:b w:val="false"/>
+                <w:bCs w:val="false"/>
+                <w:color w:val="000000"/>
+                <w:sz w:val="19"/>
+                <w:szCs w:val="19"/>
+              </w:rPr>
+              <w:t xml:space="preserve">送信出力を設定する無線デバイス名と iw コマンドのパス</w:t>
+            </w:r>
+          </w:p>
+        </w:tc>
+      </w:tr>
+      <w:tr>
+        <w:trPr>
+          <w:cantSplit/>
+          <w:tblHeader w:val="false"/>
+        </w:trPr>
+        <w:tc>
+          <w:tcPr>
+            <w:tcW w:type="dxa" w:w="2900"/>
+            <w:tcBorders>
+              <w:top w:val="single" w:color="A6A6A6" w:sz="4"/>
+              <w:left w:val="single" w:color="A6A6A6" w:sz="4"/>
+              <w:bottom w:val="single" w:color="A6A6A6" w:sz="4"/>
+              <w:right w:val="single" w:color="A6A6A6" w:sz="4"/>
+            </w:tcBorders>
+            <w:shd w:fill="FFFFFF" w:color="auto" w:val="clear"/>
+            <w:tcMar>
+              <w:top w:type="dxa" w:w="60"/>
+              <w:left w:type="dxa" w:w="100"/>
+              <w:bottom w:type="dxa" w:w="60"/>
+              <w:right w:type="dxa" w:w="100"/>
+            </w:tcMar>
+          </w:tcPr>
+          <w:p>
+            <w:pPr>
+              <w:spacing w:after="20" w:line="260"/>
+            </w:pPr>
+            <w:r>
+              <w:rPr>
+                <w:rFonts w:ascii="Consolas" w:cs="Consolas" w:eastAsia="Consolas" w:hAnsi="Consolas"/>
+                <w:b w:val="false"/>
+                <w:bCs w:val="false"/>
+                <w:color w:val="000000"/>
+                <w:sz w:val="19"/>
+                <w:szCs w:val="19"/>
+              </w:rPr>
+              <w:t xml:space="preserve">power.throttled_path</w:t>
+            </w:r>
+          </w:p>
+        </w:tc>
+        <w:tc>
+          <w:tcPr>
+            <w:tcW w:type="dxa" w:w="2300"/>
+            <w:tcBorders>
+              <w:top w:val="single" w:color="A6A6A6" w:sz="4"/>
+              <w:left w:val="single" w:color="A6A6A6" w:sz="4"/>
+              <w:bottom w:val="single" w:color="A6A6A6" w:sz="4"/>
+              <w:right w:val="single" w:color="A6A6A6" w:sz="4"/>
+            </w:tcBorders>
+            <w:shd w:fill="FFFFFF" w:color="auto" w:val="clear"/>
+            <w:tcMar>
+              <w:top w:type="dxa" w:w="60"/>
+              <w:left w:type="dxa" w:w="100"/>
+              <w:bottom w:type="dxa" w:w="60"/>
+              <w:right w:type="dxa" w:w="100"/>
+            </w:tcMar>
+          </w:tcPr>
+          <w:p>
+            <w:pPr>
+              <w:spacing w:after="20" w:line="260"/>
+            </w:pPr>
+            <w:r>
+              <w:rPr>
+                <w:rFonts w:ascii="Consolas" w:cs="Consolas" w:eastAsia="Consolas" w:hAnsi="Consolas"/>
+                <w:b w:val="false"/>
+                <w:bCs w:val="false"/>
+                <w:color w:val="000000"/>
+                <w:sz w:val="19"/>
+                <w:szCs w:val="19"/>
+              </w:rPr>
+              <w:t xml:space="preserve">/sys/devices/platform/soc/soc:firmware/get_throttled</w:t>
+            </w:r>
+          </w:p>
+        </w:tc>
+        <w:tc>
+          <w:tcPr>
+            <w:tcW w:type="dxa" w:w="4438"/>
+            <w:tcBorders>
+              <w:top w:val="single" w:color="A6A6A6" w:sz="4"/>
+              <w:left w:val="single" w:color="A6A6A6" w:sz="4"/>
+              <w:bottom w:val="single" w:color="A6A6A6" w:sz="4"/>
+              <w:right w:val="single" w:color="A6A6A6" w:sz="4"/>
+            </w:tcBorders>
+            <w:shd w:fill="FFFFFF" w:color="auto" w:val="clear"/>
+            <w:tcMar>
+              <w:top w:type="dxa" w:w="60"/>
+              <w:left w:type="dxa" w:w="100"/>
+              <w:bottom w:type="dxa" w:w="60"/>
+              <w:right w:type="dxa" w:w="100"/>
+            </w:tcMar>
+          </w:tcPr>
+          <w:p>
+            <w:pPr>
+              <w:spacing w:after="20" w:line="260"/>
+            </w:pPr>
+            <w:r>
+              <w:rPr>
+                <w:b w:val="false"/>
+                <w:bCs w:val="false"/>
+                <w:color w:val="000000"/>
+                <w:sz w:val="19"/>
+                <w:szCs w:val="19"/>
+              </w:rPr>
+              <w:t xml:space="preserve">ファームウェアの throttled 値（vcgencmd get_throttled と同じ）を読む sysfs パス。空文字で監視を止める。無い環境では起動時にログを残して監視なしで動く</w:t>
+            </w:r>
+          </w:p>
+        </w:tc>
+      </w:tr>
+      <w:tr>
+        <w:trPr>
+          <w:cantSplit/>
+          <w:tblHeader w:val="false"/>
+        </w:trPr>
+        <w:tc>
+          <w:tcPr>
+            <w:tcW w:type="dxa" w:w="2900"/>
+            <w:tcBorders>
+              <w:top w:val="single" w:color="A6A6A6" w:sz="4"/>
+              <w:left w:val="single" w:color="A6A6A6" w:sz="4"/>
+              <w:bottom w:val="single" w:color="A6A6A6" w:sz="4"/>
+              <w:right w:val="single" w:color="A6A6A6" w:sz="4"/>
+            </w:tcBorders>
+            <w:shd w:fill="DCE3F0" w:color="auto" w:val="clear"/>
+            <w:tcMar>
+              <w:top w:type="dxa" w:w="60"/>
+              <w:left w:type="dxa" w:w="100"/>
+              <w:bottom w:type="dxa" w:w="60"/>
+              <w:right w:type="dxa" w:w="100"/>
+            </w:tcMar>
+          </w:tcPr>
+          <w:p>
+            <w:pPr>
+              <w:spacing w:after="20" w:line="260"/>
+            </w:pPr>
+            <w:r>
+              <w:rPr>
+                <w:rFonts w:ascii="Consolas" w:cs="Consolas" w:eastAsia="Consolas" w:hAnsi="Consolas"/>
+                <w:b w:val="false"/>
+                <w:bCs w:val="false"/>
+                <w:color w:val="000000"/>
+                <w:sz w:val="19"/>
+                <w:szCs w:val="19"/>
+              </w:rPr>
+              <w:t xml:space="preserve">power.poll_ms</w:t>
+            </w:r>
+          </w:p>
+        </w:tc>
+        <w:tc>
+          <w:tcPr>
+            <w:tcW w:type="dxa" w:w="2300"/>
+            <w:tcBorders>
+              <w:top w:val="single" w:color="A6A6A6" w:sz="4"/>
+              <w:left w:val="single" w:color="A6A6A6" w:sz="4"/>
+              <w:bottom w:val="single" w:color="A6A6A6" w:sz="4"/>
+              <w:right w:val="single" w:color="A6A6A6" w:sz="4"/>
+            </w:tcBorders>
+            <w:shd w:fill="DCE3F0" w:color="auto" w:val="clear"/>
+            <w:tcMar>
+              <w:top w:type="dxa" w:w="60"/>
+              <w:left w:type="dxa" w:w="100"/>
+              <w:bottom w:type="dxa" w:w="60"/>
+              <w:right w:type="dxa" w:w="100"/>
+            </w:tcMar>
+          </w:tcPr>
+          <w:p>
+            <w:pPr>
+              <w:spacing w:after="20" w:line="260"/>
+            </w:pPr>
+            <w:r>
+              <w:rPr>
+                <w:rFonts w:ascii="Consolas" w:cs="Consolas" w:eastAsia="Consolas" w:hAnsi="Consolas"/>
+                <w:b w:val="false"/>
+                <w:bCs w:val="false"/>
+                <w:color w:val="000000"/>
+                <w:sz w:val="19"/>
+                <w:szCs w:val="19"/>
+              </w:rPr>
+              <w:t xml:space="preserve">1000</w:t>
+            </w:r>
+          </w:p>
+        </w:tc>
+        <w:tc>
+          <w:tcPr>
+            <w:tcW w:type="dxa" w:w="4438"/>
+            <w:tcBorders>
+              <w:top w:val="single" w:color="A6A6A6" w:sz="4"/>
+              <w:left w:val="single" w:color="A6A6A6" w:sz="4"/>
+              <w:bottom w:val="single" w:color="A6A6A6" w:sz="4"/>
+              <w:right w:val="single" w:color="A6A6A6" w:sz="4"/>
+            </w:tcBorders>
+            <w:shd w:fill="DCE3F0" w:color="auto" w:val="clear"/>
+            <w:tcMar>
+              <w:top w:type="dxa" w:w="60"/>
+              <w:left w:type="dxa" w:w="100"/>
+              <w:bottom w:type="dxa" w:w="60"/>
+              <w:right w:type="dxa" w:w="100"/>
+            </w:tcMar>
+          </w:tcPr>
+          <w:p>
+            <w:pPr>
+              <w:spacing w:after="20" w:line="260"/>
+            </w:pPr>
+            <w:r>
+              <w:rPr>
+                <w:b w:val="false"/>
+                <w:bCs w:val="false"/>
+                <w:color w:val="000000"/>
+                <w:sz w:val="19"/>
+                <w:szCs w:val="19"/>
+              </w:rPr>
+              <w:t xml:space="preserve">throttled 値を読む間隔（100〜60000 ms）</w:t>
             </w:r>
           </w:p>
         </w:tc>
@@ -6295,7 +7085,7 @@
                 <w:sz w:val="19"/>
                 <w:szCs w:val="19"/>
               </w:rPr>
-              <w:t xml:space="preserve">通常（auto）</w:t>
+              <w:t xml:space="preserve">起動時</w:t>
             </w:r>
           </w:p>
         </w:tc>
@@ -6328,7 +7118,7 @@
                 <w:sz w:val="19"/>
                 <w:szCs w:val="19"/>
               </w:rPr>
-              <w:t xml:space="preserve">3つの ToF を読む → ロジック step() → drive を ±max_drive_permille に制限 → モーターへ出力。状態名が変わるとログに記録</w:t>
+              <w:t xml:space="preserve">startup_mode のモードで始まる。既定の record_only ではモーターをブレーキしたまま、ロジックの判断とテレメトリだけを続け、PC の set_mode auto で走り出す</w:t>
             </w:r>
           </w:p>
         </w:tc>
@@ -6367,7 +7157,7 @@
                 <w:sz w:val="19"/>
                 <w:szCs w:val="19"/>
               </w:rPr>
-              <w:t xml:space="preserve">manual</w:t>
+              <w:t xml:space="preserve">通常（auto）</w:t>
             </w:r>
           </w:p>
         </w:tc>
@@ -6400,7 +7190,7 @@
                 <w:sz w:val="19"/>
                 <w:szCs w:val="19"/>
               </w:rPr>
-              <w:t xml:space="preserve">ロジックは動かし続ける（判断はテレメトリに載せる）が、モーターには PC の最後の manual_drive（±max_drive_permille に制限）を出力。heartbeat が heartbeat_timeout_ms より古くなるとブレーキして非常停止をラッチ（理由 heartbeat）。PC が切断するとブレーキして非常停止をラッチ（理由 disconnected）</w:t>
+              <w:t xml:space="preserve">3つの ToF を読む → ロジック step() → drive を ±max_drive_permille に制限 → モーターへ出力。状態名が変わるとログに記録</w:t>
             </w:r>
           </w:p>
         </w:tc>
@@ -6439,7 +7229,7 @@
                 <w:sz w:val="19"/>
                 <w:szCs w:val="19"/>
               </w:rPr>
-              <w:t xml:space="preserve">record_only</w:t>
+              <w:t xml:space="preserve">manual</w:t>
             </w:r>
           </w:p>
         </w:tc>
@@ -6472,7 +7262,7 @@
                 <w:sz w:val="19"/>
                 <w:szCs w:val="19"/>
               </w:rPr>
-              <w:t xml:space="preserve">ロジックは動かし続けるがモーターはブレーキ</w:t>
+              <w:t xml:space="preserve">ロジックは動かし続ける（判断はテレメトリに載せる）が、モーターには PC の最後の manual_drive（±max_drive_permille に制限）を出力。heartbeat が heartbeat_timeout_ms より古くなるとブレーキして非常停止をラッチ（理由 heartbeat）。PC が切断するとブレーキして非常停止をラッチ（理由 disconnected）</w:t>
             </w:r>
           </w:p>
         </w:tc>
@@ -6511,7 +7301,7 @@
                 <w:sz w:val="19"/>
                 <w:szCs w:val="19"/>
               </w:rPr>
-              <w:t xml:space="preserve">非常停止（ラッチ）</w:t>
+              <w:t xml:space="preserve">record_only</w:t>
             </w:r>
           </w:p>
         </w:tc>
@@ -6544,7 +7334,7 @@
                 <w:sz w:val="19"/>
                 <w:szCs w:val="19"/>
               </w:rPr>
-              <w:t xml:space="preserve">モードに関係なくブレーキ。estop_clear まで続く。起動時は解除状態</w:t>
+              <w:t xml:space="preserve">ロジックは動かし続けるがモーターはブレーキ。起動時の既定のモード</w:t>
             </w:r>
           </w:p>
         </w:tc>
@@ -6583,7 +7373,7 @@
                 <w:sz w:val="19"/>
                 <w:szCs w:val="19"/>
               </w:rPr>
-              <w:t xml:space="preserve">ロジックの step() が失敗（0 以外）</w:t>
+              <w:t xml:space="preserve">非常停止（ラッチ）</w:t>
             </w:r>
           </w:p>
         </w:tc>
@@ -6616,7 +7406,7 @@
                 <w:sz w:val="19"/>
                 <w:szCs w:val="19"/>
               </w:rPr>
-              <w:t xml:space="preserve">そのフレームはモーターをブレーキ。復帰すれば再開</w:t>
+              <w:t xml:space="preserve">モードに関係なくブレーキ。estop_clear まで続く。起動時は解除状態</w:t>
             </w:r>
           </w:p>
         </w:tc>
@@ -6655,7 +7445,7 @@
                 <w:sz w:val="19"/>
                 <w:szCs w:val="19"/>
               </w:rPr>
-              <w:t xml:space="preserve">指令の flags に BRAKE または FAULT</w:t>
+              <w:t xml:space="preserve">ロジックの step() が失敗（0 以外）</w:t>
             </w:r>
           </w:p>
         </w:tc>
@@ -6688,7 +7478,7 @@
                 <w:sz w:val="19"/>
                 <w:szCs w:val="19"/>
               </w:rPr>
-              <w:t xml:space="preserve">ブレーキ出力（FAULT はセンサー異常）</w:t>
+              <w:t xml:space="preserve">そのフレームはモーターをブレーキ。復帰すれば再開</w:t>
             </w:r>
           </w:p>
         </w:tc>
@@ -6727,7 +7517,7 @@
                 <w:sz w:val="19"/>
                 <w:szCs w:val="19"/>
               </w:rPr>
-              <w:t xml:space="preserve">センサーの状態変化（ok／no-target／timeout／error）</w:t>
+              <w:t xml:space="preserve">指令の flags に BRAKE または FAULT</w:t>
             </w:r>
           </w:p>
         </w:tc>
@@ -6760,7 +7550,7 @@
                 <w:sz w:val="19"/>
                 <w:szCs w:val="19"/>
               </w:rPr>
-              <w:t xml:space="preserve">ログに記録。値は no-target → 8190、timeout／error → −1 としてロジックに渡す</w:t>
+              <w:t xml:space="preserve">ブレーキ出力（FAULT はセンサー異常）</w:t>
             </w:r>
           </w:p>
         </w:tc>
@@ -6799,7 +7589,7 @@
                 <w:sz w:val="19"/>
                 <w:szCs w:val="19"/>
               </w:rPr>
-              <w:t xml:space="preserve">制御ループが watchdog_ms 以上止まった</w:t>
+              <w:t xml:space="preserve">センサーの状態変化（ok／no-target／timeout／error）</w:t>
             </w:r>
           </w:p>
         </w:tc>
@@ -6832,7 +7622,7 @@
                 <w:sz w:val="19"/>
                 <w:szCs w:val="19"/>
               </w:rPr>
-              <w:t xml:space="preserve">監視スレッドがモーターをブレーキし、復帰時にログを残す</w:t>
+              <w:t xml:space="preserve">ログに記録。値は no-target → 8190、timeout／error → −1 としてロジックに渡す</w:t>
             </w:r>
           </w:p>
         </w:tc>
@@ -6871,7 +7661,7 @@
                 <w:sz w:val="19"/>
                 <w:szCs w:val="19"/>
               </w:rPr>
-              <w:t xml:space="preserve">制御周期を超過</w:t>
+              <w:t xml:space="preserve">制御ループが watchdog_ms 以上止まった</w:t>
             </w:r>
           </w:p>
         </w:tc>
@@ -6904,7 +7694,7 @@
                 <w:sz w:val="19"/>
                 <w:szCs w:val="19"/>
               </w:rPr>
-              <w:t xml:space="preserve">警告ログ（20回ごと）を残し、次の周期を現在時刻から取り直す</w:t>
+              <w:t xml:space="preserve">監視スレッドがモーターをブレーキし、復帰時にログを残す</w:t>
             </w:r>
           </w:p>
         </w:tc>
@@ -6943,7 +7733,7 @@
                 <w:sz w:val="19"/>
                 <w:szCs w:val="19"/>
               </w:rPr>
-              <w:t xml:space="preserve">切り替え要求（current/* の変更、または PC の activate／rollback）</w:t>
+              <w:t xml:space="preserve">制御周期を超過</w:t>
             </w:r>
           </w:p>
         </w:tc>
@@ -6976,7 +7766,7 @@
                 <w:sz w:val="19"/>
                 <w:szCs w:val="19"/>
               </w:rPr>
-              <w:t xml:space="preserve">manifest 検証 → ABI・ロジック名の一致確認 → 生成 → self_test → フレーム境界で入れ替え。失敗時は現行版を継続し、current/* のリンクを走行中の版へ戻す（再起動しても走れるようにする。previous/* は変えない）。ssh 経由で変えたリンクは activation_poll_ms ごとに、PC からの要求は次のフレームで処理する</w:t>
+              <w:t xml:space="preserve">警告ログ（20回ごと）を残し、次の周期を現在時刻から取り直す</w:t>
             </w:r>
           </w:p>
         </w:tc>
@@ -7015,7 +7805,7 @@
                 <w:sz w:val="19"/>
                 <w:szCs w:val="19"/>
               </w:rPr>
-              <w:t xml:space="preserve">起動時に current/* の版を読み込めない</w:t>
+              <w:t xml:space="preserve">切り替え要求（current/* の変更、または PC の activate／rollback）</w:t>
             </w:r>
           </w:p>
         </w:tc>
@@ -7048,7 +7838,7 @@
                 <w:sz w:val="19"/>
                 <w:szCs w:val="19"/>
               </w:rPr>
-              <w:t xml:space="preserve">previous/* の版を1回だけ試し、成功すれば current/* をその版へ戻して走行する。それも失敗すれば終了コード 4（systemd が 5 秒後に再起動）</w:t>
+              <w:t xml:space="preserve">manifest 検証 → ABI・ロジック名の一致確認 → 生成 → self_test → フレーム境界で入れ替え。失敗時は現行版を継続し、current/* のリンクを走行中の版へ戻す（再起動しても走れるようにする。previous/* は変えない）。ssh 経由で変えたリンクは activation_poll_ms ごとに、PC からの要求は次のフレームで処理する</w:t>
             </w:r>
           </w:p>
         </w:tc>
@@ -7087,6 +7877,78 @@
                 <w:sz w:val="19"/>
                 <w:szCs w:val="19"/>
               </w:rPr>
+              <w:t xml:space="preserve">起動時に current/* の版を読み込めない</w:t>
+            </w:r>
+          </w:p>
+        </w:tc>
+        <w:tc>
+          <w:tcPr>
+            <w:tcW w:type="dxa" w:w="6038"/>
+            <w:tcBorders>
+              <w:top w:val="single" w:color="A6A6A6" w:sz="4"/>
+              <w:left w:val="single" w:color="A6A6A6" w:sz="4"/>
+              <w:bottom w:val="single" w:color="A6A6A6" w:sz="4"/>
+              <w:right w:val="single" w:color="A6A6A6" w:sz="4"/>
+            </w:tcBorders>
+            <w:shd w:fill="DCE3F0" w:color="auto" w:val="clear"/>
+            <w:tcMar>
+              <w:top w:type="dxa" w:w="60"/>
+              <w:left w:type="dxa" w:w="100"/>
+              <w:bottom w:type="dxa" w:w="60"/>
+              <w:right w:type="dxa" w:w="100"/>
+            </w:tcMar>
+          </w:tcPr>
+          <w:p>
+            <w:pPr>
+              <w:spacing w:after="20" w:line="260"/>
+            </w:pPr>
+            <w:r>
+              <w:rPr>
+                <w:b w:val="false"/>
+                <w:bCs w:val="false"/>
+                <w:color w:val="000000"/>
+                <w:sz w:val="19"/>
+                <w:szCs w:val="19"/>
+              </w:rPr>
+              <w:t xml:space="preserve">previous/* の版を1回だけ試し、成功すれば current/* をその版へ戻して走行する。それも失敗すれば終了コード 4（systemd が 5 秒後に再起動）</w:t>
+            </w:r>
+          </w:p>
+        </w:tc>
+      </w:tr>
+      <w:tr>
+        <w:trPr>
+          <w:cantSplit/>
+          <w:tblHeader w:val="false"/>
+        </w:trPr>
+        <w:tc>
+          <w:tcPr>
+            <w:tcW w:type="dxa" w:w="3600"/>
+            <w:tcBorders>
+              <w:top w:val="single" w:color="A6A6A6" w:sz="4"/>
+              <w:left w:val="single" w:color="A6A6A6" w:sz="4"/>
+              <w:bottom w:val="single" w:color="A6A6A6" w:sz="4"/>
+              <w:right w:val="single" w:color="A6A6A6" w:sz="4"/>
+            </w:tcBorders>
+            <w:shd w:fill="FFFFFF" w:color="auto" w:val="clear"/>
+            <w:tcMar>
+              <w:top w:type="dxa" w:w="60"/>
+              <w:left w:type="dxa" w:w="100"/>
+              <w:bottom w:type="dxa" w:w="60"/>
+              <w:right w:type="dxa" w:w="100"/>
+            </w:tcMar>
+          </w:tcPr>
+          <w:p>
+            <w:pPr>
+              <w:spacing w:after="20" w:line="260"/>
+            </w:pPr>
+            <w:r>
+              <w:rPr>
+                <w:b w:val="false"/>
+                <w:bCs w:val="false"/>
+                <w:color w:val="000000"/>
+                <w:sz w:val="19"/>
+                <w:szCs w:val="19"/>
+              </w:rPr>
               <w:t xml:space="preserve">SIGTERM／SIGINT</w:t>
             </w:r>
           </w:p>
@@ -7100,7 +7962,7 @@
               <w:bottom w:val="single" w:color="A6A6A6" w:sz="4"/>
               <w:right w:val="single" w:color="A6A6A6" w:sz="4"/>
             </w:tcBorders>
-            <w:shd w:fill="DCE3F0" w:color="auto" w:val="clear"/>
+            <w:shd w:fill="FFFFFF" w:color="auto" w:val="clear"/>
             <w:tcMar>
               <w:top w:type="dxa" w:w="60"/>
               <w:left w:type="dxa" w:w="100"/>
@@ -11430,6 +12292,801 @@
     </w:p>
     <w:p>
       <w:pPr>
+        <w:pStyle w:val="Heading2"/>
+      </w:pPr>
+      <w:r>
+        <w:t xml:space="preserve">3.9 電源に配慮した起動手順と電源監視</w:t>
+      </w:r>
+    </w:p>
+    <w:p>
+      <w:pPr>
+        <w:spacing w:after="100" w:line="300"/>
+      </w:pPr>
+      <w:r>
+        <w:t xml:space="preserve">RumiCar は乾電池で動くため、起動時に Wi-Fi・カメラ・モーターの電流が重なると電圧が落ちて本体が再起動することがあります。本体は固定の待ち時間ではなく、次の順序と条件で電気を食う部分を立ち上げ、必要のないものは動かしません。</w:t>
+      </w:r>
+    </w:p>
+    <w:tbl>
+      <w:tblPr>
+        <w:tblW w:type="dxa" w:w="9638"/>
+        <w:tblBorders>
+          <w:top w:val="single" w:color="auto" w:sz="4"/>
+          <w:left w:val="single" w:color="auto" w:sz="4"/>
+          <w:bottom w:val="single" w:color="auto" w:sz="4"/>
+          <w:right w:val="single" w:color="auto" w:sz="4"/>
+          <w:insideH w:val="single" w:color="auto" w:sz="4"/>
+          <w:insideV w:val="single" w:color="auto" w:sz="4"/>
+        </w:tblBorders>
+      </w:tblPr>
+      <w:tblGrid>
+        <w:gridCol w:w="2000"/>
+        <w:gridCol w:w="2800"/>
+        <w:gridCol w:w="4838"/>
+      </w:tblGrid>
+      <w:tr>
+        <w:trPr>
+          <w:cantSplit/>
+          <w:tblHeader/>
+        </w:trPr>
+        <w:tc>
+          <w:tcPr>
+            <w:tcW w:type="dxa" w:w="2000"/>
+            <w:tcBorders>
+              <w:top w:val="single" w:color="A6A6A6" w:sz="4"/>
+              <w:left w:val="single" w:color="A6A6A6" w:sz="4"/>
+              <w:bottom w:val="single" w:color="A6A6A6" w:sz="4"/>
+              <w:right w:val="single" w:color="A6A6A6" w:sz="4"/>
+            </w:tcBorders>
+            <w:shd w:fill="1F3864" w:color="auto" w:val="clear"/>
+            <w:tcMar>
+              <w:top w:type="dxa" w:w="60"/>
+              <w:left w:type="dxa" w:w="100"/>
+              <w:bottom w:type="dxa" w:w="60"/>
+              <w:right w:type="dxa" w:w="100"/>
+            </w:tcMar>
+          </w:tcPr>
+          <w:p>
+            <w:pPr>
+              <w:spacing w:after="20" w:line="260"/>
+            </w:pPr>
+            <w:r>
+              <w:rPr>
+                <w:b/>
+                <w:bCs/>
+                <w:color w:val="FFFFFF"/>
+                <w:sz w:val="19"/>
+                <w:szCs w:val="19"/>
+              </w:rPr>
+              <w:t xml:space="preserve">段階</w:t>
+            </w:r>
+          </w:p>
+        </w:tc>
+        <w:tc>
+          <w:tcPr>
+            <w:tcW w:type="dxa" w:w="2800"/>
+            <w:tcBorders>
+              <w:top w:val="single" w:color="A6A6A6" w:sz="4"/>
+              <w:left w:val="single" w:color="A6A6A6" w:sz="4"/>
+              <w:bottom w:val="single" w:color="A6A6A6" w:sz="4"/>
+              <w:right w:val="single" w:color="A6A6A6" w:sz="4"/>
+            </w:tcBorders>
+            <w:shd w:fill="1F3864" w:color="auto" w:val="clear"/>
+            <w:tcMar>
+              <w:top w:type="dxa" w:w="60"/>
+              <w:left w:type="dxa" w:w="100"/>
+              <w:bottom w:type="dxa" w:w="60"/>
+              <w:right w:type="dxa" w:w="100"/>
+            </w:tcMar>
+          </w:tcPr>
+          <w:p>
+            <w:pPr>
+              <w:spacing w:after="20" w:line="260"/>
+            </w:pPr>
+            <w:r>
+              <w:rPr>
+                <w:b/>
+                <w:bCs/>
+                <w:color w:val="FFFFFF"/>
+                <w:sz w:val="19"/>
+                <w:szCs w:val="19"/>
+              </w:rPr>
+              <w:t xml:space="preserve">条件</w:t>
+            </w:r>
+          </w:p>
+        </w:tc>
+        <w:tc>
+          <w:tcPr>
+            <w:tcW w:type="dxa" w:w="4838"/>
+            <w:tcBorders>
+              <w:top w:val="single" w:color="A6A6A6" w:sz="4"/>
+              <w:left w:val="single" w:color="A6A6A6" w:sz="4"/>
+              <w:bottom w:val="single" w:color="A6A6A6" w:sz="4"/>
+              <w:right w:val="single" w:color="A6A6A6" w:sz="4"/>
+            </w:tcBorders>
+            <w:shd w:fill="1F3864" w:color="auto" w:val="clear"/>
+            <w:tcMar>
+              <w:top w:type="dxa" w:w="60"/>
+              <w:left w:type="dxa" w:w="100"/>
+              <w:bottom w:type="dxa" w:w="60"/>
+              <w:right w:type="dxa" w:w="100"/>
+            </w:tcMar>
+          </w:tcPr>
+          <w:p>
+            <w:pPr>
+              <w:spacing w:after="20" w:line="260"/>
+            </w:pPr>
+            <w:r>
+              <w:rPr>
+                <w:b/>
+                <w:bCs/>
+                <w:color w:val="FFFFFF"/>
+                <w:sz w:val="19"/>
+                <w:szCs w:val="19"/>
+              </w:rPr>
+              <w:t xml:space="preserve">内容</w:t>
+            </w:r>
+          </w:p>
+        </w:tc>
+      </w:tr>
+      <w:tr>
+        <w:trPr>
+          <w:cantSplit/>
+          <w:tblHeader w:val="false"/>
+        </w:trPr>
+        <w:tc>
+          <w:tcPr>
+            <w:tcW w:type="dxa" w:w="2000"/>
+            <w:tcBorders>
+              <w:top w:val="single" w:color="A6A6A6" w:sz="4"/>
+              <w:left w:val="single" w:color="A6A6A6" w:sz="4"/>
+              <w:bottom w:val="single" w:color="A6A6A6" w:sz="4"/>
+              <w:right w:val="single" w:color="A6A6A6" w:sz="4"/>
+            </w:tcBorders>
+            <w:shd w:fill="FFFFFF" w:color="auto" w:val="clear"/>
+            <w:tcMar>
+              <w:top w:type="dxa" w:w="60"/>
+              <w:left w:type="dxa" w:w="100"/>
+              <w:bottom w:type="dxa" w:w="60"/>
+              <w:right w:type="dxa" w:w="100"/>
+            </w:tcMar>
+          </w:tcPr>
+          <w:p>
+            <w:pPr>
+              <w:spacing w:after="20" w:line="260"/>
+            </w:pPr>
+            <w:r>
+              <w:rPr>
+                <w:b w:val="false"/>
+                <w:bCs w:val="false"/>
+                <w:color w:val="000000"/>
+                <w:sz w:val="19"/>
+                <w:szCs w:val="19"/>
+              </w:rPr>
+              <w:t xml:space="preserve">1. モーター停止</w:t>
+            </w:r>
+          </w:p>
+        </w:tc>
+        <w:tc>
+          <w:tcPr>
+            <w:tcW w:type="dxa" w:w="2800"/>
+            <w:tcBorders>
+              <w:top w:val="single" w:color="A6A6A6" w:sz="4"/>
+              <w:left w:val="single" w:color="A6A6A6" w:sz="4"/>
+              <w:bottom w:val="single" w:color="A6A6A6" w:sz="4"/>
+              <w:right w:val="single" w:color="A6A6A6" w:sz="4"/>
+            </w:tcBorders>
+            <w:shd w:fill="FFFFFF" w:color="auto" w:val="clear"/>
+            <w:tcMar>
+              <w:top w:type="dxa" w:w="60"/>
+              <w:left w:type="dxa" w:w="100"/>
+              <w:bottom w:type="dxa" w:w="60"/>
+              <w:right w:type="dxa" w:w="100"/>
+            </w:tcMar>
+          </w:tcPr>
+          <w:p>
+            <w:pPr>
+              <w:spacing w:after="20" w:line="260"/>
+            </w:pPr>
+            <w:r>
+              <w:rPr>
+                <w:b w:val="false"/>
+                <w:bCs w:val="false"/>
+                <w:color w:val="000000"/>
+                <w:sz w:val="19"/>
+                <w:szCs w:val="19"/>
+              </w:rPr>
+              <w:t xml:space="preserve">起動直後</w:t>
+            </w:r>
+          </w:p>
+        </w:tc>
+        <w:tc>
+          <w:tcPr>
+            <w:tcW w:type="dxa" w:w="4838"/>
+            <w:tcBorders>
+              <w:top w:val="single" w:color="A6A6A6" w:sz="4"/>
+              <w:left w:val="single" w:color="A6A6A6" w:sz="4"/>
+              <w:bottom w:val="single" w:color="A6A6A6" w:sz="4"/>
+              <w:right w:val="single" w:color="A6A6A6" w:sz="4"/>
+            </w:tcBorders>
+            <w:shd w:fill="FFFFFF" w:color="auto" w:val="clear"/>
+            <w:tcMar>
+              <w:top w:type="dxa" w:w="60"/>
+              <w:left w:type="dxa" w:w="100"/>
+              <w:bottom w:type="dxa" w:w="60"/>
+              <w:right w:type="dxa" w:w="100"/>
+            </w:tcMar>
+          </w:tcPr>
+          <w:p>
+            <w:pPr>
+              <w:spacing w:after="20" w:line="260"/>
+            </w:pPr>
+            <w:r>
+              <w:rPr>
+                <w:b w:val="false"/>
+                <w:bCs w:val="false"/>
+                <w:color w:val="000000"/>
+                <w:sz w:val="19"/>
+                <w:szCs w:val="19"/>
+              </w:rPr>
+              <w:t xml:space="preserve">DRV8835 の入力を停止にする（モーターは「自動」が選ばれるまで動かない。startup_mode = record_only）</w:t>
+            </w:r>
+          </w:p>
+        </w:tc>
+      </w:tr>
+      <w:tr>
+        <w:trPr>
+          <w:cantSplit/>
+          <w:tblHeader w:val="false"/>
+        </w:trPr>
+        <w:tc>
+          <w:tcPr>
+            <w:tcW w:type="dxa" w:w="2000"/>
+            <w:tcBorders>
+              <w:top w:val="single" w:color="A6A6A6" w:sz="4"/>
+              <w:left w:val="single" w:color="A6A6A6" w:sz="4"/>
+              <w:bottom w:val="single" w:color="A6A6A6" w:sz="4"/>
+              <w:right w:val="single" w:color="A6A6A6" w:sz="4"/>
+            </w:tcBorders>
+            <w:shd w:fill="DCE3F0" w:color="auto" w:val="clear"/>
+            <w:tcMar>
+              <w:top w:type="dxa" w:w="60"/>
+              <w:left w:type="dxa" w:w="100"/>
+              <w:bottom w:type="dxa" w:w="60"/>
+              <w:right w:type="dxa" w:w="100"/>
+            </w:tcMar>
+          </w:tcPr>
+          <w:p>
+            <w:pPr>
+              <w:spacing w:after="20" w:line="260"/>
+            </w:pPr>
+            <w:r>
+              <w:rPr>
+                <w:b w:val="false"/>
+                <w:bCs w:val="false"/>
+                <w:color w:val="000000"/>
+                <w:sz w:val="19"/>
+                <w:szCs w:val="19"/>
+              </w:rPr>
+              <w:t xml:space="preserve">2. センサー</w:t>
+            </w:r>
+          </w:p>
+        </w:tc>
+        <w:tc>
+          <w:tcPr>
+            <w:tcW w:type="dxa" w:w="2800"/>
+            <w:tcBorders>
+              <w:top w:val="single" w:color="A6A6A6" w:sz="4"/>
+              <w:left w:val="single" w:color="A6A6A6" w:sz="4"/>
+              <w:bottom w:val="single" w:color="A6A6A6" w:sz="4"/>
+              <w:right w:val="single" w:color="A6A6A6" w:sz="4"/>
+            </w:tcBorders>
+            <w:shd w:fill="DCE3F0" w:color="auto" w:val="clear"/>
+            <w:tcMar>
+              <w:top w:type="dxa" w:w="60"/>
+              <w:left w:type="dxa" w:w="100"/>
+              <w:bottom w:type="dxa" w:w="60"/>
+              <w:right w:type="dxa" w:w="100"/>
+            </w:tcMar>
+          </w:tcPr>
+          <w:p>
+            <w:pPr>
+              <w:spacing w:after="20" w:line="260"/>
+            </w:pPr>
+            <w:r>
+              <w:rPr>
+                <w:b w:val="false"/>
+                <w:bCs w:val="false"/>
+                <w:color w:val="000000"/>
+                <w:sz w:val="19"/>
+                <w:szCs w:val="19"/>
+              </w:rPr>
+              <w:t xml:space="preserve">—</w:t>
+            </w:r>
+          </w:p>
+        </w:tc>
+        <w:tc>
+          <w:tcPr>
+            <w:tcW w:type="dxa" w:w="4838"/>
+            <w:tcBorders>
+              <w:top w:val="single" w:color="A6A6A6" w:sz="4"/>
+              <w:left w:val="single" w:color="A6A6A6" w:sz="4"/>
+              <w:bottom w:val="single" w:color="A6A6A6" w:sz="4"/>
+              <w:right w:val="single" w:color="A6A6A6" w:sz="4"/>
+            </w:tcBorders>
+            <w:shd w:fill="DCE3F0" w:color="auto" w:val="clear"/>
+            <w:tcMar>
+              <w:top w:type="dxa" w:w="60"/>
+              <w:left w:type="dxa" w:w="100"/>
+              <w:bottom w:type="dxa" w:w="60"/>
+              <w:right w:type="dxa" w:w="100"/>
+            </w:tcMar>
+          </w:tcPr>
+          <w:p>
+            <w:pPr>
+              <w:spacing w:after="20" w:line="260"/>
+            </w:pPr>
+            <w:r>
+              <w:rPr>
+                <w:b w:val="false"/>
+                <w:bCs w:val="false"/>
+                <w:color w:val="000000"/>
+                <w:sz w:val="19"/>
+                <w:szCs w:val="19"/>
+              </w:rPr>
+              <w:t xml:space="preserve">VL53L0X×3 の初期化。失敗すれば終了コード 3（systemd が 5 秒後に再起動）</w:t>
+            </w:r>
+          </w:p>
+        </w:tc>
+      </w:tr>
+      <w:tr>
+        <w:trPr>
+          <w:cantSplit/>
+          <w:tblHeader w:val="false"/>
+        </w:trPr>
+        <w:tc>
+          <w:tcPr>
+            <w:tcW w:type="dxa" w:w="2000"/>
+            <w:tcBorders>
+              <w:top w:val="single" w:color="A6A6A6" w:sz="4"/>
+              <w:left w:val="single" w:color="A6A6A6" w:sz="4"/>
+              <w:bottom w:val="single" w:color="A6A6A6" w:sz="4"/>
+              <w:right w:val="single" w:color="A6A6A6" w:sz="4"/>
+            </w:tcBorders>
+            <w:shd w:fill="FFFFFF" w:color="auto" w:val="clear"/>
+            <w:tcMar>
+              <w:top w:type="dxa" w:w="60"/>
+              <w:left w:type="dxa" w:w="100"/>
+              <w:bottom w:type="dxa" w:w="60"/>
+              <w:right w:type="dxa" w:w="100"/>
+            </w:tcMar>
+          </w:tcPr>
+          <w:p>
+            <w:pPr>
+              <w:spacing w:after="20" w:line="260"/>
+            </w:pPr>
+            <w:r>
+              <w:rPr>
+                <w:b w:val="false"/>
+                <w:bCs w:val="false"/>
+                <w:color w:val="000000"/>
+                <w:sz w:val="19"/>
+                <w:szCs w:val="19"/>
+              </w:rPr>
+              <w:t xml:space="preserve">3. ロジック／パック</w:t>
+            </w:r>
+          </w:p>
+        </w:tc>
+        <w:tc>
+          <w:tcPr>
+            <w:tcW w:type="dxa" w:w="2800"/>
+            <w:tcBorders>
+              <w:top w:val="single" w:color="A6A6A6" w:sz="4"/>
+              <w:left w:val="single" w:color="A6A6A6" w:sz="4"/>
+              <w:bottom w:val="single" w:color="A6A6A6" w:sz="4"/>
+              <w:right w:val="single" w:color="A6A6A6" w:sz="4"/>
+            </w:tcBorders>
+            <w:shd w:fill="FFFFFF" w:color="auto" w:val="clear"/>
+            <w:tcMar>
+              <w:top w:type="dxa" w:w="60"/>
+              <w:left w:type="dxa" w:w="100"/>
+              <w:bottom w:type="dxa" w:w="60"/>
+              <w:right w:type="dxa" w:w="100"/>
+            </w:tcMar>
+          </w:tcPr>
+          <w:p>
+            <w:pPr>
+              <w:spacing w:after="20" w:line="260"/>
+            </w:pPr>
+            <w:r>
+              <w:rPr>
+                <w:b w:val="false"/>
+                <w:bCs w:val="false"/>
+                <w:color w:val="000000"/>
+                <w:sz w:val="19"/>
+                <w:szCs w:val="19"/>
+              </w:rPr>
+              <w:t xml:space="preserve">センサーが準備できたら</w:t>
+            </w:r>
+          </w:p>
+        </w:tc>
+        <w:tc>
+          <w:tcPr>
+            <w:tcW w:type="dxa" w:w="4838"/>
+            <w:tcBorders>
+              <w:top w:val="single" w:color="A6A6A6" w:sz="4"/>
+              <w:left w:val="single" w:color="A6A6A6" w:sz="4"/>
+              <w:bottom w:val="single" w:color="A6A6A6" w:sz="4"/>
+              <w:right w:val="single" w:color="A6A6A6" w:sz="4"/>
+            </w:tcBorders>
+            <w:shd w:fill="FFFFFF" w:color="auto" w:val="clear"/>
+            <w:tcMar>
+              <w:top w:type="dxa" w:w="60"/>
+              <w:left w:type="dxa" w:w="100"/>
+              <w:bottom w:type="dxa" w:w="60"/>
+              <w:right w:type="dxa" w:w="100"/>
+            </w:tcMar>
+          </w:tcPr>
+          <w:p>
+            <w:pPr>
+              <w:spacing w:after="20" w:line="260"/>
+            </w:pPr>
+            <w:r>
+              <w:rPr>
+                <w:b w:val="false"/>
+                <w:bCs w:val="false"/>
+                <w:color w:val="000000"/>
+                <w:sz w:val="19"/>
+                <w:szCs w:val="19"/>
+              </w:rPr>
+              <w:t xml:space="preserve">current/* の読み込みと self_test。状態を status/active.json に書く</w:t>
+            </w:r>
+          </w:p>
+        </w:tc>
+      </w:tr>
+      <w:tr>
+        <w:trPr>
+          <w:cantSplit/>
+          <w:tblHeader w:val="false"/>
+        </w:trPr>
+        <w:tc>
+          <w:tcPr>
+            <w:tcW w:type="dxa" w:w="2000"/>
+            <w:tcBorders>
+              <w:top w:val="single" w:color="A6A6A6" w:sz="4"/>
+              <w:left w:val="single" w:color="A6A6A6" w:sz="4"/>
+              <w:bottom w:val="single" w:color="A6A6A6" w:sz="4"/>
+              <w:right w:val="single" w:color="A6A6A6" w:sz="4"/>
+            </w:tcBorders>
+            <w:shd w:fill="DCE3F0" w:color="auto" w:val="clear"/>
+            <w:tcMar>
+              <w:top w:type="dxa" w:w="60"/>
+              <w:left w:type="dxa" w:w="100"/>
+              <w:bottom w:type="dxa" w:w="60"/>
+              <w:right w:type="dxa" w:w="100"/>
+            </w:tcMar>
+          </w:tcPr>
+          <w:p>
+            <w:pPr>
+              <w:spacing w:after="20" w:line="260"/>
+            </w:pPr>
+            <w:r>
+              <w:rPr>
+                <w:b w:val="false"/>
+                <w:bCs w:val="false"/>
+                <w:color w:val="000000"/>
+                <w:sz w:val="19"/>
+                <w:szCs w:val="19"/>
+              </w:rPr>
+              <w:t xml:space="preserve">4. Wi-Fi AP</w:t>
+            </w:r>
+          </w:p>
+        </w:tc>
+        <w:tc>
+          <w:tcPr>
+            <w:tcW w:type="dxa" w:w="2800"/>
+            <w:tcBorders>
+              <w:top w:val="single" w:color="A6A6A6" w:sz="4"/>
+              <w:left w:val="single" w:color="A6A6A6" w:sz="4"/>
+              <w:bottom w:val="single" w:color="A6A6A6" w:sz="4"/>
+              <w:right w:val="single" w:color="A6A6A6" w:sz="4"/>
+            </w:tcBorders>
+            <w:shd w:fill="DCE3F0" w:color="auto" w:val="clear"/>
+            <w:tcMar>
+              <w:top w:type="dxa" w:w="60"/>
+              <w:left w:type="dxa" w:w="100"/>
+              <w:bottom w:type="dxa" w:w="60"/>
+              <w:right w:type="dxa" w:w="100"/>
+            </w:tcMar>
+          </w:tcPr>
+          <w:p>
+            <w:pPr>
+              <w:spacing w:after="20" w:line="260"/>
+            </w:pPr>
+            <w:r>
+              <w:rPr>
+                <w:b w:val="false"/>
+                <w:bCs w:val="false"/>
+                <w:color w:val="000000"/>
+                <w:sz w:val="19"/>
+                <w:szCs w:val="19"/>
+              </w:rPr>
+              <w:t xml:space="preserve">network.ap_start = core のとき、ロジックの準備後</w:t>
+            </w:r>
+          </w:p>
+        </w:tc>
+        <w:tc>
+          <w:tcPr>
+            <w:tcW w:type="dxa" w:w="4838"/>
+            <w:tcBorders>
+              <w:top w:val="single" w:color="A6A6A6" w:sz="4"/>
+              <w:left w:val="single" w:color="A6A6A6" w:sz="4"/>
+              <w:bottom w:val="single" w:color="A6A6A6" w:sz="4"/>
+              <w:right w:val="single" w:color="A6A6A6" w:sz="4"/>
+            </w:tcBorders>
+            <w:shd w:fill="DCE3F0" w:color="auto" w:val="clear"/>
+            <w:tcMar>
+              <w:top w:type="dxa" w:w="60"/>
+              <w:left w:type="dxa" w:w="100"/>
+              <w:bottom w:type="dxa" w:w="60"/>
+              <w:right w:type="dxa" w:w="100"/>
+            </w:tcMar>
+          </w:tcPr>
+          <w:p>
+            <w:pPr>
+              <w:spacing w:after="20" w:line="260"/>
+            </w:pPr>
+            <w:r>
+              <w:rPr>
+                <w:b w:val="false"/>
+                <w:bCs w:val="false"/>
+                <w:color w:val="000000"/>
+                <w:sz w:val="19"/>
+                <w:szCs w:val="19"/>
+              </w:rPr>
+              <w:t xml:space="preserve">nmcli connection up &lt;network.ap_connection&gt;（最長 20 秒待つ）。すでに有効なら触らない。成功後、network.wifi_txpower_dbm &gt; 0 なら iw で送信出力を制限する。失敗はログに残して続行し、rumicar-ap.timer（起動 90 秒後から 60 秒ごとに rumicar-ap-ensure を実行。AP が有効なら何もしない）が立て直す。AP プロファイルは autoconnect=false で導入する</w:t>
+            </w:r>
+          </w:p>
+        </w:tc>
+      </w:tr>
+      <w:tr>
+        <w:trPr>
+          <w:cantSplit/>
+          <w:tblHeader w:val="false"/>
+        </w:trPr>
+        <w:tc>
+          <w:tcPr>
+            <w:tcW w:type="dxa" w:w="2000"/>
+            <w:tcBorders>
+              <w:top w:val="single" w:color="A6A6A6" w:sz="4"/>
+              <w:left w:val="single" w:color="A6A6A6" w:sz="4"/>
+              <w:bottom w:val="single" w:color="A6A6A6" w:sz="4"/>
+              <w:right w:val="single" w:color="A6A6A6" w:sz="4"/>
+            </w:tcBorders>
+            <w:shd w:fill="FFFFFF" w:color="auto" w:val="clear"/>
+            <w:tcMar>
+              <w:top w:type="dxa" w:w="60"/>
+              <w:left w:type="dxa" w:w="100"/>
+              <w:bottom w:type="dxa" w:w="60"/>
+              <w:right w:type="dxa" w:w="100"/>
+            </w:tcMar>
+          </w:tcPr>
+          <w:p>
+            <w:pPr>
+              <w:spacing w:after="20" w:line="260"/>
+            </w:pPr>
+            <w:r>
+              <w:rPr>
+                <w:b w:val="false"/>
+                <w:bCs w:val="false"/>
+                <w:color w:val="000000"/>
+                <w:sz w:val="19"/>
+                <w:szCs w:val="19"/>
+              </w:rPr>
+              <w:t xml:space="preserve">5. カメラ</w:t>
+            </w:r>
+          </w:p>
+        </w:tc>
+        <w:tc>
+          <w:tcPr>
+            <w:tcW w:type="dxa" w:w="2800"/>
+            <w:tcBorders>
+              <w:top w:val="single" w:color="A6A6A6" w:sz="4"/>
+              <w:left w:val="single" w:color="A6A6A6" w:sz="4"/>
+              <w:bottom w:val="single" w:color="A6A6A6" w:sz="4"/>
+              <w:right w:val="single" w:color="A6A6A6" w:sz="4"/>
+            </w:tcBorders>
+            <w:shd w:fill="FFFFFF" w:color="auto" w:val="clear"/>
+            <w:tcMar>
+              <w:top w:type="dxa" w:w="60"/>
+              <w:left w:type="dxa" w:w="100"/>
+              <w:bottom w:type="dxa" w:w="60"/>
+              <w:right w:type="dxa" w:w="100"/>
+            </w:tcMar>
+          </w:tcPr>
+          <w:p>
+            <w:pPr>
+              <w:spacing w:after="20" w:line="260"/>
+            </w:pPr>
+            <w:r>
+              <w:rPr>
+                <w:b w:val="false"/>
+                <w:bCs w:val="false"/>
+                <w:color w:val="000000"/>
+                <w:sz w:val="19"/>
+                <w:szCs w:val="19"/>
+              </w:rPr>
+              <w:t xml:space="preserve">camera.on_demand = true（既定）：PC が接続中（制御かテレメトリ）か、モードが auto のとき。false：常時</w:t>
+            </w:r>
+          </w:p>
+        </w:tc>
+        <w:tc>
+          <w:tcPr>
+            <w:tcW w:type="dxa" w:w="4838"/>
+            <w:tcBorders>
+              <w:top w:val="single" w:color="A6A6A6" w:sz="4"/>
+              <w:left w:val="single" w:color="A6A6A6" w:sz="4"/>
+              <w:bottom w:val="single" w:color="A6A6A6" w:sz="4"/>
+              <w:right w:val="single" w:color="A6A6A6" w:sz="4"/>
+            </w:tcBorders>
+            <w:shd w:fill="FFFFFF" w:color="auto" w:val="clear"/>
+            <w:tcMar>
+              <w:top w:type="dxa" w:w="60"/>
+              <w:left w:type="dxa" w:w="100"/>
+              <w:bottom w:type="dxa" w:w="60"/>
+              <w:right w:type="dxa" w:w="100"/>
+            </w:tcMar>
+          </w:tcPr>
+          <w:p>
+            <w:pPr>
+              <w:spacing w:after="20" w:line="260"/>
+            </w:pPr>
+            <w:r>
+              <w:rPr>
+                <w:b w:val="false"/>
+                <w:bCs w:val="false"/>
+                <w:color w:val="000000"/>
+                <w:sz w:val="19"/>
+                <w:szCs w:val="19"/>
+              </w:rPr>
+              <w:t xml:space="preserve">別スレッドで libcamera を起動／停止する（制御ループは待たない）。起動に失敗したら 30 秒ごとに再試行。JPEG 化はテレメトリの受信者がいる間だけ行う</w:t>
+            </w:r>
+          </w:p>
+        </w:tc>
+      </w:tr>
+      <w:tr>
+        <w:trPr>
+          <w:cantSplit/>
+          <w:tblHeader w:val="false"/>
+        </w:trPr>
+        <w:tc>
+          <w:tcPr>
+            <w:tcW w:type="dxa" w:w="2000"/>
+            <w:tcBorders>
+              <w:top w:val="single" w:color="A6A6A6" w:sz="4"/>
+              <w:left w:val="single" w:color="A6A6A6" w:sz="4"/>
+              <w:bottom w:val="single" w:color="A6A6A6" w:sz="4"/>
+              <w:right w:val="single" w:color="A6A6A6" w:sz="4"/>
+            </w:tcBorders>
+            <w:shd w:fill="DCE3F0" w:color="auto" w:val="clear"/>
+            <w:tcMar>
+              <w:top w:type="dxa" w:w="60"/>
+              <w:left w:type="dxa" w:w="100"/>
+              <w:bottom w:type="dxa" w:w="60"/>
+              <w:right w:type="dxa" w:w="100"/>
+            </w:tcMar>
+          </w:tcPr>
+          <w:p>
+            <w:pPr>
+              <w:spacing w:after="20" w:line="260"/>
+            </w:pPr>
+            <w:r>
+              <w:rPr>
+                <w:b w:val="false"/>
+                <w:bCs w:val="false"/>
+                <w:color w:val="000000"/>
+                <w:sz w:val="19"/>
+                <w:szCs w:val="19"/>
+              </w:rPr>
+              <w:t xml:space="preserve">6. サーバーと制御ループ</w:t>
+            </w:r>
+          </w:p>
+        </w:tc>
+        <w:tc>
+          <w:tcPr>
+            <w:tcW w:type="dxa" w:w="2800"/>
+            <w:tcBorders>
+              <w:top w:val="single" w:color="A6A6A6" w:sz="4"/>
+              <w:left w:val="single" w:color="A6A6A6" w:sz="4"/>
+              <w:bottom w:val="single" w:color="A6A6A6" w:sz="4"/>
+              <w:right w:val="single" w:color="A6A6A6" w:sz="4"/>
+            </w:tcBorders>
+            <w:shd w:fill="DCE3F0" w:color="auto" w:val="clear"/>
+            <w:tcMar>
+              <w:top w:type="dxa" w:w="60"/>
+              <w:left w:type="dxa" w:w="100"/>
+              <w:bottom w:type="dxa" w:w="60"/>
+              <w:right w:type="dxa" w:w="100"/>
+            </w:tcMar>
+          </w:tcPr>
+          <w:p>
+            <w:pPr>
+              <w:spacing w:after="20" w:line="260"/>
+            </w:pPr>
+            <w:r>
+              <w:rPr>
+                <w:b w:val="false"/>
+                <w:bCs w:val="false"/>
+                <w:color w:val="000000"/>
+                <w:sz w:val="19"/>
+                <w:szCs w:val="19"/>
+              </w:rPr>
+              <w:t xml:space="preserve">—</w:t>
+            </w:r>
+          </w:p>
+        </w:tc>
+        <w:tc>
+          <w:tcPr>
+            <w:tcW w:type="dxa" w:w="4838"/>
+            <w:tcBorders>
+              <w:top w:val="single" w:color="A6A6A6" w:sz="4"/>
+              <w:left w:val="single" w:color="A6A6A6" w:sz="4"/>
+              <w:bottom w:val="single" w:color="A6A6A6" w:sz="4"/>
+              <w:right w:val="single" w:color="A6A6A6" w:sz="4"/>
+            </w:tcBorders>
+            <w:shd w:fill="DCE3F0" w:color="auto" w:val="clear"/>
+            <w:tcMar>
+              <w:top w:type="dxa" w:w="60"/>
+              <w:left w:type="dxa" w:w="100"/>
+              <w:bottom w:type="dxa" w:w="60"/>
+              <w:right w:type="dxa" w:w="100"/>
+            </w:tcMar>
+          </w:tcPr>
+          <w:p>
+            <w:pPr>
+              <w:spacing w:after="20" w:line="260"/>
+            </w:pPr>
+            <w:r>
+              <w:rPr>
+                <w:b w:val="false"/>
+                <w:bCs w:val="false"/>
+                <w:color w:val="000000"/>
+                <w:sz w:val="19"/>
+                <w:szCs w:val="19"/>
+              </w:rPr>
+              <w:t xml:space="preserve">制御（5600）・テレメトリ（5601）サーバーを起動し、制御ループに入る</w:t>
+            </w:r>
+          </w:p>
+        </w:tc>
+      </w:tr>
+    </w:tbl>
+    <w:p>
+      <w:pPr>
+        <w:spacing w:after="60"/>
+      </w:pPr>
+    </w:p>
+    <w:p>
+      <w:pPr>
+        <w:spacing w:after="100" w:line="300"/>
+      </w:pPr>
+      <w:r>
+        <w:t xml:space="preserve">電源監視：ファームウェアの get_throttled 値（bit 0 = 低電圧中、bit 1 = ARM 周波数制限中、bit 2 = スロットリング中、bit 3 = 温度制限中、bit 16〜19 = 起動後にそれぞれが起きた）を power.poll_ms ごとに読み、変化があればログ（低電圧の発生と解消は WARN／INFO）と status イベントに出し、get_status と各テレメトリフレームの throttled に載せます。本体はこの値でモーターを制御しません（判断は人が行う）。Raspberry Pi Zero 2 W に低電圧検出器があるかは実機で確認が必要で（8.3）、無ければ値は常に 0 です。</w:t>
+      </w:r>
+    </w:p>
+    <w:p>
+      <w:pPr>
+        <w:spacing w:after="100" w:line="300"/>
+      </w:pPr>
+      <w:r>
+        <w:t xml:space="preserve">そのほかの電力対策：config.txt に dtoverlay=disable-bt（Bluetooth を使わない。イメージでは hciuart も無効化）。HDMI は保守用に残しています（dtoverlay=vc4-kms-v3d,nohdmi で切れます）。それでも電圧が落ちる場合は、電池を新品か充電式（ニッケル水素、内部抵抗が小さい）にする、network.wifi_txpower_dbm を 10 程度にする、max_drive_permille で加速時の電流を抑える、5 V 系に 1000 µF 程度の電解コンデンサを足す、を順に試します。</w:t>
+      </w:r>
+    </w:p>
+    <w:p>
+      <w:pPr>
+        <w:spacing w:after="60"/>
+      </w:pPr>
+    </w:p>
+    <w:p>
+      <w:pPr>
         <w:pStyle w:val="Heading1"/>
       </w:pPr>
       <w:r>
@@ -11495,6 +13152,36 @@
           <w:szCs w:val="18"/>
         </w:rPr>
         <w:t xml:space="preserve">  "created": "2026-10-18T10:56:06Z",</w:t>
+      </w:r>
+    </w:p>
+    <w:p>
+      <w:pPr>
+        <w:shd w:fill="F2F2F2" w:color="auto" w:val="clear"/>
+        <w:spacing w:after="0" w:before="0" w:line="260"/>
+        <w:ind w:left="200"/>
+      </w:pPr>
+      <w:r>
+        <w:rPr>
+          <w:rFonts w:ascii="Consolas" w:cs="Consolas" w:eastAsia="Consolas" w:hAnsi="Consolas"/>
+          <w:sz w:val="18"/>
+          <w:szCs w:val="18"/>
+        </w:rPr>
+        <w:t xml:space="preserve">  "description": "壁のみ：ToF センサーで壁と障害物を避けて走る基準データ",</w:t>
+      </w:r>
+    </w:p>
+    <w:p>
+      <w:pPr>
+        <w:shd w:fill="F2F2F2" w:color="auto" w:val="clear"/>
+        <w:spacing w:after="0" w:before="0" w:line="260"/>
+        <w:ind w:left="200"/>
+      </w:pPr>
+      <w:r>
+        <w:rPr>
+          <w:rFonts w:ascii="Consolas" w:cs="Consolas" w:eastAsia="Consolas" w:hAnsi="Consolas"/>
+          <w:sz w:val="18"/>
+          <w:szCs w:val="18"/>
+        </w:rPr>
+        <w:t xml:space="preserve">  "capabilities": ["walls"], "scenarios": ["壁のみの走行データ"], "parent": "base-tof-0.1.0",</w:t>
       </w:r>
     </w:p>
     <w:p>
@@ -11634,6 +13321,570 @@
     </w:p>
     <w:p>
       <w:pPr>
+        <w:spacing w:after="100" w:line="300"/>
+      </w:pPr>
+      <w:r>
+        <w:t xml:space="preserve">任意の項目（省略可。走行管理アプリの表示と収録の session.json に使う）：</w:t>
+      </w:r>
+    </w:p>
+    <w:tbl>
+      <w:tblPr>
+        <w:tblW w:type="dxa" w:w="9638"/>
+        <w:tblBorders>
+          <w:top w:val="single" w:color="auto" w:sz="4"/>
+          <w:left w:val="single" w:color="auto" w:sz="4"/>
+          <w:bottom w:val="single" w:color="auto" w:sz="4"/>
+          <w:right w:val="single" w:color="auto" w:sz="4"/>
+          <w:insideH w:val="single" w:color="auto" w:sz="4"/>
+          <w:insideV w:val="single" w:color="auto" w:sz="4"/>
+        </w:tblBorders>
+      </w:tblPr>
+      <w:tblGrid>
+        <w:gridCol w:w="2000"/>
+        <w:gridCol w:w="2600"/>
+        <w:gridCol w:w="5038"/>
+      </w:tblGrid>
+      <w:tr>
+        <w:trPr>
+          <w:cantSplit/>
+          <w:tblHeader/>
+        </w:trPr>
+        <w:tc>
+          <w:tcPr>
+            <w:tcW w:type="dxa" w:w="2000"/>
+            <w:tcBorders>
+              <w:top w:val="single" w:color="A6A6A6" w:sz="4"/>
+              <w:left w:val="single" w:color="A6A6A6" w:sz="4"/>
+              <w:bottom w:val="single" w:color="A6A6A6" w:sz="4"/>
+              <w:right w:val="single" w:color="A6A6A6" w:sz="4"/>
+            </w:tcBorders>
+            <w:shd w:fill="1F3864" w:color="auto" w:val="clear"/>
+            <w:tcMar>
+              <w:top w:type="dxa" w:w="60"/>
+              <w:left w:type="dxa" w:w="100"/>
+              <w:bottom w:type="dxa" w:w="60"/>
+              <w:right w:type="dxa" w:w="100"/>
+            </w:tcMar>
+          </w:tcPr>
+          <w:p>
+            <w:pPr>
+              <w:spacing w:after="20" w:line="260"/>
+            </w:pPr>
+            <w:r>
+              <w:rPr>
+                <w:b/>
+                <w:bCs/>
+                <w:color w:val="FFFFFF"/>
+                <w:sz w:val="19"/>
+                <w:szCs w:val="19"/>
+              </w:rPr>
+              <w:t xml:space="preserve">キー</w:t>
+            </w:r>
+          </w:p>
+        </w:tc>
+        <w:tc>
+          <w:tcPr>
+            <w:tcW w:type="dxa" w:w="2600"/>
+            <w:tcBorders>
+              <w:top w:val="single" w:color="A6A6A6" w:sz="4"/>
+              <w:left w:val="single" w:color="A6A6A6" w:sz="4"/>
+              <w:bottom w:val="single" w:color="A6A6A6" w:sz="4"/>
+              <w:right w:val="single" w:color="A6A6A6" w:sz="4"/>
+            </w:tcBorders>
+            <w:shd w:fill="1F3864" w:color="auto" w:val="clear"/>
+            <w:tcMar>
+              <w:top w:type="dxa" w:w="60"/>
+              <w:left w:type="dxa" w:w="100"/>
+              <w:bottom w:type="dxa" w:w="60"/>
+              <w:right w:type="dxa" w:w="100"/>
+            </w:tcMar>
+          </w:tcPr>
+          <w:p>
+            <w:pPr>
+              <w:spacing w:after="20" w:line="260"/>
+            </w:pPr>
+            <w:r>
+              <w:rPr>
+                <w:b/>
+                <w:bCs/>
+                <w:color w:val="FFFFFF"/>
+                <w:sz w:val="19"/>
+                <w:szCs w:val="19"/>
+              </w:rPr>
+              <w:t xml:space="preserve">形式</w:t>
+            </w:r>
+          </w:p>
+        </w:tc>
+        <w:tc>
+          <w:tcPr>
+            <w:tcW w:type="dxa" w:w="5038"/>
+            <w:tcBorders>
+              <w:top w:val="single" w:color="A6A6A6" w:sz="4"/>
+              <w:left w:val="single" w:color="A6A6A6" w:sz="4"/>
+              <w:bottom w:val="single" w:color="A6A6A6" w:sz="4"/>
+              <w:right w:val="single" w:color="A6A6A6" w:sz="4"/>
+            </w:tcBorders>
+            <w:shd w:fill="1F3864" w:color="auto" w:val="clear"/>
+            <w:tcMar>
+              <w:top w:type="dxa" w:w="60"/>
+              <w:left w:type="dxa" w:w="100"/>
+              <w:bottom w:type="dxa" w:w="60"/>
+              <w:right w:type="dxa" w:w="100"/>
+            </w:tcMar>
+          </w:tcPr>
+          <w:p>
+            <w:pPr>
+              <w:spacing w:after="20" w:line="260"/>
+            </w:pPr>
+            <w:r>
+              <w:rPr>
+                <w:b/>
+                <w:bCs/>
+                <w:color w:val="FFFFFF"/>
+                <w:sz w:val="19"/>
+                <w:szCs w:val="19"/>
+              </w:rPr>
+              <w:t xml:space="preserve">意味</w:t>
+            </w:r>
+          </w:p>
+        </w:tc>
+      </w:tr>
+      <w:tr>
+        <w:trPr>
+          <w:cantSplit/>
+          <w:tblHeader w:val="false"/>
+        </w:trPr>
+        <w:tc>
+          <w:tcPr>
+            <w:tcW w:type="dxa" w:w="2000"/>
+            <w:tcBorders>
+              <w:top w:val="single" w:color="A6A6A6" w:sz="4"/>
+              <w:left w:val="single" w:color="A6A6A6" w:sz="4"/>
+              <w:bottom w:val="single" w:color="A6A6A6" w:sz="4"/>
+              <w:right w:val="single" w:color="A6A6A6" w:sz="4"/>
+            </w:tcBorders>
+            <w:shd w:fill="FFFFFF" w:color="auto" w:val="clear"/>
+            <w:tcMar>
+              <w:top w:type="dxa" w:w="60"/>
+              <w:left w:type="dxa" w:w="100"/>
+              <w:bottom w:type="dxa" w:w="60"/>
+              <w:right w:type="dxa" w:w="100"/>
+            </w:tcMar>
+          </w:tcPr>
+          <w:p>
+            <w:pPr>
+              <w:spacing w:after="20" w:line="260"/>
+            </w:pPr>
+            <w:r>
+              <w:rPr>
+                <w:b w:val="false"/>
+                <w:bCs w:val="false"/>
+                <w:color w:val="000000"/>
+                <w:sz w:val="19"/>
+                <w:szCs w:val="19"/>
+              </w:rPr>
+              <w:t xml:space="preserve">description</w:t>
+            </w:r>
+          </w:p>
+        </w:tc>
+        <w:tc>
+          <w:tcPr>
+            <w:tcW w:type="dxa" w:w="2600"/>
+            <w:tcBorders>
+              <w:top w:val="single" w:color="A6A6A6" w:sz="4"/>
+              <w:left w:val="single" w:color="A6A6A6" w:sz="4"/>
+              <w:bottom w:val="single" w:color="A6A6A6" w:sz="4"/>
+              <w:right w:val="single" w:color="A6A6A6" w:sz="4"/>
+            </w:tcBorders>
+            <w:shd w:fill="FFFFFF" w:color="auto" w:val="clear"/>
+            <w:tcMar>
+              <w:top w:type="dxa" w:w="60"/>
+              <w:left w:type="dxa" w:w="100"/>
+              <w:bottom w:type="dxa" w:w="60"/>
+              <w:right w:type="dxa" w:w="100"/>
+            </w:tcMar>
+          </w:tcPr>
+          <w:p>
+            <w:pPr>
+              <w:spacing w:after="20" w:line="260"/>
+            </w:pPr>
+            <w:r>
+              <w:rPr>
+                <w:b w:val="false"/>
+                <w:bCs w:val="false"/>
+                <w:color w:val="000000"/>
+                <w:sz w:val="19"/>
+                <w:szCs w:val="19"/>
+              </w:rPr>
+              <w:t xml:space="preserve">文字列（500 バイトまで）</w:t>
+            </w:r>
+          </w:p>
+        </w:tc>
+        <w:tc>
+          <w:tcPr>
+            <w:tcW w:type="dxa" w:w="5038"/>
+            <w:tcBorders>
+              <w:top w:val="single" w:color="A6A6A6" w:sz="4"/>
+              <w:left w:val="single" w:color="A6A6A6" w:sz="4"/>
+              <w:bottom w:val="single" w:color="A6A6A6" w:sz="4"/>
+              <w:right w:val="single" w:color="A6A6A6" w:sz="4"/>
+            </w:tcBorders>
+            <w:shd w:fill="FFFFFF" w:color="auto" w:val="clear"/>
+            <w:tcMar>
+              <w:top w:type="dxa" w:w="60"/>
+              <w:left w:type="dxa" w:w="100"/>
+              <w:bottom w:type="dxa" w:w="60"/>
+              <w:right w:type="dxa" w:w="100"/>
+            </w:tcMar>
+          </w:tcPr>
+          <w:p>
+            <w:pPr>
+              <w:spacing w:after="20" w:line="260"/>
+            </w:pPr>
+            <w:r>
+              <w:rPr>
+                <w:b w:val="false"/>
+                <w:bCs w:val="false"/>
+                <w:color w:val="000000"/>
+                <w:sz w:val="19"/>
+                <w:szCs w:val="19"/>
+              </w:rPr>
+              <w:t xml:space="preserve">その版が何か（例：「信号機ありケース1：壁のみ 0.1.1 に赤・青の信号の検出を追加」）。パックにもロジックにも書ける</w:t>
+            </w:r>
+          </w:p>
+        </w:tc>
+      </w:tr>
+      <w:tr>
+        <w:trPr>
+          <w:cantSplit/>
+          <w:tblHeader w:val="false"/>
+        </w:trPr>
+        <w:tc>
+          <w:tcPr>
+            <w:tcW w:type="dxa" w:w="2000"/>
+            <w:tcBorders>
+              <w:top w:val="single" w:color="A6A6A6" w:sz="4"/>
+              <w:left w:val="single" w:color="A6A6A6" w:sz="4"/>
+              <w:bottom w:val="single" w:color="A6A6A6" w:sz="4"/>
+              <w:right w:val="single" w:color="A6A6A6" w:sz="4"/>
+            </w:tcBorders>
+            <w:shd w:fill="DCE3F0" w:color="auto" w:val="clear"/>
+            <w:tcMar>
+              <w:top w:type="dxa" w:w="60"/>
+              <w:left w:type="dxa" w:w="100"/>
+              <w:bottom w:type="dxa" w:w="60"/>
+              <w:right w:type="dxa" w:w="100"/>
+            </w:tcMar>
+          </w:tcPr>
+          <w:p>
+            <w:pPr>
+              <w:spacing w:after="20" w:line="260"/>
+            </w:pPr>
+            <w:r>
+              <w:rPr>
+                <w:b w:val="false"/>
+                <w:bCs w:val="false"/>
+                <w:color w:val="000000"/>
+                <w:sz w:val="19"/>
+                <w:szCs w:val="19"/>
+              </w:rPr>
+              <w:t xml:space="preserve">capabilities</w:t>
+            </w:r>
+          </w:p>
+        </w:tc>
+        <w:tc>
+          <w:tcPr>
+            <w:tcW w:type="dxa" w:w="2600"/>
+            <w:tcBorders>
+              <w:top w:val="single" w:color="A6A6A6" w:sz="4"/>
+              <w:left w:val="single" w:color="A6A6A6" w:sz="4"/>
+              <w:bottom w:val="single" w:color="A6A6A6" w:sz="4"/>
+              <w:right w:val="single" w:color="A6A6A6" w:sz="4"/>
+            </w:tcBorders>
+            <w:shd w:fill="DCE3F0" w:color="auto" w:val="clear"/>
+            <w:tcMar>
+              <w:top w:type="dxa" w:w="60"/>
+              <w:left w:type="dxa" w:w="100"/>
+              <w:bottom w:type="dxa" w:w="60"/>
+              <w:right w:type="dxa" w:w="100"/>
+            </w:tcMar>
+          </w:tcPr>
+          <w:p>
+            <w:pPr>
+              <w:spacing w:after="20" w:line="260"/>
+            </w:pPr>
+            <w:r>
+              <w:rPr>
+                <w:b w:val="false"/>
+                <w:bCs w:val="false"/>
+                <w:color w:val="000000"/>
+                <w:sz w:val="19"/>
+                <w:szCs w:val="19"/>
+              </w:rPr>
+              <w:t xml:space="preserve">文字列の配列（32 個まで、各 64 バイト）</w:t>
+            </w:r>
+          </w:p>
+        </w:tc>
+        <w:tc>
+          <w:tcPr>
+            <w:tcW w:type="dxa" w:w="5038"/>
+            <w:tcBorders>
+              <w:top w:val="single" w:color="A6A6A6" w:sz="4"/>
+              <w:left w:val="single" w:color="A6A6A6" w:sz="4"/>
+              <w:bottom w:val="single" w:color="A6A6A6" w:sz="4"/>
+              <w:right w:val="single" w:color="A6A6A6" w:sz="4"/>
+            </w:tcBorders>
+            <w:shd w:fill="DCE3F0" w:color="auto" w:val="clear"/>
+            <w:tcMar>
+              <w:top w:type="dxa" w:w="60"/>
+              <w:left w:type="dxa" w:w="100"/>
+              <w:bottom w:type="dxa" w:w="60"/>
+              <w:right w:type="dxa" w:w="100"/>
+            </w:tcMar>
+          </w:tcPr>
+          <w:p>
+            <w:pPr>
+              <w:spacing w:after="20" w:line="260"/>
+            </w:pPr>
+            <w:r>
+              <w:rPr>
+                <w:b w:val="false"/>
+                <w:bCs w:val="false"/>
+                <w:color w:val="000000"/>
+                <w:sz w:val="19"/>
+                <w:szCs w:val="19"/>
+              </w:rPr>
+              <w:t xml:space="preserve">パックが扱える場面。walls（壁）、traffic_light（信号機）、vehicle（車両）、intersection（交差点）。アプリは日本語で表示し、未知の名前はそのまま出す</w:t>
+            </w:r>
+          </w:p>
+        </w:tc>
+      </w:tr>
+      <w:tr>
+        <w:trPr>
+          <w:cantSplit/>
+          <w:tblHeader w:val="false"/>
+        </w:trPr>
+        <w:tc>
+          <w:tcPr>
+            <w:tcW w:type="dxa" w:w="2000"/>
+            <w:tcBorders>
+              <w:top w:val="single" w:color="A6A6A6" w:sz="4"/>
+              <w:left w:val="single" w:color="A6A6A6" w:sz="4"/>
+              <w:bottom w:val="single" w:color="A6A6A6" w:sz="4"/>
+              <w:right w:val="single" w:color="A6A6A6" w:sz="4"/>
+            </w:tcBorders>
+            <w:shd w:fill="FFFFFF" w:color="auto" w:val="clear"/>
+            <w:tcMar>
+              <w:top w:type="dxa" w:w="60"/>
+              <w:left w:type="dxa" w:w="100"/>
+              <w:bottom w:type="dxa" w:w="60"/>
+              <w:right w:type="dxa" w:w="100"/>
+            </w:tcMar>
+          </w:tcPr>
+          <w:p>
+            <w:pPr>
+              <w:spacing w:after="20" w:line="260"/>
+            </w:pPr>
+            <w:r>
+              <w:rPr>
+                <w:b w:val="false"/>
+                <w:bCs w:val="false"/>
+                <w:color w:val="000000"/>
+                <w:sz w:val="19"/>
+                <w:szCs w:val="19"/>
+              </w:rPr>
+              <w:t xml:space="preserve">scenarios</w:t>
+            </w:r>
+          </w:p>
+        </w:tc>
+        <w:tc>
+          <w:tcPr>
+            <w:tcW w:type="dxa" w:w="2600"/>
+            <w:tcBorders>
+              <w:top w:val="single" w:color="A6A6A6" w:sz="4"/>
+              <w:left w:val="single" w:color="A6A6A6" w:sz="4"/>
+              <w:bottom w:val="single" w:color="A6A6A6" w:sz="4"/>
+              <w:right w:val="single" w:color="A6A6A6" w:sz="4"/>
+            </w:tcBorders>
+            <w:shd w:fill="FFFFFF" w:color="auto" w:val="clear"/>
+            <w:tcMar>
+              <w:top w:type="dxa" w:w="60"/>
+              <w:left w:type="dxa" w:w="100"/>
+              <w:bottom w:type="dxa" w:w="60"/>
+              <w:right w:type="dxa" w:w="100"/>
+            </w:tcMar>
+          </w:tcPr>
+          <w:p>
+            <w:pPr>
+              <w:spacing w:after="20" w:line="260"/>
+            </w:pPr>
+            <w:r>
+              <w:rPr>
+                <w:b w:val="false"/>
+                <w:bCs w:val="false"/>
+                <w:color w:val="000000"/>
+                <w:sz w:val="19"/>
+                <w:szCs w:val="19"/>
+              </w:rPr>
+              <w:t xml:space="preserve">文字列の配列</w:t>
+            </w:r>
+          </w:p>
+        </w:tc>
+        <w:tc>
+          <w:tcPr>
+            <w:tcW w:type="dxa" w:w="5038"/>
+            <w:tcBorders>
+              <w:top w:val="single" w:color="A6A6A6" w:sz="4"/>
+              <w:left w:val="single" w:color="A6A6A6" w:sz="4"/>
+              <w:bottom w:val="single" w:color="A6A6A6" w:sz="4"/>
+              <w:right w:val="single" w:color="A6A6A6" w:sz="4"/>
+            </w:tcBorders>
+            <w:shd w:fill="FFFFFF" w:color="auto" w:val="clear"/>
+            <w:tcMar>
+              <w:top w:type="dxa" w:w="60"/>
+              <w:left w:type="dxa" w:w="100"/>
+              <w:bottom w:type="dxa" w:w="60"/>
+              <w:right w:type="dxa" w:w="100"/>
+            </w:tcMar>
+          </w:tcPr>
+          <w:p>
+            <w:pPr>
+              <w:spacing w:after="20" w:line="260"/>
+            </w:pPr>
+            <w:r>
+              <w:rPr>
+                <w:b w:val="false"/>
+                <w:bCs w:val="false"/>
+                <w:color w:val="000000"/>
+                <w:sz w:val="19"/>
+                <w:szCs w:val="19"/>
+              </w:rPr>
+              <w:t xml:space="preserve">そのパックを作るのに使った収録のシナリオ名（走行管理アプリの「シナリオ」欄の値）</w:t>
+            </w:r>
+          </w:p>
+        </w:tc>
+      </w:tr>
+      <w:tr>
+        <w:trPr>
+          <w:cantSplit/>
+          <w:tblHeader w:val="false"/>
+        </w:trPr>
+        <w:tc>
+          <w:tcPr>
+            <w:tcW w:type="dxa" w:w="2000"/>
+            <w:tcBorders>
+              <w:top w:val="single" w:color="A6A6A6" w:sz="4"/>
+              <w:left w:val="single" w:color="A6A6A6" w:sz="4"/>
+              <w:bottom w:val="single" w:color="A6A6A6" w:sz="4"/>
+              <w:right w:val="single" w:color="A6A6A6" w:sz="4"/>
+            </w:tcBorders>
+            <w:shd w:fill="DCE3F0" w:color="auto" w:val="clear"/>
+            <w:tcMar>
+              <w:top w:type="dxa" w:w="60"/>
+              <w:left w:type="dxa" w:w="100"/>
+              <w:bottom w:type="dxa" w:w="60"/>
+              <w:right w:type="dxa" w:w="100"/>
+            </w:tcMar>
+          </w:tcPr>
+          <w:p>
+            <w:pPr>
+              <w:spacing w:after="20" w:line="260"/>
+            </w:pPr>
+            <w:r>
+              <w:rPr>
+                <w:b w:val="false"/>
+                <w:bCs w:val="false"/>
+                <w:color w:val="000000"/>
+                <w:sz w:val="19"/>
+                <w:szCs w:val="19"/>
+              </w:rPr>
+              <w:t xml:space="preserve">parent</w:t>
+            </w:r>
+          </w:p>
+        </w:tc>
+        <w:tc>
+          <w:tcPr>
+            <w:tcW w:type="dxa" w:w="2600"/>
+            <w:tcBorders>
+              <w:top w:val="single" w:color="A6A6A6" w:sz="4"/>
+              <w:left w:val="single" w:color="A6A6A6" w:sz="4"/>
+              <w:bottom w:val="single" w:color="A6A6A6" w:sz="4"/>
+              <w:right w:val="single" w:color="A6A6A6" w:sz="4"/>
+            </w:tcBorders>
+            <w:shd w:fill="DCE3F0" w:color="auto" w:val="clear"/>
+            <w:tcMar>
+              <w:top w:type="dxa" w:w="60"/>
+              <w:left w:type="dxa" w:w="100"/>
+              <w:bottom w:type="dxa" w:w="60"/>
+              <w:right w:type="dxa" w:w="100"/>
+            </w:tcMar>
+          </w:tcPr>
+          <w:p>
+            <w:pPr>
+              <w:spacing w:after="20" w:line="260"/>
+            </w:pPr>
+            <w:r>
+              <w:rPr>
+                <w:b w:val="false"/>
+                <w:bCs w:val="false"/>
+                <w:color w:val="000000"/>
+                <w:sz w:val="19"/>
+                <w:szCs w:val="19"/>
+              </w:rPr>
+              <w:t xml:space="preserve">文字列（ディレクトリ名）</w:t>
+            </w:r>
+          </w:p>
+        </w:tc>
+        <w:tc>
+          <w:tcPr>
+            <w:tcW w:type="dxa" w:w="5038"/>
+            <w:tcBorders>
+              <w:top w:val="single" w:color="A6A6A6" w:sz="4"/>
+              <w:left w:val="single" w:color="A6A6A6" w:sz="4"/>
+              <w:bottom w:val="single" w:color="A6A6A6" w:sz="4"/>
+              <w:right w:val="single" w:color="A6A6A6" w:sz="4"/>
+            </w:tcBorders>
+            <w:shd w:fill="DCE3F0" w:color="auto" w:val="clear"/>
+            <w:tcMar>
+              <w:top w:type="dxa" w:w="60"/>
+              <w:left w:type="dxa" w:w="100"/>
+              <w:bottom w:type="dxa" w:w="60"/>
+              <w:right w:type="dxa" w:w="100"/>
+            </w:tcMar>
+          </w:tcPr>
+          <w:p>
+            <w:pPr>
+              <w:spacing w:after="20" w:line="260"/>
+            </w:pPr>
+            <w:r>
+              <w:rPr>
+                <w:b w:val="false"/>
+                <w:bCs w:val="false"/>
+                <w:color w:val="000000"/>
+                <w:sz w:val="19"/>
+                <w:szCs w:val="19"/>
+              </w:rPr>
+              <w:t xml:space="preserve">元にした版（例 base-tof-0.1.1）。改良の系譜を辿るため</w:t>
+            </w:r>
+          </w:p>
+        </w:tc>
+      </w:tr>
+    </w:tbl>
+    <w:p>
+      <w:pPr>
+        <w:spacing w:after="60"/>
+      </w:pPr>
+    </w:p>
+    <w:p>
+      <w:pPr>
+        <w:spacing w:after="100" w:line="300"/>
+      </w:pPr>
+      <w:r>
+        <w:t xml:space="preserve">型や長さが合わない項目は manifest 全体の拒否になります（検証失敗の理由として表示）。無い項目は空として扱うので、古い manifest もそのまま有効です。make_manifest.py の --description / --capability / --scenario / --parent で書き、show で確認します。</w:t>
+      </w:r>
+    </w:p>
+    <w:p>
+      <w:pPr>
         <w:pStyle w:val="Heading2"/>
       </w:pPr>
       <w:r>
@@ -11763,7 +14014,7 @@
                 <w:sz w:val="19"/>
                 <w:szCs w:val="19"/>
               </w:rPr>
-              <w:t xml:space="preserve">car/tools/make_manifest.py pack &lt;dir&gt; --id … --version … --logic …</w:t>
+              <w:t xml:space="preserve">car/tools/make_manifest.py pack &lt;dir&gt; --id … --version … --logic … [--description …] [--capability …] [--scenario …] [--parent …]</w:t>
             </w:r>
           </w:p>
         </w:tc>
@@ -11796,7 +14047,7 @@
                 <w:sz w:val="19"/>
                 <w:szCs w:val="19"/>
               </w:rPr>
-              <w:t xml:space="preserve">パックの manifest.json を作る（標準ライブラリのみ。PC、Claude デスクトップアプリ、車で動く）</w:t>
+              <w:t xml:space="preserve">パックの manifest.json を作る（標準ライブラリのみ。PC、Claude デスクトップアプリ、車で動く）。任意項目は 4.1</w:t>
             </w:r>
           </w:p>
         </w:tc>
@@ -11836,7 +14087,7 @@
                 <w:sz w:val="19"/>
                 <w:szCs w:val="19"/>
               </w:rPr>
-              <w:t xml:space="preserve">car/tools/make_manifest.py logic &lt;dir&gt; --name … --version … --entry lib….so</w:t>
+              <w:t xml:space="preserve">car/tools/make_manifest.py logic &lt;dir&gt; --name … --version … --entry lib….so [--description …]</w:t>
             </w:r>
           </w:p>
         </w:tc>
@@ -11982,7 +14233,7 @@
                 <w:sz w:val="19"/>
                 <w:szCs w:val="19"/>
               </w:rPr>
-              <w:t xml:space="preserve">rumicar-activate logic|pack &lt;dir-name&gt;</w:t>
+              <w:t xml:space="preserve">car/tools/make_manifest.py show &lt;dir&gt;</w:t>
             </w:r>
           </w:p>
         </w:tc>
@@ -12015,7 +14266,7 @@
                 <w:sz w:val="19"/>
                 <w:szCs w:val="19"/>
               </w:rPr>
-              <w:t xml:space="preserve">車上で current/* リンクを原子的に切り替える（直前の選択を previous/* に残す）</w:t>
+              <w:t xml:space="preserve">版の名前・説明・対応機能・学習元・元の版を表示する</w:t>
             </w:r>
           </w:p>
         </w:tc>
@@ -12055,7 +14306,7 @@
                 <w:sz w:val="19"/>
                 <w:szCs w:val="19"/>
               </w:rPr>
-              <w:t xml:space="preserve">rumicar-activate rollback logic|pack</w:t>
+              <w:t xml:space="preserve">car/tools/session_video.py &lt;session-dir&gt; [--fps 20] [--max-hold 1.0]</w:t>
             </w:r>
           </w:p>
         </w:tc>
@@ -12088,7 +14339,7 @@
                 <w:sz w:val="19"/>
                 <w:szCs w:val="19"/>
               </w:rPr>
-              <w:t xml:space="preserve">previous/* の選択へ戻す</w:t>
+              <w:t xml:space="preserve">収録フォルダの frames/*.jpg から video.avi を作る（6.4。標準ライブラリのみ）</w:t>
             </w:r>
           </w:p>
         </w:tc>
@@ -12128,6 +14379,152 @@
                 <w:sz w:val="19"/>
                 <w:szCs w:val="19"/>
               </w:rPr>
+              <w:t xml:space="preserve">rumicar-activate logic|pack &lt;dir-name&gt;</w:t>
+            </w:r>
+          </w:p>
+        </w:tc>
+        <w:tc>
+          <w:tcPr>
+            <w:tcW w:type="dxa" w:w="5038"/>
+            <w:tcBorders>
+              <w:top w:val="single" w:color="A6A6A6" w:sz="4"/>
+              <w:left w:val="single" w:color="A6A6A6" w:sz="4"/>
+              <w:bottom w:val="single" w:color="A6A6A6" w:sz="4"/>
+              <w:right w:val="single" w:color="A6A6A6" w:sz="4"/>
+            </w:tcBorders>
+            <w:shd w:fill="DCE3F0" w:color="auto" w:val="clear"/>
+            <w:tcMar>
+              <w:top w:type="dxa" w:w="60"/>
+              <w:left w:type="dxa" w:w="100"/>
+              <w:bottom w:type="dxa" w:w="60"/>
+              <w:right w:type="dxa" w:w="100"/>
+            </w:tcMar>
+          </w:tcPr>
+          <w:p>
+            <w:pPr>
+              <w:spacing w:after="20" w:line="260"/>
+            </w:pPr>
+            <w:r>
+              <w:rPr>
+                <w:b w:val="false"/>
+                <w:bCs w:val="false"/>
+                <w:color w:val="000000"/>
+                <w:sz w:val="19"/>
+                <w:szCs w:val="19"/>
+              </w:rPr>
+              <w:t xml:space="preserve">車上で current/* リンクを原子的に切り替える（直前の選択を previous/* に残す）</w:t>
+            </w:r>
+          </w:p>
+        </w:tc>
+      </w:tr>
+      <w:tr>
+        <w:trPr>
+          <w:cantSplit/>
+          <w:tblHeader w:val="false"/>
+        </w:trPr>
+        <w:tc>
+          <w:tcPr>
+            <w:tcW w:type="dxa" w:w="4600"/>
+            <w:tcBorders>
+              <w:top w:val="single" w:color="A6A6A6" w:sz="4"/>
+              <w:left w:val="single" w:color="A6A6A6" w:sz="4"/>
+              <w:bottom w:val="single" w:color="A6A6A6" w:sz="4"/>
+              <w:right w:val="single" w:color="A6A6A6" w:sz="4"/>
+            </w:tcBorders>
+            <w:shd w:fill="FFFFFF" w:color="auto" w:val="clear"/>
+            <w:tcMar>
+              <w:top w:type="dxa" w:w="60"/>
+              <w:left w:type="dxa" w:w="100"/>
+              <w:bottom w:type="dxa" w:w="60"/>
+              <w:right w:type="dxa" w:w="100"/>
+            </w:tcMar>
+          </w:tcPr>
+          <w:p>
+            <w:pPr>
+              <w:spacing w:after="20" w:line="260"/>
+            </w:pPr>
+            <w:r>
+              <w:rPr>
+                <w:rFonts w:ascii="Consolas" w:cs="Consolas" w:eastAsia="Consolas" w:hAnsi="Consolas"/>
+                <w:b w:val="false"/>
+                <w:bCs w:val="false"/>
+                <w:color w:val="000000"/>
+                <w:sz w:val="19"/>
+                <w:szCs w:val="19"/>
+              </w:rPr>
+              <w:t xml:space="preserve">rumicar-activate rollback logic|pack</w:t>
+            </w:r>
+          </w:p>
+        </w:tc>
+        <w:tc>
+          <w:tcPr>
+            <w:tcW w:type="dxa" w:w="5038"/>
+            <w:tcBorders>
+              <w:top w:val="single" w:color="A6A6A6" w:sz="4"/>
+              <w:left w:val="single" w:color="A6A6A6" w:sz="4"/>
+              <w:bottom w:val="single" w:color="A6A6A6" w:sz="4"/>
+              <w:right w:val="single" w:color="A6A6A6" w:sz="4"/>
+            </w:tcBorders>
+            <w:shd w:fill="FFFFFF" w:color="auto" w:val="clear"/>
+            <w:tcMar>
+              <w:top w:type="dxa" w:w="60"/>
+              <w:left w:type="dxa" w:w="100"/>
+              <w:bottom w:type="dxa" w:w="60"/>
+              <w:right w:type="dxa" w:w="100"/>
+            </w:tcMar>
+          </w:tcPr>
+          <w:p>
+            <w:pPr>
+              <w:spacing w:after="20" w:line="260"/>
+            </w:pPr>
+            <w:r>
+              <w:rPr>
+                <w:b w:val="false"/>
+                <w:bCs w:val="false"/>
+                <w:color w:val="000000"/>
+                <w:sz w:val="19"/>
+                <w:szCs w:val="19"/>
+              </w:rPr>
+              <w:t xml:space="preserve">previous/* の選択へ戻す</w:t>
+            </w:r>
+          </w:p>
+        </w:tc>
+      </w:tr>
+      <w:tr>
+        <w:trPr>
+          <w:cantSplit/>
+          <w:tblHeader w:val="false"/>
+        </w:trPr>
+        <w:tc>
+          <w:tcPr>
+            <w:tcW w:type="dxa" w:w="4600"/>
+            <w:tcBorders>
+              <w:top w:val="single" w:color="A6A6A6" w:sz="4"/>
+              <w:left w:val="single" w:color="A6A6A6" w:sz="4"/>
+              <w:bottom w:val="single" w:color="A6A6A6" w:sz="4"/>
+              <w:right w:val="single" w:color="A6A6A6" w:sz="4"/>
+            </w:tcBorders>
+            <w:shd w:fill="DCE3F0" w:color="auto" w:val="clear"/>
+            <w:tcMar>
+              <w:top w:type="dxa" w:w="60"/>
+              <w:left w:type="dxa" w:w="100"/>
+              <w:bottom w:type="dxa" w:w="60"/>
+              <w:right w:type="dxa" w:w="100"/>
+            </w:tcMar>
+          </w:tcPr>
+          <w:p>
+            <w:pPr>
+              <w:spacing w:after="20" w:line="260"/>
+            </w:pPr>
+            <w:r>
+              <w:rPr>
+                <w:rFonts w:ascii="Consolas" w:cs="Consolas" w:eastAsia="Consolas" w:hAnsi="Consolas"/>
+                <w:b w:val="false"/>
+                <w:bCs w:val="false"/>
+                <w:color w:val="000000"/>
+                <w:sz w:val="19"/>
+                <w:szCs w:val="19"/>
+              </w:rPr>
               <w:t xml:space="preserve">rumicar-activate show</w:t>
             </w:r>
           </w:p>
@@ -12162,6 +14559,79 @@
                 <w:szCs w:val="19"/>
               </w:rPr>
               <w:t xml:space="preserve">現在と直前の選択、status/*.json を表示</w:t>
+            </w:r>
+          </w:p>
+        </w:tc>
+      </w:tr>
+      <w:tr>
+        <w:trPr>
+          <w:cantSplit/>
+          <w:tblHeader w:val="false"/>
+        </w:trPr>
+        <w:tc>
+          <w:tcPr>
+            <w:tcW w:type="dxa" w:w="4600"/>
+            <w:tcBorders>
+              <w:top w:val="single" w:color="A6A6A6" w:sz="4"/>
+              <w:left w:val="single" w:color="A6A6A6" w:sz="4"/>
+              <w:bottom w:val="single" w:color="A6A6A6" w:sz="4"/>
+              <w:right w:val="single" w:color="A6A6A6" w:sz="4"/>
+            </w:tcBorders>
+            <w:shd w:fill="FFFFFF" w:color="auto" w:val="clear"/>
+            <w:tcMar>
+              <w:top w:type="dxa" w:w="60"/>
+              <w:left w:type="dxa" w:w="100"/>
+              <w:bottom w:type="dxa" w:w="60"/>
+              <w:right w:type="dxa" w:w="100"/>
+            </w:tcMar>
+          </w:tcPr>
+          <w:p>
+            <w:pPr>
+              <w:spacing w:after="20" w:line="260"/>
+            </w:pPr>
+            <w:r>
+              <w:rPr>
+                <w:rFonts w:ascii="Consolas" w:cs="Consolas" w:eastAsia="Consolas" w:hAnsi="Consolas"/>
+                <w:b w:val="false"/>
+                <w:bCs w:val="false"/>
+                <w:color w:val="000000"/>
+                <w:sz w:val="19"/>
+                <w:szCs w:val="19"/>
+              </w:rPr>
+              <w:t xml:space="preserve">rumicar-ap-ensure &lt;connection-id&gt;</w:t>
+            </w:r>
+          </w:p>
+        </w:tc>
+        <w:tc>
+          <w:tcPr>
+            <w:tcW w:type="dxa" w:w="5038"/>
+            <w:tcBorders>
+              <w:top w:val="single" w:color="A6A6A6" w:sz="4"/>
+              <w:left w:val="single" w:color="A6A6A6" w:sz="4"/>
+              <w:bottom w:val="single" w:color="A6A6A6" w:sz="4"/>
+              <w:right w:val="single" w:color="A6A6A6" w:sz="4"/>
+            </w:tcBorders>
+            <w:shd w:fill="FFFFFF" w:color="auto" w:val="clear"/>
+            <w:tcMar>
+              <w:top w:type="dxa" w:w="60"/>
+              <w:left w:type="dxa" w:w="100"/>
+              <w:bottom w:type="dxa" w:w="60"/>
+              <w:right w:type="dxa" w:w="100"/>
+            </w:tcMar>
+          </w:tcPr>
+          <w:p>
+            <w:pPr>
+              <w:spacing w:after="20" w:line="260"/>
+            </w:pPr>
+            <w:r>
+              <w:rPr>
+                <w:b w:val="false"/>
+                <w:bCs w:val="false"/>
+                <w:color w:val="000000"/>
+                <w:sz w:val="19"/>
+                <w:szCs w:val="19"/>
+              </w:rPr>
+              <w:t xml:space="preserve">AP プロファイルが有効でなければ nmcli connection up する（rumicar-ap.timer が 60 秒ごとに実行）</w:t>
             </w:r>
           </w:p>
         </w:tc>
@@ -13622,7 +16092,7 @@
                 <w:sz w:val="19"/>
                 <w:szCs w:val="19"/>
               </w:rPr>
-              <w:t xml:space="preserve">result に mode, estop, estop_reason（request | heartbeat | disconnected | 空）, logic_name, logic_version, pack_id, pack_version, state_name, battery_mv（0 = 未測定）</w:t>
+              <w:t xml:space="preserve">result に mode, startup_mode, estop, estop_reason（request | heartbeat | disconnected | 空）, logic_name, logic_version, logic_description, pack_id, pack_version, pack_description, pack_capabilities[], pack_scenarios[], pack_parent, state_name, battery_mv（0 = 未測定）, throttled（3.9 のフラグ、0 = 正常または未対応）</w:t>
             </w:r>
           </w:p>
         </w:tc>
@@ -14258,7 +16728,7 @@
                 <w:sz w:val="19"/>
                 <w:szCs w:val="19"/>
               </w:rPr>
-              <w:t xml:space="preserve">result に logic[]、packs[]（各 name = ディレクトリ名, id, version, verified, error）と current{logic, pack}, previous{logic, pack}（ディレクトリ名）</w:t>
+              <w:t xml:space="preserve">result に logic[]、packs[]（各 name = ディレクトリ名, id, version, verified, error, description, capabilities[], scenarios[], parent）と current{logic, pack}, previous{logic, pack}（ディレクトリ名）</w:t>
             </w:r>
           </w:p>
         </w:tc>
@@ -15446,7 +17916,7 @@
                 <w:sz w:val="19"/>
                 <w:szCs w:val="19"/>
               </w:rPr>
-              <w:t xml:space="preserve">モードが変わったとき、非常停止が変わったとき、切り替えが終わったとき</w:t>
+              <w:t xml:space="preserve">モードが変わったとき、非常停止が変わったとき、切り替えが終わったとき、throttled の値が変わったとき</w:t>
             </w:r>
           </w:p>
         </w:tc>
@@ -17562,7 +20032,7 @@
                 <w:sz w:val="19"/>
                 <w:szCs w:val="19"/>
               </w:rPr>
-              <w:t xml:space="preserve">logic_version / pack_version</w:t>
+              <w:t xml:space="preserve">logic_name / logic_version / pack_id / pack_version</w:t>
             </w:r>
           </w:p>
         </w:tc>
@@ -17628,7 +20098,7 @@
                 <w:sz w:val="19"/>
                 <w:szCs w:val="19"/>
               </w:rPr>
-              <w:t xml:space="preserve">実行中の版</w:t>
+              <w:t xml:space="preserve">実行中のロジックとパックの名前と版（収録の各コマにどの判断データで走ったかが残る）</w:t>
             </w:r>
           </w:p>
         </w:tc>
@@ -17774,7 +20244,7 @@
                 <w:sz w:val="19"/>
                 <w:szCs w:val="19"/>
               </w:rPr>
-              <w:t xml:space="preserve">image_w / image_h</w:t>
+              <w:t xml:space="preserve">throttled</w:t>
             </w:r>
           </w:p>
         </w:tc>
@@ -17807,7 +20277,7 @@
                 <w:sz w:val="19"/>
                 <w:szCs w:val="19"/>
               </w:rPr>
-              <w:t xml:space="preserve">int</w:t>
+              <w:t xml:space="preserve">u32</w:t>
             </w:r>
           </w:p>
         </w:tc>
@@ -17840,7 +20310,7 @@
                 <w:sz w:val="19"/>
                 <w:szCs w:val="19"/>
               </w:rPr>
-              <w:t xml:space="preserve">JPEG の幅・高さ（画像なしは 0）</w:t>
+              <w:t xml:space="preserve">ファームウェアの低電圧・処理速度制限フラグ（3.9）。0 = 正常または未対応</w:t>
             </w:r>
           </w:p>
         </w:tc>
@@ -17880,6 +20350,112 @@
                 <w:sz w:val="19"/>
                 <w:szCs w:val="19"/>
               </w:rPr>
+              <w:t xml:space="preserve">image_w / image_h</w:t>
+            </w:r>
+          </w:p>
+        </w:tc>
+        <w:tc>
+          <w:tcPr>
+            <w:tcW w:type="dxa" w:w="1600"/>
+            <w:tcBorders>
+              <w:top w:val="single" w:color="A6A6A6" w:sz="4"/>
+              <w:left w:val="single" w:color="A6A6A6" w:sz="4"/>
+              <w:bottom w:val="single" w:color="A6A6A6" w:sz="4"/>
+              <w:right w:val="single" w:color="A6A6A6" w:sz="4"/>
+            </w:tcBorders>
+            <w:shd w:fill="FFFFFF" w:color="auto" w:val="clear"/>
+            <w:tcMar>
+              <w:top w:type="dxa" w:w="60"/>
+              <w:left w:type="dxa" w:w="100"/>
+              <w:bottom w:type="dxa" w:w="60"/>
+              <w:right w:type="dxa" w:w="100"/>
+            </w:tcMar>
+          </w:tcPr>
+          <w:p>
+            <w:pPr>
+              <w:spacing w:after="20" w:line="260"/>
+            </w:pPr>
+            <w:r>
+              <w:rPr>
+                <w:b w:val="false"/>
+                <w:bCs w:val="false"/>
+                <w:color w:val="000000"/>
+                <w:sz w:val="19"/>
+                <w:szCs w:val="19"/>
+              </w:rPr>
+              <w:t xml:space="preserve">int</w:t>
+            </w:r>
+          </w:p>
+        </w:tc>
+        <w:tc>
+          <w:tcPr>
+            <w:tcW w:type="dxa" w:w="5038"/>
+            <w:tcBorders>
+              <w:top w:val="single" w:color="A6A6A6" w:sz="4"/>
+              <w:left w:val="single" w:color="A6A6A6" w:sz="4"/>
+              <w:bottom w:val="single" w:color="A6A6A6" w:sz="4"/>
+              <w:right w:val="single" w:color="A6A6A6" w:sz="4"/>
+            </w:tcBorders>
+            <w:shd w:fill="FFFFFF" w:color="auto" w:val="clear"/>
+            <w:tcMar>
+              <w:top w:type="dxa" w:w="60"/>
+              <w:left w:type="dxa" w:w="100"/>
+              <w:bottom w:type="dxa" w:w="60"/>
+              <w:right w:type="dxa" w:w="100"/>
+            </w:tcMar>
+          </w:tcPr>
+          <w:p>
+            <w:pPr>
+              <w:spacing w:after="20" w:line="260"/>
+            </w:pPr>
+            <w:r>
+              <w:rPr>
+                <w:b w:val="false"/>
+                <w:bCs w:val="false"/>
+                <w:color w:val="000000"/>
+                <w:sz w:val="19"/>
+                <w:szCs w:val="19"/>
+              </w:rPr>
+              <w:t xml:space="preserve">JPEG の幅・高さ（画像なしは 0）</w:t>
+            </w:r>
+          </w:p>
+        </w:tc>
+      </w:tr>
+      <w:tr>
+        <w:trPr>
+          <w:cantSplit/>
+          <w:tblHeader w:val="false"/>
+        </w:trPr>
+        <w:tc>
+          <w:tcPr>
+            <w:tcW w:type="dxa" w:w="3000"/>
+            <w:tcBorders>
+              <w:top w:val="single" w:color="A6A6A6" w:sz="4"/>
+              <w:left w:val="single" w:color="A6A6A6" w:sz="4"/>
+              <w:bottom w:val="single" w:color="A6A6A6" w:sz="4"/>
+              <w:right w:val="single" w:color="A6A6A6" w:sz="4"/>
+            </w:tcBorders>
+            <w:shd w:fill="DCE3F0" w:color="auto" w:val="clear"/>
+            <w:tcMar>
+              <w:top w:type="dxa" w:w="60"/>
+              <w:left w:type="dxa" w:w="100"/>
+              <w:bottom w:type="dxa" w:w="60"/>
+              <w:right w:type="dxa" w:w="100"/>
+            </w:tcMar>
+          </w:tcPr>
+          <w:p>
+            <w:pPr>
+              <w:spacing w:after="20" w:line="260"/>
+            </w:pPr>
+            <w:r>
+              <w:rPr>
+                <w:rFonts w:ascii="Consolas" w:cs="Consolas" w:eastAsia="Consolas" w:hAnsi="Consolas"/>
+                <w:b w:val="false"/>
+                <w:bCs w:val="false"/>
+                <w:color w:val="000000"/>
+                <w:sz w:val="19"/>
+                <w:szCs w:val="19"/>
+              </w:rPr>
               <w:t xml:space="preserve">image_seq / image_t_us</w:t>
             </w:r>
           </w:p>
@@ -17893,7 +20469,7 @@
               <w:bottom w:val="single" w:color="A6A6A6" w:sz="4"/>
               <w:right w:val="single" w:color="A6A6A6" w:sz="4"/>
             </w:tcBorders>
-            <w:shd w:fill="FFFFFF" w:color="auto" w:val="clear"/>
+            <w:shd w:fill="DCE3F0" w:color="auto" w:val="clear"/>
             <w:tcMar>
               <w:top w:type="dxa" w:w="60"/>
               <w:left w:type="dxa" w:w="100"/>
@@ -17926,7 +20502,7 @@
               <w:bottom w:val="single" w:color="A6A6A6" w:sz="4"/>
               <w:right w:val="single" w:color="A6A6A6" w:sz="4"/>
             </w:tcBorders>
-            <w:shd w:fill="FFFFFF" w:color="auto" w:val="clear"/>
+            <w:shd w:fill="DCE3F0" w:color="auto" w:val="clear"/>
             <w:tcMar>
               <w:top w:type="dxa" w:w="60"/>
               <w:left w:type="dxa" w:w="100"/>
@@ -18614,7 +21190,7 @@
                 <w:sz w:val="19"/>
                 <w:szCs w:val="19"/>
               </w:rPr>
-              <w:t xml:space="preserve">モードと非常停止（色付きの札：非常停止なし = 緑、作動中 = 赤、理由付き）、判断状態、ToF 左／中／右、モーター出力、ロジックの判断（いずれも「操舵 左／中央／右 / 前進 74.8% (191/255)・後退 …・停止・ブレーキ」。% は PWM のデューティ比、括弧内は同じ値の Arduino analogWrite 換算 0〜255）、版（ロジック／パック）、バッテリー。受信コマ数（うち画像付きの数）は画像の下</w:t>
+              <w:t xml:space="preserve">モードと非常停止（色付きの札：非常停止なし = 緑、作動中 = 赤、理由付き）、判断状態、ToF 左／中／右、モーター出力、ロジックの判断（いずれも「操舵 左／中央／右 / 前進 74.8% (191/255)・後退 …・停止・ブレーキ」。% は PWM のデューティ比、括弧内は同じ値の Arduino analogWrite 換算 0〜255）、版（ロジック／パック）、判断データ（使用中のパックの id・版・説明）、対応機能（capabilities を 壁／信号機／車両／交差点 で表示）、学習元（scenarios と元の版）、電源（throttled：「正常（低電圧なし）」「低電圧（現在）」「低電圧あり（起動後）」「処理速度制限中」「温度制限中」。低電圧の発生／解消はログにも出す）、バッテリー。受信コマ数（うち画像付きの数）は画像の下</w:t>
             </w:r>
           </w:p>
         </w:tc>
@@ -18758,7 +21334,7 @@
                 <w:sz w:val="19"/>
                 <w:szCs w:val="19"/>
               </w:rPr>
-              <w:t xml:space="preserve">自動／手動／収録のみ の切り替え</w:t>
+              <w:t xml:space="preserve">自動／手動／収録のみ の切り替え。下に「起動時のモード」（get_status の startup_mode）を表示</w:t>
             </w:r>
           </w:p>
         </w:tc>
@@ -18902,7 +21478,7 @@
                 <w:sz w:val="19"/>
                 <w:szCs w:val="19"/>
               </w:rPr>
-              <w:t xml:space="preserve">車のロジック／データの一覧（使用中・直前・検証結果付き）、「一覧更新」、「送る…」（フォルダを選び manifest を検証して upload、進み具合を表示）、「有効化」（activate）、「削除」（確認後 delete_version）、「ロジックを戻す」「データを戻す」（rollback）。接続時と切り替え完了時に一覧を更新</w:t>
+              <w:t xml:space="preserve">車のロジック／データの一覧（使用中・直前・検証結果・対応機能・説明付き。選ぶと説明・対応機能・学習元・元の版を下に表示）、「一覧更新」、「送る…」（フォルダを選び manifest を検証して upload、進み具合を表示）、「有効化」（activate）、「削除」（確認後 delete_version）、「ロジックを戻す」「データを戻す」（rollback）。接続時と切り替え完了時に一覧を更新</w:t>
             </w:r>
           </w:p>
         </w:tc>
@@ -18974,7 +21550,7 @@
                 <w:sz w:val="19"/>
                 <w:szCs w:val="19"/>
               </w:rPr>
-              <w:t xml:space="preserve">保存先フォルダ（既定 %USERPROFILE%\RumiCarData）と収録開始／停止。「接続したら自動で収録を開始する」（既定オン）で接続のたびに新しいセッションを開き、切断で閉じる。受信した全フレームをフォルダに書く</w:t>
+              <w:t xml:space="preserve">保存先フォルダ（既定 %USERPROFILE%\RumiCarData）、シナリオ（編集できる一覧。&lt;保存先&gt;/scenarios.json に使った名前を新しい順・回数付きで残す）、メモ、収録開始／停止。「接続したら自動で収録を開始する」（既定オン）で接続のたびに新しいセッションを開き、切断で閉じる。シナリオとメモは開始時の値を session.json に書く。受信した全フレームをフォルダに書く</w:t>
             </w:r>
           </w:p>
         </w:tc>
@@ -19013,6 +21589,78 @@
                 <w:sz w:val="19"/>
                 <w:szCs w:val="19"/>
               </w:rPr>
+              <w:t xml:space="preserve">動画を作る…</w:t>
+            </w:r>
+          </w:p>
+        </w:tc>
+        <w:tc>
+          <w:tcPr>
+            <w:tcW w:type="dxa" w:w="7638"/>
+            <w:tcBorders>
+              <w:top w:val="single" w:color="A6A6A6" w:sz="4"/>
+              <w:left w:val="single" w:color="A6A6A6" w:sz="4"/>
+              <w:bottom w:val="single" w:color="A6A6A6" w:sz="4"/>
+              <w:right w:val="single" w:color="A6A6A6" w:sz="4"/>
+            </w:tcBorders>
+            <w:shd w:fill="FFFFFF" w:color="auto" w:val="clear"/>
+            <w:tcMar>
+              <w:top w:type="dxa" w:w="60"/>
+              <w:left w:type="dxa" w:w="100"/>
+              <w:bottom w:type="dxa" w:w="60"/>
+              <w:right w:type="dxa" w:w="100"/>
+            </w:tcMar>
+          </w:tcPr>
+          <w:p>
+            <w:pPr>
+              <w:spacing w:after="20" w:line="260"/>
+            </w:pPr>
+            <w:r>
+              <w:rPr>
+                <w:b w:val="false"/>
+                <w:bCs w:val="false"/>
+                <w:color w:val="000000"/>
+                <w:sz w:val="19"/>
+                <w:szCs w:val="19"/>
+              </w:rPr>
+              <w:t xml:space="preserve">収録フォルダを選び、frames/*.jpg から video.avi を作る（6.4）。接続していなくても使える。収録中のフォルダは選べない</w:t>
+            </w:r>
+          </w:p>
+        </w:tc>
+      </w:tr>
+      <w:tr>
+        <w:trPr>
+          <w:cantSplit/>
+          <w:tblHeader w:val="false"/>
+        </w:trPr>
+        <w:tc>
+          <w:tcPr>
+            <w:tcW w:type="dxa" w:w="2000"/>
+            <w:tcBorders>
+              <w:top w:val="single" w:color="A6A6A6" w:sz="4"/>
+              <w:left w:val="single" w:color="A6A6A6" w:sz="4"/>
+              <w:bottom w:val="single" w:color="A6A6A6" w:sz="4"/>
+              <w:right w:val="single" w:color="A6A6A6" w:sz="4"/>
+            </w:tcBorders>
+            <w:shd w:fill="DCE3F0" w:color="auto" w:val="clear"/>
+            <w:tcMar>
+              <w:top w:type="dxa" w:w="60"/>
+              <w:left w:type="dxa" w:w="100"/>
+              <w:bottom w:type="dxa" w:w="60"/>
+              <w:right w:type="dxa" w:w="100"/>
+            </w:tcMar>
+          </w:tcPr>
+          <w:p>
+            <w:pPr>
+              <w:spacing w:after="20" w:line="260"/>
+            </w:pPr>
+            <w:r>
+              <w:rPr>
+                <w:b w:val="false"/>
+                <w:bCs w:val="false"/>
+                <w:color w:val="000000"/>
+                <w:sz w:val="19"/>
+                <w:szCs w:val="19"/>
+              </w:rPr>
               <w:t xml:space="preserve">ログ</w:t>
             </w:r>
           </w:p>
@@ -19026,7 +21674,7 @@
               <w:bottom w:val="single" w:color="A6A6A6" w:sz="4"/>
               <w:right w:val="single" w:color="A6A6A6" w:sz="4"/>
             </w:tcBorders>
-            <w:shd w:fill="FFFFFF" w:color="auto" w:val="clear"/>
+            <w:shd w:fill="DCE3F0" w:color="auto" w:val="clear"/>
             <w:tcMar>
               <w:top w:type="dxa" w:w="60"/>
               <w:left w:type="dxa" w:w="100"/>
@@ -19138,7 +21786,202 @@
           <w:sz w:val="18"/>
           <w:szCs w:val="18"/>
         </w:rPr>
-        <w:t xml:space="preserve">  session.json               {"schema":1,"car":"RumiCar","started":"…","ended":"…","frames":N,"sequence_gaps":G}</w:t>
+        <w:t xml:space="preserve">  session.json               収録の概要（schema 2、下記）</w:t>
+      </w:r>
+    </w:p>
+    <w:p>
+      <w:pPr>
+        <w:shd w:fill="F2F2F2" w:color="auto" w:val="clear"/>
+        <w:spacing w:after="0" w:before="0" w:line="260"/>
+        <w:ind w:left="200"/>
+      </w:pPr>
+      <w:r>
+        <w:rPr>
+          <w:rFonts w:ascii="Consolas" w:cs="Consolas" w:eastAsia="Consolas" w:hAnsi="Consolas"/>
+          <w:sz w:val="18"/>
+          <w:szCs w:val="18"/>
+        </w:rPr>
+        <w:t xml:space="preserve">  video.avi                  「動画を作る…」の出力（任意、6.4）</w:t>
+      </w:r>
+    </w:p>
+    <w:p>
+      <w:pPr>
+        <w:shd w:fill="F2F2F2" w:color="auto" w:val="clear"/>
+        <w:spacing w:after="0" w:before="0" w:line="260"/>
+        <w:ind w:left="200"/>
+      </w:pPr>
+      <w:r>
+        <w:rPr>
+          <w:rFonts w:ascii="Consolas" w:cs="Consolas" w:eastAsia="Consolas" w:hAnsi="Consolas"/>
+          <w:sz w:val="18"/>
+          <w:szCs w:val="18"/>
+        </w:rPr>
+        <w:t xml:space="preserve">&lt;保存先&gt;/scenarios.json       使ったシナリオ名の一覧：</w:t>
+      </w:r>
+    </w:p>
+    <w:p>
+      <w:pPr>
+        <w:shd w:fill="F2F2F2" w:color="auto" w:val="clear"/>
+        <w:spacing w:after="0" w:before="0" w:line="260"/>
+        <w:ind w:left="200"/>
+      </w:pPr>
+      <w:r>
+        <w:rPr>
+          <w:rFonts w:ascii="Consolas" w:cs="Consolas" w:eastAsia="Consolas" w:hAnsi="Consolas"/>
+          <w:sz w:val="18"/>
+          <w:szCs w:val="18"/>
+        </w:rPr>
+        <w:t xml:space="preserve">    {"schema":1,"scenarios":[{"name":"信号機ありケース1","sessions":3,"last_used":"…"},…]}</w:t>
+      </w:r>
+    </w:p>
+    <w:p>
+      <w:pPr>
+        <w:shd w:fill="F2F2F2" w:color="auto" w:val="clear"/>
+        <w:spacing w:after="0" w:before="0" w:line="260"/>
+        <w:ind w:left="200"/>
+      </w:pPr>
+      <w:r>
+        <w:rPr>
+          <w:rFonts w:ascii="Consolas" w:cs="Consolas" w:eastAsia="Consolas" w:hAnsi="Consolas"/>
+          <w:sz w:val="18"/>
+          <w:szCs w:val="18"/>
+        </w:rPr>
+        <w:t xml:space="preserve"/>
+      </w:r>
+    </w:p>
+    <w:p>
+      <w:pPr>
+        <w:shd w:fill="F2F2F2" w:color="auto" w:val="clear"/>
+        <w:spacing w:after="0" w:before="0" w:line="260"/>
+        <w:ind w:left="200"/>
+      </w:pPr>
+      <w:r>
+        <w:rPr>
+          <w:rFonts w:ascii="Consolas" w:cs="Consolas" w:eastAsia="Consolas" w:hAnsi="Consolas"/>
+          <w:sz w:val="18"/>
+          <w:szCs w:val="18"/>
+        </w:rPr>
+        <w:t xml:space="preserve">session.json（schema 2）:</w:t>
+      </w:r>
+    </w:p>
+    <w:p>
+      <w:pPr>
+        <w:shd w:fill="F2F2F2" w:color="auto" w:val="clear"/>
+        <w:spacing w:after="0" w:before="0" w:line="260"/>
+        <w:ind w:left="200"/>
+      </w:pPr>
+      <w:r>
+        <w:rPr>
+          <w:rFonts w:ascii="Consolas" w:cs="Consolas" w:eastAsia="Consolas" w:hAnsi="Consolas"/>
+          <w:sz w:val="18"/>
+          <w:szCs w:val="18"/>
+        </w:rPr>
+        <w:t xml:space="preserve">  {"schema":2, "car":"RumiCar", "started":"…", "ended":"…",</w:t>
+      </w:r>
+    </w:p>
+    <w:p>
+      <w:pPr>
+        <w:shd w:fill="F2F2F2" w:color="auto" w:val="clear"/>
+        <w:spacing w:after="0" w:before="0" w:line="260"/>
+        <w:ind w:left="200"/>
+      </w:pPr>
+      <w:r>
+        <w:rPr>
+          <w:rFonts w:ascii="Consolas" w:cs="Consolas" w:eastAsia="Consolas" w:hAnsi="Consolas"/>
+          <w:sz w:val="18"/>
+          <w:szCs w:val="18"/>
+        </w:rPr>
+        <w:t xml:space="preserve">   "frames":N, "images":M, "sequence_gaps":G,</w:t>
+      </w:r>
+    </w:p>
+    <w:p>
+      <w:pPr>
+        <w:shd w:fill="F2F2F2" w:color="auto" w:val="clear"/>
+        <w:spacing w:after="0" w:before="0" w:line="260"/>
+        <w:ind w:left="200"/>
+      </w:pPr>
+      <w:r>
+        <w:rPr>
+          <w:rFonts w:ascii="Consolas" w:cs="Consolas" w:eastAsia="Consolas" w:hAnsi="Consolas"/>
+          <w:sz w:val="18"/>
+          <w:szCs w:val="18"/>
+        </w:rPr>
+        <w:t xml:space="preserve">   "scenario":"信号機ありケース1", "note":"…", "mode_at_start":"record_only",</w:t>
+      </w:r>
+    </w:p>
+    <w:p>
+      <w:pPr>
+        <w:shd w:fill="F2F2F2" w:color="auto" w:val="clear"/>
+        <w:spacing w:after="0" w:before="0" w:line="260"/>
+        <w:ind w:left="200"/>
+      </w:pPr>
+      <w:r>
+        <w:rPr>
+          <w:rFonts w:ascii="Consolas" w:cs="Consolas" w:eastAsia="Consolas" w:hAnsi="Consolas"/>
+          <w:sz w:val="18"/>
+          <w:szCs w:val="18"/>
+        </w:rPr>
+        <w:t xml:space="preserve">   "car_reported":"RumiCar", "core_version":"0.1.3",</w:t>
+      </w:r>
+    </w:p>
+    <w:p>
+      <w:pPr>
+        <w:shd w:fill="F2F2F2" w:color="auto" w:val="clear"/>
+        <w:spacing w:after="0" w:before="0" w:line="260"/>
+        <w:ind w:left="200"/>
+      </w:pPr>
+      <w:r>
+        <w:rPr>
+          <w:rFonts w:ascii="Consolas" w:cs="Consolas" w:eastAsia="Consolas" w:hAnsi="Consolas"/>
+          <w:sz w:val="18"/>
+          <w:szCs w:val="18"/>
+        </w:rPr>
+        <w:t xml:space="preserve">   "logic":{"name":"tof_drive","version":"0.1.0"},</w:t>
+      </w:r>
+    </w:p>
+    <w:p>
+      <w:pPr>
+        <w:shd w:fill="F2F2F2" w:color="auto" w:val="clear"/>
+        <w:spacing w:after="0" w:before="0" w:line="260"/>
+        <w:ind w:left="200"/>
+      </w:pPr>
+      <w:r>
+        <w:rPr>
+          <w:rFonts w:ascii="Consolas" w:cs="Consolas" w:eastAsia="Consolas" w:hAnsi="Consolas"/>
+          <w:sz w:val="18"/>
+          <w:szCs w:val="18"/>
+        </w:rPr>
+        <w:t xml:space="preserve">   "pack":{"id":"base-tof","version":"0.1.1","description":"…",</w:t>
+      </w:r>
+    </w:p>
+    <w:p>
+      <w:pPr>
+        <w:shd w:fill="F2F2F2" w:color="auto" w:val="clear"/>
+        <w:spacing w:after="0" w:before="0" w:line="260"/>
+        <w:ind w:left="200"/>
+      </w:pPr>
+      <w:r>
+        <w:rPr>
+          <w:rFonts w:ascii="Consolas" w:cs="Consolas" w:eastAsia="Consolas" w:hAnsi="Consolas"/>
+          <w:sz w:val="18"/>
+          <w:szCs w:val="18"/>
+        </w:rPr>
+        <w:t xml:space="preserve">           "capabilities":["walls"],"scenarios":[],"parent":""},</w:t>
+      </w:r>
+    </w:p>
+    <w:p>
+      <w:pPr>
+        <w:shd w:fill="F2F2F2" w:color="auto" w:val="clear"/>
+        <w:spacing w:after="0" w:before="0" w:line="260"/>
+        <w:ind w:left="200"/>
+      </w:pPr>
+      <w:r>
+        <w:rPr>
+          <w:rFonts w:ascii="Consolas" w:cs="Consolas" w:eastAsia="Consolas" w:hAnsi="Consolas"/>
+          <w:sz w:val="18"/>
+          <w:szCs w:val="18"/>
+        </w:rPr>
+        <w:t xml:space="preserve">   "throttled_seen":0, "recorder":"RumiCarDriveManager 0.1.3"}</w:t>
       </w:r>
     </w:p>
     <w:p>
@@ -19146,8 +21989,478 @@
         <w:spacing w:after="100" w:line="300"/>
       </w:pPr>
       <w:r>
-        <w:t xml:space="preserve">画像のないフレームも meta.jsonl に残り（image は null）、seq の飛びは sequence_gaps に数えます。session.json は収録開始時と終了時に書きます。</w:t>
+        <w:t xml:space="preserve">画像のないフレームも meta.jsonl に残り（image は null）、seq の飛びは sequence_gaps に数えます。session.json は収録開始時、車の状態（get_status）が届いたとき、終了時に書きます。pack の情報は開始時に車が使っていたものです（収録中に切り替えた場合は meta.jsonl 各行の logic_name／pack_id で分かります）。</w:t>
       </w:r>
+    </w:p>
+    <w:p>
+      <w:pPr>
+        <w:pStyle w:val="Heading2"/>
+      </w:pPr>
+      <w:r>
+        <w:t xml:space="preserve">6.4 収録からの動画（Motion JPEG AVI）</w:t>
+      </w:r>
+    </w:p>
+    <w:p>
+      <w:pPr>
+        <w:spacing w:after="100" w:line="300"/>
+      </w:pPr>
+      <w:r>
+        <w:t xml:space="preserve">RumiCar.Protocol の MjpegAviWriter と SessionVideo（走行管理アプリの「動画を作る…」）、および同じ処理の car/tools/session_video.py が、収録の JPEG を再圧縮せずに AVI（RIFF、1 本の MJPG ビデオストリーム、idx1 索引）へ並べます。</w:t>
+      </w:r>
+    </w:p>
+    <w:tbl>
+      <w:tblPr>
+        <w:tblW w:type="dxa" w:w="9638"/>
+        <w:tblBorders>
+          <w:top w:val="single" w:color="auto" w:sz="4"/>
+          <w:left w:val="single" w:color="auto" w:sz="4"/>
+          <w:bottom w:val="single" w:color="auto" w:sz="4"/>
+          <w:right w:val="single" w:color="auto" w:sz="4"/>
+          <w:insideH w:val="single" w:color="auto" w:sz="4"/>
+          <w:insideV w:val="single" w:color="auto" w:sz="4"/>
+        </w:tblBorders>
+      </w:tblPr>
+      <w:tblGrid>
+        <w:gridCol w:w="2000"/>
+        <w:gridCol w:w="7638"/>
+      </w:tblGrid>
+      <w:tr>
+        <w:trPr>
+          <w:cantSplit/>
+          <w:tblHeader/>
+        </w:trPr>
+        <w:tc>
+          <w:tcPr>
+            <w:tcW w:type="dxa" w:w="2000"/>
+            <w:tcBorders>
+              <w:top w:val="single" w:color="A6A6A6" w:sz="4"/>
+              <w:left w:val="single" w:color="A6A6A6" w:sz="4"/>
+              <w:bottom w:val="single" w:color="A6A6A6" w:sz="4"/>
+              <w:right w:val="single" w:color="A6A6A6" w:sz="4"/>
+            </w:tcBorders>
+            <w:shd w:fill="1F3864" w:color="auto" w:val="clear"/>
+            <w:tcMar>
+              <w:top w:type="dxa" w:w="60"/>
+              <w:left w:type="dxa" w:w="100"/>
+              <w:bottom w:type="dxa" w:w="60"/>
+              <w:right w:type="dxa" w:w="100"/>
+            </w:tcMar>
+          </w:tcPr>
+          <w:p>
+            <w:pPr>
+              <w:spacing w:after="20" w:line="260"/>
+            </w:pPr>
+            <w:r>
+              <w:rPr>
+                <w:b/>
+                <w:bCs/>
+                <w:color w:val="FFFFFF"/>
+                <w:sz w:val="19"/>
+                <w:szCs w:val="19"/>
+              </w:rPr>
+              <w:t xml:space="preserve">項目</w:t>
+            </w:r>
+          </w:p>
+        </w:tc>
+        <w:tc>
+          <w:tcPr>
+            <w:tcW w:type="dxa" w:w="7638"/>
+            <w:tcBorders>
+              <w:top w:val="single" w:color="A6A6A6" w:sz="4"/>
+              <w:left w:val="single" w:color="A6A6A6" w:sz="4"/>
+              <w:bottom w:val="single" w:color="A6A6A6" w:sz="4"/>
+              <w:right w:val="single" w:color="A6A6A6" w:sz="4"/>
+            </w:tcBorders>
+            <w:shd w:fill="1F3864" w:color="auto" w:val="clear"/>
+            <w:tcMar>
+              <w:top w:type="dxa" w:w="60"/>
+              <w:left w:type="dxa" w:w="100"/>
+              <w:bottom w:type="dxa" w:w="60"/>
+              <w:right w:type="dxa" w:w="100"/>
+            </w:tcMar>
+          </w:tcPr>
+          <w:p>
+            <w:pPr>
+              <w:spacing w:after="20" w:line="260"/>
+            </w:pPr>
+            <w:r>
+              <w:rPr>
+                <w:b/>
+                <w:bCs/>
+                <w:color w:val="FFFFFF"/>
+                <w:sz w:val="19"/>
+                <w:szCs w:val="19"/>
+              </w:rPr>
+              <w:t xml:space="preserve">内容</w:t>
+            </w:r>
+          </w:p>
+        </w:tc>
+      </w:tr>
+      <w:tr>
+        <w:trPr>
+          <w:cantSplit/>
+          <w:tblHeader w:val="false"/>
+        </w:trPr>
+        <w:tc>
+          <w:tcPr>
+            <w:tcW w:type="dxa" w:w="2000"/>
+            <w:tcBorders>
+              <w:top w:val="single" w:color="A6A6A6" w:sz="4"/>
+              <w:left w:val="single" w:color="A6A6A6" w:sz="4"/>
+              <w:bottom w:val="single" w:color="A6A6A6" w:sz="4"/>
+              <w:right w:val="single" w:color="A6A6A6" w:sz="4"/>
+            </w:tcBorders>
+            <w:shd w:fill="FFFFFF" w:color="auto" w:val="clear"/>
+            <w:tcMar>
+              <w:top w:type="dxa" w:w="60"/>
+              <w:left w:type="dxa" w:w="100"/>
+              <w:bottom w:type="dxa" w:w="60"/>
+              <w:right w:type="dxa" w:w="100"/>
+            </w:tcMar>
+          </w:tcPr>
+          <w:p>
+            <w:pPr>
+              <w:spacing w:after="20" w:line="260"/>
+            </w:pPr>
+            <w:r>
+              <w:rPr>
+                <w:b w:val="false"/>
+                <w:bCs w:val="false"/>
+                <w:color w:val="000000"/>
+                <w:sz w:val="19"/>
+                <w:szCs w:val="19"/>
+              </w:rPr>
+              <w:t xml:space="preserve">入力</w:t>
+            </w:r>
+          </w:p>
+        </w:tc>
+        <w:tc>
+          <w:tcPr>
+            <w:tcW w:type="dxa" w:w="7638"/>
+            <w:tcBorders>
+              <w:top w:val="single" w:color="A6A6A6" w:sz="4"/>
+              <w:left w:val="single" w:color="A6A6A6" w:sz="4"/>
+              <w:bottom w:val="single" w:color="A6A6A6" w:sz="4"/>
+              <w:right w:val="single" w:color="A6A6A6" w:sz="4"/>
+            </w:tcBorders>
+            <w:shd w:fill="FFFFFF" w:color="auto" w:val="clear"/>
+            <w:tcMar>
+              <w:top w:type="dxa" w:w="60"/>
+              <w:left w:type="dxa" w:w="100"/>
+              <w:bottom w:type="dxa" w:w="60"/>
+              <w:right w:type="dxa" w:w="100"/>
+            </w:tcMar>
+          </w:tcPr>
+          <w:p>
+            <w:pPr>
+              <w:spacing w:after="20" w:line="260"/>
+            </w:pPr>
+            <w:r>
+              <w:rPr>
+                <w:b w:val="false"/>
+                <w:bCs w:val="false"/>
+                <w:color w:val="000000"/>
+                <w:sz w:val="19"/>
+                <w:szCs w:val="19"/>
+              </w:rPr>
+              <w:t xml:space="preserve">meta.jsonl の image が null でなく image_w &gt; 0 の行。frames/ に実ファイルが無い行は数えて飛ばす</w:t>
+            </w:r>
+          </w:p>
+        </w:tc>
+      </w:tr>
+      <w:tr>
+        <w:trPr>
+          <w:cantSplit/>
+          <w:tblHeader w:val="false"/>
+        </w:trPr>
+        <w:tc>
+          <w:tcPr>
+            <w:tcW w:type="dxa" w:w="2000"/>
+            <w:tcBorders>
+              <w:top w:val="single" w:color="A6A6A6" w:sz="4"/>
+              <w:left w:val="single" w:color="A6A6A6" w:sz="4"/>
+              <w:bottom w:val="single" w:color="A6A6A6" w:sz="4"/>
+              <w:right w:val="single" w:color="A6A6A6" w:sz="4"/>
+            </w:tcBorders>
+            <w:shd w:fill="DCE3F0" w:color="auto" w:val="clear"/>
+            <w:tcMar>
+              <w:top w:type="dxa" w:w="60"/>
+              <w:left w:type="dxa" w:w="100"/>
+              <w:bottom w:type="dxa" w:w="60"/>
+              <w:right w:type="dxa" w:w="100"/>
+            </w:tcMar>
+          </w:tcPr>
+          <w:p>
+            <w:pPr>
+              <w:spacing w:after="20" w:line="260"/>
+            </w:pPr>
+            <w:r>
+              <w:rPr>
+                <w:b w:val="false"/>
+                <w:bCs w:val="false"/>
+                <w:color w:val="000000"/>
+                <w:sz w:val="19"/>
+                <w:szCs w:val="19"/>
+              </w:rPr>
+              <w:t xml:space="preserve">時間軸</w:t>
+            </w:r>
+          </w:p>
+        </w:tc>
+        <w:tc>
+          <w:tcPr>
+            <w:tcW w:type="dxa" w:w="7638"/>
+            <w:tcBorders>
+              <w:top w:val="single" w:color="A6A6A6" w:sz="4"/>
+              <w:left w:val="single" w:color="A6A6A6" w:sz="4"/>
+              <w:bottom w:val="single" w:color="A6A6A6" w:sz="4"/>
+              <w:right w:val="single" w:color="A6A6A6" w:sz="4"/>
+            </w:tcBorders>
+            <w:shd w:fill="DCE3F0" w:color="auto" w:val="clear"/>
+            <w:tcMar>
+              <w:top w:type="dxa" w:w="60"/>
+              <w:left w:type="dxa" w:w="100"/>
+              <w:bottom w:type="dxa" w:w="60"/>
+              <w:right w:type="dxa" w:w="100"/>
+            </w:tcMar>
+          </w:tcPr>
+          <w:p>
+            <w:pPr>
+              <w:spacing w:after="20" w:line="260"/>
+            </w:pPr>
+            <w:r>
+              <w:rPr>
+                <w:b w:val="false"/>
+                <w:bCs w:val="false"/>
+                <w:color w:val="000000"/>
+                <w:sz w:val="19"/>
+                <w:szCs w:val="19"/>
+              </w:rPr>
+              <w:t xml:space="preserve">既定 20 コマ/秒の固定レート。各コマの時刻は、全コマに image_t_us があればそれ（カメラのセンサー時刻）、無ければ t_us（制御ループの時刻）。時刻 → スロット番号 = round((t − 基準) / 周期)</w:t>
+            </w:r>
+          </w:p>
+        </w:tc>
+      </w:tr>
+      <w:tr>
+        <w:trPr>
+          <w:cantSplit/>
+          <w:tblHeader w:val="false"/>
+        </w:trPr>
+        <w:tc>
+          <w:tcPr>
+            <w:tcW w:type="dxa" w:w="2000"/>
+            <w:tcBorders>
+              <w:top w:val="single" w:color="A6A6A6" w:sz="4"/>
+              <w:left w:val="single" w:color="A6A6A6" w:sz="4"/>
+              <w:bottom w:val="single" w:color="A6A6A6" w:sz="4"/>
+              <w:right w:val="single" w:color="A6A6A6" w:sz="4"/>
+            </w:tcBorders>
+            <w:shd w:fill="FFFFFF" w:color="auto" w:val="clear"/>
+            <w:tcMar>
+              <w:top w:type="dxa" w:w="60"/>
+              <w:left w:type="dxa" w:w="100"/>
+              <w:bottom w:type="dxa" w:w="60"/>
+              <w:right w:type="dxa" w:w="100"/>
+            </w:tcMar>
+          </w:tcPr>
+          <w:p>
+            <w:pPr>
+              <w:spacing w:after="20" w:line="260"/>
+            </w:pPr>
+            <w:r>
+              <w:rPr>
+                <w:b w:val="false"/>
+                <w:bCs w:val="false"/>
+                <w:color w:val="000000"/>
+                <w:sz w:val="19"/>
+                <w:szCs w:val="19"/>
+              </w:rPr>
+              <w:t xml:space="preserve">保持と省略</w:t>
+            </w:r>
+          </w:p>
+        </w:tc>
+        <w:tc>
+          <w:tcPr>
+            <w:tcW w:type="dxa" w:w="7638"/>
+            <w:tcBorders>
+              <w:top w:val="single" w:color="A6A6A6" w:sz="4"/>
+              <w:left w:val="single" w:color="A6A6A6" w:sz="4"/>
+              <w:bottom w:val="single" w:color="A6A6A6" w:sz="4"/>
+              <w:right w:val="single" w:color="A6A6A6" w:sz="4"/>
+            </w:tcBorders>
+            <w:shd w:fill="FFFFFF" w:color="auto" w:val="clear"/>
+            <w:tcMar>
+              <w:top w:type="dxa" w:w="60"/>
+              <w:left w:type="dxa" w:w="100"/>
+              <w:bottom w:type="dxa" w:w="60"/>
+              <w:right w:type="dxa" w:w="100"/>
+            </w:tcMar>
+          </w:tcPr>
+          <w:p>
+            <w:pPr>
+              <w:spacing w:after="20" w:line="260"/>
+            </w:pPr>
+            <w:r>
+              <w:rPr>
+                <w:b w:val="false"/>
+                <w:bCs w:val="false"/>
+                <w:color w:val="000000"/>
+                <w:sz w:val="19"/>
+                <w:szCs w:val="19"/>
+              </w:rPr>
+              <w:t xml:space="preserve">直前のコマとの間に空きスロットがあれば直前のコマを繰り返す（最大 max-hold = 1 秒分）。それより長い空白は詰める（基準時刻をずらす）。同じスロットに重なるコマは省略。時刻が戻った（車の再起動）場合は直後のスロットから続ける</w:t>
+            </w:r>
+          </w:p>
+        </w:tc>
+      </w:tr>
+      <w:tr>
+        <w:trPr>
+          <w:cantSplit/>
+          <w:tblHeader w:val="false"/>
+        </w:trPr>
+        <w:tc>
+          <w:tcPr>
+            <w:tcW w:type="dxa" w:w="2000"/>
+            <w:tcBorders>
+              <w:top w:val="single" w:color="A6A6A6" w:sz="4"/>
+              <w:left w:val="single" w:color="A6A6A6" w:sz="4"/>
+              <w:bottom w:val="single" w:color="A6A6A6" w:sz="4"/>
+              <w:right w:val="single" w:color="A6A6A6" w:sz="4"/>
+            </w:tcBorders>
+            <w:shd w:fill="DCE3F0" w:color="auto" w:val="clear"/>
+            <w:tcMar>
+              <w:top w:type="dxa" w:w="60"/>
+              <w:left w:type="dxa" w:w="100"/>
+              <w:bottom w:type="dxa" w:w="60"/>
+              <w:right w:type="dxa" w:w="100"/>
+            </w:tcMar>
+          </w:tcPr>
+          <w:p>
+            <w:pPr>
+              <w:spacing w:after="20" w:line="260"/>
+            </w:pPr>
+            <w:r>
+              <w:rPr>
+                <w:b w:val="false"/>
+                <w:bCs w:val="false"/>
+                <w:color w:val="000000"/>
+                <w:sz w:val="19"/>
+                <w:szCs w:val="19"/>
+              </w:rPr>
+              <w:t xml:space="preserve">出力</w:t>
+            </w:r>
+          </w:p>
+        </w:tc>
+        <w:tc>
+          <w:tcPr>
+            <w:tcW w:type="dxa" w:w="7638"/>
+            <w:tcBorders>
+              <w:top w:val="single" w:color="A6A6A6" w:sz="4"/>
+              <w:left w:val="single" w:color="A6A6A6" w:sz="4"/>
+              <w:bottom w:val="single" w:color="A6A6A6" w:sz="4"/>
+              <w:right w:val="single" w:color="A6A6A6" w:sz="4"/>
+            </w:tcBorders>
+            <w:shd w:fill="DCE3F0" w:color="auto" w:val="clear"/>
+            <w:tcMar>
+              <w:top w:type="dxa" w:w="60"/>
+              <w:left w:type="dxa" w:w="100"/>
+              <w:bottom w:type="dxa" w:w="60"/>
+              <w:right w:type="dxa" w:w="100"/>
+            </w:tcMar>
+          </w:tcPr>
+          <w:p>
+            <w:pPr>
+              <w:spacing w:after="20" w:line="260"/>
+            </w:pPr>
+            <w:r>
+              <w:rPr>
+                <w:b w:val="false"/>
+                <w:bCs w:val="false"/>
+                <w:color w:val="000000"/>
+                <w:sz w:val="19"/>
+                <w:szCs w:val="19"/>
+              </w:rPr>
+              <w:t xml:space="preserve">&lt;セッション&gt;/video.avi。1 GB（AVI 1.0 の実用上限）を超えるときは video-2.avi … に分ける。結果に使用・保持・省略・欠けの数と長さを返す</w:t>
+            </w:r>
+          </w:p>
+        </w:tc>
+      </w:tr>
+      <w:tr>
+        <w:trPr>
+          <w:cantSplit/>
+          <w:tblHeader w:val="false"/>
+        </w:trPr>
+        <w:tc>
+          <w:tcPr>
+            <w:tcW w:type="dxa" w:w="2000"/>
+            <w:tcBorders>
+              <w:top w:val="single" w:color="A6A6A6" w:sz="4"/>
+              <w:left w:val="single" w:color="A6A6A6" w:sz="4"/>
+              <w:bottom w:val="single" w:color="A6A6A6" w:sz="4"/>
+              <w:right w:val="single" w:color="A6A6A6" w:sz="4"/>
+            </w:tcBorders>
+            <w:shd w:fill="FFFFFF" w:color="auto" w:val="clear"/>
+            <w:tcMar>
+              <w:top w:type="dxa" w:w="60"/>
+              <w:left w:type="dxa" w:w="100"/>
+              <w:bottom w:type="dxa" w:w="60"/>
+              <w:right w:type="dxa" w:w="100"/>
+            </w:tcMar>
+          </w:tcPr>
+          <w:p>
+            <w:pPr>
+              <w:spacing w:after="20" w:line="260"/>
+            </w:pPr>
+            <w:r>
+              <w:rPr>
+                <w:b w:val="false"/>
+                <w:bCs w:val="false"/>
+                <w:color w:val="000000"/>
+                <w:sz w:val="19"/>
+                <w:szCs w:val="19"/>
+              </w:rPr>
+              <w:t xml:space="preserve">再生</w:t>
+            </w:r>
+          </w:p>
+        </w:tc>
+        <w:tc>
+          <w:tcPr>
+            <w:tcW w:type="dxa" w:w="7638"/>
+            <w:tcBorders>
+              <w:top w:val="single" w:color="A6A6A6" w:sz="4"/>
+              <w:left w:val="single" w:color="A6A6A6" w:sz="4"/>
+              <w:bottom w:val="single" w:color="A6A6A6" w:sz="4"/>
+              <w:right w:val="single" w:color="A6A6A6" w:sz="4"/>
+            </w:tcBorders>
+            <w:shd w:fill="FFFFFF" w:color="auto" w:val="clear"/>
+            <w:tcMar>
+              <w:top w:type="dxa" w:w="60"/>
+              <w:left w:type="dxa" w:w="100"/>
+              <w:bottom w:type="dxa" w:w="60"/>
+              <w:right w:type="dxa" w:w="100"/>
+            </w:tcMar>
+          </w:tcPr>
+          <w:p>
+            <w:pPr>
+              <w:spacing w:after="20" w:line="260"/>
+            </w:pPr>
+            <w:r>
+              <w:rPr>
+                <w:b w:val="false"/>
+                <w:bCs w:val="false"/>
+                <w:color w:val="000000"/>
+                <w:sz w:val="19"/>
+                <w:szCs w:val="19"/>
+              </w:rPr>
+              <w:t xml:space="preserve">VLC、Windows のメディア プレーヤー、ffmpeg／ffprobe で確認済み。MP4 が要るときは ffmpeg -i video.avi -c:v libx264 -pix_fmt yuv420p video.mp4</w:t>
+            </w:r>
+          </w:p>
+        </w:tc>
+      </w:tr>
+    </w:tbl>
+    <w:p>
+      <w:pPr>
+        <w:spacing w:after="60"/>
+      </w:pPr>
     </w:p>
     <w:p>
       <w:pPr>
@@ -19861,7 +23174,7 @@
         <w:spacing w:after="100" w:line="300"/>
       </w:pPr>
       <w:r>
-        <w:t xml:space="preserve">車載ソフト一式を1つの .deb にまとめます（CPack、依存はリンクした共有ライブラリから自動算出 ＋ network-manager、dnsmasq-base、python3、libcamera-ipa）。標準 SD カードイメージはこのパッケージを入れたものになります。</w:t>
+        <w:t xml:space="preserve">車載ソフト一式を1つの .deb にまとめます（CPack、依存はリンクした共有ライブラリから自動算出 ＋ network-manager、dnsmasq-base、python3、iw、libcamera-ipa）。標準 SD カードイメージはこのパッケージを入れたものになります。</w:t>
       </w:r>
     </w:p>
     <w:tbl>
@@ -20019,7 +23332,7 @@
                 <w:sz w:val="19"/>
                 <w:szCs w:val="19"/>
               </w:rPr>
-              <w:t xml:space="preserve">/var/lib/rumicar に logic/ packs/ current/ previous/ status/ を作り、同梱のロジックとパックを（同じ版が無ければ）複製し、rumicar-activate で同梱版を current にする（前の版は previous に残る）。AP プロファイルを 0600 にし、サービスを有効化して起動（再起動）。systemd が動いていない環境（イメージ作成の chroot）では有効化だけ行う</w:t>
+              <w:t xml:space="preserve">/var/lib/rumicar に logic/ packs/ current/ previous/ status/ を作り、同梱のロジックとパックを（同じ版が無ければ）複製し、rumicar-activate で同梱版を current にする（前の版は previous に残る）。AP プロファイルを 0600 にし、rumicar-core.service と rumicar-ap.timer を有効化して起動（再起動）。systemd が動いていない環境（イメージ作成の chroot）では有効化だけ行う</w:t>
             </w:r>
           </w:p>
         </w:tc>
@@ -20091,7 +23404,7 @@
                 <w:sz w:val="19"/>
                 <w:szCs w:val="19"/>
               </w:rPr>
-              <w:t xml:space="preserve">サービスを停止・無効化</w:t>
+              <w:t xml:space="preserve">サービスと timer を停止・無効化</w:t>
             </w:r>
           </w:p>
         </w:tc>
@@ -20716,7 +24029,7 @@
                 <w:sz w:val="19"/>
                 <w:szCs w:val="19"/>
               </w:rPr>
-              <w:t xml:space="preserve">config.txt に rumicar.txt を追記（I2C、PWM、カメラ）。cmdline.txt に cfg80211.ieee80211_regdom=&lt;国&gt;（既定 JP）を追加し rfkill の状態ファイルを 0 に（raspi-config の do_wifi_country と同じ編集）。userconf.txt（ユーザー rumicar、パスワード rumicar、SHA-512 ハッシュ）、ssh ファイルで SSH 有効化、ホスト名 rumicar、ログイン時の案内（motd）</w:t>
+              <w:t xml:space="preserve">config.txt に rumicar.txt を追記（I2C、PWM、カメラ、disable-bt）し、hciuart サービスを無効化。cmdline.txt に cfg80211.ieee80211_regdom=&lt;国&gt;（既定 JP）を追加し rfkill の状態ファイルを 0 に（raspi-config の do_wifi_country と同じ編集）。userconf.txt（ユーザー rumicar、パスワード rumicar、SHA-512 ハッシュ）、ssh ファイルで SSH 有効化、ホスト名 rumicar、ログイン時の案内（motd）</w:t>
             </w:r>
           </w:p>
         </w:tc>
@@ -20804,7 +24117,7 @@
         <w:spacing w:after="100" w:line="300"/>
       </w:pPr>
       <w:r>
-        <w:t xml:space="preserve">初回起動：Raspberry Pi OS の firstboot がパーティションを拡張して再起動し、ユーザー作成と SSH 有効化が行われ、rumicar-core が起動して走り出し、AP “RumiCar” が立ちます。ログイン情報（rumicar / rumicar）は公開イメージであり秘密ではありません（案A）。</w:t>
+        <w:t xml:space="preserve">初回起動：Raspberry Pi OS の firstboot がパーティションを拡張して再起動し、ユーザー作成と SSH 有効化が行われ、rumicar-core が起動して AP “RumiCar” を立て、「収録のみ」で PC を待ちます（走行は PC の「自動」で開始）。ログイン情報（rumicar / rumicar）は公開イメージであり秘密ではありません（案A）。</w:t>
       </w:r>
     </w:p>
     <w:tbl>
@@ -21239,6 +24552,32 @@
     </w:p>
     <w:p>
       <w:pPr>
+        <w:pStyle w:val="ListParagraph"/>
+        <w:numPr>
+          <w:ilvl w:val="0"/>
+          <w:numId w:val="2"/>
+        </w:numPr>
+        <w:spacing w:after="60" w:line="290"/>
+      </w:pPr>
+      <w:r>
+        <w:t xml:space="preserve">車：起動時のモード startup_mode（既定 record_only）、電源に配慮した起動手順（AP を本体が立て、rumicar-ap.timer で立て直し、カメラと JPEG 化はオンデマンド、送信出力の制限、disable-bt）、低電圧・処理速度制限の監視と報告、manifest の description／capabilities／scenarios／parent と list_versions・status・テレメトリでの報告（第9版）</w:t>
+      </w:r>
+    </w:p>
+    <w:p>
+      <w:pPr>
+        <w:pStyle w:val="ListParagraph"/>
+        <w:numPr>
+          <w:ilvl w:val="0"/>
+          <w:numId w:val="2"/>
+        </w:numPr>
+        <w:spacing w:after="60" w:line="290"/>
+      </w:pPr>
+      <w:r>
+        <w:t xml:space="preserve">PC：シナリオとメモ付きの収録（session.json schema 2、scenarios.json）、判断データ・対応機能・学習元・電源・起動時のモードの表示、版の詳細、収録からの動画作成（MjpegAviWriter／SessionVideo）と session_video.py（第9版）</w:t>
+      </w:r>
+    </w:p>
+    <w:p>
+      <w:pPr>
         <w:pStyle w:val="Heading2"/>
       </w:pPr>
       <w:r>
@@ -21268,7 +24607,7 @@
         <w:spacing w:after="60" w:line="290"/>
       </w:pPr>
       <w:r>
-        <w:t xml:space="preserve">画像を使う走行ロジック：Claude のデスクトップアプリで収録データから作る判断データ（パック）の形式、実走行時の照合・時間差分処理、信号機・先行車・交差点の各機能（検討記録 5章）</w:t>
+        <w:t xml:space="preserve">画像を使う走行ロジック cam_drive とその学習データ（パック vision.bin）：特徴グリッド＋学習した線形検出器＋行動の状態機械。形式・学習手順・配布の設計は検討記録 8章（第11版）。実装はご本人の決定後に別のプルリクエストで行う</w:t>
       </w:r>
     </w:p>
     <w:p>
@@ -21281,7 +24620,7 @@
         <w:spacing w:after="60" w:line="290"/>
       </w:pPr>
       <w:r>
-        <w:t xml:space="preserve">走行管理アプリの機能追加（収録の自動分割、ログ取得（get_log）の表示、set_wifi の画面）</w:t>
+        <w:t xml:space="preserve">走行管理アプリの機能追加（収録の自動分割、ログ取得（get_log）の表示、set_wifi の画面、動画への状態の重ね描き）</w:t>
       </w:r>
     </w:p>
     <w:p>
@@ -21926,7 +25265,7 @@
                 <w:sz w:val="19"/>
                 <w:szCs w:val="19"/>
               </w:rPr>
-              <w:t xml:space="preserve">SD カードイメージ</w:t>
+              <w:t xml:space="preserve">起動手順と電源</w:t>
             </w:r>
           </w:p>
         </w:tc>
@@ -21959,7 +25298,7 @@
                 <w:sz w:val="19"/>
                 <w:szCs w:val="19"/>
               </w:rPr>
-              <w:t xml:space="preserve">CI の成果物を書き込んだ SD カードで初回起動が完了し（拡張・再起動後）、rumicar / rumicar で SSH でき、rumicar-core が動き AP が立つこと。userconf.txt が消費されユーザーが作られること</w:t>
+              <w:t xml:space="preserve">乾電池で、起動（センサー → AP → PC 接続後にカメラ）から「自動」での走行開始までに再起動が起きないこと。USB 電流計で各段階の電流を測り、Wi-Fi の送信出力（network.wifi_txpower_dbm）とカメラのオンデマンドの効果を確かめる。本体を止めたとき rumicar-ap.timer が 90 秒以内に AP を立て直すこと</w:t>
             </w:r>
           </w:p>
         </w:tc>
@@ -21998,6 +25337,222 @@
                 <w:sz w:val="19"/>
                 <w:szCs w:val="19"/>
               </w:rPr>
+              <w:t xml:space="preserve">低電圧検出</w:t>
+            </w:r>
+          </w:p>
+        </w:tc>
+        <w:tc>
+          <w:tcPr>
+            <w:tcW w:type="dxa" w:w="7438"/>
+            <w:tcBorders>
+              <w:top w:val="single" w:color="A6A6A6" w:sz="4"/>
+              <w:left w:val="single" w:color="A6A6A6" w:sz="4"/>
+              <w:bottom w:val="single" w:color="A6A6A6" w:sz="4"/>
+              <w:right w:val="single" w:color="A6A6A6" w:sz="4"/>
+            </w:tcBorders>
+            <w:shd w:fill="FFFFFF" w:color="auto" w:val="clear"/>
+            <w:tcMar>
+              <w:top w:type="dxa" w:w="60"/>
+              <w:left w:type="dxa" w:w="100"/>
+              <w:bottom w:type="dxa" w:w="60"/>
+              <w:right w:type="dxa" w:w="100"/>
+            </w:tcMar>
+          </w:tcPr>
+          <w:p>
+            <w:pPr>
+              <w:spacing w:after="20" w:line="260"/>
+            </w:pPr>
+            <w:r>
+              <w:rPr>
+                <w:b w:val="false"/>
+                <w:bCs w:val="false"/>
+                <w:color w:val="000000"/>
+                <w:sz w:val="19"/>
+                <w:szCs w:val="19"/>
+              </w:rPr>
+              <w:t xml:space="preserve">Zero 2 W で /sys/devices/platform/soc/soc:firmware/get_throttled が読め、電池が弱ったときに bit 0／16 が立つか（立たない機種なら「電源」欄は常に正常のまま。その場合は電流計の測定で代替）</w:t>
+            </w:r>
+          </w:p>
+        </w:tc>
+      </w:tr>
+      <w:tr>
+        <w:trPr>
+          <w:cantSplit/>
+          <w:tblHeader w:val="false"/>
+        </w:trPr>
+        <w:tc>
+          <w:tcPr>
+            <w:tcW w:type="dxa" w:w="2200"/>
+            <w:tcBorders>
+              <w:top w:val="single" w:color="A6A6A6" w:sz="4"/>
+              <w:left w:val="single" w:color="A6A6A6" w:sz="4"/>
+              <w:bottom w:val="single" w:color="A6A6A6" w:sz="4"/>
+              <w:right w:val="single" w:color="A6A6A6" w:sz="4"/>
+            </w:tcBorders>
+            <w:shd w:fill="DCE3F0" w:color="auto" w:val="clear"/>
+            <w:tcMar>
+              <w:top w:type="dxa" w:w="60"/>
+              <w:left w:type="dxa" w:w="100"/>
+              <w:bottom w:type="dxa" w:w="60"/>
+              <w:right w:type="dxa" w:w="100"/>
+            </w:tcMar>
+          </w:tcPr>
+          <w:p>
+            <w:pPr>
+              <w:spacing w:after="20" w:line="260"/>
+            </w:pPr>
+            <w:r>
+              <w:rPr>
+                <w:b w:val="false"/>
+                <w:bCs w:val="false"/>
+                <w:color w:val="000000"/>
+                <w:sz w:val="19"/>
+                <w:szCs w:val="19"/>
+              </w:rPr>
+              <w:t xml:space="preserve">iw の送信出力</w:t>
+            </w:r>
+          </w:p>
+        </w:tc>
+        <w:tc>
+          <w:tcPr>
+            <w:tcW w:type="dxa" w:w="7438"/>
+            <w:tcBorders>
+              <w:top w:val="single" w:color="A6A6A6" w:sz="4"/>
+              <w:left w:val="single" w:color="A6A6A6" w:sz="4"/>
+              <w:bottom w:val="single" w:color="A6A6A6" w:sz="4"/>
+              <w:right w:val="single" w:color="A6A6A6" w:sz="4"/>
+            </w:tcBorders>
+            <w:shd w:fill="DCE3F0" w:color="auto" w:val="clear"/>
+            <w:tcMar>
+              <w:top w:type="dxa" w:w="60"/>
+              <w:left w:type="dxa" w:w="100"/>
+              <w:bottom w:type="dxa" w:w="60"/>
+              <w:right w:type="dxa" w:w="100"/>
+            </w:tcMar>
+          </w:tcPr>
+          <w:p>
+            <w:pPr>
+              <w:spacing w:after="20" w:line="260"/>
+            </w:pPr>
+            <w:r>
+              <w:rPr>
+                <w:b w:val="false"/>
+                <w:bCs w:val="false"/>
+                <w:color w:val="000000"/>
+                <w:sz w:val="19"/>
+                <w:szCs w:val="19"/>
+              </w:rPr>
+              <w:t xml:space="preserve">iw dev wlan0 set txpower fixed 1000 が brcmfmac に受け入れられ（iw dev で確認）、AP への接続と画像の転送に支障が出ないこと</w:t>
+            </w:r>
+          </w:p>
+        </w:tc>
+      </w:tr>
+      <w:tr>
+        <w:trPr>
+          <w:cantSplit/>
+          <w:tblHeader w:val="false"/>
+        </w:trPr>
+        <w:tc>
+          <w:tcPr>
+            <w:tcW w:type="dxa" w:w="2200"/>
+            <w:tcBorders>
+              <w:top w:val="single" w:color="A6A6A6" w:sz="4"/>
+              <w:left w:val="single" w:color="A6A6A6" w:sz="4"/>
+              <w:bottom w:val="single" w:color="A6A6A6" w:sz="4"/>
+              <w:right w:val="single" w:color="A6A6A6" w:sz="4"/>
+            </w:tcBorders>
+            <w:shd w:fill="FFFFFF" w:color="auto" w:val="clear"/>
+            <w:tcMar>
+              <w:top w:type="dxa" w:w="60"/>
+              <w:left w:type="dxa" w:w="100"/>
+              <w:bottom w:type="dxa" w:w="60"/>
+              <w:right w:type="dxa" w:w="100"/>
+            </w:tcMar>
+          </w:tcPr>
+          <w:p>
+            <w:pPr>
+              <w:spacing w:after="20" w:line="260"/>
+            </w:pPr>
+            <w:r>
+              <w:rPr>
+                <w:b w:val="false"/>
+                <w:bCs w:val="false"/>
+                <w:color w:val="000000"/>
+                <w:sz w:val="19"/>
+                <w:szCs w:val="19"/>
+              </w:rPr>
+              <w:t xml:space="preserve">SD カードイメージ</w:t>
+            </w:r>
+          </w:p>
+        </w:tc>
+        <w:tc>
+          <w:tcPr>
+            <w:tcW w:type="dxa" w:w="7438"/>
+            <w:tcBorders>
+              <w:top w:val="single" w:color="A6A6A6" w:sz="4"/>
+              <w:left w:val="single" w:color="A6A6A6" w:sz="4"/>
+              <w:bottom w:val="single" w:color="A6A6A6" w:sz="4"/>
+              <w:right w:val="single" w:color="A6A6A6" w:sz="4"/>
+            </w:tcBorders>
+            <w:shd w:fill="FFFFFF" w:color="auto" w:val="clear"/>
+            <w:tcMar>
+              <w:top w:type="dxa" w:w="60"/>
+              <w:left w:type="dxa" w:w="100"/>
+              <w:bottom w:type="dxa" w:w="60"/>
+              <w:right w:type="dxa" w:w="100"/>
+            </w:tcMar>
+          </w:tcPr>
+          <w:p>
+            <w:pPr>
+              <w:spacing w:after="20" w:line="260"/>
+            </w:pPr>
+            <w:r>
+              <w:rPr>
+                <w:b w:val="false"/>
+                <w:bCs w:val="false"/>
+                <w:color w:val="000000"/>
+                <w:sz w:val="19"/>
+                <w:szCs w:val="19"/>
+              </w:rPr>
+              <w:t xml:space="preserve">CI の成果物を書き込んだ SD カードで初回起動が完了し（拡張・再起動後）、rumicar / rumicar で SSH でき、rumicar-core が動き AP が立つこと。userconf.txt が消費されユーザーが作られること</w:t>
+            </w:r>
+          </w:p>
+        </w:tc>
+      </w:tr>
+      <w:tr>
+        <w:trPr>
+          <w:cantSplit/>
+          <w:tblHeader w:val="false"/>
+        </w:trPr>
+        <w:tc>
+          <w:tcPr>
+            <w:tcW w:type="dxa" w:w="2200"/>
+            <w:tcBorders>
+              <w:top w:val="single" w:color="A6A6A6" w:sz="4"/>
+              <w:left w:val="single" w:color="A6A6A6" w:sz="4"/>
+              <w:bottom w:val="single" w:color="A6A6A6" w:sz="4"/>
+              <w:right w:val="single" w:color="A6A6A6" w:sz="4"/>
+            </w:tcBorders>
+            <w:shd w:fill="DCE3F0" w:color="auto" w:val="clear"/>
+            <w:tcMar>
+              <w:top w:type="dxa" w:w="60"/>
+              <w:left w:type="dxa" w:w="100"/>
+              <w:bottom w:type="dxa" w:w="60"/>
+              <w:right w:type="dxa" w:w="100"/>
+            </w:tcMar>
+          </w:tcPr>
+          <w:p>
+            <w:pPr>
+              <w:spacing w:after="20" w:line="260"/>
+            </w:pPr>
+            <w:r>
+              <w:rPr>
+                <w:b w:val="false"/>
+                <w:bCs w:val="false"/>
+                <w:color w:val="000000"/>
+                <w:sz w:val="19"/>
+                <w:szCs w:val="19"/>
+              </w:rPr>
               <w:t xml:space="preserve">確認済み（v0.1.1、2026-10-20）</w:t>
             </w:r>
           </w:p>
@@ -22011,7 +25566,7 @@
               <w:bottom w:val="single" w:color="A6A6A6" w:sz="4"/>
               <w:right w:val="single" w:color="A6A6A6" w:sz="4"/>
             </w:tcBorders>
-            <w:shd w:fill="FFFFFF" w:color="auto" w:val="clear"/>
+            <w:shd w:fill="DCE3F0" w:color="auto" w:val="clear"/>
             <w:tcMar>
               <w:top w:type="dxa" w:w="60"/>
               <w:left w:type="dxa" w:w="100"/>

--- a/docs/RumiCar-Zero2Cam 仕様書.docx
+++ b/docs/RumiCar-Zero2Cam 仕様書.docx
@@ -42,7 +42,7 @@
           <w:sz w:val="20"/>
           <w:szCs w:val="20"/>
         </w:rPr>
-        <w:t xml:space="preserve">第9版　2026年10月21日　対象：リポジトリ RumiCar-group/RumiCar-Zero2Cam　0.1.x：基盤（第1版）＋ 車側通信（第2版）＋ カメラ（第3版）＋ AP・パッケージ（第4版）＋ SD カードイメージ（第5版）＋ PC からの push（第6版）＋ 実機確認の反映（第7版）＋ 画面の刷新（第8版）＋ 起動時のモード・電源に配慮した起動手順・判断データの説明と学習元・シナリオ付き収録・動画（第9版）</w:t>
+        <w:t xml:space="preserve">第10版　2026年10月21日　対象：リポジトリ RumiCar-group/RumiCar-Zero2Cam　0.1.x：基盤（第1版）＋ 車側通信（第2版）＋ カメラ（第3版）＋ AP・パッケージ（第4版）＋ SD カードイメージ（第5版）＋ PC からの push（第6版）＋ 実機確認の反映（第7版）＋ 画面の刷新（第8版）＋ 起動時のモード・電源・判断データの説明・シナリオ付き収録・動画（第9版）＋ 画像ロジック第1版（信号機）・ABI 第2版・学習ツール（第10版）</w:t>
       </w:r>
     </w:p>
     <w:p>
@@ -296,7 +296,7 @@
                 <w:sz w:val="19"/>
                 <w:szCs w:val="19"/>
               </w:rPr>
-              <w:t xml:space="preserve">車載制御プログラム（ToF 走行、走行モード、非常停止、起動時は収録のみ）、電源に配慮した起動手順（AP → カメラの順、カメラはオンデマンド、低電圧の監視）、カメラ取り込みと JPEG 送信、車側の制御／テレメトリサーバー、Wi-Fi AP（NetworkManager）と set_wifi、ロジック／パックの配布形式（説明・対応機能・学習元を含む manifest）と差し替え（通信経由を含む）、車載ソフトの Debian パッケージ、標準 SD カードイメージと GitHub Releases、PC 側の通信実装と走行管理アプリ（シナリオ付き収録、収録からの動画作成）、自動ビルド</w:t>
+              <w:t xml:space="preserve">車載制御プログラム（ToF 走行、走行モード、非常停止、起動時は収録のみ）、電源に配慮した起動手順、カメラ取り込みと JPEG 送信、画像ロジック cam_drive（信号機で停止・発進）と学習データ vision.bin、ロジック契約 ABI 第2版（補助出力）、学習ツール train_pack.py と再生ツール rumicar-replay、車側の制御／テレメトリサーバー、Wi-Fi AP と set_wifi、ロジック／パックの配布形式（説明・対応機能・学習元を含む manifest）と差し替え、Debian パッケージ、標準 SD カードイメージと GitHub Releases、PC 側の通信実装と走行管理アプリ（シナリオ付き収録、動画、検出の重ね描き）、自動ビルド</w:t>
             </w:r>
           </w:p>
         </w:tc>
@@ -368,7 +368,7 @@
                 <w:sz w:val="19"/>
                 <w:szCs w:val="19"/>
               </w:rPr>
-              <w:t xml:space="preserve">画像を使う走行ロジックとその学習データ（検討記録 8章に設計案、8.2 参照）</w:t>
+              <w:t xml:space="preserve">先行車と駐停車車両の判別（追従／追い越し）、交差点の処理（8.2 参照。検出器と行動を cam_drive に足す形で実装する）</w:t>
             </w:r>
           </w:p>
         </w:tc>
@@ -914,7 +914,7 @@
                 <w:sz w:val="19"/>
                 <w:szCs w:val="19"/>
               </w:rPr>
-              <w:t xml:space="preserve">収録フォルダの画像とメタデータから判断データ（パック）を作る・改良する。API キーは不要。できたパックは走行管理アプリで車に送る</w:t>
+              <w:t xml:space="preserve">収録フォルダの画像とメタデータから判断データ（パック）を作る・改良する：ToF のパラメータの編集、画像のラベル付けと train_pack.py による検出器の学習。API キーは不要。できたパックは走行管理アプリで車に送る</w:t>
             </w:r>
           </w:p>
         </w:tc>
@@ -1235,7 +1235,7 @@
                 <w:sz w:val="19"/>
                 <w:szCs w:val="19"/>
               </w:rPr>
-              <w:t xml:space="preserve">/var/lib/rumicar/logic/&lt;name&gt;-&lt;version&gt;/ 内の .so と manifest.json</w:t>
+              <w:t xml:space="preserve">/var/lib/rumicar/logic/&lt;name&gt;-&lt;version&gt;/ 内の .so と manifest.json。同梱は tof_drive（ToF 走行）と cam_drive（その上に画像の判断を足したもの）</w:t>
             </w:r>
           </w:p>
         </w:tc>
@@ -1340,7 +1340,7 @@
                 <w:sz w:val="19"/>
                 <w:szCs w:val="19"/>
               </w:rPr>
-              <w:t xml:space="preserve">/var/lib/rumicar/packs/&lt;id&gt;-&lt;version&gt;/ 内のデータファイルと manifest.json</w:t>
+              <w:t xml:space="preserve">ロジックが使う判断データ一式（tof_drive は params.json、cam_drive は params.json ＋ 学習した vision.bin）。manifest.json 付き</w:t>
             </w:r>
           </w:p>
         </w:tc>
@@ -1354,6 +1354,321 @@
               <w:right w:val="single" w:color="A6A6A6" w:sz="4"/>
             </w:tcBorders>
             <w:shd w:fill="FFFFFF" w:color="auto" w:val="clear"/>
+            <w:tcMar>
+              <w:top w:type="dxa" w:w="60"/>
+              <w:left w:type="dxa" w:w="100"/>
+              <w:bottom w:type="dxa" w:w="60"/>
+              <w:right w:type="dxa" w:w="100"/>
+            </w:tcMar>
+          </w:tcPr>
+          <w:p>
+            <w:pPr>
+              <w:spacing w:after="20" w:line="260"/>
+            </w:pPr>
+            <w:r>
+              <w:rPr>
+                <w:b w:val="false"/>
+                <w:bCs w:val="false"/>
+                <w:color w:val="000000"/>
+                <w:sz w:val="19"/>
+                <w:szCs w:val="19"/>
+              </w:rPr>
+              <w:t xml:space="preserve">走行中に差し替え可能。current/pack リンクの切り替えで有効化</w:t>
+            </w:r>
+          </w:p>
+        </w:tc>
+      </w:tr>
+      <w:tr>
+        <w:trPr>
+          <w:cantSplit/>
+          <w:tblHeader w:val="false"/>
+        </w:trPr>
+        <w:tc>
+          <w:tcPr>
+            <w:tcW w:type="dxa" w:w="2000"/>
+            <w:tcBorders>
+              <w:top w:val="single" w:color="A6A6A6" w:sz="4"/>
+              <w:left w:val="single" w:color="A6A6A6" w:sz="4"/>
+              <w:bottom w:val="single" w:color="A6A6A6" w:sz="4"/>
+              <w:right w:val="single" w:color="A6A6A6" w:sz="4"/>
+            </w:tcBorders>
+            <w:shd w:fill="DCE3F0" w:color="auto" w:val="clear"/>
+            <w:tcMar>
+              <w:top w:type="dxa" w:w="60"/>
+              <w:left w:type="dxa" w:w="100"/>
+              <w:bottom w:type="dxa" w:w="60"/>
+              <w:right w:type="dxa" w:w="100"/>
+            </w:tcMar>
+          </w:tcPr>
+          <w:p>
+            <w:pPr>
+              <w:spacing w:after="20" w:line="260"/>
+            </w:pPr>
+            <w:r>
+              <w:rPr>
+                <w:b w:val="false"/>
+                <w:bCs w:val="false"/>
+                <w:color w:val="000000"/>
+                <w:sz w:val="19"/>
+                <w:szCs w:val="19"/>
+              </w:rPr>
+              <w:t xml:space="preserve">検出器（detector）</w:t>
+            </w:r>
+          </w:p>
+        </w:tc>
+        <w:tc>
+          <w:tcPr>
+            <w:tcW w:type="dxa" w:w="4300"/>
+            <w:tcBorders>
+              <w:top w:val="single" w:color="A6A6A6" w:sz="4"/>
+              <w:left w:val="single" w:color="A6A6A6" w:sz="4"/>
+              <w:bottom w:val="single" w:color="A6A6A6" w:sz="4"/>
+              <w:right w:val="single" w:color="A6A6A6" w:sz="4"/>
+            </w:tcBorders>
+            <w:shd w:fill="DCE3F0" w:color="auto" w:val="clear"/>
+            <w:tcMar>
+              <w:top w:type="dxa" w:w="60"/>
+              <w:left w:type="dxa" w:w="100"/>
+              <w:bottom w:type="dxa" w:w="60"/>
+              <w:right w:type="dxa" w:w="100"/>
+            </w:tcMar>
+          </w:tcPr>
+          <w:p>
+            <w:pPr>
+              <w:spacing w:after="20" w:line="260"/>
+            </w:pPr>
+            <w:r>
+              <w:rPr>
+                <w:b w:val="false"/>
+                <w:bCs w:val="false"/>
+                <w:color w:val="000000"/>
+                <w:sz w:val="19"/>
+                <w:szCs w:val="19"/>
+              </w:rPr>
+              <w:t xml:space="preserve">画像の特徴量から「赤信号がある」などの確からしさを出す学習済みの線形モデル。全体（画面全体）と局所（セルごと）がある</w:t>
+            </w:r>
+          </w:p>
+        </w:tc>
+        <w:tc>
+          <w:tcPr>
+            <w:tcW w:type="dxa" w:w="3338"/>
+            <w:tcBorders>
+              <w:top w:val="single" w:color="A6A6A6" w:sz="4"/>
+              <w:left w:val="single" w:color="A6A6A6" w:sz="4"/>
+              <w:bottom w:val="single" w:color="A6A6A6" w:sz="4"/>
+              <w:right w:val="single" w:color="A6A6A6" w:sz="4"/>
+            </w:tcBorders>
+            <w:shd w:fill="DCE3F0" w:color="auto" w:val="clear"/>
+            <w:tcMar>
+              <w:top w:type="dxa" w:w="60"/>
+              <w:left w:type="dxa" w:w="100"/>
+              <w:bottom w:type="dxa" w:w="60"/>
+              <w:right w:type="dxa" w:w="100"/>
+            </w:tcMar>
+          </w:tcPr>
+          <w:p>
+            <w:pPr>
+              <w:spacing w:after="20" w:line="260"/>
+            </w:pPr>
+            <w:r>
+              <w:rPr>
+                <w:b w:val="false"/>
+                <w:bCs w:val="false"/>
+                <w:color w:val="000000"/>
+                <w:sz w:val="19"/>
+                <w:szCs w:val="19"/>
+              </w:rPr>
+              <w:t xml:space="preserve">走行中に差し替え可能。current/pack リンクの切り替えで有効化</w:t>
+            </w:r>
+          </w:p>
+        </w:tc>
+      </w:tr>
+      <w:tr>
+        <w:trPr>
+          <w:cantSplit/>
+          <w:tblHeader w:val="false"/>
+        </w:trPr>
+        <w:tc>
+          <w:tcPr>
+            <w:tcW w:type="dxa" w:w="2000"/>
+            <w:tcBorders>
+              <w:top w:val="single" w:color="A6A6A6" w:sz="4"/>
+              <w:left w:val="single" w:color="A6A6A6" w:sz="4"/>
+              <w:bottom w:val="single" w:color="A6A6A6" w:sz="4"/>
+              <w:right w:val="single" w:color="A6A6A6" w:sz="4"/>
+            </w:tcBorders>
+            <w:shd w:fill="FFFFFF" w:color="auto" w:val="clear"/>
+            <w:tcMar>
+              <w:top w:type="dxa" w:w="60"/>
+              <w:left w:type="dxa" w:w="100"/>
+              <w:bottom w:type="dxa" w:w="60"/>
+              <w:right w:type="dxa" w:w="100"/>
+            </w:tcMar>
+          </w:tcPr>
+          <w:p>
+            <w:pPr>
+              <w:spacing w:after="20" w:line="260"/>
+            </w:pPr>
+            <w:r>
+              <w:rPr>
+                <w:b w:val="false"/>
+                <w:bCs w:val="false"/>
+                <w:color w:val="000000"/>
+                <w:sz w:val="19"/>
+                <w:szCs w:val="19"/>
+              </w:rPr>
+              <w:t xml:space="preserve">特徴量（features）</w:t>
+            </w:r>
+          </w:p>
+        </w:tc>
+        <w:tc>
+          <w:tcPr>
+            <w:tcW w:type="dxa" w:w="4300"/>
+            <w:tcBorders>
+              <w:top w:val="single" w:color="A6A6A6" w:sz="4"/>
+              <w:left w:val="single" w:color="A6A6A6" w:sz="4"/>
+              <w:bottom w:val="single" w:color="A6A6A6" w:sz="4"/>
+              <w:right w:val="single" w:color="A6A6A6" w:sz="4"/>
+            </w:tcBorders>
+            <w:shd w:fill="FFFFFF" w:color="auto" w:val="clear"/>
+            <w:tcMar>
+              <w:top w:type="dxa" w:w="60"/>
+              <w:left w:type="dxa" w:w="100"/>
+              <w:bottom w:type="dxa" w:w="60"/>
+              <w:right w:type="dxa" w:w="100"/>
+            </w:tcMar>
+          </w:tcPr>
+          <w:p>
+            <w:pPr>
+              <w:spacing w:after="20" w:line="260"/>
+            </w:pPr>
+            <w:r>
+              <w:rPr>
+                <w:b w:val="false"/>
+                <w:bCs w:val="false"/>
+                <w:color w:val="000000"/>
+                <w:sz w:val="19"/>
+                <w:szCs w:val="19"/>
+              </w:rPr>
+              <w:t xml:space="preserve">画像を縮めてセルごとに数えた 12 種類の整数（色の区分の数、明るさ、彩度、輪郭）。C++ と Python で同じ定義</w:t>
+            </w:r>
+          </w:p>
+        </w:tc>
+        <w:tc>
+          <w:tcPr>
+            <w:tcW w:type="dxa" w:w="3338"/>
+            <w:tcBorders>
+              <w:top w:val="single" w:color="A6A6A6" w:sz="4"/>
+              <w:left w:val="single" w:color="A6A6A6" w:sz="4"/>
+              <w:bottom w:val="single" w:color="A6A6A6" w:sz="4"/>
+              <w:right w:val="single" w:color="A6A6A6" w:sz="4"/>
+            </w:tcBorders>
+            <w:shd w:fill="FFFFFF" w:color="auto" w:val="clear"/>
+            <w:tcMar>
+              <w:top w:type="dxa" w:w="60"/>
+              <w:left w:type="dxa" w:w="100"/>
+              <w:bottom w:type="dxa" w:w="60"/>
+              <w:right w:type="dxa" w:w="100"/>
+            </w:tcMar>
+          </w:tcPr>
+          <w:p>
+            <w:pPr>
+              <w:spacing w:after="20" w:line="260"/>
+            </w:pPr>
+            <w:r>
+              <w:rPr>
+                <w:b w:val="false"/>
+                <w:bCs w:val="false"/>
+                <w:color w:val="000000"/>
+                <w:sz w:val="19"/>
+                <w:szCs w:val="19"/>
+              </w:rPr>
+              <w:t xml:space="preserve">走行中に差し替え可能。current/pack リンクの切り替えで有効化</w:t>
+            </w:r>
+          </w:p>
+        </w:tc>
+      </w:tr>
+      <w:tr>
+        <w:trPr>
+          <w:cantSplit/>
+          <w:tblHeader w:val="false"/>
+        </w:trPr>
+        <w:tc>
+          <w:tcPr>
+            <w:tcW w:type="dxa" w:w="2000"/>
+            <w:tcBorders>
+              <w:top w:val="single" w:color="A6A6A6" w:sz="4"/>
+              <w:left w:val="single" w:color="A6A6A6" w:sz="4"/>
+              <w:bottom w:val="single" w:color="A6A6A6" w:sz="4"/>
+              <w:right w:val="single" w:color="A6A6A6" w:sz="4"/>
+            </w:tcBorders>
+            <w:shd w:fill="DCE3F0" w:color="auto" w:val="clear"/>
+            <w:tcMar>
+              <w:top w:type="dxa" w:w="60"/>
+              <w:left w:type="dxa" w:w="100"/>
+              <w:bottom w:type="dxa" w:w="60"/>
+              <w:right w:type="dxa" w:w="100"/>
+            </w:tcMar>
+          </w:tcPr>
+          <w:p>
+            <w:pPr>
+              <w:spacing w:after="20" w:line="260"/>
+            </w:pPr>
+            <w:r>
+              <w:rPr>
+                <w:b w:val="false"/>
+                <w:bCs w:val="false"/>
+                <w:color w:val="000000"/>
+                <w:sz w:val="19"/>
+                <w:szCs w:val="19"/>
+              </w:rPr>
+              <w:t xml:space="preserve">補助出力（aux）</w:t>
+            </w:r>
+          </w:p>
+        </w:tc>
+        <w:tc>
+          <w:tcPr>
+            <w:tcW w:type="dxa" w:w="4300"/>
+            <w:tcBorders>
+              <w:top w:val="single" w:color="A6A6A6" w:sz="4"/>
+              <w:left w:val="single" w:color="A6A6A6" w:sz="4"/>
+              <w:bottom w:val="single" w:color="A6A6A6" w:sz="4"/>
+              <w:right w:val="single" w:color="A6A6A6" w:sz="4"/>
+            </w:tcBorders>
+            <w:shd w:fill="DCE3F0" w:color="auto" w:val="clear"/>
+            <w:tcMar>
+              <w:top w:type="dxa" w:w="60"/>
+              <w:left w:type="dxa" w:w="100"/>
+              <w:bottom w:type="dxa" w:w="60"/>
+              <w:right w:type="dxa" w:w="100"/>
+            </w:tcMar>
+          </w:tcPr>
+          <w:p>
+            <w:pPr>
+              <w:spacing w:after="20" w:line="260"/>
+            </w:pPr>
+            <w:r>
+              <w:rPr>
+                <w:b w:val="false"/>
+                <w:bCs w:val="false"/>
+                <w:color w:val="000000"/>
+                <w:sz w:val="19"/>
+                <w:szCs w:val="19"/>
+              </w:rPr>
+              <w:t xml:space="preserve">ロジックが判断の中身（検出器の確からしさや位置）を PC の表示のために出す最大 48 バイト。走行には使わない</w:t>
+            </w:r>
+          </w:p>
+        </w:tc>
+        <w:tc>
+          <w:tcPr>
+            <w:tcW w:type="dxa" w:w="3338"/>
+            <w:tcBorders>
+              <w:top w:val="single" w:color="A6A6A6" w:sz="4"/>
+              <w:left w:val="single" w:color="A6A6A6" w:sz="4"/>
+              <w:bottom w:val="single" w:color="A6A6A6" w:sz="4"/>
+              <w:right w:val="single" w:color="A6A6A6" w:sz="4"/>
+            </w:tcBorders>
+            <w:shd w:fill="DCE3F0" w:color="auto" w:val="clear"/>
             <w:tcMar>
               <w:top w:type="dxa" w:w="60"/>
               <w:left w:type="dxa" w:w="100"/>
@@ -1479,6 +1794,21 @@
           <w:sz w:val="18"/>
           <w:szCs w:val="18"/>
         </w:rPr>
+        <w:t xml:space="preserve">    logic/cam_drive/        同梱の画像ロジック（libcam_drive.so：特徴量、vision.bin、検出器の評価、信号機の行動）</w:t>
+      </w:r>
+    </w:p>
+    <w:p>
+      <w:pPr>
+        <w:shd w:fill="F2F2F2" w:color="auto" w:val="clear"/>
+        <w:spacing w:after="0" w:before="0" w:line="260"/>
+        <w:ind w:left="200"/>
+      </w:pPr>
+      <w:r>
+        <w:rPr>
+          <w:rFonts w:ascii="Consolas" w:cs="Consolas" w:eastAsia="Consolas" w:hAnsi="Consolas"/>
+          <w:sz w:val="18"/>
+          <w:szCs w:val="18"/>
+        </w:rPr>
         <w:t xml:space="preserve">    packs/base/             同梱パック base-tof 0.1.1（説明・対応機能付き）（params.json）</w:t>
       </w:r>
     </w:p>
@@ -1494,7 +1824,22 @@
           <w:sz w:val="18"/>
           <w:szCs w:val="18"/>
         </w:rPr>
-        <w:t xml:space="preserve">    tests/                  単体テスト（ctest）</w:t>
+        <w:t xml:space="preserve">    packs/cam-base/         同梱パック cam-base 0.1.0（cam_drive の土台：params.json のみ）</w:t>
+      </w:r>
+    </w:p>
+    <w:p>
+      <w:pPr>
+        <w:shd w:fill="F2F2F2" w:color="auto" w:val="clear"/>
+        <w:spacing w:after="0" w:before="0" w:line="260"/>
+        <w:ind w:left="200"/>
+      </w:pPr>
+      <w:r>
+        <w:rPr>
+          <w:rFonts w:ascii="Consolas" w:cs="Consolas" w:eastAsia="Consolas" w:hAnsi="Consolas"/>
+          <w:sz w:val="18"/>
+          <w:szCs w:val="18"/>
+        </w:rPr>
+        <w:t xml:space="preserve">    tests/                  単体テスト（ctest）、tests/data/vision の黄金データ、tools_smoke.py</w:t>
       </w:r>
     </w:p>
     <w:p>
@@ -1525,6 +1870,51 @@
           <w:szCs w:val="18"/>
         </w:rPr>
         <w:t xml:space="preserve">    tools/session_video.py  収録フォルダから動画（Motion JPEG の AVI）を作る</w:t>
+      </w:r>
+    </w:p>
+    <w:p>
+      <w:pPr>
+        <w:shd w:fill="F2F2F2" w:color="auto" w:val="clear"/>
+        <w:spacing w:after="0" w:before="0" w:line="260"/>
+        <w:ind w:left="200"/>
+      </w:pPr>
+      <w:r>
+        <w:rPr>
+          <w:rFonts w:ascii="Consolas" w:cs="Consolas" w:eastAsia="Consolas" w:hAnsi="Consolas"/>
+          <w:sz w:val="18"/>
+          <w:szCs w:val="18"/>
+        </w:rPr>
+        <w:t xml:space="preserve">    tools/rumicar_vision.py 特徴量・vision.bin・検出器の Python 実装（学習と黄金データ）</w:t>
+      </w:r>
+    </w:p>
+    <w:p>
+      <w:pPr>
+        <w:shd w:fill="F2F2F2" w:color="auto" w:val="clear"/>
+        <w:spacing w:after="0" w:before="0" w:line="260"/>
+        <w:ind w:left="200"/>
+      </w:pPr>
+      <w:r>
+        <w:rPr>
+          <w:rFonts w:ascii="Consolas" w:cs="Consolas" w:eastAsia="Consolas" w:hAnsi="Consolas"/>
+          <w:sz w:val="18"/>
+          <w:szCs w:val="18"/>
+        </w:rPr>
+        <w:t xml:space="preserve">    tools/train_pack.py     学習ツール（features / propose / train / eval / replay / show）</w:t>
+      </w:r>
+    </w:p>
+    <w:p>
+      <w:pPr>
+        <w:shd w:fill="F2F2F2" w:color="auto" w:val="clear"/>
+        <w:spacing w:after="0" w:before="0" w:line="260"/>
+        <w:ind w:left="200"/>
+      </w:pPr>
+      <w:r>
+        <w:rPr>
+          <w:rFonts w:ascii="Consolas" w:cs="Consolas" w:eastAsia="Consolas" w:hAnsi="Consolas"/>
+          <w:sz w:val="18"/>
+          <w:szCs w:val="18"/>
+        </w:rPr>
+        <w:t xml:space="preserve">    core/src/tools/replay.cpp  rumicar-replay（収録を .so とパックで再生）</w:t>
       </w:r>
     </w:p>
     <w:p>
@@ -1826,6 +2216,19 @@
       </w:pPr>
       <w:r>
         <w:t xml:space="preserve">電源監視（3.9）：ファームウェアの低電圧・処理速度制限フラグを power.poll_ms ごとに読み、変化をログに残し、status とテレメトリで PC に報告する</w:t>
+      </w:r>
+    </w:p>
+    <w:p>
+      <w:pPr>
+        <w:pStyle w:val="ListParagraph"/>
+        <w:numPr>
+          <w:ilvl w:val="0"/>
+          <w:numId w:val="2"/>
+        </w:numPr>
+        <w:spacing w:after="60" w:line="290"/>
+      </w:pPr>
+      <w:r>
+        <w:t xml:space="preserve">ロジックの補助出力（ABI 2 の aux）を毎フレームのテレメトリに載せ、その項目名（aux_name）を get_status の aux_names で PC に知らせる（3.6）</w:t>
       </w:r>
     </w:p>
     <w:p>
@@ -7998,7 +8401,7 @@
         <w:pStyle w:val="Heading2"/>
       </w:pPr>
       <w:r>
-        <w:t xml:space="preserve">3.6 走行ロジックの契約（C ABI 第1版）</w:t>
+        <w:t xml:space="preserve">3.6 走行ロジックの契約（C ABI 第2版）</w:t>
       </w:r>
     </w:p>
     <w:p>
@@ -8187,7 +8590,7 @@
                 <w:sz w:val="19"/>
                 <w:szCs w:val="19"/>
               </w:rPr>
-              <w:t xml:space="preserve">1</w:t>
+              <w:t xml:space="preserve">2（第10版で 1 から更新。本体は 2 のロジックだけを読み込む。パックの logic.min_abi が 2 以下なら有効）</w:t>
             </w:r>
           </w:p>
         </w:tc>
@@ -8260,7 +8663,7 @@
                 <w:sz w:val="19"/>
                 <w:szCs w:val="19"/>
               </w:rPr>
-              <w:t xml:space="preserve">size（構造体サイズ）、seq（フレーム番号）、t_us（単調時刻 µs）、tof_mm[3]（左・中央・右。8190 = 対象なし、−1 = 読めず）、image／image_width／image_height／image_stride（RGB24。本版は常に NULL）</w:t>
+              <w:t xml:space="preserve">size（構造体サイズ）、seq（フレーム番号）、t_us（単調時刻 µs）、tof_mm[3]（左・中央・右。8190 = 対象なし、−1 = 読めず）、image／image_width／image_height／image_stride（RGB24。カメラの新しい画像があるフレームだけ非 NULL）</w:t>
             </w:r>
           </w:p>
         </w:tc>
@@ -8333,7 +8736,7 @@
                 <w:sz w:val="19"/>
                 <w:szCs w:val="19"/>
               </w:rPr>
-              <w:t xml:space="preserve">size、steer（−1 左、0 中央、+1 右）、drive_permille（−1000〜1000、負は後退）、state（ロジック定義の状態番号）、flags（0x1 BRAKE、0x2 FAULT）</w:t>
+              <w:t xml:space="preserve">size、steer（−1 左、0 中央、+1 右）、drive_permille（−1000〜1000、負は後退）、state（ロジック定義の状態番号）、flags（0x1 BRAKE、0x2 FAULT）、aux_format／aux_len／aux[48]（補助出力。本体は走行に使わず、テレメトリに base64 で載せるだけ。0 = なし）</w:t>
             </w:r>
           </w:p>
         </w:tc>
@@ -8406,7 +8809,7 @@
                 <w:sz w:val="19"/>
                 <w:szCs w:val="19"/>
               </w:rPr>
-              <w:t xml:space="preserve">abi_version、name、version、create(pack_dir, err, err_len)、destroy(instance)、self_test(instance, err, err_len)、step(instance, frame, out)、state_name(instance, state)</w:t>
+              <w:t xml:space="preserve">abi_version、name、version、create(pack_dir, err, err_len)、destroy(instance)、self_test(instance, err, err_len)、step(instance, frame, out)、state_name(instance, state)、aux_name(instance, index)（aux の index 番目の項目名。範囲外は NULL）</w:t>
             </w:r>
           </w:p>
         </w:tc>
@@ -8642,6 +9045,14 @@
       </w:pPr>
       <w:r>
         <w:t xml:space="preserve">本体がロジックを採用する条件：manifest の検証に成功、manifest の kind が logic、abi_version が一致、.so が返す name と version が manifest の name と version に一致、パック manifest の logic.name がロジック名に一致し logic.min_abi ≤ ABI 版、create と self_test が成功。</w:t>
+      </w:r>
+    </w:p>
+    <w:p>
+      <w:pPr>
+        <w:spacing w:after="100" w:line="300"/>
+      </w:pPr>
+      <w:r>
+        <w:t xml:space="preserve">補助出力の形式は aux_format の番号でロジックが定めます。cam_drive の形式 1 は、[grid_x, grid_y] の 2 バイトに続けて検出器ごとに 5 バイト（確からしさ 0〜255、セルの列、セルの行、しきい値を超えたセル数（255 で頭打ち）、フラグ：bit 0 = このフレームで検出、bit 1 = 確定）を最大 9 個並べたものです（3.10）。PC 側の復号は RumiCar.Protocol の AuxFormat1 です。</w:t>
       </w:r>
     </w:p>
     <w:p>
@@ -11991,7 +12402,7 @@
                 <w:sz w:val="19"/>
                 <w:szCs w:val="19"/>
               </w:rPr>
-              <w:t xml:space="preserve">rumi_sensor_frame.image（RGB24）、image_width、image_height、image_stride（= width×3）。画像の無いフレームは image = NULL</w:t>
+              <w:t xml:space="preserve">rumi_sensor_frame.image（RGB24）、image_width、image_height、image_stride（= width×3）。画像の無いフレームは image = NULL。cam_drive はパックが作られた画像サイズ（vision.bin の image_w/h、既定 320×240）と違う画像を受け取ると step が 3 を返し、本体はそのフレームをブレーキにする（設定の食い違いを隠さない）</w:t>
             </w:r>
           </w:p>
         </w:tc>
@@ -13078,6 +13489,2386 @@
       </w:pPr>
       <w:r>
         <w:t xml:space="preserve">そのほかの電力対策：config.txt に dtoverlay=disable-bt（Bluetooth を使わない。イメージでは hciuart も無効化）。HDMI は保守用に残しています（dtoverlay=vc4-kms-v3d,nohdmi で切れます）。それでも電圧が落ちる場合は、電池を新品か充電式（ニッケル水素、内部抵抗が小さい）にする、network.wifi_txpower_dbm を 10 程度にする、max_drive_permille で加速時の電流を抑える、5 V 系に 1000 µF 程度の電解コンデンサを足す、を順に試します。</w:t>
+      </w:r>
+    </w:p>
+    <w:p>
+      <w:pPr>
+        <w:spacing w:after="60"/>
+      </w:pPr>
+    </w:p>
+    <w:p>
+      <w:pPr>
+        <w:pStyle w:val="Heading2"/>
+      </w:pPr>
+      <w:r>
+        <w:t xml:space="preserve">3.10 同梱ロジック cam_drive（0.1.0）：画像で判断する走行</w:t>
+      </w:r>
+    </w:p>
+    <w:p>
+      <w:pPr>
+        <w:spacing w:after="100" w:line="300"/>
+      </w:pPr>
+      <w:r>
+        <w:t xml:space="preserve">cam_drive は tof_drive の判断をそのまま土台にし（同じコードを静的に取り込む）、カメラ画像から学習した検出器で「赤信号・青信号」を見つけ、速度の上限（tof_drive の set_speed_cap）を通して減速・停止・発進します。障害物の非常ブレーキ・後退は tof_drive のまま優先され、画像の判断は tof_drive が CRUISE／TURN のときだけ効きます。実装は car/logic/cam_drive/（vision_features、vision_pack、vision_eval、cam_params、cam_logic、plugin）。</w:t>
+      </w:r>
+    </w:p>
+    <w:p>
+      <w:pPr>
+        <w:spacing w:after="100" w:line="300"/>
+      </w:pPr>
+      <w:r>
+        <w:t xml:space="preserve">特徴量（feature set 1）：すべて整数演算で定義し、学習側の Python 実装（car/tools/rumicar_vision.py）と完全に同じ数を出します。</w:t>
+      </w:r>
+    </w:p>
+    <w:tbl>
+      <w:tblPr>
+        <w:tblW w:type="dxa" w:w="9638"/>
+        <w:tblBorders>
+          <w:top w:val="single" w:color="auto" w:sz="4"/>
+          <w:left w:val="single" w:color="auto" w:sz="4"/>
+          <w:bottom w:val="single" w:color="auto" w:sz="4"/>
+          <w:right w:val="single" w:color="auto" w:sz="4"/>
+          <w:insideH w:val="single" w:color="auto" w:sz="4"/>
+          <w:insideV w:val="single" w:color="auto" w:sz="4"/>
+        </w:tblBorders>
+      </w:tblPr>
+      <w:tblGrid>
+        <w:gridCol w:w="1600"/>
+        <w:gridCol w:w="8038"/>
+      </w:tblGrid>
+      <w:tr>
+        <w:trPr>
+          <w:cantSplit/>
+          <w:tblHeader/>
+        </w:trPr>
+        <w:tc>
+          <w:tcPr>
+            <w:tcW w:type="dxa" w:w="1600"/>
+            <w:tcBorders>
+              <w:top w:val="single" w:color="A6A6A6" w:sz="4"/>
+              <w:left w:val="single" w:color="A6A6A6" w:sz="4"/>
+              <w:bottom w:val="single" w:color="A6A6A6" w:sz="4"/>
+              <w:right w:val="single" w:color="A6A6A6" w:sz="4"/>
+            </w:tcBorders>
+            <w:shd w:fill="1F3864" w:color="auto" w:val="clear"/>
+            <w:tcMar>
+              <w:top w:type="dxa" w:w="60"/>
+              <w:left w:type="dxa" w:w="100"/>
+              <w:bottom w:type="dxa" w:w="60"/>
+              <w:right w:type="dxa" w:w="100"/>
+            </w:tcMar>
+          </w:tcPr>
+          <w:p>
+            <w:pPr>
+              <w:spacing w:after="20" w:line="260"/>
+            </w:pPr>
+            <w:r>
+              <w:rPr>
+                <w:b/>
+                <w:bCs/>
+                <w:color w:val="FFFFFF"/>
+                <w:sz w:val="19"/>
+                <w:szCs w:val="19"/>
+              </w:rPr>
+              <w:t xml:space="preserve">段階</w:t>
+            </w:r>
+          </w:p>
+        </w:tc>
+        <w:tc>
+          <w:tcPr>
+            <w:tcW w:type="dxa" w:w="8038"/>
+            <w:tcBorders>
+              <w:top w:val="single" w:color="A6A6A6" w:sz="4"/>
+              <w:left w:val="single" w:color="A6A6A6" w:sz="4"/>
+              <w:bottom w:val="single" w:color="A6A6A6" w:sz="4"/>
+              <w:right w:val="single" w:color="A6A6A6" w:sz="4"/>
+            </w:tcBorders>
+            <w:shd w:fill="1F3864" w:color="auto" w:val="clear"/>
+            <w:tcMar>
+              <w:top w:type="dxa" w:w="60"/>
+              <w:left w:type="dxa" w:w="100"/>
+              <w:bottom w:type="dxa" w:w="60"/>
+              <w:right w:type="dxa" w:w="100"/>
+            </w:tcMar>
+          </w:tcPr>
+          <w:p>
+            <w:pPr>
+              <w:spacing w:after="20" w:line="260"/>
+            </w:pPr>
+            <w:r>
+              <w:rPr>
+                <w:b/>
+                <w:bCs/>
+                <w:color w:val="FFFFFF"/>
+                <w:sz w:val="19"/>
+                <w:szCs w:val="19"/>
+              </w:rPr>
+              <w:t xml:space="preserve">定義</w:t>
+            </w:r>
+          </w:p>
+        </w:tc>
+      </w:tr>
+      <w:tr>
+        <w:trPr>
+          <w:cantSplit/>
+          <w:tblHeader w:val="false"/>
+        </w:trPr>
+        <w:tc>
+          <w:tcPr>
+            <w:tcW w:type="dxa" w:w="1600"/>
+            <w:tcBorders>
+              <w:top w:val="single" w:color="A6A6A6" w:sz="4"/>
+              <w:left w:val="single" w:color="A6A6A6" w:sz="4"/>
+              <w:bottom w:val="single" w:color="A6A6A6" w:sz="4"/>
+              <w:right w:val="single" w:color="A6A6A6" w:sz="4"/>
+            </w:tcBorders>
+            <w:shd w:fill="FFFFFF" w:color="auto" w:val="clear"/>
+            <w:tcMar>
+              <w:top w:type="dxa" w:w="60"/>
+              <w:left w:type="dxa" w:w="100"/>
+              <w:bottom w:type="dxa" w:w="60"/>
+              <w:right w:type="dxa" w:w="100"/>
+            </w:tcMar>
+          </w:tcPr>
+          <w:p>
+            <w:pPr>
+              <w:spacing w:after="20" w:line="260"/>
+            </w:pPr>
+            <w:r>
+              <w:rPr>
+                <w:b w:val="false"/>
+                <w:bCs w:val="false"/>
+                <w:color w:val="000000"/>
+                <w:sz w:val="19"/>
+                <w:szCs w:val="19"/>
+              </w:rPr>
+              <w:t xml:space="preserve">縮小</w:t>
+            </w:r>
+          </w:p>
+        </w:tc>
+        <w:tc>
+          <w:tcPr>
+            <w:tcW w:type="dxa" w:w="8038"/>
+            <w:tcBorders>
+              <w:top w:val="single" w:color="A6A6A6" w:sz="4"/>
+              <w:left w:val="single" w:color="A6A6A6" w:sz="4"/>
+              <w:bottom w:val="single" w:color="A6A6A6" w:sz="4"/>
+              <w:right w:val="single" w:color="A6A6A6" w:sz="4"/>
+            </w:tcBorders>
+            <w:shd w:fill="FFFFFF" w:color="auto" w:val="clear"/>
+            <w:tcMar>
+              <w:top w:type="dxa" w:w="60"/>
+              <w:left w:type="dxa" w:w="100"/>
+              <w:bottom w:type="dxa" w:w="60"/>
+              <w:right w:type="dxa" w:w="100"/>
+            </w:tcMar>
+          </w:tcPr>
+          <w:p>
+            <w:pPr>
+              <w:spacing w:after="20" w:line="260"/>
+            </w:pPr>
+            <w:r>
+              <w:rPr>
+                <w:b w:val="false"/>
+                <w:bCs w:val="false"/>
+                <w:color w:val="000000"/>
+                <w:sz w:val="19"/>
+                <w:szCs w:val="19"/>
+              </w:rPr>
+              <w:t xml:space="preserve">RGB24 の W×H を整数倍 s（既定 5）で縮める。各画素は s×s の平均（切り捨て）。右端・下端の余りは捨てる（320×240 → 64×48）</w:t>
+            </w:r>
+          </w:p>
+        </w:tc>
+      </w:tr>
+      <w:tr>
+        <w:trPr>
+          <w:cantSplit/>
+          <w:tblHeader w:val="false"/>
+        </w:trPr>
+        <w:tc>
+          <w:tcPr>
+            <w:tcW w:type="dxa" w:w="1600"/>
+            <w:tcBorders>
+              <w:top w:val="single" w:color="A6A6A6" w:sz="4"/>
+              <w:left w:val="single" w:color="A6A6A6" w:sz="4"/>
+              <w:bottom w:val="single" w:color="A6A6A6" w:sz="4"/>
+              <w:right w:val="single" w:color="A6A6A6" w:sz="4"/>
+            </w:tcBorders>
+            <w:shd w:fill="DCE3F0" w:color="auto" w:val="clear"/>
+            <w:tcMar>
+              <w:top w:type="dxa" w:w="60"/>
+              <w:left w:type="dxa" w:w="100"/>
+              <w:bottom w:type="dxa" w:w="60"/>
+              <w:right w:type="dxa" w:w="100"/>
+            </w:tcMar>
+          </w:tcPr>
+          <w:p>
+            <w:pPr>
+              <w:spacing w:after="20" w:line="260"/>
+            </w:pPr>
+            <w:r>
+              <w:rPr>
+                <w:b w:val="false"/>
+                <w:bCs w:val="false"/>
+                <w:color w:val="000000"/>
+                <w:sz w:val="19"/>
+                <w:szCs w:val="19"/>
+              </w:rPr>
+              <w:t xml:space="preserve">画素の分類</w:t>
+            </w:r>
+          </w:p>
+        </w:tc>
+        <w:tc>
+          <w:tcPr>
+            <w:tcW w:type="dxa" w:w="8038"/>
+            <w:tcBorders>
+              <w:top w:val="single" w:color="A6A6A6" w:sz="4"/>
+              <w:left w:val="single" w:color="A6A6A6" w:sz="4"/>
+              <w:bottom w:val="single" w:color="A6A6A6" w:sz="4"/>
+              <w:right w:val="single" w:color="A6A6A6" w:sz="4"/>
+            </w:tcBorders>
+            <w:shd w:fill="DCE3F0" w:color="auto" w:val="clear"/>
+            <w:tcMar>
+              <w:top w:type="dxa" w:w="60"/>
+              <w:left w:type="dxa" w:w="100"/>
+              <w:bottom w:type="dxa" w:w="60"/>
+              <w:right w:type="dxa" w:w="100"/>
+            </w:tcMar>
+          </w:tcPr>
+          <w:p>
+            <w:pPr>
+              <w:spacing w:after="20" w:line="260"/>
+            </w:pPr>
+            <w:r>
+              <w:rPr>
+                <w:b w:val="false"/>
+                <w:bCs w:val="false"/>
+                <w:color w:val="000000"/>
+                <w:sz w:val="19"/>
+                <w:szCs w:val="19"/>
+              </w:rPr>
+              <w:t xml:space="preserve">V = max(R,G,B)、S = (max−min)×255/max（整数）。max &gt; min かつ S ≥ s_min（既定 64）かつ V ≥ v_min（既定 48）なら色相を持つ。色相 h（0〜359）は最大の成分で区間を決め、整数の式で求める（max = R, G ≥ B：60(G−B)/d、max = R, G &lt; B：360−60(B−G)/d、max = G, B ≥ R：120+60(B−R)/d、max = G, B &lt; R：120−60(R−B)/d、max = B, R ≥ G：240+60(R−G)/d、max = B, R &lt; G：240−60(G−R)/d。d = max−min）。区分 = ((h+30) mod 360)/60 で 赤・黄・緑・水色・青・紫 の 6 区分（各原色を中心に 60°）。色相を持たない画素は V ≥ v_white（既定 160）なら「明」、それ以外は「暗」</w:t>
+            </w:r>
+          </w:p>
+        </w:tc>
+      </w:tr>
+      <w:tr>
+        <w:trPr>
+          <w:cantSplit/>
+          <w:tblHeader w:val="false"/>
+        </w:trPr>
+        <w:tc>
+          <w:tcPr>
+            <w:tcW w:type="dxa" w:w="1600"/>
+            <w:tcBorders>
+              <w:top w:val="single" w:color="A6A6A6" w:sz="4"/>
+              <w:left w:val="single" w:color="A6A6A6" w:sz="4"/>
+              <w:bottom w:val="single" w:color="A6A6A6" w:sz="4"/>
+              <w:right w:val="single" w:color="A6A6A6" w:sz="4"/>
+            </w:tcBorders>
+            <w:shd w:fill="FFFFFF" w:color="auto" w:val="clear"/>
+            <w:tcMar>
+              <w:top w:type="dxa" w:w="60"/>
+              <w:left w:type="dxa" w:w="100"/>
+              <w:bottom w:type="dxa" w:w="60"/>
+              <w:right w:type="dxa" w:w="100"/>
+            </w:tcMar>
+          </w:tcPr>
+          <w:p>
+            <w:pPr>
+              <w:spacing w:after="20" w:line="260"/>
+            </w:pPr>
+            <w:r>
+              <w:rPr>
+                <w:b w:val="false"/>
+                <w:bCs w:val="false"/>
+                <w:color w:val="000000"/>
+                <w:sz w:val="19"/>
+                <w:szCs w:val="19"/>
+              </w:rPr>
+              <w:t xml:space="preserve">勾配</w:t>
+            </w:r>
+          </w:p>
+        </w:tc>
+        <w:tc>
+          <w:tcPr>
+            <w:tcW w:type="dxa" w:w="8038"/>
+            <w:tcBorders>
+              <w:top w:val="single" w:color="A6A6A6" w:sz="4"/>
+              <w:left w:val="single" w:color="A6A6A6" w:sz="4"/>
+              <w:bottom w:val="single" w:color="A6A6A6" w:sz="4"/>
+              <w:right w:val="single" w:color="A6A6A6" w:sz="4"/>
+            </w:tcBorders>
+            <w:shd w:fill="FFFFFF" w:color="auto" w:val="clear"/>
+            <w:tcMar>
+              <w:top w:type="dxa" w:w="60"/>
+              <w:left w:type="dxa" w:w="100"/>
+              <w:bottom w:type="dxa" w:w="60"/>
+              <w:right w:type="dxa" w:w="100"/>
+            </w:tcMar>
+          </w:tcPr>
+          <w:p>
+            <w:pPr>
+              <w:spacing w:after="20" w:line="260"/>
+            </w:pPr>
+            <w:r>
+              <w:rPr>
+                <w:b w:val="false"/>
+                <w:bCs w:val="false"/>
+                <w:color w:val="000000"/>
+                <w:sz w:val="19"/>
+                <w:szCs w:val="19"/>
+              </w:rPr>
+              <w:t xml:space="preserve">V の横方向の差 |V(x+1)−V(x)|（右端は 0）と縦方向の差（下端は 0）</w:t>
+            </w:r>
+          </w:p>
+        </w:tc>
+      </w:tr>
+      <w:tr>
+        <w:trPr>
+          <w:cantSplit/>
+          <w:tblHeader w:val="false"/>
+        </w:trPr>
+        <w:tc>
+          <w:tcPr>
+            <w:tcW w:type="dxa" w:w="1600"/>
+            <w:tcBorders>
+              <w:top w:val="single" w:color="A6A6A6" w:sz="4"/>
+              <w:left w:val="single" w:color="A6A6A6" w:sz="4"/>
+              <w:bottom w:val="single" w:color="A6A6A6" w:sz="4"/>
+              <w:right w:val="single" w:color="A6A6A6" w:sz="4"/>
+            </w:tcBorders>
+            <w:shd w:fill="DCE3F0" w:color="auto" w:val="clear"/>
+            <w:tcMar>
+              <w:top w:type="dxa" w:w="60"/>
+              <w:left w:type="dxa" w:w="100"/>
+              <w:bottom w:type="dxa" w:w="60"/>
+              <w:right w:type="dxa" w:w="100"/>
+            </w:tcMar>
+          </w:tcPr>
+          <w:p>
+            <w:pPr>
+              <w:spacing w:after="20" w:line="260"/>
+            </w:pPr>
+            <w:r>
+              <w:rPr>
+                <w:b w:val="false"/>
+                <w:bCs w:val="false"/>
+                <w:color w:val="000000"/>
+                <w:sz w:val="19"/>
+                <w:szCs w:val="19"/>
+              </w:rPr>
+              <w:t xml:space="preserve">セル</w:t>
+            </w:r>
+          </w:p>
+        </w:tc>
+        <w:tc>
+          <w:tcPr>
+            <w:tcW w:type="dxa" w:w="8038"/>
+            <w:tcBorders>
+              <w:top w:val="single" w:color="A6A6A6" w:sz="4"/>
+              <w:left w:val="single" w:color="A6A6A6" w:sz="4"/>
+              <w:bottom w:val="single" w:color="A6A6A6" w:sz="4"/>
+              <w:right w:val="single" w:color="A6A6A6" w:sz="4"/>
+            </w:tcBorders>
+            <w:shd w:fill="DCE3F0" w:color="auto" w:val="clear"/>
+            <w:tcMar>
+              <w:top w:type="dxa" w:w="60"/>
+              <w:left w:type="dxa" w:w="100"/>
+              <w:bottom w:type="dxa" w:w="60"/>
+              <w:right w:type="dxa" w:w="100"/>
+            </w:tcMar>
+          </w:tcPr>
+          <w:p>
+            <w:pPr>
+              <w:spacing w:after="20" w:line="260"/>
+            </w:pPr>
+            <w:r>
+              <w:rPr>
+                <w:b w:val="false"/>
+                <w:bCs w:val="false"/>
+                <w:color w:val="000000"/>
+                <w:sz w:val="19"/>
+                <w:szCs w:val="19"/>
+              </w:rPr>
+              <w:t xml:space="preserve">縮小画像を grid_x×grid_y（既定 8×6）のセルに分ける（1 セル 8×8 画素。余りは捨てる）。セルごとに 12 個の整数：8 区分それぞれの画素数、ΣV、ΣS、Σ|dx|、Σ|dy|。全体で grid_y×grid_x×12 = 576 個（セルは行優先）</w:t>
+            </w:r>
+          </w:p>
+        </w:tc>
+      </w:tr>
+      <w:tr>
+        <w:trPr>
+          <w:cantSplit/>
+          <w:tblHeader w:val="false"/>
+        </w:trPr>
+        <w:tc>
+          <w:tcPr>
+            <w:tcW w:type="dxa" w:w="1600"/>
+            <w:tcBorders>
+              <w:top w:val="single" w:color="A6A6A6" w:sz="4"/>
+              <w:left w:val="single" w:color="A6A6A6" w:sz="4"/>
+              <w:bottom w:val="single" w:color="A6A6A6" w:sz="4"/>
+              <w:right w:val="single" w:color="A6A6A6" w:sz="4"/>
+            </w:tcBorders>
+            <w:shd w:fill="FFFFFF" w:color="auto" w:val="clear"/>
+            <w:tcMar>
+              <w:top w:type="dxa" w:w="60"/>
+              <w:left w:type="dxa" w:w="100"/>
+              <w:bottom w:type="dxa" w:w="60"/>
+              <w:right w:type="dxa" w:w="100"/>
+            </w:tcMar>
+          </w:tcPr>
+          <w:p>
+            <w:pPr>
+              <w:spacing w:after="20" w:line="260"/>
+            </w:pPr>
+            <w:r>
+              <w:rPr>
+                <w:b w:val="false"/>
+                <w:bCs w:val="false"/>
+                <w:color w:val="000000"/>
+                <w:sz w:val="19"/>
+                <w:szCs w:val="19"/>
+              </w:rPr>
+              <w:t xml:space="preserve">標準化</w:t>
+            </w:r>
+          </w:p>
+        </w:tc>
+        <w:tc>
+          <w:tcPr>
+            <w:tcW w:type="dxa" w:w="8038"/>
+            <w:tcBorders>
+              <w:top w:val="single" w:color="A6A6A6" w:sz="4"/>
+              <w:left w:val="single" w:color="A6A6A6" w:sz="4"/>
+              <w:bottom w:val="single" w:color="A6A6A6" w:sz="4"/>
+              <w:right w:val="single" w:color="A6A6A6" w:sz="4"/>
+            </w:tcBorders>
+            <w:shd w:fill="FFFFFF" w:color="auto" w:val="clear"/>
+            <w:tcMar>
+              <w:top w:type="dxa" w:w="60"/>
+              <w:left w:type="dxa" w:w="100"/>
+              <w:bottom w:type="dxa" w:w="60"/>
+              <w:right w:type="dxa" w:w="100"/>
+            </w:tcMar>
+          </w:tcPr>
+          <w:p>
+            <w:pPr>
+              <w:spacing w:after="20" w:line="260"/>
+            </w:pPr>
+            <w:r>
+              <w:rPr>
+                <w:b w:val="false"/>
+                <w:bCs w:val="false"/>
+                <w:color w:val="000000"/>
+                <w:sz w:val="19"/>
+                <w:szCs w:val="19"/>
+              </w:rPr>
+              <w:t xml:space="preserve">学習時に求めた 12 種類ごとの平均と標準偏差（vision.bin）で z = (f−平均)/標準偏差（float32）</w:t>
+            </w:r>
+          </w:p>
+        </w:tc>
+      </w:tr>
+    </w:tbl>
+    <w:p>
+      <w:pPr>
+        <w:spacing w:after="60"/>
+      </w:pPr>
+    </w:p>
+    <w:p>
+      <w:pPr>
+        <w:spacing w:after="100" w:line="300"/>
+      </w:pPr>
+      <w:r>
+        <w:t xml:space="preserve">検出器（vision.bin に学習済み）：</w:t>
+      </w:r>
+    </w:p>
+    <w:tbl>
+      <w:tblPr>
+        <w:tblW w:type="dxa" w:w="9638"/>
+        <w:tblBorders>
+          <w:top w:val="single" w:color="auto" w:sz="4"/>
+          <w:left w:val="single" w:color="auto" w:sz="4"/>
+          <w:bottom w:val="single" w:color="auto" w:sz="4"/>
+          <w:right w:val="single" w:color="auto" w:sz="4"/>
+          <w:insideH w:val="single" w:color="auto" w:sz="4"/>
+          <w:insideV w:val="single" w:color="auto" w:sz="4"/>
+        </w:tblBorders>
+      </w:tblPr>
+      <w:tblGrid>
+        <w:gridCol w:w="1500"/>
+        <w:gridCol w:w="2600"/>
+        <w:gridCol w:w="2700"/>
+        <w:gridCol w:w="2838"/>
+      </w:tblGrid>
+      <w:tr>
+        <w:trPr>
+          <w:cantSplit/>
+          <w:tblHeader/>
+        </w:trPr>
+        <w:tc>
+          <w:tcPr>
+            <w:tcW w:type="dxa" w:w="1500"/>
+            <w:tcBorders>
+              <w:top w:val="single" w:color="A6A6A6" w:sz="4"/>
+              <w:left w:val="single" w:color="A6A6A6" w:sz="4"/>
+              <w:bottom w:val="single" w:color="A6A6A6" w:sz="4"/>
+              <w:right w:val="single" w:color="A6A6A6" w:sz="4"/>
+            </w:tcBorders>
+            <w:shd w:fill="1F3864" w:color="auto" w:val="clear"/>
+            <w:tcMar>
+              <w:top w:type="dxa" w:w="60"/>
+              <w:left w:type="dxa" w:w="100"/>
+              <w:bottom w:type="dxa" w:w="60"/>
+              <w:right w:type="dxa" w:w="100"/>
+            </w:tcMar>
+          </w:tcPr>
+          <w:p>
+            <w:pPr>
+              <w:spacing w:after="20" w:line="260"/>
+            </w:pPr>
+            <w:r>
+              <w:rPr>
+                <w:b/>
+                <w:bCs/>
+                <w:color w:val="FFFFFF"/>
+                <w:sz w:val="19"/>
+                <w:szCs w:val="19"/>
+              </w:rPr>
+              <w:t xml:space="preserve">種類</w:t>
+            </w:r>
+          </w:p>
+        </w:tc>
+        <w:tc>
+          <w:tcPr>
+            <w:tcW w:type="dxa" w:w="2600"/>
+            <w:tcBorders>
+              <w:top w:val="single" w:color="A6A6A6" w:sz="4"/>
+              <w:left w:val="single" w:color="A6A6A6" w:sz="4"/>
+              <w:bottom w:val="single" w:color="A6A6A6" w:sz="4"/>
+              <w:right w:val="single" w:color="A6A6A6" w:sz="4"/>
+            </w:tcBorders>
+            <w:shd w:fill="1F3864" w:color="auto" w:val="clear"/>
+            <w:tcMar>
+              <w:top w:type="dxa" w:w="60"/>
+              <w:left w:type="dxa" w:w="100"/>
+              <w:bottom w:type="dxa" w:w="60"/>
+              <w:right w:type="dxa" w:w="100"/>
+            </w:tcMar>
+          </w:tcPr>
+          <w:p>
+            <w:pPr>
+              <w:spacing w:after="20" w:line="260"/>
+            </w:pPr>
+            <w:r>
+              <w:rPr>
+                <w:b/>
+                <w:bCs/>
+                <w:color w:val="FFFFFF"/>
+                <w:sz w:val="19"/>
+                <w:szCs w:val="19"/>
+              </w:rPr>
+              <w:t xml:space="preserve">入力</w:t>
+            </w:r>
+          </w:p>
+        </w:tc>
+        <w:tc>
+          <w:tcPr>
+            <w:tcW w:type="dxa" w:w="2700"/>
+            <w:tcBorders>
+              <w:top w:val="single" w:color="A6A6A6" w:sz="4"/>
+              <w:left w:val="single" w:color="A6A6A6" w:sz="4"/>
+              <w:bottom w:val="single" w:color="A6A6A6" w:sz="4"/>
+              <w:right w:val="single" w:color="A6A6A6" w:sz="4"/>
+            </w:tcBorders>
+            <w:shd w:fill="1F3864" w:color="auto" w:val="clear"/>
+            <w:tcMar>
+              <w:top w:type="dxa" w:w="60"/>
+              <w:left w:type="dxa" w:w="100"/>
+              <w:bottom w:type="dxa" w:w="60"/>
+              <w:right w:type="dxa" w:w="100"/>
+            </w:tcMar>
+          </w:tcPr>
+          <w:p>
+            <w:pPr>
+              <w:spacing w:after="20" w:line="260"/>
+            </w:pPr>
+            <w:r>
+              <w:rPr>
+                <w:b/>
+                <w:bCs/>
+                <w:color w:val="FFFFFF"/>
+                <w:sz w:val="19"/>
+                <w:szCs w:val="19"/>
+              </w:rPr>
+              <w:t xml:space="preserve">出力</w:t>
+            </w:r>
+          </w:p>
+        </w:tc>
+        <w:tc>
+          <w:tcPr>
+            <w:tcW w:type="dxa" w:w="2838"/>
+            <w:tcBorders>
+              <w:top w:val="single" w:color="A6A6A6" w:sz="4"/>
+              <w:left w:val="single" w:color="A6A6A6" w:sz="4"/>
+              <w:bottom w:val="single" w:color="A6A6A6" w:sz="4"/>
+              <w:right w:val="single" w:color="A6A6A6" w:sz="4"/>
+            </w:tcBorders>
+            <w:shd w:fill="1F3864" w:color="auto" w:val="clear"/>
+            <w:tcMar>
+              <w:top w:type="dxa" w:w="60"/>
+              <w:left w:type="dxa" w:w="100"/>
+              <w:bottom w:type="dxa" w:w="60"/>
+              <w:right w:type="dxa" w:w="100"/>
+            </w:tcMar>
+          </w:tcPr>
+          <w:p>
+            <w:pPr>
+              <w:spacing w:after="20" w:line="260"/>
+            </w:pPr>
+            <w:r>
+              <w:rPr>
+                <w:b/>
+                <w:bCs/>
+                <w:color w:val="FFFFFF"/>
+                <w:sz w:val="19"/>
+                <w:szCs w:val="19"/>
+              </w:rPr>
+              <w:t xml:space="preserve">確定</w:t>
+            </w:r>
+          </w:p>
+        </w:tc>
+      </w:tr>
+      <w:tr>
+        <w:trPr>
+          <w:cantSplit/>
+          <w:tblHeader w:val="false"/>
+        </w:trPr>
+        <w:tc>
+          <w:tcPr>
+            <w:tcW w:type="dxa" w:w="1500"/>
+            <w:tcBorders>
+              <w:top w:val="single" w:color="A6A6A6" w:sz="4"/>
+              <w:left w:val="single" w:color="A6A6A6" w:sz="4"/>
+              <w:bottom w:val="single" w:color="A6A6A6" w:sz="4"/>
+              <w:right w:val="single" w:color="A6A6A6" w:sz="4"/>
+            </w:tcBorders>
+            <w:shd w:fill="FFFFFF" w:color="auto" w:val="clear"/>
+            <w:tcMar>
+              <w:top w:type="dxa" w:w="60"/>
+              <w:left w:type="dxa" w:w="100"/>
+              <w:bottom w:type="dxa" w:w="60"/>
+              <w:right w:type="dxa" w:w="100"/>
+            </w:tcMar>
+          </w:tcPr>
+          <w:p>
+            <w:pPr>
+              <w:spacing w:after="20" w:line="260"/>
+            </w:pPr>
+            <w:r>
+              <w:rPr>
+                <w:b w:val="false"/>
+                <w:bCs w:val="false"/>
+                <w:color w:val="000000"/>
+                <w:sz w:val="19"/>
+                <w:szCs w:val="19"/>
+              </w:rPr>
+              <w:t xml:space="preserve">全体（global）</w:t>
+            </w:r>
+          </w:p>
+        </w:tc>
+        <w:tc>
+          <w:tcPr>
+            <w:tcW w:type="dxa" w:w="2600"/>
+            <w:tcBorders>
+              <w:top w:val="single" w:color="A6A6A6" w:sz="4"/>
+              <w:left w:val="single" w:color="A6A6A6" w:sz="4"/>
+              <w:bottom w:val="single" w:color="A6A6A6" w:sz="4"/>
+              <w:right w:val="single" w:color="A6A6A6" w:sz="4"/>
+            </w:tcBorders>
+            <w:shd w:fill="FFFFFF" w:color="auto" w:val="clear"/>
+            <w:tcMar>
+              <w:top w:type="dxa" w:w="60"/>
+              <w:left w:type="dxa" w:w="100"/>
+              <w:bottom w:type="dxa" w:w="60"/>
+              <w:right w:type="dxa" w:w="100"/>
+            </w:tcMar>
+          </w:tcPr>
+          <w:p>
+            <w:pPr>
+              <w:spacing w:after="20" w:line="260"/>
+            </w:pPr>
+            <w:r>
+              <w:rPr>
+                <w:b w:val="false"/>
+                <w:bCs w:val="false"/>
+                <w:color w:val="000000"/>
+                <w:sz w:val="19"/>
+                <w:szCs w:val="19"/>
+              </w:rPr>
+              <w:t xml:space="preserve">576 個の標準化した特徴量</w:t>
+            </w:r>
+          </w:p>
+        </w:tc>
+        <w:tc>
+          <w:tcPr>
+            <w:tcW w:type="dxa" w:w="2700"/>
+            <w:tcBorders>
+              <w:top w:val="single" w:color="A6A6A6" w:sz="4"/>
+              <w:left w:val="single" w:color="A6A6A6" w:sz="4"/>
+              <w:bottom w:val="single" w:color="A6A6A6" w:sz="4"/>
+              <w:right w:val="single" w:color="A6A6A6" w:sz="4"/>
+            </w:tcBorders>
+            <w:shd w:fill="FFFFFF" w:color="auto" w:val="clear"/>
+            <w:tcMar>
+              <w:top w:type="dxa" w:w="60"/>
+              <w:left w:type="dxa" w:w="100"/>
+              <w:bottom w:type="dxa" w:w="60"/>
+              <w:right w:type="dxa" w:w="100"/>
+            </w:tcMar>
+          </w:tcPr>
+          <w:p>
+            <w:pPr>
+              <w:spacing w:after="20" w:line="260"/>
+            </w:pPr>
+            <w:r>
+              <w:rPr>
+                <w:b w:val="false"/>
+                <w:bCs w:val="false"/>
+                <w:color w:val="000000"/>
+                <w:sz w:val="19"/>
+                <w:szCs w:val="19"/>
+              </w:rPr>
+              <w:t xml:space="preserve">確からしさ p = σ(w·z + b)</w:t>
+            </w:r>
+          </w:p>
+        </w:tc>
+        <w:tc>
+          <w:tcPr>
+            <w:tcW w:type="dxa" w:w="2838"/>
+            <w:tcBorders>
+              <w:top w:val="single" w:color="A6A6A6" w:sz="4"/>
+              <w:left w:val="single" w:color="A6A6A6" w:sz="4"/>
+              <w:bottom w:val="single" w:color="A6A6A6" w:sz="4"/>
+              <w:right w:val="single" w:color="A6A6A6" w:sz="4"/>
+            </w:tcBorders>
+            <w:shd w:fill="FFFFFF" w:color="auto" w:val="clear"/>
+            <w:tcMar>
+              <w:top w:type="dxa" w:w="60"/>
+              <w:left w:type="dxa" w:w="100"/>
+              <w:bottom w:type="dxa" w:w="60"/>
+              <w:right w:type="dxa" w:w="100"/>
+            </w:tcMar>
+          </w:tcPr>
+          <w:p>
+            <w:pPr>
+              <w:spacing w:after="20" w:line="260"/>
+            </w:pPr>
+            <w:r>
+              <w:rPr>
+                <w:b w:val="false"/>
+                <w:bCs w:val="false"/>
+                <w:color w:val="000000"/>
+                <w:sz w:val="19"/>
+                <w:szCs w:val="19"/>
+              </w:rPr>
+              <w:t xml:space="preserve">p ≥ thr_on のフレームが confirm_frames 続いたら確定。確定後は p &lt; thr_off のフレームが release_frames 続いたら解除</w:t>
+            </w:r>
+          </w:p>
+        </w:tc>
+      </w:tr>
+      <w:tr>
+        <w:trPr>
+          <w:cantSplit/>
+          <w:tblHeader w:val="false"/>
+        </w:trPr>
+        <w:tc>
+          <w:tcPr>
+            <w:tcW w:type="dxa" w:w="1500"/>
+            <w:tcBorders>
+              <w:top w:val="single" w:color="A6A6A6" w:sz="4"/>
+              <w:left w:val="single" w:color="A6A6A6" w:sz="4"/>
+              <w:bottom w:val="single" w:color="A6A6A6" w:sz="4"/>
+              <w:right w:val="single" w:color="A6A6A6" w:sz="4"/>
+            </w:tcBorders>
+            <w:shd w:fill="DCE3F0" w:color="auto" w:val="clear"/>
+            <w:tcMar>
+              <w:top w:type="dxa" w:w="60"/>
+              <w:left w:type="dxa" w:w="100"/>
+              <w:bottom w:type="dxa" w:w="60"/>
+              <w:right w:type="dxa" w:w="100"/>
+            </w:tcMar>
+          </w:tcPr>
+          <w:p>
+            <w:pPr>
+              <w:spacing w:after="20" w:line="260"/>
+            </w:pPr>
+            <w:r>
+              <w:rPr>
+                <w:b w:val="false"/>
+                <w:bCs w:val="false"/>
+                <w:color w:val="000000"/>
+                <w:sz w:val="19"/>
+                <w:szCs w:val="19"/>
+              </w:rPr>
+              <w:t xml:space="preserve">局所（local）</w:t>
+            </w:r>
+          </w:p>
+        </w:tc>
+        <w:tc>
+          <w:tcPr>
+            <w:tcW w:type="dxa" w:w="2600"/>
+            <w:tcBorders>
+              <w:top w:val="single" w:color="A6A6A6" w:sz="4"/>
+              <w:left w:val="single" w:color="A6A6A6" w:sz="4"/>
+              <w:bottom w:val="single" w:color="A6A6A6" w:sz="4"/>
+              <w:right w:val="single" w:color="A6A6A6" w:sz="4"/>
+            </w:tcBorders>
+            <w:shd w:fill="DCE3F0" w:color="auto" w:val="clear"/>
+            <w:tcMar>
+              <w:top w:type="dxa" w:w="60"/>
+              <w:left w:type="dxa" w:w="100"/>
+              <w:bottom w:type="dxa" w:w="60"/>
+              <w:right w:type="dxa" w:w="100"/>
+            </w:tcMar>
+          </w:tcPr>
+          <w:p>
+            <w:pPr>
+              <w:spacing w:after="20" w:line="260"/>
+            </w:pPr>
+            <w:r>
+              <w:rPr>
+                <w:b w:val="false"/>
+                <w:bCs w:val="false"/>
+                <w:color w:val="000000"/>
+                <w:sz w:val="19"/>
+                <w:szCs w:val="19"/>
+              </w:rPr>
+              <w:t xml:space="preserve">各セルとその周囲 3×3 セルの 108 個（格子の外は 0）</w:t>
+            </w:r>
+          </w:p>
+        </w:tc>
+        <w:tc>
+          <w:tcPr>
+            <w:tcW w:type="dxa" w:w="2700"/>
+            <w:tcBorders>
+              <w:top w:val="single" w:color="A6A6A6" w:sz="4"/>
+              <w:left w:val="single" w:color="A6A6A6" w:sz="4"/>
+              <w:bottom w:val="single" w:color="A6A6A6" w:sz="4"/>
+              <w:right w:val="single" w:color="A6A6A6" w:sz="4"/>
+            </w:tcBorders>
+            <w:shd w:fill="DCE3F0" w:color="auto" w:val="clear"/>
+            <w:tcMar>
+              <w:top w:type="dxa" w:w="60"/>
+              <w:left w:type="dxa" w:w="100"/>
+              <w:bottom w:type="dxa" w:w="60"/>
+              <w:right w:type="dxa" w:w="100"/>
+            </w:tcMar>
+          </w:tcPr>
+          <w:p>
+            <w:pPr>
+              <w:spacing w:after="20" w:line="260"/>
+            </w:pPr>
+            <w:r>
+              <w:rPr>
+                <w:b w:val="false"/>
+                <w:bCs w:val="false"/>
+                <w:color w:val="000000"/>
+                <w:sz w:val="19"/>
+                <w:szCs w:val="19"/>
+              </w:rPr>
+              <w:t xml:space="preserve">セルごとの p。注目する行（row_min〜row_max）の中で最大の p とそのセル（行優先で最初の最大）、p ≥ thr_on のセル数</w:t>
+            </w:r>
+          </w:p>
+        </w:tc>
+        <w:tc>
+          <w:tcPr>
+            <w:tcW w:type="dxa" w:w="2838"/>
+            <w:tcBorders>
+              <w:top w:val="single" w:color="A6A6A6" w:sz="4"/>
+              <w:left w:val="single" w:color="A6A6A6" w:sz="4"/>
+              <w:bottom w:val="single" w:color="A6A6A6" w:sz="4"/>
+              <w:right w:val="single" w:color="A6A6A6" w:sz="4"/>
+            </w:tcBorders>
+            <w:shd w:fill="DCE3F0" w:color="auto" w:val="clear"/>
+            <w:tcMar>
+              <w:top w:type="dxa" w:w="60"/>
+              <w:left w:type="dxa" w:w="100"/>
+              <w:bottom w:type="dxa" w:w="60"/>
+              <w:right w:type="dxa" w:w="100"/>
+            </w:tcMar>
+          </w:tcPr>
+          <w:p>
+            <w:pPr>
+              <w:spacing w:after="20" w:line="260"/>
+            </w:pPr>
+            <w:r>
+              <w:rPr>
+                <w:b w:val="false"/>
+                <w:bCs w:val="false"/>
+                <w:color w:val="000000"/>
+                <w:sz w:val="19"/>
+                <w:szCs w:val="19"/>
+              </w:rPr>
+              <w:t xml:space="preserve">最大の p ≥ thr_on かつセル数 ≥ min_cells のフレームが confirm_frames 続いたら確定。解除は最大の p &lt; thr_off が release_frames 続いたとき</w:t>
+            </w:r>
+          </w:p>
+        </w:tc>
+      </w:tr>
+    </w:tbl>
+    <w:p>
+      <w:pPr>
+        <w:spacing w:after="60"/>
+      </w:pPr>
+    </w:p>
+    <w:p>
+      <w:pPr>
+        <w:spacing w:after="100" w:line="300"/>
+      </w:pPr>
+      <w:r>
+        <w:t xml:space="preserve">行動（信号機）：状態番号 0〜5 は tof_drive の状態、16〜18 が cam_drive の状態です。</w:t>
+      </w:r>
+    </w:p>
+    <w:tbl>
+      <w:tblPr>
+        <w:tblW w:type="dxa" w:w="9638"/>
+        <w:tblBorders>
+          <w:top w:val="single" w:color="auto" w:sz="4"/>
+          <w:left w:val="single" w:color="auto" w:sz="4"/>
+          <w:bottom w:val="single" w:color="auto" w:sz="4"/>
+          <w:right w:val="single" w:color="auto" w:sz="4"/>
+          <w:insideH w:val="single" w:color="auto" w:sz="4"/>
+          <w:insideV w:val="single" w:color="auto" w:sz="4"/>
+        </w:tblBorders>
+      </w:tblPr>
+      <w:tblGrid>
+        <w:gridCol w:w="2200"/>
+        <w:gridCol w:w="3400"/>
+        <w:gridCol w:w="4038"/>
+      </w:tblGrid>
+      <w:tr>
+        <w:trPr>
+          <w:cantSplit/>
+          <w:tblHeader/>
+        </w:trPr>
+        <w:tc>
+          <w:tcPr>
+            <w:tcW w:type="dxa" w:w="2200"/>
+            <w:tcBorders>
+              <w:top w:val="single" w:color="A6A6A6" w:sz="4"/>
+              <w:left w:val="single" w:color="A6A6A6" w:sz="4"/>
+              <w:bottom w:val="single" w:color="A6A6A6" w:sz="4"/>
+              <w:right w:val="single" w:color="A6A6A6" w:sz="4"/>
+            </w:tcBorders>
+            <w:shd w:fill="1F3864" w:color="auto" w:val="clear"/>
+            <w:tcMar>
+              <w:top w:type="dxa" w:w="60"/>
+              <w:left w:type="dxa" w:w="100"/>
+              <w:bottom w:type="dxa" w:w="60"/>
+              <w:right w:type="dxa" w:w="100"/>
+            </w:tcMar>
+          </w:tcPr>
+          <w:p>
+            <w:pPr>
+              <w:spacing w:after="20" w:line="260"/>
+            </w:pPr>
+            <w:r>
+              <w:rPr>
+                <w:b/>
+                <w:bCs/>
+                <w:color w:val="FFFFFF"/>
+                <w:sz w:val="19"/>
+                <w:szCs w:val="19"/>
+              </w:rPr>
+              <w:t xml:space="preserve">状態</w:t>
+            </w:r>
+          </w:p>
+        </w:tc>
+        <w:tc>
+          <w:tcPr>
+            <w:tcW w:type="dxa" w:w="3400"/>
+            <w:tcBorders>
+              <w:top w:val="single" w:color="A6A6A6" w:sz="4"/>
+              <w:left w:val="single" w:color="A6A6A6" w:sz="4"/>
+              <w:bottom w:val="single" w:color="A6A6A6" w:sz="4"/>
+              <w:right w:val="single" w:color="A6A6A6" w:sz="4"/>
+            </w:tcBorders>
+            <w:shd w:fill="1F3864" w:color="auto" w:val="clear"/>
+            <w:tcMar>
+              <w:top w:type="dxa" w:w="60"/>
+              <w:left w:type="dxa" w:w="100"/>
+              <w:bottom w:type="dxa" w:w="60"/>
+              <w:right w:type="dxa" w:w="100"/>
+            </w:tcMar>
+          </w:tcPr>
+          <w:p>
+            <w:pPr>
+              <w:spacing w:after="20" w:line="260"/>
+            </w:pPr>
+            <w:r>
+              <w:rPr>
+                <w:b/>
+                <w:bCs/>
+                <w:color w:val="FFFFFF"/>
+                <w:sz w:val="19"/>
+                <w:szCs w:val="19"/>
+              </w:rPr>
+              <w:t xml:space="preserve">条件</w:t>
+            </w:r>
+          </w:p>
+        </w:tc>
+        <w:tc>
+          <w:tcPr>
+            <w:tcW w:type="dxa" w:w="4038"/>
+            <w:tcBorders>
+              <w:top w:val="single" w:color="A6A6A6" w:sz="4"/>
+              <w:left w:val="single" w:color="A6A6A6" w:sz="4"/>
+              <w:bottom w:val="single" w:color="A6A6A6" w:sz="4"/>
+              <w:right w:val="single" w:color="A6A6A6" w:sz="4"/>
+            </w:tcBorders>
+            <w:shd w:fill="1F3864" w:color="auto" w:val="clear"/>
+            <w:tcMar>
+              <w:top w:type="dxa" w:w="60"/>
+              <w:left w:type="dxa" w:w="100"/>
+              <w:bottom w:type="dxa" w:w="60"/>
+              <w:right w:type="dxa" w:w="100"/>
+            </w:tcMar>
+          </w:tcPr>
+          <w:p>
+            <w:pPr>
+              <w:spacing w:after="20" w:line="260"/>
+            </w:pPr>
+            <w:r>
+              <w:rPr>
+                <w:b/>
+                <w:bCs/>
+                <w:color w:val="FFFFFF"/>
+                <w:sz w:val="19"/>
+                <w:szCs w:val="19"/>
+              </w:rPr>
+              <w:t xml:space="preserve">動作</w:t>
+            </w:r>
+          </w:p>
+        </w:tc>
+      </w:tr>
+      <w:tr>
+        <w:trPr>
+          <w:cantSplit/>
+          <w:tblHeader w:val="false"/>
+        </w:trPr>
+        <w:tc>
+          <w:tcPr>
+            <w:tcW w:type="dxa" w:w="2200"/>
+            <w:tcBorders>
+              <w:top w:val="single" w:color="A6A6A6" w:sz="4"/>
+              <w:left w:val="single" w:color="A6A6A6" w:sz="4"/>
+              <w:bottom w:val="single" w:color="A6A6A6" w:sz="4"/>
+              <w:right w:val="single" w:color="A6A6A6" w:sz="4"/>
+            </w:tcBorders>
+            <w:shd w:fill="FFFFFF" w:color="auto" w:val="clear"/>
+            <w:tcMar>
+              <w:top w:type="dxa" w:w="60"/>
+              <w:left w:type="dxa" w:w="100"/>
+              <w:bottom w:type="dxa" w:w="60"/>
+              <w:right w:type="dxa" w:w="100"/>
+            </w:tcMar>
+          </w:tcPr>
+          <w:p>
+            <w:pPr>
+              <w:spacing w:after="20" w:line="260"/>
+            </w:pPr>
+            <w:r>
+              <w:rPr>
+                <w:b w:val="false"/>
+                <w:bCs w:val="false"/>
+                <w:color w:val="000000"/>
+                <w:sz w:val="19"/>
+                <w:szCs w:val="19"/>
+              </w:rPr>
+              <w:t xml:space="preserve">（tof_drive の状態）</w:t>
+            </w:r>
+          </w:p>
+        </w:tc>
+        <w:tc>
+          <w:tcPr>
+            <w:tcW w:type="dxa" w:w="3400"/>
+            <w:tcBorders>
+              <w:top w:val="single" w:color="A6A6A6" w:sz="4"/>
+              <w:left w:val="single" w:color="A6A6A6" w:sz="4"/>
+              <w:bottom w:val="single" w:color="A6A6A6" w:sz="4"/>
+              <w:right w:val="single" w:color="A6A6A6" w:sz="4"/>
+            </w:tcBorders>
+            <w:shd w:fill="FFFFFF" w:color="auto" w:val="clear"/>
+            <w:tcMar>
+              <w:top w:type="dxa" w:w="60"/>
+              <w:left w:type="dxa" w:w="100"/>
+              <w:bottom w:type="dxa" w:w="60"/>
+              <w:right w:type="dxa" w:w="100"/>
+            </w:tcMar>
+          </w:tcPr>
+          <w:p>
+            <w:pPr>
+              <w:spacing w:after="20" w:line="260"/>
+            </w:pPr>
+            <w:r>
+              <w:rPr>
+                <w:b w:val="false"/>
+                <w:bCs w:val="false"/>
+                <w:color w:val="000000"/>
+                <w:sz w:val="19"/>
+                <w:szCs w:val="19"/>
+              </w:rPr>
+              <w:t xml:space="preserve">赤信号が確定していない</w:t>
+            </w:r>
+          </w:p>
+        </w:tc>
+        <w:tc>
+          <w:tcPr>
+            <w:tcW w:type="dxa" w:w="4038"/>
+            <w:tcBorders>
+              <w:top w:val="single" w:color="A6A6A6" w:sz="4"/>
+              <w:left w:val="single" w:color="A6A6A6" w:sz="4"/>
+              <w:bottom w:val="single" w:color="A6A6A6" w:sz="4"/>
+              <w:right w:val="single" w:color="A6A6A6" w:sz="4"/>
+            </w:tcBorders>
+            <w:shd w:fill="FFFFFF" w:color="auto" w:val="clear"/>
+            <w:tcMar>
+              <w:top w:type="dxa" w:w="60"/>
+              <w:left w:type="dxa" w:w="100"/>
+              <w:bottom w:type="dxa" w:w="60"/>
+              <w:right w:type="dxa" w:w="100"/>
+            </w:tcMar>
+          </w:tcPr>
+          <w:p>
+            <w:pPr>
+              <w:spacing w:after="20" w:line="260"/>
+            </w:pPr>
+            <w:r>
+              <w:rPr>
+                <w:b w:val="false"/>
+                <w:bCs w:val="false"/>
+                <w:color w:val="000000"/>
+                <w:sz w:val="19"/>
+                <w:szCs w:val="19"/>
+              </w:rPr>
+              <w:t xml:space="preserve">tof_drive と同じ。速度の上限は v_max</w:t>
+            </w:r>
+          </w:p>
+        </w:tc>
+      </w:tr>
+      <w:tr>
+        <w:trPr>
+          <w:cantSplit/>
+          <w:tblHeader w:val="false"/>
+        </w:trPr>
+        <w:tc>
+          <w:tcPr>
+            <w:tcW w:type="dxa" w:w="2200"/>
+            <w:tcBorders>
+              <w:top w:val="single" w:color="A6A6A6" w:sz="4"/>
+              <w:left w:val="single" w:color="A6A6A6" w:sz="4"/>
+              <w:bottom w:val="single" w:color="A6A6A6" w:sz="4"/>
+              <w:right w:val="single" w:color="A6A6A6" w:sz="4"/>
+            </w:tcBorders>
+            <w:shd w:fill="DCE3F0" w:color="auto" w:val="clear"/>
+            <w:tcMar>
+              <w:top w:type="dxa" w:w="60"/>
+              <w:left w:type="dxa" w:w="100"/>
+              <w:bottom w:type="dxa" w:w="60"/>
+              <w:right w:type="dxa" w:w="100"/>
+            </w:tcMar>
+          </w:tcPr>
+          <w:p>
+            <w:pPr>
+              <w:spacing w:after="20" w:line="260"/>
+            </w:pPr>
+            <w:r>
+              <w:rPr>
+                <w:b w:val="false"/>
+                <w:bCs w:val="false"/>
+                <w:color w:val="000000"/>
+                <w:sz w:val="19"/>
+                <w:szCs w:val="19"/>
+              </w:rPr>
+              <w:t xml:space="preserve">SIGNAL_APPROACH（16）</w:t>
+            </w:r>
+          </w:p>
+        </w:tc>
+        <w:tc>
+          <w:tcPr>
+            <w:tcW w:type="dxa" w:w="3400"/>
+            <w:tcBorders>
+              <w:top w:val="single" w:color="A6A6A6" w:sz="4"/>
+              <w:left w:val="single" w:color="A6A6A6" w:sz="4"/>
+              <w:bottom w:val="single" w:color="A6A6A6" w:sz="4"/>
+              <w:right w:val="single" w:color="A6A6A6" w:sz="4"/>
+            </w:tcBorders>
+            <w:shd w:fill="DCE3F0" w:color="auto" w:val="clear"/>
+            <w:tcMar>
+              <w:top w:type="dxa" w:w="60"/>
+              <w:left w:type="dxa" w:w="100"/>
+              <w:bottom w:type="dxa" w:w="60"/>
+              <w:right w:type="dxa" w:w="100"/>
+            </w:tcMar>
+          </w:tcPr>
+          <w:p>
+            <w:pPr>
+              <w:spacing w:after="20" w:line="260"/>
+            </w:pPr>
+            <w:r>
+              <w:rPr>
+                <w:b w:val="false"/>
+                <w:bCs w:val="false"/>
+                <w:color w:val="000000"/>
+                <w:sz w:val="19"/>
+                <w:szCs w:val="19"/>
+              </w:rPr>
+              <w:t xml:space="preserve">赤が確定したが、セル数 &lt; stop_min_cells（まだ遠い）</w:t>
+            </w:r>
+          </w:p>
+        </w:tc>
+        <w:tc>
+          <w:tcPr>
+            <w:tcW w:type="dxa" w:w="4038"/>
+            <w:tcBorders>
+              <w:top w:val="single" w:color="A6A6A6" w:sz="4"/>
+              <w:left w:val="single" w:color="A6A6A6" w:sz="4"/>
+              <w:bottom w:val="single" w:color="A6A6A6" w:sz="4"/>
+              <w:right w:val="single" w:color="A6A6A6" w:sz="4"/>
+            </w:tcBorders>
+            <w:shd w:fill="DCE3F0" w:color="auto" w:val="clear"/>
+            <w:tcMar>
+              <w:top w:type="dxa" w:w="60"/>
+              <w:left w:type="dxa" w:w="100"/>
+              <w:bottom w:type="dxa" w:w="60"/>
+              <w:right w:type="dxa" w:w="100"/>
+            </w:tcMar>
+          </w:tcPr>
+          <w:p>
+            <w:pPr>
+              <w:spacing w:after="20" w:line="260"/>
+            </w:pPr>
+            <w:r>
+              <w:rPr>
+                <w:b w:val="false"/>
+                <w:bCs w:val="false"/>
+                <w:color w:val="000000"/>
+                <w:sz w:val="19"/>
+                <w:szCs w:val="19"/>
+              </w:rPr>
+              <w:t xml:space="preserve">速度の上限を approach_v にして近づく。赤が消えれば通常に戻る</w:t>
+            </w:r>
+          </w:p>
+        </w:tc>
+      </w:tr>
+      <w:tr>
+        <w:trPr>
+          <w:cantSplit/>
+          <w:tblHeader w:val="false"/>
+        </w:trPr>
+        <w:tc>
+          <w:tcPr>
+            <w:tcW w:type="dxa" w:w="2200"/>
+            <w:tcBorders>
+              <w:top w:val="single" w:color="A6A6A6" w:sz="4"/>
+              <w:left w:val="single" w:color="A6A6A6" w:sz="4"/>
+              <w:bottom w:val="single" w:color="A6A6A6" w:sz="4"/>
+              <w:right w:val="single" w:color="A6A6A6" w:sz="4"/>
+            </w:tcBorders>
+            <w:shd w:fill="FFFFFF" w:color="auto" w:val="clear"/>
+            <w:tcMar>
+              <w:top w:type="dxa" w:w="60"/>
+              <w:left w:type="dxa" w:w="100"/>
+              <w:bottom w:type="dxa" w:w="60"/>
+              <w:right w:type="dxa" w:w="100"/>
+            </w:tcMar>
+          </w:tcPr>
+          <w:p>
+            <w:pPr>
+              <w:spacing w:after="20" w:line="260"/>
+            </w:pPr>
+            <w:r>
+              <w:rPr>
+                <w:b w:val="false"/>
+                <w:bCs w:val="false"/>
+                <w:color w:val="000000"/>
+                <w:sz w:val="19"/>
+                <w:szCs w:val="19"/>
+              </w:rPr>
+              <w:t xml:space="preserve">SIGNAL_STOP（17）</w:t>
+            </w:r>
+          </w:p>
+        </w:tc>
+        <w:tc>
+          <w:tcPr>
+            <w:tcW w:type="dxa" w:w="3400"/>
+            <w:tcBorders>
+              <w:top w:val="single" w:color="A6A6A6" w:sz="4"/>
+              <w:left w:val="single" w:color="A6A6A6" w:sz="4"/>
+              <w:bottom w:val="single" w:color="A6A6A6" w:sz="4"/>
+              <w:right w:val="single" w:color="A6A6A6" w:sz="4"/>
+            </w:tcBorders>
+            <w:shd w:fill="FFFFFF" w:color="auto" w:val="clear"/>
+            <w:tcMar>
+              <w:top w:type="dxa" w:w="60"/>
+              <w:left w:type="dxa" w:w="100"/>
+              <w:bottom w:type="dxa" w:w="60"/>
+              <w:right w:type="dxa" w:w="100"/>
+            </w:tcMar>
+          </w:tcPr>
+          <w:p>
+            <w:pPr>
+              <w:spacing w:after="20" w:line="260"/>
+            </w:pPr>
+            <w:r>
+              <w:rPr>
+                <w:b w:val="false"/>
+                <w:bCs w:val="false"/>
+                <w:color w:val="000000"/>
+                <w:sz w:val="19"/>
+                <w:szCs w:val="19"/>
+              </w:rPr>
+              <w:t xml:space="preserve">赤が確定し、セル数 ≥ stop_min_cells（近い）</w:t>
+            </w:r>
+          </w:p>
+        </w:tc>
+        <w:tc>
+          <w:tcPr>
+            <w:tcW w:type="dxa" w:w="4038"/>
+            <w:tcBorders>
+              <w:top w:val="single" w:color="A6A6A6" w:sz="4"/>
+              <w:left w:val="single" w:color="A6A6A6" w:sz="4"/>
+              <w:bottom w:val="single" w:color="A6A6A6" w:sz="4"/>
+              <w:right w:val="single" w:color="A6A6A6" w:sz="4"/>
+            </w:tcBorders>
+            <w:shd w:fill="FFFFFF" w:color="auto" w:val="clear"/>
+            <w:tcMar>
+              <w:top w:type="dxa" w:w="60"/>
+              <w:left w:type="dxa" w:w="100"/>
+              <w:bottom w:type="dxa" w:w="60"/>
+              <w:right w:type="dxa" w:w="100"/>
+            </w:tcMar>
+          </w:tcPr>
+          <w:p>
+            <w:pPr>
+              <w:spacing w:after="20" w:line="260"/>
+            </w:pPr>
+            <w:r>
+              <w:rPr>
+                <w:b w:val="false"/>
+                <w:bCs w:val="false"/>
+                <w:color w:val="000000"/>
+                <w:sz w:val="19"/>
+                <w:szCs w:val="19"/>
+              </w:rPr>
+              <w:t xml:space="preserve">速度の上限 0。tof_drive の減速率で止まり、drive が 0 になったら flags に BRAKE を立てて保持する。min_stop_ms 以上止まったあと、青が確定したら、または（resume_without_green_ms &gt; 0 のとき）赤が見えなくなってその時間が経ったら SIGNAL_RESUME へ</w:t>
+            </w:r>
+          </w:p>
+        </w:tc>
+      </w:tr>
+      <w:tr>
+        <w:trPr>
+          <w:cantSplit/>
+          <w:tblHeader w:val="false"/>
+        </w:trPr>
+        <w:tc>
+          <w:tcPr>
+            <w:tcW w:type="dxa" w:w="2200"/>
+            <w:tcBorders>
+              <w:top w:val="single" w:color="A6A6A6" w:sz="4"/>
+              <w:left w:val="single" w:color="A6A6A6" w:sz="4"/>
+              <w:bottom w:val="single" w:color="A6A6A6" w:sz="4"/>
+              <w:right w:val="single" w:color="A6A6A6" w:sz="4"/>
+            </w:tcBorders>
+            <w:shd w:fill="DCE3F0" w:color="auto" w:val="clear"/>
+            <w:tcMar>
+              <w:top w:type="dxa" w:w="60"/>
+              <w:left w:type="dxa" w:w="100"/>
+              <w:bottom w:type="dxa" w:w="60"/>
+              <w:right w:type="dxa" w:w="100"/>
+            </w:tcMar>
+          </w:tcPr>
+          <w:p>
+            <w:pPr>
+              <w:spacing w:after="20" w:line="260"/>
+            </w:pPr>
+            <w:r>
+              <w:rPr>
+                <w:b w:val="false"/>
+                <w:bCs w:val="false"/>
+                <w:color w:val="000000"/>
+                <w:sz w:val="19"/>
+                <w:szCs w:val="19"/>
+              </w:rPr>
+              <w:t xml:space="preserve">SIGNAL_RESUME（18）</w:t>
+            </w:r>
+          </w:p>
+        </w:tc>
+        <w:tc>
+          <w:tcPr>
+            <w:tcW w:type="dxa" w:w="3400"/>
+            <w:tcBorders>
+              <w:top w:val="single" w:color="A6A6A6" w:sz="4"/>
+              <w:left w:val="single" w:color="A6A6A6" w:sz="4"/>
+              <w:bottom w:val="single" w:color="A6A6A6" w:sz="4"/>
+              <w:right w:val="single" w:color="A6A6A6" w:sz="4"/>
+            </w:tcBorders>
+            <w:shd w:fill="DCE3F0" w:color="auto" w:val="clear"/>
+            <w:tcMar>
+              <w:top w:type="dxa" w:w="60"/>
+              <w:left w:type="dxa" w:w="100"/>
+              <w:bottom w:type="dxa" w:w="60"/>
+              <w:right w:type="dxa" w:w="100"/>
+            </w:tcMar>
+          </w:tcPr>
+          <w:p>
+            <w:pPr>
+              <w:spacing w:after="20" w:line="260"/>
+            </w:pPr>
+            <w:r>
+              <w:rPr>
+                <w:b w:val="false"/>
+                <w:bCs w:val="false"/>
+                <w:color w:val="000000"/>
+                <w:sz w:val="19"/>
+                <w:szCs w:val="19"/>
+              </w:rPr>
+              <w:t xml:space="preserve">発進直後</w:t>
+            </w:r>
+          </w:p>
+        </w:tc>
+        <w:tc>
+          <w:tcPr>
+            <w:tcW w:type="dxa" w:w="4038"/>
+            <w:tcBorders>
+              <w:top w:val="single" w:color="A6A6A6" w:sz="4"/>
+              <w:left w:val="single" w:color="A6A6A6" w:sz="4"/>
+              <w:bottom w:val="single" w:color="A6A6A6" w:sz="4"/>
+              <w:right w:val="single" w:color="A6A6A6" w:sz="4"/>
+            </w:tcBorders>
+            <w:shd w:fill="DCE3F0" w:color="auto" w:val="clear"/>
+            <w:tcMar>
+              <w:top w:type="dxa" w:w="60"/>
+              <w:left w:type="dxa" w:w="100"/>
+              <w:bottom w:type="dxa" w:w="60"/>
+              <w:right w:type="dxa" w:w="100"/>
+            </w:tcMar>
+          </w:tcPr>
+          <w:p>
+            <w:pPr>
+              <w:spacing w:after="20" w:line="260"/>
+            </w:pPr>
+            <w:r>
+              <w:rPr>
+                <w:b w:val="false"/>
+                <w:bCs w:val="false"/>
+                <w:color w:val="000000"/>
+                <w:sz w:val="19"/>
+                <w:szCs w:val="19"/>
+              </w:rPr>
+              <w:t xml:space="preserve">上限を v_max に戻し、resume_ignore_ms の間は赤を無視する（通り過ぎる間に止まり直さない）。経過後は通常へ</w:t>
+            </w:r>
+          </w:p>
+        </w:tc>
+      </w:tr>
+    </w:tbl>
+    <w:p>
+      <w:pPr>
+        <w:spacing w:after="60"/>
+      </w:pPr>
+    </w:p>
+    <w:p>
+      <w:pPr>
+        <w:spacing w:after="100" w:line="300"/>
+      </w:pPr>
+      <w:r>
+        <w:t xml:space="preserve">画像の無いフレーム（カメラが制御周期より遅いとき）は直前の検出結果を使い、確定・解除の数は進めません。vision.bin の無いパック（同梱の cam-base）では検出器が無いので tof_drive と同じ走行になります。</w:t>
+      </w:r>
+    </w:p>
+    <w:p>
+      <w:pPr>
+        <w:pStyle w:val="Heading2"/>
+      </w:pPr>
+      <w:r>
+        <w:t xml:space="preserve">3.11 cam_drive のパラメータ（params.json）</w:t>
+      </w:r>
+    </w:p>
+    <w:p>
+      <w:pPr>
+        <w:spacing w:after="100" w:line="300"/>
+      </w:pPr>
+      <w:r>
+        <w:t xml:space="preserve">cam_drive のパックの params.json は、"tof" に tof_drive の全パラメータ（3.7。全キー必須）、"signal" に信号機の振る舞いを持ちます。未知のキー、欠けたキー、範囲外の値はパックの拒否になります。</w:t>
+      </w:r>
+    </w:p>
+    <w:tbl>
+      <w:tblPr>
+        <w:tblW w:type="dxa" w:w="9638"/>
+        <w:tblBorders>
+          <w:top w:val="single" w:color="auto" w:sz="4"/>
+          <w:left w:val="single" w:color="auto" w:sz="4"/>
+          <w:bottom w:val="single" w:color="auto" w:sz="4"/>
+          <w:right w:val="single" w:color="auto" w:sz="4"/>
+          <w:insideH w:val="single" w:color="auto" w:sz="4"/>
+          <w:insideV w:val="single" w:color="auto" w:sz="4"/>
+        </w:tblBorders>
+      </w:tblPr>
+      <w:tblGrid>
+        <w:gridCol w:w="2600"/>
+        <w:gridCol w:w="1800"/>
+        <w:gridCol w:w="5238"/>
+      </w:tblGrid>
+      <w:tr>
+        <w:trPr>
+          <w:cantSplit/>
+          <w:tblHeader/>
+        </w:trPr>
+        <w:tc>
+          <w:tcPr>
+            <w:tcW w:type="dxa" w:w="2600"/>
+            <w:tcBorders>
+              <w:top w:val="single" w:color="A6A6A6" w:sz="4"/>
+              <w:left w:val="single" w:color="A6A6A6" w:sz="4"/>
+              <w:bottom w:val="single" w:color="A6A6A6" w:sz="4"/>
+              <w:right w:val="single" w:color="A6A6A6" w:sz="4"/>
+            </w:tcBorders>
+            <w:shd w:fill="1F3864" w:color="auto" w:val="clear"/>
+            <w:tcMar>
+              <w:top w:type="dxa" w:w="60"/>
+              <w:left w:type="dxa" w:w="100"/>
+              <w:bottom w:type="dxa" w:w="60"/>
+              <w:right w:type="dxa" w:w="100"/>
+            </w:tcMar>
+          </w:tcPr>
+          <w:p>
+            <w:pPr>
+              <w:spacing w:after="20" w:line="260"/>
+            </w:pPr>
+            <w:r>
+              <w:rPr>
+                <w:b/>
+                <w:bCs/>
+                <w:color w:val="FFFFFF"/>
+                <w:sz w:val="19"/>
+                <w:szCs w:val="19"/>
+              </w:rPr>
+              <w:t xml:space="preserve">キー（signal）</w:t>
+            </w:r>
+          </w:p>
+        </w:tc>
+        <w:tc>
+          <w:tcPr>
+            <w:tcW w:type="dxa" w:w="1800"/>
+            <w:tcBorders>
+              <w:top w:val="single" w:color="A6A6A6" w:sz="4"/>
+              <w:left w:val="single" w:color="A6A6A6" w:sz="4"/>
+              <w:bottom w:val="single" w:color="A6A6A6" w:sz="4"/>
+              <w:right w:val="single" w:color="A6A6A6" w:sz="4"/>
+            </w:tcBorders>
+            <w:shd w:fill="1F3864" w:color="auto" w:val="clear"/>
+            <w:tcMar>
+              <w:top w:type="dxa" w:w="60"/>
+              <w:left w:type="dxa" w:w="100"/>
+              <w:bottom w:type="dxa" w:w="60"/>
+              <w:right w:type="dxa" w:w="100"/>
+            </w:tcMar>
+          </w:tcPr>
+          <w:p>
+            <w:pPr>
+              <w:spacing w:after="20" w:line="260"/>
+            </w:pPr>
+            <w:r>
+              <w:rPr>
+                <w:b/>
+                <w:bCs/>
+                <w:color w:val="FFFFFF"/>
+                <w:sz w:val="19"/>
+                <w:szCs w:val="19"/>
+              </w:rPr>
+              <w:t xml:space="preserve">既定値</w:t>
+            </w:r>
+          </w:p>
+        </w:tc>
+        <w:tc>
+          <w:tcPr>
+            <w:tcW w:type="dxa" w:w="5238"/>
+            <w:tcBorders>
+              <w:top w:val="single" w:color="A6A6A6" w:sz="4"/>
+              <w:left w:val="single" w:color="A6A6A6" w:sz="4"/>
+              <w:bottom w:val="single" w:color="A6A6A6" w:sz="4"/>
+              <w:right w:val="single" w:color="A6A6A6" w:sz="4"/>
+            </w:tcBorders>
+            <w:shd w:fill="1F3864" w:color="auto" w:val="clear"/>
+            <w:tcMar>
+              <w:top w:type="dxa" w:w="60"/>
+              <w:left w:type="dxa" w:w="100"/>
+              <w:bottom w:type="dxa" w:w="60"/>
+              <w:right w:type="dxa" w:w="100"/>
+            </w:tcMar>
+          </w:tcPr>
+          <w:p>
+            <w:pPr>
+              <w:spacing w:after="20" w:line="260"/>
+            </w:pPr>
+            <w:r>
+              <w:rPr>
+                <w:b/>
+                <w:bCs/>
+                <w:color w:val="FFFFFF"/>
+                <w:sz w:val="19"/>
+                <w:szCs w:val="19"/>
+              </w:rPr>
+              <w:t xml:space="preserve">意味</w:t>
+            </w:r>
+          </w:p>
+        </w:tc>
+      </w:tr>
+      <w:tr>
+        <w:trPr>
+          <w:cantSplit/>
+          <w:tblHeader w:val="false"/>
+        </w:trPr>
+        <w:tc>
+          <w:tcPr>
+            <w:tcW w:type="dxa" w:w="2600"/>
+            <w:tcBorders>
+              <w:top w:val="single" w:color="A6A6A6" w:sz="4"/>
+              <w:left w:val="single" w:color="A6A6A6" w:sz="4"/>
+              <w:bottom w:val="single" w:color="A6A6A6" w:sz="4"/>
+              <w:right w:val="single" w:color="A6A6A6" w:sz="4"/>
+            </w:tcBorders>
+            <w:shd w:fill="FFFFFF" w:color="auto" w:val="clear"/>
+            <w:tcMar>
+              <w:top w:type="dxa" w:w="60"/>
+              <w:left w:type="dxa" w:w="100"/>
+              <w:bottom w:type="dxa" w:w="60"/>
+              <w:right w:type="dxa" w:w="100"/>
+            </w:tcMar>
+          </w:tcPr>
+          <w:p>
+            <w:pPr>
+              <w:spacing w:after="20" w:line="260"/>
+            </w:pPr>
+            <w:r>
+              <w:rPr>
+                <w:b w:val="false"/>
+                <w:bCs w:val="false"/>
+                <w:color w:val="000000"/>
+                <w:sz w:val="19"/>
+                <w:szCs w:val="19"/>
+              </w:rPr>
+              <w:t xml:space="preserve">red_detector</w:t>
+            </w:r>
+          </w:p>
+        </w:tc>
+        <w:tc>
+          <w:tcPr>
+            <w:tcW w:type="dxa" w:w="1800"/>
+            <w:tcBorders>
+              <w:top w:val="single" w:color="A6A6A6" w:sz="4"/>
+              <w:left w:val="single" w:color="A6A6A6" w:sz="4"/>
+              <w:bottom w:val="single" w:color="A6A6A6" w:sz="4"/>
+              <w:right w:val="single" w:color="A6A6A6" w:sz="4"/>
+            </w:tcBorders>
+            <w:shd w:fill="FFFFFF" w:color="auto" w:val="clear"/>
+            <w:tcMar>
+              <w:top w:type="dxa" w:w="60"/>
+              <w:left w:type="dxa" w:w="100"/>
+              <w:bottom w:type="dxa" w:w="60"/>
+              <w:right w:type="dxa" w:w="100"/>
+            </w:tcMar>
+          </w:tcPr>
+          <w:p>
+            <w:pPr>
+              <w:spacing w:after="20" w:line="260"/>
+            </w:pPr>
+            <w:r>
+              <w:rPr>
+                <w:b w:val="false"/>
+                <w:bCs w:val="false"/>
+                <w:color w:val="000000"/>
+                <w:sz w:val="19"/>
+                <w:szCs w:val="19"/>
+              </w:rPr>
+              <w:t xml:space="preserve">traffic_light_red</w:t>
+            </w:r>
+          </w:p>
+        </w:tc>
+        <w:tc>
+          <w:tcPr>
+            <w:tcW w:type="dxa" w:w="5238"/>
+            <w:tcBorders>
+              <w:top w:val="single" w:color="A6A6A6" w:sz="4"/>
+              <w:left w:val="single" w:color="A6A6A6" w:sz="4"/>
+              <w:bottom w:val="single" w:color="A6A6A6" w:sz="4"/>
+              <w:right w:val="single" w:color="A6A6A6" w:sz="4"/>
+            </w:tcBorders>
+            <w:shd w:fill="FFFFFF" w:color="auto" w:val="clear"/>
+            <w:tcMar>
+              <w:top w:type="dxa" w:w="60"/>
+              <w:left w:type="dxa" w:w="100"/>
+              <w:bottom w:type="dxa" w:w="60"/>
+              <w:right w:type="dxa" w:w="100"/>
+            </w:tcMar>
+          </w:tcPr>
+          <w:p>
+            <w:pPr>
+              <w:spacing w:after="20" w:line="260"/>
+            </w:pPr>
+            <w:r>
+              <w:rPr>
+                <w:b w:val="false"/>
+                <w:bCs w:val="false"/>
+                <w:color w:val="000000"/>
+                <w:sz w:val="19"/>
+                <w:szCs w:val="19"/>
+              </w:rPr>
+              <w:t xml:space="preserve">赤信号として使う局所検出器の名前。空文字なら信号機の機能は無効</w:t>
+            </w:r>
+          </w:p>
+        </w:tc>
+      </w:tr>
+      <w:tr>
+        <w:trPr>
+          <w:cantSplit/>
+          <w:tblHeader w:val="false"/>
+        </w:trPr>
+        <w:tc>
+          <w:tcPr>
+            <w:tcW w:type="dxa" w:w="2600"/>
+            <w:tcBorders>
+              <w:top w:val="single" w:color="A6A6A6" w:sz="4"/>
+              <w:left w:val="single" w:color="A6A6A6" w:sz="4"/>
+              <w:bottom w:val="single" w:color="A6A6A6" w:sz="4"/>
+              <w:right w:val="single" w:color="A6A6A6" w:sz="4"/>
+            </w:tcBorders>
+            <w:shd w:fill="DCE3F0" w:color="auto" w:val="clear"/>
+            <w:tcMar>
+              <w:top w:type="dxa" w:w="60"/>
+              <w:left w:type="dxa" w:w="100"/>
+              <w:bottom w:type="dxa" w:w="60"/>
+              <w:right w:type="dxa" w:w="100"/>
+            </w:tcMar>
+          </w:tcPr>
+          <w:p>
+            <w:pPr>
+              <w:spacing w:after="20" w:line="260"/>
+            </w:pPr>
+            <w:r>
+              <w:rPr>
+                <w:b w:val="false"/>
+                <w:bCs w:val="false"/>
+                <w:color w:val="000000"/>
+                <w:sz w:val="19"/>
+                <w:szCs w:val="19"/>
+              </w:rPr>
+              <w:t xml:space="preserve">green_detector</w:t>
+            </w:r>
+          </w:p>
+        </w:tc>
+        <w:tc>
+          <w:tcPr>
+            <w:tcW w:type="dxa" w:w="1800"/>
+            <w:tcBorders>
+              <w:top w:val="single" w:color="A6A6A6" w:sz="4"/>
+              <w:left w:val="single" w:color="A6A6A6" w:sz="4"/>
+              <w:bottom w:val="single" w:color="A6A6A6" w:sz="4"/>
+              <w:right w:val="single" w:color="A6A6A6" w:sz="4"/>
+            </w:tcBorders>
+            <w:shd w:fill="DCE3F0" w:color="auto" w:val="clear"/>
+            <w:tcMar>
+              <w:top w:type="dxa" w:w="60"/>
+              <w:left w:type="dxa" w:w="100"/>
+              <w:bottom w:type="dxa" w:w="60"/>
+              <w:right w:type="dxa" w:w="100"/>
+            </w:tcMar>
+          </w:tcPr>
+          <w:p>
+            <w:pPr>
+              <w:spacing w:after="20" w:line="260"/>
+            </w:pPr>
+            <w:r>
+              <w:rPr>
+                <w:b w:val="false"/>
+                <w:bCs w:val="false"/>
+                <w:color w:val="000000"/>
+                <w:sz w:val="19"/>
+                <w:szCs w:val="19"/>
+              </w:rPr>
+              <w:t xml:space="preserve">traffic_light_green</w:t>
+            </w:r>
+          </w:p>
+        </w:tc>
+        <w:tc>
+          <w:tcPr>
+            <w:tcW w:type="dxa" w:w="5238"/>
+            <w:tcBorders>
+              <w:top w:val="single" w:color="A6A6A6" w:sz="4"/>
+              <w:left w:val="single" w:color="A6A6A6" w:sz="4"/>
+              <w:bottom w:val="single" w:color="A6A6A6" w:sz="4"/>
+              <w:right w:val="single" w:color="A6A6A6" w:sz="4"/>
+            </w:tcBorders>
+            <w:shd w:fill="DCE3F0" w:color="auto" w:val="clear"/>
+            <w:tcMar>
+              <w:top w:type="dxa" w:w="60"/>
+              <w:left w:type="dxa" w:w="100"/>
+              <w:bottom w:type="dxa" w:w="60"/>
+              <w:right w:type="dxa" w:w="100"/>
+            </w:tcMar>
+          </w:tcPr>
+          <w:p>
+            <w:pPr>
+              <w:spacing w:after="20" w:line="260"/>
+            </w:pPr>
+            <w:r>
+              <w:rPr>
+                <w:b w:val="false"/>
+                <w:bCs w:val="false"/>
+                <w:color w:val="000000"/>
+                <w:sz w:val="19"/>
+                <w:szCs w:val="19"/>
+              </w:rPr>
+              <w:t xml:space="preserve">青信号として使う検出器の名前。空文字なら青は見ず、resume_without_green_ms（&gt; 0 が必須）で発進</w:t>
+            </w:r>
+          </w:p>
+        </w:tc>
+      </w:tr>
+      <w:tr>
+        <w:trPr>
+          <w:cantSplit/>
+          <w:tblHeader w:val="false"/>
+        </w:trPr>
+        <w:tc>
+          <w:tcPr>
+            <w:tcW w:type="dxa" w:w="2600"/>
+            <w:tcBorders>
+              <w:top w:val="single" w:color="A6A6A6" w:sz="4"/>
+              <w:left w:val="single" w:color="A6A6A6" w:sz="4"/>
+              <w:bottom w:val="single" w:color="A6A6A6" w:sz="4"/>
+              <w:right w:val="single" w:color="A6A6A6" w:sz="4"/>
+            </w:tcBorders>
+            <w:shd w:fill="FFFFFF" w:color="auto" w:val="clear"/>
+            <w:tcMar>
+              <w:top w:type="dxa" w:w="60"/>
+              <w:left w:type="dxa" w:w="100"/>
+              <w:bottom w:type="dxa" w:w="60"/>
+              <w:right w:type="dxa" w:w="100"/>
+            </w:tcMar>
+          </w:tcPr>
+          <w:p>
+            <w:pPr>
+              <w:spacing w:after="20" w:line="260"/>
+            </w:pPr>
+            <w:r>
+              <w:rPr>
+                <w:b w:val="false"/>
+                <w:bCs w:val="false"/>
+                <w:color w:val="000000"/>
+                <w:sz w:val="19"/>
+                <w:szCs w:val="19"/>
+              </w:rPr>
+              <w:t xml:space="preserve">stop_min_cells</w:t>
+            </w:r>
+          </w:p>
+        </w:tc>
+        <w:tc>
+          <w:tcPr>
+            <w:tcW w:type="dxa" w:w="1800"/>
+            <w:tcBorders>
+              <w:top w:val="single" w:color="A6A6A6" w:sz="4"/>
+              <w:left w:val="single" w:color="A6A6A6" w:sz="4"/>
+              <w:bottom w:val="single" w:color="A6A6A6" w:sz="4"/>
+              <w:right w:val="single" w:color="A6A6A6" w:sz="4"/>
+            </w:tcBorders>
+            <w:shd w:fill="FFFFFF" w:color="auto" w:val="clear"/>
+            <w:tcMar>
+              <w:top w:type="dxa" w:w="60"/>
+              <w:left w:type="dxa" w:w="100"/>
+              <w:bottom w:type="dxa" w:w="60"/>
+              <w:right w:type="dxa" w:w="100"/>
+            </w:tcMar>
+          </w:tcPr>
+          <w:p>
+            <w:pPr>
+              <w:spacing w:after="20" w:line="260"/>
+            </w:pPr>
+            <w:r>
+              <w:rPr>
+                <w:b w:val="false"/>
+                <w:bCs w:val="false"/>
+                <w:color w:val="000000"/>
+                <w:sz w:val="19"/>
+                <w:szCs w:val="19"/>
+              </w:rPr>
+              <w:t xml:space="preserve">2</w:t>
+            </w:r>
+          </w:p>
+        </w:tc>
+        <w:tc>
+          <w:tcPr>
+            <w:tcW w:type="dxa" w:w="5238"/>
+            <w:tcBorders>
+              <w:top w:val="single" w:color="A6A6A6" w:sz="4"/>
+              <w:left w:val="single" w:color="A6A6A6" w:sz="4"/>
+              <w:bottom w:val="single" w:color="A6A6A6" w:sz="4"/>
+              <w:right w:val="single" w:color="A6A6A6" w:sz="4"/>
+            </w:tcBorders>
+            <w:shd w:fill="FFFFFF" w:color="auto" w:val="clear"/>
+            <w:tcMar>
+              <w:top w:type="dxa" w:w="60"/>
+              <w:left w:type="dxa" w:w="100"/>
+              <w:bottom w:type="dxa" w:w="60"/>
+              <w:right w:type="dxa" w:w="100"/>
+            </w:tcMar>
+          </w:tcPr>
+          <w:p>
+            <w:pPr>
+              <w:spacing w:after="20" w:line="260"/>
+            </w:pPr>
+            <w:r>
+              <w:rPr>
+                <w:b w:val="false"/>
+                <w:bCs w:val="false"/>
+                <w:color w:val="000000"/>
+                <w:sz w:val="19"/>
+                <w:szCs w:val="19"/>
+              </w:rPr>
+              <w:t xml:space="preserve">赤がこのセル数以上に見えたら「近い」として停止（1〜4096）</w:t>
+            </w:r>
+          </w:p>
+        </w:tc>
+      </w:tr>
+      <w:tr>
+        <w:trPr>
+          <w:cantSplit/>
+          <w:tblHeader w:val="false"/>
+        </w:trPr>
+        <w:tc>
+          <w:tcPr>
+            <w:tcW w:type="dxa" w:w="2600"/>
+            <w:tcBorders>
+              <w:top w:val="single" w:color="A6A6A6" w:sz="4"/>
+              <w:left w:val="single" w:color="A6A6A6" w:sz="4"/>
+              <w:bottom w:val="single" w:color="A6A6A6" w:sz="4"/>
+              <w:right w:val="single" w:color="A6A6A6" w:sz="4"/>
+            </w:tcBorders>
+            <w:shd w:fill="DCE3F0" w:color="auto" w:val="clear"/>
+            <w:tcMar>
+              <w:top w:type="dxa" w:w="60"/>
+              <w:left w:type="dxa" w:w="100"/>
+              <w:bottom w:type="dxa" w:w="60"/>
+              <w:right w:type="dxa" w:w="100"/>
+            </w:tcMar>
+          </w:tcPr>
+          <w:p>
+            <w:pPr>
+              <w:spacing w:after="20" w:line="260"/>
+            </w:pPr>
+            <w:r>
+              <w:rPr>
+                <w:b w:val="false"/>
+                <w:bCs w:val="false"/>
+                <w:color w:val="000000"/>
+                <w:sz w:val="19"/>
+                <w:szCs w:val="19"/>
+              </w:rPr>
+              <w:t xml:space="preserve">approach_v</w:t>
+            </w:r>
+          </w:p>
+        </w:tc>
+        <w:tc>
+          <w:tcPr>
+            <w:tcW w:type="dxa" w:w="1800"/>
+            <w:tcBorders>
+              <w:top w:val="single" w:color="A6A6A6" w:sz="4"/>
+              <w:left w:val="single" w:color="A6A6A6" w:sz="4"/>
+              <w:bottom w:val="single" w:color="A6A6A6" w:sz="4"/>
+              <w:right w:val="single" w:color="A6A6A6" w:sz="4"/>
+            </w:tcBorders>
+            <w:shd w:fill="DCE3F0" w:color="auto" w:val="clear"/>
+            <w:tcMar>
+              <w:top w:type="dxa" w:w="60"/>
+              <w:left w:type="dxa" w:w="100"/>
+              <w:bottom w:type="dxa" w:w="60"/>
+              <w:right w:type="dxa" w:w="100"/>
+            </w:tcMar>
+          </w:tcPr>
+          <w:p>
+            <w:pPr>
+              <w:spacing w:after="20" w:line="260"/>
+            </w:pPr>
+            <w:r>
+              <w:rPr>
+                <w:b w:val="false"/>
+                <w:bCs w:val="false"/>
+                <w:color w:val="000000"/>
+                <w:sz w:val="19"/>
+                <w:szCs w:val="19"/>
+              </w:rPr>
+              <w:t xml:space="preserve">500</w:t>
+            </w:r>
+          </w:p>
+        </w:tc>
+        <w:tc>
+          <w:tcPr>
+            <w:tcW w:type="dxa" w:w="5238"/>
+            <w:tcBorders>
+              <w:top w:val="single" w:color="A6A6A6" w:sz="4"/>
+              <w:left w:val="single" w:color="A6A6A6" w:sz="4"/>
+              <w:bottom w:val="single" w:color="A6A6A6" w:sz="4"/>
+              <w:right w:val="single" w:color="A6A6A6" w:sz="4"/>
+            </w:tcBorders>
+            <w:shd w:fill="DCE3F0" w:color="auto" w:val="clear"/>
+            <w:tcMar>
+              <w:top w:type="dxa" w:w="60"/>
+              <w:left w:type="dxa" w:w="100"/>
+              <w:bottom w:type="dxa" w:w="60"/>
+              <w:right w:type="dxa" w:w="100"/>
+            </w:tcMar>
+          </w:tcPr>
+          <w:p>
+            <w:pPr>
+              <w:spacing w:after="20" w:line="260"/>
+            </w:pPr>
+            <w:r>
+              <w:rPr>
+                <w:b w:val="false"/>
+                <w:bCs w:val="false"/>
+                <w:color w:val="000000"/>
+                <w:sz w:val="19"/>
+                <w:szCs w:val="19"/>
+              </w:rPr>
+              <w:t xml:space="preserve">赤が見えてから止まるまでの速度の上限（0〜1000）</w:t>
+            </w:r>
+          </w:p>
+        </w:tc>
+      </w:tr>
+      <w:tr>
+        <w:trPr>
+          <w:cantSplit/>
+          <w:tblHeader w:val="false"/>
+        </w:trPr>
+        <w:tc>
+          <w:tcPr>
+            <w:tcW w:type="dxa" w:w="2600"/>
+            <w:tcBorders>
+              <w:top w:val="single" w:color="A6A6A6" w:sz="4"/>
+              <w:left w:val="single" w:color="A6A6A6" w:sz="4"/>
+              <w:bottom w:val="single" w:color="A6A6A6" w:sz="4"/>
+              <w:right w:val="single" w:color="A6A6A6" w:sz="4"/>
+            </w:tcBorders>
+            <w:shd w:fill="FFFFFF" w:color="auto" w:val="clear"/>
+            <w:tcMar>
+              <w:top w:type="dxa" w:w="60"/>
+              <w:left w:type="dxa" w:w="100"/>
+              <w:bottom w:type="dxa" w:w="60"/>
+              <w:right w:type="dxa" w:w="100"/>
+            </w:tcMar>
+          </w:tcPr>
+          <w:p>
+            <w:pPr>
+              <w:spacing w:after="20" w:line="260"/>
+            </w:pPr>
+            <w:r>
+              <w:rPr>
+                <w:b w:val="false"/>
+                <w:bCs w:val="false"/>
+                <w:color w:val="000000"/>
+                <w:sz w:val="19"/>
+                <w:szCs w:val="19"/>
+              </w:rPr>
+              <w:t xml:space="preserve">min_stop_ms</w:t>
+            </w:r>
+          </w:p>
+        </w:tc>
+        <w:tc>
+          <w:tcPr>
+            <w:tcW w:type="dxa" w:w="1800"/>
+            <w:tcBorders>
+              <w:top w:val="single" w:color="A6A6A6" w:sz="4"/>
+              <w:left w:val="single" w:color="A6A6A6" w:sz="4"/>
+              <w:bottom w:val="single" w:color="A6A6A6" w:sz="4"/>
+              <w:right w:val="single" w:color="A6A6A6" w:sz="4"/>
+            </w:tcBorders>
+            <w:shd w:fill="FFFFFF" w:color="auto" w:val="clear"/>
+            <w:tcMar>
+              <w:top w:type="dxa" w:w="60"/>
+              <w:left w:type="dxa" w:w="100"/>
+              <w:bottom w:type="dxa" w:w="60"/>
+              <w:right w:type="dxa" w:w="100"/>
+            </w:tcMar>
+          </w:tcPr>
+          <w:p>
+            <w:pPr>
+              <w:spacing w:after="20" w:line="260"/>
+            </w:pPr>
+            <w:r>
+              <w:rPr>
+                <w:b w:val="false"/>
+                <w:bCs w:val="false"/>
+                <w:color w:val="000000"/>
+                <w:sz w:val="19"/>
+                <w:szCs w:val="19"/>
+              </w:rPr>
+              <w:t xml:space="preserve">1000</w:t>
+            </w:r>
+          </w:p>
+        </w:tc>
+        <w:tc>
+          <w:tcPr>
+            <w:tcW w:type="dxa" w:w="5238"/>
+            <w:tcBorders>
+              <w:top w:val="single" w:color="A6A6A6" w:sz="4"/>
+              <w:left w:val="single" w:color="A6A6A6" w:sz="4"/>
+              <w:bottom w:val="single" w:color="A6A6A6" w:sz="4"/>
+              <w:right w:val="single" w:color="A6A6A6" w:sz="4"/>
+            </w:tcBorders>
+            <w:shd w:fill="FFFFFF" w:color="auto" w:val="clear"/>
+            <w:tcMar>
+              <w:top w:type="dxa" w:w="60"/>
+              <w:left w:type="dxa" w:w="100"/>
+              <w:bottom w:type="dxa" w:w="60"/>
+              <w:right w:type="dxa" w:w="100"/>
+            </w:tcMar>
+          </w:tcPr>
+          <w:p>
+            <w:pPr>
+              <w:spacing w:after="20" w:line="260"/>
+            </w:pPr>
+            <w:r>
+              <w:rPr>
+                <w:b w:val="false"/>
+                <w:bCs w:val="false"/>
+                <w:color w:val="000000"/>
+                <w:sz w:val="19"/>
+                <w:szCs w:val="19"/>
+              </w:rPr>
+              <w:t xml:space="preserve">最低停止時間（0〜60000）</w:t>
+            </w:r>
+          </w:p>
+        </w:tc>
+      </w:tr>
+      <w:tr>
+        <w:trPr>
+          <w:cantSplit/>
+          <w:tblHeader w:val="false"/>
+        </w:trPr>
+        <w:tc>
+          <w:tcPr>
+            <w:tcW w:type="dxa" w:w="2600"/>
+            <w:tcBorders>
+              <w:top w:val="single" w:color="A6A6A6" w:sz="4"/>
+              <w:left w:val="single" w:color="A6A6A6" w:sz="4"/>
+              <w:bottom w:val="single" w:color="A6A6A6" w:sz="4"/>
+              <w:right w:val="single" w:color="A6A6A6" w:sz="4"/>
+            </w:tcBorders>
+            <w:shd w:fill="DCE3F0" w:color="auto" w:val="clear"/>
+            <w:tcMar>
+              <w:top w:type="dxa" w:w="60"/>
+              <w:left w:type="dxa" w:w="100"/>
+              <w:bottom w:type="dxa" w:w="60"/>
+              <w:right w:type="dxa" w:w="100"/>
+            </w:tcMar>
+          </w:tcPr>
+          <w:p>
+            <w:pPr>
+              <w:spacing w:after="20" w:line="260"/>
+            </w:pPr>
+            <w:r>
+              <w:rPr>
+                <w:b w:val="false"/>
+                <w:bCs w:val="false"/>
+                <w:color w:val="000000"/>
+                <w:sz w:val="19"/>
+                <w:szCs w:val="19"/>
+              </w:rPr>
+              <w:t xml:space="preserve">resume_without_green_ms</w:t>
+            </w:r>
+          </w:p>
+        </w:tc>
+        <w:tc>
+          <w:tcPr>
+            <w:tcW w:type="dxa" w:w="1800"/>
+            <w:tcBorders>
+              <w:top w:val="single" w:color="A6A6A6" w:sz="4"/>
+              <w:left w:val="single" w:color="A6A6A6" w:sz="4"/>
+              <w:bottom w:val="single" w:color="A6A6A6" w:sz="4"/>
+              <w:right w:val="single" w:color="A6A6A6" w:sz="4"/>
+            </w:tcBorders>
+            <w:shd w:fill="DCE3F0" w:color="auto" w:val="clear"/>
+            <w:tcMar>
+              <w:top w:type="dxa" w:w="60"/>
+              <w:left w:type="dxa" w:w="100"/>
+              <w:bottom w:type="dxa" w:w="60"/>
+              <w:right w:type="dxa" w:w="100"/>
+            </w:tcMar>
+          </w:tcPr>
+          <w:p>
+            <w:pPr>
+              <w:spacing w:after="20" w:line="260"/>
+            </w:pPr>
+            <w:r>
+              <w:rPr>
+                <w:b w:val="false"/>
+                <w:bCs w:val="false"/>
+                <w:color w:val="000000"/>
+                <w:sz w:val="19"/>
+                <w:szCs w:val="19"/>
+              </w:rPr>
+              <w:t xml:space="preserve">3000</w:t>
+            </w:r>
+          </w:p>
+        </w:tc>
+        <w:tc>
+          <w:tcPr>
+            <w:tcW w:type="dxa" w:w="5238"/>
+            <w:tcBorders>
+              <w:top w:val="single" w:color="A6A6A6" w:sz="4"/>
+              <w:left w:val="single" w:color="A6A6A6" w:sz="4"/>
+              <w:bottom w:val="single" w:color="A6A6A6" w:sz="4"/>
+              <w:right w:val="single" w:color="A6A6A6" w:sz="4"/>
+            </w:tcBorders>
+            <w:shd w:fill="DCE3F0" w:color="auto" w:val="clear"/>
+            <w:tcMar>
+              <w:top w:type="dxa" w:w="60"/>
+              <w:left w:type="dxa" w:w="100"/>
+              <w:bottom w:type="dxa" w:w="60"/>
+              <w:right w:type="dxa" w:w="100"/>
+            </w:tcMar>
+          </w:tcPr>
+          <w:p>
+            <w:pPr>
+              <w:spacing w:after="20" w:line="260"/>
+            </w:pPr>
+            <w:r>
+              <w:rPr>
+                <w:b w:val="false"/>
+                <w:bCs w:val="false"/>
+                <w:color w:val="000000"/>
+                <w:sz w:val="19"/>
+                <w:szCs w:val="19"/>
+              </w:rPr>
+              <w:t xml:space="preserve">赤が見えなくなってから発進するまでの時間（0〜600000。0 = 青が出るまで待つ）</w:t>
+            </w:r>
+          </w:p>
+        </w:tc>
+      </w:tr>
+      <w:tr>
+        <w:trPr>
+          <w:cantSplit/>
+          <w:tblHeader w:val="false"/>
+        </w:trPr>
+        <w:tc>
+          <w:tcPr>
+            <w:tcW w:type="dxa" w:w="2600"/>
+            <w:tcBorders>
+              <w:top w:val="single" w:color="A6A6A6" w:sz="4"/>
+              <w:left w:val="single" w:color="A6A6A6" w:sz="4"/>
+              <w:bottom w:val="single" w:color="A6A6A6" w:sz="4"/>
+              <w:right w:val="single" w:color="A6A6A6" w:sz="4"/>
+            </w:tcBorders>
+            <w:shd w:fill="FFFFFF" w:color="auto" w:val="clear"/>
+            <w:tcMar>
+              <w:top w:type="dxa" w:w="60"/>
+              <w:left w:type="dxa" w:w="100"/>
+              <w:bottom w:type="dxa" w:w="60"/>
+              <w:right w:type="dxa" w:w="100"/>
+            </w:tcMar>
+          </w:tcPr>
+          <w:p>
+            <w:pPr>
+              <w:spacing w:after="20" w:line="260"/>
+            </w:pPr>
+            <w:r>
+              <w:rPr>
+                <w:b w:val="false"/>
+                <w:bCs w:val="false"/>
+                <w:color w:val="000000"/>
+                <w:sz w:val="19"/>
+                <w:szCs w:val="19"/>
+              </w:rPr>
+              <w:t xml:space="preserve">resume_ignore_ms</w:t>
+            </w:r>
+          </w:p>
+        </w:tc>
+        <w:tc>
+          <w:tcPr>
+            <w:tcW w:type="dxa" w:w="1800"/>
+            <w:tcBorders>
+              <w:top w:val="single" w:color="A6A6A6" w:sz="4"/>
+              <w:left w:val="single" w:color="A6A6A6" w:sz="4"/>
+              <w:bottom w:val="single" w:color="A6A6A6" w:sz="4"/>
+              <w:right w:val="single" w:color="A6A6A6" w:sz="4"/>
+            </w:tcBorders>
+            <w:shd w:fill="FFFFFF" w:color="auto" w:val="clear"/>
+            <w:tcMar>
+              <w:top w:type="dxa" w:w="60"/>
+              <w:left w:type="dxa" w:w="100"/>
+              <w:bottom w:type="dxa" w:w="60"/>
+              <w:right w:type="dxa" w:w="100"/>
+            </w:tcMar>
+          </w:tcPr>
+          <w:p>
+            <w:pPr>
+              <w:spacing w:after="20" w:line="260"/>
+            </w:pPr>
+            <w:r>
+              <w:rPr>
+                <w:b w:val="false"/>
+                <w:bCs w:val="false"/>
+                <w:color w:val="000000"/>
+                <w:sz w:val="19"/>
+                <w:szCs w:val="19"/>
+              </w:rPr>
+              <w:t xml:space="preserve">1500</w:t>
+            </w:r>
+          </w:p>
+        </w:tc>
+        <w:tc>
+          <w:tcPr>
+            <w:tcW w:type="dxa" w:w="5238"/>
+            <w:tcBorders>
+              <w:top w:val="single" w:color="A6A6A6" w:sz="4"/>
+              <w:left w:val="single" w:color="A6A6A6" w:sz="4"/>
+              <w:bottom w:val="single" w:color="A6A6A6" w:sz="4"/>
+              <w:right w:val="single" w:color="A6A6A6" w:sz="4"/>
+            </w:tcBorders>
+            <w:shd w:fill="FFFFFF" w:color="auto" w:val="clear"/>
+            <w:tcMar>
+              <w:top w:type="dxa" w:w="60"/>
+              <w:left w:type="dxa" w:w="100"/>
+              <w:bottom w:type="dxa" w:w="60"/>
+              <w:right w:type="dxa" w:w="100"/>
+            </w:tcMar>
+          </w:tcPr>
+          <w:p>
+            <w:pPr>
+              <w:spacing w:after="20" w:line="260"/>
+            </w:pPr>
+            <w:r>
+              <w:rPr>
+                <w:b w:val="false"/>
+                <w:bCs w:val="false"/>
+                <w:color w:val="000000"/>
+                <w:sz w:val="19"/>
+                <w:szCs w:val="19"/>
+              </w:rPr>
+              <w:t xml:space="preserve">発進後に赤を無視する時間（0〜60000）</w:t>
+            </w:r>
+          </w:p>
+        </w:tc>
+      </w:tr>
+    </w:tbl>
+    <w:p>
+      <w:pPr>
+        <w:spacing w:after="60"/>
+      </w:pPr>
+    </w:p>
+    <w:p>
+      <w:pPr>
+        <w:spacing w:after="100" w:line="300"/>
+      </w:pPr>
+      <w:r>
+        <w:t xml:space="preserve">self_test：tof_drive と同じ走行の確認に加え、vision.bin に自己診断ブロックがあれば、その小画像から特徴量を計算して埋め込まれた期待値と完全に一致すること、各検出器のスコアが期待値の 1e-3 以内であることを確かめます。合わなければその版は採用されません（学習した環境と車で計算が食い違っていないことの保証）。</w:t>
       </w:r>
     </w:p>
     <w:p>
@@ -13294,29 +16085,7 @@
         <w:spacing w:after="100" w:line="300"/>
       </w:pPr>
       <w:r>
-        <w:t xml:space="preserve">ディレクトリ名は </w:t>
-      </w:r>
-      <w:r>
-        <w:rPr>
-          <w:rFonts w:ascii="Consolas" w:cs="Consolas" w:eastAsia="Consolas" w:hAnsi="Consolas"/>
-          <w:sz w:val="19"/>
-          <w:szCs w:val="19"/>
-        </w:rPr>
-        <w:t xml:space="preserve">&lt;id&gt;-&lt;version&gt;</w:t>
-      </w:r>
-      <w:r>
-        <w:t xml:space="preserve">（パック）、</w:t>
-      </w:r>
-      <w:r>
-        <w:rPr>
-          <w:rFonts w:ascii="Consolas" w:cs="Consolas" w:eastAsia="Consolas" w:hAnsi="Consolas"/>
-          <w:sz w:val="19"/>
-          <w:szCs w:val="19"/>
-        </w:rPr>
-        <w:t xml:space="preserve">&lt;name&gt;-&lt;version&gt;</w:t>
-      </w:r>
-      <w:r>
-        <w:t xml:space="preserve">（ロジック）です。同じ検証を PC 側（RumiCar.Protocol の ManifestVerifier）と Python ツールでも行い、送る前に確かめられます。</w:t>
+        <w:t xml:space="preserve">ディレクトリ名は &lt;id&gt;-&lt;version&gt;（パック）、&lt;name&gt;-&lt;version&gt;（ロジック）です。同じ検証を PC 側（RumiCar.Protocol の ManifestVerifier）と Python ツールでも行い、送る前に確かめられます。cam_drive のパックは params.json と vision.bin（4.4）の 2 ファイル（学習ツールはさらに training.json を置く）で、logic.name = cam_drive、logic.min_abi = 2 です。</w:t>
       </w:r>
     </w:p>
     <w:p>
@@ -14379,7 +17148,7 @@
                 <w:sz w:val="19"/>
                 <w:szCs w:val="19"/>
               </w:rPr>
-              <w:t xml:space="preserve">rumicar-activate logic|pack &lt;dir-name&gt;</w:t>
+              <w:t xml:space="preserve">car/tools/train_pack.py features | propose | train | eval | replay | show</w:t>
             </w:r>
           </w:p>
         </w:tc>
@@ -14412,7 +17181,7 @@
                 <w:sz w:val="19"/>
                 <w:szCs w:val="19"/>
               </w:rPr>
-              <w:t xml:space="preserve">車上で current/* リンクを原子的に切り替える（直前の選択を previous/* に残す）</w:t>
+              <w:t xml:space="preserve">学習ツール（4.5）。numpy と Pillow が必要</w:t>
             </w:r>
           </w:p>
         </w:tc>
@@ -14452,7 +17221,7 @@
                 <w:sz w:val="19"/>
                 <w:szCs w:val="19"/>
               </w:rPr>
-              <w:t xml:space="preserve">rumicar-activate rollback logic|pack</w:t>
+              <w:t xml:space="preserve">car/tools/rumicar_vision.py</w:t>
             </w:r>
           </w:p>
         </w:tc>
@@ -14485,7 +17254,7 @@
                 <w:sz w:val="19"/>
                 <w:szCs w:val="19"/>
               </w:rPr>
-              <w:t xml:space="preserve">previous/* の選択へ戻す</w:t>
+              <w:t xml:space="preserve">特徴量・vision.bin・検出器の Python 実装（train_pack.py と黄金データ生成が使う）</w:t>
             </w:r>
           </w:p>
         </w:tc>
@@ -14525,7 +17294,7 @@
                 <w:sz w:val="19"/>
                 <w:szCs w:val="19"/>
               </w:rPr>
-              <w:t xml:space="preserve">rumicar-activate show</w:t>
+              <w:t xml:space="preserve">rumicar-replay &lt;logic dir&gt; &lt;pack dir&gt; &lt;session dir&gt; [--out F] [--no-image]</w:t>
             </w:r>
           </w:p>
         </w:tc>
@@ -14558,7 +17327,7 @@
                 <w:sz w:val="19"/>
                 <w:szCs w:val="19"/>
               </w:rPr>
-              <w:t xml:space="preserve">現在と直前の選択、status/*.json を表示</w:t>
+              <w:t xml:space="preserve">収録を本物の .so とパックで再生し、コマごとの判断を JSON 行で出す（4.5）。CI の成果物 rumicar-replay-amd64／arm64、パッケージにも同梱</w:t>
             </w:r>
           </w:p>
         </w:tc>
@@ -14598,6 +17367,225 @@
                 <w:sz w:val="19"/>
                 <w:szCs w:val="19"/>
               </w:rPr>
+              <w:t xml:space="preserve">rumicar-activate logic|pack &lt;dir-name&gt;</w:t>
+            </w:r>
+          </w:p>
+        </w:tc>
+        <w:tc>
+          <w:tcPr>
+            <w:tcW w:type="dxa" w:w="5038"/>
+            <w:tcBorders>
+              <w:top w:val="single" w:color="A6A6A6" w:sz="4"/>
+              <w:left w:val="single" w:color="A6A6A6" w:sz="4"/>
+              <w:bottom w:val="single" w:color="A6A6A6" w:sz="4"/>
+              <w:right w:val="single" w:color="A6A6A6" w:sz="4"/>
+            </w:tcBorders>
+            <w:shd w:fill="FFFFFF" w:color="auto" w:val="clear"/>
+            <w:tcMar>
+              <w:top w:type="dxa" w:w="60"/>
+              <w:left w:type="dxa" w:w="100"/>
+              <w:bottom w:type="dxa" w:w="60"/>
+              <w:right w:type="dxa" w:w="100"/>
+            </w:tcMar>
+          </w:tcPr>
+          <w:p>
+            <w:pPr>
+              <w:spacing w:after="20" w:line="260"/>
+            </w:pPr>
+            <w:r>
+              <w:rPr>
+                <w:b w:val="false"/>
+                <w:bCs w:val="false"/>
+                <w:color w:val="000000"/>
+                <w:sz w:val="19"/>
+                <w:szCs w:val="19"/>
+              </w:rPr>
+              <w:t xml:space="preserve">車上で current/* リンクを原子的に切り替える（直前の選択を previous/* に残す）</w:t>
+            </w:r>
+          </w:p>
+        </w:tc>
+      </w:tr>
+      <w:tr>
+        <w:trPr>
+          <w:cantSplit/>
+          <w:tblHeader w:val="false"/>
+        </w:trPr>
+        <w:tc>
+          <w:tcPr>
+            <w:tcW w:type="dxa" w:w="4600"/>
+            <w:tcBorders>
+              <w:top w:val="single" w:color="A6A6A6" w:sz="4"/>
+              <w:left w:val="single" w:color="A6A6A6" w:sz="4"/>
+              <w:bottom w:val="single" w:color="A6A6A6" w:sz="4"/>
+              <w:right w:val="single" w:color="A6A6A6" w:sz="4"/>
+            </w:tcBorders>
+            <w:shd w:fill="DCE3F0" w:color="auto" w:val="clear"/>
+            <w:tcMar>
+              <w:top w:type="dxa" w:w="60"/>
+              <w:left w:type="dxa" w:w="100"/>
+              <w:bottom w:type="dxa" w:w="60"/>
+              <w:right w:type="dxa" w:w="100"/>
+            </w:tcMar>
+          </w:tcPr>
+          <w:p>
+            <w:pPr>
+              <w:spacing w:after="20" w:line="260"/>
+            </w:pPr>
+            <w:r>
+              <w:rPr>
+                <w:rFonts w:ascii="Consolas" w:cs="Consolas" w:eastAsia="Consolas" w:hAnsi="Consolas"/>
+                <w:b w:val="false"/>
+                <w:bCs w:val="false"/>
+                <w:color w:val="000000"/>
+                <w:sz w:val="19"/>
+                <w:szCs w:val="19"/>
+              </w:rPr>
+              <w:t xml:space="preserve">rumicar-activate rollback logic|pack</w:t>
+            </w:r>
+          </w:p>
+        </w:tc>
+        <w:tc>
+          <w:tcPr>
+            <w:tcW w:type="dxa" w:w="5038"/>
+            <w:tcBorders>
+              <w:top w:val="single" w:color="A6A6A6" w:sz="4"/>
+              <w:left w:val="single" w:color="A6A6A6" w:sz="4"/>
+              <w:bottom w:val="single" w:color="A6A6A6" w:sz="4"/>
+              <w:right w:val="single" w:color="A6A6A6" w:sz="4"/>
+            </w:tcBorders>
+            <w:shd w:fill="DCE3F0" w:color="auto" w:val="clear"/>
+            <w:tcMar>
+              <w:top w:type="dxa" w:w="60"/>
+              <w:left w:type="dxa" w:w="100"/>
+              <w:bottom w:type="dxa" w:w="60"/>
+              <w:right w:type="dxa" w:w="100"/>
+            </w:tcMar>
+          </w:tcPr>
+          <w:p>
+            <w:pPr>
+              <w:spacing w:after="20" w:line="260"/>
+            </w:pPr>
+            <w:r>
+              <w:rPr>
+                <w:b w:val="false"/>
+                <w:bCs w:val="false"/>
+                <w:color w:val="000000"/>
+                <w:sz w:val="19"/>
+                <w:szCs w:val="19"/>
+              </w:rPr>
+              <w:t xml:space="preserve">previous/* の選択へ戻す</w:t>
+            </w:r>
+          </w:p>
+        </w:tc>
+      </w:tr>
+      <w:tr>
+        <w:trPr>
+          <w:cantSplit/>
+          <w:tblHeader w:val="false"/>
+        </w:trPr>
+        <w:tc>
+          <w:tcPr>
+            <w:tcW w:type="dxa" w:w="4600"/>
+            <w:tcBorders>
+              <w:top w:val="single" w:color="A6A6A6" w:sz="4"/>
+              <w:left w:val="single" w:color="A6A6A6" w:sz="4"/>
+              <w:bottom w:val="single" w:color="A6A6A6" w:sz="4"/>
+              <w:right w:val="single" w:color="A6A6A6" w:sz="4"/>
+            </w:tcBorders>
+            <w:shd w:fill="FFFFFF" w:color="auto" w:val="clear"/>
+            <w:tcMar>
+              <w:top w:type="dxa" w:w="60"/>
+              <w:left w:type="dxa" w:w="100"/>
+              <w:bottom w:type="dxa" w:w="60"/>
+              <w:right w:type="dxa" w:w="100"/>
+            </w:tcMar>
+          </w:tcPr>
+          <w:p>
+            <w:pPr>
+              <w:spacing w:after="20" w:line="260"/>
+            </w:pPr>
+            <w:r>
+              <w:rPr>
+                <w:rFonts w:ascii="Consolas" w:cs="Consolas" w:eastAsia="Consolas" w:hAnsi="Consolas"/>
+                <w:b w:val="false"/>
+                <w:bCs w:val="false"/>
+                <w:color w:val="000000"/>
+                <w:sz w:val="19"/>
+                <w:szCs w:val="19"/>
+              </w:rPr>
+              <w:t xml:space="preserve">rumicar-activate show</w:t>
+            </w:r>
+          </w:p>
+        </w:tc>
+        <w:tc>
+          <w:tcPr>
+            <w:tcW w:type="dxa" w:w="5038"/>
+            <w:tcBorders>
+              <w:top w:val="single" w:color="A6A6A6" w:sz="4"/>
+              <w:left w:val="single" w:color="A6A6A6" w:sz="4"/>
+              <w:bottom w:val="single" w:color="A6A6A6" w:sz="4"/>
+              <w:right w:val="single" w:color="A6A6A6" w:sz="4"/>
+            </w:tcBorders>
+            <w:shd w:fill="FFFFFF" w:color="auto" w:val="clear"/>
+            <w:tcMar>
+              <w:top w:type="dxa" w:w="60"/>
+              <w:left w:type="dxa" w:w="100"/>
+              <w:bottom w:type="dxa" w:w="60"/>
+              <w:right w:type="dxa" w:w="100"/>
+            </w:tcMar>
+          </w:tcPr>
+          <w:p>
+            <w:pPr>
+              <w:spacing w:after="20" w:line="260"/>
+            </w:pPr>
+            <w:r>
+              <w:rPr>
+                <w:b w:val="false"/>
+                <w:bCs w:val="false"/>
+                <w:color w:val="000000"/>
+                <w:sz w:val="19"/>
+                <w:szCs w:val="19"/>
+              </w:rPr>
+              <w:t xml:space="preserve">現在と直前の選択、status/*.json を表示</w:t>
+            </w:r>
+          </w:p>
+        </w:tc>
+      </w:tr>
+      <w:tr>
+        <w:trPr>
+          <w:cantSplit/>
+          <w:tblHeader w:val="false"/>
+        </w:trPr>
+        <w:tc>
+          <w:tcPr>
+            <w:tcW w:type="dxa" w:w="4600"/>
+            <w:tcBorders>
+              <w:top w:val="single" w:color="A6A6A6" w:sz="4"/>
+              <w:left w:val="single" w:color="A6A6A6" w:sz="4"/>
+              <w:bottom w:val="single" w:color="A6A6A6" w:sz="4"/>
+              <w:right w:val="single" w:color="A6A6A6" w:sz="4"/>
+            </w:tcBorders>
+            <w:shd w:fill="DCE3F0" w:color="auto" w:val="clear"/>
+            <w:tcMar>
+              <w:top w:type="dxa" w:w="60"/>
+              <w:left w:type="dxa" w:w="100"/>
+              <w:bottom w:type="dxa" w:w="60"/>
+              <w:right w:type="dxa" w:w="100"/>
+            </w:tcMar>
+          </w:tcPr>
+          <w:p>
+            <w:pPr>
+              <w:spacing w:after="20" w:line="260"/>
+            </w:pPr>
+            <w:r>
+              <w:rPr>
+                <w:rFonts w:ascii="Consolas" w:cs="Consolas" w:eastAsia="Consolas" w:hAnsi="Consolas"/>
+                <w:b w:val="false"/>
+                <w:bCs w:val="false"/>
+                <w:color w:val="000000"/>
+                <w:sz w:val="19"/>
+                <w:szCs w:val="19"/>
+              </w:rPr>
               <w:t xml:space="preserve">rumicar-ap-ensure &lt;connection-id&gt;</w:t>
             </w:r>
           </w:p>
@@ -14611,7 +17599,7 @@
               <w:bottom w:val="single" w:color="A6A6A6" w:sz="4"/>
               <w:right w:val="single" w:color="A6A6A6" w:sz="4"/>
             </w:tcBorders>
-            <w:shd w:fill="FFFFFF" w:color="auto" w:val="clear"/>
+            <w:shd w:fill="DCE3F0" w:color="auto" w:val="clear"/>
             <w:tcMar>
               <w:top w:type="dxa" w:w="60"/>
               <w:left w:type="dxa" w:w="100"/>
@@ -14759,6 +17747,1310 @@
       <w:r>
         <w:t xml:space="preserve"> と journal で確認します。</w:t>
       </w:r>
+    </w:p>
+    <w:p>
+      <w:pPr>
+        <w:pStyle w:val="Heading2"/>
+      </w:pPr>
+      <w:r>
+        <w:t xml:space="preserve">4.4 学習データ vision.bin（形式 1）</w:t>
+      </w:r>
+    </w:p>
+    <w:p>
+      <w:pPr>
+        <w:spacing w:after="100" w:line="300"/>
+      </w:pPr>
+      <w:r>
+        <w:t xml:space="preserve">cam_drive のパックに置く二進ファイルです（リトルエンディアン）。学習ツール（Python）が書き、車（C++）が読みます。人が読む必要は無く、説明や系譜は manifest.json にあります。本体は読み込み時に大きさ・範囲・名前・CRC を検証し、問題があれば理由を示してその版を採用しません。</w:t>
+      </w:r>
+    </w:p>
+    <w:tbl>
+      <w:tblPr>
+        <w:tblW w:type="dxa" w:w="9638"/>
+        <w:tblBorders>
+          <w:top w:val="single" w:color="auto" w:sz="4"/>
+          <w:left w:val="single" w:color="auto" w:sz="4"/>
+          <w:bottom w:val="single" w:color="auto" w:sz="4"/>
+          <w:right w:val="single" w:color="auto" w:sz="4"/>
+          <w:insideH w:val="single" w:color="auto" w:sz="4"/>
+          <w:insideV w:val="single" w:color="auto" w:sz="4"/>
+        </w:tblBorders>
+      </w:tblPr>
+      <w:tblGrid>
+        <w:gridCol w:w="1400"/>
+        <w:gridCol w:w="8238"/>
+      </w:tblGrid>
+      <w:tr>
+        <w:trPr>
+          <w:cantSplit/>
+          <w:tblHeader/>
+        </w:trPr>
+        <w:tc>
+          <w:tcPr>
+            <w:tcW w:type="dxa" w:w="1400"/>
+            <w:tcBorders>
+              <w:top w:val="single" w:color="A6A6A6" w:sz="4"/>
+              <w:left w:val="single" w:color="A6A6A6" w:sz="4"/>
+              <w:bottom w:val="single" w:color="A6A6A6" w:sz="4"/>
+              <w:right w:val="single" w:color="A6A6A6" w:sz="4"/>
+            </w:tcBorders>
+            <w:shd w:fill="1F3864" w:color="auto" w:val="clear"/>
+            <w:tcMar>
+              <w:top w:type="dxa" w:w="60"/>
+              <w:left w:type="dxa" w:w="100"/>
+              <w:bottom w:type="dxa" w:w="60"/>
+              <w:right w:type="dxa" w:w="100"/>
+            </w:tcMar>
+          </w:tcPr>
+          <w:p>
+            <w:pPr>
+              <w:spacing w:after="20" w:line="260"/>
+            </w:pPr>
+            <w:r>
+              <w:rPr>
+                <w:b/>
+                <w:bCs/>
+                <w:color w:val="FFFFFF"/>
+                <w:sz w:val="19"/>
+                <w:szCs w:val="19"/>
+              </w:rPr>
+              <w:t xml:space="preserve">位置</w:t>
+            </w:r>
+          </w:p>
+        </w:tc>
+        <w:tc>
+          <w:tcPr>
+            <w:tcW w:type="dxa" w:w="8238"/>
+            <w:tcBorders>
+              <w:top w:val="single" w:color="A6A6A6" w:sz="4"/>
+              <w:left w:val="single" w:color="A6A6A6" w:sz="4"/>
+              <w:bottom w:val="single" w:color="A6A6A6" w:sz="4"/>
+              <w:right w:val="single" w:color="A6A6A6" w:sz="4"/>
+            </w:tcBorders>
+            <w:shd w:fill="1F3864" w:color="auto" w:val="clear"/>
+            <w:tcMar>
+              <w:top w:type="dxa" w:w="60"/>
+              <w:left w:type="dxa" w:w="100"/>
+              <w:bottom w:type="dxa" w:w="60"/>
+              <w:right w:type="dxa" w:w="100"/>
+            </w:tcMar>
+          </w:tcPr>
+          <w:p>
+            <w:pPr>
+              <w:spacing w:after="20" w:line="260"/>
+            </w:pPr>
+            <w:r>
+              <w:rPr>
+                <w:b/>
+                <w:bCs/>
+                <w:color w:val="FFFFFF"/>
+                <w:sz w:val="19"/>
+                <w:szCs w:val="19"/>
+              </w:rPr>
+              <w:t xml:space="preserve">内容</w:t>
+            </w:r>
+          </w:p>
+        </w:tc>
+      </w:tr>
+      <w:tr>
+        <w:trPr>
+          <w:cantSplit/>
+          <w:tblHeader w:val="false"/>
+        </w:trPr>
+        <w:tc>
+          <w:tcPr>
+            <w:tcW w:type="dxa" w:w="1400"/>
+            <w:tcBorders>
+              <w:top w:val="single" w:color="A6A6A6" w:sz="4"/>
+              <w:left w:val="single" w:color="A6A6A6" w:sz="4"/>
+              <w:bottom w:val="single" w:color="A6A6A6" w:sz="4"/>
+              <w:right w:val="single" w:color="A6A6A6" w:sz="4"/>
+            </w:tcBorders>
+            <w:shd w:fill="FFFFFF" w:color="auto" w:val="clear"/>
+            <w:tcMar>
+              <w:top w:type="dxa" w:w="60"/>
+              <w:left w:type="dxa" w:w="100"/>
+              <w:bottom w:type="dxa" w:w="60"/>
+              <w:right w:type="dxa" w:w="100"/>
+            </w:tcMar>
+          </w:tcPr>
+          <w:p>
+            <w:pPr>
+              <w:spacing w:after="20" w:line="260"/>
+            </w:pPr>
+            <w:r>
+              <w:rPr>
+                <w:b w:val="false"/>
+                <w:bCs w:val="false"/>
+                <w:color w:val="000000"/>
+                <w:sz w:val="19"/>
+                <w:szCs w:val="19"/>
+              </w:rPr>
+              <w:t xml:space="preserve">0</w:t>
+            </w:r>
+          </w:p>
+        </w:tc>
+        <w:tc>
+          <w:tcPr>
+            <w:tcW w:type="dxa" w:w="8238"/>
+            <w:tcBorders>
+              <w:top w:val="single" w:color="A6A6A6" w:sz="4"/>
+              <w:left w:val="single" w:color="A6A6A6" w:sz="4"/>
+              <w:bottom w:val="single" w:color="A6A6A6" w:sz="4"/>
+              <w:right w:val="single" w:color="A6A6A6" w:sz="4"/>
+            </w:tcBorders>
+            <w:shd w:fill="FFFFFF" w:color="auto" w:val="clear"/>
+            <w:tcMar>
+              <w:top w:type="dxa" w:w="60"/>
+              <w:left w:type="dxa" w:w="100"/>
+              <w:bottom w:type="dxa" w:w="60"/>
+              <w:right w:type="dxa" w:w="100"/>
+            </w:tcMar>
+          </w:tcPr>
+          <w:p>
+            <w:pPr>
+              <w:spacing w:after="20" w:line="260"/>
+            </w:pPr>
+            <w:r>
+              <w:rPr>
+                <w:b w:val="false"/>
+                <w:bCs w:val="false"/>
+                <w:color w:val="000000"/>
+                <w:sz w:val="19"/>
+                <w:szCs w:val="19"/>
+              </w:rPr>
+              <w:t xml:space="preserve">magic "RCV1"（4）、u16 version = 1、u16 feature_set = 1</w:t>
+            </w:r>
+          </w:p>
+        </w:tc>
+      </w:tr>
+      <w:tr>
+        <w:trPr>
+          <w:cantSplit/>
+          <w:tblHeader w:val="false"/>
+        </w:trPr>
+        <w:tc>
+          <w:tcPr>
+            <w:tcW w:type="dxa" w:w="1400"/>
+            <w:tcBorders>
+              <w:top w:val="single" w:color="A6A6A6" w:sz="4"/>
+              <w:left w:val="single" w:color="A6A6A6" w:sz="4"/>
+              <w:bottom w:val="single" w:color="A6A6A6" w:sz="4"/>
+              <w:right w:val="single" w:color="A6A6A6" w:sz="4"/>
+            </w:tcBorders>
+            <w:shd w:fill="DCE3F0" w:color="auto" w:val="clear"/>
+            <w:tcMar>
+              <w:top w:type="dxa" w:w="60"/>
+              <w:left w:type="dxa" w:w="100"/>
+              <w:bottom w:type="dxa" w:w="60"/>
+              <w:right w:type="dxa" w:w="100"/>
+            </w:tcMar>
+          </w:tcPr>
+          <w:p>
+            <w:pPr>
+              <w:spacing w:after="20" w:line="260"/>
+            </w:pPr>
+            <w:r>
+              <w:rPr>
+                <w:b w:val="false"/>
+                <w:bCs w:val="false"/>
+                <w:color w:val="000000"/>
+                <w:sz w:val="19"/>
+                <w:szCs w:val="19"/>
+              </w:rPr>
+              <w:t xml:space="preserve">8</w:t>
+            </w:r>
+          </w:p>
+        </w:tc>
+        <w:tc>
+          <w:tcPr>
+            <w:tcW w:type="dxa" w:w="8238"/>
+            <w:tcBorders>
+              <w:top w:val="single" w:color="A6A6A6" w:sz="4"/>
+              <w:left w:val="single" w:color="A6A6A6" w:sz="4"/>
+              <w:bottom w:val="single" w:color="A6A6A6" w:sz="4"/>
+              <w:right w:val="single" w:color="A6A6A6" w:sz="4"/>
+            </w:tcBorders>
+            <w:shd w:fill="DCE3F0" w:color="auto" w:val="clear"/>
+            <w:tcMar>
+              <w:top w:type="dxa" w:w="60"/>
+              <w:left w:type="dxa" w:w="100"/>
+              <w:bottom w:type="dxa" w:w="60"/>
+              <w:right w:type="dxa" w:w="100"/>
+            </w:tcMar>
+          </w:tcPr>
+          <w:p>
+            <w:pPr>
+              <w:spacing w:after="20" w:line="260"/>
+            </w:pPr>
+            <w:r>
+              <w:rPr>
+                <w:b w:val="false"/>
+                <w:bCs w:val="false"/>
+                <w:color w:val="000000"/>
+                <w:sz w:val="19"/>
+                <w:szCs w:val="19"/>
+              </w:rPr>
+              <w:t xml:space="preserve">u16 downscale、u16 grid_x、u16 grid_y、u8 s_min、u8 v_min、u8 v_white、u8 flags（bit 0：自己診断ブロックあり）</w:t>
+            </w:r>
+          </w:p>
+        </w:tc>
+      </w:tr>
+      <w:tr>
+        <w:trPr>
+          <w:cantSplit/>
+          <w:tblHeader w:val="false"/>
+        </w:trPr>
+        <w:tc>
+          <w:tcPr>
+            <w:tcW w:type="dxa" w:w="1400"/>
+            <w:tcBorders>
+              <w:top w:val="single" w:color="A6A6A6" w:sz="4"/>
+              <w:left w:val="single" w:color="A6A6A6" w:sz="4"/>
+              <w:bottom w:val="single" w:color="A6A6A6" w:sz="4"/>
+              <w:right w:val="single" w:color="A6A6A6" w:sz="4"/>
+            </w:tcBorders>
+            <w:shd w:fill="FFFFFF" w:color="auto" w:val="clear"/>
+            <w:tcMar>
+              <w:top w:type="dxa" w:w="60"/>
+              <w:left w:type="dxa" w:w="100"/>
+              <w:bottom w:type="dxa" w:w="60"/>
+              <w:right w:type="dxa" w:w="100"/>
+            </w:tcMar>
+          </w:tcPr>
+          <w:p>
+            <w:pPr>
+              <w:spacing w:after="20" w:line="260"/>
+            </w:pPr>
+            <w:r>
+              <w:rPr>
+                <w:b w:val="false"/>
+                <w:bCs w:val="false"/>
+                <w:color w:val="000000"/>
+                <w:sz w:val="19"/>
+                <w:szCs w:val="19"/>
+              </w:rPr>
+              <w:t xml:space="preserve">18</w:t>
+            </w:r>
+          </w:p>
+        </w:tc>
+        <w:tc>
+          <w:tcPr>
+            <w:tcW w:type="dxa" w:w="8238"/>
+            <w:tcBorders>
+              <w:top w:val="single" w:color="A6A6A6" w:sz="4"/>
+              <w:left w:val="single" w:color="A6A6A6" w:sz="4"/>
+              <w:bottom w:val="single" w:color="A6A6A6" w:sz="4"/>
+              <w:right w:val="single" w:color="A6A6A6" w:sz="4"/>
+            </w:tcBorders>
+            <w:shd w:fill="FFFFFF" w:color="auto" w:val="clear"/>
+            <w:tcMar>
+              <w:top w:type="dxa" w:w="60"/>
+              <w:left w:type="dxa" w:w="100"/>
+              <w:bottom w:type="dxa" w:w="60"/>
+              <w:right w:type="dxa" w:w="100"/>
+            </w:tcMar>
+          </w:tcPr>
+          <w:p>
+            <w:pPr>
+              <w:spacing w:after="20" w:line="260"/>
+            </w:pPr>
+            <w:r>
+              <w:rPr>
+                <w:b w:val="false"/>
+                <w:bCs w:val="false"/>
+                <w:color w:val="000000"/>
+                <w:sz w:val="19"/>
+                <w:szCs w:val="19"/>
+              </w:rPr>
+              <w:t xml:space="preserve">u16 n_detectors（32 まで）、u16 image_w、u16 image_h（パックを作ったカメラ画像の大きさ）</w:t>
+            </w:r>
+          </w:p>
+        </w:tc>
+      </w:tr>
+      <w:tr>
+        <w:trPr>
+          <w:cantSplit/>
+          <w:tblHeader w:val="false"/>
+        </w:trPr>
+        <w:tc>
+          <w:tcPr>
+            <w:tcW w:type="dxa" w:w="1400"/>
+            <w:tcBorders>
+              <w:top w:val="single" w:color="A6A6A6" w:sz="4"/>
+              <w:left w:val="single" w:color="A6A6A6" w:sz="4"/>
+              <w:bottom w:val="single" w:color="A6A6A6" w:sz="4"/>
+              <w:right w:val="single" w:color="A6A6A6" w:sz="4"/>
+            </w:tcBorders>
+            <w:shd w:fill="DCE3F0" w:color="auto" w:val="clear"/>
+            <w:tcMar>
+              <w:top w:type="dxa" w:w="60"/>
+              <w:left w:type="dxa" w:w="100"/>
+              <w:bottom w:type="dxa" w:w="60"/>
+              <w:right w:type="dxa" w:w="100"/>
+            </w:tcMar>
+          </w:tcPr>
+          <w:p>
+            <w:pPr>
+              <w:spacing w:after="20" w:line="260"/>
+            </w:pPr>
+            <w:r>
+              <w:rPr>
+                <w:b w:val="false"/>
+                <w:bCs w:val="false"/>
+                <w:color w:val="000000"/>
+                <w:sz w:val="19"/>
+                <w:szCs w:val="19"/>
+              </w:rPr>
+              <w:t xml:space="preserve">24</w:t>
+            </w:r>
+          </w:p>
+        </w:tc>
+        <w:tc>
+          <w:tcPr>
+            <w:tcW w:type="dxa" w:w="8238"/>
+            <w:tcBorders>
+              <w:top w:val="single" w:color="A6A6A6" w:sz="4"/>
+              <w:left w:val="single" w:color="A6A6A6" w:sz="4"/>
+              <w:bottom w:val="single" w:color="A6A6A6" w:sz="4"/>
+              <w:right w:val="single" w:color="A6A6A6" w:sz="4"/>
+            </w:tcBorders>
+            <w:shd w:fill="DCE3F0" w:color="auto" w:val="clear"/>
+            <w:tcMar>
+              <w:top w:type="dxa" w:w="60"/>
+              <w:left w:type="dxa" w:w="100"/>
+              <w:bottom w:type="dxa" w:w="60"/>
+              <w:right w:type="dxa" w:w="100"/>
+            </w:tcMar>
+          </w:tcPr>
+          <w:p>
+            <w:pPr>
+              <w:spacing w:after="20" w:line="260"/>
+            </w:pPr>
+            <w:r>
+              <w:rPr>
+                <w:b w:val="false"/>
+                <w:bCs w:val="false"/>
+                <w:color w:val="000000"/>
+                <w:sz w:val="19"/>
+                <w:szCs w:val="19"/>
+              </w:rPr>
+              <w:t xml:space="preserve">float32 mean[12]、float32 std[12]（std &gt; 0）</w:t>
+            </w:r>
+          </w:p>
+        </w:tc>
+      </w:tr>
+      <w:tr>
+        <w:trPr>
+          <w:cantSplit/>
+          <w:tblHeader w:val="false"/>
+        </w:trPr>
+        <w:tc>
+          <w:tcPr>
+            <w:tcW w:type="dxa" w:w="1400"/>
+            <w:tcBorders>
+              <w:top w:val="single" w:color="A6A6A6" w:sz="4"/>
+              <w:left w:val="single" w:color="A6A6A6" w:sz="4"/>
+              <w:bottom w:val="single" w:color="A6A6A6" w:sz="4"/>
+              <w:right w:val="single" w:color="A6A6A6" w:sz="4"/>
+            </w:tcBorders>
+            <w:shd w:fill="FFFFFF" w:color="auto" w:val="clear"/>
+            <w:tcMar>
+              <w:top w:type="dxa" w:w="60"/>
+              <w:left w:type="dxa" w:w="100"/>
+              <w:bottom w:type="dxa" w:w="60"/>
+              <w:right w:type="dxa" w:w="100"/>
+            </w:tcMar>
+          </w:tcPr>
+          <w:p>
+            <w:pPr>
+              <w:spacing w:after="20" w:line="260"/>
+            </w:pPr>
+            <w:r>
+              <w:rPr>
+                <w:b w:val="false"/>
+                <w:bCs w:val="false"/>
+                <w:color w:val="000000"/>
+                <w:sz w:val="19"/>
+                <w:szCs w:val="19"/>
+              </w:rPr>
+              <w:t xml:space="preserve">120〜</w:t>
+            </w:r>
+          </w:p>
+        </w:tc>
+        <w:tc>
+          <w:tcPr>
+            <w:tcW w:type="dxa" w:w="8238"/>
+            <w:tcBorders>
+              <w:top w:val="single" w:color="A6A6A6" w:sz="4"/>
+              <w:left w:val="single" w:color="A6A6A6" w:sz="4"/>
+              <w:bottom w:val="single" w:color="A6A6A6" w:sz="4"/>
+              <w:right w:val="single" w:color="A6A6A6" w:sz="4"/>
+            </w:tcBorders>
+            <w:shd w:fill="FFFFFF" w:color="auto" w:val="clear"/>
+            <w:tcMar>
+              <w:top w:type="dxa" w:w="60"/>
+              <w:left w:type="dxa" w:w="100"/>
+              <w:bottom w:type="dxa" w:w="60"/>
+              <w:right w:type="dxa" w:w="100"/>
+            </w:tcMar>
+          </w:tcPr>
+          <w:p>
+            <w:pPr>
+              <w:spacing w:after="20" w:line="260"/>
+            </w:pPr>
+            <w:r>
+              <w:rPr>
+                <w:b w:val="false"/>
+                <w:bCs w:val="false"/>
+                <w:color w:val="000000"/>
+                <w:sz w:val="19"/>
+                <w:szCs w:val="19"/>
+              </w:rPr>
+              <w:t xml:space="preserve">検出器 × n：u8 kind（0 全体、1 局所）、u8 name_len、name（[a-z0-9_]、32 文字まで、重複不可）、u16 dims（全体 = grid_x×grid_y×12、局所 = 108）、float32 w[dims]、float32 b、float32 thr_on、float32 thr_off（0 ≤ thr_off ≤ thr_on &lt; 1）、u16 confirm_frames、u16 release_frames（1〜1000）、u16 min_cells、u8 row_min、u8 row_max</w:t>
+            </w:r>
+          </w:p>
+        </w:tc>
+      </w:tr>
+      <w:tr>
+        <w:trPr>
+          <w:cantSplit/>
+          <w:tblHeader w:val="false"/>
+        </w:trPr>
+        <w:tc>
+          <w:tcPr>
+            <w:tcW w:type="dxa" w:w="1400"/>
+            <w:tcBorders>
+              <w:top w:val="single" w:color="A6A6A6" w:sz="4"/>
+              <w:left w:val="single" w:color="A6A6A6" w:sz="4"/>
+              <w:bottom w:val="single" w:color="A6A6A6" w:sz="4"/>
+              <w:right w:val="single" w:color="A6A6A6" w:sz="4"/>
+            </w:tcBorders>
+            <w:shd w:fill="DCE3F0" w:color="auto" w:val="clear"/>
+            <w:tcMar>
+              <w:top w:type="dxa" w:w="60"/>
+              <w:left w:type="dxa" w:w="100"/>
+              <w:bottom w:type="dxa" w:w="60"/>
+              <w:right w:type="dxa" w:w="100"/>
+            </w:tcMar>
+          </w:tcPr>
+          <w:p>
+            <w:pPr>
+              <w:spacing w:after="20" w:line="260"/>
+            </w:pPr>
+            <w:r>
+              <w:rPr>
+                <w:b w:val="false"/>
+                <w:bCs w:val="false"/>
+                <w:color w:val="000000"/>
+                <w:sz w:val="19"/>
+                <w:szCs w:val="19"/>
+              </w:rPr>
+              <w:t xml:space="preserve">続き</w:t>
+            </w:r>
+          </w:p>
+        </w:tc>
+        <w:tc>
+          <w:tcPr>
+            <w:tcW w:type="dxa" w:w="8238"/>
+            <w:tcBorders>
+              <w:top w:val="single" w:color="A6A6A6" w:sz="4"/>
+              <w:left w:val="single" w:color="A6A6A6" w:sz="4"/>
+              <w:bottom w:val="single" w:color="A6A6A6" w:sz="4"/>
+              <w:right w:val="single" w:color="A6A6A6" w:sz="4"/>
+            </w:tcBorders>
+            <w:shd w:fill="DCE3F0" w:color="auto" w:val="clear"/>
+            <w:tcMar>
+              <w:top w:type="dxa" w:w="60"/>
+              <w:left w:type="dxa" w:w="100"/>
+              <w:bottom w:type="dxa" w:w="60"/>
+              <w:right w:type="dxa" w:w="100"/>
+            </w:tcMar>
+          </w:tcPr>
+          <w:p>
+            <w:pPr>
+              <w:spacing w:after="20" w:line="260"/>
+            </w:pPr>
+            <w:r>
+              <w:rPr>
+                <w:b w:val="false"/>
+                <w:bCs w:val="false"/>
+                <w:color w:val="000000"/>
+                <w:sz w:val="19"/>
+                <w:szCs w:val="19"/>
+              </w:rPr>
+              <w:t xml:space="preserve">自己診断（flags bit 0）：u16 sw、u16 sh（縮小後の大きさ。設定と一致すること）、u8 rgb[sw×sh×3]（縮小画像）、int32 features[dims]、float32 scores[n_detectors]</w:t>
+            </w:r>
+          </w:p>
+        </w:tc>
+      </w:tr>
+      <w:tr>
+        <w:trPr>
+          <w:cantSplit/>
+          <w:tblHeader w:val="false"/>
+        </w:trPr>
+        <w:tc>
+          <w:tcPr>
+            <w:tcW w:type="dxa" w:w="1400"/>
+            <w:tcBorders>
+              <w:top w:val="single" w:color="A6A6A6" w:sz="4"/>
+              <w:left w:val="single" w:color="A6A6A6" w:sz="4"/>
+              <w:bottom w:val="single" w:color="A6A6A6" w:sz="4"/>
+              <w:right w:val="single" w:color="A6A6A6" w:sz="4"/>
+            </w:tcBorders>
+            <w:shd w:fill="FFFFFF" w:color="auto" w:val="clear"/>
+            <w:tcMar>
+              <w:top w:type="dxa" w:w="60"/>
+              <w:left w:type="dxa" w:w="100"/>
+              <w:bottom w:type="dxa" w:w="60"/>
+              <w:right w:type="dxa" w:w="100"/>
+            </w:tcMar>
+          </w:tcPr>
+          <w:p>
+            <w:pPr>
+              <w:spacing w:after="20" w:line="260"/>
+            </w:pPr>
+            <w:r>
+              <w:rPr>
+                <w:b w:val="false"/>
+                <w:bCs w:val="false"/>
+                <w:color w:val="000000"/>
+                <w:sz w:val="19"/>
+                <w:szCs w:val="19"/>
+              </w:rPr>
+              <w:t xml:space="preserve">末尾</w:t>
+            </w:r>
+          </w:p>
+        </w:tc>
+        <w:tc>
+          <w:tcPr>
+            <w:tcW w:type="dxa" w:w="8238"/>
+            <w:tcBorders>
+              <w:top w:val="single" w:color="A6A6A6" w:sz="4"/>
+              <w:left w:val="single" w:color="A6A6A6" w:sz="4"/>
+              <w:bottom w:val="single" w:color="A6A6A6" w:sz="4"/>
+              <w:right w:val="single" w:color="A6A6A6" w:sz="4"/>
+            </w:tcBorders>
+            <w:shd w:fill="FFFFFF" w:color="auto" w:val="clear"/>
+            <w:tcMar>
+              <w:top w:type="dxa" w:w="60"/>
+              <w:left w:type="dxa" w:w="100"/>
+              <w:bottom w:type="dxa" w:w="60"/>
+              <w:right w:type="dxa" w:w="100"/>
+            </w:tcMar>
+          </w:tcPr>
+          <w:p>
+            <w:pPr>
+              <w:spacing w:after="20" w:line="260"/>
+            </w:pPr>
+            <w:r>
+              <w:rPr>
+                <w:b w:val="false"/>
+                <w:bCs w:val="false"/>
+                <w:color w:val="000000"/>
+                <w:sz w:val="19"/>
+                <w:szCs w:val="19"/>
+              </w:rPr>
+              <w:t xml:space="preserve">u32 CRC-32（IEEE、zlib と同じ）。それより前の全バイトが対象</w:t>
+            </w:r>
+          </w:p>
+        </w:tc>
+      </w:tr>
+    </w:tbl>
+    <w:p>
+      <w:pPr>
+        <w:spacing w:after="60"/>
+      </w:pPr>
+    </w:p>
+    <w:p>
+      <w:pPr>
+        <w:spacing w:after="100" w:line="300"/>
+      </w:pPr>
+      <w:r>
+        <w:t xml:space="preserve">C++ 側は car/logic/cam_drive/vision_pack.cpp（parse_vision_pack／encode_vision_pack）、Python 側は car/tools/rumicar_vision.py（encode_pack／decode_pack）で、往復がバイト単位で一致することをテストしています。将来の検出器の種類（小型 CNN など）は kind の値を足す形で同じ容器に載せます。</w:t>
+      </w:r>
+    </w:p>
+    <w:p>
+      <w:pPr>
+        <w:pStyle w:val="Heading2"/>
+      </w:pPr>
+      <w:r>
+        <w:t xml:space="preserve">4.5 学習の手順とツール（Claude デスクトップアプリ・PC）</w:t>
+      </w:r>
+    </w:p>
+    <w:p>
+      <w:pPr>
+        <w:spacing w:after="100" w:line="300"/>
+      </w:pPr>
+      <w:r>
+        <w:t xml:space="preserve">「収録 → ラベル → 学習 → 確認 → 送る」の各段階は次のツールで行います（README 7 章に使い方）。Python 3 ＋ numpy ＋ Pillow が必要です。</w:t>
+      </w:r>
+    </w:p>
+    <w:tbl>
+      <w:tblPr>
+        <w:tblW w:type="dxa" w:w="9638"/>
+        <w:tblBorders>
+          <w:top w:val="single" w:color="auto" w:sz="4"/>
+          <w:left w:val="single" w:color="auto" w:sz="4"/>
+          <w:bottom w:val="single" w:color="auto" w:sz="4"/>
+          <w:right w:val="single" w:color="auto" w:sz="4"/>
+          <w:insideH w:val="single" w:color="auto" w:sz="4"/>
+          <w:insideV w:val="single" w:color="auto" w:sz="4"/>
+        </w:tblBorders>
+      </w:tblPr>
+      <w:tblGrid>
+        <w:gridCol w:w="1500"/>
+        <w:gridCol w:w="3300"/>
+        <w:gridCol w:w="4838"/>
+      </w:tblGrid>
+      <w:tr>
+        <w:trPr>
+          <w:cantSplit/>
+          <w:tblHeader/>
+        </w:trPr>
+        <w:tc>
+          <w:tcPr>
+            <w:tcW w:type="dxa" w:w="1500"/>
+            <w:tcBorders>
+              <w:top w:val="single" w:color="A6A6A6" w:sz="4"/>
+              <w:left w:val="single" w:color="A6A6A6" w:sz="4"/>
+              <w:bottom w:val="single" w:color="A6A6A6" w:sz="4"/>
+              <w:right w:val="single" w:color="A6A6A6" w:sz="4"/>
+            </w:tcBorders>
+            <w:shd w:fill="1F3864" w:color="auto" w:val="clear"/>
+            <w:tcMar>
+              <w:top w:type="dxa" w:w="60"/>
+              <w:left w:type="dxa" w:w="100"/>
+              <w:bottom w:type="dxa" w:w="60"/>
+              <w:right w:type="dxa" w:w="100"/>
+            </w:tcMar>
+          </w:tcPr>
+          <w:p>
+            <w:pPr>
+              <w:spacing w:after="20" w:line="260"/>
+            </w:pPr>
+            <w:r>
+              <w:rPr>
+                <w:b/>
+                <w:bCs/>
+                <w:color w:val="FFFFFF"/>
+                <w:sz w:val="19"/>
+                <w:szCs w:val="19"/>
+              </w:rPr>
+              <w:t xml:space="preserve">段階</w:t>
+            </w:r>
+          </w:p>
+        </w:tc>
+        <w:tc>
+          <w:tcPr>
+            <w:tcW w:type="dxa" w:w="3300"/>
+            <w:tcBorders>
+              <w:top w:val="single" w:color="A6A6A6" w:sz="4"/>
+              <w:left w:val="single" w:color="A6A6A6" w:sz="4"/>
+              <w:bottom w:val="single" w:color="A6A6A6" w:sz="4"/>
+              <w:right w:val="single" w:color="A6A6A6" w:sz="4"/>
+            </w:tcBorders>
+            <w:shd w:fill="1F3864" w:color="auto" w:val="clear"/>
+            <w:tcMar>
+              <w:top w:type="dxa" w:w="60"/>
+              <w:left w:type="dxa" w:w="100"/>
+              <w:bottom w:type="dxa" w:w="60"/>
+              <w:right w:type="dxa" w:w="100"/>
+            </w:tcMar>
+          </w:tcPr>
+          <w:p>
+            <w:pPr>
+              <w:spacing w:after="20" w:line="260"/>
+            </w:pPr>
+            <w:r>
+              <w:rPr>
+                <w:b/>
+                <w:bCs/>
+                <w:color w:val="FFFFFF"/>
+                <w:sz w:val="19"/>
+                <w:szCs w:val="19"/>
+              </w:rPr>
+              <w:t xml:space="preserve">ツール</w:t>
+            </w:r>
+          </w:p>
+        </w:tc>
+        <w:tc>
+          <w:tcPr>
+            <w:tcW w:type="dxa" w:w="4838"/>
+            <w:tcBorders>
+              <w:top w:val="single" w:color="A6A6A6" w:sz="4"/>
+              <w:left w:val="single" w:color="A6A6A6" w:sz="4"/>
+              <w:bottom w:val="single" w:color="A6A6A6" w:sz="4"/>
+              <w:right w:val="single" w:color="A6A6A6" w:sz="4"/>
+            </w:tcBorders>
+            <w:shd w:fill="1F3864" w:color="auto" w:val="clear"/>
+            <w:tcMar>
+              <w:top w:type="dxa" w:w="60"/>
+              <w:left w:type="dxa" w:w="100"/>
+              <w:bottom w:type="dxa" w:w="60"/>
+              <w:right w:type="dxa" w:w="100"/>
+            </w:tcMar>
+          </w:tcPr>
+          <w:p>
+            <w:pPr>
+              <w:spacing w:after="20" w:line="260"/>
+            </w:pPr>
+            <w:r>
+              <w:rPr>
+                <w:b/>
+                <w:bCs/>
+                <w:color w:val="FFFFFF"/>
+                <w:sz w:val="19"/>
+                <w:szCs w:val="19"/>
+              </w:rPr>
+              <w:t xml:space="preserve">入出力</w:t>
+            </w:r>
+          </w:p>
+        </w:tc>
+      </w:tr>
+      <w:tr>
+        <w:trPr>
+          <w:cantSplit/>
+          <w:tblHeader w:val="false"/>
+        </w:trPr>
+        <w:tc>
+          <w:tcPr>
+            <w:tcW w:type="dxa" w:w="1500"/>
+            <w:tcBorders>
+              <w:top w:val="single" w:color="A6A6A6" w:sz="4"/>
+              <w:left w:val="single" w:color="A6A6A6" w:sz="4"/>
+              <w:bottom w:val="single" w:color="A6A6A6" w:sz="4"/>
+              <w:right w:val="single" w:color="A6A6A6" w:sz="4"/>
+            </w:tcBorders>
+            <w:shd w:fill="FFFFFF" w:color="auto" w:val="clear"/>
+            <w:tcMar>
+              <w:top w:type="dxa" w:w="60"/>
+              <w:left w:type="dxa" w:w="100"/>
+              <w:bottom w:type="dxa" w:w="60"/>
+              <w:right w:type="dxa" w:w="100"/>
+            </w:tcMar>
+          </w:tcPr>
+          <w:p>
+            <w:pPr>
+              <w:spacing w:after="20" w:line="260"/>
+            </w:pPr>
+            <w:r>
+              <w:rPr>
+                <w:b w:val="false"/>
+                <w:bCs w:val="false"/>
+                <w:color w:val="000000"/>
+                <w:sz w:val="19"/>
+                <w:szCs w:val="19"/>
+              </w:rPr>
+              <w:t xml:space="preserve">ラベル</w:t>
+            </w:r>
+          </w:p>
+        </w:tc>
+        <w:tc>
+          <w:tcPr>
+            <w:tcW w:type="dxa" w:w="3300"/>
+            <w:tcBorders>
+              <w:top w:val="single" w:color="A6A6A6" w:sz="4"/>
+              <w:left w:val="single" w:color="A6A6A6" w:sz="4"/>
+              <w:bottom w:val="single" w:color="A6A6A6" w:sz="4"/>
+              <w:right w:val="single" w:color="A6A6A6" w:sz="4"/>
+            </w:tcBorders>
+            <w:shd w:fill="FFFFFF" w:color="auto" w:val="clear"/>
+            <w:tcMar>
+              <w:top w:type="dxa" w:w="60"/>
+              <w:left w:type="dxa" w:w="100"/>
+              <w:bottom w:type="dxa" w:w="60"/>
+              <w:right w:type="dxa" w:w="100"/>
+            </w:tcMar>
+          </w:tcPr>
+          <w:p>
+            <w:pPr>
+              <w:spacing w:after="20" w:line="260"/>
+            </w:pPr>
+            <w:r>
+              <w:rPr>
+                <w:b w:val="false"/>
+                <w:bCs w:val="false"/>
+                <w:color w:val="000000"/>
+                <w:sz w:val="19"/>
+                <w:szCs w:val="19"/>
+              </w:rPr>
+              <w:t xml:space="preserve">train_pack.py propose &lt;収録&gt; --detector traffic_light_red</w:t>
+            </w:r>
+          </w:p>
+        </w:tc>
+        <w:tc>
+          <w:tcPr>
+            <w:tcW w:type="dxa" w:w="4838"/>
+            <w:tcBorders>
+              <w:top w:val="single" w:color="A6A6A6" w:sz="4"/>
+              <w:left w:val="single" w:color="A6A6A6" w:sz="4"/>
+              <w:bottom w:val="single" w:color="A6A6A6" w:sz="4"/>
+              <w:right w:val="single" w:color="A6A6A6" w:sz="4"/>
+            </w:tcBorders>
+            <w:shd w:fill="FFFFFF" w:color="auto" w:val="clear"/>
+            <w:tcMar>
+              <w:top w:type="dxa" w:w="60"/>
+              <w:left w:type="dxa" w:w="100"/>
+              <w:bottom w:type="dxa" w:w="60"/>
+              <w:right w:type="dxa" w:w="100"/>
+            </w:tcMar>
+          </w:tcPr>
+          <w:p>
+            <w:pPr>
+              <w:spacing w:after="20" w:line="260"/>
+            </w:pPr>
+            <w:r>
+              <w:rPr>
+                <w:b w:val="false"/>
+                <w:bCs w:val="false"/>
+                <w:color w:val="000000"/>
+                <w:sz w:val="19"/>
+                <w:szCs w:val="19"/>
+              </w:rPr>
+              <w:t xml:space="preserve">縮小画像で赤（または緑）の塊を 4 連結で探し、候補（コマ番号・画素座標の矩形・画素数）を proposals_&lt;name&gt;.jsonl に出す。人（Claude）が確認して labels.jsonl に書く</w:t>
+            </w:r>
+          </w:p>
+        </w:tc>
+      </w:tr>
+      <w:tr>
+        <w:trPr>
+          <w:cantSplit/>
+          <w:tblHeader w:val="false"/>
+        </w:trPr>
+        <w:tc>
+          <w:tcPr>
+            <w:tcW w:type="dxa" w:w="1500"/>
+            <w:tcBorders>
+              <w:top w:val="single" w:color="A6A6A6" w:sz="4"/>
+              <w:left w:val="single" w:color="A6A6A6" w:sz="4"/>
+              <w:bottom w:val="single" w:color="A6A6A6" w:sz="4"/>
+              <w:right w:val="single" w:color="A6A6A6" w:sz="4"/>
+            </w:tcBorders>
+            <w:shd w:fill="DCE3F0" w:color="auto" w:val="clear"/>
+            <w:tcMar>
+              <w:top w:type="dxa" w:w="60"/>
+              <w:left w:type="dxa" w:w="100"/>
+              <w:bottom w:type="dxa" w:w="60"/>
+              <w:right w:type="dxa" w:w="100"/>
+            </w:tcMar>
+          </w:tcPr>
+          <w:p>
+            <w:pPr>
+              <w:spacing w:after="20" w:line="260"/>
+            </w:pPr>
+            <w:r>
+              <w:rPr>
+                <w:b w:val="false"/>
+                <w:bCs w:val="false"/>
+                <w:color w:val="000000"/>
+                <w:sz w:val="19"/>
+                <w:szCs w:val="19"/>
+              </w:rPr>
+              <w:t xml:space="preserve">ラベルの形式</w:t>
+            </w:r>
+          </w:p>
+        </w:tc>
+        <w:tc>
+          <w:tcPr>
+            <w:tcW w:type="dxa" w:w="3300"/>
+            <w:tcBorders>
+              <w:top w:val="single" w:color="A6A6A6" w:sz="4"/>
+              <w:left w:val="single" w:color="A6A6A6" w:sz="4"/>
+              <w:bottom w:val="single" w:color="A6A6A6" w:sz="4"/>
+              <w:right w:val="single" w:color="A6A6A6" w:sz="4"/>
+            </w:tcBorders>
+            <w:shd w:fill="DCE3F0" w:color="auto" w:val="clear"/>
+            <w:tcMar>
+              <w:top w:type="dxa" w:w="60"/>
+              <w:left w:type="dxa" w:w="100"/>
+              <w:bottom w:type="dxa" w:w="60"/>
+              <w:right w:type="dxa" w:w="100"/>
+            </w:tcMar>
+          </w:tcPr>
+          <w:p>
+            <w:pPr>
+              <w:spacing w:after="20" w:line="260"/>
+            </w:pPr>
+            <w:r>
+              <w:rPr>
+                <w:b w:val="false"/>
+                <w:bCs w:val="false"/>
+                <w:color w:val="000000"/>
+                <w:sz w:val="19"/>
+                <w:szCs w:val="19"/>
+              </w:rPr>
+              <w:t xml:space="preserve">&lt;収録&gt;/labels.jsonl</w:t>
+            </w:r>
+          </w:p>
+        </w:tc>
+        <w:tc>
+          <w:tcPr>
+            <w:tcW w:type="dxa" w:w="4838"/>
+            <w:tcBorders>
+              <w:top w:val="single" w:color="A6A6A6" w:sz="4"/>
+              <w:left w:val="single" w:color="A6A6A6" w:sz="4"/>
+              <w:bottom w:val="single" w:color="A6A6A6" w:sz="4"/>
+              <w:right w:val="single" w:color="A6A6A6" w:sz="4"/>
+            </w:tcBorders>
+            <w:shd w:fill="DCE3F0" w:color="auto" w:val="clear"/>
+            <w:tcMar>
+              <w:top w:type="dxa" w:w="60"/>
+              <w:left w:type="dxa" w:w="100"/>
+              <w:bottom w:type="dxa" w:w="60"/>
+              <w:right w:type="dxa" w:w="100"/>
+            </w:tcMar>
+          </w:tcPr>
+          <w:p>
+            <w:pPr>
+              <w:spacing w:after="20" w:line="260"/>
+            </w:pPr>
+            <w:r>
+              <w:rPr>
+                <w:b w:val="false"/>
+                <w:bCs w:val="false"/>
+                <w:color w:val="000000"/>
+                <w:sz w:val="19"/>
+                <w:szCs w:val="19"/>
+              </w:rPr>
+              <w:t xml:space="preserve">{"index":N,"objects":[{"name":…,"box":[x0,y0,x1,y1]}]}（x1,y1 は含まない）／{"from":A,"to":B,"scene":[…]}／{"index":N,"negative":true}。ラベルの無いコマは使わない。--negatives や --negatives-from-scenario で指定した収録は全コマが負例</w:t>
+            </w:r>
+          </w:p>
+        </w:tc>
+      </w:tr>
+      <w:tr>
+        <w:trPr>
+          <w:cantSplit/>
+          <w:tblHeader w:val="false"/>
+        </w:trPr>
+        <w:tc>
+          <w:tcPr>
+            <w:tcW w:type="dxa" w:w="1500"/>
+            <w:tcBorders>
+              <w:top w:val="single" w:color="A6A6A6" w:sz="4"/>
+              <w:left w:val="single" w:color="A6A6A6" w:sz="4"/>
+              <w:bottom w:val="single" w:color="A6A6A6" w:sz="4"/>
+              <w:right w:val="single" w:color="A6A6A6" w:sz="4"/>
+            </w:tcBorders>
+            <w:shd w:fill="FFFFFF" w:color="auto" w:val="clear"/>
+            <w:tcMar>
+              <w:top w:type="dxa" w:w="60"/>
+              <w:left w:type="dxa" w:w="100"/>
+              <w:bottom w:type="dxa" w:w="60"/>
+              <w:right w:type="dxa" w:w="100"/>
+            </w:tcMar>
+          </w:tcPr>
+          <w:p>
+            <w:pPr>
+              <w:spacing w:after="20" w:line="260"/>
+            </w:pPr>
+            <w:r>
+              <w:rPr>
+                <w:b w:val="false"/>
+                <w:bCs w:val="false"/>
+                <w:color w:val="000000"/>
+                <w:sz w:val="19"/>
+                <w:szCs w:val="19"/>
+              </w:rPr>
+              <w:t xml:space="preserve">学習</w:t>
+            </w:r>
+          </w:p>
+        </w:tc>
+        <w:tc>
+          <w:tcPr>
+            <w:tcW w:type="dxa" w:w="3300"/>
+            <w:tcBorders>
+              <w:top w:val="single" w:color="A6A6A6" w:sz="4"/>
+              <w:left w:val="single" w:color="A6A6A6" w:sz="4"/>
+              <w:bottom w:val="single" w:color="A6A6A6" w:sz="4"/>
+              <w:right w:val="single" w:color="A6A6A6" w:sz="4"/>
+            </w:tcBorders>
+            <w:shd w:fill="FFFFFF" w:color="auto" w:val="clear"/>
+            <w:tcMar>
+              <w:top w:type="dxa" w:w="60"/>
+              <w:left w:type="dxa" w:w="100"/>
+              <w:bottom w:type="dxa" w:w="60"/>
+              <w:right w:type="dxa" w:w="100"/>
+            </w:tcMar>
+          </w:tcPr>
+          <w:p>
+            <w:pPr>
+              <w:spacing w:after="20" w:line="260"/>
+            </w:pPr>
+            <w:r>
+              <w:rPr>
+                <w:b w:val="false"/>
+                <w:bCs w:val="false"/>
+                <w:color w:val="000000"/>
+                <w:sz w:val="19"/>
+                <w:szCs w:val="19"/>
+              </w:rPr>
+              <w:t xml:space="preserve">train_pack.py train &lt;出力&gt; --parent &lt;元の版&gt; --sessions … [--validate …] --detector NAME[:global] … --id … --version …</w:t>
+            </w:r>
+          </w:p>
+        </w:tc>
+        <w:tc>
+          <w:tcPr>
+            <w:tcW w:type="dxa" w:w="4838"/>
+            <w:tcBorders>
+              <w:top w:val="single" w:color="A6A6A6" w:sz="4"/>
+              <w:left w:val="single" w:color="A6A6A6" w:sz="4"/>
+              <w:bottom w:val="single" w:color="A6A6A6" w:sz="4"/>
+              <w:right w:val="single" w:color="A6A6A6" w:sz="4"/>
+            </w:tcBorders>
+            <w:shd w:fill="FFFFFF" w:color="auto" w:val="clear"/>
+            <w:tcMar>
+              <w:top w:type="dxa" w:w="60"/>
+              <w:left w:type="dxa" w:w="100"/>
+              <w:bottom w:type="dxa" w:w="60"/>
+              <w:right w:type="dxa" w:w="100"/>
+            </w:tcMar>
+          </w:tcPr>
+          <w:p>
+            <w:pPr>
+              <w:spacing w:after="20" w:line="260"/>
+            </w:pPr>
+            <w:r>
+              <w:rPr>
+                <w:b w:val="false"/>
+                <w:bCs w:val="false"/>
+                <w:color w:val="000000"/>
+                <w:sz w:val="19"/>
+                <w:szCs w:val="19"/>
+              </w:rPr>
+              <w:t xml:space="preserve">特徴量を計算（&lt;収録&gt;/features_v1.npz に保存）、全学習セルから標準化の平均・標準偏差、検出器ごとに目標（局所：矩形がセルの --cell-overlap（既定 25%）以上を覆えば正、--cell-ignore 未満なら負、その間は無視。全体：scene のラベル）を作り、重み付き L2 正則化ロジスティック回帰（Adam、既定 600 回）で学習。thr_on は F1 が最大の値（--thr-on で固定可）、thr_off = thr_on − 0.2。自己診断ブロックはラベル付きの最初のコマから。params.json は元の版のものに --signal の上書き、manifest は説明（--description）・capabilities（検出器の名前から walls／traffic_light／vehicle／intersection）・scenarios（学習した収録の session.json のシナリオ名）・parent を自動記入。training.json に学習の記録（サンプル数、しきい値、学習用・確認用の精度）</w:t>
+            </w:r>
+          </w:p>
+        </w:tc>
+      </w:tr>
+      <w:tr>
+        <w:trPr>
+          <w:cantSplit/>
+          <w:tblHeader w:val="false"/>
+        </w:trPr>
+        <w:tc>
+          <w:tcPr>
+            <w:tcW w:type="dxa" w:w="1500"/>
+            <w:tcBorders>
+              <w:top w:val="single" w:color="A6A6A6" w:sz="4"/>
+              <w:left w:val="single" w:color="A6A6A6" w:sz="4"/>
+              <w:bottom w:val="single" w:color="A6A6A6" w:sz="4"/>
+              <w:right w:val="single" w:color="A6A6A6" w:sz="4"/>
+            </w:tcBorders>
+            <w:shd w:fill="DCE3F0" w:color="auto" w:val="clear"/>
+            <w:tcMar>
+              <w:top w:type="dxa" w:w="60"/>
+              <w:left w:type="dxa" w:w="100"/>
+              <w:bottom w:type="dxa" w:w="60"/>
+              <w:right w:type="dxa" w:w="100"/>
+            </w:tcMar>
+          </w:tcPr>
+          <w:p>
+            <w:pPr>
+              <w:spacing w:after="20" w:line="260"/>
+            </w:pPr>
+            <w:r>
+              <w:rPr>
+                <w:b w:val="false"/>
+                <w:bCs w:val="false"/>
+                <w:color w:val="000000"/>
+                <w:sz w:val="19"/>
+                <w:szCs w:val="19"/>
+              </w:rPr>
+              <w:t xml:space="preserve">確認</w:t>
+            </w:r>
+          </w:p>
+        </w:tc>
+        <w:tc>
+          <w:tcPr>
+            <w:tcW w:type="dxa" w:w="3300"/>
+            <w:tcBorders>
+              <w:top w:val="single" w:color="A6A6A6" w:sz="4"/>
+              <w:left w:val="single" w:color="A6A6A6" w:sz="4"/>
+              <w:bottom w:val="single" w:color="A6A6A6" w:sz="4"/>
+              <w:right w:val="single" w:color="A6A6A6" w:sz="4"/>
+            </w:tcBorders>
+            <w:shd w:fill="DCE3F0" w:color="auto" w:val="clear"/>
+            <w:tcMar>
+              <w:top w:type="dxa" w:w="60"/>
+              <w:left w:type="dxa" w:w="100"/>
+              <w:bottom w:type="dxa" w:w="60"/>
+              <w:right w:type="dxa" w:w="100"/>
+            </w:tcMar>
+          </w:tcPr>
+          <w:p>
+            <w:pPr>
+              <w:spacing w:after="20" w:line="260"/>
+            </w:pPr>
+            <w:r>
+              <w:rPr>
+                <w:b w:val="false"/>
+                <w:bCs w:val="false"/>
+                <w:color w:val="000000"/>
+                <w:sz w:val="19"/>
+                <w:szCs w:val="19"/>
+              </w:rPr>
+              <w:t xml:space="preserve">train_pack.py eval / replay、rumicar-replay</w:t>
+            </w:r>
+          </w:p>
+        </w:tc>
+        <w:tc>
+          <w:tcPr>
+            <w:tcW w:type="dxa" w:w="4838"/>
+            <w:tcBorders>
+              <w:top w:val="single" w:color="A6A6A6" w:sz="4"/>
+              <w:left w:val="single" w:color="A6A6A6" w:sz="4"/>
+              <w:bottom w:val="single" w:color="A6A6A6" w:sz="4"/>
+              <w:right w:val="single" w:color="A6A6A6" w:sz="4"/>
+            </w:tcBorders>
+            <w:shd w:fill="DCE3F0" w:color="auto" w:val="clear"/>
+            <w:tcMar>
+              <w:top w:type="dxa" w:w="60"/>
+              <w:left w:type="dxa" w:w="100"/>
+              <w:bottom w:type="dxa" w:w="60"/>
+              <w:right w:type="dxa" w:w="100"/>
+            </w:tcMar>
+          </w:tcPr>
+          <w:p>
+            <w:pPr>
+              <w:spacing w:after="20" w:line="260"/>
+            </w:pPr>
+            <w:r>
+              <w:rPr>
+                <w:b w:val="false"/>
+                <w:bCs w:val="false"/>
+                <w:color w:val="000000"/>
+                <w:sz w:val="19"/>
+                <w:szCs w:val="19"/>
+              </w:rPr>
+              <w:t xml:space="preserve">eval：ラベル付き収録でのフレーム単位の適合率・再現率。replay：コマごとの検出器出力（確定を含む）。rumicar-replay：本物の .so とパックで走行ロジック全体を再生し、状態の遷移（CRUISE → SIGNAL_APPROACH → SIGNAL_STOP → SIGNAL_RESUME）と出力を JSON 行で出す。収録に残っている判断（recorded）と並べて比較できる</w:t>
+            </w:r>
+          </w:p>
+        </w:tc>
+      </w:tr>
+      <w:tr>
+        <w:trPr>
+          <w:cantSplit/>
+          <w:tblHeader w:val="false"/>
+        </w:trPr>
+        <w:tc>
+          <w:tcPr>
+            <w:tcW w:type="dxa" w:w="1500"/>
+            <w:tcBorders>
+              <w:top w:val="single" w:color="A6A6A6" w:sz="4"/>
+              <w:left w:val="single" w:color="A6A6A6" w:sz="4"/>
+              <w:bottom w:val="single" w:color="A6A6A6" w:sz="4"/>
+              <w:right w:val="single" w:color="A6A6A6" w:sz="4"/>
+            </w:tcBorders>
+            <w:shd w:fill="FFFFFF" w:color="auto" w:val="clear"/>
+            <w:tcMar>
+              <w:top w:type="dxa" w:w="60"/>
+              <w:left w:type="dxa" w:w="100"/>
+              <w:bottom w:type="dxa" w:w="60"/>
+              <w:right w:type="dxa" w:w="100"/>
+            </w:tcMar>
+          </w:tcPr>
+          <w:p>
+            <w:pPr>
+              <w:spacing w:after="20" w:line="260"/>
+            </w:pPr>
+            <w:r>
+              <w:rPr>
+                <w:b w:val="false"/>
+                <w:bCs w:val="false"/>
+                <w:color w:val="000000"/>
+                <w:sz w:val="19"/>
+                <w:szCs w:val="19"/>
+              </w:rPr>
+              <w:t xml:space="preserve">送る</w:t>
+            </w:r>
+          </w:p>
+        </w:tc>
+        <w:tc>
+          <w:tcPr>
+            <w:tcW w:type="dxa" w:w="3300"/>
+            <w:tcBorders>
+              <w:top w:val="single" w:color="A6A6A6" w:sz="4"/>
+              <w:left w:val="single" w:color="A6A6A6" w:sz="4"/>
+              <w:bottom w:val="single" w:color="A6A6A6" w:sz="4"/>
+              <w:right w:val="single" w:color="A6A6A6" w:sz="4"/>
+            </w:tcBorders>
+            <w:shd w:fill="FFFFFF" w:color="auto" w:val="clear"/>
+            <w:tcMar>
+              <w:top w:type="dxa" w:w="60"/>
+              <w:left w:type="dxa" w:w="100"/>
+              <w:bottom w:type="dxa" w:w="60"/>
+              <w:right w:type="dxa" w:w="100"/>
+            </w:tcMar>
+          </w:tcPr>
+          <w:p>
+            <w:pPr>
+              <w:spacing w:after="20" w:line="260"/>
+            </w:pPr>
+            <w:r>
+              <w:rPr>
+                <w:b w:val="false"/>
+                <w:bCs w:val="false"/>
+                <w:color w:val="000000"/>
+                <w:sz w:val="19"/>
+                <w:szCs w:val="19"/>
+              </w:rPr>
+              <w:t xml:space="preserve">走行管理アプリ</w:t>
+            </w:r>
+          </w:p>
+        </w:tc>
+        <w:tc>
+          <w:tcPr>
+            <w:tcW w:type="dxa" w:w="4838"/>
+            <w:tcBorders>
+              <w:top w:val="single" w:color="A6A6A6" w:sz="4"/>
+              <w:left w:val="single" w:color="A6A6A6" w:sz="4"/>
+              <w:bottom w:val="single" w:color="A6A6A6" w:sz="4"/>
+              <w:right w:val="single" w:color="A6A6A6" w:sz="4"/>
+            </w:tcBorders>
+            <w:shd w:fill="FFFFFF" w:color="auto" w:val="clear"/>
+            <w:tcMar>
+              <w:top w:type="dxa" w:w="60"/>
+              <w:left w:type="dxa" w:w="100"/>
+              <w:bottom w:type="dxa" w:w="60"/>
+              <w:right w:type="dxa" w:w="100"/>
+            </w:tcMar>
+          </w:tcPr>
+          <w:p>
+            <w:pPr>
+              <w:spacing w:after="20" w:line="260"/>
+            </w:pPr>
+            <w:r>
+              <w:rPr>
+                <w:b w:val="false"/>
+                <w:bCs w:val="false"/>
+                <w:color w:val="000000"/>
+                <w:sz w:val="19"/>
+                <w:szCs w:val="19"/>
+              </w:rPr>
+              <w:t xml:space="preserve">4.3 と同じ。cam_drive のロジック（同梱）を有効化してからパックを送る</w:t>
+            </w:r>
+          </w:p>
+        </w:tc>
+      </w:tr>
+    </w:tbl>
+    <w:p>
+      <w:pPr>
+        <w:spacing w:after="60"/>
+      </w:pPr>
+    </w:p>
+    <w:p>
+      <w:pPr>
+        <w:spacing w:after="100" w:line="300"/>
+      </w:pPr>
+      <w:r>
+        <w:t xml:space="preserve">一致の保証：学習は PC が保存した JPEG から、実走行はカメラの生画像から特徴量を出します。特徴量の定義は整数演算で両実装が同一であることを黄金データ（car/tests/data/vision：合成画像、576 個の特徴量、パック、期待値）で確かめ（test_vision、make_golden.py --check）、さらに tools_smoke.py が合成収録からの学習と rumicar-replay での停止・発進までを通して確かめます。JPEG の劣化による差はセル単位の統計で小さく、しきい値の余裕で吸収します（実機での確認項目 8.3）。</w:t>
+      </w:r>
+    </w:p>
+    <w:p>
+      <w:pPr>
+        <w:spacing w:after="60"/>
+      </w:pPr>
     </w:p>
     <w:p>
       <w:pPr>
@@ -16092,7 +20384,7 @@
                 <w:sz w:val="19"/>
                 <w:szCs w:val="19"/>
               </w:rPr>
-              <w:t xml:space="preserve">result に mode, startup_mode, estop, estop_reason（request | heartbeat | disconnected | 空）, logic_name, logic_version, logic_description, pack_id, pack_version, pack_description, pack_capabilities[], pack_scenarios[], pack_parent, state_name, battery_mv（0 = 未測定）, throttled（3.9 のフラグ、0 = 正常または未対応）</w:t>
+              <w:t xml:space="preserve">result に mode, startup_mode, estop, estop_reason（request | heartbeat | disconnected | 空）, logic_name, logic_version, logic_description, pack_id, pack_version, pack_description, pack_capabilities[], pack_scenarios[], pack_parent, aux_names[]（ロジックの補助出力の項目名、3.6）, state_name, battery_mv（0 = 未測定）, throttled（3.9 のフラグ、0 = 正常または未対応）</w:t>
             </w:r>
           </w:p>
         </w:tc>
@@ -20350,7 +24642,7 @@
                 <w:sz w:val="19"/>
                 <w:szCs w:val="19"/>
               </w:rPr>
-              <w:t xml:space="preserve">image_w / image_h</w:t>
+              <w:t xml:space="preserve">aux_format / aux</w:t>
             </w:r>
           </w:p>
         </w:tc>
@@ -20383,7 +24675,7 @@
                 <w:sz w:val="19"/>
                 <w:szCs w:val="19"/>
               </w:rPr>
-              <w:t xml:space="preserve">int</w:t>
+              <w:t xml:space="preserve">u16 / string</w:t>
             </w:r>
           </w:p>
         </w:tc>
@@ -20416,7 +24708,7 @@
                 <w:sz w:val="19"/>
                 <w:szCs w:val="19"/>
               </w:rPr>
-              <w:t xml:space="preserve">JPEG の幅・高さ（画像なしは 0）</w:t>
+              <w:t xml:space="preserve">ロジックの補助出力（3.6）。aux は base64。aux_len = 0 のフレームでは両方とも無い。cam_drive の形式 1 は検出器ごとの確からしさ・位置・セル数・確定を持ち、PC が画像に重ねて描く</w:t>
             </w:r>
           </w:p>
         </w:tc>
@@ -20456,6 +24748,112 @@
                 <w:sz w:val="19"/>
                 <w:szCs w:val="19"/>
               </w:rPr>
+              <w:t xml:space="preserve">image_w / image_h</w:t>
+            </w:r>
+          </w:p>
+        </w:tc>
+        <w:tc>
+          <w:tcPr>
+            <w:tcW w:type="dxa" w:w="1600"/>
+            <w:tcBorders>
+              <w:top w:val="single" w:color="A6A6A6" w:sz="4"/>
+              <w:left w:val="single" w:color="A6A6A6" w:sz="4"/>
+              <w:bottom w:val="single" w:color="A6A6A6" w:sz="4"/>
+              <w:right w:val="single" w:color="A6A6A6" w:sz="4"/>
+            </w:tcBorders>
+            <w:shd w:fill="DCE3F0" w:color="auto" w:val="clear"/>
+            <w:tcMar>
+              <w:top w:type="dxa" w:w="60"/>
+              <w:left w:type="dxa" w:w="100"/>
+              <w:bottom w:type="dxa" w:w="60"/>
+              <w:right w:type="dxa" w:w="100"/>
+            </w:tcMar>
+          </w:tcPr>
+          <w:p>
+            <w:pPr>
+              <w:spacing w:after="20" w:line="260"/>
+            </w:pPr>
+            <w:r>
+              <w:rPr>
+                <w:b w:val="false"/>
+                <w:bCs w:val="false"/>
+                <w:color w:val="000000"/>
+                <w:sz w:val="19"/>
+                <w:szCs w:val="19"/>
+              </w:rPr>
+              <w:t xml:space="preserve">int</w:t>
+            </w:r>
+          </w:p>
+        </w:tc>
+        <w:tc>
+          <w:tcPr>
+            <w:tcW w:type="dxa" w:w="5038"/>
+            <w:tcBorders>
+              <w:top w:val="single" w:color="A6A6A6" w:sz="4"/>
+              <w:left w:val="single" w:color="A6A6A6" w:sz="4"/>
+              <w:bottom w:val="single" w:color="A6A6A6" w:sz="4"/>
+              <w:right w:val="single" w:color="A6A6A6" w:sz="4"/>
+            </w:tcBorders>
+            <w:shd w:fill="DCE3F0" w:color="auto" w:val="clear"/>
+            <w:tcMar>
+              <w:top w:type="dxa" w:w="60"/>
+              <w:left w:type="dxa" w:w="100"/>
+              <w:bottom w:type="dxa" w:w="60"/>
+              <w:right w:type="dxa" w:w="100"/>
+            </w:tcMar>
+          </w:tcPr>
+          <w:p>
+            <w:pPr>
+              <w:spacing w:after="20" w:line="260"/>
+            </w:pPr>
+            <w:r>
+              <w:rPr>
+                <w:b w:val="false"/>
+                <w:bCs w:val="false"/>
+                <w:color w:val="000000"/>
+                <w:sz w:val="19"/>
+                <w:szCs w:val="19"/>
+              </w:rPr>
+              <w:t xml:space="preserve">JPEG の幅・高さ（画像なしは 0）</w:t>
+            </w:r>
+          </w:p>
+        </w:tc>
+      </w:tr>
+      <w:tr>
+        <w:trPr>
+          <w:cantSplit/>
+          <w:tblHeader w:val="false"/>
+        </w:trPr>
+        <w:tc>
+          <w:tcPr>
+            <w:tcW w:type="dxa" w:w="3000"/>
+            <w:tcBorders>
+              <w:top w:val="single" w:color="A6A6A6" w:sz="4"/>
+              <w:left w:val="single" w:color="A6A6A6" w:sz="4"/>
+              <w:bottom w:val="single" w:color="A6A6A6" w:sz="4"/>
+              <w:right w:val="single" w:color="A6A6A6" w:sz="4"/>
+            </w:tcBorders>
+            <w:shd w:fill="FFFFFF" w:color="auto" w:val="clear"/>
+            <w:tcMar>
+              <w:top w:type="dxa" w:w="60"/>
+              <w:left w:type="dxa" w:w="100"/>
+              <w:bottom w:type="dxa" w:w="60"/>
+              <w:right w:type="dxa" w:w="100"/>
+            </w:tcMar>
+          </w:tcPr>
+          <w:p>
+            <w:pPr>
+              <w:spacing w:after="20" w:line="260"/>
+            </w:pPr>
+            <w:r>
+              <w:rPr>
+                <w:rFonts w:ascii="Consolas" w:cs="Consolas" w:eastAsia="Consolas" w:hAnsi="Consolas"/>
+                <w:b w:val="false"/>
+                <w:bCs w:val="false"/>
+                <w:color w:val="000000"/>
+                <w:sz w:val="19"/>
+                <w:szCs w:val="19"/>
+              </w:rPr>
               <w:t xml:space="preserve">image_seq / image_t_us</w:t>
             </w:r>
           </w:p>
@@ -20469,7 +24867,7 @@
               <w:bottom w:val="single" w:color="A6A6A6" w:sz="4"/>
               <w:right w:val="single" w:color="A6A6A6" w:sz="4"/>
             </w:tcBorders>
-            <w:shd w:fill="DCE3F0" w:color="auto" w:val="clear"/>
+            <w:shd w:fill="FFFFFF" w:color="auto" w:val="clear"/>
             <w:tcMar>
               <w:top w:type="dxa" w:w="60"/>
               <w:left w:type="dxa" w:w="100"/>
@@ -20502,7 +24900,7 @@
               <w:bottom w:val="single" w:color="A6A6A6" w:sz="4"/>
               <w:right w:val="single" w:color="A6A6A6" w:sz="4"/>
             </w:tcBorders>
-            <w:shd w:fill="DCE3F0" w:color="auto" w:val="clear"/>
+            <w:shd w:fill="FFFFFF" w:color="auto" w:val="clear"/>
             <w:tcMar>
               <w:top w:type="dxa" w:w="60"/>
               <w:left w:type="dxa" w:w="100"/>
@@ -21118,7 +25516,7 @@
                 <w:sz w:val="19"/>
                 <w:szCs w:val="19"/>
               </w:rPr>
-              <w:t xml:space="preserve">受信した最新の JPEG を表示（表示は最新のみ、収録は全フレーム）。「画像を表示」のチェックを外すと表示と JPEG の展開を止める（受信と収録は続く）</w:t>
+              <w:t xml:space="preserve">受信した最新の JPEG を表示（表示は最新のみ、収録は全フレーム）。「画像を表示」のチェックを外すと表示と JPEG の展開を止める（受信と収録は続く）。「判断を重ねる」（既定オン）でロジックの補助出力（aux 形式 1）を復号し、検出器ごとの最良セルに枠（赤信号 = 赤、青信号 = 緑、その他 = 黄。確定は太枠、このフレームだけの検出は細枠）と名前・確からしさを描く。画像と枠は Viewbox の中で同じ画素座標を使うので、窓の大きさに合わせて一緒に拡大縮小される</w:t>
             </w:r>
           </w:p>
         </w:tc>
@@ -21190,7 +25588,7 @@
                 <w:sz w:val="19"/>
                 <w:szCs w:val="19"/>
               </w:rPr>
-              <w:t xml:space="preserve">モードと非常停止（色付きの札：非常停止なし = 緑、作動中 = 赤、理由付き）、判断状態、ToF 左／中／右、モーター出力、ロジックの判断（いずれも「操舵 左／中央／右 / 前進 74.8% (191/255)・後退 …・停止・ブレーキ」。% は PWM のデューティ比、括弧内は同じ値の Arduino analogWrite 換算 0〜255）、版（ロジック／パック）、判断データ（使用中のパックの id・版・説明）、対応機能（capabilities を 壁／信号機／車両／交差点 で表示）、学習元（scenarios と元の版）、電源（throttled：「正常（低電圧なし）」「低電圧（現在）」「低電圧あり（起動後）」「処理速度制限中」「温度制限中」。低電圧の発生／解消はログにも出す）、バッテリー。受信コマ数（うち画像付きの数）は画像の下</w:t>
+              <w:t xml:space="preserve">モードと非常停止（色付きの札：非常停止なし = 緑、作動中 = 赤、理由付き）、判断状態、ToF 左／中／右、モーター出力、ロジックの判断（いずれも「操舵 左／中央／右 / 前進 74.8% (191/255)・後退 …・停止・ブレーキ」。% は PWM のデューティ比、括弧内は同じ値の Arduino analogWrite 換算 0〜255）、版（ロジック／パック）、判断データ（使用中のパックの id・版・説明）、対応機能（capabilities を 壁／信号機／車両／交差点 で表示）、学習元（scenarios と元の版）、電源（throttled）、バッテリー、検出（aux の検出器ごとに「赤信号 0.92 (6,0) ×3 ●」：確からしさ、セルの列と行、セル数、● = 確定、○ = このフレームだけ。名前は get_status の aux_names から）。受信コマ数（うち画像付きの数）は画像の下</w:t>
             </w:r>
           </w:p>
         </w:tc>
@@ -22591,7 +26989,7 @@
         <w:spacing w:after="60" w:line="290"/>
       </w:pPr>
       <w:r>
-        <w:t xml:space="preserve">単体テスト（ctest）：tof_logic（ロジック）、pack（manifest・ローダー・設定）、camera（JPEG 化の往復・不正入力・camera 設定）、util（外部コマンド実行のタイムアウト・終了コード、set_wifi の引数検査）、network（制御／テレメトリサーバーを 127.0.0.1 の実 TCP 接続で動かし、hello・モード・手動操作・heartbeat 途絶・非常停止・list_versions・activate／rollback・失敗時の応答・2 クライアント目の拒否・テレメトリの受信と遅いクライアントでの間引きを確認）</w:t>
+        <w:t xml:space="preserve">単体テスト（ctest）：tof_logic（ロジック。速度上限を含む）、vision（特徴量・vision.bin・検出器を黄金データと照合。C++ と Python の完全一致）、cam_logic（パラメータ、合成フレームで接近→停止→青で発進／時間で発進、画像の無いコマ、サイズ不一致、補助出力）、pack（manifest・ローダー・設定。tof_drive と cam_drive の両方を読み込む）、camera（JPEG 化の往復・不正入力・camera 設定・カメラ制御）、util（外部コマンド実行、set_wifi の引数検査、Wi-Fi 起動、throttled の解析）、network（制御／テレメトリサーバーを 127.0.0.1 の実 TCP 接続で動かし、hello・モード・手動操作・heartbeat 途絶・非常停止・list_versions・activate／rollback・失敗時の応答・2 クライアント目の拒否・テレメトリの受信と遅いクライアントでの間引きを確認）。加えて tools_smoke.py（合成収録 → 学習 → パック → Python 再生 → rumicar-replay）と make_golden.py --check を CI で実行</w:t>
       </w:r>
     </w:p>
     <w:p>
@@ -22617,7 +27015,7 @@
         <w:spacing w:after="60" w:line="290"/>
       </w:pPr>
       <w:r>
-        <w:t xml:space="preserve">インストール先（prefix 相対）：bin/rumicar-core、bin/rumicar-activate、lib/rumicar/logic/tof_drive-&lt;version&gt;/（libtof_drive.so ＋ ビルド時に生成した manifest.json）、share/rumicar/packs/&lt;id&gt;-&lt;version&gt;/、share/rumicar/config.txt.d/rumicar.txt、lib/systemd/system/rumicar-core.service、/etc/rumicar/core.json、/etc/NetworkManager/system-connections/RumiCar-AP.nmconnection</w:t>
+        <w:t xml:space="preserve">インストール先（prefix 相対）：bin/rumicar-core、bin/rumicar-activate、bin/rumicar-ap-ensure、bin/rumicar-replay、lib/rumicar/logic/tof_drive-&lt;version&gt;/ と cam_drive-&lt;version&gt;/（.so ＋ ビルド時に生成した manifest.json）、share/rumicar/packs/&lt;id&gt;-&lt;version&gt;/（base-tof と cam-base）、share/rumicar/config.txt.d/rumicar.txt、lib/systemd/system/rumicar-core.service・rumicar-ap.service・rumicar-ap.timer、/etc/rumicar/core.json、/etc/NetworkManager/system-connections/RumiCar-AP.nmconnection</w:t>
       </w:r>
     </w:p>
     <w:p>
@@ -22963,7 +27361,7 @@
                 <w:sz w:val="19"/>
                 <w:szCs w:val="19"/>
               </w:rPr>
-              <w:t xml:space="preserve">cmake 構成（prefix /usr）・ビルド・ctest・同梱パックの検証。arm64 では cpack で Debian パッケージを作り、そのコンテナに実際にインストールして postinst の結果（状態ディレクトリ、リンク、manifest、権限）を検査</w:t>
+              <w:t xml:space="preserve">cmake 構成（prefix /usr）・ビルド・ctest・同梱パックの検証・黄金データの再現性（make_golden.py --check）・学習ツールの通し試験（tools_smoke.py）。arm64 では cpack で Debian パッケージを作り、そのコンテナに実際にインストールして postinst の結果（状態ディレクトリ、リンク、manifest、権限、timer、startup_mode）を検査</w:t>
             </w:r>
           </w:p>
         </w:tc>
@@ -22996,7 +27394,7 @@
                 <w:sz w:val="19"/>
                 <w:szCs w:val="19"/>
               </w:rPr>
-              <w:t xml:space="preserve">rumicar-zero2cam-deb-arm64（.deb）</w:t>
+              <w:t xml:space="preserve">rumicar-zero2cam-deb-arm64（.deb）、rumicar-replay-arm64／amd64（再生ツールと同梱ロジック）</w:t>
             </w:r>
           </w:p>
         </w:tc>
@@ -24578,6 +28976,45 @@
     </w:p>
     <w:p>
       <w:pPr>
+        <w:pStyle w:val="ListParagraph"/>
+        <w:numPr>
+          <w:ilvl w:val="0"/>
+          <w:numId w:val="2"/>
+        </w:numPr>
+        <w:spacing w:after="60" w:line="290"/>
+      </w:pPr>
+      <w:r>
+        <w:t xml:space="preserve">車：ロジック契約 ABI 第2版（補助出力 aux と aux_name）、tof_drive 0.2.0 の速度上限、画像ロジック cam_drive 0.1.0（特徴量、vision.bin、検出器、信号機の行動）、同梱パック cam-base、rumicar-replay、黄金データと C++／Python の一致検査（第10版）</w:t>
+      </w:r>
+    </w:p>
+    <w:p>
+      <w:pPr>
+        <w:pStyle w:val="ListParagraph"/>
+        <w:numPr>
+          <w:ilvl w:val="0"/>
+          <w:numId w:val="2"/>
+        </w:numPr>
+        <w:spacing w:after="60" w:line="290"/>
+      </w:pPr>
+      <w:r>
+        <w:t xml:space="preserve">学習：car/tools/rumicar_vision.py と train_pack.py（候補出し、学習、評価、再生、パック化）、labels.jsonl の形式、tools_smoke.py（第10版）</w:t>
+      </w:r>
+    </w:p>
+    <w:p>
+      <w:pPr>
+        <w:pStyle w:val="ListParagraph"/>
+        <w:numPr>
+          <w:ilvl w:val="0"/>
+          <w:numId w:val="2"/>
+        </w:numPr>
+        <w:spacing w:after="60" w:line="290"/>
+      </w:pPr>
+      <w:r>
+        <w:t xml:space="preserve">PC：補助出力の復号（AuxFormat1）、画像への検出の重ね描き、状態欄の「検出」、aux_names の取得（第10版）</w:t>
+      </w:r>
+    </w:p>
+    <w:p>
+      <w:pPr>
         <w:pStyle w:val="Heading2"/>
       </w:pPr>
       <w:r>
@@ -24607,7 +29044,7 @@
         <w:spacing w:after="60" w:line="290"/>
       </w:pPr>
       <w:r>
-        <w:t xml:space="preserve">画像を使う走行ロジック cam_drive とその学習データ（パック vision.bin）：特徴グリッド＋学習した線形検出器＋行動の状態機械。形式・学習手順・配布の設計は検討記録 8章（第11版）。実装はご本人の決定後に別のプルリクエストで行う</w:t>
+        <w:t xml:space="preserve">cam_drive の拡張：先行車と駐停車車両の判別（vehicle 検出器と ToF の時間差分による追従／追い越し）、交差点（intersection_left／right 検出器と停止・右左折の行動）。検出器は train_pack.py に名前を足すだけで学習でき、行動は cam_logic に状態を足す（設計の記録 8.6）</w:t>
       </w:r>
     </w:p>
     <w:p>
@@ -25481,7 +29918,7 @@
                 <w:sz w:val="19"/>
                 <w:szCs w:val="19"/>
               </w:rPr>
-              <w:t xml:space="preserve">SD カードイメージ</w:t>
+              <w:t xml:space="preserve">画像ロジック</w:t>
             </w:r>
           </w:p>
         </w:tc>
@@ -25514,7 +29951,7 @@
                 <w:sz w:val="19"/>
                 <w:szCs w:val="19"/>
               </w:rPr>
-              <w:t xml:space="preserve">CI の成果物を書き込んだ SD カードで初回起動が完了し（拡張・再起動後）、rumicar / rumicar で SSH でき、rumicar-core が動き AP が立つこと。userconf.txt が消費されユーザーが作られること</w:t>
+              <w:t xml:space="preserve">実際の信号機（コース上の大きさ・色・高さ）を収録し、train_pack.py で作った cam-signal パックで、赤で止まり青で発進すること。生画像での検出器の出力が収録（JPEG）からの再生と一致すること（確からしさの差が小さいこと）。50 ms 周期に特徴量と検出器の計算（見込み 1 ms 未満）が収まること。照明を変えたときの誤検出の有無</w:t>
             </w:r>
           </w:p>
         </w:tc>
@@ -25553,6 +29990,78 @@
                 <w:sz w:val="19"/>
                 <w:szCs w:val="19"/>
               </w:rPr>
+              <w:t xml:space="preserve">SD カードイメージ</w:t>
+            </w:r>
+          </w:p>
+        </w:tc>
+        <w:tc>
+          <w:tcPr>
+            <w:tcW w:type="dxa" w:w="7438"/>
+            <w:tcBorders>
+              <w:top w:val="single" w:color="A6A6A6" w:sz="4"/>
+              <w:left w:val="single" w:color="A6A6A6" w:sz="4"/>
+              <w:bottom w:val="single" w:color="A6A6A6" w:sz="4"/>
+              <w:right w:val="single" w:color="A6A6A6" w:sz="4"/>
+            </w:tcBorders>
+            <w:shd w:fill="DCE3F0" w:color="auto" w:val="clear"/>
+            <w:tcMar>
+              <w:top w:type="dxa" w:w="60"/>
+              <w:left w:type="dxa" w:w="100"/>
+              <w:bottom w:type="dxa" w:w="60"/>
+              <w:right w:type="dxa" w:w="100"/>
+            </w:tcMar>
+          </w:tcPr>
+          <w:p>
+            <w:pPr>
+              <w:spacing w:after="20" w:line="260"/>
+            </w:pPr>
+            <w:r>
+              <w:rPr>
+                <w:b w:val="false"/>
+                <w:bCs w:val="false"/>
+                <w:color w:val="000000"/>
+                <w:sz w:val="19"/>
+                <w:szCs w:val="19"/>
+              </w:rPr>
+              <w:t xml:space="preserve">CI の成果物を書き込んだ SD カードで初回起動が完了し（拡張・再起動後）、rumicar / rumicar で SSH でき、rumicar-core が動き AP が立つこと。userconf.txt が消費されユーザーが作られること</w:t>
+            </w:r>
+          </w:p>
+        </w:tc>
+      </w:tr>
+      <w:tr>
+        <w:trPr>
+          <w:cantSplit/>
+          <w:tblHeader w:val="false"/>
+        </w:trPr>
+        <w:tc>
+          <w:tcPr>
+            <w:tcW w:type="dxa" w:w="2200"/>
+            <w:tcBorders>
+              <w:top w:val="single" w:color="A6A6A6" w:sz="4"/>
+              <w:left w:val="single" w:color="A6A6A6" w:sz="4"/>
+              <w:bottom w:val="single" w:color="A6A6A6" w:sz="4"/>
+              <w:right w:val="single" w:color="A6A6A6" w:sz="4"/>
+            </w:tcBorders>
+            <w:shd w:fill="FFFFFF" w:color="auto" w:val="clear"/>
+            <w:tcMar>
+              <w:top w:type="dxa" w:w="60"/>
+              <w:left w:type="dxa" w:w="100"/>
+              <w:bottom w:type="dxa" w:w="60"/>
+              <w:right w:type="dxa" w:w="100"/>
+            </w:tcMar>
+          </w:tcPr>
+          <w:p>
+            <w:pPr>
+              <w:spacing w:after="20" w:line="260"/>
+            </w:pPr>
+            <w:r>
+              <w:rPr>
+                <w:b w:val="false"/>
+                <w:bCs w:val="false"/>
+                <w:color w:val="000000"/>
+                <w:sz w:val="19"/>
+                <w:szCs w:val="19"/>
+              </w:rPr>
               <w:t xml:space="preserve">確認済み（v0.1.1、2026-10-20）</w:t>
             </w:r>
           </w:p>
@@ -25566,7 +30075,7 @@
               <w:bottom w:val="single" w:color="A6A6A6" w:sz="4"/>
               <w:right w:val="single" w:color="A6A6A6" w:sz="4"/>
             </w:tcBorders>
-            <w:shd w:fill="DCE3F0" w:color="auto" w:val="clear"/>
+            <w:shd w:fill="FFFFFF" w:color="auto" w:val="clear"/>
             <w:tcMar>
               <w:top w:type="dxa" w:w="60"/>
               <w:left w:type="dxa" w:w="100"/>

--- a/docs/RumiCar-Zero2Cam 仕様書.docx
+++ b/docs/RumiCar-Zero2Cam 仕様書.docx
@@ -42,7 +42,7 @@
           <w:sz w:val="20"/>
           <w:szCs w:val="20"/>
         </w:rPr>
-        <w:t xml:space="preserve">第10版　2026年10月21日　対象：リポジトリ RumiCar-group/RumiCar-Zero2Cam　0.1.x：基盤（第1版）＋ 車側通信（第2版）＋ カメラ（第3版）＋ AP・パッケージ（第4版）＋ SD カードイメージ（第5版）＋ PC からの push（第6版）＋ 実機確認の反映（第7版）＋ 画面の刷新（第8版）＋ 起動時のモード・電源・判断データの説明・シナリオ付き収録・動画（第9版）＋ 画像ロジック第1版（信号機）・ABI 第2版・学習ツール（第10版）</w:t>
+        <w:t xml:space="preserve">第11版　2026年10月21日　対象：リポジトリ RumiCar-group/RumiCar-Zero2Cam　0.1.x：基盤（第1版）＋ 車側通信（第2版）＋ カメラ（第3版）＋ AP・パッケージ（第4版）＋ SD カードイメージ（第5版）＋ PC からの push（第6版）＋ 実機確認の反映（第7版）＋ 画面の刷新（第8版）＋ 起動時のモード・電源・判断データの説明・シナリオ付き収録・動画（第9版）＋ 画像ロジック第1版（信号機）・ABI 第2版・学習ツール（第10版）＋ 画像ロジック第2版（前の車両・交差点）（第11版）</w:t>
       </w:r>
     </w:p>
     <w:p>
@@ -296,7 +296,7 @@
                 <w:sz w:val="19"/>
                 <w:szCs w:val="19"/>
               </w:rPr>
-              <w:t xml:space="preserve">車載制御プログラム（ToF 走行、走行モード、非常停止、起動時は収録のみ）、電源に配慮した起動手順、カメラ取り込みと JPEG 送信、画像ロジック cam_drive（信号機で停止・発進）と学習データ vision.bin、ロジック契約 ABI 第2版（補助出力）、学習ツール train_pack.py と再生ツール rumicar-replay、車側の制御／テレメトリサーバー、Wi-Fi AP と set_wifi、ロジック／パックの配布形式（説明・対応機能・学習元を含む manifest）と差し替え、Debian パッケージ、標準 SD カードイメージと GitHub Releases、PC 側の通信実装と走行管理アプリ（シナリオ付き収録、動画、検出の重ね描き）、自動ビルド</w:t>
+              <w:t xml:space="preserve">車載制御プログラム（ToF 走行、走行モード、非常停止、起動時は収録のみ）、電源に配慮した起動手順、カメラ取り込みと JPEG 送信、画像ロジック cam_drive（信号機で停止・発進、前の車両への追従と駐車車両の追い越し、交差点での停止と直進・右左折）と学習データ vision.bin、ロジック契約 ABI 第2版（補助出力）、学習ツール train_pack.py と再生ツール rumicar-replay、車側の制御／テレメトリサーバー、Wi-Fi AP と set_wifi、ロジック／パックの配布形式（説明・対応機能・学習元を含む manifest）と差し替え、Debian パッケージ、標準 SD カードイメージと GitHub Releases、PC 側の通信実装と走行管理アプリ（シナリオ付き収録、動画、検出の重ね描き）、自動ビルド</w:t>
             </w:r>
           </w:p>
         </w:tc>
@@ -368,7 +368,7 @@
                 <w:sz w:val="19"/>
                 <w:szCs w:val="19"/>
               </w:rPr>
-              <w:t xml:space="preserve">先行車と駐停車車両の判別（追従／追い越し）、交差点の処理（8.2 参照。検出器と行動を cam_drive に足す形で実装する）</w:t>
+              <w:t xml:space="preserve">実車での収録と各行動の時間・距離の調整（8.3）、場面に応じた右左折の選び方（本版は版ごとに固定か、見つけた側へ曲がる）、学習済みでない物体の認識</w:t>
             </w:r>
           </w:p>
         </w:tc>
@@ -440,7 +440,7 @@
                 <w:sz w:val="19"/>
                 <w:szCs w:val="19"/>
               </w:rPr>
-              <w:t xml:space="preserve">Claude が作業用ブランチに push してプルリクエストを作成し、main への反映（マージ）はご本人が行う</w:t>
+              <w:t xml:space="preserve">Claude が作業用ブランチに push してプルリクエストを作成し、main への反映（マージ）はリポジトリの管理者が行う</w:t>
             </w:r>
           </w:p>
         </w:tc>
@@ -1235,7 +1235,7 @@
                 <w:sz w:val="19"/>
                 <w:szCs w:val="19"/>
               </w:rPr>
-              <w:t xml:space="preserve">/var/lib/rumicar/logic/&lt;name&gt;-&lt;version&gt;/ 内の .so と manifest.json。同梱は tof_drive（ToF 走行）と cam_drive（その上に画像の判断を足したもの）</w:t>
+              <w:t xml:space="preserve">/var/lib/rumicar/logic/&lt;name&gt;-&lt;version&gt;/ 内の .so と manifest.json。同梱は tof_drive（ToF 走行）と cam_drive（その上に画像の判断を足したもの：信号機・車両・交差点）</w:t>
             </w:r>
           </w:p>
         </w:tc>
@@ -1354,321 +1354,6 @@
               <w:right w:val="single" w:color="A6A6A6" w:sz="4"/>
             </w:tcBorders>
             <w:shd w:fill="FFFFFF" w:color="auto" w:val="clear"/>
-            <w:tcMar>
-              <w:top w:type="dxa" w:w="60"/>
-              <w:left w:type="dxa" w:w="100"/>
-              <w:bottom w:type="dxa" w:w="60"/>
-              <w:right w:type="dxa" w:w="100"/>
-            </w:tcMar>
-          </w:tcPr>
-          <w:p>
-            <w:pPr>
-              <w:spacing w:after="20" w:line="260"/>
-            </w:pPr>
-            <w:r>
-              <w:rPr>
-                <w:b w:val="false"/>
-                <w:bCs w:val="false"/>
-                <w:color w:val="000000"/>
-                <w:sz w:val="19"/>
-                <w:szCs w:val="19"/>
-              </w:rPr>
-              <w:t xml:space="preserve">走行中に差し替え可能。current/pack リンクの切り替えで有効化</w:t>
-            </w:r>
-          </w:p>
-        </w:tc>
-      </w:tr>
-      <w:tr>
-        <w:trPr>
-          <w:cantSplit/>
-          <w:tblHeader w:val="false"/>
-        </w:trPr>
-        <w:tc>
-          <w:tcPr>
-            <w:tcW w:type="dxa" w:w="2000"/>
-            <w:tcBorders>
-              <w:top w:val="single" w:color="A6A6A6" w:sz="4"/>
-              <w:left w:val="single" w:color="A6A6A6" w:sz="4"/>
-              <w:bottom w:val="single" w:color="A6A6A6" w:sz="4"/>
-              <w:right w:val="single" w:color="A6A6A6" w:sz="4"/>
-            </w:tcBorders>
-            <w:shd w:fill="DCE3F0" w:color="auto" w:val="clear"/>
-            <w:tcMar>
-              <w:top w:type="dxa" w:w="60"/>
-              <w:left w:type="dxa" w:w="100"/>
-              <w:bottom w:type="dxa" w:w="60"/>
-              <w:right w:type="dxa" w:w="100"/>
-            </w:tcMar>
-          </w:tcPr>
-          <w:p>
-            <w:pPr>
-              <w:spacing w:after="20" w:line="260"/>
-            </w:pPr>
-            <w:r>
-              <w:rPr>
-                <w:b w:val="false"/>
-                <w:bCs w:val="false"/>
-                <w:color w:val="000000"/>
-                <w:sz w:val="19"/>
-                <w:szCs w:val="19"/>
-              </w:rPr>
-              <w:t xml:space="preserve">検出器（detector）</w:t>
-            </w:r>
-          </w:p>
-        </w:tc>
-        <w:tc>
-          <w:tcPr>
-            <w:tcW w:type="dxa" w:w="4300"/>
-            <w:tcBorders>
-              <w:top w:val="single" w:color="A6A6A6" w:sz="4"/>
-              <w:left w:val="single" w:color="A6A6A6" w:sz="4"/>
-              <w:bottom w:val="single" w:color="A6A6A6" w:sz="4"/>
-              <w:right w:val="single" w:color="A6A6A6" w:sz="4"/>
-            </w:tcBorders>
-            <w:shd w:fill="DCE3F0" w:color="auto" w:val="clear"/>
-            <w:tcMar>
-              <w:top w:type="dxa" w:w="60"/>
-              <w:left w:type="dxa" w:w="100"/>
-              <w:bottom w:type="dxa" w:w="60"/>
-              <w:right w:type="dxa" w:w="100"/>
-            </w:tcMar>
-          </w:tcPr>
-          <w:p>
-            <w:pPr>
-              <w:spacing w:after="20" w:line="260"/>
-            </w:pPr>
-            <w:r>
-              <w:rPr>
-                <w:b w:val="false"/>
-                <w:bCs w:val="false"/>
-                <w:color w:val="000000"/>
-                <w:sz w:val="19"/>
-                <w:szCs w:val="19"/>
-              </w:rPr>
-              <w:t xml:space="preserve">画像の特徴量から「赤信号がある」などの確からしさを出す学習済みの線形モデル。全体（画面全体）と局所（セルごと）がある</w:t>
-            </w:r>
-          </w:p>
-        </w:tc>
-        <w:tc>
-          <w:tcPr>
-            <w:tcW w:type="dxa" w:w="3338"/>
-            <w:tcBorders>
-              <w:top w:val="single" w:color="A6A6A6" w:sz="4"/>
-              <w:left w:val="single" w:color="A6A6A6" w:sz="4"/>
-              <w:bottom w:val="single" w:color="A6A6A6" w:sz="4"/>
-              <w:right w:val="single" w:color="A6A6A6" w:sz="4"/>
-            </w:tcBorders>
-            <w:shd w:fill="DCE3F0" w:color="auto" w:val="clear"/>
-            <w:tcMar>
-              <w:top w:type="dxa" w:w="60"/>
-              <w:left w:type="dxa" w:w="100"/>
-              <w:bottom w:type="dxa" w:w="60"/>
-              <w:right w:type="dxa" w:w="100"/>
-            </w:tcMar>
-          </w:tcPr>
-          <w:p>
-            <w:pPr>
-              <w:spacing w:after="20" w:line="260"/>
-            </w:pPr>
-            <w:r>
-              <w:rPr>
-                <w:b w:val="false"/>
-                <w:bCs w:val="false"/>
-                <w:color w:val="000000"/>
-                <w:sz w:val="19"/>
-                <w:szCs w:val="19"/>
-              </w:rPr>
-              <w:t xml:space="preserve">走行中に差し替え可能。current/pack リンクの切り替えで有効化</w:t>
-            </w:r>
-          </w:p>
-        </w:tc>
-      </w:tr>
-      <w:tr>
-        <w:trPr>
-          <w:cantSplit/>
-          <w:tblHeader w:val="false"/>
-        </w:trPr>
-        <w:tc>
-          <w:tcPr>
-            <w:tcW w:type="dxa" w:w="2000"/>
-            <w:tcBorders>
-              <w:top w:val="single" w:color="A6A6A6" w:sz="4"/>
-              <w:left w:val="single" w:color="A6A6A6" w:sz="4"/>
-              <w:bottom w:val="single" w:color="A6A6A6" w:sz="4"/>
-              <w:right w:val="single" w:color="A6A6A6" w:sz="4"/>
-            </w:tcBorders>
-            <w:shd w:fill="FFFFFF" w:color="auto" w:val="clear"/>
-            <w:tcMar>
-              <w:top w:type="dxa" w:w="60"/>
-              <w:left w:type="dxa" w:w="100"/>
-              <w:bottom w:type="dxa" w:w="60"/>
-              <w:right w:type="dxa" w:w="100"/>
-            </w:tcMar>
-          </w:tcPr>
-          <w:p>
-            <w:pPr>
-              <w:spacing w:after="20" w:line="260"/>
-            </w:pPr>
-            <w:r>
-              <w:rPr>
-                <w:b w:val="false"/>
-                <w:bCs w:val="false"/>
-                <w:color w:val="000000"/>
-                <w:sz w:val="19"/>
-                <w:szCs w:val="19"/>
-              </w:rPr>
-              <w:t xml:space="preserve">特徴量（features）</w:t>
-            </w:r>
-          </w:p>
-        </w:tc>
-        <w:tc>
-          <w:tcPr>
-            <w:tcW w:type="dxa" w:w="4300"/>
-            <w:tcBorders>
-              <w:top w:val="single" w:color="A6A6A6" w:sz="4"/>
-              <w:left w:val="single" w:color="A6A6A6" w:sz="4"/>
-              <w:bottom w:val="single" w:color="A6A6A6" w:sz="4"/>
-              <w:right w:val="single" w:color="A6A6A6" w:sz="4"/>
-            </w:tcBorders>
-            <w:shd w:fill="FFFFFF" w:color="auto" w:val="clear"/>
-            <w:tcMar>
-              <w:top w:type="dxa" w:w="60"/>
-              <w:left w:type="dxa" w:w="100"/>
-              <w:bottom w:type="dxa" w:w="60"/>
-              <w:right w:type="dxa" w:w="100"/>
-            </w:tcMar>
-          </w:tcPr>
-          <w:p>
-            <w:pPr>
-              <w:spacing w:after="20" w:line="260"/>
-            </w:pPr>
-            <w:r>
-              <w:rPr>
-                <w:b w:val="false"/>
-                <w:bCs w:val="false"/>
-                <w:color w:val="000000"/>
-                <w:sz w:val="19"/>
-                <w:szCs w:val="19"/>
-              </w:rPr>
-              <w:t xml:space="preserve">画像を縮めてセルごとに数えた 12 種類の整数（色の区分の数、明るさ、彩度、輪郭）。C++ と Python で同じ定義</w:t>
-            </w:r>
-          </w:p>
-        </w:tc>
-        <w:tc>
-          <w:tcPr>
-            <w:tcW w:type="dxa" w:w="3338"/>
-            <w:tcBorders>
-              <w:top w:val="single" w:color="A6A6A6" w:sz="4"/>
-              <w:left w:val="single" w:color="A6A6A6" w:sz="4"/>
-              <w:bottom w:val="single" w:color="A6A6A6" w:sz="4"/>
-              <w:right w:val="single" w:color="A6A6A6" w:sz="4"/>
-            </w:tcBorders>
-            <w:shd w:fill="FFFFFF" w:color="auto" w:val="clear"/>
-            <w:tcMar>
-              <w:top w:type="dxa" w:w="60"/>
-              <w:left w:type="dxa" w:w="100"/>
-              <w:bottom w:type="dxa" w:w="60"/>
-              <w:right w:type="dxa" w:w="100"/>
-            </w:tcMar>
-          </w:tcPr>
-          <w:p>
-            <w:pPr>
-              <w:spacing w:after="20" w:line="260"/>
-            </w:pPr>
-            <w:r>
-              <w:rPr>
-                <w:b w:val="false"/>
-                <w:bCs w:val="false"/>
-                <w:color w:val="000000"/>
-                <w:sz w:val="19"/>
-                <w:szCs w:val="19"/>
-              </w:rPr>
-              <w:t xml:space="preserve">走行中に差し替え可能。current/pack リンクの切り替えで有効化</w:t>
-            </w:r>
-          </w:p>
-        </w:tc>
-      </w:tr>
-      <w:tr>
-        <w:trPr>
-          <w:cantSplit/>
-          <w:tblHeader w:val="false"/>
-        </w:trPr>
-        <w:tc>
-          <w:tcPr>
-            <w:tcW w:type="dxa" w:w="2000"/>
-            <w:tcBorders>
-              <w:top w:val="single" w:color="A6A6A6" w:sz="4"/>
-              <w:left w:val="single" w:color="A6A6A6" w:sz="4"/>
-              <w:bottom w:val="single" w:color="A6A6A6" w:sz="4"/>
-              <w:right w:val="single" w:color="A6A6A6" w:sz="4"/>
-            </w:tcBorders>
-            <w:shd w:fill="DCE3F0" w:color="auto" w:val="clear"/>
-            <w:tcMar>
-              <w:top w:type="dxa" w:w="60"/>
-              <w:left w:type="dxa" w:w="100"/>
-              <w:bottom w:type="dxa" w:w="60"/>
-              <w:right w:type="dxa" w:w="100"/>
-            </w:tcMar>
-          </w:tcPr>
-          <w:p>
-            <w:pPr>
-              <w:spacing w:after="20" w:line="260"/>
-            </w:pPr>
-            <w:r>
-              <w:rPr>
-                <w:b w:val="false"/>
-                <w:bCs w:val="false"/>
-                <w:color w:val="000000"/>
-                <w:sz w:val="19"/>
-                <w:szCs w:val="19"/>
-              </w:rPr>
-              <w:t xml:space="preserve">補助出力（aux）</w:t>
-            </w:r>
-          </w:p>
-        </w:tc>
-        <w:tc>
-          <w:tcPr>
-            <w:tcW w:type="dxa" w:w="4300"/>
-            <w:tcBorders>
-              <w:top w:val="single" w:color="A6A6A6" w:sz="4"/>
-              <w:left w:val="single" w:color="A6A6A6" w:sz="4"/>
-              <w:bottom w:val="single" w:color="A6A6A6" w:sz="4"/>
-              <w:right w:val="single" w:color="A6A6A6" w:sz="4"/>
-            </w:tcBorders>
-            <w:shd w:fill="DCE3F0" w:color="auto" w:val="clear"/>
-            <w:tcMar>
-              <w:top w:type="dxa" w:w="60"/>
-              <w:left w:type="dxa" w:w="100"/>
-              <w:bottom w:type="dxa" w:w="60"/>
-              <w:right w:type="dxa" w:w="100"/>
-            </w:tcMar>
-          </w:tcPr>
-          <w:p>
-            <w:pPr>
-              <w:spacing w:after="20" w:line="260"/>
-            </w:pPr>
-            <w:r>
-              <w:rPr>
-                <w:b w:val="false"/>
-                <w:bCs w:val="false"/>
-                <w:color w:val="000000"/>
-                <w:sz w:val="19"/>
-                <w:szCs w:val="19"/>
-              </w:rPr>
-              <w:t xml:space="preserve">ロジックが判断の中身（検出器の確からしさや位置）を PC の表示のために出す最大 48 バイト。走行には使わない</w:t>
-            </w:r>
-          </w:p>
-        </w:tc>
-        <w:tc>
-          <w:tcPr>
-            <w:tcW w:type="dxa" w:w="3338"/>
-            <w:tcBorders>
-              <w:top w:val="single" w:color="A6A6A6" w:sz="4"/>
-              <w:left w:val="single" w:color="A6A6A6" w:sz="4"/>
-              <w:bottom w:val="single" w:color="A6A6A6" w:sz="4"/>
-              <w:right w:val="single" w:color="A6A6A6" w:sz="4"/>
-            </w:tcBorders>
-            <w:shd w:fill="DCE3F0" w:color="auto" w:val="clear"/>
             <w:tcMar>
               <w:top w:type="dxa" w:w="60"/>
               <w:left w:type="dxa" w:w="100"/>
@@ -1794,7 +1479,7 @@
           <w:sz w:val="18"/>
           <w:szCs w:val="18"/>
         </w:rPr>
-        <w:t xml:space="preserve">    logic/cam_drive/        同梱の画像ロジック（libcam_drive.so：特徴量、vision.bin、検出器の評価、信号機の行動）</w:t>
+        <w:t xml:space="preserve">    logic/cam_drive/        同梱の画像ロジック（libcam_drive.so：特徴量、vision.bin、検出器の評価、信号機・車両・交差点の行動）</w:t>
       </w:r>
     </w:p>
     <w:p>
@@ -9060,7 +8745,7 @@
         <w:pStyle w:val="Heading2"/>
       </w:pPr>
       <w:r>
-        <w:t xml:space="preserve">3.7 同梱ロジック tof_drive（0.1.0）</w:t>
+        <w:t xml:space="preserve">3.7 同梱ロジック tof_drive（0.2.0）</w:t>
       </w:r>
     </w:p>
     <w:p>
@@ -9817,6 +9502,324 @@
       <w:r>
         <w:t xml:space="preserve">stuck_min_drive 以上で前進を指令しているのに中央距離が stuck_delta_mm 以上変わらない状態が stuck_time_ms 続くと「スタック」と判断して RECOVER_REVERSE</w:t>
       </w:r>
+    </w:p>
+    <w:p>
+      <w:pPr>
+        <w:spacing w:after="100" w:line="300"/>
+      </w:pPr>
+      <w:r>
+        <w:t xml:space="preserve">上に重ねるロジックのための口（cam_drive が使う。パラメータではなく C++ の呼び出し）：</w:t>
+      </w:r>
+    </w:p>
+    <w:tbl>
+      <w:tblPr>
+        <w:tblW w:type="dxa" w:w="9638"/>
+        <w:tblBorders>
+          <w:top w:val="single" w:color="auto" w:sz="4"/>
+          <w:left w:val="single" w:color="auto" w:sz="4"/>
+          <w:bottom w:val="single" w:color="auto" w:sz="4"/>
+          <w:right w:val="single" w:color="auto" w:sz="4"/>
+          <w:insideH w:val="single" w:color="auto" w:sz="4"/>
+          <w:insideV w:val="single" w:color="auto" w:sz="4"/>
+        </w:tblBorders>
+      </w:tblPr>
+      <w:tblGrid>
+        <w:gridCol w:w="2600"/>
+        <w:gridCol w:w="7038"/>
+      </w:tblGrid>
+      <w:tr>
+        <w:trPr>
+          <w:cantSplit/>
+          <w:tblHeader/>
+        </w:trPr>
+        <w:tc>
+          <w:tcPr>
+            <w:tcW w:type="dxa" w:w="2600"/>
+            <w:tcBorders>
+              <w:top w:val="single" w:color="A6A6A6" w:sz="4"/>
+              <w:left w:val="single" w:color="A6A6A6" w:sz="4"/>
+              <w:bottom w:val="single" w:color="A6A6A6" w:sz="4"/>
+              <w:right w:val="single" w:color="A6A6A6" w:sz="4"/>
+            </w:tcBorders>
+            <w:shd w:fill="1F3864" w:color="auto" w:val="clear"/>
+            <w:tcMar>
+              <w:top w:type="dxa" w:w="60"/>
+              <w:left w:type="dxa" w:w="100"/>
+              <w:bottom w:type="dxa" w:w="60"/>
+              <w:right w:type="dxa" w:w="100"/>
+            </w:tcMar>
+          </w:tcPr>
+          <w:p>
+            <w:pPr>
+              <w:spacing w:after="20" w:line="260"/>
+            </w:pPr>
+            <w:r>
+              <w:rPr>
+                <w:b/>
+                <w:bCs/>
+                <w:color w:val="FFFFFF"/>
+                <w:sz w:val="19"/>
+                <w:szCs w:val="19"/>
+              </w:rPr>
+              <w:t xml:space="preserve">呼び出し</w:t>
+            </w:r>
+          </w:p>
+        </w:tc>
+        <w:tc>
+          <w:tcPr>
+            <w:tcW w:type="dxa" w:w="7038"/>
+            <w:tcBorders>
+              <w:top w:val="single" w:color="A6A6A6" w:sz="4"/>
+              <w:left w:val="single" w:color="A6A6A6" w:sz="4"/>
+              <w:bottom w:val="single" w:color="A6A6A6" w:sz="4"/>
+              <w:right w:val="single" w:color="A6A6A6" w:sz="4"/>
+            </w:tcBorders>
+            <w:shd w:fill="1F3864" w:color="auto" w:val="clear"/>
+            <w:tcMar>
+              <w:top w:type="dxa" w:w="60"/>
+              <w:left w:type="dxa" w:w="100"/>
+              <w:bottom w:type="dxa" w:w="60"/>
+              <w:right w:type="dxa" w:w="100"/>
+            </w:tcMar>
+          </w:tcPr>
+          <w:p>
+            <w:pPr>
+              <w:spacing w:after="20" w:line="260"/>
+            </w:pPr>
+            <w:r>
+              <w:rPr>
+                <w:b/>
+                <w:bCs/>
+                <w:color w:val="FFFFFF"/>
+                <w:sz w:val="19"/>
+                <w:szCs w:val="19"/>
+              </w:rPr>
+              <w:t xml:space="preserve">意味</w:t>
+            </w:r>
+          </w:p>
+        </w:tc>
+      </w:tr>
+      <w:tr>
+        <w:trPr>
+          <w:cantSplit/>
+          <w:tblHeader w:val="false"/>
+        </w:trPr>
+        <w:tc>
+          <w:tcPr>
+            <w:tcW w:type="dxa" w:w="2600"/>
+            <w:tcBorders>
+              <w:top w:val="single" w:color="A6A6A6" w:sz="4"/>
+              <w:left w:val="single" w:color="A6A6A6" w:sz="4"/>
+              <w:bottom w:val="single" w:color="A6A6A6" w:sz="4"/>
+              <w:right w:val="single" w:color="A6A6A6" w:sz="4"/>
+            </w:tcBorders>
+            <w:shd w:fill="FFFFFF" w:color="auto" w:val="clear"/>
+            <w:tcMar>
+              <w:top w:type="dxa" w:w="60"/>
+              <w:left w:type="dxa" w:w="100"/>
+              <w:bottom w:type="dxa" w:w="60"/>
+              <w:right w:type="dxa" w:w="100"/>
+            </w:tcMar>
+          </w:tcPr>
+          <w:p>
+            <w:pPr>
+              <w:spacing w:after="20" w:line="260"/>
+            </w:pPr>
+            <w:r>
+              <w:rPr>
+                <w:b w:val="false"/>
+                <w:bCs w:val="false"/>
+                <w:color w:val="000000"/>
+                <w:sz w:val="19"/>
+                <w:szCs w:val="19"/>
+              </w:rPr>
+              <w:t xml:space="preserve">set_speed_cap(permille)</w:t>
+            </w:r>
+          </w:p>
+        </w:tc>
+        <w:tc>
+          <w:tcPr>
+            <w:tcW w:type="dxa" w:w="7038"/>
+            <w:tcBorders>
+              <w:top w:val="single" w:color="A6A6A6" w:sz="4"/>
+              <w:left w:val="single" w:color="A6A6A6" w:sz="4"/>
+              <w:bottom w:val="single" w:color="A6A6A6" w:sz="4"/>
+              <w:right w:val="single" w:color="A6A6A6" w:sz="4"/>
+            </w:tcBorders>
+            <w:shd w:fill="FFFFFF" w:color="auto" w:val="clear"/>
+            <w:tcMar>
+              <w:top w:type="dxa" w:w="60"/>
+              <w:left w:type="dxa" w:w="100"/>
+              <w:bottom w:type="dxa" w:w="60"/>
+              <w:right w:type="dxa" w:w="100"/>
+            </w:tcMar>
+          </w:tcPr>
+          <w:p>
+            <w:pPr>
+              <w:spacing w:after="20" w:line="260"/>
+            </w:pPr>
+            <w:r>
+              <w:rPr>
+                <w:b w:val="false"/>
+                <w:bCs w:val="false"/>
+                <w:color w:val="000000"/>
+                <w:sz w:val="19"/>
+                <w:szCs w:val="19"/>
+              </w:rPr>
+              <w:t xml:space="preserve">前進の速度目標の上限。変化率の制限より前に効くので、0 にすれば減速率で滑らかに止まり、戻せば加速率で発進する。後退（復帰）とブレーキには効かない</w:t>
+            </w:r>
+          </w:p>
+        </w:tc>
+      </w:tr>
+      <w:tr>
+        <w:trPr>
+          <w:cantSplit/>
+          <w:tblHeader w:val="false"/>
+        </w:trPr>
+        <w:tc>
+          <w:tcPr>
+            <w:tcW w:type="dxa" w:w="2600"/>
+            <w:tcBorders>
+              <w:top w:val="single" w:color="A6A6A6" w:sz="4"/>
+              <w:left w:val="single" w:color="A6A6A6" w:sz="4"/>
+              <w:bottom w:val="single" w:color="A6A6A6" w:sz="4"/>
+              <w:right w:val="single" w:color="A6A6A6" w:sz="4"/>
+            </w:tcBorders>
+            <w:shd w:fill="DCE3F0" w:color="auto" w:val="clear"/>
+            <w:tcMar>
+              <w:top w:type="dxa" w:w="60"/>
+              <w:left w:type="dxa" w:w="100"/>
+              <w:bottom w:type="dxa" w:w="60"/>
+              <w:right w:type="dxa" w:w="100"/>
+            </w:tcMar>
+          </w:tcPr>
+          <w:p>
+            <w:pPr>
+              <w:spacing w:after="20" w:line="260"/>
+            </w:pPr>
+            <w:r>
+              <w:rPr>
+                <w:b w:val="false"/>
+                <w:bCs w:val="false"/>
+                <w:color w:val="000000"/>
+                <w:sz w:val="19"/>
+                <w:szCs w:val="19"/>
+              </w:rPr>
+              <w:t xml:space="preserve">set_steer_mode(mode, forced)</w:t>
+            </w:r>
+          </w:p>
+        </w:tc>
+        <w:tc>
+          <w:tcPr>
+            <w:tcW w:type="dxa" w:w="7038"/>
+            <w:tcBorders>
+              <w:top w:val="single" w:color="A6A6A6" w:sz="4"/>
+              <w:left w:val="single" w:color="A6A6A6" w:sz="4"/>
+              <w:bottom w:val="single" w:color="A6A6A6" w:sz="4"/>
+              <w:right w:val="single" w:color="A6A6A6" w:sz="4"/>
+            </w:tcBorders>
+            <w:shd w:fill="DCE3F0" w:color="auto" w:val="clear"/>
+            <w:tcMar>
+              <w:top w:type="dxa" w:w="60"/>
+              <w:left w:type="dxa" w:w="100"/>
+              <w:bottom w:type="dxa" w:w="60"/>
+              <w:right w:type="dxa" w:w="100"/>
+            </w:tcMar>
+          </w:tcPr>
+          <w:p>
+            <w:pPr>
+              <w:spacing w:after="20" w:line="260"/>
+            </w:pPr>
+            <w:r>
+              <w:rPr>
+                <w:b w:val="false"/>
+                <w:bCs w:val="false"/>
+                <w:color w:val="000000"/>
+                <w:sz w:val="19"/>
+                <w:szCs w:val="19"/>
+              </w:rPr>
+              <w:t xml:space="preserve">Auto（既定。この章の操舵）／HoldLane（前方の障害物に対して旋回せず、近い側壁から離れる操舵だけ行う。追従と追い越しの横を通る間）／Force（与えた操舵を steer_hold_ms を待たずに即時に適用。はみ出す・戻る・曲がる間）。Auto 以外の間は旋回の判定とスタック検出を止める（上のロジックが対処する）。非常ブレーキ・後退・センサー異常はモードに関係なく働く</w:t>
+            </w:r>
+          </w:p>
+        </w:tc>
+      </w:tr>
+      <w:tr>
+        <w:trPr>
+          <w:cantSplit/>
+          <w:tblHeader w:val="false"/>
+        </w:trPr>
+        <w:tc>
+          <w:tcPr>
+            <w:tcW w:type="dxa" w:w="2600"/>
+            <w:tcBorders>
+              <w:top w:val="single" w:color="A6A6A6" w:sz="4"/>
+              <w:left w:val="single" w:color="A6A6A6" w:sz="4"/>
+              <w:bottom w:val="single" w:color="A6A6A6" w:sz="4"/>
+              <w:right w:val="single" w:color="A6A6A6" w:sz="4"/>
+            </w:tcBorders>
+            <w:shd w:fill="FFFFFF" w:color="auto" w:val="clear"/>
+            <w:tcMar>
+              <w:top w:type="dxa" w:w="60"/>
+              <w:left w:type="dxa" w:w="100"/>
+              <w:bottom w:type="dxa" w:w="60"/>
+              <w:right w:type="dxa" w:w="100"/>
+            </w:tcMar>
+          </w:tcPr>
+          <w:p>
+            <w:pPr>
+              <w:spacing w:after="20" w:line="260"/>
+            </w:pPr>
+            <w:r>
+              <w:rPr>
+                <w:b w:val="false"/>
+                <w:bCs w:val="false"/>
+                <w:color w:val="000000"/>
+                <w:sz w:val="19"/>
+                <w:szCs w:val="19"/>
+              </w:rPr>
+              <w:t xml:space="preserve">closing_mm_s()、drive()、filtered()</w:t>
+            </w:r>
+          </w:p>
+        </w:tc>
+        <w:tc>
+          <w:tcPr>
+            <w:tcW w:type="dxa" w:w="7038"/>
+            <w:tcBorders>
+              <w:top w:val="single" w:color="A6A6A6" w:sz="4"/>
+              <w:left w:val="single" w:color="A6A6A6" w:sz="4"/>
+              <w:bottom w:val="single" w:color="A6A6A6" w:sz="4"/>
+              <w:right w:val="single" w:color="A6A6A6" w:sz="4"/>
+            </w:tcBorders>
+            <w:shd w:fill="FFFFFF" w:color="auto" w:val="clear"/>
+            <w:tcMar>
+              <w:top w:type="dxa" w:w="60"/>
+              <w:left w:type="dxa" w:w="100"/>
+              <w:bottom w:type="dxa" w:w="60"/>
+              <w:right w:type="dxa" w:w="100"/>
+            </w:tcMar>
+          </w:tcPr>
+          <w:p>
+            <w:pPr>
+              <w:spacing w:after="20" w:line="260"/>
+            </w:pPr>
+            <w:r>
+              <w:rPr>
+                <w:b w:val="false"/>
+                <w:bCs w:val="false"/>
+                <w:color w:val="000000"/>
+                <w:sz w:val="19"/>
+                <w:szCs w:val="19"/>
+              </w:rPr>
+              <w:t xml:space="preserve">中央距離の接近速度（mm/s、正 = 近づく）、変化率を制限した現在の駆動指令、センサー処理後の 3 つの距離（開いているときは 9999）。上のロジックが車間や停止を判断するために読む</w:t>
+            </w:r>
+          </w:p>
+        </w:tc>
+      </w:tr>
+    </w:tbl>
+    <w:p>
+      <w:pPr>
+        <w:spacing w:after="60"/>
+      </w:pPr>
     </w:p>
     <w:p>
       <w:pPr>
@@ -13501,7 +13504,7 @@
         <w:pStyle w:val="Heading2"/>
       </w:pPr>
       <w:r>
-        <w:t xml:space="preserve">3.10 同梱ロジック cam_drive（0.1.0）：画像で判断する走行</w:t>
+        <w:t xml:space="preserve">3.10 同梱ロジック cam_drive（0.2.0）：画像で判断する走行</w:t>
       </w:r>
     </w:p>
     <w:p>
@@ -13509,7 +13512,7 @@
         <w:spacing w:after="100" w:line="300"/>
       </w:pPr>
       <w:r>
-        <w:t xml:space="preserve">cam_drive は tof_drive の判断をそのまま土台にし（同じコードを静的に取り込む）、カメラ画像から学習した検出器で「赤信号・青信号」を見つけ、速度の上限（tof_drive の set_speed_cap）を通して減速・停止・発進します。障害物の非常ブレーキ・後退は tof_drive のまま優先され、画像の判断は tof_drive が CRUISE／TURN のときだけ効きます。実装は car/logic/cam_drive/（vision_features、vision_pack、vision_eval、cam_params、cam_logic、plugin）。</w:t>
+        <w:t xml:space="preserve">cam_drive は tof_drive の判断をそのまま土台にし（同じコードを静的に取り込む）、カメラ画像から学習した検出器で「赤信号・青信号」「前の車両」「交差点」を見つけ、3 つの行動（信号機 signal、車両 vehicle、交差点 intersection）がそれぞれ速度の上限（set_speed_cap）と操舵のしかた（set_steer_mode）を tof_drive に与えます。障害物の非常ブレーキ・後退・センサー異常は tof_drive のまま優先され、画像の判断は tof_drive が CRUISE／TURN のときだけ効きます。使う検出器の無い行動（params.json に節が無い、または名前が空）は動きません。実装は car/logic/cam_drive/（vision_features、vision_pack、vision_eval、cam_params、cam_logic、plugin）。</w:t>
       </w:r>
     </w:p>
     <w:p>
@@ -14425,7 +14428,7 @@
         <w:spacing w:after="100" w:line="300"/>
       </w:pPr>
       <w:r>
-        <w:t xml:space="preserve">行動（信号機）：状態番号 0〜5 は tof_drive の状態、16〜18 が cam_drive の状態です。</w:t>
+        <w:t xml:space="preserve">行動（信号機 signal）：状態番号 0〜5 は tof_drive の状態、16〜27 が cam_drive の状態です。</w:t>
       </w:r>
     </w:p>
     <w:tbl>
@@ -14441,8 +14444,8 @@
         </w:tblBorders>
       </w:tblPr>
       <w:tblGrid>
-        <w:gridCol w:w="2200"/>
-        <w:gridCol w:w="3400"/>
+        <w:gridCol w:w="2750"/>
+        <w:gridCol w:w="2850"/>
         <w:gridCol w:w="4038"/>
       </w:tblGrid>
       <w:tr>
@@ -14452,7 +14455,7 @@
         </w:trPr>
         <w:tc>
           <w:tcPr>
-            <w:tcW w:type="dxa" w:w="2200"/>
+            <w:tcW w:type="dxa" w:w="2750"/>
             <w:tcBorders>
               <w:top w:val="single" w:color="A6A6A6" w:sz="4"/>
               <w:left w:val="single" w:color="A6A6A6" w:sz="4"/>
@@ -14485,7 +14488,7 @@
         </w:tc>
         <w:tc>
           <w:tcPr>
-            <w:tcW w:type="dxa" w:w="3400"/>
+            <w:tcW w:type="dxa" w:w="2850"/>
             <w:tcBorders>
               <w:top w:val="single" w:color="A6A6A6" w:sz="4"/>
               <w:left w:val="single" w:color="A6A6A6" w:sz="4"/>
@@ -14557,7 +14560,7 @@
         </w:trPr>
         <w:tc>
           <w:tcPr>
-            <w:tcW w:type="dxa" w:w="2200"/>
+            <w:tcW w:type="dxa" w:w="2750"/>
             <w:tcBorders>
               <w:top w:val="single" w:color="A6A6A6" w:sz="4"/>
               <w:left w:val="single" w:color="A6A6A6" w:sz="4"/>
@@ -14590,7 +14593,7 @@
         </w:tc>
         <w:tc>
           <w:tcPr>
-            <w:tcW w:type="dxa" w:w="3400"/>
+            <w:tcW w:type="dxa" w:w="2850"/>
             <w:tcBorders>
               <w:top w:val="single" w:color="A6A6A6" w:sz="4"/>
               <w:left w:val="single" w:color="A6A6A6" w:sz="4"/>
@@ -14662,7 +14665,7 @@
         </w:trPr>
         <w:tc>
           <w:tcPr>
-            <w:tcW w:type="dxa" w:w="2200"/>
+            <w:tcW w:type="dxa" w:w="2750"/>
             <w:tcBorders>
               <w:top w:val="single" w:color="A6A6A6" w:sz="4"/>
               <w:left w:val="single" w:color="A6A6A6" w:sz="4"/>
@@ -14695,7 +14698,7 @@
         </w:tc>
         <w:tc>
           <w:tcPr>
-            <w:tcW w:type="dxa" w:w="3400"/>
+            <w:tcW w:type="dxa" w:w="2850"/>
             <w:tcBorders>
               <w:top w:val="single" w:color="A6A6A6" w:sz="4"/>
               <w:left w:val="single" w:color="A6A6A6" w:sz="4"/>
@@ -14767,7 +14770,7 @@
         </w:trPr>
         <w:tc>
           <w:tcPr>
-            <w:tcW w:type="dxa" w:w="2200"/>
+            <w:tcW w:type="dxa" w:w="2750"/>
             <w:tcBorders>
               <w:top w:val="single" w:color="A6A6A6" w:sz="4"/>
               <w:left w:val="single" w:color="A6A6A6" w:sz="4"/>
@@ -14800,7 +14803,7 @@
         </w:tc>
         <w:tc>
           <w:tcPr>
-            <w:tcW w:type="dxa" w:w="3400"/>
+            <w:tcW w:type="dxa" w:w="2850"/>
             <w:tcBorders>
               <w:top w:val="single" w:color="A6A6A6" w:sz="4"/>
               <w:left w:val="single" w:color="A6A6A6" w:sz="4"/>
@@ -14872,7 +14875,7 @@
         </w:trPr>
         <w:tc>
           <w:tcPr>
-            <w:tcW w:type="dxa" w:w="2200"/>
+            <w:tcW w:type="dxa" w:w="2750"/>
             <w:tcBorders>
               <w:top w:val="single" w:color="A6A6A6" w:sz="4"/>
               <w:left w:val="single" w:color="A6A6A6" w:sz="4"/>
@@ -14905,7 +14908,7 @@
         </w:tc>
         <w:tc>
           <w:tcPr>
-            <w:tcW w:type="dxa" w:w="3400"/>
+            <w:tcW w:type="dxa" w:w="2850"/>
             <w:tcBorders>
               <w:top w:val="single" w:color="A6A6A6" w:sz="4"/>
               <w:left w:val="single" w:color="A6A6A6" w:sz="4"/>
@@ -14981,7 +14984,1541 @@
         <w:spacing w:after="100" w:line="300"/>
       </w:pPr>
       <w:r>
-        <w:t xml:space="preserve">画像の無いフレーム（カメラが制御周期より遅いとき）は直前の検出結果を使い、確定・解除の数は進めません。vision.bin の無いパック（同梱の cam-base）では検出器が無いので tof_drive と同じ走行になります。</w:t>
+        <w:t xml:space="preserve">行動（車両 vehicle）：位置つき検出器 vehicle の最良セルが格子の中央 lane_cols 列（8 列なら 2〜5 列目）にあるとき「自分の車線に車両がいる」とみなします。車間は ToF 中央の距離で測ります。</w:t>
+      </w:r>
+    </w:p>
+    <w:tbl>
+      <w:tblPr>
+        <w:tblW w:type="dxa" w:w="9638"/>
+        <w:tblBorders>
+          <w:top w:val="single" w:color="auto" w:sz="4"/>
+          <w:left w:val="single" w:color="auto" w:sz="4"/>
+          <w:bottom w:val="single" w:color="auto" w:sz="4"/>
+          <w:right w:val="single" w:color="auto" w:sz="4"/>
+          <w:insideH w:val="single" w:color="auto" w:sz="4"/>
+          <w:insideV w:val="single" w:color="auto" w:sz="4"/>
+        </w:tblBorders>
+      </w:tblPr>
+      <w:tblGrid>
+        <w:gridCol w:w="2750"/>
+        <w:gridCol w:w="2500"/>
+        <w:gridCol w:w="4388"/>
+      </w:tblGrid>
+      <w:tr>
+        <w:trPr>
+          <w:cantSplit/>
+          <w:tblHeader/>
+        </w:trPr>
+        <w:tc>
+          <w:tcPr>
+            <w:tcW w:type="dxa" w:w="2750"/>
+            <w:tcBorders>
+              <w:top w:val="single" w:color="A6A6A6" w:sz="4"/>
+              <w:left w:val="single" w:color="A6A6A6" w:sz="4"/>
+              <w:bottom w:val="single" w:color="A6A6A6" w:sz="4"/>
+              <w:right w:val="single" w:color="A6A6A6" w:sz="4"/>
+            </w:tcBorders>
+            <w:shd w:fill="1F3864" w:color="auto" w:val="clear"/>
+            <w:tcMar>
+              <w:top w:type="dxa" w:w="60"/>
+              <w:left w:type="dxa" w:w="100"/>
+              <w:bottom w:type="dxa" w:w="60"/>
+              <w:right w:type="dxa" w:w="100"/>
+            </w:tcMar>
+          </w:tcPr>
+          <w:p>
+            <w:pPr>
+              <w:spacing w:after="20" w:line="260"/>
+            </w:pPr>
+            <w:r>
+              <w:rPr>
+                <w:b/>
+                <w:bCs/>
+                <w:color w:val="FFFFFF"/>
+                <w:sz w:val="19"/>
+                <w:szCs w:val="19"/>
+              </w:rPr>
+              <w:t xml:space="preserve">状態</w:t>
+            </w:r>
+          </w:p>
+        </w:tc>
+        <w:tc>
+          <w:tcPr>
+            <w:tcW w:type="dxa" w:w="2500"/>
+            <w:tcBorders>
+              <w:top w:val="single" w:color="A6A6A6" w:sz="4"/>
+              <w:left w:val="single" w:color="A6A6A6" w:sz="4"/>
+              <w:bottom w:val="single" w:color="A6A6A6" w:sz="4"/>
+              <w:right w:val="single" w:color="A6A6A6" w:sz="4"/>
+            </w:tcBorders>
+            <w:shd w:fill="1F3864" w:color="auto" w:val="clear"/>
+            <w:tcMar>
+              <w:top w:type="dxa" w:w="60"/>
+              <w:left w:type="dxa" w:w="100"/>
+              <w:bottom w:type="dxa" w:w="60"/>
+              <w:right w:type="dxa" w:w="100"/>
+            </w:tcMar>
+          </w:tcPr>
+          <w:p>
+            <w:pPr>
+              <w:spacing w:after="20" w:line="260"/>
+            </w:pPr>
+            <w:r>
+              <w:rPr>
+                <w:b/>
+                <w:bCs/>
+                <w:color w:val="FFFFFF"/>
+                <w:sz w:val="19"/>
+                <w:szCs w:val="19"/>
+              </w:rPr>
+              <w:t xml:space="preserve">条件</w:t>
+            </w:r>
+          </w:p>
+        </w:tc>
+        <w:tc>
+          <w:tcPr>
+            <w:tcW w:type="dxa" w:w="4388"/>
+            <w:tcBorders>
+              <w:top w:val="single" w:color="A6A6A6" w:sz="4"/>
+              <w:left w:val="single" w:color="A6A6A6" w:sz="4"/>
+              <w:bottom w:val="single" w:color="A6A6A6" w:sz="4"/>
+              <w:right w:val="single" w:color="A6A6A6" w:sz="4"/>
+            </w:tcBorders>
+            <w:shd w:fill="1F3864" w:color="auto" w:val="clear"/>
+            <w:tcMar>
+              <w:top w:type="dxa" w:w="60"/>
+              <w:left w:type="dxa" w:w="100"/>
+              <w:bottom w:type="dxa" w:w="60"/>
+              <w:right w:type="dxa" w:w="100"/>
+            </w:tcMar>
+          </w:tcPr>
+          <w:p>
+            <w:pPr>
+              <w:spacing w:after="20" w:line="260"/>
+            </w:pPr>
+            <w:r>
+              <w:rPr>
+                <w:b/>
+                <w:bCs/>
+                <w:color w:val="FFFFFF"/>
+                <w:sz w:val="19"/>
+                <w:szCs w:val="19"/>
+              </w:rPr>
+              <w:t xml:space="preserve">動作</w:t>
+            </w:r>
+          </w:p>
+        </w:tc>
+      </w:tr>
+      <w:tr>
+        <w:trPr>
+          <w:cantSplit/>
+          <w:tblHeader w:val="false"/>
+        </w:trPr>
+        <w:tc>
+          <w:tcPr>
+            <w:tcW w:type="dxa" w:w="2750"/>
+            <w:tcBorders>
+              <w:top w:val="single" w:color="A6A6A6" w:sz="4"/>
+              <w:left w:val="single" w:color="A6A6A6" w:sz="4"/>
+              <w:bottom w:val="single" w:color="A6A6A6" w:sz="4"/>
+              <w:right w:val="single" w:color="A6A6A6" w:sz="4"/>
+            </w:tcBorders>
+            <w:shd w:fill="FFFFFF" w:color="auto" w:val="clear"/>
+            <w:tcMar>
+              <w:top w:type="dxa" w:w="60"/>
+              <w:left w:type="dxa" w:w="100"/>
+              <w:bottom w:type="dxa" w:w="60"/>
+              <w:right w:type="dxa" w:w="100"/>
+            </w:tcMar>
+          </w:tcPr>
+          <w:p>
+            <w:pPr>
+              <w:spacing w:after="20" w:line="260"/>
+            </w:pPr>
+            <w:r>
+              <w:rPr>
+                <w:b w:val="false"/>
+                <w:bCs w:val="false"/>
+                <w:color w:val="000000"/>
+                <w:sz w:val="19"/>
+                <w:szCs w:val="19"/>
+              </w:rPr>
+              <w:t xml:space="preserve">FOLLOW（19）</w:t>
+            </w:r>
+          </w:p>
+        </w:tc>
+        <w:tc>
+          <w:tcPr>
+            <w:tcW w:type="dxa" w:w="2500"/>
+            <w:tcBorders>
+              <w:top w:val="single" w:color="A6A6A6" w:sz="4"/>
+              <w:left w:val="single" w:color="A6A6A6" w:sz="4"/>
+              <w:bottom w:val="single" w:color="A6A6A6" w:sz="4"/>
+              <w:right w:val="single" w:color="A6A6A6" w:sz="4"/>
+            </w:tcBorders>
+            <w:shd w:fill="FFFFFF" w:color="auto" w:val="clear"/>
+            <w:tcMar>
+              <w:top w:type="dxa" w:w="60"/>
+              <w:left w:type="dxa" w:w="100"/>
+              <w:bottom w:type="dxa" w:w="60"/>
+              <w:right w:type="dxa" w:w="100"/>
+            </w:tcMar>
+          </w:tcPr>
+          <w:p>
+            <w:pPr>
+              <w:spacing w:after="20" w:line="260"/>
+            </w:pPr>
+            <w:r>
+              <w:rPr>
+                <w:b w:val="false"/>
+                <w:bCs w:val="false"/>
+                <w:color w:val="000000"/>
+                <w:sz w:val="19"/>
+                <w:szCs w:val="19"/>
+              </w:rPr>
+              <w:t xml:space="preserve">車線に車両が見える（無視時間 ignore_ms の後）</w:t>
+            </w:r>
+          </w:p>
+        </w:tc>
+        <w:tc>
+          <w:tcPr>
+            <w:tcW w:type="dxa" w:w="4388"/>
+            <w:tcBorders>
+              <w:top w:val="single" w:color="A6A6A6" w:sz="4"/>
+              <w:left w:val="single" w:color="A6A6A6" w:sz="4"/>
+              <w:bottom w:val="single" w:color="A6A6A6" w:sz="4"/>
+              <w:right w:val="single" w:color="A6A6A6" w:sz="4"/>
+            </w:tcBorders>
+            <w:shd w:fill="FFFFFF" w:color="auto" w:val="clear"/>
+            <w:tcMar>
+              <w:top w:type="dxa" w:w="60"/>
+              <w:left w:type="dxa" w:w="100"/>
+              <w:bottom w:type="dxa" w:w="60"/>
+              <w:right w:type="dxa" w:w="100"/>
+            </w:tcMar>
+          </w:tcPr>
+          <w:p>
+            <w:pPr>
+              <w:spacing w:after="20" w:line="260"/>
+            </w:pPr>
+            <w:r>
+              <w:rPr>
+                <w:b w:val="false"/>
+                <w:bCs w:val="false"/>
+                <w:color w:val="000000"/>
+                <w:sz w:val="19"/>
+                <w:szCs w:val="19"/>
+              </w:rPr>
+              <w:t xml:space="preserve">ToF が前方に何かを見ている間は HoldLane（曲がらずに追う）。速度の上限は、ToF が開いていれば follow_v、距離 ≤ follow_gap_mm で 0、follow_gap_mm + follow_band_mm 以上で follow_v（間は線形）。止まった（駆動 0）まま、車両が見え続け、距離が still_delta_mm より広がらずに parked_confirm_ms 経ったら「駐車車両」：追い越す側（overtake_side：left／right／open = 左右の ToF の広い側、同じなら右）の ToF が side_clear_mm 以上なら OVERTAKE_OUT、無ければ FOLLOW_WAIT。車両が見えず ToF も開けば通常へ。見えないまま ignore_ms 経てば通常へ（ToF が障害物として回り込む）</w:t>
+            </w:r>
+          </w:p>
+        </w:tc>
+      </w:tr>
+      <w:tr>
+        <w:trPr>
+          <w:cantSplit/>
+          <w:tblHeader w:val="false"/>
+        </w:trPr>
+        <w:tc>
+          <w:tcPr>
+            <w:tcW w:type="dxa" w:w="2750"/>
+            <w:tcBorders>
+              <w:top w:val="single" w:color="A6A6A6" w:sz="4"/>
+              <w:left w:val="single" w:color="A6A6A6" w:sz="4"/>
+              <w:bottom w:val="single" w:color="A6A6A6" w:sz="4"/>
+              <w:right w:val="single" w:color="A6A6A6" w:sz="4"/>
+            </w:tcBorders>
+            <w:shd w:fill="DCE3F0" w:color="auto" w:val="clear"/>
+            <w:tcMar>
+              <w:top w:type="dxa" w:w="60"/>
+              <w:left w:type="dxa" w:w="100"/>
+              <w:bottom w:type="dxa" w:w="60"/>
+              <w:right w:type="dxa" w:w="100"/>
+            </w:tcMar>
+          </w:tcPr>
+          <w:p>
+            <w:pPr>
+              <w:spacing w:after="20" w:line="260"/>
+            </w:pPr>
+            <w:r>
+              <w:rPr>
+                <w:b w:val="false"/>
+                <w:bCs w:val="false"/>
+                <w:color w:val="000000"/>
+                <w:sz w:val="19"/>
+                <w:szCs w:val="19"/>
+              </w:rPr>
+              <w:t xml:space="preserve">FOLLOW_WAIT（20）</w:t>
+            </w:r>
+          </w:p>
+        </w:tc>
+        <w:tc>
+          <w:tcPr>
+            <w:tcW w:type="dxa" w:w="2500"/>
+            <w:tcBorders>
+              <w:top w:val="single" w:color="A6A6A6" w:sz="4"/>
+              <w:left w:val="single" w:color="A6A6A6" w:sz="4"/>
+              <w:bottom w:val="single" w:color="A6A6A6" w:sz="4"/>
+              <w:right w:val="single" w:color="A6A6A6" w:sz="4"/>
+            </w:tcBorders>
+            <w:shd w:fill="DCE3F0" w:color="auto" w:val="clear"/>
+            <w:tcMar>
+              <w:top w:type="dxa" w:w="60"/>
+              <w:left w:type="dxa" w:w="100"/>
+              <w:bottom w:type="dxa" w:w="60"/>
+              <w:right w:type="dxa" w:w="100"/>
+            </w:tcMar>
+          </w:tcPr>
+          <w:p>
+            <w:pPr>
+              <w:spacing w:after="20" w:line="260"/>
+            </w:pPr>
+            <w:r>
+              <w:rPr>
+                <w:b w:val="false"/>
+                <w:bCs w:val="false"/>
+                <w:color w:val="000000"/>
+                <w:sz w:val="19"/>
+                <w:szCs w:val="19"/>
+              </w:rPr>
+              <w:t xml:space="preserve">駐車車両だが通れる側が無い</w:t>
+            </w:r>
+          </w:p>
+        </w:tc>
+        <w:tc>
+          <w:tcPr>
+            <w:tcW w:type="dxa" w:w="4388"/>
+            <w:tcBorders>
+              <w:top w:val="single" w:color="A6A6A6" w:sz="4"/>
+              <w:left w:val="single" w:color="A6A6A6" w:sz="4"/>
+              <w:bottom w:val="single" w:color="A6A6A6" w:sz="4"/>
+              <w:right w:val="single" w:color="A6A6A6" w:sz="4"/>
+            </w:tcBorders>
+            <w:shd w:fill="DCE3F0" w:color="auto" w:val="clear"/>
+            <w:tcMar>
+              <w:top w:type="dxa" w:w="60"/>
+              <w:left w:type="dxa" w:w="100"/>
+              <w:bottom w:type="dxa" w:w="60"/>
+              <w:right w:type="dxa" w:w="100"/>
+            </w:tcMar>
+          </w:tcPr>
+          <w:p>
+            <w:pPr>
+              <w:spacing w:after="20" w:line="260"/>
+            </w:pPr>
+            <w:r>
+              <w:rPr>
+                <w:b w:val="false"/>
+                <w:bCs w:val="false"/>
+                <w:color w:val="000000"/>
+                <w:sz w:val="19"/>
+                <w:szCs w:val="19"/>
+              </w:rPr>
+              <w:t xml:space="preserve">上限 0 で待つ（ブレーキ保持）。距離が still_delta_mm より広がれば FOLLOW（動き出した）、側が空けば OVERTAKE_OUT</w:t>
+            </w:r>
+          </w:p>
+        </w:tc>
+      </w:tr>
+      <w:tr>
+        <w:trPr>
+          <w:cantSplit/>
+          <w:tblHeader w:val="false"/>
+        </w:trPr>
+        <w:tc>
+          <w:tcPr>
+            <w:tcW w:type="dxa" w:w="2750"/>
+            <w:tcBorders>
+              <w:top w:val="single" w:color="A6A6A6" w:sz="4"/>
+              <w:left w:val="single" w:color="A6A6A6" w:sz="4"/>
+              <w:bottom w:val="single" w:color="A6A6A6" w:sz="4"/>
+              <w:right w:val="single" w:color="A6A6A6" w:sz="4"/>
+            </w:tcBorders>
+            <w:shd w:fill="FFFFFF" w:color="auto" w:val="clear"/>
+            <w:tcMar>
+              <w:top w:type="dxa" w:w="60"/>
+              <w:left w:type="dxa" w:w="100"/>
+              <w:bottom w:type="dxa" w:w="60"/>
+              <w:right w:type="dxa" w:w="100"/>
+            </w:tcMar>
+          </w:tcPr>
+          <w:p>
+            <w:pPr>
+              <w:spacing w:after="20" w:line="260"/>
+            </w:pPr>
+            <w:r>
+              <w:rPr>
+                <w:b w:val="false"/>
+                <w:bCs w:val="false"/>
+                <w:color w:val="000000"/>
+                <w:sz w:val="19"/>
+                <w:szCs w:val="19"/>
+              </w:rPr>
+              <w:t xml:space="preserve">OVERTAKE_OUT（21）</w:t>
+            </w:r>
+          </w:p>
+        </w:tc>
+        <w:tc>
+          <w:tcPr>
+            <w:tcW w:type="dxa" w:w="2500"/>
+            <w:tcBorders>
+              <w:top w:val="single" w:color="A6A6A6" w:sz="4"/>
+              <w:left w:val="single" w:color="A6A6A6" w:sz="4"/>
+              <w:bottom w:val="single" w:color="A6A6A6" w:sz="4"/>
+              <w:right w:val="single" w:color="A6A6A6" w:sz="4"/>
+            </w:tcBorders>
+            <w:shd w:fill="FFFFFF" w:color="auto" w:val="clear"/>
+            <w:tcMar>
+              <w:top w:type="dxa" w:w="60"/>
+              <w:left w:type="dxa" w:w="100"/>
+              <w:bottom w:type="dxa" w:w="60"/>
+              <w:right w:type="dxa" w:w="100"/>
+            </w:tcMar>
+          </w:tcPr>
+          <w:p>
+            <w:pPr>
+              <w:spacing w:after="20" w:line="260"/>
+            </w:pPr>
+            <w:r>
+              <w:rPr>
+                <w:b w:val="false"/>
+                <w:bCs w:val="false"/>
+                <w:color w:val="000000"/>
+                <w:sz w:val="19"/>
+                <w:szCs w:val="19"/>
+              </w:rPr>
+              <w:t xml:space="preserve">追い越し開始</w:t>
+            </w:r>
+          </w:p>
+        </w:tc>
+        <w:tc>
+          <w:tcPr>
+            <w:tcW w:type="dxa" w:w="4388"/>
+            <w:tcBorders>
+              <w:top w:val="single" w:color="A6A6A6" w:sz="4"/>
+              <w:left w:val="single" w:color="A6A6A6" w:sz="4"/>
+              <w:bottom w:val="single" w:color="A6A6A6" w:sz="4"/>
+              <w:right w:val="single" w:color="A6A6A6" w:sz="4"/>
+            </w:tcBorders>
+            <w:shd w:fill="FFFFFF" w:color="auto" w:val="clear"/>
+            <w:tcMar>
+              <w:top w:type="dxa" w:w="60"/>
+              <w:left w:type="dxa" w:w="100"/>
+              <w:bottom w:type="dxa" w:w="60"/>
+              <w:right w:type="dxa" w:w="100"/>
+            </w:tcMar>
+          </w:tcPr>
+          <w:p>
+            <w:pPr>
+              <w:spacing w:after="20" w:line="260"/>
+            </w:pPr>
+            <w:r>
+              <w:rPr>
+                <w:b w:val="false"/>
+                <w:bCs w:val="false"/>
+                <w:color w:val="000000"/>
+                <w:sz w:val="19"/>
+                <w:szCs w:val="19"/>
+              </w:rPr>
+              <w:t xml:space="preserve">Force で追い越す側へ全切り、上限 overtake_v、out_ms の間</w:t>
+            </w:r>
+          </w:p>
+        </w:tc>
+      </w:tr>
+      <w:tr>
+        <w:trPr>
+          <w:cantSplit/>
+          <w:tblHeader w:val="false"/>
+        </w:trPr>
+        <w:tc>
+          <w:tcPr>
+            <w:tcW w:type="dxa" w:w="2750"/>
+            <w:tcBorders>
+              <w:top w:val="single" w:color="A6A6A6" w:sz="4"/>
+              <w:left w:val="single" w:color="A6A6A6" w:sz="4"/>
+              <w:bottom w:val="single" w:color="A6A6A6" w:sz="4"/>
+              <w:right w:val="single" w:color="A6A6A6" w:sz="4"/>
+            </w:tcBorders>
+            <w:shd w:fill="DCE3F0" w:color="auto" w:val="clear"/>
+            <w:tcMar>
+              <w:top w:type="dxa" w:w="60"/>
+              <w:left w:type="dxa" w:w="100"/>
+              <w:bottom w:type="dxa" w:w="60"/>
+              <w:right w:type="dxa" w:w="100"/>
+            </w:tcMar>
+          </w:tcPr>
+          <w:p>
+            <w:pPr>
+              <w:spacing w:after="20" w:line="260"/>
+            </w:pPr>
+            <w:r>
+              <w:rPr>
+                <w:b w:val="false"/>
+                <w:bCs w:val="false"/>
+                <w:color w:val="000000"/>
+                <w:sz w:val="19"/>
+                <w:szCs w:val="19"/>
+              </w:rPr>
+              <w:t xml:space="preserve">OVERTAKE_PASS（22）</w:t>
+            </w:r>
+          </w:p>
+        </w:tc>
+        <w:tc>
+          <w:tcPr>
+            <w:tcW w:type="dxa" w:w="2500"/>
+            <w:tcBorders>
+              <w:top w:val="single" w:color="A6A6A6" w:sz="4"/>
+              <w:left w:val="single" w:color="A6A6A6" w:sz="4"/>
+              <w:bottom w:val="single" w:color="A6A6A6" w:sz="4"/>
+              <w:right w:val="single" w:color="A6A6A6" w:sz="4"/>
+            </w:tcBorders>
+            <w:shd w:fill="DCE3F0" w:color="auto" w:val="clear"/>
+            <w:tcMar>
+              <w:top w:type="dxa" w:w="60"/>
+              <w:left w:type="dxa" w:w="100"/>
+              <w:bottom w:type="dxa" w:w="60"/>
+              <w:right w:type="dxa" w:w="100"/>
+            </w:tcMar>
+          </w:tcPr>
+          <w:p>
+            <w:pPr>
+              <w:spacing w:after="20" w:line="260"/>
+            </w:pPr>
+            <w:r>
+              <w:rPr>
+                <w:b w:val="false"/>
+                <w:bCs w:val="false"/>
+                <w:color w:val="000000"/>
+                <w:sz w:val="19"/>
+                <w:szCs w:val="19"/>
+              </w:rPr>
+              <w:t xml:space="preserve">はみ出し終了</w:t>
+            </w:r>
+          </w:p>
+        </w:tc>
+        <w:tc>
+          <w:tcPr>
+            <w:tcW w:type="dxa" w:w="4388"/>
+            <w:tcBorders>
+              <w:top w:val="single" w:color="A6A6A6" w:sz="4"/>
+              <w:left w:val="single" w:color="A6A6A6" w:sz="4"/>
+              <w:bottom w:val="single" w:color="A6A6A6" w:sz="4"/>
+              <w:right w:val="single" w:color="A6A6A6" w:sz="4"/>
+            </w:tcBorders>
+            <w:shd w:fill="DCE3F0" w:color="auto" w:val="clear"/>
+            <w:tcMar>
+              <w:top w:type="dxa" w:w="60"/>
+              <w:left w:type="dxa" w:w="100"/>
+              <w:bottom w:type="dxa" w:w="60"/>
+              <w:right w:type="dxa" w:w="100"/>
+            </w:tcMar>
+          </w:tcPr>
+          <w:p>
+            <w:pPr>
+              <w:spacing w:after="20" w:line="260"/>
+            </w:pPr>
+            <w:r>
+              <w:rPr>
+                <w:b w:val="false"/>
+                <w:bCs w:val="false"/>
+                <w:color w:val="000000"/>
+                <w:sz w:val="19"/>
+                <w:szCs w:val="19"/>
+              </w:rPr>
+              <w:t xml:space="preserve">HoldLane で直進。内側（車両のある側）の ToF が一度 pass_clear_mm 未満（車両を横に見た）になった後、pass_clear_mm 以上が pass_clear_ms 続き、かつ pass_min_ms 以上経ったら OVERTAKE_IN。pass_max_ms で打ち切って OVERTAKE_IN</w:t>
+            </w:r>
+          </w:p>
+        </w:tc>
+      </w:tr>
+      <w:tr>
+        <w:trPr>
+          <w:cantSplit/>
+          <w:tblHeader w:val="false"/>
+        </w:trPr>
+        <w:tc>
+          <w:tcPr>
+            <w:tcW w:type="dxa" w:w="2750"/>
+            <w:tcBorders>
+              <w:top w:val="single" w:color="A6A6A6" w:sz="4"/>
+              <w:left w:val="single" w:color="A6A6A6" w:sz="4"/>
+              <w:bottom w:val="single" w:color="A6A6A6" w:sz="4"/>
+              <w:right w:val="single" w:color="A6A6A6" w:sz="4"/>
+            </w:tcBorders>
+            <w:shd w:fill="FFFFFF" w:color="auto" w:val="clear"/>
+            <w:tcMar>
+              <w:top w:type="dxa" w:w="60"/>
+              <w:left w:type="dxa" w:w="100"/>
+              <w:bottom w:type="dxa" w:w="60"/>
+              <w:right w:type="dxa" w:w="100"/>
+            </w:tcMar>
+          </w:tcPr>
+          <w:p>
+            <w:pPr>
+              <w:spacing w:after="20" w:line="260"/>
+            </w:pPr>
+            <w:r>
+              <w:rPr>
+                <w:b w:val="false"/>
+                <w:bCs w:val="false"/>
+                <w:color w:val="000000"/>
+                <w:sz w:val="19"/>
+                <w:szCs w:val="19"/>
+              </w:rPr>
+              <w:t xml:space="preserve">OVERTAKE_IN（23）</w:t>
+            </w:r>
+          </w:p>
+        </w:tc>
+        <w:tc>
+          <w:tcPr>
+            <w:tcW w:type="dxa" w:w="2500"/>
+            <w:tcBorders>
+              <w:top w:val="single" w:color="A6A6A6" w:sz="4"/>
+              <w:left w:val="single" w:color="A6A6A6" w:sz="4"/>
+              <w:bottom w:val="single" w:color="A6A6A6" w:sz="4"/>
+              <w:right w:val="single" w:color="A6A6A6" w:sz="4"/>
+            </w:tcBorders>
+            <w:shd w:fill="FFFFFF" w:color="auto" w:val="clear"/>
+            <w:tcMar>
+              <w:top w:type="dxa" w:w="60"/>
+              <w:left w:type="dxa" w:w="100"/>
+              <w:bottom w:type="dxa" w:w="60"/>
+              <w:right w:type="dxa" w:w="100"/>
+            </w:tcMar>
+          </w:tcPr>
+          <w:p>
+            <w:pPr>
+              <w:spacing w:after="20" w:line="260"/>
+            </w:pPr>
+            <w:r>
+              <w:rPr>
+                <w:b w:val="false"/>
+                <w:bCs w:val="false"/>
+                <w:color w:val="000000"/>
+                <w:sz w:val="19"/>
+                <w:szCs w:val="19"/>
+              </w:rPr>
+              <w:t xml:space="preserve">横を通り終えた</w:t>
+            </w:r>
+          </w:p>
+        </w:tc>
+        <w:tc>
+          <w:tcPr>
+            <w:tcW w:type="dxa" w:w="4388"/>
+            <w:tcBorders>
+              <w:top w:val="single" w:color="A6A6A6" w:sz="4"/>
+              <w:left w:val="single" w:color="A6A6A6" w:sz="4"/>
+              <w:bottom w:val="single" w:color="A6A6A6" w:sz="4"/>
+              <w:right w:val="single" w:color="A6A6A6" w:sz="4"/>
+            </w:tcBorders>
+            <w:shd w:fill="FFFFFF" w:color="auto" w:val="clear"/>
+            <w:tcMar>
+              <w:top w:type="dxa" w:w="60"/>
+              <w:left w:type="dxa" w:w="100"/>
+              <w:bottom w:type="dxa" w:w="60"/>
+              <w:right w:type="dxa" w:w="100"/>
+            </w:tcMar>
+          </w:tcPr>
+          <w:p>
+            <w:pPr>
+              <w:spacing w:after="20" w:line="260"/>
+            </w:pPr>
+            <w:r>
+              <w:rPr>
+                <w:b w:val="false"/>
+                <w:bCs w:val="false"/>
+                <w:color w:val="000000"/>
+                <w:sz w:val="19"/>
+                <w:szCs w:val="19"/>
+              </w:rPr>
+              <w:t xml:space="preserve">Force で反対側へ全切り、in_ms の間。終わると通常へ戻り、ignore_ms の間は車両を無視する</w:t>
+            </w:r>
+          </w:p>
+        </w:tc>
+      </w:tr>
+      <w:tr>
+        <w:trPr>
+          <w:cantSplit/>
+          <w:tblHeader w:val="false"/>
+        </w:trPr>
+        <w:tc>
+          <w:tcPr>
+            <w:tcW w:type="dxa" w:w="2750"/>
+            <w:tcBorders>
+              <w:top w:val="single" w:color="A6A6A6" w:sz="4"/>
+              <w:left w:val="single" w:color="A6A6A6" w:sz="4"/>
+              <w:bottom w:val="single" w:color="A6A6A6" w:sz="4"/>
+              <w:right w:val="single" w:color="A6A6A6" w:sz="4"/>
+            </w:tcBorders>
+            <w:shd w:fill="DCE3F0" w:color="auto" w:val="clear"/>
+            <w:tcMar>
+              <w:top w:type="dxa" w:w="60"/>
+              <w:left w:type="dxa" w:w="100"/>
+              <w:bottom w:type="dxa" w:w="60"/>
+              <w:right w:type="dxa" w:w="100"/>
+            </w:tcMar>
+          </w:tcPr>
+          <w:p>
+            <w:pPr>
+              <w:spacing w:after="20" w:line="260"/>
+            </w:pPr>
+            <w:r>
+              <w:rPr>
+                <w:b w:val="false"/>
+                <w:bCs w:val="false"/>
+                <w:color w:val="000000"/>
+                <w:sz w:val="19"/>
+                <w:szCs w:val="19"/>
+              </w:rPr>
+              <w:t xml:space="preserve">（中断）</w:t>
+            </w:r>
+          </w:p>
+        </w:tc>
+        <w:tc>
+          <w:tcPr>
+            <w:tcW w:type="dxa" w:w="2500"/>
+            <w:tcBorders>
+              <w:top w:val="single" w:color="A6A6A6" w:sz="4"/>
+              <w:left w:val="single" w:color="A6A6A6" w:sz="4"/>
+              <w:bottom w:val="single" w:color="A6A6A6" w:sz="4"/>
+              <w:right w:val="single" w:color="A6A6A6" w:sz="4"/>
+            </w:tcBorders>
+            <w:shd w:fill="DCE3F0" w:color="auto" w:val="clear"/>
+            <w:tcMar>
+              <w:top w:type="dxa" w:w="60"/>
+              <w:left w:type="dxa" w:w="100"/>
+              <w:bottom w:type="dxa" w:w="60"/>
+              <w:right w:type="dxa" w:w="100"/>
+            </w:tcMar>
+          </w:tcPr>
+          <w:p>
+            <w:pPr>
+              <w:spacing w:after="20" w:line="260"/>
+            </w:pPr>
+            <w:r>
+              <w:rPr>
+                <w:b w:val="false"/>
+                <w:bCs w:val="false"/>
+                <w:color w:val="000000"/>
+                <w:sz w:val="19"/>
+                <w:szCs w:val="19"/>
+              </w:rPr>
+              <w:t xml:space="preserve">赤信号・交差点の処理が始まった、または tof_drive が非常ブレーキ・後退・センサー異常に入った</w:t>
+            </w:r>
+          </w:p>
+        </w:tc>
+        <w:tc>
+          <w:tcPr>
+            <w:tcW w:type="dxa" w:w="4388"/>
+            <w:tcBorders>
+              <w:top w:val="single" w:color="A6A6A6" w:sz="4"/>
+              <w:left w:val="single" w:color="A6A6A6" w:sz="4"/>
+              <w:bottom w:val="single" w:color="A6A6A6" w:sz="4"/>
+              <w:right w:val="single" w:color="A6A6A6" w:sz="4"/>
+            </w:tcBorders>
+            <w:shd w:fill="DCE3F0" w:color="auto" w:val="clear"/>
+            <w:tcMar>
+              <w:top w:type="dxa" w:w="60"/>
+              <w:left w:type="dxa" w:w="100"/>
+              <w:bottom w:type="dxa" w:w="60"/>
+              <w:right w:type="dxa" w:w="100"/>
+            </w:tcMar>
+          </w:tcPr>
+          <w:p>
+            <w:pPr>
+              <w:spacing w:after="20" w:line="260"/>
+            </w:pPr>
+            <w:r>
+              <w:rPr>
+                <w:b w:val="false"/>
+                <w:bCs w:val="false"/>
+                <w:color w:val="000000"/>
+                <w:sz w:val="19"/>
+                <w:szCs w:val="19"/>
+              </w:rPr>
+              <w:t xml:space="preserve">追い越し（21〜23）は打ち切って通常へ（ignore_ms の無視付き）。駐車の判定（parked_confirm_ms の計時）は赤信号・交差点の処理中は進めない（信号待ちの車を追い越さない）</w:t>
+            </w:r>
+          </w:p>
+        </w:tc>
+      </w:tr>
+    </w:tbl>
+    <w:p>
+      <w:pPr>
+        <w:spacing w:after="60"/>
+      </w:pPr>
+    </w:p>
+    <w:p>
+      <w:pPr>
+        <w:spacing w:after="100" w:line="300"/>
+      </w:pPr>
+      <w:r>
+        <w:t xml:space="preserve">行動（交差点 intersection）：全体検出器 intersection_left（左に道がある交差点）／intersection_right（右に道がある）のどちらかが確定したら始まります。</w:t>
+      </w:r>
+    </w:p>
+    <w:tbl>
+      <w:tblPr>
+        <w:tblW w:type="dxa" w:w="9638"/>
+        <w:tblBorders>
+          <w:top w:val="single" w:color="auto" w:sz="4"/>
+          <w:left w:val="single" w:color="auto" w:sz="4"/>
+          <w:bottom w:val="single" w:color="auto" w:sz="4"/>
+          <w:right w:val="single" w:color="auto" w:sz="4"/>
+          <w:insideH w:val="single" w:color="auto" w:sz="4"/>
+          <w:insideV w:val="single" w:color="auto" w:sz="4"/>
+        </w:tblBorders>
+      </w:tblPr>
+      <w:tblGrid>
+        <w:gridCol w:w="2750"/>
+        <w:gridCol w:w="2500"/>
+        <w:gridCol w:w="4388"/>
+      </w:tblGrid>
+      <w:tr>
+        <w:trPr>
+          <w:cantSplit/>
+          <w:tblHeader/>
+        </w:trPr>
+        <w:tc>
+          <w:tcPr>
+            <w:tcW w:type="dxa" w:w="2750"/>
+            <w:tcBorders>
+              <w:top w:val="single" w:color="A6A6A6" w:sz="4"/>
+              <w:left w:val="single" w:color="A6A6A6" w:sz="4"/>
+              <w:bottom w:val="single" w:color="A6A6A6" w:sz="4"/>
+              <w:right w:val="single" w:color="A6A6A6" w:sz="4"/>
+            </w:tcBorders>
+            <w:shd w:fill="1F3864" w:color="auto" w:val="clear"/>
+            <w:tcMar>
+              <w:top w:type="dxa" w:w="60"/>
+              <w:left w:type="dxa" w:w="100"/>
+              <w:bottom w:type="dxa" w:w="60"/>
+              <w:right w:type="dxa" w:w="100"/>
+            </w:tcMar>
+          </w:tcPr>
+          <w:p>
+            <w:pPr>
+              <w:spacing w:after="20" w:line="260"/>
+            </w:pPr>
+            <w:r>
+              <w:rPr>
+                <w:b/>
+                <w:bCs/>
+                <w:color w:val="FFFFFF"/>
+                <w:sz w:val="19"/>
+                <w:szCs w:val="19"/>
+              </w:rPr>
+              <w:t xml:space="preserve">状態</w:t>
+            </w:r>
+          </w:p>
+        </w:tc>
+        <w:tc>
+          <w:tcPr>
+            <w:tcW w:type="dxa" w:w="2500"/>
+            <w:tcBorders>
+              <w:top w:val="single" w:color="A6A6A6" w:sz="4"/>
+              <w:left w:val="single" w:color="A6A6A6" w:sz="4"/>
+              <w:bottom w:val="single" w:color="A6A6A6" w:sz="4"/>
+              <w:right w:val="single" w:color="A6A6A6" w:sz="4"/>
+            </w:tcBorders>
+            <w:shd w:fill="1F3864" w:color="auto" w:val="clear"/>
+            <w:tcMar>
+              <w:top w:type="dxa" w:w="60"/>
+              <w:left w:type="dxa" w:w="100"/>
+              <w:bottom w:type="dxa" w:w="60"/>
+              <w:right w:type="dxa" w:w="100"/>
+            </w:tcMar>
+          </w:tcPr>
+          <w:p>
+            <w:pPr>
+              <w:spacing w:after="20" w:line="260"/>
+            </w:pPr>
+            <w:r>
+              <w:rPr>
+                <w:b/>
+                <w:bCs/>
+                <w:color w:val="FFFFFF"/>
+                <w:sz w:val="19"/>
+                <w:szCs w:val="19"/>
+              </w:rPr>
+              <w:t xml:space="preserve">条件</w:t>
+            </w:r>
+          </w:p>
+        </w:tc>
+        <w:tc>
+          <w:tcPr>
+            <w:tcW w:type="dxa" w:w="4388"/>
+            <w:tcBorders>
+              <w:top w:val="single" w:color="A6A6A6" w:sz="4"/>
+              <w:left w:val="single" w:color="A6A6A6" w:sz="4"/>
+              <w:bottom w:val="single" w:color="A6A6A6" w:sz="4"/>
+              <w:right w:val="single" w:color="A6A6A6" w:sz="4"/>
+            </w:tcBorders>
+            <w:shd w:fill="1F3864" w:color="auto" w:val="clear"/>
+            <w:tcMar>
+              <w:top w:type="dxa" w:w="60"/>
+              <w:left w:type="dxa" w:w="100"/>
+              <w:bottom w:type="dxa" w:w="60"/>
+              <w:right w:type="dxa" w:w="100"/>
+            </w:tcMar>
+          </w:tcPr>
+          <w:p>
+            <w:pPr>
+              <w:spacing w:after="20" w:line="260"/>
+            </w:pPr>
+            <w:r>
+              <w:rPr>
+                <w:b/>
+                <w:bCs/>
+                <w:color w:val="FFFFFF"/>
+                <w:sz w:val="19"/>
+                <w:szCs w:val="19"/>
+              </w:rPr>
+              <w:t xml:space="preserve">動作</w:t>
+            </w:r>
+          </w:p>
+        </w:tc>
+      </w:tr>
+      <w:tr>
+        <w:trPr>
+          <w:cantSplit/>
+          <w:tblHeader w:val="false"/>
+        </w:trPr>
+        <w:tc>
+          <w:tcPr>
+            <w:tcW w:type="dxa" w:w="2750"/>
+            <w:tcBorders>
+              <w:top w:val="single" w:color="A6A6A6" w:sz="4"/>
+              <w:left w:val="single" w:color="A6A6A6" w:sz="4"/>
+              <w:bottom w:val="single" w:color="A6A6A6" w:sz="4"/>
+              <w:right w:val="single" w:color="A6A6A6" w:sz="4"/>
+            </w:tcBorders>
+            <w:shd w:fill="FFFFFF" w:color="auto" w:val="clear"/>
+            <w:tcMar>
+              <w:top w:type="dxa" w:w="60"/>
+              <w:left w:type="dxa" w:w="100"/>
+              <w:bottom w:type="dxa" w:w="60"/>
+              <w:right w:type="dxa" w:w="100"/>
+            </w:tcMar>
+          </w:tcPr>
+          <w:p>
+            <w:pPr>
+              <w:spacing w:after="20" w:line="260"/>
+            </w:pPr>
+            <w:r>
+              <w:rPr>
+                <w:b w:val="false"/>
+                <w:bCs w:val="false"/>
+                <w:color w:val="000000"/>
+                <w:sz w:val="19"/>
+                <w:szCs w:val="19"/>
+              </w:rPr>
+              <w:t xml:space="preserve">INTERSECTION_APPROACH</w:t>
+            </w:r>
+          </w:p>
+          <w:p>
+            <w:pPr>
+              <w:spacing w:after="20" w:line="260"/>
+            </w:pPr>
+            <w:r>
+              <w:rPr>
+                <w:b w:val="false"/>
+                <w:bCs w:val="false"/>
+                <w:color w:val="000000"/>
+                <w:sz w:val="19"/>
+                <w:szCs w:val="19"/>
+              </w:rPr>
+              <w:t xml:space="preserve">（24）</w:t>
+            </w:r>
+          </w:p>
+        </w:tc>
+        <w:tc>
+          <w:tcPr>
+            <w:tcW w:type="dxa" w:w="2500"/>
+            <w:tcBorders>
+              <w:top w:val="single" w:color="A6A6A6" w:sz="4"/>
+              <w:left w:val="single" w:color="A6A6A6" w:sz="4"/>
+              <w:bottom w:val="single" w:color="A6A6A6" w:sz="4"/>
+              <w:right w:val="single" w:color="A6A6A6" w:sz="4"/>
+            </w:tcBorders>
+            <w:shd w:fill="FFFFFF" w:color="auto" w:val="clear"/>
+            <w:tcMar>
+              <w:top w:type="dxa" w:w="60"/>
+              <w:left w:type="dxa" w:w="100"/>
+              <w:bottom w:type="dxa" w:w="60"/>
+              <w:right w:type="dxa" w:w="100"/>
+            </w:tcMar>
+          </w:tcPr>
+          <w:p>
+            <w:pPr>
+              <w:spacing w:after="20" w:line="260"/>
+            </w:pPr>
+            <w:r>
+              <w:rPr>
+                <w:b w:val="false"/>
+                <w:bCs w:val="false"/>
+                <w:color w:val="000000"/>
+                <w:sz w:val="19"/>
+                <w:szCs w:val="19"/>
+              </w:rPr>
+              <w:t xml:space="preserve">検出器が確定（stop_trigger = side_open のとき）</w:t>
+            </w:r>
+          </w:p>
+        </w:tc>
+        <w:tc>
+          <w:tcPr>
+            <w:tcW w:type="dxa" w:w="4388"/>
+            <w:tcBorders>
+              <w:top w:val="single" w:color="A6A6A6" w:sz="4"/>
+              <w:left w:val="single" w:color="A6A6A6" w:sz="4"/>
+              <w:bottom w:val="single" w:color="A6A6A6" w:sz="4"/>
+              <w:right w:val="single" w:color="A6A6A6" w:sz="4"/>
+            </w:tcBorders>
+            <w:shd w:fill="FFFFFF" w:color="auto" w:val="clear"/>
+            <w:tcMar>
+              <w:top w:type="dxa" w:w="60"/>
+              <w:left w:type="dxa" w:w="100"/>
+              <w:bottom w:type="dxa" w:w="60"/>
+              <w:right w:type="dxa" w:w="100"/>
+            </w:tcMar>
+          </w:tcPr>
+          <w:p>
+            <w:pPr>
+              <w:spacing w:after="20" w:line="260"/>
+            </w:pPr>
+            <w:r>
+              <w:rPr>
+                <w:b w:val="false"/>
+                <w:bCs w:val="false"/>
+                <w:color w:val="000000"/>
+                <w:sz w:val="19"/>
+                <w:szCs w:val="19"/>
+              </w:rPr>
+              <w:t xml:space="preserve">上限 approach_v で近づく。左右どちらかの ToF が open_mm 以上（壁が切れた）になったら INTERSECTION_STOP。検出が消えれば何もせず通常へ</w:t>
+            </w:r>
+          </w:p>
+        </w:tc>
+      </w:tr>
+      <w:tr>
+        <w:trPr>
+          <w:cantSplit/>
+          <w:tblHeader w:val="false"/>
+        </w:trPr>
+        <w:tc>
+          <w:tcPr>
+            <w:tcW w:type="dxa" w:w="2750"/>
+            <w:tcBorders>
+              <w:top w:val="single" w:color="A6A6A6" w:sz="4"/>
+              <w:left w:val="single" w:color="A6A6A6" w:sz="4"/>
+              <w:bottom w:val="single" w:color="A6A6A6" w:sz="4"/>
+              <w:right w:val="single" w:color="A6A6A6" w:sz="4"/>
+            </w:tcBorders>
+            <w:shd w:fill="DCE3F0" w:color="auto" w:val="clear"/>
+            <w:tcMar>
+              <w:top w:type="dxa" w:w="60"/>
+              <w:left w:type="dxa" w:w="100"/>
+              <w:bottom w:type="dxa" w:w="60"/>
+              <w:right w:type="dxa" w:w="100"/>
+            </w:tcMar>
+          </w:tcPr>
+          <w:p>
+            <w:pPr>
+              <w:spacing w:after="20" w:line="260"/>
+            </w:pPr>
+            <w:r>
+              <w:rPr>
+                <w:b w:val="false"/>
+                <w:bCs w:val="false"/>
+                <w:color w:val="000000"/>
+                <w:sz w:val="19"/>
+                <w:szCs w:val="19"/>
+              </w:rPr>
+              <w:t xml:space="preserve">INTERSECTION_STOP</w:t>
+            </w:r>
+          </w:p>
+          <w:p>
+            <w:pPr>
+              <w:spacing w:after="20" w:line="260"/>
+            </w:pPr>
+            <w:r>
+              <w:rPr>
+                <w:b w:val="false"/>
+                <w:bCs w:val="false"/>
+                <w:color w:val="000000"/>
+                <w:sz w:val="19"/>
+                <w:szCs w:val="19"/>
+              </w:rPr>
+              <w:t xml:space="preserve">（25）</w:t>
+            </w:r>
+          </w:p>
+        </w:tc>
+        <w:tc>
+          <w:tcPr>
+            <w:tcW w:type="dxa" w:w="2500"/>
+            <w:tcBorders>
+              <w:top w:val="single" w:color="A6A6A6" w:sz="4"/>
+              <w:left w:val="single" w:color="A6A6A6" w:sz="4"/>
+              <w:bottom w:val="single" w:color="A6A6A6" w:sz="4"/>
+              <w:right w:val="single" w:color="A6A6A6" w:sz="4"/>
+            </w:tcBorders>
+            <w:shd w:fill="DCE3F0" w:color="auto" w:val="clear"/>
+            <w:tcMar>
+              <w:top w:type="dxa" w:w="60"/>
+              <w:left w:type="dxa" w:w="100"/>
+              <w:bottom w:type="dxa" w:w="60"/>
+              <w:right w:type="dxa" w:w="100"/>
+            </w:tcMar>
+          </w:tcPr>
+          <w:p>
+            <w:pPr>
+              <w:spacing w:after="20" w:line="260"/>
+            </w:pPr>
+            <w:r>
+              <w:rPr>
+                <w:b w:val="false"/>
+                <w:bCs w:val="false"/>
+                <w:color w:val="000000"/>
+                <w:sz w:val="19"/>
+                <w:szCs w:val="19"/>
+              </w:rPr>
+              <w:t xml:space="preserve">交差点に着いた（stop_trigger = detector なら確定と同時）</w:t>
+            </w:r>
+          </w:p>
+        </w:tc>
+        <w:tc>
+          <w:tcPr>
+            <w:tcW w:type="dxa" w:w="4388"/>
+            <w:tcBorders>
+              <w:top w:val="single" w:color="A6A6A6" w:sz="4"/>
+              <w:left w:val="single" w:color="A6A6A6" w:sz="4"/>
+              <w:bottom w:val="single" w:color="A6A6A6" w:sz="4"/>
+              <w:right w:val="single" w:color="A6A6A6" w:sz="4"/>
+            </w:tcBorders>
+            <w:shd w:fill="DCE3F0" w:color="auto" w:val="clear"/>
+            <w:tcMar>
+              <w:top w:type="dxa" w:w="60"/>
+              <w:left w:type="dxa" w:w="100"/>
+              <w:bottom w:type="dxa" w:w="60"/>
+              <w:right w:type="dxa" w:w="100"/>
+            </w:tcMar>
+          </w:tcPr>
+          <w:p>
+            <w:pPr>
+              <w:spacing w:after="20" w:line="260"/>
+            </w:pPr>
+            <w:r>
+              <w:rPr>
+                <w:b w:val="false"/>
+                <w:bCs w:val="false"/>
+                <w:color w:val="000000"/>
+                <w:sz w:val="19"/>
+                <w:szCs w:val="19"/>
+              </w:rPr>
+              <w:t xml:space="preserve">上限 0（ブレーキ保持）で stop_ms。このとき曲がる向きを決める：turn = straight／left／right／detector（左の検出器だけが確定なら左、右だけなら右、両方なら直進）。赤信号（SIGNAL_APPROACH／STOP）の間は発進しない。直進なら通常へ（ignore_ms の無視付き）</w:t>
+            </w:r>
+          </w:p>
+        </w:tc>
+      </w:tr>
+      <w:tr>
+        <w:trPr>
+          <w:cantSplit/>
+          <w:tblHeader w:val="false"/>
+        </w:trPr>
+        <w:tc>
+          <w:tcPr>
+            <w:tcW w:type="dxa" w:w="2750"/>
+            <w:tcBorders>
+              <w:top w:val="single" w:color="A6A6A6" w:sz="4"/>
+              <w:left w:val="single" w:color="A6A6A6" w:sz="4"/>
+              <w:bottom w:val="single" w:color="A6A6A6" w:sz="4"/>
+              <w:right w:val="single" w:color="A6A6A6" w:sz="4"/>
+            </w:tcBorders>
+            <w:shd w:fill="FFFFFF" w:color="auto" w:val="clear"/>
+            <w:tcMar>
+              <w:top w:type="dxa" w:w="60"/>
+              <w:left w:type="dxa" w:w="100"/>
+              <w:bottom w:type="dxa" w:w="60"/>
+              <w:right w:type="dxa" w:w="100"/>
+            </w:tcMar>
+          </w:tcPr>
+          <w:p>
+            <w:pPr>
+              <w:spacing w:after="20" w:line="260"/>
+            </w:pPr>
+            <w:r>
+              <w:rPr>
+                <w:b w:val="false"/>
+                <w:bCs w:val="false"/>
+                <w:color w:val="000000"/>
+                <w:sz w:val="19"/>
+                <w:szCs w:val="19"/>
+              </w:rPr>
+              <w:t xml:space="preserve">INTERSECTION_CROSS</w:t>
+            </w:r>
+          </w:p>
+          <w:p>
+            <w:pPr>
+              <w:spacing w:after="20" w:line="260"/>
+            </w:pPr>
+            <w:r>
+              <w:rPr>
+                <w:b w:val="false"/>
+                <w:bCs w:val="false"/>
+                <w:color w:val="000000"/>
+                <w:sz w:val="19"/>
+                <w:szCs w:val="19"/>
+              </w:rPr>
+              <w:t xml:space="preserve">（26）</w:t>
+            </w:r>
+          </w:p>
+        </w:tc>
+        <w:tc>
+          <w:tcPr>
+            <w:tcW w:type="dxa" w:w="2500"/>
+            <w:tcBorders>
+              <w:top w:val="single" w:color="A6A6A6" w:sz="4"/>
+              <w:left w:val="single" w:color="A6A6A6" w:sz="4"/>
+              <w:bottom w:val="single" w:color="A6A6A6" w:sz="4"/>
+              <w:right w:val="single" w:color="A6A6A6" w:sz="4"/>
+            </w:tcBorders>
+            <w:shd w:fill="FFFFFF" w:color="auto" w:val="clear"/>
+            <w:tcMar>
+              <w:top w:type="dxa" w:w="60"/>
+              <w:left w:type="dxa" w:w="100"/>
+              <w:bottom w:type="dxa" w:w="60"/>
+              <w:right w:type="dxa" w:w="100"/>
+            </w:tcMar>
+          </w:tcPr>
+          <w:p>
+            <w:pPr>
+              <w:spacing w:after="20" w:line="260"/>
+            </w:pPr>
+            <w:r>
+              <w:rPr>
+                <w:b w:val="false"/>
+                <w:bCs w:val="false"/>
+                <w:color w:val="000000"/>
+                <w:sz w:val="19"/>
+                <w:szCs w:val="19"/>
+              </w:rPr>
+              <w:t xml:space="preserve">曲がる向きが決まった</w:t>
+            </w:r>
+          </w:p>
+        </w:tc>
+        <w:tc>
+          <w:tcPr>
+            <w:tcW w:type="dxa" w:w="4388"/>
+            <w:tcBorders>
+              <w:top w:val="single" w:color="A6A6A6" w:sz="4"/>
+              <w:left w:val="single" w:color="A6A6A6" w:sz="4"/>
+              <w:bottom w:val="single" w:color="A6A6A6" w:sz="4"/>
+              <w:right w:val="single" w:color="A6A6A6" w:sz="4"/>
+            </w:tcBorders>
+            <w:shd w:fill="FFFFFF" w:color="auto" w:val="clear"/>
+            <w:tcMar>
+              <w:top w:type="dxa" w:w="60"/>
+              <w:left w:type="dxa" w:w="100"/>
+              <w:bottom w:type="dxa" w:w="60"/>
+              <w:right w:type="dxa" w:w="100"/>
+            </w:tcMar>
+          </w:tcPr>
+          <w:p>
+            <w:pPr>
+              <w:spacing w:after="20" w:line="260"/>
+            </w:pPr>
+            <w:r>
+              <w:rPr>
+                <w:b w:val="false"/>
+                <w:bCs w:val="false"/>
+                <w:color w:val="000000"/>
+                <w:sz w:val="19"/>
+                <w:szCs w:val="19"/>
+              </w:rPr>
+              <w:t xml:space="preserve">HoldLane で直進、上限 turn_v。曲がる側の ToF が open_mm 以上になったら INTERSECTION_TURN（止まった時点で開いていれば即）。cross_max_ms 開かなければ直進のまま通常へ</w:t>
+            </w:r>
+          </w:p>
+        </w:tc>
+      </w:tr>
+      <w:tr>
+        <w:trPr>
+          <w:cantSplit/>
+          <w:tblHeader w:val="false"/>
+        </w:trPr>
+        <w:tc>
+          <w:tcPr>
+            <w:tcW w:type="dxa" w:w="2750"/>
+            <w:tcBorders>
+              <w:top w:val="single" w:color="A6A6A6" w:sz="4"/>
+              <w:left w:val="single" w:color="A6A6A6" w:sz="4"/>
+              <w:bottom w:val="single" w:color="A6A6A6" w:sz="4"/>
+              <w:right w:val="single" w:color="A6A6A6" w:sz="4"/>
+            </w:tcBorders>
+            <w:shd w:fill="DCE3F0" w:color="auto" w:val="clear"/>
+            <w:tcMar>
+              <w:top w:type="dxa" w:w="60"/>
+              <w:left w:type="dxa" w:w="100"/>
+              <w:bottom w:type="dxa" w:w="60"/>
+              <w:right w:type="dxa" w:w="100"/>
+            </w:tcMar>
+          </w:tcPr>
+          <w:p>
+            <w:pPr>
+              <w:spacing w:after="20" w:line="260"/>
+            </w:pPr>
+            <w:r>
+              <w:rPr>
+                <w:b w:val="false"/>
+                <w:bCs w:val="false"/>
+                <w:color w:val="000000"/>
+                <w:sz w:val="19"/>
+                <w:szCs w:val="19"/>
+              </w:rPr>
+              <w:t xml:space="preserve">INTERSECTION_TURN</w:t>
+            </w:r>
+          </w:p>
+          <w:p>
+            <w:pPr>
+              <w:spacing w:after="20" w:line="260"/>
+            </w:pPr>
+            <w:r>
+              <w:rPr>
+                <w:b w:val="false"/>
+                <w:bCs w:val="false"/>
+                <w:color w:val="000000"/>
+                <w:sz w:val="19"/>
+                <w:szCs w:val="19"/>
+              </w:rPr>
+              <w:t xml:space="preserve">（27）</w:t>
+            </w:r>
+          </w:p>
+        </w:tc>
+        <w:tc>
+          <w:tcPr>
+            <w:tcW w:type="dxa" w:w="2500"/>
+            <w:tcBorders>
+              <w:top w:val="single" w:color="A6A6A6" w:sz="4"/>
+              <w:left w:val="single" w:color="A6A6A6" w:sz="4"/>
+              <w:bottom w:val="single" w:color="A6A6A6" w:sz="4"/>
+              <w:right w:val="single" w:color="A6A6A6" w:sz="4"/>
+            </w:tcBorders>
+            <w:shd w:fill="DCE3F0" w:color="auto" w:val="clear"/>
+            <w:tcMar>
+              <w:top w:type="dxa" w:w="60"/>
+              <w:left w:type="dxa" w:w="100"/>
+              <w:bottom w:type="dxa" w:w="60"/>
+              <w:right w:type="dxa" w:w="100"/>
+            </w:tcMar>
+          </w:tcPr>
+          <w:p>
+            <w:pPr>
+              <w:spacing w:after="20" w:line="260"/>
+            </w:pPr>
+            <w:r>
+              <w:rPr>
+                <w:b w:val="false"/>
+                <w:bCs w:val="false"/>
+                <w:color w:val="000000"/>
+                <w:sz w:val="19"/>
+                <w:szCs w:val="19"/>
+              </w:rPr>
+              <w:t xml:space="preserve">曲がる側が開いた</w:t>
+            </w:r>
+          </w:p>
+        </w:tc>
+        <w:tc>
+          <w:tcPr>
+            <w:tcW w:type="dxa" w:w="4388"/>
+            <w:tcBorders>
+              <w:top w:val="single" w:color="A6A6A6" w:sz="4"/>
+              <w:left w:val="single" w:color="A6A6A6" w:sz="4"/>
+              <w:bottom w:val="single" w:color="A6A6A6" w:sz="4"/>
+              <w:right w:val="single" w:color="A6A6A6" w:sz="4"/>
+            </w:tcBorders>
+            <w:shd w:fill="DCE3F0" w:color="auto" w:val="clear"/>
+            <w:tcMar>
+              <w:top w:type="dxa" w:w="60"/>
+              <w:left w:type="dxa" w:w="100"/>
+              <w:bottom w:type="dxa" w:w="60"/>
+              <w:right w:type="dxa" w:w="100"/>
+            </w:tcMar>
+          </w:tcPr>
+          <w:p>
+            <w:pPr>
+              <w:spacing w:after="20" w:line="260"/>
+            </w:pPr>
+            <w:r>
+              <w:rPr>
+                <w:b w:val="false"/>
+                <w:bCs w:val="false"/>
+                <w:color w:val="000000"/>
+                <w:sz w:val="19"/>
+                <w:szCs w:val="19"/>
+              </w:rPr>
+              <w:t xml:space="preserve">Force で全切り、turn_ms の間。終わると通常へ（ignore_ms）</w:t>
+            </w:r>
+          </w:p>
+        </w:tc>
+      </w:tr>
+      <w:tr>
+        <w:trPr>
+          <w:cantSplit/>
+          <w:tblHeader w:val="false"/>
+        </w:trPr>
+        <w:tc>
+          <w:tcPr>
+            <w:tcW w:type="dxa" w:w="2750"/>
+            <w:tcBorders>
+              <w:top w:val="single" w:color="A6A6A6" w:sz="4"/>
+              <w:left w:val="single" w:color="A6A6A6" w:sz="4"/>
+              <w:bottom w:val="single" w:color="A6A6A6" w:sz="4"/>
+              <w:right w:val="single" w:color="A6A6A6" w:sz="4"/>
+            </w:tcBorders>
+            <w:shd w:fill="FFFFFF" w:color="auto" w:val="clear"/>
+            <w:tcMar>
+              <w:top w:type="dxa" w:w="60"/>
+              <w:left w:type="dxa" w:w="100"/>
+              <w:bottom w:type="dxa" w:w="60"/>
+              <w:right w:type="dxa" w:w="100"/>
+            </w:tcMar>
+          </w:tcPr>
+          <w:p>
+            <w:pPr>
+              <w:spacing w:after="20" w:line="260"/>
+            </w:pPr>
+            <w:r>
+              <w:rPr>
+                <w:b w:val="false"/>
+                <w:bCs w:val="false"/>
+                <w:color w:val="000000"/>
+                <w:sz w:val="19"/>
+                <w:szCs w:val="19"/>
+              </w:rPr>
+              <w:t xml:space="preserve">（中断）</w:t>
+            </w:r>
+          </w:p>
+        </w:tc>
+        <w:tc>
+          <w:tcPr>
+            <w:tcW w:type="dxa" w:w="2500"/>
+            <w:tcBorders>
+              <w:top w:val="single" w:color="A6A6A6" w:sz="4"/>
+              <w:left w:val="single" w:color="A6A6A6" w:sz="4"/>
+              <w:bottom w:val="single" w:color="A6A6A6" w:sz="4"/>
+              <w:right w:val="single" w:color="A6A6A6" w:sz="4"/>
+            </w:tcBorders>
+            <w:shd w:fill="FFFFFF" w:color="auto" w:val="clear"/>
+            <w:tcMar>
+              <w:top w:type="dxa" w:w="60"/>
+              <w:left w:type="dxa" w:w="100"/>
+              <w:bottom w:type="dxa" w:w="60"/>
+              <w:right w:type="dxa" w:w="100"/>
+            </w:tcMar>
+          </w:tcPr>
+          <w:p>
+            <w:pPr>
+              <w:spacing w:after="20" w:line="260"/>
+            </w:pPr>
+            <w:r>
+              <w:rPr>
+                <w:b w:val="false"/>
+                <w:bCs w:val="false"/>
+                <w:color w:val="000000"/>
+                <w:sz w:val="19"/>
+                <w:szCs w:val="19"/>
+              </w:rPr>
+              <w:t xml:space="preserve">赤信号が出た、または tof_drive が非常ブレーキ・後退・センサー異常に入った</w:t>
+            </w:r>
+          </w:p>
+        </w:tc>
+        <w:tc>
+          <w:tcPr>
+            <w:tcW w:type="dxa" w:w="4388"/>
+            <w:tcBorders>
+              <w:top w:val="single" w:color="A6A6A6" w:sz="4"/>
+              <w:left w:val="single" w:color="A6A6A6" w:sz="4"/>
+              <w:bottom w:val="single" w:color="A6A6A6" w:sz="4"/>
+              <w:right w:val="single" w:color="A6A6A6" w:sz="4"/>
+            </w:tcBorders>
+            <w:shd w:fill="FFFFFF" w:color="auto" w:val="clear"/>
+            <w:tcMar>
+              <w:top w:type="dxa" w:w="60"/>
+              <w:left w:type="dxa" w:w="100"/>
+              <w:bottom w:type="dxa" w:w="60"/>
+              <w:right w:type="dxa" w:w="100"/>
+            </w:tcMar>
+          </w:tcPr>
+          <w:p>
+            <w:pPr>
+              <w:spacing w:after="20" w:line="260"/>
+            </w:pPr>
+            <w:r>
+              <w:rPr>
+                <w:b w:val="false"/>
+                <w:bCs w:val="false"/>
+                <w:color w:val="000000"/>
+                <w:sz w:val="19"/>
+                <w:szCs w:val="19"/>
+              </w:rPr>
+              <w:t xml:space="preserve">CROSS／TURN は打ち切って通常へ（ignore_ms の無視付き）。追い越し（21〜23）の最中は APPROACH を始めない（終わってから）</w:t>
+            </w:r>
+          </w:p>
+        </w:tc>
+      </w:tr>
+    </w:tbl>
+    <w:p>
+      <w:pPr>
+        <w:spacing w:after="60"/>
+      </w:pPr>
+    </w:p>
+    <w:p>
+      <w:pPr>
+        <w:spacing w:after="100" w:line="300"/>
+      </w:pPr>
+      <w:r>
+        <w:t xml:space="preserve">重なったときの決まり：</w:t>
+      </w:r>
+    </w:p>
+    <w:p>
+      <w:pPr>
+        <w:pStyle w:val="ListParagraph"/>
+        <w:numPr>
+          <w:ilvl w:val="0"/>
+          <w:numId w:val="2"/>
+        </w:numPr>
+        <w:spacing w:after="60" w:line="290"/>
+      </w:pPr>
+      <w:r>
+        <w:t xml:space="preserve">速度の上限は 3 つの行動の最小値（信号機：APPROACH = approach_v、STOP = 0。交差点：APPROACH = approach_v、STOP = 0、CROSS／TURN = turn_v。車両：FOLLOW = 車間の式、WAIT = 0、OVERTAKE = overtake_v）。上限 0 で駆動が 0 になったフレームは flags に BRAKE を立てて保持する</w:t>
+      </w:r>
+    </w:p>
+    <w:p>
+      <w:pPr>
+        <w:pStyle w:val="ListParagraph"/>
+        <w:numPr>
+          <w:ilvl w:val="0"/>
+          <w:numId w:val="2"/>
+        </w:numPr>
+        <w:spacing w:after="60" w:line="290"/>
+      </w:pPr>
+      <w:r>
+        <w:t xml:space="preserve">操舵：OVERTAKE_OUT／IN の Force ＞ INTERSECTION_TURN の Force ＞ OVERTAKE_PASS・FOLLOW_WAIT・INTERSECTION_CROSS・（ToF が前方を見ている）FOLLOW の HoldLane ＞ Auto</w:t>
+      </w:r>
+    </w:p>
+    <w:p>
+      <w:pPr>
+        <w:pStyle w:val="ListParagraph"/>
+        <w:numPr>
+          <w:ilvl w:val="0"/>
+          <w:numId w:val="2"/>
+        </w:numPr>
+        <w:spacing w:after="60" w:line="290"/>
+      </w:pPr>
+      <w:r>
+        <w:t xml:space="preserve">報告する状態（state）は速度と操舵を決めているもの：赤信号（SIGNAL_APPROACH／SIGNAL_STOP）→ 交差点（24〜27）→ 車両（19〜23）→ 発進中（SIGNAL_RESUME：赤を無視しているだけなので最後）。tof_drive が CRUISE／TURN 以外（非常ブレーキなど）のときはその状態</w:t>
+      </w:r>
+    </w:p>
+    <w:p>
+      <w:pPr>
+        <w:spacing w:after="100" w:line="300"/>
+      </w:pPr>
+      <w:r>
+        <w:t xml:space="preserve">画像の無いフレーム（カメラが制御周期より遅いとき）は直前の検出結果を使い、確定・解除の数は進めません。vision.bin の無いパック（同梱の cam-base）では検出器が無いので tof_drive と同じ走行になります。行動が読む ToF の距離は tof_drive がひとつ前のフレームで処理した値です（行動が先に上限と操舵を決め、その後に tof_drive がこのフレームの読みを処理するため）。1 フレーム（50 ms）の遅れですが、どの判断も時間で確定するので影響はありません。</w:t>
       </w:r>
     </w:p>
     <w:p>
@@ -14997,7 +16534,7 @@
         <w:spacing w:after="100" w:line="300"/>
       </w:pPr>
       <w:r>
-        <w:t xml:space="preserve">cam_drive のパックの params.json は、"tof" に tof_drive の全パラメータ（3.7。全キー必須）、"signal" に信号機の振る舞いを持ちます。未知のキー、欠けたキー、範囲外の値はパックの拒否になります。</w:t>
+        <w:t xml:space="preserve">cam_drive のパックの params.json は、"tof" に tof_drive の全パラメータ（3.7。全キー必須）、"signal" に信号機の振る舞い（必須）、任意の "vehicle"（車両）と "intersection"（交差点）を持ちます。任意の節は無ければその行動がオフで、あるときは全キー必須です。未知のキー、欠けたキー、範囲外の値、名前の無い検出器（vision.bin にその名前が無い、位置つきであるべき検出器が全体）はパックの拒否になります。</w:t>
       </w:r>
     </w:p>
     <w:tbl>
@@ -15853,6 +17390,2887 @@
                 <w:szCs w:val="19"/>
               </w:rPr>
               <w:t xml:space="preserve">発進後に赤を無視する時間（0〜60000）</w:t>
+            </w:r>
+          </w:p>
+        </w:tc>
+      </w:tr>
+    </w:tbl>
+    <w:p>
+      <w:pPr>
+        <w:spacing w:after="60"/>
+      </w:pPr>
+    </w:p>
+    <w:tbl>
+      <w:tblPr>
+        <w:tblW w:type="dxa" w:w="9638"/>
+        <w:tblBorders>
+          <w:top w:val="single" w:color="auto" w:sz="4"/>
+          <w:left w:val="single" w:color="auto" w:sz="4"/>
+          <w:bottom w:val="single" w:color="auto" w:sz="4"/>
+          <w:right w:val="single" w:color="auto" w:sz="4"/>
+          <w:insideH w:val="single" w:color="auto" w:sz="4"/>
+          <w:insideV w:val="single" w:color="auto" w:sz="4"/>
+        </w:tblBorders>
+      </w:tblPr>
+      <w:tblGrid>
+        <w:gridCol w:w="2600"/>
+        <w:gridCol w:w="1500"/>
+        <w:gridCol w:w="5538"/>
+      </w:tblGrid>
+      <w:tr>
+        <w:trPr>
+          <w:cantSplit/>
+          <w:tblHeader/>
+        </w:trPr>
+        <w:tc>
+          <w:tcPr>
+            <w:tcW w:type="dxa" w:w="2600"/>
+            <w:tcBorders>
+              <w:top w:val="single" w:color="A6A6A6" w:sz="4"/>
+              <w:left w:val="single" w:color="A6A6A6" w:sz="4"/>
+              <w:bottom w:val="single" w:color="A6A6A6" w:sz="4"/>
+              <w:right w:val="single" w:color="A6A6A6" w:sz="4"/>
+            </w:tcBorders>
+            <w:shd w:fill="1F3864" w:color="auto" w:val="clear"/>
+            <w:tcMar>
+              <w:top w:type="dxa" w:w="60"/>
+              <w:left w:type="dxa" w:w="100"/>
+              <w:bottom w:type="dxa" w:w="60"/>
+              <w:right w:type="dxa" w:w="100"/>
+            </w:tcMar>
+          </w:tcPr>
+          <w:p>
+            <w:pPr>
+              <w:spacing w:after="20" w:line="260"/>
+            </w:pPr>
+            <w:r>
+              <w:rPr>
+                <w:b/>
+                <w:bCs/>
+                <w:color w:val="FFFFFF"/>
+                <w:sz w:val="19"/>
+                <w:szCs w:val="19"/>
+              </w:rPr>
+              <w:t xml:space="preserve">キー（vehicle）</w:t>
+            </w:r>
+          </w:p>
+        </w:tc>
+        <w:tc>
+          <w:tcPr>
+            <w:tcW w:type="dxa" w:w="1500"/>
+            <w:tcBorders>
+              <w:top w:val="single" w:color="A6A6A6" w:sz="4"/>
+              <w:left w:val="single" w:color="A6A6A6" w:sz="4"/>
+              <w:bottom w:val="single" w:color="A6A6A6" w:sz="4"/>
+              <w:right w:val="single" w:color="A6A6A6" w:sz="4"/>
+            </w:tcBorders>
+            <w:shd w:fill="1F3864" w:color="auto" w:val="clear"/>
+            <w:tcMar>
+              <w:top w:type="dxa" w:w="60"/>
+              <w:left w:type="dxa" w:w="100"/>
+              <w:bottom w:type="dxa" w:w="60"/>
+              <w:right w:type="dxa" w:w="100"/>
+            </w:tcMar>
+          </w:tcPr>
+          <w:p>
+            <w:pPr>
+              <w:spacing w:after="20" w:line="260"/>
+            </w:pPr>
+            <w:r>
+              <w:rPr>
+                <w:b/>
+                <w:bCs/>
+                <w:color w:val="FFFFFF"/>
+                <w:sz w:val="19"/>
+                <w:szCs w:val="19"/>
+              </w:rPr>
+              <w:t xml:space="preserve">既定値</w:t>
+            </w:r>
+          </w:p>
+        </w:tc>
+        <w:tc>
+          <w:tcPr>
+            <w:tcW w:type="dxa" w:w="5538"/>
+            <w:tcBorders>
+              <w:top w:val="single" w:color="A6A6A6" w:sz="4"/>
+              <w:left w:val="single" w:color="A6A6A6" w:sz="4"/>
+              <w:bottom w:val="single" w:color="A6A6A6" w:sz="4"/>
+              <w:right w:val="single" w:color="A6A6A6" w:sz="4"/>
+            </w:tcBorders>
+            <w:shd w:fill="1F3864" w:color="auto" w:val="clear"/>
+            <w:tcMar>
+              <w:top w:type="dxa" w:w="60"/>
+              <w:left w:type="dxa" w:w="100"/>
+              <w:bottom w:type="dxa" w:w="60"/>
+              <w:right w:type="dxa" w:w="100"/>
+            </w:tcMar>
+          </w:tcPr>
+          <w:p>
+            <w:pPr>
+              <w:spacing w:after="20" w:line="260"/>
+            </w:pPr>
+            <w:r>
+              <w:rPr>
+                <w:b/>
+                <w:bCs/>
+                <w:color w:val="FFFFFF"/>
+                <w:sz w:val="19"/>
+                <w:szCs w:val="19"/>
+              </w:rPr>
+              <w:t xml:space="preserve">意味</w:t>
+            </w:r>
+          </w:p>
+        </w:tc>
+      </w:tr>
+      <w:tr>
+        <w:trPr>
+          <w:cantSplit/>
+          <w:tblHeader w:val="false"/>
+        </w:trPr>
+        <w:tc>
+          <w:tcPr>
+            <w:tcW w:type="dxa" w:w="2600"/>
+            <w:tcBorders>
+              <w:top w:val="single" w:color="A6A6A6" w:sz="4"/>
+              <w:left w:val="single" w:color="A6A6A6" w:sz="4"/>
+              <w:bottom w:val="single" w:color="A6A6A6" w:sz="4"/>
+              <w:right w:val="single" w:color="A6A6A6" w:sz="4"/>
+            </w:tcBorders>
+            <w:shd w:fill="FFFFFF" w:color="auto" w:val="clear"/>
+            <w:tcMar>
+              <w:top w:type="dxa" w:w="60"/>
+              <w:left w:type="dxa" w:w="100"/>
+              <w:bottom w:type="dxa" w:w="60"/>
+              <w:right w:type="dxa" w:w="100"/>
+            </w:tcMar>
+          </w:tcPr>
+          <w:p>
+            <w:pPr>
+              <w:spacing w:after="20" w:line="260"/>
+            </w:pPr>
+            <w:r>
+              <w:rPr>
+                <w:b w:val="false"/>
+                <w:bCs w:val="false"/>
+                <w:color w:val="000000"/>
+                <w:sz w:val="19"/>
+                <w:szCs w:val="19"/>
+              </w:rPr>
+              <w:t xml:space="preserve">detector</w:t>
+            </w:r>
+          </w:p>
+        </w:tc>
+        <w:tc>
+          <w:tcPr>
+            <w:tcW w:type="dxa" w:w="1500"/>
+            <w:tcBorders>
+              <w:top w:val="single" w:color="A6A6A6" w:sz="4"/>
+              <w:left w:val="single" w:color="A6A6A6" w:sz="4"/>
+              <w:bottom w:val="single" w:color="A6A6A6" w:sz="4"/>
+              <w:right w:val="single" w:color="A6A6A6" w:sz="4"/>
+            </w:tcBorders>
+            <w:shd w:fill="FFFFFF" w:color="auto" w:val="clear"/>
+            <w:tcMar>
+              <w:top w:type="dxa" w:w="60"/>
+              <w:left w:type="dxa" w:w="100"/>
+              <w:bottom w:type="dxa" w:w="60"/>
+              <w:right w:type="dxa" w:w="100"/>
+            </w:tcMar>
+          </w:tcPr>
+          <w:p>
+            <w:pPr>
+              <w:spacing w:after="20" w:line="260"/>
+            </w:pPr>
+            <w:r>
+              <w:rPr>
+                <w:b w:val="false"/>
+                <w:bCs w:val="false"/>
+                <w:color w:val="000000"/>
+                <w:sz w:val="19"/>
+                <w:szCs w:val="19"/>
+              </w:rPr>
+              <w:t xml:space="preserve">vehicle</w:t>
+            </w:r>
+          </w:p>
+        </w:tc>
+        <w:tc>
+          <w:tcPr>
+            <w:tcW w:type="dxa" w:w="5538"/>
+            <w:tcBorders>
+              <w:top w:val="single" w:color="A6A6A6" w:sz="4"/>
+              <w:left w:val="single" w:color="A6A6A6" w:sz="4"/>
+              <w:bottom w:val="single" w:color="A6A6A6" w:sz="4"/>
+              <w:right w:val="single" w:color="A6A6A6" w:sz="4"/>
+            </w:tcBorders>
+            <w:shd w:fill="FFFFFF" w:color="auto" w:val="clear"/>
+            <w:tcMar>
+              <w:top w:type="dxa" w:w="60"/>
+              <w:left w:type="dxa" w:w="100"/>
+              <w:bottom w:type="dxa" w:w="60"/>
+              <w:right w:type="dxa" w:w="100"/>
+            </w:tcMar>
+          </w:tcPr>
+          <w:p>
+            <w:pPr>
+              <w:spacing w:after="20" w:line="260"/>
+            </w:pPr>
+            <w:r>
+              <w:rPr>
+                <w:b w:val="false"/>
+                <w:bCs w:val="false"/>
+                <w:color w:val="000000"/>
+                <w:sz w:val="19"/>
+                <w:szCs w:val="19"/>
+              </w:rPr>
+              <w:t xml:space="preserve">前の車両として使う位置つき検出器の名前（必須）</w:t>
+            </w:r>
+          </w:p>
+        </w:tc>
+      </w:tr>
+      <w:tr>
+        <w:trPr>
+          <w:cantSplit/>
+          <w:tblHeader w:val="false"/>
+        </w:trPr>
+        <w:tc>
+          <w:tcPr>
+            <w:tcW w:type="dxa" w:w="2600"/>
+            <w:tcBorders>
+              <w:top w:val="single" w:color="A6A6A6" w:sz="4"/>
+              <w:left w:val="single" w:color="A6A6A6" w:sz="4"/>
+              <w:bottom w:val="single" w:color="A6A6A6" w:sz="4"/>
+              <w:right w:val="single" w:color="A6A6A6" w:sz="4"/>
+            </w:tcBorders>
+            <w:shd w:fill="DCE3F0" w:color="auto" w:val="clear"/>
+            <w:tcMar>
+              <w:top w:type="dxa" w:w="60"/>
+              <w:left w:type="dxa" w:w="100"/>
+              <w:bottom w:type="dxa" w:w="60"/>
+              <w:right w:type="dxa" w:w="100"/>
+            </w:tcMar>
+          </w:tcPr>
+          <w:p>
+            <w:pPr>
+              <w:spacing w:after="20" w:line="260"/>
+            </w:pPr>
+            <w:r>
+              <w:rPr>
+                <w:b w:val="false"/>
+                <w:bCs w:val="false"/>
+                <w:color w:val="000000"/>
+                <w:sz w:val="19"/>
+                <w:szCs w:val="19"/>
+              </w:rPr>
+              <w:t xml:space="preserve">lane_cols</w:t>
+            </w:r>
+          </w:p>
+        </w:tc>
+        <w:tc>
+          <w:tcPr>
+            <w:tcW w:type="dxa" w:w="1500"/>
+            <w:tcBorders>
+              <w:top w:val="single" w:color="A6A6A6" w:sz="4"/>
+              <w:left w:val="single" w:color="A6A6A6" w:sz="4"/>
+              <w:bottom w:val="single" w:color="A6A6A6" w:sz="4"/>
+              <w:right w:val="single" w:color="A6A6A6" w:sz="4"/>
+            </w:tcBorders>
+            <w:shd w:fill="DCE3F0" w:color="auto" w:val="clear"/>
+            <w:tcMar>
+              <w:top w:type="dxa" w:w="60"/>
+              <w:left w:type="dxa" w:w="100"/>
+              <w:bottom w:type="dxa" w:w="60"/>
+              <w:right w:type="dxa" w:w="100"/>
+            </w:tcMar>
+          </w:tcPr>
+          <w:p>
+            <w:pPr>
+              <w:spacing w:after="20" w:line="260"/>
+            </w:pPr>
+            <w:r>
+              <w:rPr>
+                <w:b w:val="false"/>
+                <w:bCs w:val="false"/>
+                <w:color w:val="000000"/>
+                <w:sz w:val="19"/>
+                <w:szCs w:val="19"/>
+              </w:rPr>
+              <w:t xml:space="preserve">4</w:t>
+            </w:r>
+          </w:p>
+        </w:tc>
+        <w:tc>
+          <w:tcPr>
+            <w:tcW w:type="dxa" w:w="5538"/>
+            <w:tcBorders>
+              <w:top w:val="single" w:color="A6A6A6" w:sz="4"/>
+              <w:left w:val="single" w:color="A6A6A6" w:sz="4"/>
+              <w:bottom w:val="single" w:color="A6A6A6" w:sz="4"/>
+              <w:right w:val="single" w:color="A6A6A6" w:sz="4"/>
+            </w:tcBorders>
+            <w:shd w:fill="DCE3F0" w:color="auto" w:val="clear"/>
+            <w:tcMar>
+              <w:top w:type="dxa" w:w="60"/>
+              <w:left w:type="dxa" w:w="100"/>
+              <w:bottom w:type="dxa" w:w="60"/>
+              <w:right w:type="dxa" w:w="100"/>
+            </w:tcMar>
+          </w:tcPr>
+          <w:p>
+            <w:pPr>
+              <w:spacing w:after="20" w:line="260"/>
+            </w:pPr>
+            <w:r>
+              <w:rPr>
+                <w:b w:val="false"/>
+                <w:bCs w:val="false"/>
+                <w:color w:val="000000"/>
+                <w:sz w:val="19"/>
+                <w:szCs w:val="19"/>
+              </w:rPr>
+              <w:t xml:space="preserve">最良セルが格子の中央この列数にあるとき自分の車線（1〜格子の列数）</w:t>
+            </w:r>
+          </w:p>
+        </w:tc>
+      </w:tr>
+      <w:tr>
+        <w:trPr>
+          <w:cantSplit/>
+          <w:tblHeader w:val="false"/>
+        </w:trPr>
+        <w:tc>
+          <w:tcPr>
+            <w:tcW w:type="dxa" w:w="2600"/>
+            <w:tcBorders>
+              <w:top w:val="single" w:color="A6A6A6" w:sz="4"/>
+              <w:left w:val="single" w:color="A6A6A6" w:sz="4"/>
+              <w:bottom w:val="single" w:color="A6A6A6" w:sz="4"/>
+              <w:right w:val="single" w:color="A6A6A6" w:sz="4"/>
+            </w:tcBorders>
+            <w:shd w:fill="FFFFFF" w:color="auto" w:val="clear"/>
+            <w:tcMar>
+              <w:top w:type="dxa" w:w="60"/>
+              <w:left w:type="dxa" w:w="100"/>
+              <w:bottom w:type="dxa" w:w="60"/>
+              <w:right w:type="dxa" w:w="100"/>
+            </w:tcMar>
+          </w:tcPr>
+          <w:p>
+            <w:pPr>
+              <w:spacing w:after="20" w:line="260"/>
+            </w:pPr>
+            <w:r>
+              <w:rPr>
+                <w:b w:val="false"/>
+                <w:bCs w:val="false"/>
+                <w:color w:val="000000"/>
+                <w:sz w:val="19"/>
+                <w:szCs w:val="19"/>
+              </w:rPr>
+              <w:t xml:space="preserve">follow_gap_mm</w:t>
+            </w:r>
+          </w:p>
+        </w:tc>
+        <w:tc>
+          <w:tcPr>
+            <w:tcW w:type="dxa" w:w="1500"/>
+            <w:tcBorders>
+              <w:top w:val="single" w:color="A6A6A6" w:sz="4"/>
+              <w:left w:val="single" w:color="A6A6A6" w:sz="4"/>
+              <w:bottom w:val="single" w:color="A6A6A6" w:sz="4"/>
+              <w:right w:val="single" w:color="A6A6A6" w:sz="4"/>
+            </w:tcBorders>
+            <w:shd w:fill="FFFFFF" w:color="auto" w:val="clear"/>
+            <w:tcMar>
+              <w:top w:type="dxa" w:w="60"/>
+              <w:left w:type="dxa" w:w="100"/>
+              <w:bottom w:type="dxa" w:w="60"/>
+              <w:right w:type="dxa" w:w="100"/>
+            </w:tcMar>
+          </w:tcPr>
+          <w:p>
+            <w:pPr>
+              <w:spacing w:after="20" w:line="260"/>
+            </w:pPr>
+            <w:r>
+              <w:rPr>
+                <w:b w:val="false"/>
+                <w:bCs w:val="false"/>
+                <w:color w:val="000000"/>
+                <w:sz w:val="19"/>
+                <w:szCs w:val="19"/>
+              </w:rPr>
+              <w:t xml:space="preserve">150</w:t>
+            </w:r>
+          </w:p>
+        </w:tc>
+        <w:tc>
+          <w:tcPr>
+            <w:tcW w:type="dxa" w:w="5538"/>
+            <w:tcBorders>
+              <w:top w:val="single" w:color="A6A6A6" w:sz="4"/>
+              <w:left w:val="single" w:color="A6A6A6" w:sz="4"/>
+              <w:bottom w:val="single" w:color="A6A6A6" w:sz="4"/>
+              <w:right w:val="single" w:color="A6A6A6" w:sz="4"/>
+            </w:tcBorders>
+            <w:shd w:fill="FFFFFF" w:color="auto" w:val="clear"/>
+            <w:tcMar>
+              <w:top w:type="dxa" w:w="60"/>
+              <w:left w:type="dxa" w:w="100"/>
+              <w:bottom w:type="dxa" w:w="60"/>
+              <w:right w:type="dxa" w:w="100"/>
+            </w:tcMar>
+          </w:tcPr>
+          <w:p>
+            <w:pPr>
+              <w:spacing w:after="20" w:line="260"/>
+            </w:pPr>
+            <w:r>
+              <w:rPr>
+                <w:b w:val="false"/>
+                <w:bCs w:val="false"/>
+                <w:color w:val="000000"/>
+                <w:sz w:val="19"/>
+                <w:szCs w:val="19"/>
+              </w:rPr>
+              <w:t xml:space="preserve">最低車間（ToF 中央）。これ以下で上限 0。tof.d_emergency_mm より大きく tof.conf_max_mm 未満</w:t>
+            </w:r>
+          </w:p>
+        </w:tc>
+      </w:tr>
+      <w:tr>
+        <w:trPr>
+          <w:cantSplit/>
+          <w:tblHeader w:val="false"/>
+        </w:trPr>
+        <w:tc>
+          <w:tcPr>
+            <w:tcW w:type="dxa" w:w="2600"/>
+            <w:tcBorders>
+              <w:top w:val="single" w:color="A6A6A6" w:sz="4"/>
+              <w:left w:val="single" w:color="A6A6A6" w:sz="4"/>
+              <w:bottom w:val="single" w:color="A6A6A6" w:sz="4"/>
+              <w:right w:val="single" w:color="A6A6A6" w:sz="4"/>
+            </w:tcBorders>
+            <w:shd w:fill="DCE3F0" w:color="auto" w:val="clear"/>
+            <w:tcMar>
+              <w:top w:type="dxa" w:w="60"/>
+              <w:left w:type="dxa" w:w="100"/>
+              <w:bottom w:type="dxa" w:w="60"/>
+              <w:right w:type="dxa" w:w="100"/>
+            </w:tcMar>
+          </w:tcPr>
+          <w:p>
+            <w:pPr>
+              <w:spacing w:after="20" w:line="260"/>
+            </w:pPr>
+            <w:r>
+              <w:rPr>
+                <w:b w:val="false"/>
+                <w:bCs w:val="false"/>
+                <w:color w:val="000000"/>
+                <w:sz w:val="19"/>
+                <w:szCs w:val="19"/>
+              </w:rPr>
+              <w:t xml:space="preserve">follow_band_mm</w:t>
+            </w:r>
+          </w:p>
+        </w:tc>
+        <w:tc>
+          <w:tcPr>
+            <w:tcW w:type="dxa" w:w="1500"/>
+            <w:tcBorders>
+              <w:top w:val="single" w:color="A6A6A6" w:sz="4"/>
+              <w:left w:val="single" w:color="A6A6A6" w:sz="4"/>
+              <w:bottom w:val="single" w:color="A6A6A6" w:sz="4"/>
+              <w:right w:val="single" w:color="A6A6A6" w:sz="4"/>
+            </w:tcBorders>
+            <w:shd w:fill="DCE3F0" w:color="auto" w:val="clear"/>
+            <w:tcMar>
+              <w:top w:type="dxa" w:w="60"/>
+              <w:left w:type="dxa" w:w="100"/>
+              <w:bottom w:type="dxa" w:w="60"/>
+              <w:right w:type="dxa" w:w="100"/>
+            </w:tcMar>
+          </w:tcPr>
+          <w:p>
+            <w:pPr>
+              <w:spacing w:after="20" w:line="260"/>
+            </w:pPr>
+            <w:r>
+              <w:rPr>
+                <w:b w:val="false"/>
+                <w:bCs w:val="false"/>
+                <w:color w:val="000000"/>
+                <w:sz w:val="19"/>
+                <w:szCs w:val="19"/>
+              </w:rPr>
+              <w:t xml:space="preserve">80</w:t>
+            </w:r>
+          </w:p>
+        </w:tc>
+        <w:tc>
+          <w:tcPr>
+            <w:tcW w:type="dxa" w:w="5538"/>
+            <w:tcBorders>
+              <w:top w:val="single" w:color="A6A6A6" w:sz="4"/>
+              <w:left w:val="single" w:color="A6A6A6" w:sz="4"/>
+              <w:bottom w:val="single" w:color="A6A6A6" w:sz="4"/>
+              <w:right w:val="single" w:color="A6A6A6" w:sz="4"/>
+            </w:tcBorders>
+            <w:shd w:fill="DCE3F0" w:color="auto" w:val="clear"/>
+            <w:tcMar>
+              <w:top w:type="dxa" w:w="60"/>
+              <w:left w:type="dxa" w:w="100"/>
+              <w:bottom w:type="dxa" w:w="60"/>
+              <w:right w:type="dxa" w:w="100"/>
+            </w:tcMar>
+          </w:tcPr>
+          <w:p>
+            <w:pPr>
+              <w:spacing w:after="20" w:line="260"/>
+            </w:pPr>
+            <w:r>
+              <w:rPr>
+                <w:b w:val="false"/>
+                <w:bCs w:val="false"/>
+                <w:color w:val="000000"/>
+                <w:sz w:val="19"/>
+                <w:szCs w:val="19"/>
+              </w:rPr>
+              <w:t xml:space="preserve">車間がこの幅だけ広がる間に上限を 0 → follow_v（1〜9000）</w:t>
+            </w:r>
+          </w:p>
+        </w:tc>
+      </w:tr>
+      <w:tr>
+        <w:trPr>
+          <w:cantSplit/>
+          <w:tblHeader w:val="false"/>
+        </w:trPr>
+        <w:tc>
+          <w:tcPr>
+            <w:tcW w:type="dxa" w:w="2600"/>
+            <w:tcBorders>
+              <w:top w:val="single" w:color="A6A6A6" w:sz="4"/>
+              <w:left w:val="single" w:color="A6A6A6" w:sz="4"/>
+              <w:bottom w:val="single" w:color="A6A6A6" w:sz="4"/>
+              <w:right w:val="single" w:color="A6A6A6" w:sz="4"/>
+            </w:tcBorders>
+            <w:shd w:fill="FFFFFF" w:color="auto" w:val="clear"/>
+            <w:tcMar>
+              <w:top w:type="dxa" w:w="60"/>
+              <w:left w:type="dxa" w:w="100"/>
+              <w:bottom w:type="dxa" w:w="60"/>
+              <w:right w:type="dxa" w:w="100"/>
+            </w:tcMar>
+          </w:tcPr>
+          <w:p>
+            <w:pPr>
+              <w:spacing w:after="20" w:line="260"/>
+            </w:pPr>
+            <w:r>
+              <w:rPr>
+                <w:b w:val="false"/>
+                <w:bCs w:val="false"/>
+                <w:color w:val="000000"/>
+                <w:sz w:val="19"/>
+                <w:szCs w:val="19"/>
+              </w:rPr>
+              <w:t xml:space="preserve">follow_v</w:t>
+            </w:r>
+          </w:p>
+        </w:tc>
+        <w:tc>
+          <w:tcPr>
+            <w:tcW w:type="dxa" w:w="1500"/>
+            <w:tcBorders>
+              <w:top w:val="single" w:color="A6A6A6" w:sz="4"/>
+              <w:left w:val="single" w:color="A6A6A6" w:sz="4"/>
+              <w:bottom w:val="single" w:color="A6A6A6" w:sz="4"/>
+              <w:right w:val="single" w:color="A6A6A6" w:sz="4"/>
+            </w:tcBorders>
+            <w:shd w:fill="FFFFFF" w:color="auto" w:val="clear"/>
+            <w:tcMar>
+              <w:top w:type="dxa" w:w="60"/>
+              <w:left w:type="dxa" w:w="100"/>
+              <w:bottom w:type="dxa" w:w="60"/>
+              <w:right w:type="dxa" w:w="100"/>
+            </w:tcMar>
+          </w:tcPr>
+          <w:p>
+            <w:pPr>
+              <w:spacing w:after="20" w:line="260"/>
+            </w:pPr>
+            <w:r>
+              <w:rPr>
+                <w:b w:val="false"/>
+                <w:bCs w:val="false"/>
+                <w:color w:val="000000"/>
+                <w:sz w:val="19"/>
+                <w:szCs w:val="19"/>
+              </w:rPr>
+              <w:t xml:space="preserve">700</w:t>
+            </w:r>
+          </w:p>
+        </w:tc>
+        <w:tc>
+          <w:tcPr>
+            <w:tcW w:type="dxa" w:w="5538"/>
+            <w:tcBorders>
+              <w:top w:val="single" w:color="A6A6A6" w:sz="4"/>
+              <w:left w:val="single" w:color="A6A6A6" w:sz="4"/>
+              <w:bottom w:val="single" w:color="A6A6A6" w:sz="4"/>
+              <w:right w:val="single" w:color="A6A6A6" w:sz="4"/>
+            </w:tcBorders>
+            <w:shd w:fill="FFFFFF" w:color="auto" w:val="clear"/>
+            <w:tcMar>
+              <w:top w:type="dxa" w:w="60"/>
+              <w:left w:type="dxa" w:w="100"/>
+              <w:bottom w:type="dxa" w:w="60"/>
+              <w:right w:type="dxa" w:w="100"/>
+            </w:tcMar>
+          </w:tcPr>
+          <w:p>
+            <w:pPr>
+              <w:spacing w:after="20" w:line="260"/>
+            </w:pPr>
+            <w:r>
+              <w:rPr>
+                <w:b w:val="false"/>
+                <w:bCs w:val="false"/>
+                <w:color w:val="000000"/>
+                <w:sz w:val="19"/>
+                <w:szCs w:val="19"/>
+              </w:rPr>
+              <w:t xml:space="preserve">追従中の上限（0〜1000）。カメラにだけ見えている間もこの上限</w:t>
+            </w:r>
+          </w:p>
+        </w:tc>
+      </w:tr>
+      <w:tr>
+        <w:trPr>
+          <w:cantSplit/>
+          <w:tblHeader w:val="false"/>
+        </w:trPr>
+        <w:tc>
+          <w:tcPr>
+            <w:tcW w:type="dxa" w:w="2600"/>
+            <w:tcBorders>
+              <w:top w:val="single" w:color="A6A6A6" w:sz="4"/>
+              <w:left w:val="single" w:color="A6A6A6" w:sz="4"/>
+              <w:bottom w:val="single" w:color="A6A6A6" w:sz="4"/>
+              <w:right w:val="single" w:color="A6A6A6" w:sz="4"/>
+            </w:tcBorders>
+            <w:shd w:fill="DCE3F0" w:color="auto" w:val="clear"/>
+            <w:tcMar>
+              <w:top w:type="dxa" w:w="60"/>
+              <w:left w:type="dxa" w:w="100"/>
+              <w:bottom w:type="dxa" w:w="60"/>
+              <w:right w:type="dxa" w:w="100"/>
+            </w:tcMar>
+          </w:tcPr>
+          <w:p>
+            <w:pPr>
+              <w:spacing w:after="20" w:line="260"/>
+            </w:pPr>
+            <w:r>
+              <w:rPr>
+                <w:b w:val="false"/>
+                <w:bCs w:val="false"/>
+                <w:color w:val="000000"/>
+                <w:sz w:val="19"/>
+                <w:szCs w:val="19"/>
+              </w:rPr>
+              <w:t xml:space="preserve">parked_confirm_ms</w:t>
+            </w:r>
+          </w:p>
+        </w:tc>
+        <w:tc>
+          <w:tcPr>
+            <w:tcW w:type="dxa" w:w="1500"/>
+            <w:tcBorders>
+              <w:top w:val="single" w:color="A6A6A6" w:sz="4"/>
+              <w:left w:val="single" w:color="A6A6A6" w:sz="4"/>
+              <w:bottom w:val="single" w:color="A6A6A6" w:sz="4"/>
+              <w:right w:val="single" w:color="A6A6A6" w:sz="4"/>
+            </w:tcBorders>
+            <w:shd w:fill="DCE3F0" w:color="auto" w:val="clear"/>
+            <w:tcMar>
+              <w:top w:type="dxa" w:w="60"/>
+              <w:left w:type="dxa" w:w="100"/>
+              <w:bottom w:type="dxa" w:w="60"/>
+              <w:right w:type="dxa" w:w="100"/>
+            </w:tcMar>
+          </w:tcPr>
+          <w:p>
+            <w:pPr>
+              <w:spacing w:after="20" w:line="260"/>
+            </w:pPr>
+            <w:r>
+              <w:rPr>
+                <w:b w:val="false"/>
+                <w:bCs w:val="false"/>
+                <w:color w:val="000000"/>
+                <w:sz w:val="19"/>
+                <w:szCs w:val="19"/>
+              </w:rPr>
+              <w:t xml:space="preserve">2000</w:t>
+            </w:r>
+          </w:p>
+        </w:tc>
+        <w:tc>
+          <w:tcPr>
+            <w:tcW w:type="dxa" w:w="5538"/>
+            <w:tcBorders>
+              <w:top w:val="single" w:color="A6A6A6" w:sz="4"/>
+              <w:left w:val="single" w:color="A6A6A6" w:sz="4"/>
+              <w:bottom w:val="single" w:color="A6A6A6" w:sz="4"/>
+              <w:right w:val="single" w:color="A6A6A6" w:sz="4"/>
+            </w:tcBorders>
+            <w:shd w:fill="DCE3F0" w:color="auto" w:val="clear"/>
+            <w:tcMar>
+              <w:top w:type="dxa" w:w="60"/>
+              <w:left w:type="dxa" w:w="100"/>
+              <w:bottom w:type="dxa" w:w="60"/>
+              <w:right w:type="dxa" w:w="100"/>
+            </w:tcMar>
+          </w:tcPr>
+          <w:p>
+            <w:pPr>
+              <w:spacing w:after="20" w:line="260"/>
+            </w:pPr>
+            <w:r>
+              <w:rPr>
+                <w:b w:val="false"/>
+                <w:bCs w:val="false"/>
+                <w:color w:val="000000"/>
+                <w:sz w:val="19"/>
+                <w:szCs w:val="19"/>
+              </w:rPr>
+              <w:t xml:space="preserve">止まったまま車間が広がらない時間がこれに達したら駐車車両（100〜600000）</w:t>
+            </w:r>
+          </w:p>
+        </w:tc>
+      </w:tr>
+      <w:tr>
+        <w:trPr>
+          <w:cantSplit/>
+          <w:tblHeader w:val="false"/>
+        </w:trPr>
+        <w:tc>
+          <w:tcPr>
+            <w:tcW w:type="dxa" w:w="2600"/>
+            <w:tcBorders>
+              <w:top w:val="single" w:color="A6A6A6" w:sz="4"/>
+              <w:left w:val="single" w:color="A6A6A6" w:sz="4"/>
+              <w:bottom w:val="single" w:color="A6A6A6" w:sz="4"/>
+              <w:right w:val="single" w:color="A6A6A6" w:sz="4"/>
+            </w:tcBorders>
+            <w:shd w:fill="FFFFFF" w:color="auto" w:val="clear"/>
+            <w:tcMar>
+              <w:top w:type="dxa" w:w="60"/>
+              <w:left w:type="dxa" w:w="100"/>
+              <w:bottom w:type="dxa" w:w="60"/>
+              <w:right w:type="dxa" w:w="100"/>
+            </w:tcMar>
+          </w:tcPr>
+          <w:p>
+            <w:pPr>
+              <w:spacing w:after="20" w:line="260"/>
+            </w:pPr>
+            <w:r>
+              <w:rPr>
+                <w:b w:val="false"/>
+                <w:bCs w:val="false"/>
+                <w:color w:val="000000"/>
+                <w:sz w:val="19"/>
+                <w:szCs w:val="19"/>
+              </w:rPr>
+              <w:t xml:space="preserve">still_delta_mm</w:t>
+            </w:r>
+          </w:p>
+        </w:tc>
+        <w:tc>
+          <w:tcPr>
+            <w:tcW w:type="dxa" w:w="1500"/>
+            <w:tcBorders>
+              <w:top w:val="single" w:color="A6A6A6" w:sz="4"/>
+              <w:left w:val="single" w:color="A6A6A6" w:sz="4"/>
+              <w:bottom w:val="single" w:color="A6A6A6" w:sz="4"/>
+              <w:right w:val="single" w:color="A6A6A6" w:sz="4"/>
+            </w:tcBorders>
+            <w:shd w:fill="FFFFFF" w:color="auto" w:val="clear"/>
+            <w:tcMar>
+              <w:top w:type="dxa" w:w="60"/>
+              <w:left w:type="dxa" w:w="100"/>
+              <w:bottom w:type="dxa" w:w="60"/>
+              <w:right w:type="dxa" w:w="100"/>
+            </w:tcMar>
+          </w:tcPr>
+          <w:p>
+            <w:pPr>
+              <w:spacing w:after="20" w:line="260"/>
+            </w:pPr>
+            <w:r>
+              <w:rPr>
+                <w:b w:val="false"/>
+                <w:bCs w:val="false"/>
+                <w:color w:val="000000"/>
+                <w:sz w:val="19"/>
+                <w:szCs w:val="19"/>
+              </w:rPr>
+              <w:t xml:space="preserve">20</w:t>
+            </w:r>
+          </w:p>
+        </w:tc>
+        <w:tc>
+          <w:tcPr>
+            <w:tcW w:type="dxa" w:w="5538"/>
+            <w:tcBorders>
+              <w:top w:val="single" w:color="A6A6A6" w:sz="4"/>
+              <w:left w:val="single" w:color="A6A6A6" w:sz="4"/>
+              <w:bottom w:val="single" w:color="A6A6A6" w:sz="4"/>
+              <w:right w:val="single" w:color="A6A6A6" w:sz="4"/>
+            </w:tcBorders>
+            <w:shd w:fill="FFFFFF" w:color="auto" w:val="clear"/>
+            <w:tcMar>
+              <w:top w:type="dxa" w:w="60"/>
+              <w:left w:type="dxa" w:w="100"/>
+              <w:bottom w:type="dxa" w:w="60"/>
+              <w:right w:type="dxa" w:w="100"/>
+            </w:tcMar>
+          </w:tcPr>
+          <w:p>
+            <w:pPr>
+              <w:spacing w:after="20" w:line="260"/>
+            </w:pPr>
+            <w:r>
+              <w:rPr>
+                <w:b w:val="false"/>
+                <w:bCs w:val="false"/>
+                <w:color w:val="000000"/>
+                <w:sz w:val="19"/>
+                <w:szCs w:val="19"/>
+              </w:rPr>
+              <w:t xml:space="preserve">待つ間に車間がこれより広がれば「動き出した」（0〜9000）</w:t>
+            </w:r>
+          </w:p>
+        </w:tc>
+      </w:tr>
+      <w:tr>
+        <w:trPr>
+          <w:cantSplit/>
+          <w:tblHeader w:val="false"/>
+        </w:trPr>
+        <w:tc>
+          <w:tcPr>
+            <w:tcW w:type="dxa" w:w="2600"/>
+            <w:tcBorders>
+              <w:top w:val="single" w:color="A6A6A6" w:sz="4"/>
+              <w:left w:val="single" w:color="A6A6A6" w:sz="4"/>
+              <w:bottom w:val="single" w:color="A6A6A6" w:sz="4"/>
+              <w:right w:val="single" w:color="A6A6A6" w:sz="4"/>
+            </w:tcBorders>
+            <w:shd w:fill="DCE3F0" w:color="auto" w:val="clear"/>
+            <w:tcMar>
+              <w:top w:type="dxa" w:w="60"/>
+              <w:left w:type="dxa" w:w="100"/>
+              <w:bottom w:type="dxa" w:w="60"/>
+              <w:right w:type="dxa" w:w="100"/>
+            </w:tcMar>
+          </w:tcPr>
+          <w:p>
+            <w:pPr>
+              <w:spacing w:after="20" w:line="260"/>
+            </w:pPr>
+            <w:r>
+              <w:rPr>
+                <w:b w:val="false"/>
+                <w:bCs w:val="false"/>
+                <w:color w:val="000000"/>
+                <w:sz w:val="19"/>
+                <w:szCs w:val="19"/>
+              </w:rPr>
+              <w:t xml:space="preserve">overtake_side</w:t>
+            </w:r>
+          </w:p>
+        </w:tc>
+        <w:tc>
+          <w:tcPr>
+            <w:tcW w:type="dxa" w:w="1500"/>
+            <w:tcBorders>
+              <w:top w:val="single" w:color="A6A6A6" w:sz="4"/>
+              <w:left w:val="single" w:color="A6A6A6" w:sz="4"/>
+              <w:bottom w:val="single" w:color="A6A6A6" w:sz="4"/>
+              <w:right w:val="single" w:color="A6A6A6" w:sz="4"/>
+            </w:tcBorders>
+            <w:shd w:fill="DCE3F0" w:color="auto" w:val="clear"/>
+            <w:tcMar>
+              <w:top w:type="dxa" w:w="60"/>
+              <w:left w:type="dxa" w:w="100"/>
+              <w:bottom w:type="dxa" w:w="60"/>
+              <w:right w:type="dxa" w:w="100"/>
+            </w:tcMar>
+          </w:tcPr>
+          <w:p>
+            <w:pPr>
+              <w:spacing w:after="20" w:line="260"/>
+            </w:pPr>
+            <w:r>
+              <w:rPr>
+                <w:b w:val="false"/>
+                <w:bCs w:val="false"/>
+                <w:color w:val="000000"/>
+                <w:sz w:val="19"/>
+                <w:szCs w:val="19"/>
+              </w:rPr>
+              <w:t xml:space="preserve">open</w:t>
+            </w:r>
+          </w:p>
+        </w:tc>
+        <w:tc>
+          <w:tcPr>
+            <w:tcW w:type="dxa" w:w="5538"/>
+            <w:tcBorders>
+              <w:top w:val="single" w:color="A6A6A6" w:sz="4"/>
+              <w:left w:val="single" w:color="A6A6A6" w:sz="4"/>
+              <w:bottom w:val="single" w:color="A6A6A6" w:sz="4"/>
+              <w:right w:val="single" w:color="A6A6A6" w:sz="4"/>
+            </w:tcBorders>
+            <w:shd w:fill="DCE3F0" w:color="auto" w:val="clear"/>
+            <w:tcMar>
+              <w:top w:type="dxa" w:w="60"/>
+              <w:left w:type="dxa" w:w="100"/>
+              <w:bottom w:type="dxa" w:w="60"/>
+              <w:right w:type="dxa" w:w="100"/>
+            </w:tcMar>
+          </w:tcPr>
+          <w:p>
+            <w:pPr>
+              <w:spacing w:after="20" w:line="260"/>
+            </w:pPr>
+            <w:r>
+              <w:rPr>
+                <w:b w:val="false"/>
+                <w:bCs w:val="false"/>
+                <w:color w:val="000000"/>
+                <w:sz w:val="19"/>
+                <w:szCs w:val="19"/>
+              </w:rPr>
+              <w:t xml:space="preserve">left／right／open（左右の ToF の広い側。同じなら右）</w:t>
+            </w:r>
+          </w:p>
+        </w:tc>
+      </w:tr>
+      <w:tr>
+        <w:trPr>
+          <w:cantSplit/>
+          <w:tblHeader w:val="false"/>
+        </w:trPr>
+        <w:tc>
+          <w:tcPr>
+            <w:tcW w:type="dxa" w:w="2600"/>
+            <w:tcBorders>
+              <w:top w:val="single" w:color="A6A6A6" w:sz="4"/>
+              <w:left w:val="single" w:color="A6A6A6" w:sz="4"/>
+              <w:bottom w:val="single" w:color="A6A6A6" w:sz="4"/>
+              <w:right w:val="single" w:color="A6A6A6" w:sz="4"/>
+            </w:tcBorders>
+            <w:shd w:fill="FFFFFF" w:color="auto" w:val="clear"/>
+            <w:tcMar>
+              <w:top w:type="dxa" w:w="60"/>
+              <w:left w:type="dxa" w:w="100"/>
+              <w:bottom w:type="dxa" w:w="60"/>
+              <w:right w:type="dxa" w:w="100"/>
+            </w:tcMar>
+          </w:tcPr>
+          <w:p>
+            <w:pPr>
+              <w:spacing w:after="20" w:line="260"/>
+            </w:pPr>
+            <w:r>
+              <w:rPr>
+                <w:b w:val="false"/>
+                <w:bCs w:val="false"/>
+                <w:color w:val="000000"/>
+                <w:sz w:val="19"/>
+                <w:szCs w:val="19"/>
+              </w:rPr>
+              <w:t xml:space="preserve">side_clear_mm</w:t>
+            </w:r>
+          </w:p>
+        </w:tc>
+        <w:tc>
+          <w:tcPr>
+            <w:tcW w:type="dxa" w:w="1500"/>
+            <w:tcBorders>
+              <w:top w:val="single" w:color="A6A6A6" w:sz="4"/>
+              <w:left w:val="single" w:color="A6A6A6" w:sz="4"/>
+              <w:bottom w:val="single" w:color="A6A6A6" w:sz="4"/>
+              <w:right w:val="single" w:color="A6A6A6" w:sz="4"/>
+            </w:tcBorders>
+            <w:shd w:fill="FFFFFF" w:color="auto" w:val="clear"/>
+            <w:tcMar>
+              <w:top w:type="dxa" w:w="60"/>
+              <w:left w:type="dxa" w:w="100"/>
+              <w:bottom w:type="dxa" w:w="60"/>
+              <w:right w:type="dxa" w:w="100"/>
+            </w:tcMar>
+          </w:tcPr>
+          <w:p>
+            <w:pPr>
+              <w:spacing w:after="20" w:line="260"/>
+            </w:pPr>
+            <w:r>
+              <w:rPr>
+                <w:b w:val="false"/>
+                <w:bCs w:val="false"/>
+                <w:color w:val="000000"/>
+                <w:sz w:val="19"/>
+                <w:szCs w:val="19"/>
+              </w:rPr>
+              <w:t xml:space="preserve">120</w:t>
+            </w:r>
+          </w:p>
+        </w:tc>
+        <w:tc>
+          <w:tcPr>
+            <w:tcW w:type="dxa" w:w="5538"/>
+            <w:tcBorders>
+              <w:top w:val="single" w:color="A6A6A6" w:sz="4"/>
+              <w:left w:val="single" w:color="A6A6A6" w:sz="4"/>
+              <w:bottom w:val="single" w:color="A6A6A6" w:sz="4"/>
+              <w:right w:val="single" w:color="A6A6A6" w:sz="4"/>
+            </w:tcBorders>
+            <w:shd w:fill="FFFFFF" w:color="auto" w:val="clear"/>
+            <w:tcMar>
+              <w:top w:type="dxa" w:w="60"/>
+              <w:left w:type="dxa" w:w="100"/>
+              <w:bottom w:type="dxa" w:w="60"/>
+              <w:right w:type="dxa" w:w="100"/>
+            </w:tcMar>
+          </w:tcPr>
+          <w:p>
+            <w:pPr>
+              <w:spacing w:after="20" w:line="260"/>
+            </w:pPr>
+            <w:r>
+              <w:rPr>
+                <w:b w:val="false"/>
+                <w:bCs w:val="false"/>
+                <w:color w:val="000000"/>
+                <w:sz w:val="19"/>
+                <w:szCs w:val="19"/>
+              </w:rPr>
+              <w:t xml:space="preserve">追い越す側の ToF がこれ以上（または開いている）なら通れる（0〜9000）</w:t>
+            </w:r>
+          </w:p>
+        </w:tc>
+      </w:tr>
+      <w:tr>
+        <w:trPr>
+          <w:cantSplit/>
+          <w:tblHeader w:val="false"/>
+        </w:trPr>
+        <w:tc>
+          <w:tcPr>
+            <w:tcW w:type="dxa" w:w="2600"/>
+            <w:tcBorders>
+              <w:top w:val="single" w:color="A6A6A6" w:sz="4"/>
+              <w:left w:val="single" w:color="A6A6A6" w:sz="4"/>
+              <w:bottom w:val="single" w:color="A6A6A6" w:sz="4"/>
+              <w:right w:val="single" w:color="A6A6A6" w:sz="4"/>
+            </w:tcBorders>
+            <w:shd w:fill="DCE3F0" w:color="auto" w:val="clear"/>
+            <w:tcMar>
+              <w:top w:type="dxa" w:w="60"/>
+              <w:left w:type="dxa" w:w="100"/>
+              <w:bottom w:type="dxa" w:w="60"/>
+              <w:right w:type="dxa" w:w="100"/>
+            </w:tcMar>
+          </w:tcPr>
+          <w:p>
+            <w:pPr>
+              <w:spacing w:after="20" w:line="260"/>
+            </w:pPr>
+            <w:r>
+              <w:rPr>
+                <w:b w:val="false"/>
+                <w:bCs w:val="false"/>
+                <w:color w:val="000000"/>
+                <w:sz w:val="19"/>
+                <w:szCs w:val="19"/>
+              </w:rPr>
+              <w:t xml:space="preserve">overtake_v</w:t>
+            </w:r>
+          </w:p>
+        </w:tc>
+        <w:tc>
+          <w:tcPr>
+            <w:tcW w:type="dxa" w:w="1500"/>
+            <w:tcBorders>
+              <w:top w:val="single" w:color="A6A6A6" w:sz="4"/>
+              <w:left w:val="single" w:color="A6A6A6" w:sz="4"/>
+              <w:bottom w:val="single" w:color="A6A6A6" w:sz="4"/>
+              <w:right w:val="single" w:color="A6A6A6" w:sz="4"/>
+            </w:tcBorders>
+            <w:shd w:fill="DCE3F0" w:color="auto" w:val="clear"/>
+            <w:tcMar>
+              <w:top w:type="dxa" w:w="60"/>
+              <w:left w:type="dxa" w:w="100"/>
+              <w:bottom w:type="dxa" w:w="60"/>
+              <w:right w:type="dxa" w:w="100"/>
+            </w:tcMar>
+          </w:tcPr>
+          <w:p>
+            <w:pPr>
+              <w:spacing w:after="20" w:line="260"/>
+            </w:pPr>
+            <w:r>
+              <w:rPr>
+                <w:b w:val="false"/>
+                <w:bCs w:val="false"/>
+                <w:color w:val="000000"/>
+                <w:sz w:val="19"/>
+                <w:szCs w:val="19"/>
+              </w:rPr>
+              <w:t xml:space="preserve">500</w:t>
+            </w:r>
+          </w:p>
+        </w:tc>
+        <w:tc>
+          <w:tcPr>
+            <w:tcW w:type="dxa" w:w="5538"/>
+            <w:tcBorders>
+              <w:top w:val="single" w:color="A6A6A6" w:sz="4"/>
+              <w:left w:val="single" w:color="A6A6A6" w:sz="4"/>
+              <w:bottom w:val="single" w:color="A6A6A6" w:sz="4"/>
+              <w:right w:val="single" w:color="A6A6A6" w:sz="4"/>
+            </w:tcBorders>
+            <w:shd w:fill="DCE3F0" w:color="auto" w:val="clear"/>
+            <w:tcMar>
+              <w:top w:type="dxa" w:w="60"/>
+              <w:left w:type="dxa" w:w="100"/>
+              <w:bottom w:type="dxa" w:w="60"/>
+              <w:right w:type="dxa" w:w="100"/>
+            </w:tcMar>
+          </w:tcPr>
+          <w:p>
+            <w:pPr>
+              <w:spacing w:after="20" w:line="260"/>
+            </w:pPr>
+            <w:r>
+              <w:rPr>
+                <w:b w:val="false"/>
+                <w:bCs w:val="false"/>
+                <w:color w:val="000000"/>
+                <w:sz w:val="19"/>
+                <w:szCs w:val="19"/>
+              </w:rPr>
+              <w:t xml:space="preserve">追い越し中の上限（0〜1000）</w:t>
+            </w:r>
+          </w:p>
+        </w:tc>
+      </w:tr>
+      <w:tr>
+        <w:trPr>
+          <w:cantSplit/>
+          <w:tblHeader w:val="false"/>
+        </w:trPr>
+        <w:tc>
+          <w:tcPr>
+            <w:tcW w:type="dxa" w:w="2600"/>
+            <w:tcBorders>
+              <w:top w:val="single" w:color="A6A6A6" w:sz="4"/>
+              <w:left w:val="single" w:color="A6A6A6" w:sz="4"/>
+              <w:bottom w:val="single" w:color="A6A6A6" w:sz="4"/>
+              <w:right w:val="single" w:color="A6A6A6" w:sz="4"/>
+            </w:tcBorders>
+            <w:shd w:fill="FFFFFF" w:color="auto" w:val="clear"/>
+            <w:tcMar>
+              <w:top w:type="dxa" w:w="60"/>
+              <w:left w:type="dxa" w:w="100"/>
+              <w:bottom w:type="dxa" w:w="60"/>
+              <w:right w:type="dxa" w:w="100"/>
+            </w:tcMar>
+          </w:tcPr>
+          <w:p>
+            <w:pPr>
+              <w:spacing w:after="20" w:line="260"/>
+            </w:pPr>
+            <w:r>
+              <w:rPr>
+                <w:b w:val="false"/>
+                <w:bCs w:val="false"/>
+                <w:color w:val="000000"/>
+                <w:sz w:val="19"/>
+                <w:szCs w:val="19"/>
+              </w:rPr>
+              <w:t xml:space="preserve">out_ms</w:t>
+            </w:r>
+          </w:p>
+        </w:tc>
+        <w:tc>
+          <w:tcPr>
+            <w:tcW w:type="dxa" w:w="1500"/>
+            <w:tcBorders>
+              <w:top w:val="single" w:color="A6A6A6" w:sz="4"/>
+              <w:left w:val="single" w:color="A6A6A6" w:sz="4"/>
+              <w:bottom w:val="single" w:color="A6A6A6" w:sz="4"/>
+              <w:right w:val="single" w:color="A6A6A6" w:sz="4"/>
+            </w:tcBorders>
+            <w:shd w:fill="FFFFFF" w:color="auto" w:val="clear"/>
+            <w:tcMar>
+              <w:top w:type="dxa" w:w="60"/>
+              <w:left w:type="dxa" w:w="100"/>
+              <w:bottom w:type="dxa" w:w="60"/>
+              <w:right w:type="dxa" w:w="100"/>
+            </w:tcMar>
+          </w:tcPr>
+          <w:p>
+            <w:pPr>
+              <w:spacing w:after="20" w:line="260"/>
+            </w:pPr>
+            <w:r>
+              <w:rPr>
+                <w:b w:val="false"/>
+                <w:bCs w:val="false"/>
+                <w:color w:val="000000"/>
+                <w:sz w:val="19"/>
+                <w:szCs w:val="19"/>
+              </w:rPr>
+              <w:t xml:space="preserve">500</w:t>
+            </w:r>
+          </w:p>
+        </w:tc>
+        <w:tc>
+          <w:tcPr>
+            <w:tcW w:type="dxa" w:w="5538"/>
+            <w:tcBorders>
+              <w:top w:val="single" w:color="A6A6A6" w:sz="4"/>
+              <w:left w:val="single" w:color="A6A6A6" w:sz="4"/>
+              <w:bottom w:val="single" w:color="A6A6A6" w:sz="4"/>
+              <w:right w:val="single" w:color="A6A6A6" w:sz="4"/>
+            </w:tcBorders>
+            <w:shd w:fill="FFFFFF" w:color="auto" w:val="clear"/>
+            <w:tcMar>
+              <w:top w:type="dxa" w:w="60"/>
+              <w:left w:type="dxa" w:w="100"/>
+              <w:bottom w:type="dxa" w:w="60"/>
+              <w:right w:type="dxa" w:w="100"/>
+            </w:tcMar>
+          </w:tcPr>
+          <w:p>
+            <w:pPr>
+              <w:spacing w:after="20" w:line="260"/>
+            </w:pPr>
+            <w:r>
+              <w:rPr>
+                <w:b w:val="false"/>
+                <w:bCs w:val="false"/>
+                <w:color w:val="000000"/>
+                <w:sz w:val="19"/>
+                <w:szCs w:val="19"/>
+              </w:rPr>
+              <w:t xml:space="preserve">はみ出す時間（0〜60000）</w:t>
+            </w:r>
+          </w:p>
+        </w:tc>
+      </w:tr>
+      <w:tr>
+        <w:trPr>
+          <w:cantSplit/>
+          <w:tblHeader w:val="false"/>
+        </w:trPr>
+        <w:tc>
+          <w:tcPr>
+            <w:tcW w:type="dxa" w:w="2600"/>
+            <w:tcBorders>
+              <w:top w:val="single" w:color="A6A6A6" w:sz="4"/>
+              <w:left w:val="single" w:color="A6A6A6" w:sz="4"/>
+              <w:bottom w:val="single" w:color="A6A6A6" w:sz="4"/>
+              <w:right w:val="single" w:color="A6A6A6" w:sz="4"/>
+            </w:tcBorders>
+            <w:shd w:fill="DCE3F0" w:color="auto" w:val="clear"/>
+            <w:tcMar>
+              <w:top w:type="dxa" w:w="60"/>
+              <w:left w:type="dxa" w:w="100"/>
+              <w:bottom w:type="dxa" w:w="60"/>
+              <w:right w:type="dxa" w:w="100"/>
+            </w:tcMar>
+          </w:tcPr>
+          <w:p>
+            <w:pPr>
+              <w:spacing w:after="20" w:line="260"/>
+            </w:pPr>
+            <w:r>
+              <w:rPr>
+                <w:b w:val="false"/>
+                <w:bCs w:val="false"/>
+                <w:color w:val="000000"/>
+                <w:sz w:val="19"/>
+                <w:szCs w:val="19"/>
+              </w:rPr>
+              <w:t xml:space="preserve">pass_min_ms / pass_max_ms</w:t>
+            </w:r>
+          </w:p>
+        </w:tc>
+        <w:tc>
+          <w:tcPr>
+            <w:tcW w:type="dxa" w:w="1500"/>
+            <w:tcBorders>
+              <w:top w:val="single" w:color="A6A6A6" w:sz="4"/>
+              <w:left w:val="single" w:color="A6A6A6" w:sz="4"/>
+              <w:bottom w:val="single" w:color="A6A6A6" w:sz="4"/>
+              <w:right w:val="single" w:color="A6A6A6" w:sz="4"/>
+            </w:tcBorders>
+            <w:shd w:fill="DCE3F0" w:color="auto" w:val="clear"/>
+            <w:tcMar>
+              <w:top w:type="dxa" w:w="60"/>
+              <w:left w:type="dxa" w:w="100"/>
+              <w:bottom w:type="dxa" w:w="60"/>
+              <w:right w:type="dxa" w:w="100"/>
+            </w:tcMar>
+          </w:tcPr>
+          <w:p>
+            <w:pPr>
+              <w:spacing w:after="20" w:line="260"/>
+            </w:pPr>
+            <w:r>
+              <w:rPr>
+                <w:b w:val="false"/>
+                <w:bCs w:val="false"/>
+                <w:color w:val="000000"/>
+                <w:sz w:val="19"/>
+                <w:szCs w:val="19"/>
+              </w:rPr>
+              <w:t xml:space="preserve">800 / 3000</w:t>
+            </w:r>
+          </w:p>
+        </w:tc>
+        <w:tc>
+          <w:tcPr>
+            <w:tcW w:type="dxa" w:w="5538"/>
+            <w:tcBorders>
+              <w:top w:val="single" w:color="A6A6A6" w:sz="4"/>
+              <w:left w:val="single" w:color="A6A6A6" w:sz="4"/>
+              <w:bottom w:val="single" w:color="A6A6A6" w:sz="4"/>
+              <w:right w:val="single" w:color="A6A6A6" w:sz="4"/>
+            </w:tcBorders>
+            <w:shd w:fill="DCE3F0" w:color="auto" w:val="clear"/>
+            <w:tcMar>
+              <w:top w:type="dxa" w:w="60"/>
+              <w:left w:type="dxa" w:w="100"/>
+              <w:bottom w:type="dxa" w:w="60"/>
+              <w:right w:type="dxa" w:w="100"/>
+            </w:tcMar>
+          </w:tcPr>
+          <w:p>
+            <w:pPr>
+              <w:spacing w:after="20" w:line="260"/>
+            </w:pPr>
+            <w:r>
+              <w:rPr>
+                <w:b w:val="false"/>
+                <w:bCs w:val="false"/>
+                <w:color w:val="000000"/>
+                <w:sz w:val="19"/>
+                <w:szCs w:val="19"/>
+              </w:rPr>
+              <w:t xml:space="preserve">横を通る時間の最短／最長（0〜60000、min ≤ max）</w:t>
+            </w:r>
+          </w:p>
+        </w:tc>
+      </w:tr>
+      <w:tr>
+        <w:trPr>
+          <w:cantSplit/>
+          <w:tblHeader w:val="false"/>
+        </w:trPr>
+        <w:tc>
+          <w:tcPr>
+            <w:tcW w:type="dxa" w:w="2600"/>
+            <w:tcBorders>
+              <w:top w:val="single" w:color="A6A6A6" w:sz="4"/>
+              <w:left w:val="single" w:color="A6A6A6" w:sz="4"/>
+              <w:bottom w:val="single" w:color="A6A6A6" w:sz="4"/>
+              <w:right w:val="single" w:color="A6A6A6" w:sz="4"/>
+            </w:tcBorders>
+            <w:shd w:fill="FFFFFF" w:color="auto" w:val="clear"/>
+            <w:tcMar>
+              <w:top w:type="dxa" w:w="60"/>
+              <w:left w:type="dxa" w:w="100"/>
+              <w:bottom w:type="dxa" w:w="60"/>
+              <w:right w:type="dxa" w:w="100"/>
+            </w:tcMar>
+          </w:tcPr>
+          <w:p>
+            <w:pPr>
+              <w:spacing w:after="20" w:line="260"/>
+            </w:pPr>
+            <w:r>
+              <w:rPr>
+                <w:b w:val="false"/>
+                <w:bCs w:val="false"/>
+                <w:color w:val="000000"/>
+                <w:sz w:val="19"/>
+                <w:szCs w:val="19"/>
+              </w:rPr>
+              <w:t xml:space="preserve">pass_clear_mm / pass_clear_ms</w:t>
+            </w:r>
+          </w:p>
+        </w:tc>
+        <w:tc>
+          <w:tcPr>
+            <w:tcW w:type="dxa" w:w="1500"/>
+            <w:tcBorders>
+              <w:top w:val="single" w:color="A6A6A6" w:sz="4"/>
+              <w:left w:val="single" w:color="A6A6A6" w:sz="4"/>
+              <w:bottom w:val="single" w:color="A6A6A6" w:sz="4"/>
+              <w:right w:val="single" w:color="A6A6A6" w:sz="4"/>
+            </w:tcBorders>
+            <w:shd w:fill="FFFFFF" w:color="auto" w:val="clear"/>
+            <w:tcMar>
+              <w:top w:type="dxa" w:w="60"/>
+              <w:left w:type="dxa" w:w="100"/>
+              <w:bottom w:type="dxa" w:w="60"/>
+              <w:right w:type="dxa" w:w="100"/>
+            </w:tcMar>
+          </w:tcPr>
+          <w:p>
+            <w:pPr>
+              <w:spacing w:after="20" w:line="260"/>
+            </w:pPr>
+            <w:r>
+              <w:rPr>
+                <w:b w:val="false"/>
+                <w:bCs w:val="false"/>
+                <w:color w:val="000000"/>
+                <w:sz w:val="19"/>
+                <w:szCs w:val="19"/>
+              </w:rPr>
+              <w:t xml:space="preserve">150 / 300</w:t>
+            </w:r>
+          </w:p>
+        </w:tc>
+        <w:tc>
+          <w:tcPr>
+            <w:tcW w:type="dxa" w:w="5538"/>
+            <w:tcBorders>
+              <w:top w:val="single" w:color="A6A6A6" w:sz="4"/>
+              <w:left w:val="single" w:color="A6A6A6" w:sz="4"/>
+              <w:bottom w:val="single" w:color="A6A6A6" w:sz="4"/>
+              <w:right w:val="single" w:color="A6A6A6" w:sz="4"/>
+            </w:tcBorders>
+            <w:shd w:fill="FFFFFF" w:color="auto" w:val="clear"/>
+            <w:tcMar>
+              <w:top w:type="dxa" w:w="60"/>
+              <w:left w:type="dxa" w:w="100"/>
+              <w:bottom w:type="dxa" w:w="60"/>
+              <w:right w:type="dxa" w:w="100"/>
+            </w:tcMar>
+          </w:tcPr>
+          <w:p>
+            <w:pPr>
+              <w:spacing w:after="20" w:line="260"/>
+            </w:pPr>
+            <w:r>
+              <w:rPr>
+                <w:b w:val="false"/>
+                <w:bCs w:val="false"/>
+                <w:color w:val="000000"/>
+                <w:sz w:val="19"/>
+                <w:szCs w:val="19"/>
+              </w:rPr>
+              <w:t xml:space="preserve">内側の ToF が一度これ未満になった後、これ以上がこの時間続いたら通り過ぎた</w:t>
+            </w:r>
+          </w:p>
+        </w:tc>
+      </w:tr>
+      <w:tr>
+        <w:trPr>
+          <w:cantSplit/>
+          <w:tblHeader w:val="false"/>
+        </w:trPr>
+        <w:tc>
+          <w:tcPr>
+            <w:tcW w:type="dxa" w:w="2600"/>
+            <w:tcBorders>
+              <w:top w:val="single" w:color="A6A6A6" w:sz="4"/>
+              <w:left w:val="single" w:color="A6A6A6" w:sz="4"/>
+              <w:bottom w:val="single" w:color="A6A6A6" w:sz="4"/>
+              <w:right w:val="single" w:color="A6A6A6" w:sz="4"/>
+            </w:tcBorders>
+            <w:shd w:fill="DCE3F0" w:color="auto" w:val="clear"/>
+            <w:tcMar>
+              <w:top w:type="dxa" w:w="60"/>
+              <w:left w:type="dxa" w:w="100"/>
+              <w:bottom w:type="dxa" w:w="60"/>
+              <w:right w:type="dxa" w:w="100"/>
+            </w:tcMar>
+          </w:tcPr>
+          <w:p>
+            <w:pPr>
+              <w:spacing w:after="20" w:line="260"/>
+            </w:pPr>
+            <w:r>
+              <w:rPr>
+                <w:b w:val="false"/>
+                <w:bCs w:val="false"/>
+                <w:color w:val="000000"/>
+                <w:sz w:val="19"/>
+                <w:szCs w:val="19"/>
+              </w:rPr>
+              <w:t xml:space="preserve">in_ms</w:t>
+            </w:r>
+          </w:p>
+        </w:tc>
+        <w:tc>
+          <w:tcPr>
+            <w:tcW w:type="dxa" w:w="1500"/>
+            <w:tcBorders>
+              <w:top w:val="single" w:color="A6A6A6" w:sz="4"/>
+              <w:left w:val="single" w:color="A6A6A6" w:sz="4"/>
+              <w:bottom w:val="single" w:color="A6A6A6" w:sz="4"/>
+              <w:right w:val="single" w:color="A6A6A6" w:sz="4"/>
+            </w:tcBorders>
+            <w:shd w:fill="DCE3F0" w:color="auto" w:val="clear"/>
+            <w:tcMar>
+              <w:top w:type="dxa" w:w="60"/>
+              <w:left w:type="dxa" w:w="100"/>
+              <w:bottom w:type="dxa" w:w="60"/>
+              <w:right w:type="dxa" w:w="100"/>
+            </w:tcMar>
+          </w:tcPr>
+          <w:p>
+            <w:pPr>
+              <w:spacing w:after="20" w:line="260"/>
+            </w:pPr>
+            <w:r>
+              <w:rPr>
+                <w:b w:val="false"/>
+                <w:bCs w:val="false"/>
+                <w:color w:val="000000"/>
+                <w:sz w:val="19"/>
+                <w:szCs w:val="19"/>
+              </w:rPr>
+              <w:t xml:space="preserve">500</w:t>
+            </w:r>
+          </w:p>
+        </w:tc>
+        <w:tc>
+          <w:tcPr>
+            <w:tcW w:type="dxa" w:w="5538"/>
+            <w:tcBorders>
+              <w:top w:val="single" w:color="A6A6A6" w:sz="4"/>
+              <w:left w:val="single" w:color="A6A6A6" w:sz="4"/>
+              <w:bottom w:val="single" w:color="A6A6A6" w:sz="4"/>
+              <w:right w:val="single" w:color="A6A6A6" w:sz="4"/>
+            </w:tcBorders>
+            <w:shd w:fill="DCE3F0" w:color="auto" w:val="clear"/>
+            <w:tcMar>
+              <w:top w:type="dxa" w:w="60"/>
+              <w:left w:type="dxa" w:w="100"/>
+              <w:bottom w:type="dxa" w:w="60"/>
+              <w:right w:type="dxa" w:w="100"/>
+            </w:tcMar>
+          </w:tcPr>
+          <w:p>
+            <w:pPr>
+              <w:spacing w:after="20" w:line="260"/>
+            </w:pPr>
+            <w:r>
+              <w:rPr>
+                <w:b w:val="false"/>
+                <w:bCs w:val="false"/>
+                <w:color w:val="000000"/>
+                <w:sz w:val="19"/>
+                <w:szCs w:val="19"/>
+              </w:rPr>
+              <w:t xml:space="preserve">戻る時間（0〜60000）</w:t>
+            </w:r>
+          </w:p>
+        </w:tc>
+      </w:tr>
+      <w:tr>
+        <w:trPr>
+          <w:cantSplit/>
+          <w:tblHeader w:val="false"/>
+        </w:trPr>
+        <w:tc>
+          <w:tcPr>
+            <w:tcW w:type="dxa" w:w="2600"/>
+            <w:tcBorders>
+              <w:top w:val="single" w:color="A6A6A6" w:sz="4"/>
+              <w:left w:val="single" w:color="A6A6A6" w:sz="4"/>
+              <w:bottom w:val="single" w:color="A6A6A6" w:sz="4"/>
+              <w:right w:val="single" w:color="A6A6A6" w:sz="4"/>
+            </w:tcBorders>
+            <w:shd w:fill="FFFFFF" w:color="auto" w:val="clear"/>
+            <w:tcMar>
+              <w:top w:type="dxa" w:w="60"/>
+              <w:left w:type="dxa" w:w="100"/>
+              <w:bottom w:type="dxa" w:w="60"/>
+              <w:right w:type="dxa" w:w="100"/>
+            </w:tcMar>
+          </w:tcPr>
+          <w:p>
+            <w:pPr>
+              <w:spacing w:after="20" w:line="260"/>
+            </w:pPr>
+            <w:r>
+              <w:rPr>
+                <w:b w:val="false"/>
+                <w:bCs w:val="false"/>
+                <w:color w:val="000000"/>
+                <w:sz w:val="19"/>
+                <w:szCs w:val="19"/>
+              </w:rPr>
+              <w:t xml:space="preserve">ignore_ms</w:t>
+            </w:r>
+          </w:p>
+        </w:tc>
+        <w:tc>
+          <w:tcPr>
+            <w:tcW w:type="dxa" w:w="1500"/>
+            <w:tcBorders>
+              <w:top w:val="single" w:color="A6A6A6" w:sz="4"/>
+              <w:left w:val="single" w:color="A6A6A6" w:sz="4"/>
+              <w:bottom w:val="single" w:color="A6A6A6" w:sz="4"/>
+              <w:right w:val="single" w:color="A6A6A6" w:sz="4"/>
+            </w:tcBorders>
+            <w:shd w:fill="FFFFFF" w:color="auto" w:val="clear"/>
+            <w:tcMar>
+              <w:top w:type="dxa" w:w="60"/>
+              <w:left w:type="dxa" w:w="100"/>
+              <w:bottom w:type="dxa" w:w="60"/>
+              <w:right w:type="dxa" w:w="100"/>
+            </w:tcMar>
+          </w:tcPr>
+          <w:p>
+            <w:pPr>
+              <w:spacing w:after="20" w:line="260"/>
+            </w:pPr>
+            <w:r>
+              <w:rPr>
+                <w:b w:val="false"/>
+                <w:bCs w:val="false"/>
+                <w:color w:val="000000"/>
+                <w:sz w:val="19"/>
+                <w:szCs w:val="19"/>
+              </w:rPr>
+              <w:t xml:space="preserve">1500</w:t>
+            </w:r>
+          </w:p>
+        </w:tc>
+        <w:tc>
+          <w:tcPr>
+            <w:tcW w:type="dxa" w:w="5538"/>
+            <w:tcBorders>
+              <w:top w:val="single" w:color="A6A6A6" w:sz="4"/>
+              <w:left w:val="single" w:color="A6A6A6" w:sz="4"/>
+              <w:bottom w:val="single" w:color="A6A6A6" w:sz="4"/>
+              <w:right w:val="single" w:color="A6A6A6" w:sz="4"/>
+            </w:tcBorders>
+            <w:shd w:fill="FFFFFF" w:color="auto" w:val="clear"/>
+            <w:tcMar>
+              <w:top w:type="dxa" w:w="60"/>
+              <w:left w:type="dxa" w:w="100"/>
+              <w:bottom w:type="dxa" w:w="60"/>
+              <w:right w:type="dxa" w:w="100"/>
+            </w:tcMar>
+          </w:tcPr>
+          <w:p>
+            <w:pPr>
+              <w:spacing w:after="20" w:line="260"/>
+            </w:pPr>
+            <w:r>
+              <w:rPr>
+                <w:b w:val="false"/>
+                <w:bCs w:val="false"/>
+                <w:color w:val="000000"/>
+                <w:sz w:val="19"/>
+                <w:szCs w:val="19"/>
+              </w:rPr>
+              <w:t xml:space="preserve">追い越し後に車両を無視する時間。追従中に車両を見失ったまま追従をやめるまでの時間（0〜60000）</w:t>
+            </w:r>
+          </w:p>
+        </w:tc>
+      </w:tr>
+    </w:tbl>
+    <w:p>
+      <w:pPr>
+        <w:spacing w:after="60"/>
+      </w:pPr>
+    </w:p>
+    <w:tbl>
+      <w:tblPr>
+        <w:tblW w:type="dxa" w:w="9638"/>
+        <w:tblBorders>
+          <w:top w:val="single" w:color="auto" w:sz="4"/>
+          <w:left w:val="single" w:color="auto" w:sz="4"/>
+          <w:bottom w:val="single" w:color="auto" w:sz="4"/>
+          <w:right w:val="single" w:color="auto" w:sz="4"/>
+          <w:insideH w:val="single" w:color="auto" w:sz="4"/>
+          <w:insideV w:val="single" w:color="auto" w:sz="4"/>
+        </w:tblBorders>
+      </w:tblPr>
+      <w:tblGrid>
+        <w:gridCol w:w="2600"/>
+        <w:gridCol w:w="1900"/>
+        <w:gridCol w:w="5138"/>
+      </w:tblGrid>
+      <w:tr>
+        <w:trPr>
+          <w:cantSplit/>
+          <w:tblHeader/>
+        </w:trPr>
+        <w:tc>
+          <w:tcPr>
+            <w:tcW w:type="dxa" w:w="2600"/>
+            <w:tcBorders>
+              <w:top w:val="single" w:color="A6A6A6" w:sz="4"/>
+              <w:left w:val="single" w:color="A6A6A6" w:sz="4"/>
+              <w:bottom w:val="single" w:color="A6A6A6" w:sz="4"/>
+              <w:right w:val="single" w:color="A6A6A6" w:sz="4"/>
+            </w:tcBorders>
+            <w:shd w:fill="1F3864" w:color="auto" w:val="clear"/>
+            <w:tcMar>
+              <w:top w:type="dxa" w:w="60"/>
+              <w:left w:type="dxa" w:w="100"/>
+              <w:bottom w:type="dxa" w:w="60"/>
+              <w:right w:type="dxa" w:w="100"/>
+            </w:tcMar>
+          </w:tcPr>
+          <w:p>
+            <w:pPr>
+              <w:spacing w:after="20" w:line="260"/>
+            </w:pPr>
+            <w:r>
+              <w:rPr>
+                <w:b/>
+                <w:bCs/>
+                <w:color w:val="FFFFFF"/>
+                <w:sz w:val="19"/>
+                <w:szCs w:val="19"/>
+              </w:rPr>
+              <w:t xml:space="preserve">キー（intersection）</w:t>
+            </w:r>
+          </w:p>
+        </w:tc>
+        <w:tc>
+          <w:tcPr>
+            <w:tcW w:type="dxa" w:w="1900"/>
+            <w:tcBorders>
+              <w:top w:val="single" w:color="A6A6A6" w:sz="4"/>
+              <w:left w:val="single" w:color="A6A6A6" w:sz="4"/>
+              <w:bottom w:val="single" w:color="A6A6A6" w:sz="4"/>
+              <w:right w:val="single" w:color="A6A6A6" w:sz="4"/>
+            </w:tcBorders>
+            <w:shd w:fill="1F3864" w:color="auto" w:val="clear"/>
+            <w:tcMar>
+              <w:top w:type="dxa" w:w="60"/>
+              <w:left w:type="dxa" w:w="100"/>
+              <w:bottom w:type="dxa" w:w="60"/>
+              <w:right w:type="dxa" w:w="100"/>
+            </w:tcMar>
+          </w:tcPr>
+          <w:p>
+            <w:pPr>
+              <w:spacing w:after="20" w:line="260"/>
+            </w:pPr>
+            <w:r>
+              <w:rPr>
+                <w:b/>
+                <w:bCs/>
+                <w:color w:val="FFFFFF"/>
+                <w:sz w:val="19"/>
+                <w:szCs w:val="19"/>
+              </w:rPr>
+              <w:t xml:space="preserve">既定値</w:t>
+            </w:r>
+          </w:p>
+        </w:tc>
+        <w:tc>
+          <w:tcPr>
+            <w:tcW w:type="dxa" w:w="5138"/>
+            <w:tcBorders>
+              <w:top w:val="single" w:color="A6A6A6" w:sz="4"/>
+              <w:left w:val="single" w:color="A6A6A6" w:sz="4"/>
+              <w:bottom w:val="single" w:color="A6A6A6" w:sz="4"/>
+              <w:right w:val="single" w:color="A6A6A6" w:sz="4"/>
+            </w:tcBorders>
+            <w:shd w:fill="1F3864" w:color="auto" w:val="clear"/>
+            <w:tcMar>
+              <w:top w:type="dxa" w:w="60"/>
+              <w:left w:type="dxa" w:w="100"/>
+              <w:bottom w:type="dxa" w:w="60"/>
+              <w:right w:type="dxa" w:w="100"/>
+            </w:tcMar>
+          </w:tcPr>
+          <w:p>
+            <w:pPr>
+              <w:spacing w:after="20" w:line="260"/>
+            </w:pPr>
+            <w:r>
+              <w:rPr>
+                <w:b/>
+                <w:bCs/>
+                <w:color w:val="FFFFFF"/>
+                <w:sz w:val="19"/>
+                <w:szCs w:val="19"/>
+              </w:rPr>
+              <w:t xml:space="preserve">意味</w:t>
+            </w:r>
+          </w:p>
+        </w:tc>
+      </w:tr>
+      <w:tr>
+        <w:trPr>
+          <w:cantSplit/>
+          <w:tblHeader w:val="false"/>
+        </w:trPr>
+        <w:tc>
+          <w:tcPr>
+            <w:tcW w:type="dxa" w:w="2600"/>
+            <w:tcBorders>
+              <w:top w:val="single" w:color="A6A6A6" w:sz="4"/>
+              <w:left w:val="single" w:color="A6A6A6" w:sz="4"/>
+              <w:bottom w:val="single" w:color="A6A6A6" w:sz="4"/>
+              <w:right w:val="single" w:color="A6A6A6" w:sz="4"/>
+            </w:tcBorders>
+            <w:shd w:fill="FFFFFF" w:color="auto" w:val="clear"/>
+            <w:tcMar>
+              <w:top w:type="dxa" w:w="60"/>
+              <w:left w:type="dxa" w:w="100"/>
+              <w:bottom w:type="dxa" w:w="60"/>
+              <w:right w:type="dxa" w:w="100"/>
+            </w:tcMar>
+          </w:tcPr>
+          <w:p>
+            <w:pPr>
+              <w:spacing w:after="20" w:line="260"/>
+            </w:pPr>
+            <w:r>
+              <w:rPr>
+                <w:b w:val="false"/>
+                <w:bCs w:val="false"/>
+                <w:color w:val="000000"/>
+                <w:sz w:val="19"/>
+                <w:szCs w:val="19"/>
+              </w:rPr>
+              <w:t xml:space="preserve">left_detector / right_detector</w:t>
+            </w:r>
+          </w:p>
+        </w:tc>
+        <w:tc>
+          <w:tcPr>
+            <w:tcW w:type="dxa" w:w="1900"/>
+            <w:tcBorders>
+              <w:top w:val="single" w:color="A6A6A6" w:sz="4"/>
+              <w:left w:val="single" w:color="A6A6A6" w:sz="4"/>
+              <w:bottom w:val="single" w:color="A6A6A6" w:sz="4"/>
+              <w:right w:val="single" w:color="A6A6A6" w:sz="4"/>
+            </w:tcBorders>
+            <w:shd w:fill="FFFFFF" w:color="auto" w:val="clear"/>
+            <w:tcMar>
+              <w:top w:type="dxa" w:w="60"/>
+              <w:left w:type="dxa" w:w="100"/>
+              <w:bottom w:type="dxa" w:w="60"/>
+              <w:right w:type="dxa" w:w="100"/>
+            </w:tcMar>
+          </w:tcPr>
+          <w:p>
+            <w:pPr>
+              <w:spacing w:after="20" w:line="260"/>
+            </w:pPr>
+            <w:r>
+              <w:rPr>
+                <w:b w:val="false"/>
+                <w:bCs w:val="false"/>
+                <w:color w:val="000000"/>
+                <w:sz w:val="19"/>
+                <w:szCs w:val="19"/>
+              </w:rPr>
+              <w:t xml:space="preserve">intersection_left / intersection_right</w:t>
+            </w:r>
+          </w:p>
+        </w:tc>
+        <w:tc>
+          <w:tcPr>
+            <w:tcW w:type="dxa" w:w="5138"/>
+            <w:tcBorders>
+              <w:top w:val="single" w:color="A6A6A6" w:sz="4"/>
+              <w:left w:val="single" w:color="A6A6A6" w:sz="4"/>
+              <w:bottom w:val="single" w:color="A6A6A6" w:sz="4"/>
+              <w:right w:val="single" w:color="A6A6A6" w:sz="4"/>
+            </w:tcBorders>
+            <w:shd w:fill="FFFFFF" w:color="auto" w:val="clear"/>
+            <w:tcMar>
+              <w:top w:type="dxa" w:w="60"/>
+              <w:left w:type="dxa" w:w="100"/>
+              <w:bottom w:type="dxa" w:w="60"/>
+              <w:right w:type="dxa" w:w="100"/>
+            </w:tcMar>
+          </w:tcPr>
+          <w:p>
+            <w:pPr>
+              <w:spacing w:after="20" w:line="260"/>
+            </w:pPr>
+            <w:r>
+              <w:rPr>
+                <w:b w:val="false"/>
+                <w:bCs w:val="false"/>
+                <w:color w:val="000000"/>
+                <w:sz w:val="19"/>
+                <w:szCs w:val="19"/>
+              </w:rPr>
+              <w:t xml:space="preserve">左に道がある／右に道がある交差点の検出器（全体または位置つき）。片方は空でもよいが両方は不可、同じ名前も不可</w:t>
+            </w:r>
+          </w:p>
+        </w:tc>
+      </w:tr>
+      <w:tr>
+        <w:trPr>
+          <w:cantSplit/>
+          <w:tblHeader w:val="false"/>
+        </w:trPr>
+        <w:tc>
+          <w:tcPr>
+            <w:tcW w:type="dxa" w:w="2600"/>
+            <w:tcBorders>
+              <w:top w:val="single" w:color="A6A6A6" w:sz="4"/>
+              <w:left w:val="single" w:color="A6A6A6" w:sz="4"/>
+              <w:bottom w:val="single" w:color="A6A6A6" w:sz="4"/>
+              <w:right w:val="single" w:color="A6A6A6" w:sz="4"/>
+            </w:tcBorders>
+            <w:shd w:fill="DCE3F0" w:color="auto" w:val="clear"/>
+            <w:tcMar>
+              <w:top w:type="dxa" w:w="60"/>
+              <w:left w:type="dxa" w:w="100"/>
+              <w:bottom w:type="dxa" w:w="60"/>
+              <w:right w:type="dxa" w:w="100"/>
+            </w:tcMar>
+          </w:tcPr>
+          <w:p>
+            <w:pPr>
+              <w:spacing w:after="20" w:line="260"/>
+            </w:pPr>
+            <w:r>
+              <w:rPr>
+                <w:b w:val="false"/>
+                <w:bCs w:val="false"/>
+                <w:color w:val="000000"/>
+                <w:sz w:val="19"/>
+                <w:szCs w:val="19"/>
+              </w:rPr>
+              <w:t xml:space="preserve">approach_v</w:t>
+            </w:r>
+          </w:p>
+        </w:tc>
+        <w:tc>
+          <w:tcPr>
+            <w:tcW w:type="dxa" w:w="1900"/>
+            <w:tcBorders>
+              <w:top w:val="single" w:color="A6A6A6" w:sz="4"/>
+              <w:left w:val="single" w:color="A6A6A6" w:sz="4"/>
+              <w:bottom w:val="single" w:color="A6A6A6" w:sz="4"/>
+              <w:right w:val="single" w:color="A6A6A6" w:sz="4"/>
+            </w:tcBorders>
+            <w:shd w:fill="DCE3F0" w:color="auto" w:val="clear"/>
+            <w:tcMar>
+              <w:top w:type="dxa" w:w="60"/>
+              <w:left w:type="dxa" w:w="100"/>
+              <w:bottom w:type="dxa" w:w="60"/>
+              <w:right w:type="dxa" w:w="100"/>
+            </w:tcMar>
+          </w:tcPr>
+          <w:p>
+            <w:pPr>
+              <w:spacing w:after="20" w:line="260"/>
+            </w:pPr>
+            <w:r>
+              <w:rPr>
+                <w:b w:val="false"/>
+                <w:bCs w:val="false"/>
+                <w:color w:val="000000"/>
+                <w:sz w:val="19"/>
+                <w:szCs w:val="19"/>
+              </w:rPr>
+              <w:t xml:space="preserve">500</w:t>
+            </w:r>
+          </w:p>
+        </w:tc>
+        <w:tc>
+          <w:tcPr>
+            <w:tcW w:type="dxa" w:w="5138"/>
+            <w:tcBorders>
+              <w:top w:val="single" w:color="A6A6A6" w:sz="4"/>
+              <w:left w:val="single" w:color="A6A6A6" w:sz="4"/>
+              <w:bottom w:val="single" w:color="A6A6A6" w:sz="4"/>
+              <w:right w:val="single" w:color="A6A6A6" w:sz="4"/>
+            </w:tcBorders>
+            <w:shd w:fill="DCE3F0" w:color="auto" w:val="clear"/>
+            <w:tcMar>
+              <w:top w:type="dxa" w:w="60"/>
+              <w:left w:type="dxa" w:w="100"/>
+              <w:bottom w:type="dxa" w:w="60"/>
+              <w:right w:type="dxa" w:w="100"/>
+            </w:tcMar>
+          </w:tcPr>
+          <w:p>
+            <w:pPr>
+              <w:spacing w:after="20" w:line="260"/>
+            </w:pPr>
+            <w:r>
+              <w:rPr>
+                <w:b w:val="false"/>
+                <w:bCs w:val="false"/>
+                <w:color w:val="000000"/>
+                <w:sz w:val="19"/>
+                <w:szCs w:val="19"/>
+              </w:rPr>
+              <w:t xml:space="preserve">交差点が見えてから止まるまでの上限（0〜1000）</w:t>
+            </w:r>
+          </w:p>
+        </w:tc>
+      </w:tr>
+      <w:tr>
+        <w:trPr>
+          <w:cantSplit/>
+          <w:tblHeader w:val="false"/>
+        </w:trPr>
+        <w:tc>
+          <w:tcPr>
+            <w:tcW w:type="dxa" w:w="2600"/>
+            <w:tcBorders>
+              <w:top w:val="single" w:color="A6A6A6" w:sz="4"/>
+              <w:left w:val="single" w:color="A6A6A6" w:sz="4"/>
+              <w:bottom w:val="single" w:color="A6A6A6" w:sz="4"/>
+              <w:right w:val="single" w:color="A6A6A6" w:sz="4"/>
+            </w:tcBorders>
+            <w:shd w:fill="FFFFFF" w:color="auto" w:val="clear"/>
+            <w:tcMar>
+              <w:top w:type="dxa" w:w="60"/>
+              <w:left w:type="dxa" w:w="100"/>
+              <w:bottom w:type="dxa" w:w="60"/>
+              <w:right w:type="dxa" w:w="100"/>
+            </w:tcMar>
+          </w:tcPr>
+          <w:p>
+            <w:pPr>
+              <w:spacing w:after="20" w:line="260"/>
+            </w:pPr>
+            <w:r>
+              <w:rPr>
+                <w:b w:val="false"/>
+                <w:bCs w:val="false"/>
+                <w:color w:val="000000"/>
+                <w:sz w:val="19"/>
+                <w:szCs w:val="19"/>
+              </w:rPr>
+              <w:t xml:space="preserve">stop_trigger</w:t>
+            </w:r>
+          </w:p>
+        </w:tc>
+        <w:tc>
+          <w:tcPr>
+            <w:tcW w:type="dxa" w:w="1900"/>
+            <w:tcBorders>
+              <w:top w:val="single" w:color="A6A6A6" w:sz="4"/>
+              <w:left w:val="single" w:color="A6A6A6" w:sz="4"/>
+              <w:bottom w:val="single" w:color="A6A6A6" w:sz="4"/>
+              <w:right w:val="single" w:color="A6A6A6" w:sz="4"/>
+            </w:tcBorders>
+            <w:shd w:fill="FFFFFF" w:color="auto" w:val="clear"/>
+            <w:tcMar>
+              <w:top w:type="dxa" w:w="60"/>
+              <w:left w:type="dxa" w:w="100"/>
+              <w:bottom w:type="dxa" w:w="60"/>
+              <w:right w:type="dxa" w:w="100"/>
+            </w:tcMar>
+          </w:tcPr>
+          <w:p>
+            <w:pPr>
+              <w:spacing w:after="20" w:line="260"/>
+            </w:pPr>
+            <w:r>
+              <w:rPr>
+                <w:b w:val="false"/>
+                <w:bCs w:val="false"/>
+                <w:color w:val="000000"/>
+                <w:sz w:val="19"/>
+                <w:szCs w:val="19"/>
+              </w:rPr>
+              <w:t xml:space="preserve">side_open</w:t>
+            </w:r>
+          </w:p>
+        </w:tc>
+        <w:tc>
+          <w:tcPr>
+            <w:tcW w:type="dxa" w:w="5138"/>
+            <w:tcBorders>
+              <w:top w:val="single" w:color="A6A6A6" w:sz="4"/>
+              <w:left w:val="single" w:color="A6A6A6" w:sz="4"/>
+              <w:bottom w:val="single" w:color="A6A6A6" w:sz="4"/>
+              <w:right w:val="single" w:color="A6A6A6" w:sz="4"/>
+            </w:tcBorders>
+            <w:shd w:fill="FFFFFF" w:color="auto" w:val="clear"/>
+            <w:tcMar>
+              <w:top w:type="dxa" w:w="60"/>
+              <w:left w:type="dxa" w:w="100"/>
+              <w:bottom w:type="dxa" w:w="60"/>
+              <w:right w:type="dxa" w:w="100"/>
+            </w:tcMar>
+          </w:tcPr>
+          <w:p>
+            <w:pPr>
+              <w:spacing w:after="20" w:line="260"/>
+            </w:pPr>
+            <w:r>
+              <w:rPr>
+                <w:b w:val="false"/>
+                <w:bCs w:val="false"/>
+                <w:color w:val="000000"/>
+                <w:sz w:val="19"/>
+                <w:szCs w:val="19"/>
+              </w:rPr>
+              <w:t xml:space="preserve">side_open（左右どちらかの ToF が open_mm 以上）／detector（確定と同時に停止）</w:t>
+            </w:r>
+          </w:p>
+        </w:tc>
+      </w:tr>
+      <w:tr>
+        <w:trPr>
+          <w:cantSplit/>
+          <w:tblHeader w:val="false"/>
+        </w:trPr>
+        <w:tc>
+          <w:tcPr>
+            <w:tcW w:type="dxa" w:w="2600"/>
+            <w:tcBorders>
+              <w:top w:val="single" w:color="A6A6A6" w:sz="4"/>
+              <w:left w:val="single" w:color="A6A6A6" w:sz="4"/>
+              <w:bottom w:val="single" w:color="A6A6A6" w:sz="4"/>
+              <w:right w:val="single" w:color="A6A6A6" w:sz="4"/>
+            </w:tcBorders>
+            <w:shd w:fill="DCE3F0" w:color="auto" w:val="clear"/>
+            <w:tcMar>
+              <w:top w:type="dxa" w:w="60"/>
+              <w:left w:type="dxa" w:w="100"/>
+              <w:bottom w:type="dxa" w:w="60"/>
+              <w:right w:type="dxa" w:w="100"/>
+            </w:tcMar>
+          </w:tcPr>
+          <w:p>
+            <w:pPr>
+              <w:spacing w:after="20" w:line="260"/>
+            </w:pPr>
+            <w:r>
+              <w:rPr>
+                <w:b w:val="false"/>
+                <w:bCs w:val="false"/>
+                <w:color w:val="000000"/>
+                <w:sz w:val="19"/>
+                <w:szCs w:val="19"/>
+              </w:rPr>
+              <w:t xml:space="preserve">open_mm</w:t>
+            </w:r>
+          </w:p>
+        </w:tc>
+        <w:tc>
+          <w:tcPr>
+            <w:tcW w:type="dxa" w:w="1900"/>
+            <w:tcBorders>
+              <w:top w:val="single" w:color="A6A6A6" w:sz="4"/>
+              <w:left w:val="single" w:color="A6A6A6" w:sz="4"/>
+              <w:bottom w:val="single" w:color="A6A6A6" w:sz="4"/>
+              <w:right w:val="single" w:color="A6A6A6" w:sz="4"/>
+            </w:tcBorders>
+            <w:shd w:fill="DCE3F0" w:color="auto" w:val="clear"/>
+            <w:tcMar>
+              <w:top w:type="dxa" w:w="60"/>
+              <w:left w:type="dxa" w:w="100"/>
+              <w:bottom w:type="dxa" w:w="60"/>
+              <w:right w:type="dxa" w:w="100"/>
+            </w:tcMar>
+          </w:tcPr>
+          <w:p>
+            <w:pPr>
+              <w:spacing w:after="20" w:line="260"/>
+            </w:pPr>
+            <w:r>
+              <w:rPr>
+                <w:b w:val="false"/>
+                <w:bCs w:val="false"/>
+                <w:color w:val="000000"/>
+                <w:sz w:val="19"/>
+                <w:szCs w:val="19"/>
+              </w:rPr>
+              <w:t xml:space="preserve">200</w:t>
+            </w:r>
+          </w:p>
+        </w:tc>
+        <w:tc>
+          <w:tcPr>
+            <w:tcW w:type="dxa" w:w="5138"/>
+            <w:tcBorders>
+              <w:top w:val="single" w:color="A6A6A6" w:sz="4"/>
+              <w:left w:val="single" w:color="A6A6A6" w:sz="4"/>
+              <w:bottom w:val="single" w:color="A6A6A6" w:sz="4"/>
+              <w:right w:val="single" w:color="A6A6A6" w:sz="4"/>
+            </w:tcBorders>
+            <w:shd w:fill="DCE3F0" w:color="auto" w:val="clear"/>
+            <w:tcMar>
+              <w:top w:type="dxa" w:w="60"/>
+              <w:left w:type="dxa" w:w="100"/>
+              <w:bottom w:type="dxa" w:w="60"/>
+              <w:right w:type="dxa" w:w="100"/>
+            </w:tcMar>
+          </w:tcPr>
+          <w:p>
+            <w:pPr>
+              <w:spacing w:after="20" w:line="260"/>
+            </w:pPr>
+            <w:r>
+              <w:rPr>
+                <w:b w:val="false"/>
+                <w:bCs w:val="false"/>
+                <w:color w:val="000000"/>
+                <w:sz w:val="19"/>
+                <w:szCs w:val="19"/>
+              </w:rPr>
+              <w:t xml:space="preserve">横の ToF がこれ以上（または開いている）なら「開いた」（1〜9000）</w:t>
+            </w:r>
+          </w:p>
+        </w:tc>
+      </w:tr>
+      <w:tr>
+        <w:trPr>
+          <w:cantSplit/>
+          <w:tblHeader w:val="false"/>
+        </w:trPr>
+        <w:tc>
+          <w:tcPr>
+            <w:tcW w:type="dxa" w:w="2600"/>
+            <w:tcBorders>
+              <w:top w:val="single" w:color="A6A6A6" w:sz="4"/>
+              <w:left w:val="single" w:color="A6A6A6" w:sz="4"/>
+              <w:bottom w:val="single" w:color="A6A6A6" w:sz="4"/>
+              <w:right w:val="single" w:color="A6A6A6" w:sz="4"/>
+            </w:tcBorders>
+            <w:shd w:fill="FFFFFF" w:color="auto" w:val="clear"/>
+            <w:tcMar>
+              <w:top w:type="dxa" w:w="60"/>
+              <w:left w:type="dxa" w:w="100"/>
+              <w:bottom w:type="dxa" w:w="60"/>
+              <w:right w:type="dxa" w:w="100"/>
+            </w:tcMar>
+          </w:tcPr>
+          <w:p>
+            <w:pPr>
+              <w:spacing w:after="20" w:line="260"/>
+            </w:pPr>
+            <w:r>
+              <w:rPr>
+                <w:b w:val="false"/>
+                <w:bCs w:val="false"/>
+                <w:color w:val="000000"/>
+                <w:sz w:val="19"/>
+                <w:szCs w:val="19"/>
+              </w:rPr>
+              <w:t xml:space="preserve">stop_ms</w:t>
+            </w:r>
+          </w:p>
+        </w:tc>
+        <w:tc>
+          <w:tcPr>
+            <w:tcW w:type="dxa" w:w="1900"/>
+            <w:tcBorders>
+              <w:top w:val="single" w:color="A6A6A6" w:sz="4"/>
+              <w:left w:val="single" w:color="A6A6A6" w:sz="4"/>
+              <w:bottom w:val="single" w:color="A6A6A6" w:sz="4"/>
+              <w:right w:val="single" w:color="A6A6A6" w:sz="4"/>
+            </w:tcBorders>
+            <w:shd w:fill="FFFFFF" w:color="auto" w:val="clear"/>
+            <w:tcMar>
+              <w:top w:type="dxa" w:w="60"/>
+              <w:left w:type="dxa" w:w="100"/>
+              <w:bottom w:type="dxa" w:w="60"/>
+              <w:right w:type="dxa" w:w="100"/>
+            </w:tcMar>
+          </w:tcPr>
+          <w:p>
+            <w:pPr>
+              <w:spacing w:after="20" w:line="260"/>
+            </w:pPr>
+            <w:r>
+              <w:rPr>
+                <w:b w:val="false"/>
+                <w:bCs w:val="false"/>
+                <w:color w:val="000000"/>
+                <w:sz w:val="19"/>
+                <w:szCs w:val="19"/>
+              </w:rPr>
+              <w:t xml:space="preserve">1000</w:t>
+            </w:r>
+          </w:p>
+        </w:tc>
+        <w:tc>
+          <w:tcPr>
+            <w:tcW w:type="dxa" w:w="5138"/>
+            <w:tcBorders>
+              <w:top w:val="single" w:color="A6A6A6" w:sz="4"/>
+              <w:left w:val="single" w:color="A6A6A6" w:sz="4"/>
+              <w:bottom w:val="single" w:color="A6A6A6" w:sz="4"/>
+              <w:right w:val="single" w:color="A6A6A6" w:sz="4"/>
+            </w:tcBorders>
+            <w:shd w:fill="FFFFFF" w:color="auto" w:val="clear"/>
+            <w:tcMar>
+              <w:top w:type="dxa" w:w="60"/>
+              <w:left w:type="dxa" w:w="100"/>
+              <w:bottom w:type="dxa" w:w="60"/>
+              <w:right w:type="dxa" w:w="100"/>
+            </w:tcMar>
+          </w:tcPr>
+          <w:p>
+            <w:pPr>
+              <w:spacing w:after="20" w:line="260"/>
+            </w:pPr>
+            <w:r>
+              <w:rPr>
+                <w:b w:val="false"/>
+                <w:bCs w:val="false"/>
+                <w:color w:val="000000"/>
+                <w:sz w:val="19"/>
+                <w:szCs w:val="19"/>
+              </w:rPr>
+              <w:t xml:space="preserve">止まる時間（0〜60000）。赤信号の間は延びる</w:t>
+            </w:r>
+          </w:p>
+        </w:tc>
+      </w:tr>
+      <w:tr>
+        <w:trPr>
+          <w:cantSplit/>
+          <w:tblHeader w:val="false"/>
+        </w:trPr>
+        <w:tc>
+          <w:tcPr>
+            <w:tcW w:type="dxa" w:w="2600"/>
+            <w:tcBorders>
+              <w:top w:val="single" w:color="A6A6A6" w:sz="4"/>
+              <w:left w:val="single" w:color="A6A6A6" w:sz="4"/>
+              <w:bottom w:val="single" w:color="A6A6A6" w:sz="4"/>
+              <w:right w:val="single" w:color="A6A6A6" w:sz="4"/>
+            </w:tcBorders>
+            <w:shd w:fill="DCE3F0" w:color="auto" w:val="clear"/>
+            <w:tcMar>
+              <w:top w:type="dxa" w:w="60"/>
+              <w:left w:type="dxa" w:w="100"/>
+              <w:bottom w:type="dxa" w:w="60"/>
+              <w:right w:type="dxa" w:w="100"/>
+            </w:tcMar>
+          </w:tcPr>
+          <w:p>
+            <w:pPr>
+              <w:spacing w:after="20" w:line="260"/>
+            </w:pPr>
+            <w:r>
+              <w:rPr>
+                <w:b w:val="false"/>
+                <w:bCs w:val="false"/>
+                <w:color w:val="000000"/>
+                <w:sz w:val="19"/>
+                <w:szCs w:val="19"/>
+              </w:rPr>
+              <w:t xml:space="preserve">turn</w:t>
+            </w:r>
+          </w:p>
+        </w:tc>
+        <w:tc>
+          <w:tcPr>
+            <w:tcW w:type="dxa" w:w="1900"/>
+            <w:tcBorders>
+              <w:top w:val="single" w:color="A6A6A6" w:sz="4"/>
+              <w:left w:val="single" w:color="A6A6A6" w:sz="4"/>
+              <w:bottom w:val="single" w:color="A6A6A6" w:sz="4"/>
+              <w:right w:val="single" w:color="A6A6A6" w:sz="4"/>
+            </w:tcBorders>
+            <w:shd w:fill="DCE3F0" w:color="auto" w:val="clear"/>
+            <w:tcMar>
+              <w:top w:type="dxa" w:w="60"/>
+              <w:left w:type="dxa" w:w="100"/>
+              <w:bottom w:type="dxa" w:w="60"/>
+              <w:right w:type="dxa" w:w="100"/>
+            </w:tcMar>
+          </w:tcPr>
+          <w:p>
+            <w:pPr>
+              <w:spacing w:after="20" w:line="260"/>
+            </w:pPr>
+            <w:r>
+              <w:rPr>
+                <w:b w:val="false"/>
+                <w:bCs w:val="false"/>
+                <w:color w:val="000000"/>
+                <w:sz w:val="19"/>
+                <w:szCs w:val="19"/>
+              </w:rPr>
+              <w:t xml:space="preserve">straight</w:t>
+            </w:r>
+          </w:p>
+        </w:tc>
+        <w:tc>
+          <w:tcPr>
+            <w:tcW w:type="dxa" w:w="5138"/>
+            <w:tcBorders>
+              <w:top w:val="single" w:color="A6A6A6" w:sz="4"/>
+              <w:left w:val="single" w:color="A6A6A6" w:sz="4"/>
+              <w:bottom w:val="single" w:color="A6A6A6" w:sz="4"/>
+              <w:right w:val="single" w:color="A6A6A6" w:sz="4"/>
+            </w:tcBorders>
+            <w:shd w:fill="DCE3F0" w:color="auto" w:val="clear"/>
+            <w:tcMar>
+              <w:top w:type="dxa" w:w="60"/>
+              <w:left w:type="dxa" w:w="100"/>
+              <w:bottom w:type="dxa" w:w="60"/>
+              <w:right w:type="dxa" w:w="100"/>
+            </w:tcMar>
+          </w:tcPr>
+          <w:p>
+            <w:pPr>
+              <w:spacing w:after="20" w:line="260"/>
+            </w:pPr>
+            <w:r>
+              <w:rPr>
+                <w:b w:val="false"/>
+                <w:bCs w:val="false"/>
+                <w:color w:val="000000"/>
+                <w:sz w:val="19"/>
+                <w:szCs w:val="19"/>
+              </w:rPr>
+              <w:t xml:space="preserve">straight／left／right／detector（見つけた側へ。両方なら直進）</w:t>
+            </w:r>
+          </w:p>
+        </w:tc>
+      </w:tr>
+      <w:tr>
+        <w:trPr>
+          <w:cantSplit/>
+          <w:tblHeader w:val="false"/>
+        </w:trPr>
+        <w:tc>
+          <w:tcPr>
+            <w:tcW w:type="dxa" w:w="2600"/>
+            <w:tcBorders>
+              <w:top w:val="single" w:color="A6A6A6" w:sz="4"/>
+              <w:left w:val="single" w:color="A6A6A6" w:sz="4"/>
+              <w:bottom w:val="single" w:color="A6A6A6" w:sz="4"/>
+              <w:right w:val="single" w:color="A6A6A6" w:sz="4"/>
+            </w:tcBorders>
+            <w:shd w:fill="FFFFFF" w:color="auto" w:val="clear"/>
+            <w:tcMar>
+              <w:top w:type="dxa" w:w="60"/>
+              <w:left w:type="dxa" w:w="100"/>
+              <w:bottom w:type="dxa" w:w="60"/>
+              <w:right w:type="dxa" w:w="100"/>
+            </w:tcMar>
+          </w:tcPr>
+          <w:p>
+            <w:pPr>
+              <w:spacing w:after="20" w:line="260"/>
+            </w:pPr>
+            <w:r>
+              <w:rPr>
+                <w:b w:val="false"/>
+                <w:bCs w:val="false"/>
+                <w:color w:val="000000"/>
+                <w:sz w:val="19"/>
+                <w:szCs w:val="19"/>
+              </w:rPr>
+              <w:t xml:space="preserve">turn_v</w:t>
+            </w:r>
+          </w:p>
+        </w:tc>
+        <w:tc>
+          <w:tcPr>
+            <w:tcW w:type="dxa" w:w="1900"/>
+            <w:tcBorders>
+              <w:top w:val="single" w:color="A6A6A6" w:sz="4"/>
+              <w:left w:val="single" w:color="A6A6A6" w:sz="4"/>
+              <w:bottom w:val="single" w:color="A6A6A6" w:sz="4"/>
+              <w:right w:val="single" w:color="A6A6A6" w:sz="4"/>
+            </w:tcBorders>
+            <w:shd w:fill="FFFFFF" w:color="auto" w:val="clear"/>
+            <w:tcMar>
+              <w:top w:type="dxa" w:w="60"/>
+              <w:left w:type="dxa" w:w="100"/>
+              <w:bottom w:type="dxa" w:w="60"/>
+              <w:right w:type="dxa" w:w="100"/>
+            </w:tcMar>
+          </w:tcPr>
+          <w:p>
+            <w:pPr>
+              <w:spacing w:after="20" w:line="260"/>
+            </w:pPr>
+            <w:r>
+              <w:rPr>
+                <w:b w:val="false"/>
+                <w:bCs w:val="false"/>
+                <w:color w:val="000000"/>
+                <w:sz w:val="19"/>
+                <w:szCs w:val="19"/>
+              </w:rPr>
+              <w:t xml:space="preserve">500</w:t>
+            </w:r>
+          </w:p>
+        </w:tc>
+        <w:tc>
+          <w:tcPr>
+            <w:tcW w:type="dxa" w:w="5138"/>
+            <w:tcBorders>
+              <w:top w:val="single" w:color="A6A6A6" w:sz="4"/>
+              <w:left w:val="single" w:color="A6A6A6" w:sz="4"/>
+              <w:bottom w:val="single" w:color="A6A6A6" w:sz="4"/>
+              <w:right w:val="single" w:color="A6A6A6" w:sz="4"/>
+            </w:tcBorders>
+            <w:shd w:fill="FFFFFF" w:color="auto" w:val="clear"/>
+            <w:tcMar>
+              <w:top w:type="dxa" w:w="60"/>
+              <w:left w:type="dxa" w:w="100"/>
+              <w:bottom w:type="dxa" w:w="60"/>
+              <w:right w:type="dxa" w:w="100"/>
+            </w:tcMar>
+          </w:tcPr>
+          <w:p>
+            <w:pPr>
+              <w:spacing w:after="20" w:line="260"/>
+            </w:pPr>
+            <w:r>
+              <w:rPr>
+                <w:b w:val="false"/>
+                <w:bCs w:val="false"/>
+                <w:color w:val="000000"/>
+                <w:sz w:val="19"/>
+                <w:szCs w:val="19"/>
+              </w:rPr>
+              <w:t xml:space="preserve">直進して待つ間と曲がる間の上限（0〜1000）</w:t>
+            </w:r>
+          </w:p>
+        </w:tc>
+      </w:tr>
+      <w:tr>
+        <w:trPr>
+          <w:cantSplit/>
+          <w:tblHeader w:val="false"/>
+        </w:trPr>
+        <w:tc>
+          <w:tcPr>
+            <w:tcW w:type="dxa" w:w="2600"/>
+            <w:tcBorders>
+              <w:top w:val="single" w:color="A6A6A6" w:sz="4"/>
+              <w:left w:val="single" w:color="A6A6A6" w:sz="4"/>
+              <w:bottom w:val="single" w:color="A6A6A6" w:sz="4"/>
+              <w:right w:val="single" w:color="A6A6A6" w:sz="4"/>
+            </w:tcBorders>
+            <w:shd w:fill="DCE3F0" w:color="auto" w:val="clear"/>
+            <w:tcMar>
+              <w:top w:type="dxa" w:w="60"/>
+              <w:left w:type="dxa" w:w="100"/>
+              <w:bottom w:type="dxa" w:w="60"/>
+              <w:right w:type="dxa" w:w="100"/>
+            </w:tcMar>
+          </w:tcPr>
+          <w:p>
+            <w:pPr>
+              <w:spacing w:after="20" w:line="260"/>
+            </w:pPr>
+            <w:r>
+              <w:rPr>
+                <w:b w:val="false"/>
+                <w:bCs w:val="false"/>
+                <w:color w:val="000000"/>
+                <w:sz w:val="19"/>
+                <w:szCs w:val="19"/>
+              </w:rPr>
+              <w:t xml:space="preserve">cross_max_ms</w:t>
+            </w:r>
+          </w:p>
+        </w:tc>
+        <w:tc>
+          <w:tcPr>
+            <w:tcW w:type="dxa" w:w="1900"/>
+            <w:tcBorders>
+              <w:top w:val="single" w:color="A6A6A6" w:sz="4"/>
+              <w:left w:val="single" w:color="A6A6A6" w:sz="4"/>
+              <w:bottom w:val="single" w:color="A6A6A6" w:sz="4"/>
+              <w:right w:val="single" w:color="A6A6A6" w:sz="4"/>
+            </w:tcBorders>
+            <w:shd w:fill="DCE3F0" w:color="auto" w:val="clear"/>
+            <w:tcMar>
+              <w:top w:type="dxa" w:w="60"/>
+              <w:left w:type="dxa" w:w="100"/>
+              <w:bottom w:type="dxa" w:w="60"/>
+              <w:right w:type="dxa" w:w="100"/>
+            </w:tcMar>
+          </w:tcPr>
+          <w:p>
+            <w:pPr>
+              <w:spacing w:after="20" w:line="260"/>
+            </w:pPr>
+            <w:r>
+              <w:rPr>
+                <w:b w:val="false"/>
+                <w:bCs w:val="false"/>
+                <w:color w:val="000000"/>
+                <w:sz w:val="19"/>
+                <w:szCs w:val="19"/>
+              </w:rPr>
+              <w:t xml:space="preserve">2000</w:t>
+            </w:r>
+          </w:p>
+        </w:tc>
+        <w:tc>
+          <w:tcPr>
+            <w:tcW w:type="dxa" w:w="5138"/>
+            <w:tcBorders>
+              <w:top w:val="single" w:color="A6A6A6" w:sz="4"/>
+              <w:left w:val="single" w:color="A6A6A6" w:sz="4"/>
+              <w:bottom w:val="single" w:color="A6A6A6" w:sz="4"/>
+              <w:right w:val="single" w:color="A6A6A6" w:sz="4"/>
+            </w:tcBorders>
+            <w:shd w:fill="DCE3F0" w:color="auto" w:val="clear"/>
+            <w:tcMar>
+              <w:top w:type="dxa" w:w="60"/>
+              <w:left w:type="dxa" w:w="100"/>
+              <w:bottom w:type="dxa" w:w="60"/>
+              <w:right w:type="dxa" w:w="100"/>
+            </w:tcMar>
+          </w:tcPr>
+          <w:p>
+            <w:pPr>
+              <w:spacing w:after="20" w:line="260"/>
+            </w:pPr>
+            <w:r>
+              <w:rPr>
+                <w:b w:val="false"/>
+                <w:bCs w:val="false"/>
+                <w:color w:val="000000"/>
+                <w:sz w:val="19"/>
+                <w:szCs w:val="19"/>
+              </w:rPr>
+              <w:t xml:space="preserve">曲がる側が開くのを待つ最長時間（0〜60000）</w:t>
+            </w:r>
+          </w:p>
+        </w:tc>
+      </w:tr>
+      <w:tr>
+        <w:trPr>
+          <w:cantSplit/>
+          <w:tblHeader w:val="false"/>
+        </w:trPr>
+        <w:tc>
+          <w:tcPr>
+            <w:tcW w:type="dxa" w:w="2600"/>
+            <w:tcBorders>
+              <w:top w:val="single" w:color="A6A6A6" w:sz="4"/>
+              <w:left w:val="single" w:color="A6A6A6" w:sz="4"/>
+              <w:bottom w:val="single" w:color="A6A6A6" w:sz="4"/>
+              <w:right w:val="single" w:color="A6A6A6" w:sz="4"/>
+            </w:tcBorders>
+            <w:shd w:fill="FFFFFF" w:color="auto" w:val="clear"/>
+            <w:tcMar>
+              <w:top w:type="dxa" w:w="60"/>
+              <w:left w:type="dxa" w:w="100"/>
+              <w:bottom w:type="dxa" w:w="60"/>
+              <w:right w:type="dxa" w:w="100"/>
+            </w:tcMar>
+          </w:tcPr>
+          <w:p>
+            <w:pPr>
+              <w:spacing w:after="20" w:line="260"/>
+            </w:pPr>
+            <w:r>
+              <w:rPr>
+                <w:b w:val="false"/>
+                <w:bCs w:val="false"/>
+                <w:color w:val="000000"/>
+                <w:sz w:val="19"/>
+                <w:szCs w:val="19"/>
+              </w:rPr>
+              <w:t xml:space="preserve">turn_ms</w:t>
+            </w:r>
+          </w:p>
+        </w:tc>
+        <w:tc>
+          <w:tcPr>
+            <w:tcW w:type="dxa" w:w="1900"/>
+            <w:tcBorders>
+              <w:top w:val="single" w:color="A6A6A6" w:sz="4"/>
+              <w:left w:val="single" w:color="A6A6A6" w:sz="4"/>
+              <w:bottom w:val="single" w:color="A6A6A6" w:sz="4"/>
+              <w:right w:val="single" w:color="A6A6A6" w:sz="4"/>
+            </w:tcBorders>
+            <w:shd w:fill="FFFFFF" w:color="auto" w:val="clear"/>
+            <w:tcMar>
+              <w:top w:type="dxa" w:w="60"/>
+              <w:left w:type="dxa" w:w="100"/>
+              <w:bottom w:type="dxa" w:w="60"/>
+              <w:right w:type="dxa" w:w="100"/>
+            </w:tcMar>
+          </w:tcPr>
+          <w:p>
+            <w:pPr>
+              <w:spacing w:after="20" w:line="260"/>
+            </w:pPr>
+            <w:r>
+              <w:rPr>
+                <w:b w:val="false"/>
+                <w:bCs w:val="false"/>
+                <w:color w:val="000000"/>
+                <w:sz w:val="19"/>
+                <w:szCs w:val="19"/>
+              </w:rPr>
+              <w:t xml:space="preserve">900</w:t>
+            </w:r>
+          </w:p>
+        </w:tc>
+        <w:tc>
+          <w:tcPr>
+            <w:tcW w:type="dxa" w:w="5138"/>
+            <w:tcBorders>
+              <w:top w:val="single" w:color="A6A6A6" w:sz="4"/>
+              <w:left w:val="single" w:color="A6A6A6" w:sz="4"/>
+              <w:bottom w:val="single" w:color="A6A6A6" w:sz="4"/>
+              <w:right w:val="single" w:color="A6A6A6" w:sz="4"/>
+            </w:tcBorders>
+            <w:shd w:fill="FFFFFF" w:color="auto" w:val="clear"/>
+            <w:tcMar>
+              <w:top w:type="dxa" w:w="60"/>
+              <w:left w:type="dxa" w:w="100"/>
+              <w:bottom w:type="dxa" w:w="60"/>
+              <w:right w:type="dxa" w:w="100"/>
+            </w:tcMar>
+          </w:tcPr>
+          <w:p>
+            <w:pPr>
+              <w:spacing w:after="20" w:line="260"/>
+            </w:pPr>
+            <w:r>
+              <w:rPr>
+                <w:b w:val="false"/>
+                <w:bCs w:val="false"/>
+                <w:color w:val="000000"/>
+                <w:sz w:val="19"/>
+                <w:szCs w:val="19"/>
+              </w:rPr>
+              <w:t xml:space="preserve">全切りする時間（0〜60000）</w:t>
+            </w:r>
+          </w:p>
+        </w:tc>
+      </w:tr>
+      <w:tr>
+        <w:trPr>
+          <w:cantSplit/>
+          <w:tblHeader w:val="false"/>
+        </w:trPr>
+        <w:tc>
+          <w:tcPr>
+            <w:tcW w:type="dxa" w:w="2600"/>
+            <w:tcBorders>
+              <w:top w:val="single" w:color="A6A6A6" w:sz="4"/>
+              <w:left w:val="single" w:color="A6A6A6" w:sz="4"/>
+              <w:bottom w:val="single" w:color="A6A6A6" w:sz="4"/>
+              <w:right w:val="single" w:color="A6A6A6" w:sz="4"/>
+            </w:tcBorders>
+            <w:shd w:fill="DCE3F0" w:color="auto" w:val="clear"/>
+            <w:tcMar>
+              <w:top w:type="dxa" w:w="60"/>
+              <w:left w:type="dxa" w:w="100"/>
+              <w:bottom w:type="dxa" w:w="60"/>
+              <w:right w:type="dxa" w:w="100"/>
+            </w:tcMar>
+          </w:tcPr>
+          <w:p>
+            <w:pPr>
+              <w:spacing w:after="20" w:line="260"/>
+            </w:pPr>
+            <w:r>
+              <w:rPr>
+                <w:b w:val="false"/>
+                <w:bCs w:val="false"/>
+                <w:color w:val="000000"/>
+                <w:sz w:val="19"/>
+                <w:szCs w:val="19"/>
+              </w:rPr>
+              <w:t xml:space="preserve">ignore_ms</w:t>
+            </w:r>
+          </w:p>
+        </w:tc>
+        <w:tc>
+          <w:tcPr>
+            <w:tcW w:type="dxa" w:w="1900"/>
+            <w:tcBorders>
+              <w:top w:val="single" w:color="A6A6A6" w:sz="4"/>
+              <w:left w:val="single" w:color="A6A6A6" w:sz="4"/>
+              <w:bottom w:val="single" w:color="A6A6A6" w:sz="4"/>
+              <w:right w:val="single" w:color="A6A6A6" w:sz="4"/>
+            </w:tcBorders>
+            <w:shd w:fill="DCE3F0" w:color="auto" w:val="clear"/>
+            <w:tcMar>
+              <w:top w:type="dxa" w:w="60"/>
+              <w:left w:type="dxa" w:w="100"/>
+              <w:bottom w:type="dxa" w:w="60"/>
+              <w:right w:type="dxa" w:w="100"/>
+            </w:tcMar>
+          </w:tcPr>
+          <w:p>
+            <w:pPr>
+              <w:spacing w:after="20" w:line="260"/>
+            </w:pPr>
+            <w:r>
+              <w:rPr>
+                <w:b w:val="false"/>
+                <w:bCs w:val="false"/>
+                <w:color w:val="000000"/>
+                <w:sz w:val="19"/>
+                <w:szCs w:val="19"/>
+              </w:rPr>
+              <w:t xml:space="preserve">3000</w:t>
+            </w:r>
+          </w:p>
+        </w:tc>
+        <w:tc>
+          <w:tcPr>
+            <w:tcW w:type="dxa" w:w="5138"/>
+            <w:tcBorders>
+              <w:top w:val="single" w:color="A6A6A6" w:sz="4"/>
+              <w:left w:val="single" w:color="A6A6A6" w:sz="4"/>
+              <w:bottom w:val="single" w:color="A6A6A6" w:sz="4"/>
+              <w:right w:val="single" w:color="A6A6A6" w:sz="4"/>
+            </w:tcBorders>
+            <w:shd w:fill="DCE3F0" w:color="auto" w:val="clear"/>
+            <w:tcMar>
+              <w:top w:type="dxa" w:w="60"/>
+              <w:left w:type="dxa" w:w="100"/>
+              <w:bottom w:type="dxa" w:w="60"/>
+              <w:right w:type="dxa" w:w="100"/>
+            </w:tcMar>
+          </w:tcPr>
+          <w:p>
+            <w:pPr>
+              <w:spacing w:after="20" w:line="260"/>
+            </w:pPr>
+            <w:r>
+              <w:rPr>
+                <w:b w:val="false"/>
+                <w:bCs w:val="false"/>
+                <w:color w:val="000000"/>
+                <w:sz w:val="19"/>
+                <w:szCs w:val="19"/>
+              </w:rPr>
+              <w:t xml:space="preserve">終わった後に交差点を無視する時間（0〜60000）</w:t>
             </w:r>
           </w:p>
         </w:tc>
@@ -18575,7 +22993,7 @@
                 <w:sz w:val="19"/>
                 <w:szCs w:val="19"/>
               </w:rPr>
-              <w:t xml:space="preserve">train_pack.py propose &lt;収録&gt; --detector traffic_light_red</w:t>
+              <w:t xml:space="preserve">train_pack.py propose &lt;収録&gt; --detector NAME</w:t>
             </w:r>
           </w:p>
         </w:tc>
@@ -18608,7 +23026,7 @@
                 <w:sz w:val="19"/>
                 <w:szCs w:val="19"/>
               </w:rPr>
-              <w:t xml:space="preserve">縮小画像で赤（または緑）の塊を 4 連結で探し、候補（コマ番号・画素座標の矩形・画素数）を proposals_&lt;name&gt;.jsonl に出す。人（Claude）が確認して labels.jsonl に書く</w:t>
+              <w:t xml:space="preserve">候補を labels.jsonl と同じ形の行で proposals_&lt;name&gt;.jsonl に出す（余分なキーは理由の説明で、学習時は無視される）。traffic_light_red／green：縮小画像で赤（緑）の塊を 4 連結で探し、矩形と画素数。vehicle：ToF 中央が --near-mm（既定 250）未満だったコマ（矩形は車線の位置。人が車体に合わせる）。intersection_left／right：その側の ToF が壁（--near-mm 未満）から開いたに変わった瞬間から --before-ms（既定 2000）前までを scene の区間として提案（通過した瞬間から逆算）。人（Claude）が確認して labels.jsonl に書く</w:t>
             </w:r>
           </w:p>
         </w:tc>
@@ -18713,7 +23131,7 @@
                 <w:sz w:val="19"/>
                 <w:szCs w:val="19"/>
               </w:rPr>
-              <w:t xml:space="preserve">{"index":N,"objects":[{"name":…,"box":[x0,y0,x1,y1]}]}（x1,y1 は含まない）／{"from":A,"to":B,"scene":[…]}／{"index":N,"negative":true}。ラベルの無いコマは使わない。--negatives や --negatives-from-scenario で指定した収録は全コマが負例</w:t>
+              <w:t xml:space="preserve">{"index":N,"objects":[{"name":…,"box":[x0,y0,x1,y1]}]}（x1,y1 は含まない。位置つき検出器の正例）／{"from":A,"to":B,"scene":[…]}（全体検出器の正例）／{"index":N,"negative":true}。ラベルの無いコマは使わない。ラベルのあるコマは、そこに書かれていない検出器の負例になる。--negatives や --negatives-from-scenario で指定した収録は全コマが負例</w:t>
             </w:r>
           </w:p>
         </w:tc>
@@ -18785,7 +23203,7 @@
                 <w:sz w:val="19"/>
                 <w:szCs w:val="19"/>
               </w:rPr>
-              <w:t xml:space="preserve">train_pack.py train &lt;出力&gt; --parent &lt;元の版&gt; --sessions … [--validate …] --detector NAME[:global] … --id … --version …</w:t>
+              <w:t xml:space="preserve">train_pack.py train &lt;出力&gt; --parent &lt;元の版&gt; --sessions … [--validate …] --detector NAME[:global] … --id … --version … [--signal k=v] [--vehicle k=v] [--intersection k=v]</w:t>
             </w:r>
           </w:p>
         </w:tc>
@@ -18818,7 +23236,7 @@
                 <w:sz w:val="19"/>
                 <w:szCs w:val="19"/>
               </w:rPr>
-              <w:t xml:space="preserve">特徴量を計算（&lt;収録&gt;/features_v1.npz に保存）、全学習セルから標準化の平均・標準偏差、検出器ごとに目標（局所：矩形がセルの --cell-overlap（既定 25%）以上を覆えば正、--cell-ignore 未満なら負、その間は無視。全体：scene のラベル）を作り、重み付き L2 正則化ロジスティック回帰（Adam、既定 600 回）で学習。thr_on は F1 が最大の値（--thr-on で固定可）、thr_off = thr_on − 0.2。自己診断ブロックはラベル付きの最初のコマから。params.json は元の版のものに --signal の上書き、manifest は説明（--description）・capabilities（検出器の名前から walls／traffic_light／vehicle／intersection）・scenarios（学習した収録の session.json のシナリオ名）・parent を自動記入。training.json に学習の記録（サンプル数、しきい値、学習用・確認用の精度）</w:t>
+              <w:t xml:space="preserve">特徴量を計算（&lt;収録&gt;/features_v1.npz に保存）、全学習セルから標準化の平均・標準偏差、検出器ごとに目標（局所：矩形がセルの --cell-overlap（既定 25%）以上を覆えば正、--cell-ignore 未満なら負、その間は無視。全体：scene のラベル）を作り、重み付き L2 正則化ロジスティック回帰（Adam、既定 600 回）で学習。thr_on は 0.30〜0.90 の候補で F1 が最大の値（同点なら真ん中：両側に余裕を取る。--thr-on で固定可）、thr_off は thr_on − 0.2 だが負例のスコアの上位 1% と thr_on の中点より下げない（何も無いときのスコアで解除できなくなるのを防ぐ）。自己診断ブロックはラベル付きの最初のコマから。params.json は元の版（無ければ既定値）に --signal／--vehicle／--intersection の上書き。vehicle・intersection の節はパックにその検出器があるときだけ入れ、無い名前は空にする（元の版にあった行動が消えるときは知らせる）。manifest は説明（--description）・capabilities（検出器の名前から walls／traffic_light／vehicle／intersection）・scenarios（学習した収録の session.json のシナリオ名）・parent を自動記入。training.json に学習の記録（サンプル数、しきい値、学習用・確認用の精度）</w:t>
             </w:r>
           </w:p>
         </w:tc>
@@ -18923,7 +23341,7 @@
                 <w:sz w:val="19"/>
                 <w:szCs w:val="19"/>
               </w:rPr>
-              <w:t xml:space="preserve">eval：ラベル付き収録でのフレーム単位の適合率・再現率。replay：コマごとの検出器出力（確定を含む）。rumicar-replay：本物の .so とパックで走行ロジック全体を再生し、状態の遷移（CRUISE → SIGNAL_APPROACH → SIGNAL_STOP → SIGNAL_RESUME）と出力を JSON 行で出す。収録に残っている判断（recorded）と並べて比較できる</w:t>
+              <w:t xml:space="preserve">eval：ラベル付き収録でのフレーム単位の適合率・再現率。replay：コマごとの検出器出力（確定を含む）。rumicar-replay：本物の .so とパックで走行ロジック全体を再生し、状態の遷移（CRUISE → SIGNAL_APPROACH → SIGNAL_STOP → SIGNAL_RESUME、FOLLOW → OVERTAKE_OUT → OVERTAKE_PASS → OVERTAKE_IN、INTERSECTION_APPROACH → INTERSECTION_STOP → INTERSECTION_CROSS → INTERSECTION_TURN）と出力を JSON 行で出す。収録に残っている判断（recorded）と並べて比較できる。再生は収録した ToF の読みをそのまま与えるので、車の動きで読みが変わる場面（追い越し）は収録どおりにしか進まない。show：中身と、オンになっている行動</w:t>
             </w:r>
           </w:p>
         </w:tc>
@@ -19044,7 +23462,15 @@
         <w:spacing w:after="100" w:line="300"/>
       </w:pPr>
       <w:r>
-        <w:t xml:space="preserve">一致の保証：学習は PC が保存した JPEG から、実走行はカメラの生画像から特徴量を出します。特徴量の定義は整数演算で両実装が同一であることを黄金データ（car/tests/data/vision：合成画像、576 個の特徴量、パック、期待値）で確かめ（test_vision、make_golden.py --check）、さらに tools_smoke.py が合成収録からの学習と rumicar-replay での停止・発進までを通して確かめます。JPEG の劣化による差はセル単位の統計で小さく、しきい値の余裕で吸収します（実機での確認項目 8.3）。</w:t>
+        <w:t xml:space="preserve">一致の保証：学習は PC が保存した JPEG から、実走行はカメラの生画像から特徴量を出します。特徴量の定義は整数演算で両実装が同一であることを黄金データ（car/tests/data/vision：合成画像、576 個の特徴量、パック、期待値）で確かめ（test_vision、make_golden.py --check）、さらに tools_smoke.py が合成収録からの学習と rumicar-replay での停止・発進、追従・追い越し、交差点での停止までを通して確かめます。JPEG の劣化による差はセル単位の統計で小さく、しきい値の余裕で吸収します（実機での確認項目 8.3）。</w:t>
+      </w:r>
+    </w:p>
+    <w:p>
+      <w:pPr>
+        <w:spacing w:after="100" w:line="300"/>
+      </w:pPr>
+      <w:r>
+        <w:t xml:space="preserve">新しい場面を足すときの決まり：車両や交差点の収録を足したら、古い検出器も含めて全部を学習し直します。新しい場面のラベル付きコマは古い検出器の負例になるので、たとえば車両のテールランプを赤信号と取り違えないことを学べます（--keep-parent-detectors で引き継いだ検出器は新しい場面を知らないまま残る）。</w:t>
       </w:r>
     </w:p>
     <w:p>
@@ -25516,7 +29942,7 @@
                 <w:sz w:val="19"/>
                 <w:szCs w:val="19"/>
               </w:rPr>
-              <w:t xml:space="preserve">受信した最新の JPEG を表示（表示は最新のみ、収録は全フレーム）。「画像を表示」のチェックを外すと表示と JPEG の展開を止める（受信と収録は続く）。「判断を重ねる」（既定オン）でロジックの補助出力（aux 形式 1）を復号し、検出器ごとの最良セルに枠（赤信号 = 赤、青信号 = 緑、その他 = 黄。確定は太枠、このフレームだけの検出は細枠）と名前・確からしさを描く。画像と枠は Viewbox の中で同じ画素座標を使うので、窓の大きさに合わせて一緒に拡大縮小される</w:t>
+              <w:t xml:space="preserve">受信した最新の JPEG を表示（表示は最新のみ、収録は全フレーム）。「画像を表示」のチェックを外すと表示と JPEG の展開を止める（受信と収録は続く）。「判断を重ねる」（既定オン）でロジックの補助出力（aux 形式 1）を復号し、位置つき検出器は最良セルに枠（赤信号 = 赤、青信号 = 緑、車両 = 水色、その他 = 黄）、全体検出器（セル数 0）は画像全体を囲む枠（交差点 = 橙。複数なら内側にずらして重ねる）と名前・確からしさを描く。確定は太枠、このフレームだけの検出は細枠。画像と枠は Viewbox の中で同じ画素座標を使うので、窓の大きさに合わせて一緒に拡大縮小される</w:t>
             </w:r>
           </w:p>
         </w:tc>
@@ -25588,7 +30014,7 @@
                 <w:sz w:val="19"/>
                 <w:szCs w:val="19"/>
               </w:rPr>
-              <w:t xml:space="preserve">モードと非常停止（色付きの札：非常停止なし = 緑、作動中 = 赤、理由付き）、判断状態、ToF 左／中／右、モーター出力、ロジックの判断（いずれも「操舵 左／中央／右 / 前進 74.8% (191/255)・後退 …・停止・ブレーキ」。% は PWM のデューティ比、括弧内は同じ値の Arduino analogWrite 換算 0〜255）、版（ロジック／パック）、判断データ（使用中のパックの id・版・説明）、対応機能（capabilities を 壁／信号機／車両／交差点 で表示）、学習元（scenarios と元の版）、電源（throttled）、バッテリー、検出（aux の検出器ごとに「赤信号 0.92 (6,0) ×3 ●」：確からしさ、セルの列と行、セル数、● = 確定、○ = このフレームだけ。名前は get_status の aux_names から）。受信コマ数（うち画像付きの数）は画像の下</w:t>
+              <w:t xml:space="preserve">モードと非常停止（色付きの札：非常停止なし = 緑、作動中 = 赤、理由付き）、判断状態（名前と意味：例「FOLLOW（前の車両に追従）」。同梱ロジックの状態名は日本語を添える）、ToF 左／中／右、モーター出力、ロジックの判断（いずれも「操舵 左／中央／右 / 前進 74.8% (191/255)・後退 …・停止・ブレーキ」。% は PWM のデューティ比、括弧内は同じ値の Arduino analogWrite 換算 0〜255）、版（ロジック／パック）、判断データ（使用中のパックの id・版・説明）、対応機能（capabilities を 壁／信号機／車両／交差点 で表示）、学習元（scenarios と元の版）、電源（throttled）、バッテリー、検出（aux の検出器ごとに「赤信号 0.92 (6,0) ×3 ●」：確からしさ、セルの列と行、セル数、● = 確定、○ = このフレームだけ。全体検出器は「交差点(左) 0.88 ●」。名前は get_status の aux_names から）。受信コマ数（うち画像付きの数）は画像の下</w:t>
             </w:r>
           </w:p>
         </w:tc>
@@ -26989,7 +31415,7 @@
         <w:spacing w:after="60" w:line="290"/>
       </w:pPr>
       <w:r>
-        <w:t xml:space="preserve">単体テスト（ctest）：tof_logic（ロジック。速度上限を含む）、vision（特徴量・vision.bin・検出器を黄金データと照合。C++ と Python の完全一致）、cam_logic（パラメータ、合成フレームで接近→停止→青で発進／時間で発進、画像の無いコマ、サイズ不一致、補助出力）、pack（manifest・ローダー・設定。tof_drive と cam_drive の両方を読み込む）、camera（JPEG 化の往復・不正入力・camera 設定・カメラ制御）、util（外部コマンド実行、set_wifi の引数検査、Wi-Fi 起動、throttled の解析）、network（制御／テレメトリサーバーを 127.0.0.1 の実 TCP 接続で動かし、hello・モード・手動操作・heartbeat 途絶・非常停止・list_versions・activate／rollback・失敗時の応答・2 クライアント目の拒否・テレメトリの受信と遅いクライアントでの間引きを確認）。加えて tools_smoke.py（合成収録 → 学習 → パック → Python 再生 → rumicar-replay）と make_golden.py --check を CI で実行</w:t>
+        <w:t xml:space="preserve">単体テスト（ctest）：tof_logic（ロジック。速度上限、操舵モード HoldLane／Force と非常ブレーキの優先を含む）、vision（特徴量・vision.bin・検出器を黄金データと照合。C++ と Python の完全一致）、cam_logic（パラメータ（任意の節、範囲、名前）、合成フレームで接近→停止→青で発進／時間で発進、車両への追従と車間、駐車車両の追い越し（両側・片側・待機・時間打ち切り）、赤信号中は追い越さない、交差点の停止・直進・左折・右折・検出器による向き・detector での停止、赤信号での発進待ち、行動の重なりと報告する状態、画像の無いコマ、サイズ不一致、補助出力）、pack（manifest・ローダー・設定。tof_drive と cam_drive の両方を読み込む）、camera（JPEG 化の往復・不正入力・camera 設定・カメラ制御）、util（外部コマンド実行、set_wifi の引数検査、Wi-Fi 起動、throttled の解析）、network（制御／テレメトリサーバーを 127.0.0.1 の実 TCP 接続で動かし、hello・モード・手動操作・heartbeat 途絶・非常停止・list_versions・activate／rollback・失敗時の応答・2 クライアント目の拒否・テレメトリの受信と遅いクライアントでの間引きを確認）。加えて tools_smoke.py（合成収録 → 学習 → パック → Python 再生 → rumicar-replay。信号機のパックと、車両・交差点を足したパックの 2 つ。propose の候補出しも）と make_golden.py --check を CI で実行</w:t>
       </w:r>
     </w:p>
     <w:p>
@@ -29015,6 +33441,45 @@
     </w:p>
     <w:p>
       <w:pPr>
+        <w:pStyle w:val="ListParagraph"/>
+        <w:numPr>
+          <w:ilvl w:val="0"/>
+          <w:numId w:val="2"/>
+        </w:numPr>
+        <w:spacing w:after="60" w:line="290"/>
+      </w:pPr>
+      <w:r>
+        <w:t xml:space="preserve">車：画像ロジック cam_drive 0.2.0（前の車両への追従と駐車車両の追い越し、交差点での停止と直進・右左折、行動の優先順位）、tof_drive の操舵モード（HoldLane／Force）と接近速度の口、params.json の任意の節 vehicle／intersection（第11版）</w:t>
+      </w:r>
+    </w:p>
+    <w:p>
+      <w:pPr>
+        <w:pStyle w:val="ListParagraph"/>
+        <w:numPr>
+          <w:ilvl w:val="0"/>
+          <w:numId w:val="2"/>
+        </w:numPr>
+        <w:spacing w:after="60" w:line="290"/>
+      </w:pPr>
+      <w:r>
+        <w:t xml:space="preserve">学習：train_pack.py の propose（車両：ToF が近かったコマ、交差点：横の ToF が開いた瞬間からの逆算）、行動の節の自動設定と --vehicle／--intersection、しきい値の選び方の改善（同点の真ん中、解除は負例より上）、tools_smoke.py の車両・交差点（第11版）</w:t>
+      </w:r>
+    </w:p>
+    <w:p>
+      <w:pPr>
+        <w:pStyle w:val="ListParagraph"/>
+        <w:numPr>
+          <w:ilvl w:val="0"/>
+          <w:numId w:val="2"/>
+        </w:numPr>
+        <w:spacing w:after="60" w:line="290"/>
+      </w:pPr>
+      <w:r>
+        <w:t xml:space="preserve">PC：全体検出器の重ね描き（画像全体の枠）、判断状態の意味の表示（第11版）</w:t>
+      </w:r>
+    </w:p>
+    <w:p>
+      <w:pPr>
         <w:pStyle w:val="Heading2"/>
       </w:pPr>
       <w:r>
@@ -29044,7 +33509,7 @@
         <w:spacing w:after="60" w:line="290"/>
       </w:pPr>
       <w:r>
-        <w:t xml:space="preserve">cam_drive の拡張：先行車と駐停車車両の判別（vehicle 検出器と ToF の時間差分による追従／追い越し）、交差点（intersection_left／right 検出器と停止・右左折の行動）。検出器は train_pack.py に名前を足すだけで学習でき、行動は cam_logic に状態を足す（設計の記録 8.6）</w:t>
+        <w:t xml:space="preserve">cam_drive の次：場面に応じた右左折の選び方（コースの地図や目的地、または学習した「曲がるべき側」の検出器）、追い越しの終了判定の改良（内側の ToF に加えて車両検出器の位置の変化を使う）、学習済みでない物体（人の手、落ちた物）の扱い</w:t>
       </w:r>
     </w:p>
     <w:p>
@@ -29990,7 +34455,7 @@
                 <w:sz w:val="19"/>
                 <w:szCs w:val="19"/>
               </w:rPr>
-              <w:t xml:space="preserve">SD カードイメージ</w:t>
+              <w:t xml:space="preserve">車両・交差点</w:t>
             </w:r>
           </w:p>
         </w:tc>
@@ -30023,7 +34488,7 @@
                 <w:sz w:val="19"/>
                 <w:szCs w:val="19"/>
               </w:rPr>
-              <w:t xml:space="preserve">CI の成果物を書き込んだ SD カードで初回起動が完了し（拡張・再起動後）、rumicar / rumicar で SSH でき、rumicar-core が動き AP が立つこと。userconf.txt が消費されユーザーが作られること</w:t>
+              <w:t xml:space="preserve">もう 1 台の RumiCar（止めた状態と走らせた状態）を収録して vehicle 検出器を学習し、追従で止まる車間（follow_gap_mm）、追い越しの各時間（out_ms／pass_*／in_ms）と速度（overtake_v）をコースの幅に合わせること。交差点は intersection_left／right の収録（横の ToF が開く瞬間からの逆算で候補を出す）と、止まる位置（open_mm）、曲がる時間（turn_ms）。信号待ちの車を追い越さないこと、追い越し中の赤信号で止まることを実車で確かめる</w:t>
             </w:r>
           </w:p>
         </w:tc>
@@ -30062,6 +34527,78 @@
                 <w:sz w:val="19"/>
                 <w:szCs w:val="19"/>
               </w:rPr>
+              <w:t xml:space="preserve">SD カードイメージ</w:t>
+            </w:r>
+          </w:p>
+        </w:tc>
+        <w:tc>
+          <w:tcPr>
+            <w:tcW w:type="dxa" w:w="7438"/>
+            <w:tcBorders>
+              <w:top w:val="single" w:color="A6A6A6" w:sz="4"/>
+              <w:left w:val="single" w:color="A6A6A6" w:sz="4"/>
+              <w:bottom w:val="single" w:color="A6A6A6" w:sz="4"/>
+              <w:right w:val="single" w:color="A6A6A6" w:sz="4"/>
+            </w:tcBorders>
+            <w:shd w:fill="FFFFFF" w:color="auto" w:val="clear"/>
+            <w:tcMar>
+              <w:top w:type="dxa" w:w="60"/>
+              <w:left w:type="dxa" w:w="100"/>
+              <w:bottom w:type="dxa" w:w="60"/>
+              <w:right w:type="dxa" w:w="100"/>
+            </w:tcMar>
+          </w:tcPr>
+          <w:p>
+            <w:pPr>
+              <w:spacing w:after="20" w:line="260"/>
+            </w:pPr>
+            <w:r>
+              <w:rPr>
+                <w:b w:val="false"/>
+                <w:bCs w:val="false"/>
+                <w:color w:val="000000"/>
+                <w:sz w:val="19"/>
+                <w:szCs w:val="19"/>
+              </w:rPr>
+              <w:t xml:space="preserve">CI の成果物を書き込んだ SD カードで初回起動が完了し（拡張・再起動後）、rumicar / rumicar で SSH でき、rumicar-core が動き AP が立つこと。userconf.txt が消費されユーザーが作られること</w:t>
+            </w:r>
+          </w:p>
+        </w:tc>
+      </w:tr>
+      <w:tr>
+        <w:trPr>
+          <w:cantSplit/>
+          <w:tblHeader w:val="false"/>
+        </w:trPr>
+        <w:tc>
+          <w:tcPr>
+            <w:tcW w:type="dxa" w:w="2200"/>
+            <w:tcBorders>
+              <w:top w:val="single" w:color="A6A6A6" w:sz="4"/>
+              <w:left w:val="single" w:color="A6A6A6" w:sz="4"/>
+              <w:bottom w:val="single" w:color="A6A6A6" w:sz="4"/>
+              <w:right w:val="single" w:color="A6A6A6" w:sz="4"/>
+            </w:tcBorders>
+            <w:shd w:fill="DCE3F0" w:color="auto" w:val="clear"/>
+            <w:tcMar>
+              <w:top w:type="dxa" w:w="60"/>
+              <w:left w:type="dxa" w:w="100"/>
+              <w:bottom w:type="dxa" w:w="60"/>
+              <w:right w:type="dxa" w:w="100"/>
+            </w:tcMar>
+          </w:tcPr>
+          <w:p>
+            <w:pPr>
+              <w:spacing w:after="20" w:line="260"/>
+            </w:pPr>
+            <w:r>
+              <w:rPr>
+                <w:b w:val="false"/>
+                <w:bCs w:val="false"/>
+                <w:color w:val="000000"/>
+                <w:sz w:val="19"/>
+                <w:szCs w:val="19"/>
+              </w:rPr>
               <w:t xml:space="preserve">確認済み（v0.1.1、2026-10-20）</w:t>
             </w:r>
           </w:p>
@@ -30075,7 +34612,7 @@
               <w:bottom w:val="single" w:color="A6A6A6" w:sz="4"/>
               <w:right w:val="single" w:color="A6A6A6" w:sz="4"/>
             </w:tcBorders>
-            <w:shd w:fill="FFFFFF" w:color="auto" w:val="clear"/>
+            <w:shd w:fill="DCE3F0" w:color="auto" w:val="clear"/>
             <w:tcMar>
               <w:top w:type="dxa" w:w="60"/>
               <w:left w:type="dxa" w:w="100"/>
@@ -30413,7 +34950,7 @@
                 <w:sz w:val="19"/>
                 <w:szCs w:val="19"/>
               </w:rPr>
-              <w:t xml:space="preserve">ロジックが使う判断データ一式（本版は params.json）。manifest.json 付き</w:t>
+              <w:t xml:space="preserve">ロジックが使う判断データ一式（tof_drive は params.json、cam_drive は params.json ＋ 学習した vision.bin）。manifest.json 付き</w:t>
             </w:r>
           </w:p>
         </w:tc>
@@ -30774,6 +35311,294 @@
                 <w:szCs w:val="19"/>
               </w:rPr>
               <w:t xml:space="preserve">走行管理アプリの1回の収録。1つのフォルダになる</w:t>
+            </w:r>
+          </w:p>
+        </w:tc>
+      </w:tr>
+      <w:tr>
+        <w:trPr>
+          <w:cantSplit/>
+          <w:tblHeader w:val="false"/>
+        </w:trPr>
+        <w:tc>
+          <w:tcPr>
+            <w:tcW w:type="dxa" w:w="2400"/>
+            <w:tcBorders>
+              <w:top w:val="single" w:color="A6A6A6" w:sz="4"/>
+              <w:left w:val="single" w:color="A6A6A6" w:sz="4"/>
+              <w:bottom w:val="single" w:color="A6A6A6" w:sz="4"/>
+              <w:right w:val="single" w:color="A6A6A6" w:sz="4"/>
+            </w:tcBorders>
+            <w:shd w:fill="FFFFFF" w:color="auto" w:val="clear"/>
+            <w:tcMar>
+              <w:top w:type="dxa" w:w="60"/>
+              <w:left w:type="dxa" w:w="100"/>
+              <w:bottom w:type="dxa" w:w="60"/>
+              <w:right w:type="dxa" w:w="100"/>
+            </w:tcMar>
+          </w:tcPr>
+          <w:p>
+            <w:pPr>
+              <w:spacing w:after="20" w:line="260"/>
+            </w:pPr>
+            <w:r>
+              <w:rPr>
+                <w:b w:val="false"/>
+                <w:bCs w:val="false"/>
+                <w:color w:val="000000"/>
+                <w:sz w:val="19"/>
+                <w:szCs w:val="19"/>
+              </w:rPr>
+              <w:t xml:space="preserve">検出器（detector）</w:t>
+            </w:r>
+          </w:p>
+        </w:tc>
+        <w:tc>
+          <w:tcPr>
+            <w:tcW w:type="dxa" w:w="7238"/>
+            <w:tcBorders>
+              <w:top w:val="single" w:color="A6A6A6" w:sz="4"/>
+              <w:left w:val="single" w:color="A6A6A6" w:sz="4"/>
+              <w:bottom w:val="single" w:color="A6A6A6" w:sz="4"/>
+              <w:right w:val="single" w:color="A6A6A6" w:sz="4"/>
+            </w:tcBorders>
+            <w:shd w:fill="FFFFFF" w:color="auto" w:val="clear"/>
+            <w:tcMar>
+              <w:top w:type="dxa" w:w="60"/>
+              <w:left w:type="dxa" w:w="100"/>
+              <w:bottom w:type="dxa" w:w="60"/>
+              <w:right w:type="dxa" w:w="100"/>
+            </w:tcMar>
+          </w:tcPr>
+          <w:p>
+            <w:pPr>
+              <w:spacing w:after="20" w:line="260"/>
+            </w:pPr>
+            <w:r>
+              <w:rPr>
+                <w:b w:val="false"/>
+                <w:bCs w:val="false"/>
+                <w:color w:val="000000"/>
+                <w:sz w:val="19"/>
+                <w:szCs w:val="19"/>
+              </w:rPr>
+              <w:t xml:space="preserve">画像の特徴量から「赤信号がある」などの確からしさを出す学習済みの線形モデル。全体（画面全体）と局所（セルごと）がある</w:t>
+            </w:r>
+          </w:p>
+        </w:tc>
+      </w:tr>
+      <w:tr>
+        <w:trPr>
+          <w:cantSplit/>
+          <w:tblHeader w:val="false"/>
+        </w:trPr>
+        <w:tc>
+          <w:tcPr>
+            <w:tcW w:type="dxa" w:w="2400"/>
+            <w:tcBorders>
+              <w:top w:val="single" w:color="A6A6A6" w:sz="4"/>
+              <w:left w:val="single" w:color="A6A6A6" w:sz="4"/>
+              <w:bottom w:val="single" w:color="A6A6A6" w:sz="4"/>
+              <w:right w:val="single" w:color="A6A6A6" w:sz="4"/>
+            </w:tcBorders>
+            <w:shd w:fill="DCE3F0" w:color="auto" w:val="clear"/>
+            <w:tcMar>
+              <w:top w:type="dxa" w:w="60"/>
+              <w:left w:type="dxa" w:w="100"/>
+              <w:bottom w:type="dxa" w:w="60"/>
+              <w:right w:type="dxa" w:w="100"/>
+            </w:tcMar>
+          </w:tcPr>
+          <w:p>
+            <w:pPr>
+              <w:spacing w:after="20" w:line="260"/>
+            </w:pPr>
+            <w:r>
+              <w:rPr>
+                <w:b w:val="false"/>
+                <w:bCs w:val="false"/>
+                <w:color w:val="000000"/>
+                <w:sz w:val="19"/>
+                <w:szCs w:val="19"/>
+              </w:rPr>
+              <w:t xml:space="preserve">特徴量（features）</w:t>
+            </w:r>
+          </w:p>
+        </w:tc>
+        <w:tc>
+          <w:tcPr>
+            <w:tcW w:type="dxa" w:w="7238"/>
+            <w:tcBorders>
+              <w:top w:val="single" w:color="A6A6A6" w:sz="4"/>
+              <w:left w:val="single" w:color="A6A6A6" w:sz="4"/>
+              <w:bottom w:val="single" w:color="A6A6A6" w:sz="4"/>
+              <w:right w:val="single" w:color="A6A6A6" w:sz="4"/>
+            </w:tcBorders>
+            <w:shd w:fill="DCE3F0" w:color="auto" w:val="clear"/>
+            <w:tcMar>
+              <w:top w:type="dxa" w:w="60"/>
+              <w:left w:type="dxa" w:w="100"/>
+              <w:bottom w:type="dxa" w:w="60"/>
+              <w:right w:type="dxa" w:w="100"/>
+            </w:tcMar>
+          </w:tcPr>
+          <w:p>
+            <w:pPr>
+              <w:spacing w:after="20" w:line="260"/>
+            </w:pPr>
+            <w:r>
+              <w:rPr>
+                <w:b w:val="false"/>
+                <w:bCs w:val="false"/>
+                <w:color w:val="000000"/>
+                <w:sz w:val="19"/>
+                <w:szCs w:val="19"/>
+              </w:rPr>
+              <w:t xml:space="preserve">画像を縮めてセルごとに数えた 12 種類の整数（色の区分の数、明るさ、彩度、輪郭）。C++ と Python で同じ定義</w:t>
+            </w:r>
+          </w:p>
+        </w:tc>
+      </w:tr>
+      <w:tr>
+        <w:trPr>
+          <w:cantSplit/>
+          <w:tblHeader w:val="false"/>
+        </w:trPr>
+        <w:tc>
+          <w:tcPr>
+            <w:tcW w:type="dxa" w:w="2400"/>
+            <w:tcBorders>
+              <w:top w:val="single" w:color="A6A6A6" w:sz="4"/>
+              <w:left w:val="single" w:color="A6A6A6" w:sz="4"/>
+              <w:bottom w:val="single" w:color="A6A6A6" w:sz="4"/>
+              <w:right w:val="single" w:color="A6A6A6" w:sz="4"/>
+            </w:tcBorders>
+            <w:shd w:fill="FFFFFF" w:color="auto" w:val="clear"/>
+            <w:tcMar>
+              <w:top w:type="dxa" w:w="60"/>
+              <w:left w:type="dxa" w:w="100"/>
+              <w:bottom w:type="dxa" w:w="60"/>
+              <w:right w:type="dxa" w:w="100"/>
+            </w:tcMar>
+          </w:tcPr>
+          <w:p>
+            <w:pPr>
+              <w:spacing w:after="20" w:line="260"/>
+            </w:pPr>
+            <w:r>
+              <w:rPr>
+                <w:b w:val="false"/>
+                <w:bCs w:val="false"/>
+                <w:color w:val="000000"/>
+                <w:sz w:val="19"/>
+                <w:szCs w:val="19"/>
+              </w:rPr>
+              <w:t xml:space="preserve">補助出力（aux）</w:t>
+            </w:r>
+          </w:p>
+        </w:tc>
+        <w:tc>
+          <w:tcPr>
+            <w:tcW w:type="dxa" w:w="7238"/>
+            <w:tcBorders>
+              <w:top w:val="single" w:color="A6A6A6" w:sz="4"/>
+              <w:left w:val="single" w:color="A6A6A6" w:sz="4"/>
+              <w:bottom w:val="single" w:color="A6A6A6" w:sz="4"/>
+              <w:right w:val="single" w:color="A6A6A6" w:sz="4"/>
+            </w:tcBorders>
+            <w:shd w:fill="FFFFFF" w:color="auto" w:val="clear"/>
+            <w:tcMar>
+              <w:top w:type="dxa" w:w="60"/>
+              <w:left w:type="dxa" w:w="100"/>
+              <w:bottom w:type="dxa" w:w="60"/>
+              <w:right w:type="dxa" w:w="100"/>
+            </w:tcMar>
+          </w:tcPr>
+          <w:p>
+            <w:pPr>
+              <w:spacing w:after="20" w:line="260"/>
+            </w:pPr>
+            <w:r>
+              <w:rPr>
+                <w:b w:val="false"/>
+                <w:bCs w:val="false"/>
+                <w:color w:val="000000"/>
+                <w:sz w:val="19"/>
+                <w:szCs w:val="19"/>
+              </w:rPr>
+              <w:t xml:space="preserve">ロジックが判断の中身（検出器の確からしさや位置）を PC の表示のために出す最大 48 バイト。走行には使わない</w:t>
+            </w:r>
+          </w:p>
+        </w:tc>
+      </w:tr>
+      <w:tr>
+        <w:trPr>
+          <w:cantSplit/>
+          <w:tblHeader w:val="false"/>
+        </w:trPr>
+        <w:tc>
+          <w:tcPr>
+            <w:tcW w:type="dxa" w:w="2400"/>
+            <w:tcBorders>
+              <w:top w:val="single" w:color="A6A6A6" w:sz="4"/>
+              <w:left w:val="single" w:color="A6A6A6" w:sz="4"/>
+              <w:bottom w:val="single" w:color="A6A6A6" w:sz="4"/>
+              <w:right w:val="single" w:color="A6A6A6" w:sz="4"/>
+            </w:tcBorders>
+            <w:shd w:fill="DCE3F0" w:color="auto" w:val="clear"/>
+            <w:tcMar>
+              <w:top w:type="dxa" w:w="60"/>
+              <w:left w:type="dxa" w:w="100"/>
+              <w:bottom w:type="dxa" w:w="60"/>
+              <w:right w:type="dxa" w:w="100"/>
+            </w:tcMar>
+          </w:tcPr>
+          <w:p>
+            <w:pPr>
+              <w:spacing w:after="20" w:line="260"/>
+            </w:pPr>
+            <w:r>
+              <w:rPr>
+                <w:b w:val="false"/>
+                <w:bCs w:val="false"/>
+                <w:color w:val="000000"/>
+                <w:sz w:val="19"/>
+                <w:szCs w:val="19"/>
+              </w:rPr>
+              <w:t xml:space="preserve">行動（behaviour）</w:t>
+            </w:r>
+          </w:p>
+        </w:tc>
+        <w:tc>
+          <w:tcPr>
+            <w:tcW w:type="dxa" w:w="7238"/>
+            <w:tcBorders>
+              <w:top w:val="single" w:color="A6A6A6" w:sz="4"/>
+              <w:left w:val="single" w:color="A6A6A6" w:sz="4"/>
+              <w:bottom w:val="single" w:color="A6A6A6" w:sz="4"/>
+              <w:right w:val="single" w:color="A6A6A6" w:sz="4"/>
+            </w:tcBorders>
+            <w:shd w:fill="DCE3F0" w:color="auto" w:val="clear"/>
+            <w:tcMar>
+              <w:top w:type="dxa" w:w="60"/>
+              <w:left w:type="dxa" w:w="100"/>
+              <w:bottom w:type="dxa" w:w="60"/>
+              <w:right w:type="dxa" w:w="100"/>
+            </w:tcMar>
+          </w:tcPr>
+          <w:p>
+            <w:pPr>
+              <w:spacing w:after="20" w:line="260"/>
+            </w:pPr>
+            <w:r>
+              <w:rPr>
+                <w:b w:val="false"/>
+                <w:bCs w:val="false"/>
+                <w:color w:val="000000"/>
+                <w:sz w:val="19"/>
+                <w:szCs w:val="19"/>
+              </w:rPr>
+              <w:t xml:space="preserve">cam_drive の中で検出結果を走行に変える部分。信号機・車両・交差点の 3 つがあり、それぞれ速度の上限と操舵のしかたを tof_drive に与える</w:t>
             </w:r>
           </w:p>
         </w:tc>

--- a/docs/RumiCar-Zero2Cam 仕様書.docx
+++ b/docs/RumiCar-Zero2Cam 仕様書.docx
@@ -42,7 +42,7 @@
           <w:sz w:val="20"/>
           <w:szCs w:val="20"/>
         </w:rPr>
-        <w:t xml:space="preserve">第11版　2026年10月21日　対象：リポジトリ RumiCar-group/RumiCar-Zero2Cam　0.1.x：基盤（第1版）＋ 車側通信（第2版）＋ カメラ（第3版）＋ AP・パッケージ（第4版）＋ SD カードイメージ（第5版）＋ PC からの push（第6版）＋ 実機確認の反映（第7版）＋ 画面の刷新（第8版）＋ 起動時のモード・電源・判断データの説明・シナリオ付き収録・動画（第9版）＋ 画像ロジック第1版（信号機）・ABI 第2版・学習ツール（第10版）＋ 画像ロジック第2版（前の車両・交差点）（第11版）</w:t>
+        <w:t xml:space="preserve">第12版　2026年10月22日　対象：リポジトリ RumiCar-group/RumiCar-Zero2Cam　0.2.0：基盤（第1版）＋ 車側通信（第2版）＋ カメラ（第3版）＋ AP・パッケージ（第4版）＋ SD カードイメージ（第5版）＋ PC からの push（第6版）＋ 実機確認の反映（第7版）＋ 画面の刷新（第8版）＋ 起動時のモード・電源・判断データの説明・シナリオ付き収録・動画（第9版）＋ 画像ロジック第1版（信号機）・ABI 第2版・学習ツール（第10版）＋ 画像ロジック第2版（前の車両・交差点）（第11版）＋ 版番号の体系・Release v0.2.0（第12版）</w:t>
       </w:r>
     </w:p>
     <w:p>
@@ -1383,6 +1383,14 @@
       <w:pPr>
         <w:spacing w:after="60"/>
       </w:pPr>
+    </w:p>
+    <w:p>
+      <w:pPr>
+        <w:spacing w:after="100" w:line="300"/>
+      </w:pPr>
+      <w:r>
+        <w:t xml:space="preserve">版番号は本体・ロジック・パックで別々に進みます。本体の版は Release のタグ vX.Y.Z で、SD カードイメージ・Debian パッケージ・走行管理アプリ・車が名乗る core_version が同じ番号になります（7.3）。ロジックの版は &lt;name&gt;-&lt;version&gt;（car/CMakeLists.txt の TOF_DRIVE_VERSION／CAM_DRIVE_VERSION、manifest.json の version）、パックの版は各 manifest.json の version です。本版 0.2.0 の同梱は tof_drive 0.2.0・cam_drive 0.2.0・base-tof 0.1.1・cam-base 0.1.0 で、本体とロジックの番号がたまたま同じでも別の数え方です。自分で学習させたパックには、車に入っている版と重ならない番号を付けます（4.1）。</w:t>
+      </w:r>
     </w:p>
     <w:p>
       <w:pPr>
@@ -30745,7 +30753,7 @@
           <w:sz w:val="18"/>
           <w:szCs w:val="18"/>
         </w:rPr>
-        <w:t xml:space="preserve">   "car_reported":"RumiCar", "core_version":"0.1.3",</w:t>
+        <w:t xml:space="preserve">   "car_reported":"RumiCar", "core_version":"0.2.0",</w:t>
       </w:r>
     </w:p>
     <w:p>
@@ -30760,7 +30768,7 @@
           <w:sz w:val="18"/>
           <w:szCs w:val="18"/>
         </w:rPr>
-        <w:t xml:space="preserve">   "logic":{"name":"tof_drive","version":"0.1.0"},</w:t>
+        <w:t xml:space="preserve">   "logic":{"name":"tof_drive","version":"0.2.0"},</w:t>
       </w:r>
     </w:p>
     <w:p>
@@ -30805,7 +30813,7 @@
           <w:sz w:val="18"/>
           <w:szCs w:val="18"/>
         </w:rPr>
-        <w:t xml:space="preserve">   "throttled_seen":0, "recorder":"RumiCarDriveManager 0.1.3"}</w:t>
+        <w:t xml:space="preserve">   "throttled_seen":0, "recorder":"RumiCarDriveManager 0.2.0"}</w:t>
       </w:r>
     </w:p>
     <w:p>
@@ -31974,7 +31982,7 @@
         <w:spacing w:after="100" w:line="300"/>
       </w:pPr>
       <w:r>
-        <w:t xml:space="preserve">いずれも main への push、プルリクエスト、手動実行で動きます。成果物は Actions の実行ページからダウンロードできます。版として配布するときは GitHub Releases に添付します（SD カードイメージも同様）。タグ vX.Y.Z でのビルドでは X.Y.Z を本体・パッケージ・イメージ・PC アプリの版として使います（CMake の RUMICAR_VERSION と dotnet の -p:Version）。タグ以外では CMakeLists.txt／csproj の版です。</w:t>
+        <w:t xml:space="preserve">いずれも main への push、プルリクエスト、手動実行で動きます。成果物は Actions の実行ページからダウンロードできます。版として配布するときは GitHub Releases に添付します（SD カードイメージも同様）。タグ vX.Y.Z でのビルドでは X.Y.Z を本体・パッケージ・イメージ・PC アプリの版として使います（CMake の RUMICAR_VERSION と dotnet の -p:Version）。タグ以外では CMakeLists.txt／csproj の版です。Release を出したら、CMakeLists.txt の RUMICAR_VERSION と csproj の Version も同じ番号に上げておきます（タグ無しのビルドが古い番号の .deb を作り、車に入っている版よりダウングレード扱いになるのを防ぐため）。ロジックの版（TOF_DRIVE_VERSION／CAM_DRIVE_VERSION）は本体の版とは別に、ロジックを変えたときに上げます（2.1）。</w:t>
       </w:r>
     </w:p>
     <w:p>
@@ -33476,6 +33484,19 @@
       </w:pPr>
       <w:r>
         <w:t xml:space="preserve">PC：全体検出器の重ね描き（画像全体の枠）、判断状態の意味の表示（第11版）</w:t>
+      </w:r>
+    </w:p>
+    <w:p>
+      <w:pPr>
+        <w:pStyle w:val="ListParagraph"/>
+        <w:numPr>
+          <w:ilvl w:val="0"/>
+          <w:numId w:val="2"/>
+        </w:numPr>
+        <w:spacing w:after="60" w:line="290"/>
+      </w:pPr>
+      <w:r>
+        <w:t xml:space="preserve">配布：Release v0.2.0（本体 0.2.0。ロジック契約が ABI 1 から 2 に変わり自作ロジックの作り直しが必要なため 0.1.x から繰り上げ）、本体・ロジック・パックの版番号の体系を 2.1 に明記、タグ無しビルドの既定の版を 0.2.0 に（第12版）</w:t>
       </w:r>
     </w:p>
     <w:p>

--- a/docs/RumiCar-Zero2Cam 仕様書.docx
+++ b/docs/RumiCar-Zero2Cam 仕様書.docx
@@ -42,7 +42,7 @@
           <w:sz w:val="20"/>
           <w:szCs w:val="20"/>
         </w:rPr>
-        <w:t xml:space="preserve">第12版　2026年10月22日　対象：リポジトリ RumiCar-group/RumiCar-Zero2Cam　0.2.0：基盤（第1版）＋ 車側通信（第2版）＋ カメラ（第3版）＋ AP・パッケージ（第4版）＋ SD カードイメージ（第5版）＋ PC からの push（第6版）＋ 実機確認の反映（第7版）＋ 画面の刷新（第8版）＋ 起動時のモード・電源・判断データの説明・シナリオ付き収録・動画（第9版）＋ 画像ロジック第1版（信号機）・ABI 第2版・学習ツール（第10版）＋ 画像ロジック第2版（前の車両・交差点）（第11版）＋ 版番号の体系・Release v0.2.0（第12版）</w:t>
+        <w:t xml:space="preserve">第13版　2026年10月22日　対象：リポジトリ RumiCar-group/RumiCar-Zero2Cam　0.2.1：基盤（第1版）＋ 車側通信（第2版）＋ カメラ（第3版）＋ AP・パッケージ（第4版）＋ SD カードイメージ（第5版）＋ PC からの push（第6版）＋ 実機確認の反映（第7版）＋ 画面の刷新（第8版）＋ 起動時のモード・電源・判断データの説明・シナリオ付き収録・動画（第9版）＋ 画像ロジック第1版（信号機）・ABI 第2版・学習ツール（第10版）＋ 画像ロジック第2版（前の車両・交差点）（第11版）＋ 版番号の体系・Release v0.2.0（第12版）＋ 手動操作の操縦パッドとスクロール・Release の版の検査（第13版）</w:t>
       </w:r>
     </w:p>
     <w:p>
@@ -1389,7 +1389,7 @@
         <w:spacing w:after="100" w:line="300"/>
       </w:pPr>
       <w:r>
-        <w:t xml:space="preserve">版番号は本体・ロジック・パックで別々に進みます。本体の版は Release のタグ vX.Y.Z で、SD カードイメージ・Debian パッケージ・走行管理アプリ・車が名乗る core_version が同じ番号になります（7.3）。ロジックの版は &lt;name&gt;-&lt;version&gt;（car/CMakeLists.txt の TOF_DRIVE_VERSION／CAM_DRIVE_VERSION、manifest.json の version）、パックの版は各 manifest.json の version です。本版 0.2.0 の同梱は tof_drive 0.2.0・cam_drive 0.2.0・base-tof 0.1.1・cam-base 0.1.0 で、本体とロジックの番号がたまたま同じでも別の数え方です。自分で学習させたパックには、車に入っている版と重ならない番号を付けます（4.1）。</w:t>
+        <w:t xml:space="preserve">版番号は本体・ロジック・パックで別々に進みます。本体の版は Release のタグ vX.Y.Z で、SD カードイメージ・Debian パッケージ・走行管理アプリ・車が名乗る core_version が同じ番号になります。番号は Release の前にソース（car/CMakeLists.txt、csproj、app.manifest）に書き、そのマージに同じ番号のタグを付けます。Release ではないビルド（CI がタグ以外で作ったもの）は版の後ろに +g&lt;commit の先頭 7 文字&gt; が付きます（例 0.2.1+g1a2b3c4。7.3）。ロジックの版は &lt;name&gt;-&lt;version&gt;（car/CMakeLists.txt の TOF_DRIVE_VERSION／CAM_DRIVE_VERSION、manifest.json の version）、パックの版は各 manifest.json の version です。本版 0.2.1 の同梱は tof_drive 0.2.0・cam_drive 0.2.0・base-tof 0.1.1・cam-base 0.1.0（0.2.0 と同じ。0.2.1 は走行管理アプリと版の付け方の改修）で、本体とロジックの番号がたまたま同じでも別の数え方です。自分で学習させたパックには、車に入っている版と重ならない番号を付けます（4.1）。</w:t>
       </w:r>
     </w:p>
     <w:p>
@@ -25030,7 +25030,7 @@
                 <w:sz w:val="19"/>
                 <w:szCs w:val="19"/>
               </w:rPr>
-              <w:t xml:space="preserve">manual モードのときだけ受理（それ以外は ok=false）。最後の指令を保持。heartbeat としても数える</w:t>
+              <w:t xml:space="preserve">manual モードのときだけ受理（それ以外は ok=false）。最後の指令を保持。heartbeat としても数える。走行管理アプリは指令が変わったときだけ送る（多くても 50 ms に 1 回、6.2）</w:t>
             </w:r>
           </w:p>
         </w:tc>
@@ -29878,7 +29878,7 @@
                 <w:sz w:val="19"/>
                 <w:szCs w:val="19"/>
               </w:rPr>
-              <w:t xml:space="preserve">車のアドレス（既定 10.42.0.1）と車の名前（既定 RumiCar、収録フォルダ名に使う）、接続／切断、接続状態、非常停止、非常停止解除</w:t>
+              <w:t xml:space="preserve">アプリの名前と版（ウィンドウのタイトルにも。Release でないビルドは +g&lt;commit&gt; 付き）、車のアドレス（既定 10.42.0.1）と車の名前（既定 RumiCar、収録フォルダ名に使う）、接続／切断、接続状態、非常停止、非常停止解除</w:t>
             </w:r>
           </w:p>
         </w:tc>
@@ -30205,7 +30205,7 @@
                 <w:sz w:val="19"/>
                 <w:szCs w:val="19"/>
               </w:rPr>
-              <w:t xml:space="preserve">手動操作</w:t>
+              <w:t xml:space="preserve">手動操作（操縦パッド）</w:t>
             </w:r>
           </w:p>
         </w:tc>
@@ -30238,7 +30238,97 @@
                 <w:sz w:val="19"/>
                 <w:szCs w:val="19"/>
               </w:rPr>
-              <w:t xml:space="preserve">矢印キー（↑前進 50%、↓後退 50%、←→操舵）。手動モードで画像をクリックしてから操作する。キーの状態が変わったときだけ manual_drive を送る</w:t>
+              <w:t xml:space="preserve">手動モードのときだけ有効。入力を RumiCar.Protocol の ManualInput（UI を持たない計算部品。単体テストあり）に渡し、50 ms ごと（と入力のたび）に指令を求め、前に受理された指令と違うときだけ manual_drive を送る（応答待ちの間は送らず、応答後に最新の指令を送る）。操舵は車の都合で 左／中央／右 の 3 段、駆動は 1% 刻み。</w:t>
+            </w:r>
+          </w:p>
+          <w:p>
+            <w:pPr>
+              <w:spacing w:after="20" w:line="260"/>
+            </w:pPr>
+            <w:r>
+              <w:rPr>
+                <w:b w:val="false"/>
+                <w:bCs w:val="false"/>
+                <w:color w:val="000000"/>
+                <w:sz w:val="19"/>
+                <w:szCs w:val="19"/>
+              </w:rPr>
+              <w:t xml:space="preserve">・パッド（押したまま動かす。マウス、タッチパッド）：左右の 1/3 で操舵（入る線 ±0.33、戻る線 ±0.22 の履歴付き）、上 = 前進・下 = 後退、中心線から離すほど速く端で「最大出力」、中心線の ±12% は停止。離すと停止（デッドマン）。押したときにスクロールの設定速度を 0 にする</w:t>
+            </w:r>
+          </w:p>
+          <w:p>
+            <w:pPr>
+              <w:spacing w:after="20" w:line="260"/>
+            </w:pPr>
+            <w:r>
+              <w:rPr>
+                <w:b w:val="false"/>
+                <w:bCs w:val="false"/>
+                <w:color w:val="000000"/>
+                <w:sz w:val="19"/>
+                <w:szCs w:val="19"/>
+              </w:rPr>
+              <w:t xml:space="preserve">・上下スクロール（パッドか画像の上。ホイール 1 目盛り = 120 で 5%、タッチパッドの細かい量は積算）：設定速度を変え、手を離しても保つ。前進⇔後退は 0 で止まり、スクロールを 0.4 秒止めてからでないと反対へ進まない</w:t>
+            </w:r>
+          </w:p>
+          <w:p>
+            <w:pPr>
+              <w:spacing w:after="20" w:line="260"/>
+            </w:pPr>
+            <w:r>
+              <w:rPr>
+                <w:b w:val="false"/>
+                <w:bCs w:val="false"/>
+                <w:color w:val="000000"/>
+                <w:sz w:val="19"/>
+                <w:szCs w:val="19"/>
+              </w:rPr>
+              <w:t xml:space="preserve">・左右スクロール（WM_MOUSEHWHEEL：2 本指の横移動・横に倒せるホイール、または Shift ＋ ホイール）：積算が 40 に達すると左／右、最後の横スクロールから 0.25 秒で中央。「左右スクロールの向きを反転」で符号を逆に</w:t>
+            </w:r>
+          </w:p>
+          <w:p>
+            <w:pPr>
+              <w:spacing w:after="20" w:line="260"/>
+            </w:pPr>
+            <w:r>
+              <w:rPr>
+                <w:b w:val="false"/>
+                <w:bCs w:val="false"/>
+                <w:color w:val="000000"/>
+                <w:sz w:val="19"/>
+                <w:szCs w:val="19"/>
+              </w:rPr>
+              <w:t xml:space="preserve">・矢印キー：← → 押している間の操舵、↑ ↓ 押している間「最大出力」で前進／後退（設定速度は 0 に）。テキスト入力中は効かない</w:t>
+            </w:r>
+          </w:p>
+          <w:p>
+            <w:pPr>
+              <w:spacing w:after="20" w:line="260"/>
+            </w:pPr>
+            <w:r>
+              <w:rPr>
+                <w:b w:val="false"/>
+                <w:bCs w:val="false"/>
+                <w:color w:val="000000"/>
+                <w:sz w:val="19"/>
+                <w:szCs w:val="19"/>
+              </w:rPr>
+              <w:t xml:space="preserve">・停止：Space、パッドの右／中クリック、「停止」ボタン、ウィンドウが非アクティブになったとき、モードが変わったとき、切断</w:t>
+            </w:r>
+          </w:p>
+          <w:p>
+            <w:pPr>
+              <w:spacing w:after="20" w:line="260"/>
+            </w:pPr>
+            <w:r>
+              <w:rPr>
+                <w:b w:val="false"/>
+                <w:bCs w:val="false"/>
+                <w:color w:val="000000"/>
+                <w:sz w:val="19"/>
+                <w:szCs w:val="19"/>
+              </w:rPr>
+              <w:t xml:space="preserve">優先順位：パッド（押している間）＞ 押しているキー ＞ スクロール（← → の操舵はスクロールの設定速度と組み合わせられる）。「最大出力」（既定 60%、10〜100%）はすべての上限で、車側でも max_drive_permille で制限される</w:t>
             </w:r>
           </w:p>
         </w:tc>
@@ -30526,7 +30616,7 @@
                 <w:sz w:val="19"/>
                 <w:szCs w:val="19"/>
               </w:rPr>
-              <w:t xml:space="preserve">接続、応答、イベント、エラーを時刻付きで表示（最新 500 行）</w:t>
+              <w:t xml:space="preserve">接続、応答、イベント、エラーを時刻付きで表示（最新 500 行）。接続時に「車両 &lt;名前&gt;, 本体 &lt;core_version&gt;, このアプリ &lt;版&gt;」を出し、+ より前の番号が違えば注意を出す</w:t>
             </w:r>
           </w:p>
         </w:tc>
@@ -31982,7 +32072,7 @@
         <w:spacing w:after="100" w:line="300"/>
       </w:pPr>
       <w:r>
-        <w:t xml:space="preserve">いずれも main への push、プルリクエスト、手動実行で動きます。成果物は Actions の実行ページからダウンロードできます。版として配布するときは GitHub Releases に添付します（SD カードイメージも同様）。タグ vX.Y.Z でのビルドでは X.Y.Z を本体・パッケージ・イメージ・PC アプリの版として使います（CMake の RUMICAR_VERSION と dotnet の -p:Version）。タグ以外では CMakeLists.txt／csproj の版です。Release を出したら、CMakeLists.txt の RUMICAR_VERSION と csproj の Version も同じ番号に上げておきます（タグ無しのビルドが古い番号の .deb を作り、車に入っている版よりダウングレード扱いになるのを防ぐため）。ロジックの版（TOF_DRIVE_VERSION／CAM_DRIVE_VERSION）は本体の版とは別に、ロジックを変えたときに上げます（2.1）。</w:t>
+        <w:t xml:space="preserve">いずれも main への push、プルリクエスト、手動実行で動きます。成果物は Actions の実行ページからダウンロードできます。版として配布するときは GitHub Releases に添付します（SD カードイメージも同様）。版の付け方：(1) プルリクエストで car/CMakeLists.txt の RUMICAR_VERSION、RumiCar.DriveManager.csproj の Version、app.manifest の assemblyIdentity version（X.Y.Z.0）を次の Release の番号にする、(2) マージする、(3) そのマージの commit にタグ vX.Y.Z を付けて push する。release.yml は最初の check ジョブでタグとこの 3 か所の一致と、タグが main の commit であることを確かめ、違えばビルドせずに失敗する。タグでのビルドは X.Y.Z をそのまま使い（CMake の RUMICAR_VERSION、dotnet の -p:Version）、タグ以外のビルドは +g&lt;commit の先頭 7 文字&gt; を付ける（CMake の RUMICAR_VERSION_SUFFIX → core_version と .deb の版、dotnet の -p:InformationalVersion → アプリの表示）。Debian の版の比較では X.Y.Z ＜ X.Y.Z+g… ＜ 次の番号。手元のビルドはソースの番号のまま。ロジックの版（TOF_DRIVE_VERSION／CAM_DRIVE_VERSION）は本体の版とは別に、ロジックを変えたときに上げます（2.1）。</w:t>
       </w:r>
     </w:p>
     <w:p>
@@ -33179,7 +33269,7 @@
                 <w:sz w:val="19"/>
                 <w:szCs w:val="19"/>
               </w:rPr>
-              <w:t xml:space="preserve">main のコミットに vX.Y.Z のタグを付けて push すると release.yml が car.yml と pc.yml を呼び出し、イメージ・.deb・PC アプリ（zip）・SHA256SUMS.txt を添付した GitHub Release を作る</w:t>
+              <w:t xml:space="preserve">上の手順で版を書いた commit（main）に vX.Y.Z のタグを付けて push すると、release.yml が版を検査（check）してから car.yml と pc.yml を呼び出し、イメージ・.deb・PC アプリ（zip）・SHA256SUMS.txt を添付した GitHub Release を作る</w:t>
             </w:r>
           </w:p>
         </w:tc>
@@ -33497,6 +33587,32 @@
       </w:pPr>
       <w:r>
         <w:t xml:space="preserve">配布：Release v0.2.0（本体 0.2.0。ロジック契約が ABI 1 から 2 に変わり自作ロジックの作り直しが必要なため 0.1.x から繰り上げ）、本体・ロジック・パックの版番号の体系を 2.1 に明記、タグ無しビルドの既定の版を 0.2.0 に（第12版）</w:t>
+      </w:r>
+    </w:p>
+    <w:p>
+      <w:pPr>
+        <w:pStyle w:val="ListParagraph"/>
+        <w:numPr>
+          <w:ilvl w:val="0"/>
+          <w:numId w:val="2"/>
+        </w:numPr>
+        <w:spacing w:after="60" w:line="290"/>
+      </w:pPr>
+      <w:r>
+        <w:t xml:space="preserve">PC：手動操作を操縦パッド（押したまま動かす）・上下スクロールの設定速度・左右スクロールの操舵・矢印キー・停止操作に（ManualInput と単体テスト）、アプリの版の表示と車の本体との版の照合（第13版）</w:t>
+      </w:r>
+    </w:p>
+    <w:p>
+      <w:pPr>
+        <w:pStyle w:val="ListParagraph"/>
+        <w:numPr>
+          <w:ilvl w:val="0"/>
+          <w:numId w:val="2"/>
+        </w:numPr>
+        <w:spacing w:after="60" w:line="290"/>
+      </w:pPr>
+      <w:r>
+        <w:t xml:space="preserve">配布：Release v0.2.1。Release の版の検査（タグとソースの 3 か所、main の commit）、Release ではないビルドに +g&lt;commit&gt;（core_version、.deb、アプリ）（第13版）</w:t>
       </w:r>
     </w:p>
     <w:p>

--- a/docs/RumiCar-Zero2Cam 仕様書.docx
+++ b/docs/RumiCar-Zero2Cam 仕様書.docx
@@ -42,7 +42,7 @@
           <w:sz w:val="20"/>
           <w:szCs w:val="20"/>
         </w:rPr>
-        <w:t xml:space="preserve">第13版　2026年10月22日　対象：リポジトリ RumiCar-group/RumiCar-Zero2Cam　0.2.1：基盤（第1版）＋ 車側通信（第2版）＋ カメラ（第3版）＋ AP・パッケージ（第4版）＋ SD カードイメージ（第5版）＋ PC からの push（第6版）＋ 実機確認の反映（第7版）＋ 画面の刷新（第8版）＋ 起動時のモード・電源・判断データの説明・シナリオ付き収録・動画（第9版）＋ 画像ロジック第1版（信号機）・ABI 第2版・学習ツール（第10版）＋ 画像ロジック第2版（前の車両・交差点）（第11版）＋ 版番号の体系・Release v0.2.0（第12版）＋ 手動操作の操縦パッドとスクロール・Release の版の検査（第13版）</w:t>
+        <w:t xml:space="preserve">第14版　2026年10月23日　対象：リポジトリ RumiCar-group/RumiCar-Zero2Cam　0.3.0：基盤（第1版）＋ 車側通信（第2版）＋ カメラ（第3版）＋ AP・パッケージ（第4版）＋ SD カードイメージ（第5版）＋ PC からの push（第6版）＋ 実機確認の反映（第7版）＋ 画面の刷新（第8版）＋ 起動時のモード・電源・判断データの説明・シナリオ付き収録・動画（第9版）＋ 画像ロジック第1版（信号機）・ABI 第2版・学習ツール（第10版）＋ 画像ロジック第2版（前の車両・交差点）（第11版）＋ 版番号の体系・Release v0.2.0（第12版）＋ 手動操作の操縦パッドとスクロール・Release の版の検査（第13版）＋ 自動の最大出力と発進の加速・自作の走行プログラム（Python、py_drive）・ロジックとパックの組での切り替え・PC の Wi-Fi の表示（第14版）</w:t>
       </w:r>
     </w:p>
     <w:p>
@@ -296,7 +296,7 @@
                 <w:sz w:val="19"/>
                 <w:szCs w:val="19"/>
               </w:rPr>
-              <w:t xml:space="preserve">車載制御プログラム（ToF 走行、走行モード、非常停止、起動時は収録のみ）、電源に配慮した起動手順、カメラ取り込みと JPEG 送信、画像ロジック cam_drive（信号機で停止・発進、前の車両への追従と駐車車両の追い越し、交差点での停止と直進・右左折）と学習データ vision.bin、ロジック契約 ABI 第2版（補助出力）、学習ツール train_pack.py と再生ツール rumicar-replay、車側の制御／テレメトリサーバー、Wi-Fi AP と set_wifi、ロジック／パックの配布形式（説明・対応機能・学習元を含む manifest）と差し替え、Debian パッケージ、標準 SD カードイメージと GitHub Releases、PC 側の通信実装と走行管理アプリ（シナリオ付き収録、動画、検出の重ね描き）、自動ビルド</w:t>
+              <w:t xml:space="preserve">車載制御プログラム（ToF 走行、走行モード、非常停止、起動時は収録のみ、「自動」の発進の加速と PC から設定する自動の最大出力）、電源に配慮した起動手順、カメラ取り込みと JPEG 送信、画像ロジック cam_drive（信号機で停止・発進、前の車両への追従と駐車車両の追い越し、交差点での停止と直進・右左折）と学習データ vision.bin、自作の走行プログラム（Python）を動かすロジック py_drive と見本 py-sample、ロジック契約 ABI 第2版（補助出力）、学習ツール train_pack.py と再生ツール rumicar-replay、車側の制御／テレメトリサーバー、Wi-Fi AP と set_wifi、ロジック／パックの配布形式（説明・対応機能・学習元・対応ロジックを含む manifest）と差し替え（組での切り替えを含む）、Debian パッケージ、標準 SD カードイメージと GitHub Releases、PC 側の通信実装と走行管理アプリ（シナリオ付き収録、動画、検出の重ね描き、自作プログラムの送信、PC の Wi-Fi の表示）、自動ビルド</w:t>
             </w:r>
           </w:p>
         </w:tc>
@@ -368,7 +368,7 @@
                 <w:sz w:val="19"/>
                 <w:szCs w:val="19"/>
               </w:rPr>
-              <w:t xml:space="preserve">実車での収録と各行動の時間・距離の調整（8.3）、場面に応じた右左折の選び方（本版は版ごとに固定か、見つけた側へ曲がる）、学習済みでない物体の認識</w:t>
+              <w:t xml:space="preserve">実車での収録と各行動の時間・距離の調整（8.3）、場面に応じた右左折の選び方（本版は版ごとに固定か、見つけた側へ曲がる）、学習済みでない物体の認識、自作の走行プログラム（py_drive）でのカメラ画像の利用（ToF の距離のみ渡す）</w:t>
             </w:r>
           </w:p>
         </w:tc>
@@ -776,7 +776,7 @@
                 <w:sz w:val="19"/>
                 <w:szCs w:val="19"/>
               </w:rPr>
-              <w:t xml:space="preserve">RumiCar 走行管理（C#／.NET 10, WPF, Windows）</w:t>
+              <w:t xml:space="preserve">車に接続して状態と画像を表示、モード切替（自動／手動／収録のみ）、非常停止、手動操作、自動の最大出力の設定、受信データをシナリオ名付きでフォルダに保存、ロジック／パックの push と切り替え（別のロジック用のパックはロジックと組で）、自作の走行プログラム（Python）の送信、収録からの動画作成、この PC の Wi-Fi の表示（車のネットワークから外れたときの注意）</w:t>
             </w:r>
           </w:p>
         </w:tc>
@@ -1235,7 +1235,7 @@
                 <w:sz w:val="19"/>
                 <w:szCs w:val="19"/>
               </w:rPr>
-              <w:t xml:space="preserve">/var/lib/rumicar/logic/&lt;name&gt;-&lt;version&gt;/ 内の .so と manifest.json。同梱は tof_drive（ToF 走行）と cam_drive（その上に画像の判断を足したもの：信号機・車両・交差点）</w:t>
+              <w:t xml:space="preserve">/var/lib/rumicar/logic/&lt;name&gt;-&lt;version&gt;/ 内の .so と manifest.json。同梱は tof_drive（ToF 走行）、cam_drive（その上に画像の判断を足したもの：信号機・車両・交差点）、py_drive（利用者が Python で書いた走行プログラムを動かす。.so のほかに runner.py）</w:t>
             </w:r>
           </w:p>
         </w:tc>
@@ -1268,7 +1268,7 @@
                 <w:sz w:val="19"/>
                 <w:szCs w:val="19"/>
               </w:rPr>
-              <w:t xml:space="preserve">走行中に差し替え可能。current/logic リンクの切り替えで有効化</w:t>
+              <w:t xml:space="preserve">走行中に差し替え可能。current/logic リンクの切り替えで有効化（別のロジック用のパックへ移るときはパックと組で）</w:t>
             </w:r>
           </w:p>
         </w:tc>
@@ -1340,7 +1340,7 @@
                 <w:sz w:val="19"/>
                 <w:szCs w:val="19"/>
               </w:rPr>
-              <w:t xml:space="preserve">ロジックが使う判断データ一式（tof_drive は params.json、cam_drive は params.json ＋ 学習した vision.bin）。manifest.json 付き</w:t>
+              <w:t xml:space="preserve">ロジックが使う判断データ一式（tof_drive は params.json、cam_drive は params.json ＋ 学習した vision.bin、py_drive は利用者の drive.py ＋ params.json）。manifest.json 付き（logic.name でどのロジック用かを示す）</w:t>
             </w:r>
           </w:p>
         </w:tc>
@@ -1373,7 +1373,7 @@
                 <w:sz w:val="19"/>
                 <w:szCs w:val="19"/>
               </w:rPr>
-              <w:t xml:space="preserve">走行中に差し替え可能。current/pack リンクの切り替えで有効化</w:t>
+              <w:t xml:space="preserve">走行中に差し替え可能。current/pack リンクの切り替えで有効化（同上）</w:t>
             </w:r>
           </w:p>
         </w:tc>
@@ -1389,7 +1389,7 @@
         <w:spacing w:after="100" w:line="300"/>
       </w:pPr>
       <w:r>
-        <w:t xml:space="preserve">版番号は本体・ロジック・パックで別々に進みます。本体の版は Release のタグ vX.Y.Z で、SD カードイメージ・Debian パッケージ・走行管理アプリ・車が名乗る core_version が同じ番号になります。番号は Release の前にソース（car/CMakeLists.txt、csproj、app.manifest）に書き、そのマージに同じ番号のタグを付けます。Release ではないビルド（CI がタグ以外で作ったもの）は版の後ろに +g&lt;commit の先頭 7 文字&gt; が付きます（例 0.2.1+g1a2b3c4。7.3）。ロジックの版は &lt;name&gt;-&lt;version&gt;（car/CMakeLists.txt の TOF_DRIVE_VERSION／CAM_DRIVE_VERSION、manifest.json の version）、パックの版は各 manifest.json の version です。本版 0.2.1 の同梱は tof_drive 0.2.0・cam_drive 0.2.0・base-tof 0.1.1・cam-base 0.1.0（0.2.0 と同じ。0.2.1 は走行管理アプリと版の付け方の改修）で、本体とロジックの番号がたまたま同じでも別の数え方です。自分で学習させたパックには、車に入っている版と重ならない番号を付けます（4.1）。</w:t>
+        <w:t xml:space="preserve">版番号は本体・ロジック・パックで別々に進みます。本体の版は Release のタグ vX.Y.Z で、SD カードイメージ・Debian パッケージ・走行管理アプリ・車が名乗る core_version が同じ番号になります。番号は Release の前にソース（car/CMakeLists.txt、csproj、app.manifest）に書き、そのマージに同じ番号のタグを付けます。Release ではないビルド（CI がタグ以外で作ったもの）は版の後ろに +g&lt;commit の先頭 7 文字&gt; が付きます（例 0.3.0+g1a2b3c4。7.3）。ロジックの版は &lt;name&gt;-&lt;version&gt;（car/CMakeLists.txt の TOF_DRIVE_VERSION／CAM_DRIVE_VERSION／PY_DRIVE_VERSION、manifest.json の version）、パックの版は各 manifest.json の version です。本版 0.3.0 の同梱は tof_drive 0.2.0・cam_drive 0.2.0・py_drive 0.1.0・base-tof 0.1.1・cam-base 0.1.0・py-sample 0.1.0 で、本体とロジックの番号がたまたま同じでも別の数え方です。自分で学習させたパックには、車に入っている版と重ならない番号を付けます（4.1）。走行管理アプリから送る自作の走行プログラムは、送った日時（yyyyMMdd.HHmmss）が版になります（3.12）。</w:t>
       </w:r>
     </w:p>
     <w:p>
@@ -1502,6 +1502,21 @@
           <w:sz w:val="18"/>
           <w:szCs w:val="18"/>
         </w:rPr>
+        <w:t xml:space="preserve">    logic/py_drive/         自作の走行プログラム（Python）を動かすロジック（libpy_drive.so ＋ runner.py）</w:t>
+      </w:r>
+    </w:p>
+    <w:p>
+      <w:pPr>
+        <w:shd w:fill="F2F2F2" w:color="auto" w:val="clear"/>
+        <w:spacing w:after="0" w:before="0" w:line="260"/>
+        <w:ind w:left="200"/>
+      </w:pPr>
+      <w:r>
+        <w:rPr>
+          <w:rFonts w:ascii="Consolas" w:cs="Consolas" w:eastAsia="Consolas" w:hAnsi="Consolas"/>
+          <w:sz w:val="18"/>
+          <w:szCs w:val="18"/>
+        </w:rPr>
         <w:t xml:space="preserve">    packs/base/             同梱パック base-tof 0.1.1（説明・対応機能付き）（params.json）</w:t>
       </w:r>
     </w:p>
@@ -1518,6 +1533,21 @@
           <w:szCs w:val="18"/>
         </w:rPr>
         <w:t xml:space="preserve">    packs/cam-base/         同梱パック cam-base 0.1.0（cam_drive の土台：params.json のみ）</w:t>
+      </w:r>
+    </w:p>
+    <w:p>
+      <w:pPr>
+        <w:shd w:fill="F2F2F2" w:color="auto" w:val="clear"/>
+        <w:spacing w:after="0" w:before="0" w:line="260"/>
+        <w:ind w:left="200"/>
+      </w:pPr>
+      <w:r>
+        <w:rPr>
+          <w:rFonts w:ascii="Consolas" w:cs="Consolas" w:eastAsia="Consolas" w:hAnsi="Consolas"/>
+          <w:sz w:val="18"/>
+          <w:szCs w:val="18"/>
+        </w:rPr>
+        <w:t xml:space="preserve">    packs/py-sample/        同梱パック py-sample 0.1.0（py_drive の見本：drive.py ＋ params.json）</w:t>
       </w:r>
     </w:p>
     <w:p>
@@ -1843,6 +1873,19 @@
         <w:spacing w:after="60" w:line="290"/>
       </w:pPr>
       <w:r>
+        <w:t xml:space="preserve">ロジックとパックを組で切り替える要求（PC の activate_pair、rumicar-activate pair）に応じる。パックはロジックごとに作られているので、ssh で片方のリンクだけ変えた直後（パックの manifest の logic.name がロジックと合わない）は、次の確認まで待ってから検証する</w:t>
+      </w:r>
+    </w:p>
+    <w:p>
+      <w:pPr>
+        <w:pStyle w:val="ListParagraph"/>
+        <w:numPr>
+          <w:ilvl w:val="0"/>
+          <w:numId w:val="2"/>
+        </w:numPr>
+        <w:spacing w:after="60" w:line="290"/>
+      </w:pPr>
+      <w:r>
         <w:t xml:space="preserve">カメラ（Camera Module 2）を libcamera で動かし（camera.on_demand なら PC 接続中か auto のときだけ）、毎フレーム最新の画像をロジックに渡し、テレメトリの受信者がいるときだけ JPEG にして載せる。カメラが無い・起動できない場合はログに残して ToF だけで走行を続ける</w:t>
       </w:r>
     </w:p>
@@ -1934,6 +1977,19 @@
         <w:spacing w:after="60" w:line="290"/>
       </w:pPr>
       <w:r>
+        <w:t xml:space="preserve">「自動」で走り出すときは駆動の許容値を 0 から auto_accel_permille_per_s（既定 1125 ‰/s）で増やし（発進の加速。手動・収録のみ・非常停止から切り替えてもいきなり走り出さない）、PC が set_auto_limit で決めた上限（自動の最大出力。max_drive_permille 以下）で頭打ちにする（3.5）</w:t>
+      </w:r>
+    </w:p>
+    <w:p>
+      <w:pPr>
+        <w:pStyle w:val="ListParagraph"/>
+        <w:numPr>
+          <w:ilvl w:val="0"/>
+          <w:numId w:val="2"/>
+        </w:numPr>
+        <w:spacing w:after="60" w:line="290"/>
+      </w:pPr>
+      <w:r>
         <w:t xml:space="preserve">SIGTERM／SIGINT でモーターを停止して終了する</w:t>
       </w:r>
     </w:p>
@@ -2003,7 +2059,7 @@
           <w:sz w:val="18"/>
           <w:szCs w:val="18"/>
         </w:rPr>
-        <w:t xml:space="preserve">/usr/lib/rumicar/logic/&lt;name&gt;-&lt;version&gt;/ 同梱ロジック（manifest.json ＋ .so。初回導入時に状態ディレクトリへ複製）</w:t>
+        <w:t xml:space="preserve">/usr/lib/rumicar/logic/&lt;name&gt;-&lt;version&gt;/ 同梱ロジック（manifest.json ＋ .so。py_drive は runner.py も。初回導入時に状態ディレクトリへ複製）</w:t>
       </w:r>
     </w:p>
     <w:p>
@@ -2108,7 +2164,7 @@
           <w:sz w:val="18"/>
           <w:szCs w:val="18"/>
         </w:rPr>
-        <w:t xml:space="preserve">  logic/&lt;name&gt;-&lt;version&gt;/                ロジック（manifest.json ＋ lib&lt;name&gt;.so）</w:t>
+        <w:t xml:space="preserve">  logic/&lt;name&gt;-&lt;version&gt;/                ロジック（manifest.json ＋ lib&lt;name&gt;.so。py_drive は runner.py も）</w:t>
       </w:r>
     </w:p>
     <w:p>
@@ -2123,7 +2179,7 @@
           <w:sz w:val="18"/>
           <w:szCs w:val="18"/>
         </w:rPr>
-        <w:t xml:space="preserve">  packs/&lt;id&gt;-&lt;version&gt;/                  パック（manifest.json ＋ データファイル）</w:t>
+        <w:t xml:space="preserve">  packs/&lt;id&gt;-&lt;version&gt;/                  パック（manifest.json ＋ データファイル。py_drive 用は drive.py ＋ params.json）</w:t>
       </w:r>
     </w:p>
     <w:p>
@@ -3251,7 +3307,7 @@
                 <w:sz w:val="19"/>
                 <w:szCs w:val="19"/>
               </w:rPr>
-              <w:t xml:space="preserve">paths.state_dir</w:t>
+              <w:t xml:space="preserve">auto_accel_permille_per_s</w:t>
             </w:r>
           </w:p>
         </w:tc>
@@ -3285,7 +3341,7 @@
                 <w:sz w:val="19"/>
                 <w:szCs w:val="19"/>
               </w:rPr>
-              <w:t xml:space="preserve">/var/lib/rumicar</w:t>
+              <w:t xml:space="preserve">1125</w:t>
             </w:r>
           </w:p>
         </w:tc>
@@ -3318,7 +3374,7 @@
                 <w:sz w:val="19"/>
                 <w:szCs w:val="19"/>
               </w:rPr>
-              <w:t xml:space="preserve">状態ディレクトリ</w:t>
+              <w:t xml:space="preserve">「自動」で走り出すときの駆動の許容値の増え方（千分率/秒。0 から 1000 まで約 0.9 秒）。0 = 発進の加速なし。手動・収録のみから自動に切り替えたとき、非常停止を解除したとき、ロジックの step() の失敗から復帰したときに効く（3.5）</w:t>
             </w:r>
           </w:p>
         </w:tc>
@@ -3358,7 +3414,7 @@
                 <w:sz w:val="19"/>
                 <w:szCs w:val="19"/>
               </w:rPr>
-              <w:t xml:space="preserve">gpio.chip</w:t>
+              <w:t xml:space="preserve">paths.state_dir</w:t>
             </w:r>
           </w:p>
         </w:tc>
@@ -3392,7 +3448,7 @@
                 <w:sz w:val="19"/>
                 <w:szCs w:val="19"/>
               </w:rPr>
-              <w:t xml:space="preserve">/dev/gpiochip0</w:t>
+              <w:t xml:space="preserve">/var/lib/rumicar</w:t>
             </w:r>
           </w:p>
         </w:tc>
@@ -3425,7 +3481,7 @@
                 <w:sz w:val="19"/>
                 <w:szCs w:val="19"/>
               </w:rPr>
-              <w:t xml:space="preserve">GPIO チップ（libgpiod 2 系）</w:t>
+              <w:t xml:space="preserve">状態ディレクトリ</w:t>
             </w:r>
           </w:p>
         </w:tc>
@@ -3465,7 +3521,7 @@
                 <w:sz w:val="19"/>
                 <w:szCs w:val="19"/>
               </w:rPr>
-              <w:t xml:space="preserve">gpio.steer_in1 / steer_in2</w:t>
+              <w:t xml:space="preserve">gpio.chip</w:t>
             </w:r>
           </w:p>
         </w:tc>
@@ -3499,7 +3555,7 @@
                 <w:sz w:val="19"/>
                 <w:szCs w:val="19"/>
               </w:rPr>
-              <w:t xml:space="preserve">17 / 27</w:t>
+              <w:t xml:space="preserve">/dev/gpiochip0</w:t>
             </w:r>
           </w:p>
         </w:tc>
@@ -3532,7 +3588,7 @@
                 <w:sz w:val="19"/>
                 <w:szCs w:val="19"/>
               </w:rPr>
-              <w:t xml:space="preserve">DRV8835 AIN1 / AIN2（操舵）</w:t>
+              <w:t xml:space="preserve">GPIO チップ（libgpiod 2 系）</w:t>
             </w:r>
           </w:p>
         </w:tc>
@@ -3572,7 +3628,7 @@
                 <w:sz w:val="19"/>
                 <w:szCs w:val="19"/>
               </w:rPr>
-              <w:t xml:space="preserve">gpio.tof_xshut</w:t>
+              <w:t xml:space="preserve">gpio.steer_in1 / steer_in2</w:t>
             </w:r>
           </w:p>
         </w:tc>
@@ -3606,7 +3662,7 @@
                 <w:sz w:val="19"/>
                 <w:szCs w:val="19"/>
               </w:rPr>
-              <w:t xml:space="preserve">[23, 24, 25]</w:t>
+              <w:t xml:space="preserve">17 / 27</w:t>
             </w:r>
           </w:p>
         </w:tc>
@@ -3639,7 +3695,7 @@
                 <w:sz w:val="19"/>
                 <w:szCs w:val="19"/>
               </w:rPr>
-              <w:t xml:space="preserve">VL53L0X の XSHUT（左、中央、右）</w:t>
+              <w:t xml:space="preserve">DRV8835 AIN1 / AIN2（操舵）</w:t>
             </w:r>
           </w:p>
         </w:tc>
@@ -3679,7 +3735,7 @@
                 <w:sz w:val="19"/>
                 <w:szCs w:val="19"/>
               </w:rPr>
-              <w:t xml:space="preserve">pwm.chip</w:t>
+              <w:t xml:space="preserve">gpio.tof_xshut</w:t>
             </w:r>
           </w:p>
         </w:tc>
@@ -3713,7 +3769,7 @@
                 <w:sz w:val="19"/>
                 <w:szCs w:val="19"/>
               </w:rPr>
-              <w:t xml:space="preserve">/sys/class/pwm/pwmchip0</w:t>
+              <w:t xml:space="preserve">[23, 24, 25]</w:t>
             </w:r>
           </w:p>
         </w:tc>
@@ -3746,7 +3802,7 @@
                 <w:sz w:val="19"/>
                 <w:szCs w:val="19"/>
               </w:rPr>
-              <w:t xml:space="preserve">ハードウェア PWM（sysfs）</w:t>
+              <w:t xml:space="preserve">VL53L0X の XSHUT（左、中央、右）</w:t>
             </w:r>
           </w:p>
         </w:tc>
@@ -3786,7 +3842,7 @@
                 <w:sz w:val="19"/>
                 <w:szCs w:val="19"/>
               </w:rPr>
-              <w:t xml:space="preserve">pwm.drive_in1 / drive_in2</w:t>
+              <w:t xml:space="preserve">pwm.chip</w:t>
             </w:r>
           </w:p>
         </w:tc>
@@ -3820,7 +3876,7 @@
                 <w:sz w:val="19"/>
                 <w:szCs w:val="19"/>
               </w:rPr>
-              <w:t xml:space="preserve">0 / 1</w:t>
+              <w:t xml:space="preserve">/sys/class/pwm/pwmchip0</w:t>
             </w:r>
           </w:p>
         </w:tc>
@@ -3853,7 +3909,7 @@
                 <w:sz w:val="19"/>
                 <w:szCs w:val="19"/>
               </w:rPr>
-              <w:t xml:space="preserve">pwm0→GPIO18→BIN1、pwm1→GPIO13→BIN2（駆動）</w:t>
+              <w:t xml:space="preserve">ハードウェア PWM（sysfs）</w:t>
             </w:r>
           </w:p>
         </w:tc>
@@ -3893,7 +3949,7 @@
                 <w:sz w:val="19"/>
                 <w:szCs w:val="19"/>
               </w:rPr>
-              <w:t xml:space="preserve">pwm.frequency_hz</w:t>
+              <w:t xml:space="preserve">pwm.drive_in1 / drive_in2</w:t>
             </w:r>
           </w:p>
         </w:tc>
@@ -3927,7 +3983,7 @@
                 <w:sz w:val="19"/>
                 <w:szCs w:val="19"/>
               </w:rPr>
-              <w:t xml:space="preserve">960</w:t>
+              <w:t xml:space="preserve">0 / 1</w:t>
             </w:r>
           </w:p>
         </w:tc>
@@ -3960,7 +4016,7 @@
                 <w:sz w:val="19"/>
                 <w:szCs w:val="19"/>
               </w:rPr>
-              <w:t xml:space="preserve">PWM 周波数</w:t>
+              <w:t xml:space="preserve">pwm0→GPIO18→BIN1、pwm1→GPIO13→BIN2（駆動）</w:t>
             </w:r>
           </w:p>
         </w:tc>
@@ -4000,7 +4056,7 @@
                 <w:sz w:val="19"/>
                 <w:szCs w:val="19"/>
               </w:rPr>
-              <w:t xml:space="preserve">pwm.kick_permille / kick_ms</w:t>
+              <w:t xml:space="preserve">pwm.frequency_hz</w:t>
             </w:r>
           </w:p>
         </w:tc>
@@ -4034,7 +4090,7 @@
                 <w:sz w:val="19"/>
                 <w:szCs w:val="19"/>
               </w:rPr>
-              <w:t xml:space="preserve">784 / 20</w:t>
+              <w:t xml:space="preserve">960</w:t>
             </w:r>
           </w:p>
         </w:tc>
@@ -4067,7 +4123,7 @@
                 <w:sz w:val="19"/>
                 <w:szCs w:val="19"/>
               </w:rPr>
-              <w:t xml:space="preserve">始動・反転時に短時間かける大きめの駆動（RumiCar-lib の 200/255 と同じ）</w:t>
+              <w:t xml:space="preserve">PWM 周波数</w:t>
             </w:r>
           </w:p>
         </w:tc>
@@ -4107,7 +4163,7 @@
                 <w:sz w:val="19"/>
                 <w:szCs w:val="19"/>
               </w:rPr>
-              <w:t xml:space="preserve">i2c.bus</w:t>
+              <w:t xml:space="preserve">pwm.kick_permille / kick_ms</w:t>
             </w:r>
           </w:p>
         </w:tc>
@@ -4141,7 +4197,7 @@
                 <w:sz w:val="19"/>
                 <w:szCs w:val="19"/>
               </w:rPr>
-              <w:t xml:space="preserve">1</w:t>
+              <w:t xml:space="preserve">784 / 20</w:t>
             </w:r>
           </w:p>
         </w:tc>
@@ -4174,7 +4230,7 @@
                 <w:sz w:val="19"/>
                 <w:szCs w:val="19"/>
               </w:rPr>
-              <w:t xml:space="preserve">I2C バス番号</w:t>
+              <w:t xml:space="preserve">始動・反転時に短時間かける大きめの駆動（RumiCar-lib の 200/255 と同じ）</w:t>
             </w:r>
           </w:p>
         </w:tc>
@@ -4214,7 +4270,7 @@
                 <w:sz w:val="19"/>
                 <w:szCs w:val="19"/>
               </w:rPr>
-              <w:t xml:space="preserve">i2c.tof_addresses</w:t>
+              <w:t xml:space="preserve">i2c.bus</w:t>
             </w:r>
           </w:p>
         </w:tc>
@@ -4248,7 +4304,7 @@
                 <w:sz w:val="19"/>
                 <w:szCs w:val="19"/>
               </w:rPr>
-              <w:t xml:space="preserve">[43, 45, 47]</w:t>
+              <w:t xml:space="preserve">1</w:t>
             </w:r>
           </w:p>
         </w:tc>
@@ -4281,7 +4337,7 @@
                 <w:sz w:val="19"/>
                 <w:szCs w:val="19"/>
               </w:rPr>
-              <w:t xml:space="preserve">VL53L0X の I2C アドレス（0x2B, 0x2D, 0x2F。既定の 0x29 は指定不可）</w:t>
+              <w:t xml:space="preserve">I2C バス番号</w:t>
             </w:r>
           </w:p>
         </w:tc>
@@ -4321,7 +4377,7 @@
                 <w:sz w:val="19"/>
                 <w:szCs w:val="19"/>
               </w:rPr>
-              <w:t xml:space="preserve">i2c.tof_read_timeout_ms</w:t>
+              <w:t xml:space="preserve">i2c.tof_addresses</w:t>
             </w:r>
           </w:p>
         </w:tc>
@@ -4355,7 +4411,7 @@
                 <w:sz w:val="19"/>
                 <w:szCs w:val="19"/>
               </w:rPr>
-              <w:t xml:space="preserve">100</w:t>
+              <w:t xml:space="preserve">[43, 45, 47]</w:t>
             </w:r>
           </w:p>
         </w:tc>
@@ -4388,7 +4444,7 @@
                 <w:sz w:val="19"/>
                 <w:szCs w:val="19"/>
               </w:rPr>
-              <w:t xml:space="preserve">センサー1個の読み取り待ち時間</w:t>
+              <w:t xml:space="preserve">VL53L0X の I2C アドレス（0x2B, 0x2D, 0x2F。既定の 0x29 は指定不可）</w:t>
             </w:r>
           </w:p>
         </w:tc>
@@ -4428,7 +4484,7 @@
                 <w:sz w:val="19"/>
                 <w:szCs w:val="19"/>
               </w:rPr>
-              <w:t xml:space="preserve">camera.enabled</w:t>
+              <w:t xml:space="preserve">i2c.tof_read_timeout_ms</w:t>
             </w:r>
           </w:p>
         </w:tc>
@@ -4462,7 +4518,7 @@
                 <w:sz w:val="19"/>
                 <w:szCs w:val="19"/>
               </w:rPr>
-              <w:t xml:space="preserve">true</w:t>
+              <w:t xml:space="preserve">100</w:t>
             </w:r>
           </w:p>
         </w:tc>
@@ -4495,7 +4551,7 @@
                 <w:sz w:val="19"/>
                 <w:szCs w:val="19"/>
               </w:rPr>
-              <w:t xml:space="preserve">false にするとカメラを使わず ToF だけで走る</w:t>
+              <w:t xml:space="preserve">センサー1個の読み取り待ち時間</w:t>
             </w:r>
           </w:p>
         </w:tc>
@@ -4535,7 +4591,7 @@
                 <w:sz w:val="19"/>
                 <w:szCs w:val="19"/>
               </w:rPr>
-              <w:t xml:space="preserve">camera.on_demand</w:t>
+              <w:t xml:space="preserve">camera.enabled</w:t>
             </w:r>
           </w:p>
         </w:tc>
@@ -4602,7 +4658,7 @@
                 <w:sz w:val="19"/>
                 <w:szCs w:val="19"/>
               </w:rPr>
-              <w:t xml:space="preserve">true：PC が接続しているか auto モードのときだけカメラを動かす（それ以外は止めて電力を節約）。false：常時</w:t>
+              <w:t xml:space="preserve">false にするとカメラを使わず ToF だけで走る</w:t>
             </w:r>
           </w:p>
         </w:tc>
@@ -4642,7 +4698,7 @@
                 <w:sz w:val="19"/>
                 <w:szCs w:val="19"/>
               </w:rPr>
-              <w:t xml:space="preserve">camera.width / height</w:t>
+              <w:t xml:space="preserve">camera.on_demand</w:t>
             </w:r>
           </w:p>
         </w:tc>
@@ -4676,7 +4732,7 @@
                 <w:sz w:val="19"/>
                 <w:szCs w:val="19"/>
               </w:rPr>
-              <w:t xml:space="preserve">320 / 240</w:t>
+              <w:t xml:space="preserve">true</w:t>
             </w:r>
           </w:p>
         </w:tc>
@@ -4709,7 +4765,7 @@
                 <w:sz w:val="19"/>
                 <w:szCs w:val="19"/>
               </w:rPr>
-              <w:t xml:space="preserve">取り込みサイズ（偶数、64〜1920 / 64〜1080）</w:t>
+              <w:t xml:space="preserve">true：PC が接続しているか auto モードのときだけカメラを動かす（それ以外は止めて電力を節約）。false：常時</w:t>
             </w:r>
           </w:p>
         </w:tc>
@@ -4749,7 +4805,7 @@
                 <w:sz w:val="19"/>
                 <w:szCs w:val="19"/>
               </w:rPr>
-              <w:t xml:space="preserve">camera.fps</w:t>
+              <w:t xml:space="preserve">camera.width / height</w:t>
             </w:r>
           </w:p>
         </w:tc>
@@ -4783,7 +4839,7 @@
                 <w:sz w:val="19"/>
                 <w:szCs w:val="19"/>
               </w:rPr>
-              <w:t xml:space="preserve">20</w:t>
+              <w:t xml:space="preserve">320 / 240</w:t>
             </w:r>
           </w:p>
         </w:tc>
@@ -4816,7 +4872,7 @@
                 <w:sz w:val="19"/>
                 <w:szCs w:val="19"/>
               </w:rPr>
-              <w:t xml:space="preserve">カメラのフレームレート（1〜60。制御周期 50 ms に合わせた既定値）</w:t>
+              <w:t xml:space="preserve">取り込みサイズ（偶数、64〜1920 / 64〜1080）</w:t>
             </w:r>
           </w:p>
         </w:tc>
@@ -4856,7 +4912,7 @@
                 <w:sz w:val="19"/>
                 <w:szCs w:val="19"/>
               </w:rPr>
-              <w:t xml:space="preserve">camera.jpeg_quality</w:t>
+              <w:t xml:space="preserve">camera.fps</w:t>
             </w:r>
           </w:p>
         </w:tc>
@@ -4890,7 +4946,7 @@
                 <w:sz w:val="19"/>
                 <w:szCs w:val="19"/>
               </w:rPr>
-              <w:t xml:space="preserve">80</w:t>
+              <w:t xml:space="preserve">20</w:t>
             </w:r>
           </w:p>
         </w:tc>
@@ -4923,7 +4979,7 @@
                 <w:sz w:val="19"/>
                 <w:szCs w:val="19"/>
               </w:rPr>
-              <w:t xml:space="preserve">テレメトリ用 JPEG の品質（1〜100）</w:t>
+              <w:t xml:space="preserve">カメラのフレームレート（1〜60。制御周期 50 ms に合わせた既定値）</w:t>
             </w:r>
           </w:p>
         </w:tc>
@@ -4963,7 +5019,7 @@
                 <w:sz w:val="19"/>
                 <w:szCs w:val="19"/>
               </w:rPr>
-              <w:t xml:space="preserve">network.bind</w:t>
+              <w:t xml:space="preserve">camera.jpeg_quality</w:t>
             </w:r>
           </w:p>
         </w:tc>
@@ -4997,7 +5053,7 @@
                 <w:sz w:val="19"/>
                 <w:szCs w:val="19"/>
               </w:rPr>
-              <w:t xml:space="preserve">0.0.0.0</w:t>
+              <w:t xml:space="preserve">80</w:t>
             </w:r>
           </w:p>
         </w:tc>
@@ -5030,7 +5086,7 @@
                 <w:sz w:val="19"/>
                 <w:szCs w:val="19"/>
               </w:rPr>
-              <w:t xml:space="preserve">サーバーが待ち受けるアドレス</w:t>
+              <w:t xml:space="preserve">テレメトリ用 JPEG の品質（1〜100）</w:t>
             </w:r>
           </w:p>
         </w:tc>
@@ -5070,7 +5126,7 @@
                 <w:sz w:val="19"/>
                 <w:szCs w:val="19"/>
               </w:rPr>
-              <w:t xml:space="preserve">network.control_port / telemetry_port</w:t>
+              <w:t xml:space="preserve">network.bind</w:t>
             </w:r>
           </w:p>
         </w:tc>
@@ -5104,7 +5160,7 @@
                 <w:sz w:val="19"/>
                 <w:szCs w:val="19"/>
               </w:rPr>
-              <w:t xml:space="preserve">5600 / 5601</w:t>
+              <w:t xml:space="preserve">0.0.0.0</w:t>
             </w:r>
           </w:p>
         </w:tc>
@@ -5137,7 +5193,7 @@
                 <w:sz w:val="19"/>
                 <w:szCs w:val="19"/>
               </w:rPr>
-              <w:t xml:space="preserve">制御／テレメトリのポート</w:t>
+              <w:t xml:space="preserve">サーバーが待ち受けるアドレス</w:t>
             </w:r>
           </w:p>
         </w:tc>
@@ -5177,7 +5233,7 @@
                 <w:sz w:val="19"/>
                 <w:szCs w:val="19"/>
               </w:rPr>
-              <w:t xml:space="preserve">network.heartbeat_timeout_ms</w:t>
+              <w:t xml:space="preserve">network.control_port / telemetry_port</w:t>
             </w:r>
           </w:p>
         </w:tc>
@@ -5211,7 +5267,7 @@
                 <w:sz w:val="19"/>
                 <w:szCs w:val="19"/>
               </w:rPr>
-              <w:t xml:space="preserve">1000</w:t>
+              <w:t xml:space="preserve">5600 / 5601</w:t>
             </w:r>
           </w:p>
         </w:tc>
@@ -5244,7 +5300,7 @@
                 <w:sz w:val="19"/>
                 <w:szCs w:val="19"/>
               </w:rPr>
-              <w:t xml:space="preserve">manual モードで heartbeat がこれより古いと非常停止</w:t>
+              <w:t xml:space="preserve">制御／テレメトリのポート</w:t>
             </w:r>
           </w:p>
         </w:tc>
@@ -5284,7 +5340,7 @@
                 <w:sz w:val="19"/>
                 <w:szCs w:val="19"/>
               </w:rPr>
-              <w:t xml:space="preserve">network.telemetry_queue_frames</w:t>
+              <w:t xml:space="preserve">network.heartbeat_timeout_ms</w:t>
             </w:r>
           </w:p>
         </w:tc>
@@ -5318,7 +5374,7 @@
                 <w:sz w:val="19"/>
                 <w:szCs w:val="19"/>
               </w:rPr>
-              <w:t xml:space="preserve">16</w:t>
+              <w:t xml:space="preserve">1000</w:t>
             </w:r>
           </w:p>
         </w:tc>
@@ -5351,7 +5407,7 @@
                 <w:sz w:val="19"/>
                 <w:szCs w:val="19"/>
               </w:rPr>
-              <w:t xml:space="preserve">テレメトリの送信待ちフレーム数（クライアントごと。超えた分は古い方から捨てる）</w:t>
+              <w:t xml:space="preserve">manual モードで heartbeat がこれより古いと非常停止</w:t>
             </w:r>
           </w:p>
         </w:tc>
@@ -5391,7 +5447,7 @@
                 <w:sz w:val="19"/>
                 <w:szCs w:val="19"/>
               </w:rPr>
-              <w:t xml:space="preserve">network.ap_connection</w:t>
+              <w:t xml:space="preserve">network.telemetry_queue_frames</w:t>
             </w:r>
           </w:p>
         </w:tc>
@@ -5425,7 +5481,7 @@
                 <w:sz w:val="19"/>
                 <w:szCs w:val="19"/>
               </w:rPr>
-              <w:t xml:space="preserve">RumiCar-AP</w:t>
+              <w:t xml:space="preserve">16</w:t>
             </w:r>
           </w:p>
         </w:tc>
@@ -5458,7 +5514,7 @@
                 <w:sz w:val="19"/>
                 <w:szCs w:val="19"/>
               </w:rPr>
-              <w:t xml:space="preserve">set_wifi が変更する NetworkManager の接続名。空文字で set_wifi を無効化</w:t>
+              <w:t xml:space="preserve">テレメトリの送信待ちフレーム数（クライアントごと。超えた分は古い方から捨てる）</w:t>
             </w:r>
           </w:p>
         </w:tc>
@@ -5498,7 +5554,7 @@
                 <w:sz w:val="19"/>
                 <w:szCs w:val="19"/>
               </w:rPr>
-              <w:t xml:space="preserve">network.nmcli</w:t>
+              <w:t xml:space="preserve">network.ap_connection</w:t>
             </w:r>
           </w:p>
         </w:tc>
@@ -5532,7 +5588,7 @@
                 <w:sz w:val="19"/>
                 <w:szCs w:val="19"/>
               </w:rPr>
-              <w:t xml:space="preserve">/usr/bin/nmcli</w:t>
+              <w:t xml:space="preserve">RumiCar-AP</w:t>
             </w:r>
           </w:p>
         </w:tc>
@@ -5565,7 +5621,7 @@
                 <w:sz w:val="19"/>
                 <w:szCs w:val="19"/>
               </w:rPr>
-              <w:t xml:space="preserve">nmcli の場所</w:t>
+              <w:t xml:space="preserve">set_wifi が変更する NetworkManager の接続名。空文字で set_wifi を無効化</w:t>
             </w:r>
           </w:p>
         </w:tc>
@@ -5605,7 +5661,7 @@
                 <w:sz w:val="19"/>
                 <w:szCs w:val="19"/>
               </w:rPr>
-              <w:t xml:space="preserve">network.ap_start</w:t>
+              <w:t xml:space="preserve">network.nmcli</w:t>
             </w:r>
           </w:p>
         </w:tc>
@@ -5639,7 +5695,7 @@
                 <w:sz w:val="19"/>
                 <w:szCs w:val="19"/>
               </w:rPr>
-              <w:t xml:space="preserve">core</w:t>
+              <w:t xml:space="preserve">/usr/bin/nmcli</w:t>
             </w:r>
           </w:p>
         </w:tc>
@@ -5672,7 +5728,7 @@
                 <w:sz w:val="19"/>
                 <w:szCs w:val="19"/>
               </w:rPr>
-              <w:t xml:space="preserve">core：本体が起動手順の中で AP を立てる（プロファイルは autoconnect=false）。boot：NetworkManager の autoconnect に任せる（プロファイル側を autoconnect=true にする）</w:t>
+              <w:t xml:space="preserve">nmcli の場所</w:t>
             </w:r>
           </w:p>
         </w:tc>
@@ -5712,7 +5768,7 @@
                 <w:sz w:val="19"/>
                 <w:szCs w:val="19"/>
               </w:rPr>
-              <w:t xml:space="preserve">network.wifi_txpower_dbm</w:t>
+              <w:t xml:space="preserve">network.ap_start</w:t>
             </w:r>
           </w:p>
         </w:tc>
@@ -5746,7 +5802,7 @@
                 <w:sz w:val="19"/>
                 <w:szCs w:val="19"/>
               </w:rPr>
-              <w:t xml:space="preserve">0</w:t>
+              <w:t xml:space="preserve">core</w:t>
             </w:r>
           </w:p>
         </w:tc>
@@ -5779,7 +5835,7 @@
                 <w:sz w:val="19"/>
                 <w:szCs w:val="19"/>
               </w:rPr>
-              <w:t xml:space="preserve">AP 起動後に iw dev &lt;wifi_device&gt; set txpower fixed で送信出力を制限する値（1〜30 dBm）。0 = ドライバの既定のまま。乾電池で電圧が落ちるときに下げて試す</w:t>
+              <w:t xml:space="preserve">core：本体が起動手順の中で AP を立てる（プロファイルは autoconnect=false）。boot：NetworkManager の autoconnect に任せる（プロファイル側を autoconnect=true にする）</w:t>
             </w:r>
           </w:p>
         </w:tc>
@@ -5819,7 +5875,7 @@
                 <w:sz w:val="19"/>
                 <w:szCs w:val="19"/>
               </w:rPr>
-              <w:t xml:space="preserve">network.wifi_device / iw</w:t>
+              <w:t xml:space="preserve">network.wifi_txpower_dbm</w:t>
             </w:r>
           </w:p>
         </w:tc>
@@ -5853,7 +5909,7 @@
                 <w:sz w:val="19"/>
                 <w:szCs w:val="19"/>
               </w:rPr>
-              <w:t xml:space="preserve">wlan0 / /usr/sbin/iw</w:t>
+              <w:t xml:space="preserve">0</w:t>
             </w:r>
           </w:p>
         </w:tc>
@@ -5886,7 +5942,7 @@
                 <w:sz w:val="19"/>
                 <w:szCs w:val="19"/>
               </w:rPr>
-              <w:t xml:space="preserve">送信出力を設定する無線デバイス名と iw コマンドのパス</w:t>
+              <w:t xml:space="preserve">AP 起動後に iw dev &lt;wifi_device&gt; set txpower fixed で送信出力を制限する値（1〜30 dBm）。0 = ドライバの既定のまま。乾電池で電圧が落ちるときに下げて試す</w:t>
             </w:r>
           </w:p>
         </w:tc>
@@ -5926,7 +5982,7 @@
                 <w:sz w:val="19"/>
                 <w:szCs w:val="19"/>
               </w:rPr>
-              <w:t xml:space="preserve">power.throttled_path</w:t>
+              <w:t xml:space="preserve">network.wifi_device / iw</w:t>
             </w:r>
           </w:p>
         </w:tc>
@@ -5960,7 +6016,7 @@
                 <w:sz w:val="19"/>
                 <w:szCs w:val="19"/>
               </w:rPr>
-              <w:t xml:space="preserve">/sys/devices/platform/soc/soc:firmware/get_throttled</w:t>
+              <w:t xml:space="preserve">wlan0 / /usr/sbin/iw</w:t>
             </w:r>
           </w:p>
         </w:tc>
@@ -5993,7 +6049,7 @@
                 <w:sz w:val="19"/>
                 <w:szCs w:val="19"/>
               </w:rPr>
-              <w:t xml:space="preserve">ファームウェアの throttled 値（vcgencmd get_throttled と同じ）を読む sysfs パス。空文字で監視を止める。無い環境では起動時にログを残して監視なしで動く</w:t>
+              <w:t xml:space="preserve">送信出力を設定する無線デバイス名と iw コマンドのパス</w:t>
             </w:r>
           </w:p>
         </w:tc>
@@ -6033,6 +6089,113 @@
                 <w:sz w:val="19"/>
                 <w:szCs w:val="19"/>
               </w:rPr>
+              <w:t xml:space="preserve">power.throttled_path</w:t>
+            </w:r>
+          </w:p>
+        </w:tc>
+        <w:tc>
+          <w:tcPr>
+            <w:tcW w:type="dxa" w:w="2300"/>
+            <w:tcBorders>
+              <w:top w:val="single" w:color="A6A6A6" w:sz="4"/>
+              <w:left w:val="single" w:color="A6A6A6" w:sz="4"/>
+              <w:bottom w:val="single" w:color="A6A6A6" w:sz="4"/>
+              <w:right w:val="single" w:color="A6A6A6" w:sz="4"/>
+            </w:tcBorders>
+            <w:shd w:fill="DCE3F0" w:color="auto" w:val="clear"/>
+            <w:tcMar>
+              <w:top w:type="dxa" w:w="60"/>
+              <w:left w:type="dxa" w:w="100"/>
+              <w:bottom w:type="dxa" w:w="60"/>
+              <w:right w:type="dxa" w:w="100"/>
+            </w:tcMar>
+          </w:tcPr>
+          <w:p>
+            <w:pPr>
+              <w:spacing w:after="20" w:line="260"/>
+            </w:pPr>
+            <w:r>
+              <w:rPr>
+                <w:rFonts w:ascii="Consolas" w:cs="Consolas" w:eastAsia="Consolas" w:hAnsi="Consolas"/>
+                <w:b w:val="false"/>
+                <w:bCs w:val="false"/>
+                <w:color w:val="000000"/>
+                <w:sz w:val="19"/>
+                <w:szCs w:val="19"/>
+              </w:rPr>
+              <w:t xml:space="preserve">/sys/devices/platform/soc/soc:firmware/get_throttled</w:t>
+            </w:r>
+          </w:p>
+        </w:tc>
+        <w:tc>
+          <w:tcPr>
+            <w:tcW w:type="dxa" w:w="4438"/>
+            <w:tcBorders>
+              <w:top w:val="single" w:color="A6A6A6" w:sz="4"/>
+              <w:left w:val="single" w:color="A6A6A6" w:sz="4"/>
+              <w:bottom w:val="single" w:color="A6A6A6" w:sz="4"/>
+              <w:right w:val="single" w:color="A6A6A6" w:sz="4"/>
+            </w:tcBorders>
+            <w:shd w:fill="DCE3F0" w:color="auto" w:val="clear"/>
+            <w:tcMar>
+              <w:top w:type="dxa" w:w="60"/>
+              <w:left w:type="dxa" w:w="100"/>
+              <w:bottom w:type="dxa" w:w="60"/>
+              <w:right w:type="dxa" w:w="100"/>
+            </w:tcMar>
+          </w:tcPr>
+          <w:p>
+            <w:pPr>
+              <w:spacing w:after="20" w:line="260"/>
+            </w:pPr>
+            <w:r>
+              <w:rPr>
+                <w:b w:val="false"/>
+                <w:bCs w:val="false"/>
+                <w:color w:val="000000"/>
+                <w:sz w:val="19"/>
+                <w:szCs w:val="19"/>
+              </w:rPr>
+              <w:t xml:space="preserve">ファームウェアの throttled 値（vcgencmd get_throttled と同じ）を読む sysfs パス。空文字で監視を止める。無い環境では起動時にログを残して監視なしで動く</w:t>
+            </w:r>
+          </w:p>
+        </w:tc>
+      </w:tr>
+      <w:tr>
+        <w:trPr>
+          <w:cantSplit/>
+          <w:tblHeader w:val="false"/>
+        </w:trPr>
+        <w:tc>
+          <w:tcPr>
+            <w:tcW w:type="dxa" w:w="2900"/>
+            <w:tcBorders>
+              <w:top w:val="single" w:color="A6A6A6" w:sz="4"/>
+              <w:left w:val="single" w:color="A6A6A6" w:sz="4"/>
+              <w:bottom w:val="single" w:color="A6A6A6" w:sz="4"/>
+              <w:right w:val="single" w:color="A6A6A6" w:sz="4"/>
+            </w:tcBorders>
+            <w:shd w:fill="FFFFFF" w:color="auto" w:val="clear"/>
+            <w:tcMar>
+              <w:top w:type="dxa" w:w="60"/>
+              <w:left w:type="dxa" w:w="100"/>
+              <w:bottom w:type="dxa" w:w="60"/>
+              <w:right w:type="dxa" w:w="100"/>
+            </w:tcMar>
+          </w:tcPr>
+          <w:p>
+            <w:pPr>
+              <w:spacing w:after="20" w:line="260"/>
+            </w:pPr>
+            <w:r>
+              <w:rPr>
+                <w:rFonts w:ascii="Consolas" w:cs="Consolas" w:eastAsia="Consolas" w:hAnsi="Consolas"/>
+                <w:b w:val="false"/>
+                <w:bCs w:val="false"/>
+                <w:color w:val="000000"/>
+                <w:sz w:val="19"/>
+                <w:szCs w:val="19"/>
+              </w:rPr>
               <w:t xml:space="preserve">power.poll_ms</w:t>
             </w:r>
           </w:p>
@@ -6046,7 +6209,7 @@
               <w:bottom w:val="single" w:color="A6A6A6" w:sz="4"/>
               <w:right w:val="single" w:color="A6A6A6" w:sz="4"/>
             </w:tcBorders>
-            <w:shd w:fill="DCE3F0" w:color="auto" w:val="clear"/>
+            <w:shd w:fill="FFFFFF" w:color="auto" w:val="clear"/>
             <w:tcMar>
               <w:top w:type="dxa" w:w="60"/>
               <w:left w:type="dxa" w:w="100"/>
@@ -6080,7 +6243,7 @@
               <w:bottom w:val="single" w:color="A6A6A6" w:sz="4"/>
               <w:right w:val="single" w:color="A6A6A6" w:sz="4"/>
             </w:tcBorders>
-            <w:shd w:fill="DCE3F0" w:color="auto" w:val="clear"/>
+            <w:shd w:fill="FFFFFF" w:color="auto" w:val="clear"/>
             <w:tcMar>
               <w:top w:type="dxa" w:w="60"/>
               <w:left w:type="dxa" w:w="100"/>
@@ -7286,7 +7449,7 @@
                 <w:sz w:val="19"/>
                 <w:szCs w:val="19"/>
               </w:rPr>
-              <w:t xml:space="preserve">3つの ToF を読む → ロジック step() → drive を ±max_drive_permille に制限 → モーターへ出力。状態名が変わるとログに記録</w:t>
+              <w:t xml:space="preserve">3つの ToF を読む → ロジック step() → drive を「発進の加速」と「自動の最大出力」で制限 → ±max_drive_permille に制限 → モーターへ出力。発進の加速：自動で走り始めてからの許容値を 0 から auto_accel_permille_per_s で増やし、自動で走っていないフレーム（他のモード、非常停止、step() の失敗）で 0 に戻す。許容値が上限に達した後は効かないので、ロジック自身の減速・ブレーキ・後退はそのまま。自動の最大出力：PC の set_auto_limit（5.2。既定と再起動後は max_drive_permille）。状態名が変わるとログに記録</w:t>
             </w:r>
           </w:p>
         </w:tc>
@@ -7574,7 +7737,7 @@
                 <w:sz w:val="19"/>
                 <w:szCs w:val="19"/>
               </w:rPr>
-              <w:t xml:space="preserve">そのフレームはモーターをブレーキ。復帰すれば再開</w:t>
+              <w:t xml:space="preserve">そのフレームはモーターをブレーキ。復帰すれば再開（発進の加速をやり直す）</w:t>
             </w:r>
           </w:p>
         </w:tc>
@@ -7901,7 +8064,7 @@
                 <w:sz w:val="19"/>
                 <w:szCs w:val="19"/>
               </w:rPr>
-              <w:t xml:space="preserve">切り替え要求（current/* の変更、または PC の activate／rollback）</w:t>
+              <w:t xml:space="preserve">切り替え要求（current/* の変更、または PC の activate／activate_pair／rollback）</w:t>
             </w:r>
           </w:p>
         </w:tc>
@@ -7934,7 +8097,7 @@
                 <w:sz w:val="19"/>
                 <w:szCs w:val="19"/>
               </w:rPr>
-              <w:t xml:space="preserve">manifest 検証 → ABI・ロジック名の一致確認 → 生成 → self_test → フレーム境界で入れ替え。失敗時は現行版を継続し、current/* のリンクを走行中の版へ戻す（再起動しても走れるようにする。previous/* は変えない）。ssh 経由で変えたリンクは activation_poll_ms ごとに、PC からの要求は次のフレームで処理する</w:t>
+              <w:t xml:space="preserve">manifest 検証 → ABI・ロジック名の一致確認 → 生成 → self_test → フレーム境界で入れ替え。失敗時は現行版を継続し、current/* のリンクを走行中の版へ戻す（再起動しても走れるようにする。previous/* は変えない）。ssh 経由で変えたリンクは activation_poll_ms ごとに、PC からの要求は次のフレームで処理する。組での切り替え（activate_pair、rumicar-activate pair）はロジックとパックの 2 本のリンクを 1 つの要求で変える（パックはロジックごとに作られているため。previous/* には両方の直前の選択が残り、rollback kind=both で両方戻る）。ssh で片方だけ変えた直後（パックの manifest の logic.name がロジックの名前と合わない）は、次の確認（activation_poll_ms 後）まで待ってから検証するので、手で logic と pack を 2 回に分けて切り替えても失敗にならない</w:t>
             </w:r>
           </w:p>
         </w:tc>
@@ -8737,7 +8900,7 @@
         <w:spacing w:after="100" w:line="300"/>
       </w:pPr>
       <w:r>
-        <w:t xml:space="preserve">本体がロジックを採用する条件：manifest の検証に成功、manifest の kind が logic、abi_version が一致、.so が返す name と version が manifest の name と version に一致、パック manifest の logic.name がロジック名に一致し logic.min_abi ≤ ABI 版、create と self_test が成功。</w:t>
+        <w:t xml:space="preserve">本体がロジックを採用する条件：manifest の検証に成功、manifest の kind が logic、abi_version が一致、.so が返す name と version が manifest の name と version に一致、パック manifest の logic.name がロジック名に一致し logic.min_abi ≤ ABI 版、create と self_test が成功。 list_versions はパックごとに対応するロジック名（manifest の logic.name）を返し、走行管理アプリは別のロジック用のパック（またはロジック）を選んだときに組で切り替える（activate_pair、5.2、6.2）。</w:t>
       </w:r>
     </w:p>
     <w:p>
@@ -20295,6 +20458,1759 @@
       </w:pPr>
       <w:r>
         <w:t xml:space="preserve">self_test：tof_drive と同じ走行の確認に加え、vision.bin に自己診断ブロックがあれば、その小画像から特徴量を計算して埋め込まれた期待値と完全に一致すること、各検出器のスコアが期待値の 1e-3 以内であることを確かめます。合わなければその版は採用されません（学習した環境と車で計算が食い違っていないことの保証）。</w:t>
+      </w:r>
+    </w:p>
+    <w:p>
+      <w:pPr>
+        <w:spacing w:after="60"/>
+      </w:pPr>
+    </w:p>
+    <w:p>
+      <w:pPr>
+        <w:pStyle w:val="Heading2"/>
+      </w:pPr>
+      <w:r>
+        <w:t xml:space="preserve">3.12 同梱ロジック py_drive（0.1.0）：自分の走行プログラム（Python）</w:t>
+      </w:r>
+    </w:p>
+    <w:p>
+      <w:pPr>
+        <w:spacing w:after="100" w:line="300"/>
+      </w:pPr>
+      <w:r>
+        <w:t xml:space="preserve">py_drive は、利用者が Python で書いた走行プログラム（パックの drive.py）を車の上で動かす同梱ロジックです。本体から見ればほかのロジックと同じ共有ライブラリ（libpy_drive.so、ABI 第2版）で、パック（drive.py ＋ params.json、manifest の logic.name = py_drive）を create で受け取ると、同じディレクトリの runner.py を /usr/bin/python3 -I -B -u runner.py &lt;pack dir&gt; として子プロセスで起動し、以後は毎フレーム 1 行ずつやり取りします。Python を本体に組み込まず別プロセスにしたのは、利用者のプログラムが固まっても本体の制御周期（50 ms）と安全動作（3.5）を守るためです。学習の仕組み（3.10、4.5）とは別に、「距離センサーの値を見て操舵と駆動を決める」ところを自分の考えで書くためのもので、コンパイラは要りません。実装は car/logic/py_drive/（py_process：子プロセスと行の通信、plugin：C ABI、runner.py：Python 側）。</w:t>
+      </w:r>
+    </w:p>
+    <w:tbl>
+      <w:tblPr>
+        <w:tblW w:type="dxa" w:w="9638"/>
+        <w:tblBorders>
+          <w:top w:val="single" w:color="auto" w:sz="4"/>
+          <w:left w:val="single" w:color="auto" w:sz="4"/>
+          <w:bottom w:val="single" w:color="auto" w:sz="4"/>
+          <w:right w:val="single" w:color="auto" w:sz="4"/>
+          <w:insideH w:val="single" w:color="auto" w:sz="4"/>
+          <w:insideV w:val="single" w:color="auto" w:sz="4"/>
+        </w:tblBorders>
+      </w:tblPr>
+      <w:tblGrid>
+        <w:gridCol w:w="2200"/>
+        <w:gridCol w:w="7438"/>
+      </w:tblGrid>
+      <w:tr>
+        <w:trPr>
+          <w:cantSplit/>
+          <w:tblHeader/>
+        </w:trPr>
+        <w:tc>
+          <w:tcPr>
+            <w:tcW w:type="dxa" w:w="2200"/>
+            <w:tcBorders>
+              <w:top w:val="single" w:color="A6A6A6" w:sz="4"/>
+              <w:left w:val="single" w:color="A6A6A6" w:sz="4"/>
+              <w:bottom w:val="single" w:color="A6A6A6" w:sz="4"/>
+              <w:right w:val="single" w:color="A6A6A6" w:sz="4"/>
+            </w:tcBorders>
+            <w:shd w:fill="1F3864" w:color="auto" w:val="clear"/>
+            <w:tcMar>
+              <w:top w:type="dxa" w:w="60"/>
+              <w:left w:type="dxa" w:w="100"/>
+              <w:bottom w:type="dxa" w:w="60"/>
+              <w:right w:type="dxa" w:w="100"/>
+            </w:tcMar>
+          </w:tcPr>
+          <w:p>
+            <w:pPr>
+              <w:spacing w:after="20" w:line="260"/>
+            </w:pPr>
+            <w:r>
+              <w:rPr>
+                <w:b/>
+                <w:bCs/>
+                <w:color w:val="FFFFFF"/>
+                <w:sz w:val="19"/>
+                <w:szCs w:val="19"/>
+              </w:rPr>
+              <w:t xml:space="preserve">項目</w:t>
+            </w:r>
+          </w:p>
+        </w:tc>
+        <w:tc>
+          <w:tcPr>
+            <w:tcW w:type="dxa" w:w="7438"/>
+            <w:tcBorders>
+              <w:top w:val="single" w:color="A6A6A6" w:sz="4"/>
+              <w:left w:val="single" w:color="A6A6A6" w:sz="4"/>
+              <w:bottom w:val="single" w:color="A6A6A6" w:sz="4"/>
+              <w:right w:val="single" w:color="A6A6A6" w:sz="4"/>
+            </w:tcBorders>
+            <w:shd w:fill="1F3864" w:color="auto" w:val="clear"/>
+            <w:tcMar>
+              <w:top w:type="dxa" w:w="60"/>
+              <w:left w:type="dxa" w:w="100"/>
+              <w:bottom w:type="dxa" w:w="60"/>
+              <w:right w:type="dxa" w:w="100"/>
+            </w:tcMar>
+          </w:tcPr>
+          <w:p>
+            <w:pPr>
+              <w:spacing w:after="20" w:line="260"/>
+            </w:pPr>
+            <w:r>
+              <w:rPr>
+                <w:b/>
+                <w:bCs/>
+                <w:color w:val="FFFFFF"/>
+                <w:sz w:val="19"/>
+                <w:szCs w:val="19"/>
+              </w:rPr>
+              <w:t xml:space="preserve">内容</w:t>
+            </w:r>
+          </w:p>
+        </w:tc>
+      </w:tr>
+      <w:tr>
+        <w:trPr>
+          <w:cantSplit/>
+          <w:tblHeader w:val="false"/>
+        </w:trPr>
+        <w:tc>
+          <w:tcPr>
+            <w:tcW w:type="dxa" w:w="2200"/>
+            <w:tcBorders>
+              <w:top w:val="single" w:color="A6A6A6" w:sz="4"/>
+              <w:left w:val="single" w:color="A6A6A6" w:sz="4"/>
+              <w:bottom w:val="single" w:color="A6A6A6" w:sz="4"/>
+              <w:right w:val="single" w:color="A6A6A6" w:sz="4"/>
+            </w:tcBorders>
+            <w:shd w:fill="FFFFFF" w:color="auto" w:val="clear"/>
+            <w:tcMar>
+              <w:top w:type="dxa" w:w="60"/>
+              <w:left w:type="dxa" w:w="100"/>
+              <w:bottom w:type="dxa" w:w="60"/>
+              <w:right w:type="dxa" w:w="100"/>
+            </w:tcMar>
+          </w:tcPr>
+          <w:p>
+            <w:pPr>
+              <w:spacing w:after="20" w:line="260"/>
+            </w:pPr>
+            <w:r>
+              <w:rPr>
+                <w:b w:val="false"/>
+                <w:bCs w:val="false"/>
+                <w:color w:val="000000"/>
+                <w:sz w:val="19"/>
+                <w:szCs w:val="19"/>
+              </w:rPr>
+              <w:t xml:space="preserve">起動（create）</w:t>
+            </w:r>
+          </w:p>
+        </w:tc>
+        <w:tc>
+          <w:tcPr>
+            <w:tcW w:type="dxa" w:w="7438"/>
+            <w:tcBorders>
+              <w:top w:val="single" w:color="A6A6A6" w:sz="4"/>
+              <w:left w:val="single" w:color="A6A6A6" w:sz="4"/>
+              <w:bottom w:val="single" w:color="A6A6A6" w:sz="4"/>
+              <w:right w:val="single" w:color="A6A6A6" w:sz="4"/>
+            </w:tcBorders>
+            <w:shd w:fill="FFFFFF" w:color="auto" w:val="clear"/>
+            <w:tcMar>
+              <w:top w:type="dxa" w:w="60"/>
+              <w:left w:type="dxa" w:w="100"/>
+              <w:bottom w:type="dxa" w:w="60"/>
+              <w:right w:type="dxa" w:w="100"/>
+            </w:tcMar>
+          </w:tcPr>
+          <w:p>
+            <w:pPr>
+              <w:spacing w:after="20" w:line="260"/>
+            </w:pPr>
+            <w:r>
+              <w:rPr>
+                <w:b w:val="false"/>
+                <w:bCs w:val="false"/>
+                <w:color w:val="000000"/>
+                <w:sz w:val="19"/>
+                <w:szCs w:val="19"/>
+              </w:rPr>
+              <w:t xml:space="preserve">パックに drive.py があることを確かめ、runner.py を起動して READY を 15 秒まで待つ（Zero 2 W での python3 の起動と drive.py の読み込み）。runner.py は params.json を読み（無ければ {}。{ … } の形でなければ誤り）、パックのディレクトリを sys.path に加えて drive.py を読み込み、loop(car) があることを確かめ、setup(car) があれば呼ぶ。失敗は ERROR &lt;メッセージ&gt; で返り create が失敗する（その版は採用されず、走行管理アプリの「有効化」の応答と車のログに理由が出る）</w:t>
+            </w:r>
+          </w:p>
+        </w:tc>
+      </w:tr>
+      <w:tr>
+        <w:trPr>
+          <w:cantSplit/>
+          <w:tblHeader w:val="false"/>
+        </w:trPr>
+        <w:tc>
+          <w:tcPr>
+            <w:tcW w:type="dxa" w:w="2200"/>
+            <w:tcBorders>
+              <w:top w:val="single" w:color="A6A6A6" w:sz="4"/>
+              <w:left w:val="single" w:color="A6A6A6" w:sz="4"/>
+              <w:bottom w:val="single" w:color="A6A6A6" w:sz="4"/>
+              <w:right w:val="single" w:color="A6A6A6" w:sz="4"/>
+            </w:tcBorders>
+            <w:shd w:fill="DCE3F0" w:color="auto" w:val="clear"/>
+            <w:tcMar>
+              <w:top w:type="dxa" w:w="60"/>
+              <w:left w:type="dxa" w:w="100"/>
+              <w:bottom w:type="dxa" w:w="60"/>
+              <w:right w:type="dxa" w:w="100"/>
+            </w:tcMar>
+          </w:tcPr>
+          <w:p>
+            <w:pPr>
+              <w:spacing w:after="20" w:line="260"/>
+            </w:pPr>
+            <w:r>
+              <w:rPr>
+                <w:b w:val="false"/>
+                <w:bCs w:val="false"/>
+                <w:color w:val="000000"/>
+                <w:sz w:val="19"/>
+                <w:szCs w:val="19"/>
+              </w:rPr>
+              <w:t xml:space="preserve">自己診断（self_test）</w:t>
+            </w:r>
+          </w:p>
+        </w:tc>
+        <w:tc>
+          <w:tcPr>
+            <w:tcW w:type="dxa" w:w="7438"/>
+            <w:tcBorders>
+              <w:top w:val="single" w:color="A6A6A6" w:sz="4"/>
+              <w:left w:val="single" w:color="A6A6A6" w:sz="4"/>
+              <w:bottom w:val="single" w:color="A6A6A6" w:sz="4"/>
+              <w:right w:val="single" w:color="A6A6A6" w:sz="4"/>
+            </w:tcBorders>
+            <w:shd w:fill="DCE3F0" w:color="auto" w:val="clear"/>
+            <w:tcMar>
+              <w:top w:type="dxa" w:w="60"/>
+              <w:left w:type="dxa" w:w="100"/>
+              <w:bottom w:type="dxa" w:w="60"/>
+              <w:right w:type="dxa" w:w="100"/>
+            </w:tcMar>
+          </w:tcPr>
+          <w:p>
+            <w:pPr>
+              <w:spacing w:after="20" w:line="260"/>
+            </w:pPr>
+            <w:r>
+              <w:rPr>
+                <w:b w:val="false"/>
+                <w:bCs w:val="false"/>
+                <w:color w:val="000000"/>
+                <w:sz w:val="19"/>
+                <w:szCs w:val="19"/>
+              </w:rPr>
+              <w:t xml:space="preserve">P を送って PONG が 2 秒以内に返ること</w:t>
+            </w:r>
+          </w:p>
+        </w:tc>
+      </w:tr>
+      <w:tr>
+        <w:trPr>
+          <w:cantSplit/>
+          <w:tblHeader w:val="false"/>
+        </w:trPr>
+        <w:tc>
+          <w:tcPr>
+            <w:tcW w:type="dxa" w:w="2200"/>
+            <w:tcBorders>
+              <w:top w:val="single" w:color="A6A6A6" w:sz="4"/>
+              <w:left w:val="single" w:color="A6A6A6" w:sz="4"/>
+              <w:bottom w:val="single" w:color="A6A6A6" w:sz="4"/>
+              <w:right w:val="single" w:color="A6A6A6" w:sz="4"/>
+            </w:tcBorders>
+            <w:shd w:fill="FFFFFF" w:color="auto" w:val="clear"/>
+            <w:tcMar>
+              <w:top w:type="dxa" w:w="60"/>
+              <w:left w:type="dxa" w:w="100"/>
+              <w:bottom w:type="dxa" w:w="60"/>
+              <w:right w:type="dxa" w:w="100"/>
+            </w:tcMar>
+          </w:tcPr>
+          <w:p>
+            <w:pPr>
+              <w:spacing w:after="20" w:line="260"/>
+            </w:pPr>
+            <w:r>
+              <w:rPr>
+                <w:b w:val="false"/>
+                <w:bCs w:val="false"/>
+                <w:color w:val="000000"/>
+                <w:sz w:val="19"/>
+                <w:szCs w:val="19"/>
+              </w:rPr>
+              <w:t xml:space="preserve">子プロセス</w:t>
+            </w:r>
+          </w:p>
+        </w:tc>
+        <w:tc>
+          <w:tcPr>
+            <w:tcW w:type="dxa" w:w="7438"/>
+            <w:tcBorders>
+              <w:top w:val="single" w:color="A6A6A6" w:sz="4"/>
+              <w:left w:val="single" w:color="A6A6A6" w:sz="4"/>
+              <w:bottom w:val="single" w:color="A6A6A6" w:sz="4"/>
+              <w:right w:val="single" w:color="A6A6A6" w:sz="4"/>
+            </w:tcBorders>
+            <w:shd w:fill="FFFFFF" w:color="auto" w:val="clear"/>
+            <w:tcMar>
+              <w:top w:type="dxa" w:w="60"/>
+              <w:left w:type="dxa" w:w="100"/>
+              <w:bottom w:type="dxa" w:w="60"/>
+              <w:right w:type="dxa" w:w="100"/>
+            </w:tcMar>
+          </w:tcPr>
+          <w:p>
+            <w:pPr>
+              <w:spacing w:after="20" w:line="260"/>
+            </w:pPr>
+            <w:r>
+              <w:rPr>
+                <w:b w:val="false"/>
+                <w:bCs w:val="false"/>
+                <w:color w:val="000000"/>
+                <w:sz w:val="19"/>
+                <w:szCs w:val="19"/>
+              </w:rPr>
+              <w:t xml:space="preserve">socketpair を子の標準入力・標準出力につなぐ。fork 後は PR_SET_PDEATHSIG（本体が終われば SIGKILL）と close_range(3, …)（本体のソケット・GPIO・I2C の記述子を持ち込まない）だけを行って execv。drive.py の print() は、runner.py が標準出力を stderr に付け替えるので本体のログ（journal）に出る</w:t>
+            </w:r>
+          </w:p>
+        </w:tc>
+      </w:tr>
+      <w:tr>
+        <w:trPr>
+          <w:cantSplit/>
+          <w:tblHeader w:val="false"/>
+        </w:trPr>
+        <w:tc>
+          <w:tcPr>
+            <w:tcW w:type="dxa" w:w="2200"/>
+            <w:tcBorders>
+              <w:top w:val="single" w:color="A6A6A6" w:sz="4"/>
+              <w:left w:val="single" w:color="A6A6A6" w:sz="4"/>
+              <w:bottom w:val="single" w:color="A6A6A6" w:sz="4"/>
+              <w:right w:val="single" w:color="A6A6A6" w:sz="4"/>
+            </w:tcBorders>
+            <w:shd w:fill="DCE3F0" w:color="auto" w:val="clear"/>
+            <w:tcMar>
+              <w:top w:type="dxa" w:w="60"/>
+              <w:left w:type="dxa" w:w="100"/>
+              <w:bottom w:type="dxa" w:w="60"/>
+              <w:right w:type="dxa" w:w="100"/>
+            </w:tcMar>
+          </w:tcPr>
+          <w:p>
+            <w:pPr>
+              <w:spacing w:after="20" w:line="260"/>
+            </w:pPr>
+            <w:r>
+              <w:rPr>
+                <w:b w:val="false"/>
+                <w:bCs w:val="false"/>
+                <w:color w:val="000000"/>
+                <w:sz w:val="19"/>
+                <w:szCs w:val="19"/>
+              </w:rPr>
+              <w:t xml:space="preserve">1 フレーム（step）</w:t>
+            </w:r>
+          </w:p>
+        </w:tc>
+        <w:tc>
+          <w:tcPr>
+            <w:tcW w:type="dxa" w:w="7438"/>
+            <w:tcBorders>
+              <w:top w:val="single" w:color="A6A6A6" w:sz="4"/>
+              <w:left w:val="single" w:color="A6A6A6" w:sz="4"/>
+              <w:bottom w:val="single" w:color="A6A6A6" w:sz="4"/>
+              <w:right w:val="single" w:color="A6A6A6" w:sz="4"/>
+            </w:tcBorders>
+            <w:shd w:fill="DCE3F0" w:color="auto" w:val="clear"/>
+            <w:tcMar>
+              <w:top w:type="dxa" w:w="60"/>
+              <w:left w:type="dxa" w:w="100"/>
+              <w:bottom w:type="dxa" w:w="60"/>
+              <w:right w:type="dxa" w:w="100"/>
+            </w:tcMar>
+          </w:tcPr>
+          <w:p>
+            <w:pPr>
+              <w:spacing w:after="20" w:line="260"/>
+            </w:pPr>
+            <w:r>
+              <w:rPr>
+                <w:b w:val="false"/>
+                <w:bCs w:val="false"/>
+                <w:color w:val="000000"/>
+                <w:sz w:val="19"/>
+                <w:szCs w:val="19"/>
+              </w:rPr>
+              <w:t xml:space="preserve">F &lt;seq&gt; &lt;t_ms&gt; &lt;左&gt; &lt;中央&gt; &lt;右&gt; を送り（距離は mm、読めないセンサーは -1、何も無いときは 8190）、C &lt;seq&gt; &lt;steer&gt; &lt;drive&gt; &lt;brake&gt; &lt;state&gt; を 30 ms まで待つ。間に合えばその指令（steer -1/0/1、drive -1000〜1000、brake 0/1、state は名前）。古いフレームへの答えや壊れた行は捨てる。t_ms は最初のフレームからの経過</w:t>
+            </w:r>
+          </w:p>
+        </w:tc>
+      </w:tr>
+      <w:tr>
+        <w:trPr>
+          <w:cantSplit/>
+          <w:tblHeader w:val="false"/>
+        </w:trPr>
+        <w:tc>
+          <w:tcPr>
+            <w:tcW w:type="dxa" w:w="2200"/>
+            <w:tcBorders>
+              <w:top w:val="single" w:color="A6A6A6" w:sz="4"/>
+              <w:left w:val="single" w:color="A6A6A6" w:sz="4"/>
+              <w:bottom w:val="single" w:color="A6A6A6" w:sz="4"/>
+              <w:right w:val="single" w:color="A6A6A6" w:sz="4"/>
+            </w:tcBorders>
+            <w:shd w:fill="FFFFFF" w:color="auto" w:val="clear"/>
+            <w:tcMar>
+              <w:top w:type="dxa" w:w="60"/>
+              <w:left w:type="dxa" w:w="100"/>
+              <w:bottom w:type="dxa" w:w="60"/>
+              <w:right w:type="dxa" w:w="100"/>
+            </w:tcMar>
+          </w:tcPr>
+          <w:p>
+            <w:pPr>
+              <w:spacing w:after="20" w:line="260"/>
+            </w:pPr>
+            <w:r>
+              <w:rPr>
+                <w:b w:val="false"/>
+                <w:bCs w:val="false"/>
+                <w:color w:val="000000"/>
+                <w:sz w:val="19"/>
+                <w:szCs w:val="19"/>
+              </w:rPr>
+              <w:t xml:space="preserve">時間切れ</w:t>
+            </w:r>
+          </w:p>
+        </w:tc>
+        <w:tc>
+          <w:tcPr>
+            <w:tcW w:type="dxa" w:w="7438"/>
+            <w:tcBorders>
+              <w:top w:val="single" w:color="A6A6A6" w:sz="4"/>
+              <w:left w:val="single" w:color="A6A6A6" w:sz="4"/>
+              <w:bottom w:val="single" w:color="A6A6A6" w:sz="4"/>
+              <w:right w:val="single" w:color="A6A6A6" w:sz="4"/>
+            </w:tcBorders>
+            <w:shd w:fill="FFFFFF" w:color="auto" w:val="clear"/>
+            <w:tcMar>
+              <w:top w:type="dxa" w:w="60"/>
+              <w:left w:type="dxa" w:w="100"/>
+              <w:bottom w:type="dxa" w:w="60"/>
+              <w:right w:type="dxa" w:w="100"/>
+            </w:tcMar>
+          </w:tcPr>
+          <w:p>
+            <w:pPr>
+              <w:spacing w:after="20" w:line="260"/>
+            </w:pPr>
+            <w:r>
+              <w:rPr>
+                <w:b w:val="false"/>
+                <w:bCs w:val="false"/>
+                <w:color w:val="000000"/>
+                <w:sz w:val="19"/>
+                <w:szCs w:val="19"/>
+              </w:rPr>
+              <w:t xml:space="preserve">30 ms 以内に答えが無いフレームは step() が 4 を返し、本体がそのフレームをブレーキする（3.5）。最後の答えから 1 秒答えが無ければ SIGKILL で止め、以後 step() は 5（次の有効化までブレーキ。ログに「did not answer for N ms」）。プログラムが自分で終わった（例外で runner が落ちた、sys.exit）ときも 5</w:t>
+            </w:r>
+          </w:p>
+        </w:tc>
+      </w:tr>
+      <w:tr>
+        <w:trPr>
+          <w:cantSplit/>
+          <w:tblHeader w:val="false"/>
+        </w:trPr>
+        <w:tc>
+          <w:tcPr>
+            <w:tcW w:type="dxa" w:w="2200"/>
+            <w:tcBorders>
+              <w:top w:val="single" w:color="A6A6A6" w:sz="4"/>
+              <w:left w:val="single" w:color="A6A6A6" w:sz="4"/>
+              <w:bottom w:val="single" w:color="A6A6A6" w:sz="4"/>
+              <w:right w:val="single" w:color="A6A6A6" w:sz="4"/>
+            </w:tcBorders>
+            <w:shd w:fill="DCE3F0" w:color="auto" w:val="clear"/>
+            <w:tcMar>
+              <w:top w:type="dxa" w:w="60"/>
+              <w:left w:type="dxa" w:w="100"/>
+              <w:bottom w:type="dxa" w:w="60"/>
+              <w:right w:type="dxa" w:w="100"/>
+            </w:tcMar>
+          </w:tcPr>
+          <w:p>
+            <w:pPr>
+              <w:spacing w:after="20" w:line="260"/>
+            </w:pPr>
+            <w:r>
+              <w:rPr>
+                <w:b w:val="false"/>
+                <w:bCs w:val="false"/>
+                <w:color w:val="000000"/>
+                <w:sz w:val="19"/>
+                <w:szCs w:val="19"/>
+              </w:rPr>
+              <w:t xml:space="preserve">例外</w:t>
+            </w:r>
+          </w:p>
+        </w:tc>
+        <w:tc>
+          <w:tcPr>
+            <w:tcW w:type="dxa" w:w="7438"/>
+            <w:tcBorders>
+              <w:top w:val="single" w:color="A6A6A6" w:sz="4"/>
+              <w:left w:val="single" w:color="A6A6A6" w:sz="4"/>
+              <w:bottom w:val="single" w:color="A6A6A6" w:sz="4"/>
+              <w:right w:val="single" w:color="A6A6A6" w:sz="4"/>
+            </w:tcBorders>
+            <w:shd w:fill="DCE3F0" w:color="auto" w:val="clear"/>
+            <w:tcMar>
+              <w:top w:type="dxa" w:w="60"/>
+              <w:left w:type="dxa" w:w="100"/>
+              <w:bottom w:type="dxa" w:w="60"/>
+              <w:right w:type="dxa" w:w="100"/>
+            </w:tcMar>
+          </w:tcPr>
+          <w:p>
+            <w:pPr>
+              <w:spacing w:after="20" w:line="260"/>
+            </w:pPr>
+            <w:r>
+              <w:rPr>
+                <w:b w:val="false"/>
+                <w:bCs w:val="false"/>
+                <w:color w:val="000000"/>
+                <w:sz w:val="19"/>
+                <w:szCs w:val="19"/>
+              </w:rPr>
+              <w:t xml:space="preserve">loop() の例外は X &lt;seq&gt; &lt;メッセージ&gt; で返り、そのフレームは 6（ブレーキ）。プログラムは続くので次のフレームで復帰できる。同じ内容のトレースバックは 5 秒に 1 回だけログに出す。範囲外の値（drive(5000) など）は DriveError として同じ扱い</w:t>
+            </w:r>
+          </w:p>
+        </w:tc>
+      </w:tr>
+      <w:tr>
+        <w:trPr>
+          <w:cantSplit/>
+          <w:tblHeader w:val="false"/>
+        </w:trPr>
+        <w:tc>
+          <w:tcPr>
+            <w:tcW w:type="dxa" w:w="2200"/>
+            <w:tcBorders>
+              <w:top w:val="single" w:color="A6A6A6" w:sz="4"/>
+              <w:left w:val="single" w:color="A6A6A6" w:sz="4"/>
+              <w:bottom w:val="single" w:color="A6A6A6" w:sz="4"/>
+              <w:right w:val="single" w:color="A6A6A6" w:sz="4"/>
+            </w:tcBorders>
+            <w:shd w:fill="FFFFFF" w:color="auto" w:val="clear"/>
+            <w:tcMar>
+              <w:top w:type="dxa" w:w="60"/>
+              <w:left w:type="dxa" w:w="100"/>
+              <w:bottom w:type="dxa" w:w="60"/>
+              <w:right w:type="dxa" w:w="100"/>
+            </w:tcMar>
+          </w:tcPr>
+          <w:p>
+            <w:pPr>
+              <w:spacing w:after="20" w:line="260"/>
+            </w:pPr>
+            <w:r>
+              <w:rPr>
+                <w:b w:val="false"/>
+                <w:bCs w:val="false"/>
+                <w:color w:val="000000"/>
+                <w:sz w:val="19"/>
+                <w:szCs w:val="19"/>
+              </w:rPr>
+              <w:t xml:space="preserve">状態名</w:t>
+            </w:r>
+          </w:p>
+        </w:tc>
+        <w:tc>
+          <w:tcPr>
+            <w:tcW w:type="dxa" w:w="7438"/>
+            <w:tcBorders>
+              <w:top w:val="single" w:color="A6A6A6" w:sz="4"/>
+              <w:left w:val="single" w:color="A6A6A6" w:sz="4"/>
+              <w:bottom w:val="single" w:color="A6A6A6" w:sz="4"/>
+              <w:right w:val="single" w:color="A6A6A6" w:sz="4"/>
+            </w:tcBorders>
+            <w:shd w:fill="FFFFFF" w:color="auto" w:val="clear"/>
+            <w:tcMar>
+              <w:top w:type="dxa" w:w="60"/>
+              <w:left w:type="dxa" w:w="100"/>
+              <w:bottom w:type="dxa" w:w="60"/>
+              <w:right w:type="dxa" w:w="100"/>
+            </w:tcMar>
+          </w:tcPr>
+          <w:p>
+            <w:pPr>
+              <w:spacing w:after="20" w:line="260"/>
+            </w:pPr>
+            <w:r>
+              <w:rPr>
+                <w:b w:val="false"/>
+                <w:bCs w:val="false"/>
+                <w:color w:val="000000"/>
+                <w:sz w:val="19"/>
+                <w:szCs w:val="19"/>
+              </w:rPr>
+              <w:t xml:space="preserve">car.state("NAME") の名前をロジックの状態番号に割り当てる（0 = DRIVE（未設定）、以後は出てきた順に 1〜63。64 個を超えた名前は 0）。state_name() で返し、本体のログ・テレメトリ・PC の「判断状態」に出る</w:t>
+            </w:r>
+          </w:p>
+        </w:tc>
+      </w:tr>
+      <w:tr>
+        <w:trPr>
+          <w:cantSplit/>
+          <w:tblHeader w:val="false"/>
+        </w:trPr>
+        <w:tc>
+          <w:tcPr>
+            <w:tcW w:type="dxa" w:w="2200"/>
+            <w:tcBorders>
+              <w:top w:val="single" w:color="A6A6A6" w:sz="4"/>
+              <w:left w:val="single" w:color="A6A6A6" w:sz="4"/>
+              <w:bottom w:val="single" w:color="A6A6A6" w:sz="4"/>
+              <w:right w:val="single" w:color="A6A6A6" w:sz="4"/>
+            </w:tcBorders>
+            <w:shd w:fill="DCE3F0" w:color="auto" w:val="clear"/>
+            <w:tcMar>
+              <w:top w:type="dxa" w:w="60"/>
+              <w:left w:type="dxa" w:w="100"/>
+              <w:bottom w:type="dxa" w:w="60"/>
+              <w:right w:type="dxa" w:w="100"/>
+            </w:tcMar>
+          </w:tcPr>
+          <w:p>
+            <w:pPr>
+              <w:spacing w:after="20" w:line="260"/>
+            </w:pPr>
+            <w:r>
+              <w:rPr>
+                <w:b w:val="false"/>
+                <w:bCs w:val="false"/>
+                <w:color w:val="000000"/>
+                <w:sz w:val="19"/>
+                <w:szCs w:val="19"/>
+              </w:rPr>
+              <w:t xml:space="preserve">補助出力・画像</w:t>
+            </w:r>
+          </w:p>
+        </w:tc>
+        <w:tc>
+          <w:tcPr>
+            <w:tcW w:type="dxa" w:w="7438"/>
+            <w:tcBorders>
+              <w:top w:val="single" w:color="A6A6A6" w:sz="4"/>
+              <w:left w:val="single" w:color="A6A6A6" w:sz="4"/>
+              <w:bottom w:val="single" w:color="A6A6A6" w:sz="4"/>
+              <w:right w:val="single" w:color="A6A6A6" w:sz="4"/>
+            </w:tcBorders>
+            <w:shd w:fill="DCE3F0" w:color="auto" w:val="clear"/>
+            <w:tcMar>
+              <w:top w:type="dxa" w:w="60"/>
+              <w:left w:type="dxa" w:w="100"/>
+              <w:bottom w:type="dxa" w:w="60"/>
+              <w:right w:type="dxa" w:w="100"/>
+            </w:tcMar>
+          </w:tcPr>
+          <w:p>
+            <w:pPr>
+              <w:spacing w:after="20" w:line="260"/>
+            </w:pPr>
+            <w:r>
+              <w:rPr>
+                <w:b w:val="false"/>
+                <w:bCs w:val="false"/>
+                <w:color w:val="000000"/>
+                <w:sz w:val="19"/>
+                <w:szCs w:val="19"/>
+              </w:rPr>
+              <w:t xml:space="preserve">aux は無し（aux_name は NULL）。カメラ画像は渡さない（ToF の距離のみ）</w:t>
+            </w:r>
+          </w:p>
+        </w:tc>
+      </w:tr>
+      <w:tr>
+        <w:trPr>
+          <w:cantSplit/>
+          <w:tblHeader w:val="false"/>
+        </w:trPr>
+        <w:tc>
+          <w:tcPr>
+            <w:tcW w:type="dxa" w:w="2200"/>
+            <w:tcBorders>
+              <w:top w:val="single" w:color="A6A6A6" w:sz="4"/>
+              <w:left w:val="single" w:color="A6A6A6" w:sz="4"/>
+              <w:bottom w:val="single" w:color="A6A6A6" w:sz="4"/>
+              <w:right w:val="single" w:color="A6A6A6" w:sz="4"/>
+            </w:tcBorders>
+            <w:shd w:fill="FFFFFF" w:color="auto" w:val="clear"/>
+            <w:tcMar>
+              <w:top w:type="dxa" w:w="60"/>
+              <w:left w:type="dxa" w:w="100"/>
+              <w:bottom w:type="dxa" w:w="60"/>
+              <w:right w:type="dxa" w:w="100"/>
+            </w:tcMar>
+          </w:tcPr>
+          <w:p>
+            <w:pPr>
+              <w:spacing w:after="20" w:line="260"/>
+            </w:pPr>
+            <w:r>
+              <w:rPr>
+                <w:b w:val="false"/>
+                <w:bCs w:val="false"/>
+                <w:color w:val="000000"/>
+                <w:sz w:val="19"/>
+                <w:szCs w:val="19"/>
+              </w:rPr>
+              <w:t xml:space="preserve">停止（destroy）</w:t>
+            </w:r>
+          </w:p>
+        </w:tc>
+        <w:tc>
+          <w:tcPr>
+            <w:tcW w:type="dxa" w:w="7438"/>
+            <w:tcBorders>
+              <w:top w:val="single" w:color="A6A6A6" w:sz="4"/>
+              <w:left w:val="single" w:color="A6A6A6" w:sz="4"/>
+              <w:bottom w:val="single" w:color="A6A6A6" w:sz="4"/>
+              <w:right w:val="single" w:color="A6A6A6" w:sz="4"/>
+            </w:tcBorders>
+            <w:shd w:fill="FFFFFF" w:color="auto" w:val="clear"/>
+            <w:tcMar>
+              <w:top w:type="dxa" w:w="60"/>
+              <w:left w:type="dxa" w:w="100"/>
+              <w:bottom w:type="dxa" w:w="60"/>
+              <w:right w:type="dxa" w:w="100"/>
+            </w:tcMar>
+          </w:tcPr>
+          <w:p>
+            <w:pPr>
+              <w:spacing w:after="20" w:line="260"/>
+            </w:pPr>
+            <w:r>
+              <w:rPr>
+                <w:b w:val="false"/>
+                <w:bCs w:val="false"/>
+                <w:color w:val="000000"/>
+                <w:sz w:val="19"/>
+                <w:szCs w:val="19"/>
+              </w:rPr>
+              <w:t xml:space="preserve">切り替えや終了では子の入力を閉じて 0.1 秒待ち、終わらなければ SIGKILL。時間切れで止めるときは待たずに SIGKILL（制御ループを待たせない）</w:t>
+            </w:r>
+          </w:p>
+        </w:tc>
+      </w:tr>
+      <w:tr>
+        <w:trPr>
+          <w:cantSplit/>
+          <w:tblHeader w:val="false"/>
+        </w:trPr>
+        <w:tc>
+          <w:tcPr>
+            <w:tcW w:type="dxa" w:w="2200"/>
+            <w:tcBorders>
+              <w:top w:val="single" w:color="A6A6A6" w:sz="4"/>
+              <w:left w:val="single" w:color="A6A6A6" w:sz="4"/>
+              <w:bottom w:val="single" w:color="A6A6A6" w:sz="4"/>
+              <w:right w:val="single" w:color="A6A6A6" w:sz="4"/>
+            </w:tcBorders>
+            <w:shd w:fill="DCE3F0" w:color="auto" w:val="clear"/>
+            <w:tcMar>
+              <w:top w:type="dxa" w:w="60"/>
+              <w:left w:type="dxa" w:w="100"/>
+              <w:bottom w:type="dxa" w:w="60"/>
+              <w:right w:type="dxa" w:w="100"/>
+            </w:tcMar>
+          </w:tcPr>
+          <w:p>
+            <w:pPr>
+              <w:spacing w:after="20" w:line="260"/>
+            </w:pPr>
+            <w:r>
+              <w:rPr>
+                <w:b w:val="false"/>
+                <w:bCs w:val="false"/>
+                <w:color w:val="000000"/>
+                <w:sz w:val="19"/>
+                <w:szCs w:val="19"/>
+              </w:rPr>
+              <w:t xml:space="preserve">走行の制限</w:t>
+            </w:r>
+          </w:p>
+        </w:tc>
+        <w:tc>
+          <w:tcPr>
+            <w:tcW w:type="dxa" w:w="7438"/>
+            <w:tcBorders>
+              <w:top w:val="single" w:color="A6A6A6" w:sz="4"/>
+              <w:left w:val="single" w:color="A6A6A6" w:sz="4"/>
+              <w:bottom w:val="single" w:color="A6A6A6" w:sz="4"/>
+              <w:right w:val="single" w:color="A6A6A6" w:sz="4"/>
+            </w:tcBorders>
+            <w:shd w:fill="DCE3F0" w:color="auto" w:val="clear"/>
+            <w:tcMar>
+              <w:top w:type="dxa" w:w="60"/>
+              <w:left w:type="dxa" w:w="100"/>
+              <w:bottom w:type="dxa" w:w="60"/>
+              <w:right w:type="dxa" w:w="100"/>
+            </w:tcMar>
+          </w:tcPr>
+          <w:p>
+            <w:pPr>
+              <w:spacing w:after="20" w:line="260"/>
+            </w:pPr>
+            <w:r>
+              <w:rPr>
+                <w:b w:val="false"/>
+                <w:bCs w:val="false"/>
+                <w:color w:val="000000"/>
+                <w:sz w:val="19"/>
+                <w:szCs w:val="19"/>
+              </w:rPr>
+              <w:t xml:space="preserve">本体側の発進の加速と自動の最大出力、max_drive_permille（3.5）、手動・収録のみ・非常停止はほかのロジックと同じ</w:t>
+            </w:r>
+          </w:p>
+        </w:tc>
+      </w:tr>
+    </w:tbl>
+    <w:p>
+      <w:pPr>
+        <w:spacing w:after="60"/>
+      </w:pPr>
+    </w:p>
+    <w:p>
+      <w:pPr>
+        <w:spacing w:after="100" w:line="300"/>
+      </w:pPr>
+      <w:r>
+        <w:t xml:space="preserve">行のやり取り（1 行 1 メッセージ、空白区切り。C はそのフレームの指令、X は loop() の例外、P／PONG は自己診断）：</w:t>
+      </w:r>
+    </w:p>
+    <w:p>
+      <w:pPr>
+        <w:shd w:fill="F2F2F2" w:color="auto" w:val="clear"/>
+        <w:spacing w:after="0" w:before="0" w:line="260"/>
+        <w:ind w:left="200"/>
+      </w:pPr>
+      <w:r>
+        <w:rPr>
+          <w:rFonts w:ascii="Consolas" w:cs="Consolas" w:eastAsia="Consolas" w:hAnsi="Consolas"/>
+          <w:sz w:val="18"/>
+          <w:szCs w:val="18"/>
+        </w:rPr>
+        <w:t xml:space="preserve">本体 → runner.py                  runner.py → 本体</w:t>
+      </w:r>
+    </w:p>
+    <w:p>
+      <w:pPr>
+        <w:shd w:fill="F2F2F2" w:color="auto" w:val="clear"/>
+        <w:spacing w:after="0" w:before="0" w:line="260"/>
+        <w:ind w:left="200"/>
+      </w:pPr>
+      <w:r>
+        <w:rPr>
+          <w:rFonts w:ascii="Consolas" w:cs="Consolas" w:eastAsia="Consolas" w:hAnsi="Consolas"/>
+          <w:sz w:val="18"/>
+          <w:szCs w:val="18"/>
+        </w:rPr>
+        <w:t xml:space="preserve">（起動直後）                       READY | ERROR &lt;メッセージ&gt;</w:t>
+      </w:r>
+    </w:p>
+    <w:p>
+      <w:pPr>
+        <w:shd w:fill="F2F2F2" w:color="auto" w:val="clear"/>
+        <w:spacing w:after="0" w:before="0" w:line="260"/>
+        <w:ind w:left="200"/>
+      </w:pPr>
+      <w:r>
+        <w:rPr>
+          <w:rFonts w:ascii="Consolas" w:cs="Consolas" w:eastAsia="Consolas" w:hAnsi="Consolas"/>
+          <w:sz w:val="18"/>
+          <w:szCs w:val="18"/>
+        </w:rPr>
+        <w:t xml:space="preserve">F &lt;seq&gt; &lt;t_ms&gt; &lt;左&gt; &lt;中央&gt; &lt;右&gt;    C &lt;seq&gt; &lt;steer&gt; &lt;drive&gt; &lt;brake&gt; &lt;state&gt;</w:t>
+      </w:r>
+    </w:p>
+    <w:p>
+      <w:pPr>
+        <w:shd w:fill="F2F2F2" w:color="auto" w:val="clear"/>
+        <w:spacing w:after="0" w:before="0" w:line="260"/>
+        <w:ind w:left="200"/>
+      </w:pPr>
+      <w:r>
+        <w:rPr>
+          <w:rFonts w:ascii="Consolas" w:cs="Consolas" w:eastAsia="Consolas" w:hAnsi="Consolas"/>
+          <w:sz w:val="18"/>
+          <w:szCs w:val="18"/>
+        </w:rPr>
+        <w:t xml:space="preserve">                                  X &lt;seq&gt; &lt;メッセージ&gt;</w:t>
+      </w:r>
+    </w:p>
+    <w:p>
+      <w:pPr>
+        <w:shd w:fill="F2F2F2" w:color="auto" w:val="clear"/>
+        <w:spacing w:after="0" w:before="0" w:line="260"/>
+        <w:ind w:left="200"/>
+      </w:pPr>
+      <w:r>
+        <w:rPr>
+          <w:rFonts w:ascii="Consolas" w:cs="Consolas" w:eastAsia="Consolas" w:hAnsi="Consolas"/>
+          <w:sz w:val="18"/>
+          <w:szCs w:val="18"/>
+        </w:rPr>
+        <w:t xml:space="preserve">P                                 PONG</w:t>
+      </w:r>
+    </w:p>
+    <w:p>
+      <w:pPr>
+        <w:spacing w:after="60"/>
+      </w:pPr>
+    </w:p>
+    <w:p>
+      <w:pPr>
+        <w:spacing w:after="100" w:line="300"/>
+      </w:pPr>
+      <w:r>
+        <w:t xml:space="preserve">drive.py が使うもの（runner.py の Car）。steer() と drive() で決めた値は次に変えるまで続きます（Arduino のスケッチと同じ）。</w:t>
+      </w:r>
+    </w:p>
+    <w:tbl>
+      <w:tblPr>
+        <w:tblW w:type="dxa" w:w="9638"/>
+        <w:tblBorders>
+          <w:top w:val="single" w:color="auto" w:sz="4"/>
+          <w:left w:val="single" w:color="auto" w:sz="4"/>
+          <w:bottom w:val="single" w:color="auto" w:sz="4"/>
+          <w:right w:val="single" w:color="auto" w:sz="4"/>
+          <w:insideH w:val="single" w:color="auto" w:sz="4"/>
+          <w:insideV w:val="single" w:color="auto" w:sz="4"/>
+        </w:tblBorders>
+      </w:tblPr>
+      <w:tblGrid>
+        <w:gridCol w:w="3000"/>
+        <w:gridCol w:w="6638"/>
+      </w:tblGrid>
+      <w:tr>
+        <w:trPr>
+          <w:cantSplit/>
+          <w:tblHeader/>
+        </w:trPr>
+        <w:tc>
+          <w:tcPr>
+            <w:tcW w:type="dxa" w:w="3000"/>
+            <w:tcBorders>
+              <w:top w:val="single" w:color="A6A6A6" w:sz="4"/>
+              <w:left w:val="single" w:color="A6A6A6" w:sz="4"/>
+              <w:bottom w:val="single" w:color="A6A6A6" w:sz="4"/>
+              <w:right w:val="single" w:color="A6A6A6" w:sz="4"/>
+            </w:tcBorders>
+            <w:shd w:fill="1F3864" w:color="auto" w:val="clear"/>
+            <w:tcMar>
+              <w:top w:type="dxa" w:w="60"/>
+              <w:left w:type="dxa" w:w="100"/>
+              <w:bottom w:type="dxa" w:w="60"/>
+              <w:right w:type="dxa" w:w="100"/>
+            </w:tcMar>
+          </w:tcPr>
+          <w:p>
+            <w:pPr>
+              <w:spacing w:after="20" w:line="260"/>
+            </w:pPr>
+            <w:r>
+              <w:rPr>
+                <w:b/>
+                <w:bCs/>
+                <w:color w:val="FFFFFF"/>
+                <w:sz w:val="19"/>
+                <w:szCs w:val="19"/>
+              </w:rPr>
+              <w:t xml:space="preserve">名前</w:t>
+            </w:r>
+          </w:p>
+        </w:tc>
+        <w:tc>
+          <w:tcPr>
+            <w:tcW w:type="dxa" w:w="6638"/>
+            <w:tcBorders>
+              <w:top w:val="single" w:color="A6A6A6" w:sz="4"/>
+              <w:left w:val="single" w:color="A6A6A6" w:sz="4"/>
+              <w:bottom w:val="single" w:color="A6A6A6" w:sz="4"/>
+              <w:right w:val="single" w:color="A6A6A6" w:sz="4"/>
+            </w:tcBorders>
+            <w:shd w:fill="1F3864" w:color="auto" w:val="clear"/>
+            <w:tcMar>
+              <w:top w:type="dxa" w:w="60"/>
+              <w:left w:type="dxa" w:w="100"/>
+              <w:bottom w:type="dxa" w:w="60"/>
+              <w:right w:type="dxa" w:w="100"/>
+            </w:tcMar>
+          </w:tcPr>
+          <w:p>
+            <w:pPr>
+              <w:spacing w:after="20" w:line="260"/>
+            </w:pPr>
+            <w:r>
+              <w:rPr>
+                <w:b/>
+                <w:bCs/>
+                <w:color w:val="FFFFFF"/>
+                <w:sz w:val="19"/>
+                <w:szCs w:val="19"/>
+              </w:rPr>
+              <w:t xml:space="preserve">意味</w:t>
+            </w:r>
+          </w:p>
+        </w:tc>
+      </w:tr>
+      <w:tr>
+        <w:trPr>
+          <w:cantSplit/>
+          <w:tblHeader w:val="false"/>
+        </w:trPr>
+        <w:tc>
+          <w:tcPr>
+            <w:tcW w:type="dxa" w:w="3000"/>
+            <w:tcBorders>
+              <w:top w:val="single" w:color="A6A6A6" w:sz="4"/>
+              <w:left w:val="single" w:color="A6A6A6" w:sz="4"/>
+              <w:bottom w:val="single" w:color="A6A6A6" w:sz="4"/>
+              <w:right w:val="single" w:color="A6A6A6" w:sz="4"/>
+            </w:tcBorders>
+            <w:shd w:fill="FFFFFF" w:color="auto" w:val="clear"/>
+            <w:tcMar>
+              <w:top w:type="dxa" w:w="60"/>
+              <w:left w:type="dxa" w:w="100"/>
+              <w:bottom w:type="dxa" w:w="60"/>
+              <w:right w:type="dxa" w:w="100"/>
+            </w:tcMar>
+          </w:tcPr>
+          <w:p>
+            <w:pPr>
+              <w:spacing w:after="20" w:line="260"/>
+            </w:pPr>
+            <w:r>
+              <w:rPr>
+                <w:b w:val="false"/>
+                <w:bCs w:val="false"/>
+                <w:color w:val="000000"/>
+                <w:sz w:val="19"/>
+                <w:szCs w:val="19"/>
+              </w:rPr>
+              <w:t xml:space="preserve">setup(car)／loop(car)</w:t>
+            </w:r>
+          </w:p>
+        </w:tc>
+        <w:tc>
+          <w:tcPr>
+            <w:tcW w:type="dxa" w:w="6638"/>
+            <w:tcBorders>
+              <w:top w:val="single" w:color="A6A6A6" w:sz="4"/>
+              <w:left w:val="single" w:color="A6A6A6" w:sz="4"/>
+              <w:bottom w:val="single" w:color="A6A6A6" w:sz="4"/>
+              <w:right w:val="single" w:color="A6A6A6" w:sz="4"/>
+            </w:tcBorders>
+            <w:shd w:fill="FFFFFF" w:color="auto" w:val="clear"/>
+            <w:tcMar>
+              <w:top w:type="dxa" w:w="60"/>
+              <w:left w:type="dxa" w:w="100"/>
+              <w:bottom w:type="dxa" w:w="60"/>
+              <w:right w:type="dxa" w:w="100"/>
+            </w:tcMar>
+          </w:tcPr>
+          <w:p>
+            <w:pPr>
+              <w:spacing w:after="20" w:line="260"/>
+            </w:pPr>
+            <w:r>
+              <w:rPr>
+                <w:b w:val="false"/>
+                <w:bCs w:val="false"/>
+                <w:color w:val="000000"/>
+                <w:sz w:val="19"/>
+                <w:szCs w:val="19"/>
+              </w:rPr>
+              <w:t xml:space="preserve">setup は起動時に 1 回（無くてもよい）、loop は毎フレーム（50 ms ごと）。loop が無ければ読み込みの誤り</w:t>
+            </w:r>
+          </w:p>
+        </w:tc>
+      </w:tr>
+      <w:tr>
+        <w:trPr>
+          <w:cantSplit/>
+          <w:tblHeader w:val="false"/>
+        </w:trPr>
+        <w:tc>
+          <w:tcPr>
+            <w:tcW w:type="dxa" w:w="3000"/>
+            <w:tcBorders>
+              <w:top w:val="single" w:color="A6A6A6" w:sz="4"/>
+              <w:left w:val="single" w:color="A6A6A6" w:sz="4"/>
+              <w:bottom w:val="single" w:color="A6A6A6" w:sz="4"/>
+              <w:right w:val="single" w:color="A6A6A6" w:sz="4"/>
+            </w:tcBorders>
+            <w:shd w:fill="DCE3F0" w:color="auto" w:val="clear"/>
+            <w:tcMar>
+              <w:top w:type="dxa" w:w="60"/>
+              <w:left w:type="dxa" w:w="100"/>
+              <w:bottom w:type="dxa" w:w="60"/>
+              <w:right w:type="dxa" w:w="100"/>
+            </w:tcMar>
+          </w:tcPr>
+          <w:p>
+            <w:pPr>
+              <w:spacing w:after="20" w:line="260"/>
+            </w:pPr>
+            <w:r>
+              <w:rPr>
+                <w:b w:val="false"/>
+                <w:bCs w:val="false"/>
+                <w:color w:val="000000"/>
+                <w:sz w:val="19"/>
+                <w:szCs w:val="19"/>
+              </w:rPr>
+              <w:t xml:space="preserve">car.left / car.center / car.right、car.tof</w:t>
+            </w:r>
+          </w:p>
+        </w:tc>
+        <w:tc>
+          <w:tcPr>
+            <w:tcW w:type="dxa" w:w="6638"/>
+            <w:tcBorders>
+              <w:top w:val="single" w:color="A6A6A6" w:sz="4"/>
+              <w:left w:val="single" w:color="A6A6A6" w:sz="4"/>
+              <w:bottom w:val="single" w:color="A6A6A6" w:sz="4"/>
+              <w:right w:val="single" w:color="A6A6A6" w:sz="4"/>
+            </w:tcBorders>
+            <w:shd w:fill="DCE3F0" w:color="auto" w:val="clear"/>
+            <w:tcMar>
+              <w:top w:type="dxa" w:w="60"/>
+              <w:left w:type="dxa" w:w="100"/>
+              <w:bottom w:type="dxa" w:w="60"/>
+              <w:right w:type="dxa" w:w="100"/>
+            </w:tcMar>
+          </w:tcPr>
+          <w:p>
+            <w:pPr>
+              <w:spacing w:after="20" w:line="260"/>
+            </w:pPr>
+            <w:r>
+              <w:rPr>
+                <w:b w:val="false"/>
+                <w:bCs w:val="false"/>
+                <w:color w:val="000000"/>
+                <w:sz w:val="19"/>
+                <w:szCs w:val="19"/>
+              </w:rPr>
+              <w:t xml:space="preserve">距離センサーの値（mm）。何も近くに無いときは car.FAR（8190）、読めないときは None。tof は 3 つの組</w:t>
+            </w:r>
+          </w:p>
+        </w:tc>
+      </w:tr>
+      <w:tr>
+        <w:trPr>
+          <w:cantSplit/>
+          <w:tblHeader w:val="false"/>
+        </w:trPr>
+        <w:tc>
+          <w:tcPr>
+            <w:tcW w:type="dxa" w:w="3000"/>
+            <w:tcBorders>
+              <w:top w:val="single" w:color="A6A6A6" w:sz="4"/>
+              <w:left w:val="single" w:color="A6A6A6" w:sz="4"/>
+              <w:bottom w:val="single" w:color="A6A6A6" w:sz="4"/>
+              <w:right w:val="single" w:color="A6A6A6" w:sz="4"/>
+            </w:tcBorders>
+            <w:shd w:fill="FFFFFF" w:color="auto" w:val="clear"/>
+            <w:tcMar>
+              <w:top w:type="dxa" w:w="60"/>
+              <w:left w:type="dxa" w:w="100"/>
+              <w:bottom w:type="dxa" w:w="60"/>
+              <w:right w:type="dxa" w:w="100"/>
+            </w:tcMar>
+          </w:tcPr>
+          <w:p>
+            <w:pPr>
+              <w:spacing w:after="20" w:line="260"/>
+            </w:pPr>
+            <w:r>
+              <w:rPr>
+                <w:b w:val="false"/>
+                <w:bCs w:val="false"/>
+                <w:color w:val="000000"/>
+                <w:sz w:val="19"/>
+                <w:szCs w:val="19"/>
+              </w:rPr>
+              <w:t xml:space="preserve">car.params</w:t>
+            </w:r>
+          </w:p>
+        </w:tc>
+        <w:tc>
+          <w:tcPr>
+            <w:tcW w:type="dxa" w:w="6638"/>
+            <w:tcBorders>
+              <w:top w:val="single" w:color="A6A6A6" w:sz="4"/>
+              <w:left w:val="single" w:color="A6A6A6" w:sz="4"/>
+              <w:bottom w:val="single" w:color="A6A6A6" w:sz="4"/>
+              <w:right w:val="single" w:color="A6A6A6" w:sz="4"/>
+            </w:tcBorders>
+            <w:shd w:fill="FFFFFF" w:color="auto" w:val="clear"/>
+            <w:tcMar>
+              <w:top w:type="dxa" w:w="60"/>
+              <w:left w:type="dxa" w:w="100"/>
+              <w:bottom w:type="dxa" w:w="60"/>
+              <w:right w:type="dxa" w:w="100"/>
+            </w:tcMar>
+          </w:tcPr>
+          <w:p>
+            <w:pPr>
+              <w:spacing w:after="20" w:line="260"/>
+            </w:pPr>
+            <w:r>
+              <w:rPr>
+                <w:b w:val="false"/>
+                <w:bCs w:val="false"/>
+                <w:color w:val="000000"/>
+                <w:sz w:val="19"/>
+                <w:szCs w:val="19"/>
+              </w:rPr>
+              <w:t xml:space="preserve">params.json の内容（辞書）。車やコースごとに変える数（速さ、距離）をここに書く</w:t>
+            </w:r>
+          </w:p>
+        </w:tc>
+      </w:tr>
+      <w:tr>
+        <w:trPr>
+          <w:cantSplit/>
+          <w:tblHeader w:val="false"/>
+        </w:trPr>
+        <w:tc>
+          <w:tcPr>
+            <w:tcW w:type="dxa" w:w="3000"/>
+            <w:tcBorders>
+              <w:top w:val="single" w:color="A6A6A6" w:sz="4"/>
+              <w:left w:val="single" w:color="A6A6A6" w:sz="4"/>
+              <w:bottom w:val="single" w:color="A6A6A6" w:sz="4"/>
+              <w:right w:val="single" w:color="A6A6A6" w:sz="4"/>
+            </w:tcBorders>
+            <w:shd w:fill="DCE3F0" w:color="auto" w:val="clear"/>
+            <w:tcMar>
+              <w:top w:type="dxa" w:w="60"/>
+              <w:left w:type="dxa" w:w="100"/>
+              <w:bottom w:type="dxa" w:w="60"/>
+              <w:right w:type="dxa" w:w="100"/>
+            </w:tcMar>
+          </w:tcPr>
+          <w:p>
+            <w:pPr>
+              <w:spacing w:after="20" w:line="260"/>
+            </w:pPr>
+            <w:r>
+              <w:rPr>
+                <w:b w:val="false"/>
+                <w:bCs w:val="false"/>
+                <w:color w:val="000000"/>
+                <w:sz w:val="19"/>
+                <w:szCs w:val="19"/>
+              </w:rPr>
+              <w:t xml:space="preserve">car.time / car.dt / car.frame</w:t>
+            </w:r>
+          </w:p>
+        </w:tc>
+        <w:tc>
+          <w:tcPr>
+            <w:tcW w:type="dxa" w:w="6638"/>
+            <w:tcBorders>
+              <w:top w:val="single" w:color="A6A6A6" w:sz="4"/>
+              <w:left w:val="single" w:color="A6A6A6" w:sz="4"/>
+              <w:bottom w:val="single" w:color="A6A6A6" w:sz="4"/>
+              <w:right w:val="single" w:color="A6A6A6" w:sz="4"/>
+            </w:tcBorders>
+            <w:shd w:fill="DCE3F0" w:color="auto" w:val="clear"/>
+            <w:tcMar>
+              <w:top w:type="dxa" w:w="60"/>
+              <w:left w:type="dxa" w:w="100"/>
+              <w:bottom w:type="dxa" w:w="60"/>
+              <w:right w:type="dxa" w:w="100"/>
+            </w:tcMar>
+          </w:tcPr>
+          <w:p>
+            <w:pPr>
+              <w:spacing w:after="20" w:line="260"/>
+            </w:pPr>
+            <w:r>
+              <w:rPr>
+                <w:b w:val="false"/>
+                <w:bCs w:val="false"/>
+                <w:color w:val="000000"/>
+                <w:sz w:val="19"/>
+                <w:szCs w:val="19"/>
+              </w:rPr>
+              <w:t xml:space="preserve">始まってからの秒数／前回の loop からの秒数／フレーム数</w:t>
+            </w:r>
+          </w:p>
+        </w:tc>
+      </w:tr>
+      <w:tr>
+        <w:trPr>
+          <w:cantSplit/>
+          <w:tblHeader w:val="false"/>
+        </w:trPr>
+        <w:tc>
+          <w:tcPr>
+            <w:tcW w:type="dxa" w:w="3000"/>
+            <w:tcBorders>
+              <w:top w:val="single" w:color="A6A6A6" w:sz="4"/>
+              <w:left w:val="single" w:color="A6A6A6" w:sz="4"/>
+              <w:bottom w:val="single" w:color="A6A6A6" w:sz="4"/>
+              <w:right w:val="single" w:color="A6A6A6" w:sz="4"/>
+            </w:tcBorders>
+            <w:shd w:fill="FFFFFF" w:color="auto" w:val="clear"/>
+            <w:tcMar>
+              <w:top w:type="dxa" w:w="60"/>
+              <w:left w:type="dxa" w:w="100"/>
+              <w:bottom w:type="dxa" w:w="60"/>
+              <w:right w:type="dxa" w:w="100"/>
+            </w:tcMar>
+          </w:tcPr>
+          <w:p>
+            <w:pPr>
+              <w:spacing w:after="20" w:line="260"/>
+            </w:pPr>
+            <w:r>
+              <w:rPr>
+                <w:b w:val="false"/>
+                <w:bCs w:val="false"/>
+                <w:color w:val="000000"/>
+                <w:sz w:val="19"/>
+                <w:szCs w:val="19"/>
+              </w:rPr>
+              <w:t xml:space="preserve">car.steer(向き)</w:t>
+            </w:r>
+          </w:p>
+        </w:tc>
+        <w:tc>
+          <w:tcPr>
+            <w:tcW w:type="dxa" w:w="6638"/>
+            <w:tcBorders>
+              <w:top w:val="single" w:color="A6A6A6" w:sz="4"/>
+              <w:left w:val="single" w:color="A6A6A6" w:sz="4"/>
+              <w:bottom w:val="single" w:color="A6A6A6" w:sz="4"/>
+              <w:right w:val="single" w:color="A6A6A6" w:sz="4"/>
+            </w:tcBorders>
+            <w:shd w:fill="FFFFFF" w:color="auto" w:val="clear"/>
+            <w:tcMar>
+              <w:top w:type="dxa" w:w="60"/>
+              <w:left w:type="dxa" w:w="100"/>
+              <w:bottom w:type="dxa" w:w="60"/>
+              <w:right w:type="dxa" w:w="100"/>
+            </w:tcMar>
+          </w:tcPr>
+          <w:p>
+            <w:pPr>
+              <w:spacing w:after="20" w:line="260"/>
+            </w:pPr>
+            <w:r>
+              <w:rPr>
+                <w:b w:val="false"/>
+                <w:bCs w:val="false"/>
+                <w:color w:val="000000"/>
+                <w:sz w:val="19"/>
+                <w:szCs w:val="19"/>
+              </w:rPr>
+              <w:t xml:space="preserve">car.LEFT／car.CENTER／car.RIGHT（-1／0／1、"left"／"center"／"right" でも可）。それ以外は DriveError</w:t>
+            </w:r>
+          </w:p>
+        </w:tc>
+      </w:tr>
+      <w:tr>
+        <w:trPr>
+          <w:cantSplit/>
+          <w:tblHeader w:val="false"/>
+        </w:trPr>
+        <w:tc>
+          <w:tcPr>
+            <w:tcW w:type="dxa" w:w="3000"/>
+            <w:tcBorders>
+              <w:top w:val="single" w:color="A6A6A6" w:sz="4"/>
+              <w:left w:val="single" w:color="A6A6A6" w:sz="4"/>
+              <w:bottom w:val="single" w:color="A6A6A6" w:sz="4"/>
+              <w:right w:val="single" w:color="A6A6A6" w:sz="4"/>
+            </w:tcBorders>
+            <w:shd w:fill="DCE3F0" w:color="auto" w:val="clear"/>
+            <w:tcMar>
+              <w:top w:type="dxa" w:w="60"/>
+              <w:left w:type="dxa" w:w="100"/>
+              <w:bottom w:type="dxa" w:w="60"/>
+              <w:right w:type="dxa" w:w="100"/>
+            </w:tcMar>
+          </w:tcPr>
+          <w:p>
+            <w:pPr>
+              <w:spacing w:after="20" w:line="260"/>
+            </w:pPr>
+            <w:r>
+              <w:rPr>
+                <w:b w:val="false"/>
+                <w:bCs w:val="false"/>
+                <w:color w:val="000000"/>
+                <w:sz w:val="19"/>
+                <w:szCs w:val="19"/>
+              </w:rPr>
+              <w:t xml:space="preserve">car.drive(数)</w:t>
+            </w:r>
+          </w:p>
+        </w:tc>
+        <w:tc>
+          <w:tcPr>
+            <w:tcW w:type="dxa" w:w="6638"/>
+            <w:tcBorders>
+              <w:top w:val="single" w:color="A6A6A6" w:sz="4"/>
+              <w:left w:val="single" w:color="A6A6A6" w:sz="4"/>
+              <w:bottom w:val="single" w:color="A6A6A6" w:sz="4"/>
+              <w:right w:val="single" w:color="A6A6A6" w:sz="4"/>
+            </w:tcBorders>
+            <w:shd w:fill="DCE3F0" w:color="auto" w:val="clear"/>
+            <w:tcMar>
+              <w:top w:type="dxa" w:w="60"/>
+              <w:left w:type="dxa" w:w="100"/>
+              <w:bottom w:type="dxa" w:w="60"/>
+              <w:right w:type="dxa" w:w="100"/>
+            </w:tcMar>
+          </w:tcPr>
+          <w:p>
+            <w:pPr>
+              <w:spacing w:after="20" w:line="260"/>
+            </w:pPr>
+            <w:r>
+              <w:rPr>
+                <w:b w:val="false"/>
+                <w:bCs w:val="false"/>
+                <w:color w:val="000000"/>
+                <w:sz w:val="19"/>
+                <w:szCs w:val="19"/>
+              </w:rPr>
+              <w:t xml:space="preserve">-1000（全力で後退）〜 0 〜 1000（全力で前進）。数以外・範囲外は DriveError。brake を解く</w:t>
+            </w:r>
+          </w:p>
+        </w:tc>
+      </w:tr>
+      <w:tr>
+        <w:trPr>
+          <w:cantSplit/>
+          <w:tblHeader w:val="false"/>
+        </w:trPr>
+        <w:tc>
+          <w:tcPr>
+            <w:tcW w:type="dxa" w:w="3000"/>
+            <w:tcBorders>
+              <w:top w:val="single" w:color="A6A6A6" w:sz="4"/>
+              <w:left w:val="single" w:color="A6A6A6" w:sz="4"/>
+              <w:bottom w:val="single" w:color="A6A6A6" w:sz="4"/>
+              <w:right w:val="single" w:color="A6A6A6" w:sz="4"/>
+            </w:tcBorders>
+            <w:shd w:fill="FFFFFF" w:color="auto" w:val="clear"/>
+            <w:tcMar>
+              <w:top w:type="dxa" w:w="60"/>
+              <w:left w:type="dxa" w:w="100"/>
+              <w:bottom w:type="dxa" w:w="60"/>
+              <w:right w:type="dxa" w:w="100"/>
+            </w:tcMar>
+          </w:tcPr>
+          <w:p>
+            <w:pPr>
+              <w:spacing w:after="20" w:line="260"/>
+            </w:pPr>
+            <w:r>
+              <w:rPr>
+                <w:b w:val="false"/>
+                <w:bCs w:val="false"/>
+                <w:color w:val="000000"/>
+                <w:sz w:val="19"/>
+                <w:szCs w:val="19"/>
+              </w:rPr>
+              <w:t xml:space="preserve">car.stop() / car.brake()</w:t>
+            </w:r>
+          </w:p>
+        </w:tc>
+        <w:tc>
+          <w:tcPr>
+            <w:tcW w:type="dxa" w:w="6638"/>
+            <w:tcBorders>
+              <w:top w:val="single" w:color="A6A6A6" w:sz="4"/>
+              <w:left w:val="single" w:color="A6A6A6" w:sz="4"/>
+              <w:bottom w:val="single" w:color="A6A6A6" w:sz="4"/>
+              <w:right w:val="single" w:color="A6A6A6" w:sz="4"/>
+            </w:tcBorders>
+            <w:shd w:fill="FFFFFF" w:color="auto" w:val="clear"/>
+            <w:tcMar>
+              <w:top w:type="dxa" w:w="60"/>
+              <w:left w:type="dxa" w:w="100"/>
+              <w:bottom w:type="dxa" w:w="60"/>
+              <w:right w:type="dxa" w:w="100"/>
+            </w:tcMar>
+          </w:tcPr>
+          <w:p>
+            <w:pPr>
+              <w:spacing w:after="20" w:line="260"/>
+            </w:pPr>
+            <w:r>
+              <w:rPr>
+                <w:b w:val="false"/>
+                <w:bCs w:val="false"/>
+                <w:color w:val="000000"/>
+                <w:sz w:val="19"/>
+                <w:szCs w:val="19"/>
+              </w:rPr>
+              <w:t xml:space="preserve">駆動 0（惰性）／ブレーキ（drive() を呼ぶまで続く）</w:t>
+            </w:r>
+          </w:p>
+        </w:tc>
+      </w:tr>
+      <w:tr>
+        <w:trPr>
+          <w:cantSplit/>
+          <w:tblHeader w:val="false"/>
+        </w:trPr>
+        <w:tc>
+          <w:tcPr>
+            <w:tcW w:type="dxa" w:w="3000"/>
+            <w:tcBorders>
+              <w:top w:val="single" w:color="A6A6A6" w:sz="4"/>
+              <w:left w:val="single" w:color="A6A6A6" w:sz="4"/>
+              <w:bottom w:val="single" w:color="A6A6A6" w:sz="4"/>
+              <w:right w:val="single" w:color="A6A6A6" w:sz="4"/>
+            </w:tcBorders>
+            <w:shd w:fill="DCE3F0" w:color="auto" w:val="clear"/>
+            <w:tcMar>
+              <w:top w:type="dxa" w:w="60"/>
+              <w:left w:type="dxa" w:w="100"/>
+              <w:bottom w:type="dxa" w:w="60"/>
+              <w:right w:type="dxa" w:w="100"/>
+            </w:tcMar>
+          </w:tcPr>
+          <w:p>
+            <w:pPr>
+              <w:spacing w:after="20" w:line="260"/>
+            </w:pPr>
+            <w:r>
+              <w:rPr>
+                <w:b w:val="false"/>
+                <w:bCs w:val="false"/>
+                <w:color w:val="000000"/>
+                <w:sz w:val="19"/>
+                <w:szCs w:val="19"/>
+              </w:rPr>
+              <w:t xml:space="preserve">car.state("名前")</w:t>
+            </w:r>
+          </w:p>
+        </w:tc>
+        <w:tc>
+          <w:tcPr>
+            <w:tcW w:type="dxa" w:w="6638"/>
+            <w:tcBorders>
+              <w:top w:val="single" w:color="A6A6A6" w:sz="4"/>
+              <w:left w:val="single" w:color="A6A6A6" w:sz="4"/>
+              <w:bottom w:val="single" w:color="A6A6A6" w:sz="4"/>
+              <w:right w:val="single" w:color="A6A6A6" w:sz="4"/>
+            </w:tcBorders>
+            <w:shd w:fill="DCE3F0" w:color="auto" w:val="clear"/>
+            <w:tcMar>
+              <w:top w:type="dxa" w:w="60"/>
+              <w:left w:type="dxa" w:w="100"/>
+              <w:bottom w:type="dxa" w:w="60"/>
+              <w:right w:type="dxa" w:w="100"/>
+            </w:tcMar>
+          </w:tcPr>
+          <w:p>
+            <w:pPr>
+              <w:spacing w:after="20" w:line="260"/>
+            </w:pPr>
+            <w:r>
+              <w:rPr>
+                <w:b w:val="false"/>
+                <w:bCs w:val="false"/>
+                <w:color w:val="000000"/>
+                <w:sz w:val="19"/>
+                <w:szCs w:val="19"/>
+              </w:rPr>
+              <w:t xml:space="preserve">今していることの名前（英数字と _ で 24 文字まで。大文字にそろえる）。「判断状態」に出る</w:t>
+            </w:r>
+          </w:p>
+        </w:tc>
+      </w:tr>
+      <w:tr>
+        <w:trPr>
+          <w:cantSplit/>
+          <w:tblHeader w:val="false"/>
+        </w:trPr>
+        <w:tc>
+          <w:tcPr>
+            <w:tcW w:type="dxa" w:w="3000"/>
+            <w:tcBorders>
+              <w:top w:val="single" w:color="A6A6A6" w:sz="4"/>
+              <w:left w:val="single" w:color="A6A6A6" w:sz="4"/>
+              <w:bottom w:val="single" w:color="A6A6A6" w:sz="4"/>
+              <w:right w:val="single" w:color="A6A6A6" w:sz="4"/>
+            </w:tcBorders>
+            <w:shd w:fill="FFFFFF" w:color="auto" w:val="clear"/>
+            <w:tcMar>
+              <w:top w:type="dxa" w:w="60"/>
+              <w:left w:type="dxa" w:w="100"/>
+              <w:bottom w:type="dxa" w:w="60"/>
+              <w:right w:type="dxa" w:w="100"/>
+            </w:tcMar>
+          </w:tcPr>
+          <w:p>
+            <w:pPr>
+              <w:spacing w:after="20" w:line="260"/>
+            </w:pPr>
+            <w:r>
+              <w:rPr>
+                <w:b w:val="false"/>
+                <w:bCs w:val="false"/>
+                <w:color w:val="000000"/>
+                <w:sz w:val="19"/>
+                <w:szCs w:val="19"/>
+              </w:rPr>
+              <w:t xml:space="preserve">print(...)</w:t>
+            </w:r>
+          </w:p>
+        </w:tc>
+        <w:tc>
+          <w:tcPr>
+            <w:tcW w:type="dxa" w:w="6638"/>
+            <w:tcBorders>
+              <w:top w:val="single" w:color="A6A6A6" w:sz="4"/>
+              <w:left w:val="single" w:color="A6A6A6" w:sz="4"/>
+              <w:bottom w:val="single" w:color="A6A6A6" w:sz="4"/>
+              <w:right w:val="single" w:color="A6A6A6" w:sz="4"/>
+            </w:tcBorders>
+            <w:shd w:fill="FFFFFF" w:color="auto" w:val="clear"/>
+            <w:tcMar>
+              <w:top w:type="dxa" w:w="60"/>
+              <w:left w:type="dxa" w:w="100"/>
+              <w:bottom w:type="dxa" w:w="60"/>
+              <w:right w:type="dxa" w:w="100"/>
+            </w:tcMar>
+          </w:tcPr>
+          <w:p>
+            <w:pPr>
+              <w:spacing w:after="20" w:line="260"/>
+            </w:pPr>
+            <w:r>
+              <w:rPr>
+                <w:b w:val="false"/>
+                <w:bCs w:val="false"/>
+                <w:color w:val="000000"/>
+                <w:sz w:val="19"/>
+                <w:szCs w:val="19"/>
+              </w:rPr>
+              <w:t xml:space="preserve">本体のログ（sudo journalctl -u rumicar-core -f）に出る</w:t>
+            </w:r>
+          </w:p>
+        </w:tc>
+      </w:tr>
+      <w:tr>
+        <w:trPr>
+          <w:cantSplit/>
+          <w:tblHeader w:val="false"/>
+        </w:trPr>
+        <w:tc>
+          <w:tcPr>
+            <w:tcW w:type="dxa" w:w="3000"/>
+            <w:tcBorders>
+              <w:top w:val="single" w:color="A6A6A6" w:sz="4"/>
+              <w:left w:val="single" w:color="A6A6A6" w:sz="4"/>
+              <w:bottom w:val="single" w:color="A6A6A6" w:sz="4"/>
+              <w:right w:val="single" w:color="A6A6A6" w:sz="4"/>
+            </w:tcBorders>
+            <w:shd w:fill="DCE3F0" w:color="auto" w:val="clear"/>
+            <w:tcMar>
+              <w:top w:type="dxa" w:w="60"/>
+              <w:left w:type="dxa" w:w="100"/>
+              <w:bottom w:type="dxa" w:w="60"/>
+              <w:right w:type="dxa" w:w="100"/>
+            </w:tcMar>
+          </w:tcPr>
+          <w:p>
+            <w:pPr>
+              <w:spacing w:after="20" w:line="260"/>
+            </w:pPr>
+            <w:r>
+              <w:rPr>
+                <w:b w:val="false"/>
+                <w:bCs w:val="false"/>
+                <w:color w:val="000000"/>
+                <w:sz w:val="19"/>
+                <w:szCs w:val="19"/>
+              </w:rPr>
+              <w:t xml:space="preserve">エラーの示し方</w:t>
+            </w:r>
+          </w:p>
+        </w:tc>
+        <w:tc>
+          <w:tcPr>
+            <w:tcW w:type="dxa" w:w="6638"/>
+            <w:tcBorders>
+              <w:top w:val="single" w:color="A6A6A6" w:sz="4"/>
+              <w:left w:val="single" w:color="A6A6A6" w:sz="4"/>
+              <w:bottom w:val="single" w:color="A6A6A6" w:sz="4"/>
+              <w:right w:val="single" w:color="A6A6A6" w:sz="4"/>
+            </w:tcBorders>
+            <w:shd w:fill="DCE3F0" w:color="auto" w:val="clear"/>
+            <w:tcMar>
+              <w:top w:type="dxa" w:w="60"/>
+              <w:left w:type="dxa" w:w="100"/>
+              <w:bottom w:type="dxa" w:w="60"/>
+              <w:right w:type="dxa" w:w="100"/>
+            </w:tcMar>
+          </w:tcPr>
+          <w:p>
+            <w:pPr>
+              <w:spacing w:after="20" w:line="260"/>
+            </w:pPr>
+            <w:r>
+              <w:rPr>
+                <w:b w:val="false"/>
+                <w:bCs w:val="false"/>
+                <w:color w:val="000000"/>
+                <w:sz w:val="19"/>
+                <w:szCs w:val="19"/>
+              </w:rPr>
+              <w:t xml:space="preserve">読み込み時：「drive.py の N 行目に書き方の誤りがあります: …」「drive.py に def loop(car): がありません」「params.json の N 行目が JSON として読めません: …」、setup や loop の例外：「drive.py の N 行目: KeyError: 'speed'」のように drive.py の行番号を付ける</w:t>
+            </w:r>
+          </w:p>
+        </w:tc>
+      </w:tr>
+    </w:tbl>
+    <w:p>
+      <w:pPr>
+        <w:spacing w:after="60"/>
+      </w:pPr>
+    </w:p>
+    <w:p>
+      <w:pPr>
+        <w:spacing w:after="100" w:line="300"/>
+      </w:pPr>
+      <w:r>
+        <w:t xml:space="preserve">パックと見本：パックは drive.py（必須）、params.json（任意）、drive.py から import するほかの .py（パックのディレクトリが sys.path にある）で、manifest.json の logic は {name: py_drive, min_abi: 2} です。同梱の見本 py-sample 0.1.0（car/packs/py-sample）は、前が近ければ開いている側へ曲がり、とても近ければ反対へ切って下がり、横の壁が近ければ離れる走り方で、params.json の speed／slow_speed／back_speed／stop_mm／turn_mm／side_mm で調整します。使えるのは Python の標準ライブラリだけです（車に numpy などは入っていない）。走行管理アプリの「自分のプログラムを送る…」（6.2）は、選んだフォルダの .py と .json（manifest.json、隠しフォルダ、__pycache__ を除く。64 ファイル・1 MiB まで）を %TEMP%\RumiCarDriveManager\programs\&lt;id&gt;-&lt;版&gt;\ に複製し、manifest.json（id = フォルダ名を小文字の英数字と - に直したもの、version = 送った日時 yyyyMMdd.HHmmss、description = 元のフォルダ名と日時）を作って upload_* で送り、py_drive と組で有効化します。送るたびに新しい版になるので、前の版は「データを戻す」で戻せます。</w:t>
       </w:r>
     </w:p>
     <w:p>
@@ -21866,7 +23782,7 @@
                 <w:sz w:val="19"/>
                 <w:szCs w:val="19"/>
               </w:rPr>
-              <w:t xml:space="preserve">rumicar-activate rollback logic|pack</w:t>
+              <w:t xml:space="preserve">rumicar-activate pair &lt;logic-dir&gt; &lt;pack-dir&gt;</w:t>
             </w:r>
           </w:p>
         </w:tc>
@@ -21899,7 +23815,7 @@
                 <w:sz w:val="19"/>
                 <w:szCs w:val="19"/>
               </w:rPr>
-              <w:t xml:space="preserve">previous/* の選択へ戻す</w:t>
+              <w:t xml:space="preserve">ロジックとパックの両方を切り替える（別のロジック用のパックへ移るとき。previous/* には両方の直前の選択が残る。どちらかが無ければ何も変えずに失敗）</w:t>
             </w:r>
           </w:p>
         </w:tc>
@@ -21939,7 +23855,7 @@
                 <w:sz w:val="19"/>
                 <w:szCs w:val="19"/>
               </w:rPr>
-              <w:t xml:space="preserve">rumicar-activate show</w:t>
+              <w:t xml:space="preserve">rumicar-activate rollback logic|pack|both</w:t>
             </w:r>
           </w:p>
         </w:tc>
@@ -21972,7 +23888,7 @@
                 <w:sz w:val="19"/>
                 <w:szCs w:val="19"/>
               </w:rPr>
-              <w:t xml:space="preserve">現在と直前の選択、status/*.json を表示</w:t>
+              <w:t xml:space="preserve">previous/* の選択へ戻す（both は両方）</w:t>
             </w:r>
           </w:p>
         </w:tc>
@@ -22012,6 +23928,79 @@
                 <w:sz w:val="19"/>
                 <w:szCs w:val="19"/>
               </w:rPr>
+              <w:t xml:space="preserve">rumicar-activate show</w:t>
+            </w:r>
+          </w:p>
+        </w:tc>
+        <w:tc>
+          <w:tcPr>
+            <w:tcW w:type="dxa" w:w="5038"/>
+            <w:tcBorders>
+              <w:top w:val="single" w:color="A6A6A6" w:sz="4"/>
+              <w:left w:val="single" w:color="A6A6A6" w:sz="4"/>
+              <w:bottom w:val="single" w:color="A6A6A6" w:sz="4"/>
+              <w:right w:val="single" w:color="A6A6A6" w:sz="4"/>
+            </w:tcBorders>
+            <w:shd w:fill="DCE3F0" w:color="auto" w:val="clear"/>
+            <w:tcMar>
+              <w:top w:type="dxa" w:w="60"/>
+              <w:left w:type="dxa" w:w="100"/>
+              <w:bottom w:type="dxa" w:w="60"/>
+              <w:right w:type="dxa" w:w="100"/>
+            </w:tcMar>
+          </w:tcPr>
+          <w:p>
+            <w:pPr>
+              <w:spacing w:after="20" w:line="260"/>
+            </w:pPr>
+            <w:r>
+              <w:rPr>
+                <w:b w:val="false"/>
+                <w:bCs w:val="false"/>
+                <w:color w:val="000000"/>
+                <w:sz w:val="19"/>
+                <w:szCs w:val="19"/>
+              </w:rPr>
+              <w:t xml:space="preserve">現在と直前の選択、status/*.json を表示</w:t>
+            </w:r>
+          </w:p>
+        </w:tc>
+      </w:tr>
+      <w:tr>
+        <w:trPr>
+          <w:cantSplit/>
+          <w:tblHeader w:val="false"/>
+        </w:trPr>
+        <w:tc>
+          <w:tcPr>
+            <w:tcW w:type="dxa" w:w="4600"/>
+            <w:tcBorders>
+              <w:top w:val="single" w:color="A6A6A6" w:sz="4"/>
+              <w:left w:val="single" w:color="A6A6A6" w:sz="4"/>
+              <w:bottom w:val="single" w:color="A6A6A6" w:sz="4"/>
+              <w:right w:val="single" w:color="A6A6A6" w:sz="4"/>
+            </w:tcBorders>
+            <w:shd w:fill="FFFFFF" w:color="auto" w:val="clear"/>
+            <w:tcMar>
+              <w:top w:type="dxa" w:w="60"/>
+              <w:left w:type="dxa" w:w="100"/>
+              <w:bottom w:type="dxa" w:w="60"/>
+              <w:right w:type="dxa" w:w="100"/>
+            </w:tcMar>
+          </w:tcPr>
+          <w:p>
+            <w:pPr>
+              <w:spacing w:after="20" w:line="260"/>
+            </w:pPr>
+            <w:r>
+              <w:rPr>
+                <w:rFonts w:ascii="Consolas" w:cs="Consolas" w:eastAsia="Consolas" w:hAnsi="Consolas"/>
+                <w:b w:val="false"/>
+                <w:bCs w:val="false"/>
+                <w:color w:val="000000"/>
+                <w:sz w:val="19"/>
+                <w:szCs w:val="19"/>
+              </w:rPr>
               <w:t xml:space="preserve">rumicar-ap-ensure &lt;connection-id&gt;</w:t>
             </w:r>
           </w:p>
@@ -22025,7 +24014,7 @@
               <w:bottom w:val="single" w:color="A6A6A6" w:sz="4"/>
               <w:right w:val="single" w:color="A6A6A6" w:sz="4"/>
             </w:tcBorders>
-            <w:shd w:fill="DCE3F0" w:color="auto" w:val="clear"/>
+            <w:shd w:fill="FFFFFF" w:color="auto" w:val="clear"/>
             <w:tcMar>
               <w:top w:type="dxa" w:w="60"/>
               <w:left w:type="dxa" w:w="100"/>
@@ -22069,7 +24058,7 @@
         <w:spacing w:after="100" w:line="300"/>
       </w:pPr>
       <w:r>
-        <w:t xml:space="preserve">通常は走行管理アプリで行います（6.2「版の管理」）。</w:t>
+        <w:t xml:space="preserve">通常は走行管理アプリで行います（6.2「版の管理」）。自作の走行プログラム（3.12）は「自分のプログラムを送る…」でフォルダを選ぶだけで、アプリが manifest.json を作って送り、py_drive と組で有効化します。</w:t>
       </w:r>
     </w:p>
     <w:p>
@@ -22130,7 +24119,7 @@
         <w:spacing w:after="60" w:line="290"/>
       </w:pPr>
       <w:r>
-        <w:t xml:space="preserve">一覧で新しい版を選び「有効化」（activate）。本体が検証して次のフレームで切り替える。失敗時は現行版のまま（リンクも戻る）。「ロジックを戻す」「データを戻す」で rollback</w:t>
+        <w:t xml:space="preserve">一覧で新しい版を選び「有効化」（activate）。別のロジック用のパック（manifest の logic.name が今のロジックと違う）を選んだときは、そのロジックの最新の版と組で切り替える（activate_pair。ロジックを選んだときはそのロジック用の最新のパックと組。無ければ送るよう案内）。本体が検証して次のフレームで切り替える。失敗時は現行版のまま（リンクも戻る）。「ロジックを戻す」「データを戻す」で rollback（戻した結果が組にならないときは両方を戻す）</w:t>
       </w:r>
     </w:p>
     <w:p>
@@ -22138,40 +24127,7 @@
         <w:spacing w:after="100" w:line="300"/>
       </w:pPr>
       <w:r>
-        <w:t xml:space="preserve">ssh でも同じことができます：scp で </w:t>
-      </w:r>
-      <w:r>
-        <w:rPr>
-          <w:rFonts w:ascii="Consolas" w:cs="Consolas" w:eastAsia="Consolas" w:hAnsi="Consolas"/>
-          <w:sz w:val="19"/>
-          <w:szCs w:val="19"/>
-        </w:rPr>
-        <w:t xml:space="preserve">/var/lib/rumicar/packs/&lt;id&gt;-&lt;version&gt;/</w:t>
-      </w:r>
-      <w:r>
-        <w:t xml:space="preserve"> へ送り、</w:t>
-      </w:r>
-      <w:r>
-        <w:rPr>
-          <w:rFonts w:ascii="Consolas" w:cs="Consolas" w:eastAsia="Consolas" w:hAnsi="Consolas"/>
-          <w:sz w:val="19"/>
-          <w:szCs w:val="19"/>
-        </w:rPr>
-        <w:t xml:space="preserve">sudo rumicar-activate pack &lt;id&gt;-&lt;version&gt;</w:t>
-      </w:r>
-      <w:r>
-        <w:t xml:space="preserve"> を実行。結果は </w:t>
-      </w:r>
-      <w:r>
-        <w:rPr>
-          <w:rFonts w:ascii="Consolas" w:cs="Consolas" w:eastAsia="Consolas" w:hAnsi="Consolas"/>
-          <w:sz w:val="19"/>
-          <w:szCs w:val="19"/>
-        </w:rPr>
-        <w:t xml:space="preserve">status/activation.json</w:t>
-      </w:r>
-      <w:r>
-        <w:t xml:space="preserve"> と journal で確認します。</w:t>
+        <w:t xml:space="preserve">ssh でも同じことができます：scp で /var/lib/rumicar/packs/&lt;id&gt;-&lt;version&gt;/ へ送り、sudo rumicar-activate pack &lt;id&gt;-&lt;version&gt;（別のロジック用のパックなら sudo rumicar-activate pair &lt;logic-dir&gt; &lt;pack-dir&gt;。logic と pack を続けて実行しても、本体は次の確認まで待ってから組で検証する）を実行。結果は status/activation.json と journal で確認します。</w:t>
       </w:r>
     </w:p>
     <w:p>
@@ -24502,9 +26458,9 @@
         </w:tblBorders>
       </w:tblPr>
       <w:tblGrid>
-        <w:gridCol w:w="1800"/>
-        <w:gridCol w:w="3300"/>
-        <w:gridCol w:w="4538"/>
+        <w:gridCol w:w="2000"/>
+        <w:gridCol w:w="3200"/>
+        <w:gridCol w:w="4438"/>
       </w:tblGrid>
       <w:tr>
         <w:trPr>
@@ -24513,7 +26469,7 @@
         </w:trPr>
         <w:tc>
           <w:tcPr>
-            <w:tcW w:type="dxa" w:w="1800"/>
+            <w:tcW w:type="dxa" w:w="2000"/>
             <w:tcBorders>
               <w:top w:val="single" w:color="A6A6A6" w:sz="4"/>
               <w:left w:val="single" w:color="A6A6A6" w:sz="4"/>
@@ -24546,7 +26502,7 @@
         </w:tc>
         <w:tc>
           <w:tcPr>
-            <w:tcW w:type="dxa" w:w="3300"/>
+            <w:tcW w:type="dxa" w:w="3200"/>
             <w:tcBorders>
               <w:top w:val="single" w:color="A6A6A6" w:sz="4"/>
               <w:left w:val="single" w:color="A6A6A6" w:sz="4"/>
@@ -24579,7 +26535,7 @@
         </w:tc>
         <w:tc>
           <w:tcPr>
-            <w:tcW w:type="dxa" w:w="4538"/>
+            <w:tcW w:type="dxa" w:w="4438"/>
             <w:tcBorders>
               <w:top w:val="single" w:color="A6A6A6" w:sz="4"/>
               <w:left w:val="single" w:color="A6A6A6" w:sz="4"/>
@@ -24618,7 +26574,7 @@
         </w:trPr>
         <w:tc>
           <w:tcPr>
-            <w:tcW w:type="dxa" w:w="1800"/>
+            <w:tcW w:type="dxa" w:w="2000"/>
             <w:tcBorders>
               <w:top w:val="single" w:color="A6A6A6" w:sz="4"/>
               <w:left w:val="single" w:color="A6A6A6" w:sz="4"/>
@@ -24652,7 +26608,7 @@
         </w:tc>
         <w:tc>
           <w:tcPr>
-            <w:tcW w:type="dxa" w:w="3300"/>
+            <w:tcW w:type="dxa" w:w="3200"/>
             <w:tcBorders>
               <w:top w:val="single" w:color="A6A6A6" w:sz="4"/>
               <w:left w:val="single" w:color="A6A6A6" w:sz="4"/>
@@ -24685,7 +26641,7 @@
         </w:tc>
         <w:tc>
           <w:tcPr>
-            <w:tcW w:type="dxa" w:w="4538"/>
+            <w:tcW w:type="dxa" w:w="4438"/>
             <w:tcBorders>
               <w:top w:val="single" w:color="A6A6A6" w:sz="4"/>
               <w:left w:val="single" w:color="A6A6A6" w:sz="4"/>
@@ -24724,7 +26680,7 @@
         </w:trPr>
         <w:tc>
           <w:tcPr>
-            <w:tcW w:type="dxa" w:w="1800"/>
+            <w:tcW w:type="dxa" w:w="2000"/>
             <w:tcBorders>
               <w:top w:val="single" w:color="A6A6A6" w:sz="4"/>
               <w:left w:val="single" w:color="A6A6A6" w:sz="4"/>
@@ -24758,7 +26714,7 @@
         </w:tc>
         <w:tc>
           <w:tcPr>
-            <w:tcW w:type="dxa" w:w="3300"/>
+            <w:tcW w:type="dxa" w:w="3200"/>
             <w:tcBorders>
               <w:top w:val="single" w:color="A6A6A6" w:sz="4"/>
               <w:left w:val="single" w:color="A6A6A6" w:sz="4"/>
@@ -24791,34 +26747,34 @@
         </w:tc>
         <w:tc>
           <w:tcPr>
-            <w:tcW w:type="dxa" w:w="4538"/>
-            <w:tcBorders>
-              <w:top w:val="single" w:color="A6A6A6" w:sz="4"/>
-              <w:left w:val="single" w:color="A6A6A6" w:sz="4"/>
-              <w:bottom w:val="single" w:color="A6A6A6" w:sz="4"/>
-              <w:right w:val="single" w:color="A6A6A6" w:sz="4"/>
-            </w:tcBorders>
-            <w:shd w:fill="DCE3F0" w:color="auto" w:val="clear"/>
-            <w:tcMar>
-              <w:top w:type="dxa" w:w="60"/>
-              <w:left w:type="dxa" w:w="100"/>
-              <w:bottom w:type="dxa" w:w="60"/>
-              <w:right w:type="dxa" w:w="100"/>
-            </w:tcMar>
-          </w:tcPr>
-          <w:p>
-            <w:pPr>
-              <w:spacing w:after="20" w:line="260"/>
-            </w:pPr>
-            <w:r>
-              <w:rPr>
-                <w:b w:val="false"/>
-                <w:bCs w:val="false"/>
-                <w:color w:val="000000"/>
-                <w:sz w:val="19"/>
-                <w:szCs w:val="19"/>
-              </w:rPr>
-              <w:t xml:space="preserve">result に mode, startup_mode, estop, estop_reason（request | heartbeat | disconnected | 空）, logic_name, logic_version, logic_description, pack_id, pack_version, pack_description, pack_capabilities[], pack_scenarios[], pack_parent, aux_names[]（ロジックの補助出力の項目名、3.6）, state_name, battery_mv（0 = 未測定）, throttled（3.9 のフラグ、0 = 正常または未対応）</w:t>
+            <w:tcW w:type="dxa" w:w="4438"/>
+            <w:tcBorders>
+              <w:top w:val="single" w:color="A6A6A6" w:sz="4"/>
+              <w:left w:val="single" w:color="A6A6A6" w:sz="4"/>
+              <w:bottom w:val="single" w:color="A6A6A6" w:sz="4"/>
+              <w:right w:val="single" w:color="A6A6A6" w:sz="4"/>
+            </w:tcBorders>
+            <w:shd w:fill="DCE3F0" w:color="auto" w:val="clear"/>
+            <w:tcMar>
+              <w:top w:type="dxa" w:w="60"/>
+              <w:left w:type="dxa" w:w="100"/>
+              <w:bottom w:type="dxa" w:w="60"/>
+              <w:right w:type="dxa" w:w="100"/>
+            </w:tcMar>
+          </w:tcPr>
+          <w:p>
+            <w:pPr>
+              <w:spacing w:after="20" w:line="260"/>
+            </w:pPr>
+            <w:r>
+              <w:rPr>
+                <w:b w:val="false"/>
+                <w:bCs w:val="false"/>
+                <w:color w:val="000000"/>
+                <w:sz w:val="19"/>
+                <w:szCs w:val="19"/>
+              </w:rPr>
+              <w:t xml:space="preserve">result に mode, startup_mode, estop, estop_reason（request | heartbeat | disconnected | 空）, logic_name, logic_version, logic_description, pack_id, pack_version, pack_description, pack_capabilities[], pack_scenarios[], pack_parent, aux_names[]（ロジックの補助出力の項目名、3.6）, state_name, battery_mv（0 = 未測定）, throttled（3.9 のフラグ、0 = 正常または未対応）, auto_limit（自動の最大出力、千分率）, max_drive_permille（core.json の上限）</w:t>
             </w:r>
           </w:p>
         </w:tc>
@@ -24830,7 +26786,7 @@
         </w:trPr>
         <w:tc>
           <w:tcPr>
-            <w:tcW w:type="dxa" w:w="1800"/>
+            <w:tcW w:type="dxa" w:w="2000"/>
             <w:tcBorders>
               <w:top w:val="single" w:color="A6A6A6" w:sz="4"/>
               <w:left w:val="single" w:color="A6A6A6" w:sz="4"/>
@@ -24864,7 +26820,7 @@
         </w:tc>
         <w:tc>
           <w:tcPr>
-            <w:tcW w:type="dxa" w:w="3300"/>
+            <w:tcW w:type="dxa" w:w="3200"/>
             <w:tcBorders>
               <w:top w:val="single" w:color="A6A6A6" w:sz="4"/>
               <w:left w:val="single" w:color="A6A6A6" w:sz="4"/>
@@ -24897,7 +26853,7 @@
         </w:tc>
         <w:tc>
           <w:tcPr>
-            <w:tcW w:type="dxa" w:w="4538"/>
+            <w:tcW w:type="dxa" w:w="4438"/>
             <w:tcBorders>
               <w:top w:val="single" w:color="A6A6A6" w:sz="4"/>
               <w:left w:val="single" w:color="A6A6A6" w:sz="4"/>
@@ -24936,7 +26892,7 @@
         </w:trPr>
         <w:tc>
           <w:tcPr>
-            <w:tcW w:type="dxa" w:w="1800"/>
+            <w:tcW w:type="dxa" w:w="2000"/>
             <w:tcBorders>
               <w:top w:val="single" w:color="A6A6A6" w:sz="4"/>
               <w:left w:val="single" w:color="A6A6A6" w:sz="4"/>
@@ -24970,7 +26926,7 @@
         </w:tc>
         <w:tc>
           <w:tcPr>
-            <w:tcW w:type="dxa" w:w="3300"/>
+            <w:tcW w:type="dxa" w:w="3200"/>
             <w:tcBorders>
               <w:top w:val="single" w:color="A6A6A6" w:sz="4"/>
               <w:left w:val="single" w:color="A6A6A6" w:sz="4"/>
@@ -25003,7 +26959,7 @@
         </w:tc>
         <w:tc>
           <w:tcPr>
-            <w:tcW w:type="dxa" w:w="4538"/>
+            <w:tcW w:type="dxa" w:w="4438"/>
             <w:tcBorders>
               <w:top w:val="single" w:color="A6A6A6" w:sz="4"/>
               <w:left w:val="single" w:color="A6A6A6" w:sz="4"/>
@@ -25042,7 +26998,7 @@
         </w:trPr>
         <w:tc>
           <w:tcPr>
-            <w:tcW w:type="dxa" w:w="1800"/>
+            <w:tcW w:type="dxa" w:w="2000"/>
             <w:tcBorders>
               <w:top w:val="single" w:color="A6A6A6" w:sz="4"/>
               <w:left w:val="single" w:color="A6A6A6" w:sz="4"/>
@@ -25070,73 +27026,73 @@
                 <w:sz w:val="19"/>
                 <w:szCs w:val="19"/>
               </w:rPr>
-              <w:t xml:space="preserve">heartbeat</w:t>
-            </w:r>
-          </w:p>
-        </w:tc>
-        <w:tc>
-          <w:tcPr>
-            <w:tcW w:type="dxa" w:w="3300"/>
-            <w:tcBorders>
-              <w:top w:val="single" w:color="A6A6A6" w:sz="4"/>
-              <w:left w:val="single" w:color="A6A6A6" w:sz="4"/>
-              <w:bottom w:val="single" w:color="A6A6A6" w:sz="4"/>
-              <w:right w:val="single" w:color="A6A6A6" w:sz="4"/>
-            </w:tcBorders>
-            <w:shd w:fill="FFFFFF" w:color="auto" w:val="clear"/>
-            <w:tcMar>
-              <w:top w:type="dxa" w:w="60"/>
-              <w:left w:type="dxa" w:w="100"/>
-              <w:bottom w:type="dxa" w:w="60"/>
-              <w:right w:type="dxa" w:w="100"/>
-            </w:tcMar>
-          </w:tcPr>
-          <w:p>
-            <w:pPr>
-              <w:spacing w:after="20" w:line="260"/>
-            </w:pPr>
-            <w:r>
-              <w:rPr>
-                <w:b w:val="false"/>
-                <w:bCs w:val="false"/>
-                <w:color w:val="000000"/>
-                <w:sz w:val="19"/>
-                <w:szCs w:val="19"/>
-              </w:rPr>
-              <w:t xml:space="preserve">—</w:t>
-            </w:r>
-          </w:p>
-        </w:tc>
-        <w:tc>
-          <w:tcPr>
-            <w:tcW w:type="dxa" w:w="4538"/>
-            <w:tcBorders>
-              <w:top w:val="single" w:color="A6A6A6" w:sz="4"/>
-              <w:left w:val="single" w:color="A6A6A6" w:sz="4"/>
-              <w:bottom w:val="single" w:color="A6A6A6" w:sz="4"/>
-              <w:right w:val="single" w:color="A6A6A6" w:sz="4"/>
-            </w:tcBorders>
-            <w:shd w:fill="FFFFFF" w:color="auto" w:val="clear"/>
-            <w:tcMar>
-              <w:top w:type="dxa" w:w="60"/>
-              <w:left w:type="dxa" w:w="100"/>
-              <w:bottom w:type="dxa" w:w="60"/>
-              <w:right w:type="dxa" w:w="100"/>
-            </w:tcMar>
-          </w:tcPr>
-          <w:p>
-            <w:pPr>
-              <w:spacing w:after="20" w:line="260"/>
-            </w:pPr>
-            <w:r>
-              <w:rPr>
-                <w:b w:val="false"/>
-                <w:bCs w:val="false"/>
-                <w:color w:val="000000"/>
-                <w:sz w:val="19"/>
-                <w:szCs w:val="19"/>
-              </w:rPr>
-              <w:t xml:space="preserve">PC が 250 ms ごとに送る。manual モードで heartbeat_timeout_ms（既定 1000 ms）途絶すると非常停止</w:t>
+              <w:t xml:space="preserve">set_auto_limit</w:t>
+            </w:r>
+          </w:p>
+        </w:tc>
+        <w:tc>
+          <w:tcPr>
+            <w:tcW w:type="dxa" w:w="3200"/>
+            <w:tcBorders>
+              <w:top w:val="single" w:color="A6A6A6" w:sz="4"/>
+              <w:left w:val="single" w:color="A6A6A6" w:sz="4"/>
+              <w:bottom w:val="single" w:color="A6A6A6" w:sz="4"/>
+              <w:right w:val="single" w:color="A6A6A6" w:sz="4"/>
+            </w:tcBorders>
+            <w:shd w:fill="FFFFFF" w:color="auto" w:val="clear"/>
+            <w:tcMar>
+              <w:top w:type="dxa" w:w="60"/>
+              <w:left w:type="dxa" w:w="100"/>
+              <w:bottom w:type="dxa" w:w="60"/>
+              <w:right w:type="dxa" w:w="100"/>
+            </w:tcMar>
+          </w:tcPr>
+          <w:p>
+            <w:pPr>
+              <w:spacing w:after="20" w:line="260"/>
+            </w:pPr>
+            <w:r>
+              <w:rPr>
+                <w:b w:val="false"/>
+                <w:bCs w:val="false"/>
+                <w:color w:val="000000"/>
+                <w:sz w:val="19"/>
+                <w:szCs w:val="19"/>
+              </w:rPr>
+              <w:t xml:space="preserve">drive_permille: 0〜1000</w:t>
+            </w:r>
+          </w:p>
+        </w:tc>
+        <w:tc>
+          <w:tcPr>
+            <w:tcW w:type="dxa" w:w="4438"/>
+            <w:tcBorders>
+              <w:top w:val="single" w:color="A6A6A6" w:sz="4"/>
+              <w:left w:val="single" w:color="A6A6A6" w:sz="4"/>
+              <w:bottom w:val="single" w:color="A6A6A6" w:sz="4"/>
+              <w:right w:val="single" w:color="A6A6A6" w:sz="4"/>
+            </w:tcBorders>
+            <w:shd w:fill="FFFFFF" w:color="auto" w:val="clear"/>
+            <w:tcMar>
+              <w:top w:type="dxa" w:w="60"/>
+              <w:left w:type="dxa" w:w="100"/>
+              <w:bottom w:type="dxa" w:w="60"/>
+              <w:right w:type="dxa" w:w="100"/>
+            </w:tcMar>
+          </w:tcPr>
+          <w:p>
+            <w:pPr>
+              <w:spacing w:after="20" w:line="260"/>
+            </w:pPr>
+            <w:r>
+              <w:rPr>
+                <w:b w:val="false"/>
+                <w:bCs w:val="false"/>
+                <w:color w:val="000000"/>
+                <w:sz w:val="19"/>
+                <w:szCs w:val="19"/>
+              </w:rPr>
+              <w:t xml:space="preserve">「自動」でロジックの駆動に掛ける上限（自動の最大出力、3.5）。max_drive_permille より大きい値はそこまでに丸める。result に auto_limit（適用した値）。値が変わると status イベント。本体を再起動すると max_drive_permille に戻る</w:t>
             </w:r>
           </w:p>
         </w:tc>
@@ -25148,7 +27104,7 @@
         </w:trPr>
         <w:tc>
           <w:tcPr>
-            <w:tcW w:type="dxa" w:w="1800"/>
+            <w:tcW w:type="dxa" w:w="2000"/>
             <w:tcBorders>
               <w:top w:val="single" w:color="A6A6A6" w:sz="4"/>
               <w:left w:val="single" w:color="A6A6A6" w:sz="4"/>
@@ -25176,13 +27132,13 @@
                 <w:sz w:val="19"/>
                 <w:szCs w:val="19"/>
               </w:rPr>
-              <w:t xml:space="preserve">estop</w:t>
-            </w:r>
-          </w:p>
-        </w:tc>
-        <w:tc>
-          <w:tcPr>
-            <w:tcW w:type="dxa" w:w="3300"/>
+              <w:t xml:space="preserve">heartbeat</w:t>
+            </w:r>
+          </w:p>
+        </w:tc>
+        <w:tc>
+          <w:tcPr>
+            <w:tcW w:type="dxa" w:w="3200"/>
             <w:tcBorders>
               <w:top w:val="single" w:color="A6A6A6" w:sz="4"/>
               <w:left w:val="single" w:color="A6A6A6" w:sz="4"/>
@@ -25215,34 +27171,34 @@
         </w:tc>
         <w:tc>
           <w:tcPr>
-            <w:tcW w:type="dxa" w:w="4538"/>
-            <w:tcBorders>
-              <w:top w:val="single" w:color="A6A6A6" w:sz="4"/>
-              <w:left w:val="single" w:color="A6A6A6" w:sz="4"/>
-              <w:bottom w:val="single" w:color="A6A6A6" w:sz="4"/>
-              <w:right w:val="single" w:color="A6A6A6" w:sz="4"/>
-            </w:tcBorders>
-            <w:shd w:fill="DCE3F0" w:color="auto" w:val="clear"/>
-            <w:tcMar>
-              <w:top w:type="dxa" w:w="60"/>
-              <w:left w:type="dxa" w:w="100"/>
-              <w:bottom w:type="dxa" w:w="60"/>
-              <w:right w:type="dxa" w:w="100"/>
-            </w:tcMar>
-          </w:tcPr>
-          <w:p>
-            <w:pPr>
-              <w:spacing w:after="20" w:line="260"/>
-            </w:pPr>
-            <w:r>
-              <w:rPr>
-                <w:b w:val="false"/>
-                <w:bCs w:val="false"/>
-                <w:color w:val="000000"/>
-                <w:sz w:val="19"/>
-                <w:szCs w:val="19"/>
-              </w:rPr>
-              <w:t xml:space="preserve">非常停止をラッチ。モードに関係なくブレーキし、estop_clear まで走らない</w:t>
+            <w:tcW w:type="dxa" w:w="4438"/>
+            <w:tcBorders>
+              <w:top w:val="single" w:color="A6A6A6" w:sz="4"/>
+              <w:left w:val="single" w:color="A6A6A6" w:sz="4"/>
+              <w:bottom w:val="single" w:color="A6A6A6" w:sz="4"/>
+              <w:right w:val="single" w:color="A6A6A6" w:sz="4"/>
+            </w:tcBorders>
+            <w:shd w:fill="DCE3F0" w:color="auto" w:val="clear"/>
+            <w:tcMar>
+              <w:top w:type="dxa" w:w="60"/>
+              <w:left w:type="dxa" w:w="100"/>
+              <w:bottom w:type="dxa" w:w="60"/>
+              <w:right w:type="dxa" w:w="100"/>
+            </w:tcMar>
+          </w:tcPr>
+          <w:p>
+            <w:pPr>
+              <w:spacing w:after="20" w:line="260"/>
+            </w:pPr>
+            <w:r>
+              <w:rPr>
+                <w:b w:val="false"/>
+                <w:bCs w:val="false"/>
+                <w:color w:val="000000"/>
+                <w:sz w:val="19"/>
+                <w:szCs w:val="19"/>
+              </w:rPr>
+              <w:t xml:space="preserve">PC が 250 ms ごとに送る。manual モードで heartbeat_timeout_ms（既定 1000 ms）途絶すると非常停止</w:t>
             </w:r>
           </w:p>
         </w:tc>
@@ -25254,7 +27210,7 @@
         </w:trPr>
         <w:tc>
           <w:tcPr>
-            <w:tcW w:type="dxa" w:w="1800"/>
+            <w:tcW w:type="dxa" w:w="2000"/>
             <w:tcBorders>
               <w:top w:val="single" w:color="A6A6A6" w:sz="4"/>
               <w:left w:val="single" w:color="A6A6A6" w:sz="4"/>
@@ -25282,13 +27238,13 @@
                 <w:sz w:val="19"/>
                 <w:szCs w:val="19"/>
               </w:rPr>
-              <w:t xml:space="preserve">estop_clear</w:t>
-            </w:r>
-          </w:p>
-        </w:tc>
-        <w:tc>
-          <w:tcPr>
-            <w:tcW w:type="dxa" w:w="3300"/>
+              <w:t xml:space="preserve">estop</w:t>
+            </w:r>
+          </w:p>
+        </w:tc>
+        <w:tc>
+          <w:tcPr>
+            <w:tcW w:type="dxa" w:w="3200"/>
             <w:tcBorders>
               <w:top w:val="single" w:color="A6A6A6" w:sz="4"/>
               <w:left w:val="single" w:color="A6A6A6" w:sz="4"/>
@@ -25321,34 +27277,34 @@
         </w:tc>
         <w:tc>
           <w:tcPr>
-            <w:tcW w:type="dxa" w:w="4538"/>
-            <w:tcBorders>
-              <w:top w:val="single" w:color="A6A6A6" w:sz="4"/>
-              <w:left w:val="single" w:color="A6A6A6" w:sz="4"/>
-              <w:bottom w:val="single" w:color="A6A6A6" w:sz="4"/>
-              <w:right w:val="single" w:color="A6A6A6" w:sz="4"/>
-            </w:tcBorders>
-            <w:shd w:fill="FFFFFF" w:color="auto" w:val="clear"/>
-            <w:tcMar>
-              <w:top w:type="dxa" w:w="60"/>
-              <w:left w:type="dxa" w:w="100"/>
-              <w:bottom w:type="dxa" w:w="60"/>
-              <w:right w:type="dxa" w:w="100"/>
-            </w:tcMar>
-          </w:tcPr>
-          <w:p>
-            <w:pPr>
-              <w:spacing w:after="20" w:line="260"/>
-            </w:pPr>
-            <w:r>
-              <w:rPr>
-                <w:b w:val="false"/>
-                <w:bCs w:val="false"/>
-                <w:color w:val="000000"/>
-                <w:sz w:val="19"/>
-                <w:szCs w:val="19"/>
-              </w:rPr>
-              <w:t xml:space="preserve">非常停止の解除</w:t>
+            <w:tcW w:type="dxa" w:w="4438"/>
+            <w:tcBorders>
+              <w:top w:val="single" w:color="A6A6A6" w:sz="4"/>
+              <w:left w:val="single" w:color="A6A6A6" w:sz="4"/>
+              <w:bottom w:val="single" w:color="A6A6A6" w:sz="4"/>
+              <w:right w:val="single" w:color="A6A6A6" w:sz="4"/>
+            </w:tcBorders>
+            <w:shd w:fill="FFFFFF" w:color="auto" w:val="clear"/>
+            <w:tcMar>
+              <w:top w:type="dxa" w:w="60"/>
+              <w:left w:type="dxa" w:w="100"/>
+              <w:bottom w:type="dxa" w:w="60"/>
+              <w:right w:type="dxa" w:w="100"/>
+            </w:tcMar>
+          </w:tcPr>
+          <w:p>
+            <w:pPr>
+              <w:spacing w:after="20" w:line="260"/>
+            </w:pPr>
+            <w:r>
+              <w:rPr>
+                <w:b w:val="false"/>
+                <w:bCs w:val="false"/>
+                <w:color w:val="000000"/>
+                <w:sz w:val="19"/>
+                <w:szCs w:val="19"/>
+              </w:rPr>
+              <w:t xml:space="preserve">非常停止をラッチ。モードに関係なくブレーキし、estop_clear まで走らない</w:t>
             </w:r>
           </w:p>
         </w:tc>
@@ -25360,7 +27316,7 @@
         </w:trPr>
         <w:tc>
           <w:tcPr>
-            <w:tcW w:type="dxa" w:w="1800"/>
+            <w:tcW w:type="dxa" w:w="2000"/>
             <w:tcBorders>
               <w:top w:val="single" w:color="A6A6A6" w:sz="4"/>
               <w:left w:val="single" w:color="A6A6A6" w:sz="4"/>
@@ -25388,13 +27344,13 @@
                 <w:sz w:val="19"/>
                 <w:szCs w:val="19"/>
               </w:rPr>
-              <w:t xml:space="preserve">list_versions</w:t>
-            </w:r>
-          </w:p>
-        </w:tc>
-        <w:tc>
-          <w:tcPr>
-            <w:tcW w:type="dxa" w:w="3300"/>
+              <w:t xml:space="preserve">estop_clear</w:t>
+            </w:r>
+          </w:p>
+        </w:tc>
+        <w:tc>
+          <w:tcPr>
+            <w:tcW w:type="dxa" w:w="3200"/>
             <w:tcBorders>
               <w:top w:val="single" w:color="A6A6A6" w:sz="4"/>
               <w:left w:val="single" w:color="A6A6A6" w:sz="4"/>
@@ -25427,34 +27383,34 @@
         </w:tc>
         <w:tc>
           <w:tcPr>
-            <w:tcW w:type="dxa" w:w="4538"/>
-            <w:tcBorders>
-              <w:top w:val="single" w:color="A6A6A6" w:sz="4"/>
-              <w:left w:val="single" w:color="A6A6A6" w:sz="4"/>
-              <w:bottom w:val="single" w:color="A6A6A6" w:sz="4"/>
-              <w:right w:val="single" w:color="A6A6A6" w:sz="4"/>
-            </w:tcBorders>
-            <w:shd w:fill="DCE3F0" w:color="auto" w:val="clear"/>
-            <w:tcMar>
-              <w:top w:type="dxa" w:w="60"/>
-              <w:left w:type="dxa" w:w="100"/>
-              <w:bottom w:type="dxa" w:w="60"/>
-              <w:right w:type="dxa" w:w="100"/>
-            </w:tcMar>
-          </w:tcPr>
-          <w:p>
-            <w:pPr>
-              <w:spacing w:after="20" w:line="260"/>
-            </w:pPr>
-            <w:r>
-              <w:rPr>
-                <w:b w:val="false"/>
-                <w:bCs w:val="false"/>
-                <w:color w:val="000000"/>
-                <w:sz w:val="19"/>
-                <w:szCs w:val="19"/>
-              </w:rPr>
-              <w:t xml:space="preserve">result に logic[]、packs[]（各 name = ディレクトリ名, id, version, verified, error, description, capabilities[], scenarios[], parent）と current{logic, pack}, previous{logic, pack}（ディレクトリ名）</w:t>
+            <w:tcW w:type="dxa" w:w="4438"/>
+            <w:tcBorders>
+              <w:top w:val="single" w:color="A6A6A6" w:sz="4"/>
+              <w:left w:val="single" w:color="A6A6A6" w:sz="4"/>
+              <w:bottom w:val="single" w:color="A6A6A6" w:sz="4"/>
+              <w:right w:val="single" w:color="A6A6A6" w:sz="4"/>
+            </w:tcBorders>
+            <w:shd w:fill="DCE3F0" w:color="auto" w:val="clear"/>
+            <w:tcMar>
+              <w:top w:type="dxa" w:w="60"/>
+              <w:left w:type="dxa" w:w="100"/>
+              <w:bottom w:type="dxa" w:w="60"/>
+              <w:right w:type="dxa" w:w="100"/>
+            </w:tcMar>
+          </w:tcPr>
+          <w:p>
+            <w:pPr>
+              <w:spacing w:after="20" w:line="260"/>
+            </w:pPr>
+            <w:r>
+              <w:rPr>
+                <w:b w:val="false"/>
+                <w:bCs w:val="false"/>
+                <w:color w:val="000000"/>
+                <w:sz w:val="19"/>
+                <w:szCs w:val="19"/>
+              </w:rPr>
+              <w:t xml:space="preserve">非常停止の解除</w:t>
             </w:r>
           </w:p>
         </w:tc>
@@ -25466,7 +27422,7 @@
         </w:trPr>
         <w:tc>
           <w:tcPr>
-            <w:tcW w:type="dxa" w:w="1800"/>
+            <w:tcW w:type="dxa" w:w="2000"/>
             <w:tcBorders>
               <w:top w:val="single" w:color="A6A6A6" w:sz="4"/>
               <w:left w:val="single" w:color="A6A6A6" w:sz="4"/>
@@ -25494,73 +27450,73 @@
                 <w:sz w:val="19"/>
                 <w:szCs w:val="19"/>
               </w:rPr>
-              <w:t xml:space="preserve">activate</w:t>
-            </w:r>
-          </w:p>
-        </w:tc>
-        <w:tc>
-          <w:tcPr>
-            <w:tcW w:type="dxa" w:w="3300"/>
-            <w:tcBorders>
-              <w:top w:val="single" w:color="A6A6A6" w:sz="4"/>
-              <w:left w:val="single" w:color="A6A6A6" w:sz="4"/>
-              <w:bottom w:val="single" w:color="A6A6A6" w:sz="4"/>
-              <w:right w:val="single" w:color="A6A6A6" w:sz="4"/>
-            </w:tcBorders>
-            <w:shd w:fill="FFFFFF" w:color="auto" w:val="clear"/>
-            <w:tcMar>
-              <w:top w:type="dxa" w:w="60"/>
-              <w:left w:type="dxa" w:w="100"/>
-              <w:bottom w:type="dxa" w:w="60"/>
-              <w:right w:type="dxa" w:w="100"/>
-            </w:tcMar>
-          </w:tcPr>
-          <w:p>
-            <w:pPr>
-              <w:spacing w:after="20" w:line="260"/>
-            </w:pPr>
-            <w:r>
-              <w:rPr>
-                <w:b w:val="false"/>
-                <w:bCs w:val="false"/>
-                <w:color w:val="000000"/>
-                <w:sz w:val="19"/>
-                <w:szCs w:val="19"/>
-              </w:rPr>
-              <w:t xml:space="preserve">kind: logic | pack, name: &lt;dir-name&gt;</w:t>
-            </w:r>
-          </w:p>
-        </w:tc>
-        <w:tc>
-          <w:tcPr>
-            <w:tcW w:type="dxa" w:w="4538"/>
-            <w:tcBorders>
-              <w:top w:val="single" w:color="A6A6A6" w:sz="4"/>
-              <w:left w:val="single" w:color="A6A6A6" w:sz="4"/>
-              <w:bottom w:val="single" w:color="A6A6A6" w:sz="4"/>
-              <w:right w:val="single" w:color="A6A6A6" w:sz="4"/>
-            </w:tcBorders>
-            <w:shd w:fill="FFFFFF" w:color="auto" w:val="clear"/>
-            <w:tcMar>
-              <w:top w:type="dxa" w:w="60"/>
-              <w:left w:type="dxa" w:w="100"/>
-              <w:bottom w:type="dxa" w:w="60"/>
-              <w:right w:type="dxa" w:w="100"/>
-            </w:tcMar>
-          </w:tcPr>
-          <w:p>
-            <w:pPr>
-              <w:spacing w:after="20" w:line="260"/>
-            </w:pPr>
-            <w:r>
-              <w:rPr>
-                <w:b w:val="false"/>
-                <w:bCs w:val="false"/>
-                <w:color w:val="000000"/>
-                <w:sz w:val="19"/>
-                <w:szCs w:val="19"/>
-              </w:rPr>
-              <w:t xml:space="preserve">rumicar-activate と同じリンク切り替えを行い、本体の検証を待つ。成功なら result に logic_dir, pack_dir。失敗なら ok=false（error に理由）で現行版を継続し、リンクは走行中の版へ戻る</w:t>
+              <w:t xml:space="preserve">list_versions</w:t>
+            </w:r>
+          </w:p>
+        </w:tc>
+        <w:tc>
+          <w:tcPr>
+            <w:tcW w:type="dxa" w:w="3200"/>
+            <w:tcBorders>
+              <w:top w:val="single" w:color="A6A6A6" w:sz="4"/>
+              <w:left w:val="single" w:color="A6A6A6" w:sz="4"/>
+              <w:bottom w:val="single" w:color="A6A6A6" w:sz="4"/>
+              <w:right w:val="single" w:color="A6A6A6" w:sz="4"/>
+            </w:tcBorders>
+            <w:shd w:fill="FFFFFF" w:color="auto" w:val="clear"/>
+            <w:tcMar>
+              <w:top w:type="dxa" w:w="60"/>
+              <w:left w:type="dxa" w:w="100"/>
+              <w:bottom w:type="dxa" w:w="60"/>
+              <w:right w:type="dxa" w:w="100"/>
+            </w:tcMar>
+          </w:tcPr>
+          <w:p>
+            <w:pPr>
+              <w:spacing w:after="20" w:line="260"/>
+            </w:pPr>
+            <w:r>
+              <w:rPr>
+                <w:b w:val="false"/>
+                <w:bCs w:val="false"/>
+                <w:color w:val="000000"/>
+                <w:sz w:val="19"/>
+                <w:szCs w:val="19"/>
+              </w:rPr>
+              <w:t xml:space="preserve">—</w:t>
+            </w:r>
+          </w:p>
+        </w:tc>
+        <w:tc>
+          <w:tcPr>
+            <w:tcW w:type="dxa" w:w="4438"/>
+            <w:tcBorders>
+              <w:top w:val="single" w:color="A6A6A6" w:sz="4"/>
+              <w:left w:val="single" w:color="A6A6A6" w:sz="4"/>
+              <w:bottom w:val="single" w:color="A6A6A6" w:sz="4"/>
+              <w:right w:val="single" w:color="A6A6A6" w:sz="4"/>
+            </w:tcBorders>
+            <w:shd w:fill="FFFFFF" w:color="auto" w:val="clear"/>
+            <w:tcMar>
+              <w:top w:type="dxa" w:w="60"/>
+              <w:left w:type="dxa" w:w="100"/>
+              <w:bottom w:type="dxa" w:w="60"/>
+              <w:right w:type="dxa" w:w="100"/>
+            </w:tcMar>
+          </w:tcPr>
+          <w:p>
+            <w:pPr>
+              <w:spacing w:after="20" w:line="260"/>
+            </w:pPr>
+            <w:r>
+              <w:rPr>
+                <w:b w:val="false"/>
+                <w:bCs w:val="false"/>
+                <w:color w:val="000000"/>
+                <w:sz w:val="19"/>
+                <w:szCs w:val="19"/>
+              </w:rPr>
+              <w:t xml:space="preserve">result に logic[]、packs[]（各 name = ディレクトリ名, id, version, verified, error, description, capabilities[], scenarios[], parent。packs には logic = 対応するロジック名（manifest の logic.name））と current{logic, pack}, previous{logic, pack}（ディレクトリ名）</w:t>
             </w:r>
           </w:p>
         </w:tc>
@@ -25572,7 +27528,7 @@
         </w:trPr>
         <w:tc>
           <w:tcPr>
-            <w:tcW w:type="dxa" w:w="1800"/>
+            <w:tcW w:type="dxa" w:w="2000"/>
             <w:tcBorders>
               <w:top w:val="single" w:color="A6A6A6" w:sz="4"/>
               <w:left w:val="single" w:color="A6A6A6" w:sz="4"/>
@@ -25600,73 +27556,73 @@
                 <w:sz w:val="19"/>
                 <w:szCs w:val="19"/>
               </w:rPr>
-              <w:t xml:space="preserve">rollback</w:t>
-            </w:r>
-          </w:p>
-        </w:tc>
-        <w:tc>
-          <w:tcPr>
-            <w:tcW w:type="dxa" w:w="3300"/>
-            <w:tcBorders>
-              <w:top w:val="single" w:color="A6A6A6" w:sz="4"/>
-              <w:left w:val="single" w:color="A6A6A6" w:sz="4"/>
-              <w:bottom w:val="single" w:color="A6A6A6" w:sz="4"/>
-              <w:right w:val="single" w:color="A6A6A6" w:sz="4"/>
-            </w:tcBorders>
-            <w:shd w:fill="DCE3F0" w:color="auto" w:val="clear"/>
-            <w:tcMar>
-              <w:top w:type="dxa" w:w="60"/>
-              <w:left w:type="dxa" w:w="100"/>
-              <w:bottom w:type="dxa" w:w="60"/>
-              <w:right w:type="dxa" w:w="100"/>
-            </w:tcMar>
-          </w:tcPr>
-          <w:p>
-            <w:pPr>
-              <w:spacing w:after="20" w:line="260"/>
-            </w:pPr>
-            <w:r>
-              <w:rPr>
-                <w:b w:val="false"/>
-                <w:bCs w:val="false"/>
-                <w:color w:val="000000"/>
-                <w:sz w:val="19"/>
-                <w:szCs w:val="19"/>
-              </w:rPr>
-              <w:t xml:space="preserve">kind</w:t>
-            </w:r>
-          </w:p>
-        </w:tc>
-        <w:tc>
-          <w:tcPr>
-            <w:tcW w:type="dxa" w:w="4538"/>
-            <w:tcBorders>
-              <w:top w:val="single" w:color="A6A6A6" w:sz="4"/>
-              <w:left w:val="single" w:color="A6A6A6" w:sz="4"/>
-              <w:bottom w:val="single" w:color="A6A6A6" w:sz="4"/>
-              <w:right w:val="single" w:color="A6A6A6" w:sz="4"/>
-            </w:tcBorders>
-            <w:shd w:fill="DCE3F0" w:color="auto" w:val="clear"/>
-            <w:tcMar>
-              <w:top w:type="dxa" w:w="60"/>
-              <w:left w:type="dxa" w:w="100"/>
-              <w:bottom w:type="dxa" w:w="60"/>
-              <w:right w:type="dxa" w:w="100"/>
-            </w:tcMar>
-          </w:tcPr>
-          <w:p>
-            <w:pPr>
-              <w:spacing w:after="20" w:line="260"/>
-            </w:pPr>
-            <w:r>
-              <w:rPr>
-                <w:b w:val="false"/>
-                <w:bCs w:val="false"/>
-                <w:color w:val="000000"/>
-                <w:sz w:val="19"/>
-                <w:szCs w:val="19"/>
-              </w:rPr>
-              <w:t xml:space="preserve">previous/* へ戻し、activate と同様に本体の検証を待つ</w:t>
+              <w:t xml:space="preserve">activate</w:t>
+            </w:r>
+          </w:p>
+        </w:tc>
+        <w:tc>
+          <w:tcPr>
+            <w:tcW w:type="dxa" w:w="3200"/>
+            <w:tcBorders>
+              <w:top w:val="single" w:color="A6A6A6" w:sz="4"/>
+              <w:left w:val="single" w:color="A6A6A6" w:sz="4"/>
+              <w:bottom w:val="single" w:color="A6A6A6" w:sz="4"/>
+              <w:right w:val="single" w:color="A6A6A6" w:sz="4"/>
+            </w:tcBorders>
+            <w:shd w:fill="DCE3F0" w:color="auto" w:val="clear"/>
+            <w:tcMar>
+              <w:top w:type="dxa" w:w="60"/>
+              <w:left w:type="dxa" w:w="100"/>
+              <w:bottom w:type="dxa" w:w="60"/>
+              <w:right w:type="dxa" w:w="100"/>
+            </w:tcMar>
+          </w:tcPr>
+          <w:p>
+            <w:pPr>
+              <w:spacing w:after="20" w:line="260"/>
+            </w:pPr>
+            <w:r>
+              <w:rPr>
+                <w:b w:val="false"/>
+                <w:bCs w:val="false"/>
+                <w:color w:val="000000"/>
+                <w:sz w:val="19"/>
+                <w:szCs w:val="19"/>
+              </w:rPr>
+              <w:t xml:space="preserve">kind: logic | pack, name: &lt;dir-name&gt;</w:t>
+            </w:r>
+          </w:p>
+        </w:tc>
+        <w:tc>
+          <w:tcPr>
+            <w:tcW w:type="dxa" w:w="4438"/>
+            <w:tcBorders>
+              <w:top w:val="single" w:color="A6A6A6" w:sz="4"/>
+              <w:left w:val="single" w:color="A6A6A6" w:sz="4"/>
+              <w:bottom w:val="single" w:color="A6A6A6" w:sz="4"/>
+              <w:right w:val="single" w:color="A6A6A6" w:sz="4"/>
+            </w:tcBorders>
+            <w:shd w:fill="DCE3F0" w:color="auto" w:val="clear"/>
+            <w:tcMar>
+              <w:top w:type="dxa" w:w="60"/>
+              <w:left w:type="dxa" w:w="100"/>
+              <w:bottom w:type="dxa" w:w="60"/>
+              <w:right w:type="dxa" w:w="100"/>
+            </w:tcMar>
+          </w:tcPr>
+          <w:p>
+            <w:pPr>
+              <w:spacing w:after="20" w:line="260"/>
+            </w:pPr>
+            <w:r>
+              <w:rPr>
+                <w:b w:val="false"/>
+                <w:bCs w:val="false"/>
+                <w:color w:val="000000"/>
+                <w:sz w:val="19"/>
+                <w:szCs w:val="19"/>
+              </w:rPr>
+              <w:t xml:space="preserve">rumicar-activate と同じリンク切り替えを行い、本体の検証を待つ。成功なら result に logic_dir, pack_dir。失敗なら ok=false（error に理由）で現行版を継続し、リンクは走行中の版へ戻る</w:t>
             </w:r>
           </w:p>
         </w:tc>
@@ -25678,7 +27634,7 @@
         </w:trPr>
         <w:tc>
           <w:tcPr>
-            <w:tcW w:type="dxa" w:w="1800"/>
+            <w:tcW w:type="dxa" w:w="2000"/>
             <w:tcBorders>
               <w:top w:val="single" w:color="A6A6A6" w:sz="4"/>
               <w:left w:val="single" w:color="A6A6A6" w:sz="4"/>
@@ -25706,73 +27662,73 @@
                 <w:sz w:val="19"/>
                 <w:szCs w:val="19"/>
               </w:rPr>
-              <w:t xml:space="preserve">set_wifi</w:t>
-            </w:r>
-          </w:p>
-        </w:tc>
-        <w:tc>
-          <w:tcPr>
-            <w:tcW w:type="dxa" w:w="3300"/>
-            <w:tcBorders>
-              <w:top w:val="single" w:color="A6A6A6" w:sz="4"/>
-              <w:left w:val="single" w:color="A6A6A6" w:sz="4"/>
-              <w:bottom w:val="single" w:color="A6A6A6" w:sz="4"/>
-              <w:right w:val="single" w:color="A6A6A6" w:sz="4"/>
-            </w:tcBorders>
-            <w:shd w:fill="FFFFFF" w:color="auto" w:val="clear"/>
-            <w:tcMar>
-              <w:top w:type="dxa" w:w="60"/>
-              <w:left w:type="dxa" w:w="100"/>
-              <w:bottom w:type="dxa" w:w="60"/>
-              <w:right w:type="dxa" w:w="100"/>
-            </w:tcMar>
-          </w:tcPr>
-          <w:p>
-            <w:pPr>
-              <w:spacing w:after="20" w:line="260"/>
-            </w:pPr>
-            <w:r>
-              <w:rPr>
-                <w:b w:val="false"/>
-                <w:bCs w:val="false"/>
-                <w:color w:val="000000"/>
-                <w:sz w:val="19"/>
-                <w:szCs w:val="19"/>
-              </w:rPr>
-              <w:t xml:space="preserve">ssid（1〜32 文字の印字可能 ASCII、前後に空白なし）, channel（1〜13）</w:t>
-            </w:r>
-          </w:p>
-        </w:tc>
-        <w:tc>
-          <w:tcPr>
-            <w:tcW w:type="dxa" w:w="4538"/>
-            <w:tcBorders>
-              <w:top w:val="single" w:color="A6A6A6" w:sz="4"/>
-              <w:left w:val="single" w:color="A6A6A6" w:sz="4"/>
-              <w:bottom w:val="single" w:color="A6A6A6" w:sz="4"/>
-              <w:right w:val="single" w:color="A6A6A6" w:sz="4"/>
-            </w:tcBorders>
-            <w:shd w:fill="FFFFFF" w:color="auto" w:val="clear"/>
-            <w:tcMar>
-              <w:top w:type="dxa" w:w="60"/>
-              <w:left w:type="dxa" w:w="100"/>
-              <w:bottom w:type="dxa" w:w="60"/>
-              <w:right w:type="dxa" w:w="100"/>
-            </w:tcMar>
-          </w:tcPr>
-          <w:p>
-            <w:pPr>
-              <w:spacing w:after="20" w:line="260"/>
-            </w:pPr>
-            <w:r>
-              <w:rPr>
-                <w:b w:val="false"/>
-                <w:bCs w:val="false"/>
-                <w:color w:val="000000"/>
-                <w:sz w:val="19"/>
-                <w:szCs w:val="19"/>
-              </w:rPr>
-              <w:t xml:space="preserve">AP の SSID／チャネルを一時的に変更。result に ssid, channel, reconnect_in_ms（=500）。応答の約 0.5 秒後に AP が上げ直されるので PC は新しい SSID に接続し直す。network.ap_connection が空なら ok=false</w:t>
+              <w:t xml:space="preserve">activate_pair</w:t>
+            </w:r>
+          </w:p>
+        </w:tc>
+        <w:tc>
+          <w:tcPr>
+            <w:tcW w:type="dxa" w:w="3200"/>
+            <w:tcBorders>
+              <w:top w:val="single" w:color="A6A6A6" w:sz="4"/>
+              <w:left w:val="single" w:color="A6A6A6" w:sz="4"/>
+              <w:bottom w:val="single" w:color="A6A6A6" w:sz="4"/>
+              <w:right w:val="single" w:color="A6A6A6" w:sz="4"/>
+            </w:tcBorders>
+            <w:shd w:fill="FFFFFF" w:color="auto" w:val="clear"/>
+            <w:tcMar>
+              <w:top w:type="dxa" w:w="60"/>
+              <w:left w:type="dxa" w:w="100"/>
+              <w:bottom w:type="dxa" w:w="60"/>
+              <w:right w:type="dxa" w:w="100"/>
+            </w:tcMar>
+          </w:tcPr>
+          <w:p>
+            <w:pPr>
+              <w:spacing w:after="20" w:line="260"/>
+            </w:pPr>
+            <w:r>
+              <w:rPr>
+                <w:b w:val="false"/>
+                <w:bCs w:val="false"/>
+                <w:color w:val="000000"/>
+                <w:sz w:val="19"/>
+                <w:szCs w:val="19"/>
+              </w:rPr>
+              <w:t xml:space="preserve">logic: &lt;dir-name&gt;, pack: &lt;dir-name&gt;</w:t>
+            </w:r>
+          </w:p>
+        </w:tc>
+        <w:tc>
+          <w:tcPr>
+            <w:tcW w:type="dxa" w:w="4438"/>
+            <w:tcBorders>
+              <w:top w:val="single" w:color="A6A6A6" w:sz="4"/>
+              <w:left w:val="single" w:color="A6A6A6" w:sz="4"/>
+              <w:bottom w:val="single" w:color="A6A6A6" w:sz="4"/>
+              <w:right w:val="single" w:color="A6A6A6" w:sz="4"/>
+            </w:tcBorders>
+            <w:shd w:fill="FFFFFF" w:color="auto" w:val="clear"/>
+            <w:tcMar>
+              <w:top w:type="dxa" w:w="60"/>
+              <w:left w:type="dxa" w:w="100"/>
+              <w:bottom w:type="dxa" w:w="60"/>
+              <w:right w:type="dxa" w:w="100"/>
+            </w:tcMar>
+          </w:tcPr>
+          <w:p>
+            <w:pPr>
+              <w:spacing w:after="20" w:line="260"/>
+            </w:pPr>
+            <w:r>
+              <w:rPr>
+                <w:b w:val="false"/>
+                <w:bCs w:val="false"/>
+                <w:color w:val="000000"/>
+                <w:sz w:val="19"/>
+                <w:szCs w:val="19"/>
+              </w:rPr>
+              <w:t xml:space="preserve">ロジックとパックの 2 本のリンクを 1 つの要求で切り替え（rumicar-activate pair と同じ）、本体の検証を待つ。応答と失敗時の扱いは activate と同じ。走行管理アプリは別のロジック用のパック（またはロジック）を有効化するときに使う（6.2）</w:t>
             </w:r>
           </w:p>
         </w:tc>
@@ -25784,7 +27740,7 @@
         </w:trPr>
         <w:tc>
           <w:tcPr>
-            <w:tcW w:type="dxa" w:w="1800"/>
+            <w:tcW w:type="dxa" w:w="2000"/>
             <w:tcBorders>
               <w:top w:val="single" w:color="A6A6A6" w:sz="4"/>
               <w:left w:val="single" w:color="A6A6A6" w:sz="4"/>
@@ -25812,73 +27768,73 @@
                 <w:sz w:val="19"/>
                 <w:szCs w:val="19"/>
               </w:rPr>
-              <w:t xml:space="preserve">get_log</w:t>
-            </w:r>
-          </w:p>
-        </w:tc>
-        <w:tc>
-          <w:tcPr>
-            <w:tcW w:type="dxa" w:w="3300"/>
-            <w:tcBorders>
-              <w:top w:val="single" w:color="A6A6A6" w:sz="4"/>
-              <w:left w:val="single" w:color="A6A6A6" w:sz="4"/>
-              <w:bottom w:val="single" w:color="A6A6A6" w:sz="4"/>
-              <w:right w:val="single" w:color="A6A6A6" w:sz="4"/>
-            </w:tcBorders>
-            <w:shd w:fill="DCE3F0" w:color="auto" w:val="clear"/>
-            <w:tcMar>
-              <w:top w:type="dxa" w:w="60"/>
-              <w:left w:type="dxa" w:w="100"/>
-              <w:bottom w:type="dxa" w:w="60"/>
-              <w:right w:type="dxa" w:w="100"/>
-            </w:tcMar>
-          </w:tcPr>
-          <w:p>
-            <w:pPr>
-              <w:spacing w:after="20" w:line="260"/>
-            </w:pPr>
-            <w:r>
-              <w:rPr>
-                <w:b w:val="false"/>
-                <w:bCs w:val="false"/>
-                <w:color w:val="000000"/>
-                <w:sz w:val="19"/>
-                <w:szCs w:val="19"/>
-              </w:rPr>
-              <w:t xml:space="preserve">lines（1〜500、既定 100）</w:t>
-            </w:r>
-          </w:p>
-        </w:tc>
-        <w:tc>
-          <w:tcPr>
-            <w:tcW w:type="dxa" w:w="4538"/>
-            <w:tcBorders>
-              <w:top w:val="single" w:color="A6A6A6" w:sz="4"/>
-              <w:left w:val="single" w:color="A6A6A6" w:sz="4"/>
-              <w:bottom w:val="single" w:color="A6A6A6" w:sz="4"/>
-              <w:right w:val="single" w:color="A6A6A6" w:sz="4"/>
-            </w:tcBorders>
-            <w:shd w:fill="DCE3F0" w:color="auto" w:val="clear"/>
-            <w:tcMar>
-              <w:top w:type="dxa" w:w="60"/>
-              <w:left w:type="dxa" w:w="100"/>
-              <w:bottom w:type="dxa" w:w="60"/>
-              <w:right w:type="dxa" w:w="100"/>
-            </w:tcMar>
-          </w:tcPr>
-          <w:p>
-            <w:pPr>
-              <w:spacing w:after="20" w:line="260"/>
-            </w:pPr>
-            <w:r>
-              <w:rPr>
-                <w:b w:val="false"/>
-                <w:bCs w:val="false"/>
-                <w:color w:val="000000"/>
-                <w:sz w:val="19"/>
-                <w:szCs w:val="19"/>
-              </w:rPr>
-              <w:t xml:space="preserve">result.lines に本体のログの末尾（メモリ上の直近 500 行まで）</w:t>
+              <w:t xml:space="preserve">rollback</w:t>
+            </w:r>
+          </w:p>
+        </w:tc>
+        <w:tc>
+          <w:tcPr>
+            <w:tcW w:type="dxa" w:w="3200"/>
+            <w:tcBorders>
+              <w:top w:val="single" w:color="A6A6A6" w:sz="4"/>
+              <w:left w:val="single" w:color="A6A6A6" w:sz="4"/>
+              <w:bottom w:val="single" w:color="A6A6A6" w:sz="4"/>
+              <w:right w:val="single" w:color="A6A6A6" w:sz="4"/>
+            </w:tcBorders>
+            <w:shd w:fill="DCE3F0" w:color="auto" w:val="clear"/>
+            <w:tcMar>
+              <w:top w:type="dxa" w:w="60"/>
+              <w:left w:type="dxa" w:w="100"/>
+              <w:bottom w:type="dxa" w:w="60"/>
+              <w:right w:type="dxa" w:w="100"/>
+            </w:tcMar>
+          </w:tcPr>
+          <w:p>
+            <w:pPr>
+              <w:spacing w:after="20" w:line="260"/>
+            </w:pPr>
+            <w:r>
+              <w:rPr>
+                <w:b w:val="false"/>
+                <w:bCs w:val="false"/>
+                <w:color w:val="000000"/>
+                <w:sz w:val="19"/>
+                <w:szCs w:val="19"/>
+              </w:rPr>
+              <w:t xml:space="preserve">kind: logic | pack | both</w:t>
+            </w:r>
+          </w:p>
+        </w:tc>
+        <w:tc>
+          <w:tcPr>
+            <w:tcW w:type="dxa" w:w="4438"/>
+            <w:tcBorders>
+              <w:top w:val="single" w:color="A6A6A6" w:sz="4"/>
+              <w:left w:val="single" w:color="A6A6A6" w:sz="4"/>
+              <w:bottom w:val="single" w:color="A6A6A6" w:sz="4"/>
+              <w:right w:val="single" w:color="A6A6A6" w:sz="4"/>
+            </w:tcBorders>
+            <w:shd w:fill="DCE3F0" w:color="auto" w:val="clear"/>
+            <w:tcMar>
+              <w:top w:type="dxa" w:w="60"/>
+              <w:left w:type="dxa" w:w="100"/>
+              <w:bottom w:type="dxa" w:w="60"/>
+              <w:right w:type="dxa" w:w="100"/>
+            </w:tcMar>
+          </w:tcPr>
+          <w:p>
+            <w:pPr>
+              <w:spacing w:after="20" w:line="260"/>
+            </w:pPr>
+            <w:r>
+              <w:rPr>
+                <w:b w:val="false"/>
+                <w:bCs w:val="false"/>
+                <w:color w:val="000000"/>
+                <w:sz w:val="19"/>
+                <w:szCs w:val="19"/>
+              </w:rPr>
+              <w:t xml:space="preserve">previous/* へ戻し、activate と同様に本体の検証を待つ（both は両方を同時に。戻した結果がロジックとパックの組にならないときに走行管理アプリが使う）</w:t>
             </w:r>
           </w:p>
         </w:tc>
@@ -25890,7 +27846,7 @@
         </w:trPr>
         <w:tc>
           <w:tcPr>
-            <w:tcW w:type="dxa" w:w="1800"/>
+            <w:tcW w:type="dxa" w:w="2000"/>
             <w:tcBorders>
               <w:top w:val="single" w:color="A6A6A6" w:sz="4"/>
               <w:left w:val="single" w:color="A6A6A6" w:sz="4"/>
@@ -25918,73 +27874,73 @@
                 <w:sz w:val="19"/>
                 <w:szCs w:val="19"/>
               </w:rPr>
-              <w:t xml:space="preserve">upload_begin</w:t>
-            </w:r>
-          </w:p>
-        </w:tc>
-        <w:tc>
-          <w:tcPr>
-            <w:tcW w:type="dxa" w:w="3300"/>
-            <w:tcBorders>
-              <w:top w:val="single" w:color="A6A6A6" w:sz="4"/>
-              <w:left w:val="single" w:color="A6A6A6" w:sz="4"/>
-              <w:bottom w:val="single" w:color="A6A6A6" w:sz="4"/>
-              <w:right w:val="single" w:color="A6A6A6" w:sz="4"/>
-            </w:tcBorders>
-            <w:shd w:fill="FFFFFF" w:color="auto" w:val="clear"/>
-            <w:tcMar>
-              <w:top w:type="dxa" w:w="60"/>
-              <w:left w:type="dxa" w:w="100"/>
-              <w:bottom w:type="dxa" w:w="60"/>
-              <w:right w:type="dxa" w:w="100"/>
-            </w:tcMar>
-          </w:tcPr>
-          <w:p>
-            <w:pPr>
-              <w:spacing w:after="20" w:line="260"/>
-            </w:pPr>
-            <w:r>
-              <w:rPr>
-                <w:b w:val="false"/>
-                <w:bCs w:val="false"/>
-                <w:color w:val="000000"/>
-                <w:sz w:val="19"/>
-                <w:szCs w:val="19"/>
-              </w:rPr>
-              <w:t xml:space="preserve">kind, name: &lt;dir-name&gt;, files: [{path, bytes, sha256}]</w:t>
-            </w:r>
-          </w:p>
-        </w:tc>
-        <w:tc>
-          <w:tcPr>
-            <w:tcW w:type="dxa" w:w="4538"/>
-            <w:tcBorders>
-              <w:top w:val="single" w:color="A6A6A6" w:sz="4"/>
-              <w:left w:val="single" w:color="A6A6A6" w:sz="4"/>
-              <w:bottom w:val="single" w:color="A6A6A6" w:sz="4"/>
-              <w:right w:val="single" w:color="A6A6A6" w:sz="4"/>
-            </w:tcBorders>
-            <w:shd w:fill="FFFFFF" w:color="auto" w:val="clear"/>
-            <w:tcMar>
-              <w:top w:type="dxa" w:w="60"/>
-              <w:left w:type="dxa" w:w="100"/>
-              <w:bottom w:type="dxa" w:w="60"/>
-              <w:right w:type="dxa" w:w="100"/>
-            </w:tcMar>
-          </w:tcPr>
-          <w:p>
-            <w:pPr>
-              <w:spacing w:after="20" w:line="260"/>
-            </w:pPr>
-            <w:r>
-              <w:rPr>
-                <w:b w:val="false"/>
-                <w:bCs w:val="false"/>
-                <w:color w:val="000000"/>
-                <w:sz w:val="19"/>
-                <w:szCs w:val="19"/>
-              </w:rPr>
-              <w:t xml:space="preserve">ロジック／パックのディレクトリの送信開始。files には manifest.json を含める（manifest.json 以外は安全な相対パスのみ）。既に同名が導入済みなら ok=false（新しい版名を使う）。1 回に 1 つ、200 ファイル・64 MiB まで。result に chunk_bytes（32768）</w:t>
+              <w:t xml:space="preserve">set_wifi</w:t>
+            </w:r>
+          </w:p>
+        </w:tc>
+        <w:tc>
+          <w:tcPr>
+            <w:tcW w:type="dxa" w:w="3200"/>
+            <w:tcBorders>
+              <w:top w:val="single" w:color="A6A6A6" w:sz="4"/>
+              <w:left w:val="single" w:color="A6A6A6" w:sz="4"/>
+              <w:bottom w:val="single" w:color="A6A6A6" w:sz="4"/>
+              <w:right w:val="single" w:color="A6A6A6" w:sz="4"/>
+            </w:tcBorders>
+            <w:shd w:fill="FFFFFF" w:color="auto" w:val="clear"/>
+            <w:tcMar>
+              <w:top w:type="dxa" w:w="60"/>
+              <w:left w:type="dxa" w:w="100"/>
+              <w:bottom w:type="dxa" w:w="60"/>
+              <w:right w:type="dxa" w:w="100"/>
+            </w:tcMar>
+          </w:tcPr>
+          <w:p>
+            <w:pPr>
+              <w:spacing w:after="20" w:line="260"/>
+            </w:pPr>
+            <w:r>
+              <w:rPr>
+                <w:b w:val="false"/>
+                <w:bCs w:val="false"/>
+                <w:color w:val="000000"/>
+                <w:sz w:val="19"/>
+                <w:szCs w:val="19"/>
+              </w:rPr>
+              <w:t xml:space="preserve">ssid（1〜32 文字の印字可能 ASCII、前後に空白なし）, channel（1〜13）</w:t>
+            </w:r>
+          </w:p>
+        </w:tc>
+        <w:tc>
+          <w:tcPr>
+            <w:tcW w:type="dxa" w:w="4438"/>
+            <w:tcBorders>
+              <w:top w:val="single" w:color="A6A6A6" w:sz="4"/>
+              <w:left w:val="single" w:color="A6A6A6" w:sz="4"/>
+              <w:bottom w:val="single" w:color="A6A6A6" w:sz="4"/>
+              <w:right w:val="single" w:color="A6A6A6" w:sz="4"/>
+            </w:tcBorders>
+            <w:shd w:fill="FFFFFF" w:color="auto" w:val="clear"/>
+            <w:tcMar>
+              <w:top w:type="dxa" w:w="60"/>
+              <w:left w:type="dxa" w:w="100"/>
+              <w:bottom w:type="dxa" w:w="60"/>
+              <w:right w:type="dxa" w:w="100"/>
+            </w:tcMar>
+          </w:tcPr>
+          <w:p>
+            <w:pPr>
+              <w:spacing w:after="20" w:line="260"/>
+            </w:pPr>
+            <w:r>
+              <w:rPr>
+                <w:b w:val="false"/>
+                <w:bCs w:val="false"/>
+                <w:color w:val="000000"/>
+                <w:sz w:val="19"/>
+                <w:szCs w:val="19"/>
+              </w:rPr>
+              <w:t xml:space="preserve">AP の SSID／チャネルを一時的に変更。result に ssid, channel, reconnect_in_ms（=500）。応答の約 0.5 秒後に AP が上げ直されるので PC は新しい SSID に接続し直す。network.ap_connection が空なら ok=false</w:t>
             </w:r>
           </w:p>
         </w:tc>
@@ -25996,7 +27952,7 @@
         </w:trPr>
         <w:tc>
           <w:tcPr>
-            <w:tcW w:type="dxa" w:w="1800"/>
+            <w:tcW w:type="dxa" w:w="2000"/>
             <w:tcBorders>
               <w:top w:val="single" w:color="A6A6A6" w:sz="4"/>
               <w:left w:val="single" w:color="A6A6A6" w:sz="4"/>
@@ -26024,73 +27980,73 @@
                 <w:sz w:val="19"/>
                 <w:szCs w:val="19"/>
               </w:rPr>
-              <w:t xml:space="preserve">upload_chunk</w:t>
-            </w:r>
-          </w:p>
-        </w:tc>
-        <w:tc>
-          <w:tcPr>
-            <w:tcW w:type="dxa" w:w="3300"/>
-            <w:tcBorders>
-              <w:top w:val="single" w:color="A6A6A6" w:sz="4"/>
-              <w:left w:val="single" w:color="A6A6A6" w:sz="4"/>
-              <w:bottom w:val="single" w:color="A6A6A6" w:sz="4"/>
-              <w:right w:val="single" w:color="A6A6A6" w:sz="4"/>
-            </w:tcBorders>
-            <w:shd w:fill="DCE3F0" w:color="auto" w:val="clear"/>
-            <w:tcMar>
-              <w:top w:type="dxa" w:w="60"/>
-              <w:left w:type="dxa" w:w="100"/>
-              <w:bottom w:type="dxa" w:w="60"/>
-              <w:right w:type="dxa" w:w="100"/>
-            </w:tcMar>
-          </w:tcPr>
-          <w:p>
-            <w:pPr>
-              <w:spacing w:after="20" w:line="260"/>
-            </w:pPr>
-            <w:r>
-              <w:rPr>
-                <w:b w:val="false"/>
-                <w:bCs w:val="false"/>
-                <w:color w:val="000000"/>
-                <w:sz w:val="19"/>
-                <w:szCs w:val="19"/>
-              </w:rPr>
-              <w:t xml:space="preserve">path, offset, data（base64）</w:t>
-            </w:r>
-          </w:p>
-        </w:tc>
-        <w:tc>
-          <w:tcPr>
-            <w:tcW w:type="dxa" w:w="4538"/>
-            <w:tcBorders>
-              <w:top w:val="single" w:color="A6A6A6" w:sz="4"/>
-              <w:left w:val="single" w:color="A6A6A6" w:sz="4"/>
-              <w:bottom w:val="single" w:color="A6A6A6" w:sz="4"/>
-              <w:right w:val="single" w:color="A6A6A6" w:sz="4"/>
-            </w:tcBorders>
-            <w:shd w:fill="DCE3F0" w:color="auto" w:val="clear"/>
-            <w:tcMar>
-              <w:top w:type="dxa" w:w="60"/>
-              <w:left w:type="dxa" w:w="100"/>
-              <w:bottom w:type="dxa" w:w="60"/>
-              <w:right w:type="dxa" w:w="100"/>
-            </w:tcMar>
-          </w:tcPr>
-          <w:p>
-            <w:pPr>
-              <w:spacing w:after="20" w:line="260"/>
-            </w:pPr>
-            <w:r>
-              <w:rPr>
-                <w:b w:val="false"/>
-                <w:bCs w:val="false"/>
-                <w:color w:val="000000"/>
-                <w:sz w:val="19"/>
-                <w:szCs w:val="19"/>
-              </w:rPr>
-              <w:t xml:space="preserve">ファイルの内容を順に送る（offset は受信済みバイト数と一致すること、1 回 32 KiB まで）。result に received, bytes</w:t>
+              <w:t xml:space="preserve">get_log</w:t>
+            </w:r>
+          </w:p>
+        </w:tc>
+        <w:tc>
+          <w:tcPr>
+            <w:tcW w:type="dxa" w:w="3200"/>
+            <w:tcBorders>
+              <w:top w:val="single" w:color="A6A6A6" w:sz="4"/>
+              <w:left w:val="single" w:color="A6A6A6" w:sz="4"/>
+              <w:bottom w:val="single" w:color="A6A6A6" w:sz="4"/>
+              <w:right w:val="single" w:color="A6A6A6" w:sz="4"/>
+            </w:tcBorders>
+            <w:shd w:fill="DCE3F0" w:color="auto" w:val="clear"/>
+            <w:tcMar>
+              <w:top w:type="dxa" w:w="60"/>
+              <w:left w:type="dxa" w:w="100"/>
+              <w:bottom w:type="dxa" w:w="60"/>
+              <w:right w:type="dxa" w:w="100"/>
+            </w:tcMar>
+          </w:tcPr>
+          <w:p>
+            <w:pPr>
+              <w:spacing w:after="20" w:line="260"/>
+            </w:pPr>
+            <w:r>
+              <w:rPr>
+                <w:b w:val="false"/>
+                <w:bCs w:val="false"/>
+                <w:color w:val="000000"/>
+                <w:sz w:val="19"/>
+                <w:szCs w:val="19"/>
+              </w:rPr>
+              <w:t xml:space="preserve">lines（1〜500、既定 100）</w:t>
+            </w:r>
+          </w:p>
+        </w:tc>
+        <w:tc>
+          <w:tcPr>
+            <w:tcW w:type="dxa" w:w="4438"/>
+            <w:tcBorders>
+              <w:top w:val="single" w:color="A6A6A6" w:sz="4"/>
+              <w:left w:val="single" w:color="A6A6A6" w:sz="4"/>
+              <w:bottom w:val="single" w:color="A6A6A6" w:sz="4"/>
+              <w:right w:val="single" w:color="A6A6A6" w:sz="4"/>
+            </w:tcBorders>
+            <w:shd w:fill="DCE3F0" w:color="auto" w:val="clear"/>
+            <w:tcMar>
+              <w:top w:type="dxa" w:w="60"/>
+              <w:left w:type="dxa" w:w="100"/>
+              <w:bottom w:type="dxa" w:w="60"/>
+              <w:right w:type="dxa" w:w="100"/>
+            </w:tcMar>
+          </w:tcPr>
+          <w:p>
+            <w:pPr>
+              <w:spacing w:after="20" w:line="260"/>
+            </w:pPr>
+            <w:r>
+              <w:rPr>
+                <w:b w:val="false"/>
+                <w:bCs w:val="false"/>
+                <w:color w:val="000000"/>
+                <w:sz w:val="19"/>
+                <w:szCs w:val="19"/>
+              </w:rPr>
+              <w:t xml:space="preserve">result.lines に本体のログの末尾（メモリ上の直近 500 行まで）</w:t>
             </w:r>
           </w:p>
         </w:tc>
@@ -26102,7 +28058,7 @@
         </w:trPr>
         <w:tc>
           <w:tcPr>
-            <w:tcW w:type="dxa" w:w="1800"/>
+            <w:tcW w:type="dxa" w:w="2000"/>
             <w:tcBorders>
               <w:top w:val="single" w:color="A6A6A6" w:sz="4"/>
               <w:left w:val="single" w:color="A6A6A6" w:sz="4"/>
@@ -26130,73 +28086,73 @@
                 <w:sz w:val="19"/>
                 <w:szCs w:val="19"/>
               </w:rPr>
-              <w:t xml:space="preserve">upload_end</w:t>
-            </w:r>
-          </w:p>
-        </w:tc>
-        <w:tc>
-          <w:tcPr>
-            <w:tcW w:type="dxa" w:w="3300"/>
-            <w:tcBorders>
-              <w:top w:val="single" w:color="A6A6A6" w:sz="4"/>
-              <w:left w:val="single" w:color="A6A6A6" w:sz="4"/>
-              <w:bottom w:val="single" w:color="A6A6A6" w:sz="4"/>
-              <w:right w:val="single" w:color="A6A6A6" w:sz="4"/>
-            </w:tcBorders>
-            <w:shd w:fill="FFFFFF" w:color="auto" w:val="clear"/>
-            <w:tcMar>
-              <w:top w:type="dxa" w:w="60"/>
-              <w:left w:type="dxa" w:w="100"/>
-              <w:bottom w:type="dxa" w:w="60"/>
-              <w:right w:type="dxa" w:w="100"/>
-            </w:tcMar>
-          </w:tcPr>
-          <w:p>
-            <w:pPr>
-              <w:spacing w:after="20" w:line="260"/>
-            </w:pPr>
-            <w:r>
-              <w:rPr>
-                <w:b w:val="false"/>
-                <w:bCs w:val="false"/>
-                <w:color w:val="000000"/>
-                <w:sz w:val="19"/>
-                <w:szCs w:val="19"/>
-              </w:rPr>
-              <w:t xml:space="preserve">—</w:t>
-            </w:r>
-          </w:p>
-        </w:tc>
-        <w:tc>
-          <w:tcPr>
-            <w:tcW w:type="dxa" w:w="4538"/>
-            <w:tcBorders>
-              <w:top w:val="single" w:color="A6A6A6" w:sz="4"/>
-              <w:left w:val="single" w:color="A6A6A6" w:sz="4"/>
-              <w:bottom w:val="single" w:color="A6A6A6" w:sz="4"/>
-              <w:right w:val="single" w:color="A6A6A6" w:sz="4"/>
-            </w:tcBorders>
-            <w:shd w:fill="FFFFFF" w:color="auto" w:val="clear"/>
-            <w:tcMar>
-              <w:top w:type="dxa" w:w="60"/>
-              <w:left w:type="dxa" w:w="100"/>
-              <w:bottom w:type="dxa" w:w="60"/>
-              <w:right w:type="dxa" w:w="100"/>
-            </w:tcMar>
-          </w:tcPr>
-          <w:p>
-            <w:pPr>
-              <w:spacing w:after="20" w:line="260"/>
-            </w:pPr>
-            <w:r>
-              <w:rPr>
-                <w:b w:val="false"/>
-                <w:bCs w:val="false"/>
-                <w:color w:val="000000"/>
-                <w:sz w:val="19"/>
-                <w:szCs w:val="19"/>
-              </w:rPr>
-              <w:t xml:space="preserve">全ファイルの受信完了を確認し、SHA-256 と manifest（kind、ディレクトリ名 = id/name-version、列挙の一致）を検証して導入。失敗時は何も残さず ok=false。result に name, id, version</w:t>
+              <w:t xml:space="preserve">upload_begin</w:t>
+            </w:r>
+          </w:p>
+        </w:tc>
+        <w:tc>
+          <w:tcPr>
+            <w:tcW w:type="dxa" w:w="3200"/>
+            <w:tcBorders>
+              <w:top w:val="single" w:color="A6A6A6" w:sz="4"/>
+              <w:left w:val="single" w:color="A6A6A6" w:sz="4"/>
+              <w:bottom w:val="single" w:color="A6A6A6" w:sz="4"/>
+              <w:right w:val="single" w:color="A6A6A6" w:sz="4"/>
+            </w:tcBorders>
+            <w:shd w:fill="FFFFFF" w:color="auto" w:val="clear"/>
+            <w:tcMar>
+              <w:top w:type="dxa" w:w="60"/>
+              <w:left w:type="dxa" w:w="100"/>
+              <w:bottom w:type="dxa" w:w="60"/>
+              <w:right w:type="dxa" w:w="100"/>
+            </w:tcMar>
+          </w:tcPr>
+          <w:p>
+            <w:pPr>
+              <w:spacing w:after="20" w:line="260"/>
+            </w:pPr>
+            <w:r>
+              <w:rPr>
+                <w:b w:val="false"/>
+                <w:bCs w:val="false"/>
+                <w:color w:val="000000"/>
+                <w:sz w:val="19"/>
+                <w:szCs w:val="19"/>
+              </w:rPr>
+              <w:t xml:space="preserve">kind, name: &lt;dir-name&gt;, files: [{path, bytes, sha256}]</w:t>
+            </w:r>
+          </w:p>
+        </w:tc>
+        <w:tc>
+          <w:tcPr>
+            <w:tcW w:type="dxa" w:w="4438"/>
+            <w:tcBorders>
+              <w:top w:val="single" w:color="A6A6A6" w:sz="4"/>
+              <w:left w:val="single" w:color="A6A6A6" w:sz="4"/>
+              <w:bottom w:val="single" w:color="A6A6A6" w:sz="4"/>
+              <w:right w:val="single" w:color="A6A6A6" w:sz="4"/>
+            </w:tcBorders>
+            <w:shd w:fill="FFFFFF" w:color="auto" w:val="clear"/>
+            <w:tcMar>
+              <w:top w:type="dxa" w:w="60"/>
+              <w:left w:type="dxa" w:w="100"/>
+              <w:bottom w:type="dxa" w:w="60"/>
+              <w:right w:type="dxa" w:w="100"/>
+            </w:tcMar>
+          </w:tcPr>
+          <w:p>
+            <w:pPr>
+              <w:spacing w:after="20" w:line="260"/>
+            </w:pPr>
+            <w:r>
+              <w:rPr>
+                <w:b w:val="false"/>
+                <w:bCs w:val="false"/>
+                <w:color w:val="000000"/>
+                <w:sz w:val="19"/>
+                <w:szCs w:val="19"/>
+              </w:rPr>
+              <w:t xml:space="preserve">ロジック／パックのディレクトリの送信開始。files には manifest.json を含める（manifest.json 以外は安全な相対パスのみ）。既に同名が導入済みなら ok=false（新しい版名を使う）。1 回に 1 つ、200 ファイル・64 MiB まで。result に chunk_bytes（32768）</w:t>
             </w:r>
           </w:p>
         </w:tc>
@@ -26208,7 +28164,7 @@
         </w:trPr>
         <w:tc>
           <w:tcPr>
-            <w:tcW w:type="dxa" w:w="1800"/>
+            <w:tcW w:type="dxa" w:w="2000"/>
             <w:tcBorders>
               <w:top w:val="single" w:color="A6A6A6" w:sz="4"/>
               <w:left w:val="single" w:color="A6A6A6" w:sz="4"/>
@@ -26236,73 +28192,73 @@
                 <w:sz w:val="19"/>
                 <w:szCs w:val="19"/>
               </w:rPr>
-              <w:t xml:space="preserve">upload_abort</w:t>
-            </w:r>
-          </w:p>
-        </w:tc>
-        <w:tc>
-          <w:tcPr>
-            <w:tcW w:type="dxa" w:w="3300"/>
-            <w:tcBorders>
-              <w:top w:val="single" w:color="A6A6A6" w:sz="4"/>
-              <w:left w:val="single" w:color="A6A6A6" w:sz="4"/>
-              <w:bottom w:val="single" w:color="A6A6A6" w:sz="4"/>
-              <w:right w:val="single" w:color="A6A6A6" w:sz="4"/>
-            </w:tcBorders>
-            <w:shd w:fill="DCE3F0" w:color="auto" w:val="clear"/>
-            <w:tcMar>
-              <w:top w:type="dxa" w:w="60"/>
-              <w:left w:type="dxa" w:w="100"/>
-              <w:bottom w:type="dxa" w:w="60"/>
-              <w:right w:type="dxa" w:w="100"/>
-            </w:tcMar>
-          </w:tcPr>
-          <w:p>
-            <w:pPr>
-              <w:spacing w:after="20" w:line="260"/>
-            </w:pPr>
-            <w:r>
-              <w:rPr>
-                <w:b w:val="false"/>
-                <w:bCs w:val="false"/>
-                <w:color w:val="000000"/>
-                <w:sz w:val="19"/>
-                <w:szCs w:val="19"/>
-              </w:rPr>
-              <w:t xml:space="preserve">—</w:t>
-            </w:r>
-          </w:p>
-        </w:tc>
-        <w:tc>
-          <w:tcPr>
-            <w:tcW w:type="dxa" w:w="4538"/>
-            <w:tcBorders>
-              <w:top w:val="single" w:color="A6A6A6" w:sz="4"/>
-              <w:left w:val="single" w:color="A6A6A6" w:sz="4"/>
-              <w:bottom w:val="single" w:color="A6A6A6" w:sz="4"/>
-              <w:right w:val="single" w:color="A6A6A6" w:sz="4"/>
-            </w:tcBorders>
-            <w:shd w:fill="DCE3F0" w:color="auto" w:val="clear"/>
-            <w:tcMar>
-              <w:top w:type="dxa" w:w="60"/>
-              <w:left w:type="dxa" w:w="100"/>
-              <w:bottom w:type="dxa" w:w="60"/>
-              <w:right w:type="dxa" w:w="100"/>
-            </w:tcMar>
-          </w:tcPr>
-          <w:p>
-            <w:pPr>
-              <w:spacing w:after="20" w:line="260"/>
-            </w:pPr>
-            <w:r>
-              <w:rPr>
-                <w:b w:val="false"/>
-                <w:bCs w:val="false"/>
-                <w:color w:val="000000"/>
-                <w:sz w:val="19"/>
-                <w:szCs w:val="19"/>
-              </w:rPr>
-              <w:t xml:space="preserve">送信中のものを破棄（クライアントの切断でも破棄される）</w:t>
+              <w:t xml:space="preserve">upload_chunk</w:t>
+            </w:r>
+          </w:p>
+        </w:tc>
+        <w:tc>
+          <w:tcPr>
+            <w:tcW w:type="dxa" w:w="3200"/>
+            <w:tcBorders>
+              <w:top w:val="single" w:color="A6A6A6" w:sz="4"/>
+              <w:left w:val="single" w:color="A6A6A6" w:sz="4"/>
+              <w:bottom w:val="single" w:color="A6A6A6" w:sz="4"/>
+              <w:right w:val="single" w:color="A6A6A6" w:sz="4"/>
+            </w:tcBorders>
+            <w:shd w:fill="DCE3F0" w:color="auto" w:val="clear"/>
+            <w:tcMar>
+              <w:top w:type="dxa" w:w="60"/>
+              <w:left w:type="dxa" w:w="100"/>
+              <w:bottom w:type="dxa" w:w="60"/>
+              <w:right w:type="dxa" w:w="100"/>
+            </w:tcMar>
+          </w:tcPr>
+          <w:p>
+            <w:pPr>
+              <w:spacing w:after="20" w:line="260"/>
+            </w:pPr>
+            <w:r>
+              <w:rPr>
+                <w:b w:val="false"/>
+                <w:bCs w:val="false"/>
+                <w:color w:val="000000"/>
+                <w:sz w:val="19"/>
+                <w:szCs w:val="19"/>
+              </w:rPr>
+              <w:t xml:space="preserve">path, offset, data（base64）</w:t>
+            </w:r>
+          </w:p>
+        </w:tc>
+        <w:tc>
+          <w:tcPr>
+            <w:tcW w:type="dxa" w:w="4438"/>
+            <w:tcBorders>
+              <w:top w:val="single" w:color="A6A6A6" w:sz="4"/>
+              <w:left w:val="single" w:color="A6A6A6" w:sz="4"/>
+              <w:bottom w:val="single" w:color="A6A6A6" w:sz="4"/>
+              <w:right w:val="single" w:color="A6A6A6" w:sz="4"/>
+            </w:tcBorders>
+            <w:shd w:fill="DCE3F0" w:color="auto" w:val="clear"/>
+            <w:tcMar>
+              <w:top w:type="dxa" w:w="60"/>
+              <w:left w:type="dxa" w:w="100"/>
+              <w:bottom w:type="dxa" w:w="60"/>
+              <w:right w:type="dxa" w:w="100"/>
+            </w:tcMar>
+          </w:tcPr>
+          <w:p>
+            <w:pPr>
+              <w:spacing w:after="20" w:line="260"/>
+            </w:pPr>
+            <w:r>
+              <w:rPr>
+                <w:b w:val="false"/>
+                <w:bCs w:val="false"/>
+                <w:color w:val="000000"/>
+                <w:sz w:val="19"/>
+                <w:szCs w:val="19"/>
+              </w:rPr>
+              <w:t xml:space="preserve">ファイルの内容を順に送る（offset は受信済みバイト数と一致すること、1 回 32 KiB まで）。result に received, bytes</w:t>
             </w:r>
           </w:p>
         </w:tc>
@@ -26314,7 +28270,7 @@
         </w:trPr>
         <w:tc>
           <w:tcPr>
-            <w:tcW w:type="dxa" w:w="1800"/>
+            <w:tcW w:type="dxa" w:w="2000"/>
             <w:tcBorders>
               <w:top w:val="single" w:color="A6A6A6" w:sz="4"/>
               <w:left w:val="single" w:color="A6A6A6" w:sz="4"/>
@@ -26342,13 +28298,225 @@
                 <w:sz w:val="19"/>
                 <w:szCs w:val="19"/>
               </w:rPr>
+              <w:t xml:space="preserve">upload_end</w:t>
+            </w:r>
+          </w:p>
+        </w:tc>
+        <w:tc>
+          <w:tcPr>
+            <w:tcW w:type="dxa" w:w="3200"/>
+            <w:tcBorders>
+              <w:top w:val="single" w:color="A6A6A6" w:sz="4"/>
+              <w:left w:val="single" w:color="A6A6A6" w:sz="4"/>
+              <w:bottom w:val="single" w:color="A6A6A6" w:sz="4"/>
+              <w:right w:val="single" w:color="A6A6A6" w:sz="4"/>
+            </w:tcBorders>
+            <w:shd w:fill="FFFFFF" w:color="auto" w:val="clear"/>
+            <w:tcMar>
+              <w:top w:type="dxa" w:w="60"/>
+              <w:left w:type="dxa" w:w="100"/>
+              <w:bottom w:type="dxa" w:w="60"/>
+              <w:right w:type="dxa" w:w="100"/>
+            </w:tcMar>
+          </w:tcPr>
+          <w:p>
+            <w:pPr>
+              <w:spacing w:after="20" w:line="260"/>
+            </w:pPr>
+            <w:r>
+              <w:rPr>
+                <w:b w:val="false"/>
+                <w:bCs w:val="false"/>
+                <w:color w:val="000000"/>
+                <w:sz w:val="19"/>
+                <w:szCs w:val="19"/>
+              </w:rPr>
+              <w:t xml:space="preserve">—</w:t>
+            </w:r>
+          </w:p>
+        </w:tc>
+        <w:tc>
+          <w:tcPr>
+            <w:tcW w:type="dxa" w:w="4438"/>
+            <w:tcBorders>
+              <w:top w:val="single" w:color="A6A6A6" w:sz="4"/>
+              <w:left w:val="single" w:color="A6A6A6" w:sz="4"/>
+              <w:bottom w:val="single" w:color="A6A6A6" w:sz="4"/>
+              <w:right w:val="single" w:color="A6A6A6" w:sz="4"/>
+            </w:tcBorders>
+            <w:shd w:fill="FFFFFF" w:color="auto" w:val="clear"/>
+            <w:tcMar>
+              <w:top w:type="dxa" w:w="60"/>
+              <w:left w:type="dxa" w:w="100"/>
+              <w:bottom w:type="dxa" w:w="60"/>
+              <w:right w:type="dxa" w:w="100"/>
+            </w:tcMar>
+          </w:tcPr>
+          <w:p>
+            <w:pPr>
+              <w:spacing w:after="20" w:line="260"/>
+            </w:pPr>
+            <w:r>
+              <w:rPr>
+                <w:b w:val="false"/>
+                <w:bCs w:val="false"/>
+                <w:color w:val="000000"/>
+                <w:sz w:val="19"/>
+                <w:szCs w:val="19"/>
+              </w:rPr>
+              <w:t xml:space="preserve">全ファイルの受信完了を確認し、SHA-256 と manifest（kind、ディレクトリ名 = id/name-version、列挙の一致）を検証して導入。失敗時は何も残さず ok=false。result に name, id, version</w:t>
+            </w:r>
+          </w:p>
+        </w:tc>
+      </w:tr>
+      <w:tr>
+        <w:trPr>
+          <w:cantSplit/>
+          <w:tblHeader w:val="false"/>
+        </w:trPr>
+        <w:tc>
+          <w:tcPr>
+            <w:tcW w:type="dxa" w:w="2000"/>
+            <w:tcBorders>
+              <w:top w:val="single" w:color="A6A6A6" w:sz="4"/>
+              <w:left w:val="single" w:color="A6A6A6" w:sz="4"/>
+              <w:bottom w:val="single" w:color="A6A6A6" w:sz="4"/>
+              <w:right w:val="single" w:color="A6A6A6" w:sz="4"/>
+            </w:tcBorders>
+            <w:shd w:fill="DCE3F0" w:color="auto" w:val="clear"/>
+            <w:tcMar>
+              <w:top w:type="dxa" w:w="60"/>
+              <w:left w:type="dxa" w:w="100"/>
+              <w:bottom w:type="dxa" w:w="60"/>
+              <w:right w:type="dxa" w:w="100"/>
+            </w:tcMar>
+          </w:tcPr>
+          <w:p>
+            <w:pPr>
+              <w:spacing w:after="20" w:line="260"/>
+            </w:pPr>
+            <w:r>
+              <w:rPr>
+                <w:rFonts w:ascii="Consolas" w:cs="Consolas" w:eastAsia="Consolas" w:hAnsi="Consolas"/>
+                <w:b w:val="false"/>
+                <w:bCs w:val="false"/>
+                <w:color w:val="000000"/>
+                <w:sz w:val="19"/>
+                <w:szCs w:val="19"/>
+              </w:rPr>
+              <w:t xml:space="preserve">upload_abort</w:t>
+            </w:r>
+          </w:p>
+        </w:tc>
+        <w:tc>
+          <w:tcPr>
+            <w:tcW w:type="dxa" w:w="3200"/>
+            <w:tcBorders>
+              <w:top w:val="single" w:color="A6A6A6" w:sz="4"/>
+              <w:left w:val="single" w:color="A6A6A6" w:sz="4"/>
+              <w:bottom w:val="single" w:color="A6A6A6" w:sz="4"/>
+              <w:right w:val="single" w:color="A6A6A6" w:sz="4"/>
+            </w:tcBorders>
+            <w:shd w:fill="DCE3F0" w:color="auto" w:val="clear"/>
+            <w:tcMar>
+              <w:top w:type="dxa" w:w="60"/>
+              <w:left w:type="dxa" w:w="100"/>
+              <w:bottom w:type="dxa" w:w="60"/>
+              <w:right w:type="dxa" w:w="100"/>
+            </w:tcMar>
+          </w:tcPr>
+          <w:p>
+            <w:pPr>
+              <w:spacing w:after="20" w:line="260"/>
+            </w:pPr>
+            <w:r>
+              <w:rPr>
+                <w:b w:val="false"/>
+                <w:bCs w:val="false"/>
+                <w:color w:val="000000"/>
+                <w:sz w:val="19"/>
+                <w:szCs w:val="19"/>
+              </w:rPr>
+              <w:t xml:space="preserve">—</w:t>
+            </w:r>
+          </w:p>
+        </w:tc>
+        <w:tc>
+          <w:tcPr>
+            <w:tcW w:type="dxa" w:w="4438"/>
+            <w:tcBorders>
+              <w:top w:val="single" w:color="A6A6A6" w:sz="4"/>
+              <w:left w:val="single" w:color="A6A6A6" w:sz="4"/>
+              <w:bottom w:val="single" w:color="A6A6A6" w:sz="4"/>
+              <w:right w:val="single" w:color="A6A6A6" w:sz="4"/>
+            </w:tcBorders>
+            <w:shd w:fill="DCE3F0" w:color="auto" w:val="clear"/>
+            <w:tcMar>
+              <w:top w:type="dxa" w:w="60"/>
+              <w:left w:type="dxa" w:w="100"/>
+              <w:bottom w:type="dxa" w:w="60"/>
+              <w:right w:type="dxa" w:w="100"/>
+            </w:tcMar>
+          </w:tcPr>
+          <w:p>
+            <w:pPr>
+              <w:spacing w:after="20" w:line="260"/>
+            </w:pPr>
+            <w:r>
+              <w:rPr>
+                <w:b w:val="false"/>
+                <w:bCs w:val="false"/>
+                <w:color w:val="000000"/>
+                <w:sz w:val="19"/>
+                <w:szCs w:val="19"/>
+              </w:rPr>
+              <w:t xml:space="preserve">送信中のものを破棄（クライアントの切断でも破棄される）</w:t>
+            </w:r>
+          </w:p>
+        </w:tc>
+      </w:tr>
+      <w:tr>
+        <w:trPr>
+          <w:cantSplit/>
+          <w:tblHeader w:val="false"/>
+        </w:trPr>
+        <w:tc>
+          <w:tcPr>
+            <w:tcW w:type="dxa" w:w="2000"/>
+            <w:tcBorders>
+              <w:top w:val="single" w:color="A6A6A6" w:sz="4"/>
+              <w:left w:val="single" w:color="A6A6A6" w:sz="4"/>
+              <w:bottom w:val="single" w:color="A6A6A6" w:sz="4"/>
+              <w:right w:val="single" w:color="A6A6A6" w:sz="4"/>
+            </w:tcBorders>
+            <w:shd w:fill="FFFFFF" w:color="auto" w:val="clear"/>
+            <w:tcMar>
+              <w:top w:type="dxa" w:w="60"/>
+              <w:left w:type="dxa" w:w="100"/>
+              <w:bottom w:type="dxa" w:w="60"/>
+              <w:right w:type="dxa" w:w="100"/>
+            </w:tcMar>
+          </w:tcPr>
+          <w:p>
+            <w:pPr>
+              <w:spacing w:after="20" w:line="260"/>
+            </w:pPr>
+            <w:r>
+              <w:rPr>
+                <w:rFonts w:ascii="Consolas" w:cs="Consolas" w:eastAsia="Consolas" w:hAnsi="Consolas"/>
+                <w:b w:val="false"/>
+                <w:bCs w:val="false"/>
+                <w:color w:val="000000"/>
+                <w:sz w:val="19"/>
+                <w:szCs w:val="19"/>
+              </w:rPr>
               <w:t xml:space="preserve">delete_version</w:t>
             </w:r>
           </w:p>
         </w:tc>
         <w:tc>
           <w:tcPr>
-            <w:tcW w:type="dxa" w:w="3300"/>
+            <w:tcW w:type="dxa" w:w="3200"/>
             <w:tcBorders>
               <w:top w:val="single" w:color="A6A6A6" w:sz="4"/>
               <w:left w:val="single" w:color="A6A6A6" w:sz="4"/>
@@ -26381,7 +28549,7 @@
         </w:tc>
         <w:tc>
           <w:tcPr>
-            <w:tcW w:type="dxa" w:w="4538"/>
+            <w:tcW w:type="dxa" w:w="4438"/>
             <w:tcBorders>
               <w:top w:val="single" w:color="A6A6A6" w:sz="4"/>
               <w:left w:val="single" w:color="A6A6A6" w:sz="4"/>
@@ -26642,7 +28810,7 @@
                 <w:sz w:val="19"/>
                 <w:szCs w:val="19"/>
               </w:rPr>
-              <w:t xml:space="preserve">モードが変わったとき、非常停止が変わったとき、切り替えが終わったとき、throttled の値が変わったとき</w:t>
+              <w:t xml:space="preserve">モードが変わったとき、非常停止が変わったとき、切り替えが終わったとき、throttled の値が変わったとき、自動の最大出力が変わったとき</w:t>
             </w:r>
           </w:p>
         </w:tc>
@@ -29560,7 +31728,7 @@
                 <w:sz w:val="19"/>
                 <w:szCs w:val="19"/>
               </w:rPr>
-              <w:t xml:space="preserve">制御メッセージ（ControlCodec）、テレメトリフレーム（TelemetryFrameCodec／Reader）、manifest（Manifest／ManifestVerifier）、収録（SessionWriter）。車側と1対1に対応する通信形式のみを含み、GUI に依存しない</w:t>
+              <w:t xml:space="preserve">制御メッセージ（ControlCodec）、テレメトリフレーム（TelemetryFrameCodec／Reader）、manifest（Manifest／ManifestVerifier）、収録（SessionWriter）、手動操作の入力（ManualInput）、版の切り替えの計画（ActivationPlanner：別のロジック用の版を選んだときの組の決定、戻すときに両方が必要かの判定）、自作プログラムのパック化（ProgramPack）。車側と1対1に対応する通信形式と、UI を持たない計算部品のみを含み、GUI に依存しない</w:t>
             </w:r>
           </w:p>
         </w:tc>
@@ -29632,7 +31800,7 @@
                 <w:sz w:val="19"/>
                 <w:szCs w:val="19"/>
               </w:rPr>
-              <w:t xml:space="preserve">xunit による単体テスト（往復変換、同期復帰、manifest の検証、収録フォルダの形式）</w:t>
+              <w:t xml:space="preserve">xunit による単体テスト（往復変換、同期復帰、manifest の検証、収録フォルダの形式、手動操作、切り替えの計画、プログラムのパック化、新しい要求の組み立て）</w:t>
             </w:r>
           </w:p>
         </w:tc>
@@ -29704,7 +31872,7 @@
                 <w:sz w:val="19"/>
                 <w:szCs w:val="19"/>
               </w:rPr>
-              <w:t xml:space="preserve">走行管理の画面。配布は単一の実行ファイル RumiCarDriveManager.exe（自己完結、win-x64）</w:t>
+              <w:t xml:space="preserve">走行管理の画面と、この PC の Wi-Fi の問い合わせ（PcWifi：wlanapi.dll）。配布は単一の実行ファイル RumiCarDriveManager.exe（自己完結、win-x64）</w:t>
             </w:r>
           </w:p>
         </w:tc>
@@ -29878,7 +32046,7 @@
                 <w:sz w:val="19"/>
                 <w:szCs w:val="19"/>
               </w:rPr>
-              <w:t xml:space="preserve">アプリの名前と版（ウィンドウのタイトルにも。Release でないビルドは +g&lt;commit&gt; 付き）、車のアドレス（既定 10.42.0.1）と車の名前（既定 RumiCar、収録フォルダ名に使う）、接続／切断、接続状態、非常停止、非常停止解除</w:t>
+              <w:t xml:space="preserve">アプリの名前と版（ウィンドウのタイトルにも。Release でないビルドは +g&lt;commit&gt; 付き）、PC の Wi-Fi（下の行）、車のアドレス（既定 10.42.0.1）と車の名前（既定 RumiCar、収録フォルダ名に使う）、接続／切断、接続状態、非常停止、非常停止解除</w:t>
             </w:r>
           </w:p>
         </w:tc>
@@ -29917,7 +32085,7 @@
                 <w:sz w:val="19"/>
                 <w:szCs w:val="19"/>
               </w:rPr>
-              <w:t xml:space="preserve">画像</w:t>
+              <w:t xml:space="preserve">PC の Wi-Fi</w:t>
             </w:r>
           </w:p>
         </w:tc>
@@ -29950,7 +32118,7 @@
                 <w:sz w:val="19"/>
                 <w:szCs w:val="19"/>
               </w:rPr>
-              <w:t xml:space="preserve">受信した最新の JPEG を表示（表示は最新のみ、収録は全フレーム）。「画像を表示」のチェックを外すと表示と JPEG の展開を止める（受信と収録は続く）。「判断を重ねる」（既定オン）でロジックの補助出力（aux 形式 1）を復号し、位置つき検出器は最良セルに枠（赤信号 = 赤、青信号 = 緑、車両 = 水色、その他 = 黄）、全体検出器（セル数 0）は画像全体を囲む枠（交差点 = 橙。複数なら内側にずらして重ねる）と名前・確からしさを描く。確定は太枠、このフレームだけの検出は細枠。画像と枠は Viewbox の中で同じ画素座標を使うので、窓の大きさに合わせて一緒に拡大縮小される</w:t>
+              <w:t xml:space="preserve">この PC がいまつながっている Wi-Fi の名前（SSID）を 2 秒ごとに Windows の Native Wi-Fi API（wlanapi.dll：WlanEnumInterfaces、WlanQueryInterface の現在の接続）で読んで表示。車に接続したときの名前を覚え、接続中にそのネットワークから外れる（別の SSID に移る、切れる）と赤くなりログに注意を出す（Windows はインターネットに出られない AP から勝手に別のネットワークへ移ることがあり、「急に通信が切れた」の原因になるため）。Wi-Fi のアダプターが無い・WLAN サービスが止まっている・接続していないときはその旨。Windows 11 24H2 以降は位置情報の許可が無いと名前が渡されない（ERROR_ACCESS_DENIED か空の SSID）ので「読めません」と表示し、設定 → プライバシーとセキュリティ → 位置情報 →「デスクトップ アプリに位置情報へのアクセスを許可する」をオンにするよう案内する</w:t>
             </w:r>
           </w:p>
         </w:tc>
@@ -29989,7 +32157,7 @@
                 <w:sz w:val="19"/>
                 <w:szCs w:val="19"/>
               </w:rPr>
-              <w:t xml:space="preserve">状態</w:t>
+              <w:t xml:space="preserve">画像</w:t>
             </w:r>
           </w:p>
         </w:tc>
@@ -30022,7 +32190,7 @@
                 <w:sz w:val="19"/>
                 <w:szCs w:val="19"/>
               </w:rPr>
-              <w:t xml:space="preserve">モードと非常停止（色付きの札：非常停止なし = 緑、作動中 = 赤、理由付き）、判断状態（名前と意味：例「FOLLOW（前の車両に追従）」。同梱ロジックの状態名は日本語を添える）、ToF 左／中／右、モーター出力、ロジックの判断（いずれも「操舵 左／中央／右 / 前進 74.8% (191/255)・後退 …・停止・ブレーキ」。% は PWM のデューティ比、括弧内は同じ値の Arduino analogWrite 換算 0〜255）、版（ロジック／パック）、判断データ（使用中のパックの id・版・説明）、対応機能（capabilities を 壁／信号機／車両／交差点 で表示）、学習元（scenarios と元の版）、電源（throttled）、バッテリー、検出（aux の検出器ごとに「赤信号 0.92 (6,0) ×3 ●」：確からしさ、セルの列と行、セル数、● = 確定、○ = このフレームだけ。全体検出器は「交差点(左) 0.88 ●」。名前は get_status の aux_names から）。受信コマ数（うち画像付きの数）は画像の下</w:t>
+              <w:t xml:space="preserve">受信した最新の JPEG を表示（表示は最新のみ、収録は全フレーム）。「画像を表示」のチェックを外すと表示と JPEG の展開を止める（受信と収録は続く）。「判断を重ねる」（既定オン）でロジックの補助出力（aux 形式 1）を復号し、位置つき検出器は最良セルに枠（赤信号 = 赤、青信号 = 緑、車両 = 水色、その他 = 黄）、全体検出器（セル数 0）は画像全体を囲む枠（交差点 = 橙。複数なら内側にずらして重ねる）と名前・確からしさを描く。確定は太枠、このフレームだけの検出は細枠。画像と枠は Viewbox の中で同じ画素座標を使うので、窓の大きさに合わせて一緒に拡大縮小される</w:t>
             </w:r>
           </w:p>
         </w:tc>
@@ -30061,7 +32229,7 @@
                 <w:sz w:val="19"/>
                 <w:szCs w:val="19"/>
               </w:rPr>
-              <w:t xml:space="preserve">見た目</w:t>
+              <w:t xml:space="preserve">状態</w:t>
             </w:r>
           </w:p>
         </w:tc>
@@ -30094,7 +32262,7 @@
                 <w:sz w:val="19"/>
                 <w:szCs w:val="19"/>
               </w:rPr>
-              <w:t xml:space="preserve">WPF の標準機能だけ（App.xaml のスタイルとテンプレート、追加ライブラリなし）：角丸のカード、平らなボタン（主操作は青、非常停止は赤）、使用中の走行モードを強調、等幅フォントの数値、画面幅に応じて右側の列をスクロール</w:t>
+              <w:t xml:space="preserve">モードと非常停止（色付きの札：非常停止なし = 緑、作動中 = 赤、理由付き）、判断状態（名前と意味：例「FOLLOW（前の車両に追従）」。同梱ロジックの状態名は日本語を添える）、ToF 左／中／右、モーター出力、ロジックの判断（いずれも「操舵 左／中央／右 / 前進 74.8% (191/255)・後退 …・停止・ブレーキ」。% は PWM のデューティ比、括弧内は同じ値の Arduino analogWrite 換算 0〜255）、版（ロジック／パック）、判断データ（使用中のパックの id・版・説明）、対応機能（capabilities を 壁／信号機／車両／交差点 で表示）、学習元（scenarios と元の版）、電源（throttled）、バッテリー、検出（aux の検出器ごとに「赤信号 0.92 (6,0) ×3 ●」：確からしさ、セルの列と行、セル数、● = 確定、○ = このフレームだけ。全体検出器は「交差点(左) 0.88 ●」。名前は get_status の aux_names から）。受信コマ数（うち画像付きの数）は画像の下</w:t>
             </w:r>
           </w:p>
         </w:tc>
@@ -30133,7 +32301,7 @@
                 <w:sz w:val="19"/>
                 <w:szCs w:val="19"/>
               </w:rPr>
-              <w:t xml:space="preserve">走行モード</w:t>
+              <w:t xml:space="preserve">見た目</w:t>
             </w:r>
           </w:p>
         </w:tc>
@@ -30166,7 +32334,7 @@
                 <w:sz w:val="19"/>
                 <w:szCs w:val="19"/>
               </w:rPr>
-              <w:t xml:space="preserve">自動／手動／収録のみ の切り替え。下に「起動時のモード」（get_status の startup_mode）を表示</w:t>
+              <w:t xml:space="preserve">WPF の標準機能だけ（App.xaml のスタイルとテンプレート、追加ライブラリなし）：角丸のカード、平らなボタン（主操作は青、非常停止は赤）、使用中の走行モードを強調、等幅フォントの数値、画面幅に応じて右側の列をスクロール</w:t>
             </w:r>
           </w:p>
         </w:tc>
@@ -30205,7 +32373,7 @@
                 <w:sz w:val="19"/>
                 <w:szCs w:val="19"/>
               </w:rPr>
-              <w:t xml:space="preserve">手動操作（操縦パッド）</w:t>
+              <w:t xml:space="preserve">走行モード</w:t>
             </w:r>
           </w:p>
         </w:tc>
@@ -30238,97 +32406,7 @@
                 <w:sz w:val="19"/>
                 <w:szCs w:val="19"/>
               </w:rPr>
-              <w:t xml:space="preserve">手動モードのときだけ有効。入力を RumiCar.Protocol の ManualInput（UI を持たない計算部品。単体テストあり）に渡し、50 ms ごと（と入力のたび）に指令を求め、前に受理された指令と違うときだけ manual_drive を送る（応答待ちの間は送らず、応答後に最新の指令を送る）。操舵は車の都合で 左／中央／右 の 3 段、駆動は 1% 刻み。</w:t>
-            </w:r>
-          </w:p>
-          <w:p>
-            <w:pPr>
-              <w:spacing w:after="20" w:line="260"/>
-            </w:pPr>
-            <w:r>
-              <w:rPr>
-                <w:b w:val="false"/>
-                <w:bCs w:val="false"/>
-                <w:color w:val="000000"/>
-                <w:sz w:val="19"/>
-                <w:szCs w:val="19"/>
-              </w:rPr>
-              <w:t xml:space="preserve">・パッド（押したまま動かす。マウス、タッチパッド）：左右の 1/3 で操舵（入る線 ±0.33、戻る線 ±0.22 の履歴付き）、上 = 前進・下 = 後退、中心線から離すほど速く端で「最大出力」、中心線の ±12% は停止。離すと停止（デッドマン）。押したときにスクロールの設定速度を 0 にする</w:t>
-            </w:r>
-          </w:p>
-          <w:p>
-            <w:pPr>
-              <w:spacing w:after="20" w:line="260"/>
-            </w:pPr>
-            <w:r>
-              <w:rPr>
-                <w:b w:val="false"/>
-                <w:bCs w:val="false"/>
-                <w:color w:val="000000"/>
-                <w:sz w:val="19"/>
-                <w:szCs w:val="19"/>
-              </w:rPr>
-              <w:t xml:space="preserve">・上下スクロール（パッドか画像の上。ホイール 1 目盛り = 120 で 5%、タッチパッドの細かい量は積算）：設定速度を変え、手を離しても保つ。前進⇔後退は 0 で止まり、スクロールを 0.4 秒止めてからでないと反対へ進まない</w:t>
-            </w:r>
-          </w:p>
-          <w:p>
-            <w:pPr>
-              <w:spacing w:after="20" w:line="260"/>
-            </w:pPr>
-            <w:r>
-              <w:rPr>
-                <w:b w:val="false"/>
-                <w:bCs w:val="false"/>
-                <w:color w:val="000000"/>
-                <w:sz w:val="19"/>
-                <w:szCs w:val="19"/>
-              </w:rPr>
-              <w:t xml:space="preserve">・左右スクロール（WM_MOUSEHWHEEL：2 本指の横移動・横に倒せるホイール、または Shift ＋ ホイール）：積算が 40 に達すると左／右、最後の横スクロールから 0.25 秒で中央。「左右スクロールの向きを反転」で符号を逆に</w:t>
-            </w:r>
-          </w:p>
-          <w:p>
-            <w:pPr>
-              <w:spacing w:after="20" w:line="260"/>
-            </w:pPr>
-            <w:r>
-              <w:rPr>
-                <w:b w:val="false"/>
-                <w:bCs w:val="false"/>
-                <w:color w:val="000000"/>
-                <w:sz w:val="19"/>
-                <w:szCs w:val="19"/>
-              </w:rPr>
-              <w:t xml:space="preserve">・矢印キー：← → 押している間の操舵、↑ ↓ 押している間「最大出力」で前進／後退（設定速度は 0 に）。テキスト入力中は効かない</w:t>
-            </w:r>
-          </w:p>
-          <w:p>
-            <w:pPr>
-              <w:spacing w:after="20" w:line="260"/>
-            </w:pPr>
-            <w:r>
-              <w:rPr>
-                <w:b w:val="false"/>
-                <w:bCs w:val="false"/>
-                <w:color w:val="000000"/>
-                <w:sz w:val="19"/>
-                <w:szCs w:val="19"/>
-              </w:rPr>
-              <w:t xml:space="preserve">・停止：Space、パッドの右／中クリック、「停止」ボタン、ウィンドウが非アクティブになったとき、モードが変わったとき、切断</w:t>
-            </w:r>
-          </w:p>
-          <w:p>
-            <w:pPr>
-              <w:spacing w:after="20" w:line="260"/>
-            </w:pPr>
-            <w:r>
-              <w:rPr>
-                <w:b w:val="false"/>
-                <w:bCs w:val="false"/>
-                <w:color w:val="000000"/>
-                <w:sz w:val="19"/>
-                <w:szCs w:val="19"/>
-              </w:rPr>
-              <w:t xml:space="preserve">優先順位：パッド（押している間）＞ 押しているキー ＞ スクロール（← → の操舵はスクロールの設定速度と組み合わせられる）。「最大出力」（既定 60%、10〜100%）はすべての上限で、車側でも max_drive_permille で制限される</w:t>
+              <w:t xml:space="preserve">自動／手動／収録のみ の切り替え。下に「起動時のモード」（get_status の startup_mode）を表示</w:t>
             </w:r>
           </w:p>
         </w:tc>
@@ -30367,7 +32445,7 @@
                 <w:sz w:val="19"/>
                 <w:szCs w:val="19"/>
               </w:rPr>
-              <w:t xml:space="preserve">版の管理</w:t>
+              <w:t xml:space="preserve">自動の最大出力</w:t>
             </w:r>
           </w:p>
         </w:tc>
@@ -30400,7 +32478,7 @@
                 <w:sz w:val="19"/>
                 <w:szCs w:val="19"/>
               </w:rPr>
-              <w:t xml:space="preserve">車のロジック／データの一覧（使用中・直前・検証結果・対応機能・説明付き。選ぶと説明・対応機能・学習元・元の版を下に表示）、「一覧更新」、「送る…」（フォルダを選び manifest を検証して upload、進み具合を表示）、「有効化」（activate）、「削除」（確認後 delete_version）、「ロジックを戻す」「データを戻す」（rollback）。接続時と切り替え完了時に一覧を更新</w:t>
+              <w:t xml:space="preserve">「自動」でロジックが出す駆動の上限（スライダー 0〜100%）。動かして 0.3 秒止まると set_auto_limit を送り、車が丸めた値（max_drive_permille まで）で表示を合わせる。接続時と status イベントで車の値（get_status の auto_limit）を読む。車が覚えるので切断しても残り、車の再起動で 100%（max_drive_permille）に戻る。本体が 0.3.0 より前（auto_limit を返さない）なら無効にして「車の本体が 0.3.0 以降で使えます」と表示。手動の「最大出力」とは別</w:t>
             </w:r>
           </w:p>
         </w:tc>
@@ -30439,7 +32517,7 @@
                 <w:sz w:val="19"/>
                 <w:szCs w:val="19"/>
               </w:rPr>
-              <w:t xml:space="preserve">収録</w:t>
+              <w:t xml:space="preserve">手動操作（操縦パッド）</w:t>
             </w:r>
           </w:p>
         </w:tc>
@@ -30472,7 +32550,97 @@
                 <w:sz w:val="19"/>
                 <w:szCs w:val="19"/>
               </w:rPr>
-              <w:t xml:space="preserve">保存先フォルダ（既定 %USERPROFILE%\RumiCarData）、シナリオ（編集できる一覧。&lt;保存先&gt;/scenarios.json に使った名前を新しい順・回数付きで残す）、メモ、収録開始／停止。「接続したら自動で収録を開始する」（既定オン）で接続のたびに新しいセッションを開き、切断で閉じる。シナリオとメモは開始時の値を session.json に書く。受信した全フレームをフォルダに書く</w:t>
+              <w:t xml:space="preserve">手動モードのときだけ有効。入力を RumiCar.Protocol の ManualInput（UI を持たない計算部品。単体テストあり）に渡し、50 ms ごと（と入力のたび）に指令を求め、前に受理された指令と違うときだけ manual_drive を送る（応答待ちの間は送らず、応答後に最新の指令を送る）。操舵は車の都合で 左／中央／右 の 3 段、駆動は 1% 刻み。</w:t>
+            </w:r>
+          </w:p>
+          <w:p>
+            <w:pPr>
+              <w:spacing w:after="20" w:line="260"/>
+            </w:pPr>
+            <w:r>
+              <w:rPr>
+                <w:b w:val="false"/>
+                <w:bCs w:val="false"/>
+                <w:color w:val="000000"/>
+                <w:sz w:val="19"/>
+                <w:szCs w:val="19"/>
+              </w:rPr>
+              <w:t xml:space="preserve">・パッド（押したまま動かす。マウス、タッチパッド）：左右の 1/3 で操舵（入る線 ±0.33、戻る線 ±0.22 の履歴付き）、上 = 前進・下 = 後退、中心線から離すほど速く端で「最大出力」、中心線の ±12% は停止。離すと停止（デッドマン）。押したときにスクロールの設定速度を 0 にする</w:t>
+            </w:r>
+          </w:p>
+          <w:p>
+            <w:pPr>
+              <w:spacing w:after="20" w:line="260"/>
+            </w:pPr>
+            <w:r>
+              <w:rPr>
+                <w:b w:val="false"/>
+                <w:bCs w:val="false"/>
+                <w:color w:val="000000"/>
+                <w:sz w:val="19"/>
+                <w:szCs w:val="19"/>
+              </w:rPr>
+              <w:t xml:space="preserve">・上下スクロール（パッドか画像の上。ホイール 1 目盛り = 120 で 5%、タッチパッドの細かい量は積算）：設定速度を変え、手を離しても保つ。前進⇔後退は 0 で止まり、スクロールを 0.4 秒止めてからでないと反対へ進まない</w:t>
+            </w:r>
+          </w:p>
+          <w:p>
+            <w:pPr>
+              <w:spacing w:after="20" w:line="260"/>
+            </w:pPr>
+            <w:r>
+              <w:rPr>
+                <w:b w:val="false"/>
+                <w:bCs w:val="false"/>
+                <w:color w:val="000000"/>
+                <w:sz w:val="19"/>
+                <w:szCs w:val="19"/>
+              </w:rPr>
+              <w:t xml:space="preserve">・左右スクロール（WM_MOUSEHWHEEL：2 本指の横移動・横に倒せるホイール、または Shift ＋ ホイール）：積算が 40 に達すると左／右、最後の横スクロールから 0.25 秒で中央。「左右スクロールの向きを反転」で符号を逆に</w:t>
+            </w:r>
+          </w:p>
+          <w:p>
+            <w:pPr>
+              <w:spacing w:after="20" w:line="260"/>
+            </w:pPr>
+            <w:r>
+              <w:rPr>
+                <w:b w:val="false"/>
+                <w:bCs w:val="false"/>
+                <w:color w:val="000000"/>
+                <w:sz w:val="19"/>
+                <w:szCs w:val="19"/>
+              </w:rPr>
+              <w:t xml:space="preserve">・矢印キー：← → 押している間の操舵、↑ ↓ 押している間「最大出力」で前進／後退（設定速度は 0 に）。テキスト入力中は効かない</w:t>
+            </w:r>
+          </w:p>
+          <w:p>
+            <w:pPr>
+              <w:spacing w:after="20" w:line="260"/>
+            </w:pPr>
+            <w:r>
+              <w:rPr>
+                <w:b w:val="false"/>
+                <w:bCs w:val="false"/>
+                <w:color w:val="000000"/>
+                <w:sz w:val="19"/>
+                <w:szCs w:val="19"/>
+              </w:rPr>
+              <w:t xml:space="preserve">・停止：Space、パッドの右／中クリック、「停止」ボタン、ウィンドウが非アクティブになったとき、モードが変わったとき、切断</w:t>
+            </w:r>
+          </w:p>
+          <w:p>
+            <w:pPr>
+              <w:spacing w:after="20" w:line="260"/>
+            </w:pPr>
+            <w:r>
+              <w:rPr>
+                <w:b w:val="false"/>
+                <w:bCs w:val="false"/>
+                <w:color w:val="000000"/>
+                <w:sz w:val="19"/>
+                <w:szCs w:val="19"/>
+              </w:rPr>
+              <w:t xml:space="preserve">優先順位：パッド（押している間）＞ 押しているキー ＞ スクロール（← → の操舵はスクロールの設定速度と組み合わせられる）。「最大出力」（既定 60%、10〜100%）はすべての上限で、車側でも max_drive_permille で制限される</w:t>
             </w:r>
           </w:p>
         </w:tc>
@@ -30511,7 +32679,7 @@
                 <w:sz w:val="19"/>
                 <w:szCs w:val="19"/>
               </w:rPr>
-              <w:t xml:space="preserve">動画を作る…</w:t>
+              <w:t xml:space="preserve">版の管理</w:t>
             </w:r>
           </w:p>
         </w:tc>
@@ -30544,7 +32712,7 @@
                 <w:sz w:val="19"/>
                 <w:szCs w:val="19"/>
               </w:rPr>
-              <w:t xml:space="preserve">収録フォルダを選び、frames/*.jpg から video.avi を作る（6.4）。接続していなくても使える。収録中のフォルダは選べない</w:t>
+              <w:t xml:space="preserve">車のロジック／データの一覧（使用中・直前・検証結果・対応機能・説明・どのロジック用か付き。選ぶと説明・対応機能・学習元・元の版を下に表示）、「一覧更新」、「送る…」（フォルダを選び manifest を検証して upload、進み具合を表示）、「自分のプログラムを送る…」（drive.py のあるフォルダを選ぶと ProgramPack が manifest 付きのパックを作って送り、送り終わるとそのパックを有効化する。3.12）、「有効化」（activate。別のロジック用のパック（またはロジック）を選んだときは ActivationPlanner が相手の最新の版を選び activate_pair で組で切り替える。相手が無ければ送るよう案内）、「削除」（確認後 delete_version）、「ロジックを戻す」「データを戻す」（rollback。戻した結果が組にならないときは kind=both で両方）。接続時と切り替え完了時に一覧を更新</w:t>
             </w:r>
           </w:p>
         </w:tc>
@@ -30583,6 +32751,150 @@
                 <w:sz w:val="19"/>
                 <w:szCs w:val="19"/>
               </w:rPr>
+              <w:t xml:space="preserve">収録</w:t>
+            </w:r>
+          </w:p>
+        </w:tc>
+        <w:tc>
+          <w:tcPr>
+            <w:tcW w:type="dxa" w:w="7638"/>
+            <w:tcBorders>
+              <w:top w:val="single" w:color="A6A6A6" w:sz="4"/>
+              <w:left w:val="single" w:color="A6A6A6" w:sz="4"/>
+              <w:bottom w:val="single" w:color="A6A6A6" w:sz="4"/>
+              <w:right w:val="single" w:color="A6A6A6" w:sz="4"/>
+            </w:tcBorders>
+            <w:shd w:fill="DCE3F0" w:color="auto" w:val="clear"/>
+            <w:tcMar>
+              <w:top w:type="dxa" w:w="60"/>
+              <w:left w:type="dxa" w:w="100"/>
+              <w:bottom w:type="dxa" w:w="60"/>
+              <w:right w:type="dxa" w:w="100"/>
+            </w:tcMar>
+          </w:tcPr>
+          <w:p>
+            <w:pPr>
+              <w:spacing w:after="20" w:line="260"/>
+            </w:pPr>
+            <w:r>
+              <w:rPr>
+                <w:b w:val="false"/>
+                <w:bCs w:val="false"/>
+                <w:color w:val="000000"/>
+                <w:sz w:val="19"/>
+                <w:szCs w:val="19"/>
+              </w:rPr>
+              <w:t xml:space="preserve">保存先フォルダ（既定 %USERPROFILE%\RumiCarData）、シナリオ（編集できる一覧。&lt;保存先&gt;/scenarios.json に使った名前を新しい順・回数付きで残す）、メモ、収録開始／停止。「接続したら自動で収録を開始する」（既定オン）で接続のたびに新しいセッションを開き、切断で閉じる。シナリオとメモは開始時の値を session.json に書く。受信した全フレームをフォルダに書く</w:t>
+            </w:r>
+          </w:p>
+        </w:tc>
+      </w:tr>
+      <w:tr>
+        <w:trPr>
+          <w:cantSplit/>
+          <w:tblHeader w:val="false"/>
+        </w:trPr>
+        <w:tc>
+          <w:tcPr>
+            <w:tcW w:type="dxa" w:w="2000"/>
+            <w:tcBorders>
+              <w:top w:val="single" w:color="A6A6A6" w:sz="4"/>
+              <w:left w:val="single" w:color="A6A6A6" w:sz="4"/>
+              <w:bottom w:val="single" w:color="A6A6A6" w:sz="4"/>
+              <w:right w:val="single" w:color="A6A6A6" w:sz="4"/>
+            </w:tcBorders>
+            <w:shd w:fill="FFFFFF" w:color="auto" w:val="clear"/>
+            <w:tcMar>
+              <w:top w:type="dxa" w:w="60"/>
+              <w:left w:type="dxa" w:w="100"/>
+              <w:bottom w:type="dxa" w:w="60"/>
+              <w:right w:type="dxa" w:w="100"/>
+            </w:tcMar>
+          </w:tcPr>
+          <w:p>
+            <w:pPr>
+              <w:spacing w:after="20" w:line="260"/>
+            </w:pPr>
+            <w:r>
+              <w:rPr>
+                <w:b w:val="false"/>
+                <w:bCs w:val="false"/>
+                <w:color w:val="000000"/>
+                <w:sz w:val="19"/>
+                <w:szCs w:val="19"/>
+              </w:rPr>
+              <w:t xml:space="preserve">動画を作る…</w:t>
+            </w:r>
+          </w:p>
+        </w:tc>
+        <w:tc>
+          <w:tcPr>
+            <w:tcW w:type="dxa" w:w="7638"/>
+            <w:tcBorders>
+              <w:top w:val="single" w:color="A6A6A6" w:sz="4"/>
+              <w:left w:val="single" w:color="A6A6A6" w:sz="4"/>
+              <w:bottom w:val="single" w:color="A6A6A6" w:sz="4"/>
+              <w:right w:val="single" w:color="A6A6A6" w:sz="4"/>
+            </w:tcBorders>
+            <w:shd w:fill="FFFFFF" w:color="auto" w:val="clear"/>
+            <w:tcMar>
+              <w:top w:type="dxa" w:w="60"/>
+              <w:left w:type="dxa" w:w="100"/>
+              <w:bottom w:type="dxa" w:w="60"/>
+              <w:right w:type="dxa" w:w="100"/>
+            </w:tcMar>
+          </w:tcPr>
+          <w:p>
+            <w:pPr>
+              <w:spacing w:after="20" w:line="260"/>
+            </w:pPr>
+            <w:r>
+              <w:rPr>
+                <w:b w:val="false"/>
+                <w:bCs w:val="false"/>
+                <w:color w:val="000000"/>
+                <w:sz w:val="19"/>
+                <w:szCs w:val="19"/>
+              </w:rPr>
+              <w:t xml:space="preserve">収録フォルダを選び、frames/*.jpg から video.avi を作る（6.4）。接続していなくても使える。収録中のフォルダは選べない</w:t>
+            </w:r>
+          </w:p>
+        </w:tc>
+      </w:tr>
+      <w:tr>
+        <w:trPr>
+          <w:cantSplit/>
+          <w:tblHeader w:val="false"/>
+        </w:trPr>
+        <w:tc>
+          <w:tcPr>
+            <w:tcW w:type="dxa" w:w="2000"/>
+            <w:tcBorders>
+              <w:top w:val="single" w:color="A6A6A6" w:sz="4"/>
+              <w:left w:val="single" w:color="A6A6A6" w:sz="4"/>
+              <w:bottom w:val="single" w:color="A6A6A6" w:sz="4"/>
+              <w:right w:val="single" w:color="A6A6A6" w:sz="4"/>
+            </w:tcBorders>
+            <w:shd w:fill="DCE3F0" w:color="auto" w:val="clear"/>
+            <w:tcMar>
+              <w:top w:type="dxa" w:w="60"/>
+              <w:left w:type="dxa" w:w="100"/>
+              <w:bottom w:type="dxa" w:w="60"/>
+              <w:right w:type="dxa" w:w="100"/>
+            </w:tcMar>
+          </w:tcPr>
+          <w:p>
+            <w:pPr>
+              <w:spacing w:after="20" w:line="260"/>
+            </w:pPr>
+            <w:r>
+              <w:rPr>
+                <w:b w:val="false"/>
+                <w:bCs w:val="false"/>
+                <w:color w:val="000000"/>
+                <w:sz w:val="19"/>
+                <w:szCs w:val="19"/>
+              </w:rPr>
               <w:t xml:space="preserve">ログ</w:t>
             </w:r>
           </w:p>
@@ -30616,7 +32928,7 @@
                 <w:sz w:val="19"/>
                 <w:szCs w:val="19"/>
               </w:rPr>
-              <w:t xml:space="preserve">接続、応答、イベント、エラーを時刻付きで表示（最新 500 行）。接続時に「車両 &lt;名前&gt;, 本体 &lt;core_version&gt;, このアプリ &lt;版&gt;」を出し、+ より前の番号が違えば注意を出す</w:t>
+              <w:t xml:space="preserve">接続、応答、イベント、エラーを時刻付きで表示（最新 500 行）。接続時に「車両 &lt;名前&gt;, 本体 &lt;core_version&gt;, このアプリ &lt;版&gt;」を出し、+ より前の番号が違えば注意を出す。接続時の PC の Wi-Fi、接続中にそこから外れたときの注意、自動の最大出力の変更、自作プログラムの送信（送ったファイル、ロジックも切り替える旨、print() とエラーの出先）も出す</w:t>
             </w:r>
           </w:p>
         </w:tc>
@@ -31513,7 +33825,7 @@
         <w:spacing w:after="60" w:line="290"/>
       </w:pPr>
       <w:r>
-        <w:t xml:space="preserve">単体テスト（ctest）：tof_logic（ロジック。速度上限、操舵モード HoldLane／Force と非常ブレーキの優先を含む）、vision（特徴量・vision.bin・検出器を黄金データと照合。C++ と Python の完全一致）、cam_logic（パラメータ（任意の節、範囲、名前）、合成フレームで接近→停止→青で発進／時間で発進、車両への追従と車間、駐車車両の追い越し（両側・片側・待機・時間打ち切り）、赤信号中は追い越さない、交差点の停止・直進・左折・右折・検出器による向き・detector での停止、赤信号での発進待ち、行動の重なりと報告する状態、画像の無いコマ、サイズ不一致、補助出力）、pack（manifest・ローダー・設定。tof_drive と cam_drive の両方を読み込む）、camera（JPEG 化の往復・不正入力・camera 設定・カメラ制御）、util（外部コマンド実行、set_wifi の引数検査、Wi-Fi 起動、throttled の解析）、network（制御／テレメトリサーバーを 127.0.0.1 の実 TCP 接続で動かし、hello・モード・手動操作・heartbeat 途絶・非常停止・list_versions・activate／rollback・失敗時の応答・2 クライアント目の拒否・テレメトリの受信と遅いクライアントでの間引きを確認）。加えて tools_smoke.py（合成収録 → 学習 → パック → Python 再生 → rumicar-replay。信号機のパックと、車両・交差点を足したパックの 2 つ。propose の候補出しも）と make_golden.py --check を CI で実行</w:t>
+        <w:t xml:space="preserve">単体テスト（ctest）：tof_logic（ロジック。速度上限、操舵モード HoldLane／Force と非常ブレーキの優先を含む）、vision（特徴量・vision.bin・検出器を黄金データと照合。C++ と Python の完全一致）、cam_logic（パラメータ（任意の節、範囲、名前）、合成フレームで接近→停止→青で発進／時間で発進、車両への追従と車間、駐車車両の追い越し（両側・片側・待機・時間打ち切り）、赤信号中は追い越さない、交差点の停止・直進・左折・右折・検出器による向き・detector での停止、赤信号での発進待ち、行動の重なりと報告する状態、画像の無いコマ、サイズ不一致、補助出力）、py_drive（実際に python3 の runner.py を起動：見本 py-sample の走り方（RUN／TURN／BACK／NO_SENSOR と速度）、読み込みの誤り（文法、loop 無し、params.json の誤り、setup の例外、drive.py 無し、params.json 無し）の行番号付きの報告、loop の例外と復帰（6）、固まったプログラムが 4 → 1 秒で 5 になり step() が 45 ms を超えないこと、終了したプログラム（5）、destroy で子プロセスが残らないこと）、pack（manifest・ローダー・設定（auto_accel_permille_per_s を含む）。tof_drive・cam_drive・py_drive を読み込む）、camera（JPEG 化の往復・不正入力・camera 設定・カメラ制御）、util（外部コマンド実行、set_wifi の引数検査、Wi-Fi 起動、throttled の解析、発進の加速と自動の最大出力の計算）、network（制御／テレメトリサーバーを 127.0.0.1 の実 TCP 接続で動かし、hello・モード・手動操作・heartbeat 途絶・非常停止・set_auto_limit（丸めと status イベント）・list_versions（パックの logic）・activate／activate_pair／rollback（both を含む）・失敗時の応答・同時の要求で片方だけ切り替わった組ができないこと・2 クライアント目の拒否・テレメトリの受信と遅いクライアントでの間引きを確認）。加えて tools_smoke.py（合成収録 → 学習 → パック → Python 再生 → rumicar-replay。信号機のパックと、車両・交差点を足したパックの 2 つ。propose の候補出しも）と make_golden.py --check を CI で実行</w:t>
       </w:r>
     </w:p>
     <w:p>
@@ -31526,7 +33838,7 @@
         <w:spacing w:after="60" w:line="290"/>
       </w:pPr>
       <w:r>
-        <w:t xml:space="preserve">依存：libgpiod 2 系（Debian 13 は 2.2.1）、nlohmann-json 3.11 以上、OpenSSL（SHA-256）、libjpeg-turbo（libturbojpeg0-dev）、libcamera（Raspberry Pi 版 libcamera-dev。-DRUMICAR_WITH_CAMERA=OFF なら不要）。ロジックとテストだけなら -DRUMICAR_BUILD_CORE=OFF で本体の依存は不要</w:t>
+        <w:t xml:space="preserve">依存：libgpiod 2 系（Debian 13 は 2.2.1）、nlohmann-json 3.11 以上、OpenSSL（SHA-256）、libjpeg-turbo（libturbojpeg0-dev）、libcamera（Raspberry Pi 版 libcamera-dev。-DRUMICAR_WITH_CAMERA=OFF なら不要）。ロジックとテストだけなら -DRUMICAR_BUILD_CORE=OFF で本体の依存は不要。py_drive の実行には /usr/bin/python3（Raspberry Pi OS Lite に同梱。標準ライブラリのみ）が要る</w:t>
       </w:r>
     </w:p>
     <w:p>
@@ -31539,7 +33851,7 @@
         <w:spacing w:after="60" w:line="290"/>
       </w:pPr>
       <w:r>
-        <w:t xml:space="preserve">インストール先（prefix 相対）：bin/rumicar-core、bin/rumicar-activate、bin/rumicar-ap-ensure、bin/rumicar-replay、lib/rumicar/logic/tof_drive-&lt;version&gt;/ と cam_drive-&lt;version&gt;/（.so ＋ ビルド時に生成した manifest.json）、share/rumicar/packs/&lt;id&gt;-&lt;version&gt;/（base-tof と cam-base）、share/rumicar/config.txt.d/rumicar.txt、lib/systemd/system/rumicar-core.service・rumicar-ap.service・rumicar-ap.timer、/etc/rumicar/core.json、/etc/NetworkManager/system-connections/RumiCar-AP.nmconnection</w:t>
+        <w:t xml:space="preserve">インストール先（prefix 相対）：bin/rumicar-core、bin/rumicar-activate、bin/rumicar-ap-ensure、bin/rumicar-replay、lib/rumicar/logic/tof_drive-&lt;version&gt;/・cam_drive-&lt;version&gt;/・py_drive-&lt;version&gt;/（.so ＋ ビルド時に生成した manifest.json。py_drive は runner.py も）、share/rumicar/packs/&lt;id&gt;-&lt;version&gt;/（base-tof、cam-base、py-sample）、share/rumicar/config.txt.d/rumicar.txt、lib/systemd/system/rumicar-core.service・rumicar-ap.service・rumicar-ap.timer、/etc/rumicar/core.json、/etc/NetworkManager/system-connections/RumiCar-AP.nmconnection</w:t>
       </w:r>
     </w:p>
     <w:p>
@@ -31885,7 +34197,7 @@
                 <w:sz w:val="19"/>
                 <w:szCs w:val="19"/>
               </w:rPr>
-              <w:t xml:space="preserve">cmake 構成（prefix /usr）・ビルド・ctest・同梱パックの検証・黄金データの再現性（make_golden.py --check）・学習ツールの通し試験（tools_smoke.py）。arm64 では cpack で Debian パッケージを作り、そのコンテナに実際にインストールして postinst の結果（状態ディレクトリ、リンク、manifest、権限、timer、startup_mode）を検査</w:t>
+              <w:t xml:space="preserve">cmake 構成（prefix /usr）・ビルド・ctest（py_drive のテストは python3 を実際に起動）・同梱パック（base-tof、cam-base、py-sample）の検証・黄金データの再現性（make_golden.py --check）・学習ツールの通し試験（tools_smoke.py）。arm64 では cpack で Debian パッケージを作り、そのコンテナに実際にインストールして postinst の結果（状態ディレクトリ、リンク、manifest、権限、timer、startup_mode、py_drive の manifest と runner.py、py-sample、core.json の auto_accel_permille_per_s）と、状態ディレクトリの複製での rumicar-activate pair／rollback both（無いパックでは失敗すること）を検査</w:t>
             </w:r>
           </w:p>
         </w:tc>
@@ -33617,6 +35929,32 @@
     </w:p>
     <w:p>
       <w:pPr>
+        <w:pStyle w:val="ListParagraph"/>
+        <w:numPr>
+          <w:ilvl w:val="0"/>
+          <w:numId w:val="2"/>
+        </w:numPr>
+        <w:spacing w:after="60" w:line="290"/>
+      </w:pPr>
+      <w:r>
+        <w:t xml:space="preserve">車：「自動」の発進の加速（auto_accel_permille_per_s。手動・収録のみ・非常停止から切り替えても飛び出さない）と PC から設定する自動の最大出力（set_auto_limit、get_status の auto_limit／max_drive_permille）、ロジック py_drive 0.1.0（利用者の Python プログラム drive.py を別プロセスで実行。30 ms／1 秒の時間制限、行番号付きのエラー）と見本パック py-sample 0.1.0、ロジックとパックの組での切り替え（activate_pair、rollback kind=both、rumicar-activate pair／rollback both）と手で片方ずつ変えたときの猶予、list_versions のパックの logic（第14版）</w:t>
+      </w:r>
+    </w:p>
+    <w:p>
+      <w:pPr>
+        <w:pStyle w:val="ListParagraph"/>
+        <w:numPr>
+          <w:ilvl w:val="0"/>
+          <w:numId w:val="2"/>
+        </w:numPr>
+        <w:spacing w:after="60" w:line="290"/>
+      </w:pPr>
+      <w:r>
+        <w:t xml:space="preserve">PC：「自動の最大出力」のスライダー、「自分のプログラムを送る…」（フォルダから manifest 付きのパックを作って送り、py_drive と組で有効化）、別のロジック用の版を選んだときの組での有効化と戻し（ActivationPlanner と単体テスト）、PC の Wi-Fi の表示と車のネットワークから外れたときの注意（wlanapi.dll、Windows 11 24H2 の位置情報の許可の案内）。配布：Release v0.3.0（第14版）</w:t>
+      </w:r>
+    </w:p>
+    <w:p>
+      <w:pPr>
         <w:pStyle w:val="Heading2"/>
       </w:pPr>
       <w:r>
@@ -33664,6 +36002,19 @@
     </w:p>
     <w:p>
       <w:pPr>
+        <w:pStyle w:val="ListParagraph"/>
+        <w:numPr>
+          <w:ilvl w:val="0"/>
+          <w:numId w:val="4"/>
+        </w:numPr>
+        <w:spacing w:after="60" w:line="290"/>
+      </w:pPr>
+      <w:r>
+        <w:t xml:space="preserve">py_drive の次：カメラ画像や検出結果の受け渡し（本版は ToF の距離のみ）、params.json を走行管理アプリの画面から編集して送る、Python で作った走り方を C++ のロジックに移すときの手引き</w:t>
+      </w:r>
+    </w:p>
+    <w:p>
+      <w:pPr>
         <w:pStyle w:val="Heading2"/>
       </w:pPr>
       <w:r>
@@ -34770,6 +37121,222 @@
                 <w:szCs w:val="19"/>
               </w:rPr>
               <w:t xml:space="preserve">ToF の測距、auto／manual の走行、カメラの起動（OV5647 = Camera Module v1 で 320×240 BGR888 20 fps）、制御／テレメトリサーバーの起動を実機で確認。初回は i2c-dev 未読み込みで I2C が開けず raspi-config で有効化し直した（第7版で修正）</w:t>
+            </w:r>
+          </w:p>
+        </w:tc>
+      </w:tr>
+      <w:tr>
+        <w:trPr>
+          <w:cantSplit/>
+          <w:tblHeader w:val="false"/>
+        </w:trPr>
+        <w:tc>
+          <w:tcPr>
+            <w:tcW w:type="dxa" w:w="2200"/>
+            <w:tcBorders>
+              <w:top w:val="single" w:color="A6A6A6" w:sz="4"/>
+              <w:left w:val="single" w:color="A6A6A6" w:sz="4"/>
+              <w:bottom w:val="single" w:color="A6A6A6" w:sz="4"/>
+              <w:right w:val="single" w:color="A6A6A6" w:sz="4"/>
+            </w:tcBorders>
+            <w:shd w:fill="FFFFFF" w:color="auto" w:val="clear"/>
+            <w:tcMar>
+              <w:top w:type="dxa" w:w="60"/>
+              <w:left w:type="dxa" w:w="100"/>
+              <w:bottom w:type="dxa" w:w="60"/>
+              <w:right w:type="dxa" w:w="100"/>
+            </w:tcMar>
+          </w:tcPr>
+          <w:p>
+            <w:pPr>
+              <w:spacing w:after="20" w:line="260"/>
+            </w:pPr>
+            <w:r>
+              <w:rPr>
+                <w:b w:val="false"/>
+                <w:bCs w:val="false"/>
+                <w:color w:val="000000"/>
+                <w:sz w:val="19"/>
+                <w:szCs w:val="19"/>
+              </w:rPr>
+              <w:t xml:space="preserve">自動の発進と最大出力</w:t>
+            </w:r>
+          </w:p>
+        </w:tc>
+        <w:tc>
+          <w:tcPr>
+            <w:tcW w:type="dxa" w:w="7438"/>
+            <w:tcBorders>
+              <w:top w:val="single" w:color="A6A6A6" w:sz="4"/>
+              <w:left w:val="single" w:color="A6A6A6" w:sz="4"/>
+              <w:bottom w:val="single" w:color="A6A6A6" w:sz="4"/>
+              <w:right w:val="single" w:color="A6A6A6" w:sz="4"/>
+            </w:tcBorders>
+            <w:shd w:fill="FFFFFF" w:color="auto" w:val="clear"/>
+            <w:tcMar>
+              <w:top w:type="dxa" w:w="60"/>
+              <w:left w:type="dxa" w:w="100"/>
+              <w:bottom w:type="dxa" w:w="60"/>
+              <w:right w:type="dxa" w:w="100"/>
+            </w:tcMar>
+          </w:tcPr>
+          <w:p>
+            <w:pPr>
+              <w:spacing w:after="20" w:line="260"/>
+            </w:pPr>
+            <w:r>
+              <w:rPr>
+                <w:b w:val="false"/>
+                <w:bCs w:val="false"/>
+                <w:color w:val="000000"/>
+                <w:sz w:val="19"/>
+                <w:szCs w:val="19"/>
+              </w:rPr>
+              <w:t xml:space="preserve">手動・収録のみ・非常停止解除から「自動」にしたとき、0 から約 0.9 秒で上限まで速くなり飛び出さないこと（auto_accel_permille_per_s の体感の調整）。自動の最大出力を下げたときにロジックの減速・ブレーキ・後退がそのまま働くこと</w:t>
+            </w:r>
+          </w:p>
+        </w:tc>
+      </w:tr>
+      <w:tr>
+        <w:trPr>
+          <w:cantSplit/>
+          <w:tblHeader w:val="false"/>
+        </w:trPr>
+        <w:tc>
+          <w:tcPr>
+            <w:tcW w:type="dxa" w:w="2200"/>
+            <w:tcBorders>
+              <w:top w:val="single" w:color="A6A6A6" w:sz="4"/>
+              <w:left w:val="single" w:color="A6A6A6" w:sz="4"/>
+              <w:bottom w:val="single" w:color="A6A6A6" w:sz="4"/>
+              <w:right w:val="single" w:color="A6A6A6" w:sz="4"/>
+            </w:tcBorders>
+            <w:shd w:fill="DCE3F0" w:color="auto" w:val="clear"/>
+            <w:tcMar>
+              <w:top w:type="dxa" w:w="60"/>
+              <w:left w:type="dxa" w:w="100"/>
+              <w:bottom w:type="dxa" w:w="60"/>
+              <w:right w:type="dxa" w:w="100"/>
+            </w:tcMar>
+          </w:tcPr>
+          <w:p>
+            <w:pPr>
+              <w:spacing w:after="20" w:line="260"/>
+            </w:pPr>
+            <w:r>
+              <w:rPr>
+                <w:b w:val="false"/>
+                <w:bCs w:val="false"/>
+                <w:color w:val="000000"/>
+                <w:sz w:val="19"/>
+                <w:szCs w:val="19"/>
+              </w:rPr>
+              <w:t xml:space="preserve">自作プログラム（py_drive）</w:t>
+            </w:r>
+          </w:p>
+        </w:tc>
+        <w:tc>
+          <w:tcPr>
+            <w:tcW w:type="dxa" w:w="7438"/>
+            <w:tcBorders>
+              <w:top w:val="single" w:color="A6A6A6" w:sz="4"/>
+              <w:left w:val="single" w:color="A6A6A6" w:sz="4"/>
+              <w:bottom w:val="single" w:color="A6A6A6" w:sz="4"/>
+              <w:right w:val="single" w:color="A6A6A6" w:sz="4"/>
+            </w:tcBorders>
+            <w:shd w:fill="DCE3F0" w:color="auto" w:val="clear"/>
+            <w:tcMar>
+              <w:top w:type="dxa" w:w="60"/>
+              <w:left w:type="dxa" w:w="100"/>
+              <w:bottom w:type="dxa" w:w="60"/>
+              <w:right w:type="dxa" w:w="100"/>
+            </w:tcMar>
+          </w:tcPr>
+          <w:p>
+            <w:pPr>
+              <w:spacing w:after="20" w:line="260"/>
+            </w:pPr>
+            <w:r>
+              <w:rPr>
+                <w:b w:val="false"/>
+                <w:bCs w:val="false"/>
+                <w:color w:val="000000"/>
+                <w:sz w:val="19"/>
+                <w:szCs w:val="19"/>
+              </w:rPr>
+              <w:t xml:space="preserve">Zero 2 W 上で python3 の起動と drive.py の読み込みが 15 秒以内に済むこと、見本 py-sample の loop() が 30 ms 以内に答え、50 ms 周期に overrun の警告が出ないこと（CI の amd64 では 1 フレーム 1 ms 未満）。走行管理アプリから送ったフォルダがそのまま有効化されて走ること、誤りのある drive.py で行番号付きのメッセージがアプリのログに出ること</w:t>
+            </w:r>
+          </w:p>
+        </w:tc>
+      </w:tr>
+      <w:tr>
+        <w:trPr>
+          <w:cantSplit/>
+          <w:tblHeader w:val="false"/>
+        </w:trPr>
+        <w:tc>
+          <w:tcPr>
+            <w:tcW w:type="dxa" w:w="2200"/>
+            <w:tcBorders>
+              <w:top w:val="single" w:color="A6A6A6" w:sz="4"/>
+              <w:left w:val="single" w:color="A6A6A6" w:sz="4"/>
+              <w:bottom w:val="single" w:color="A6A6A6" w:sz="4"/>
+              <w:right w:val="single" w:color="A6A6A6" w:sz="4"/>
+            </w:tcBorders>
+            <w:shd w:fill="FFFFFF" w:color="auto" w:val="clear"/>
+            <w:tcMar>
+              <w:top w:type="dxa" w:w="60"/>
+              <w:left w:type="dxa" w:w="100"/>
+              <w:bottom w:type="dxa" w:w="60"/>
+              <w:right w:type="dxa" w:w="100"/>
+            </w:tcMar>
+          </w:tcPr>
+          <w:p>
+            <w:pPr>
+              <w:spacing w:after="20" w:line="260"/>
+            </w:pPr>
+            <w:r>
+              <w:rPr>
+                <w:b w:val="false"/>
+                <w:bCs w:val="false"/>
+                <w:color w:val="000000"/>
+                <w:sz w:val="19"/>
+                <w:szCs w:val="19"/>
+              </w:rPr>
+              <w:t xml:space="preserve">PC の Wi-Fi</w:t>
+            </w:r>
+          </w:p>
+        </w:tc>
+        <w:tc>
+          <w:tcPr>
+            <w:tcW w:type="dxa" w:w="7438"/>
+            <w:tcBorders>
+              <w:top w:val="single" w:color="A6A6A6" w:sz="4"/>
+              <w:left w:val="single" w:color="A6A6A6" w:sz="4"/>
+              <w:bottom w:val="single" w:color="A6A6A6" w:sz="4"/>
+              <w:right w:val="single" w:color="A6A6A6" w:sz="4"/>
+            </w:tcBorders>
+            <w:shd w:fill="FFFFFF" w:color="auto" w:val="clear"/>
+            <w:tcMar>
+              <w:top w:type="dxa" w:w="60"/>
+              <w:left w:type="dxa" w:w="100"/>
+              <w:bottom w:type="dxa" w:w="60"/>
+              <w:right w:type="dxa" w:w="100"/>
+            </w:tcMar>
+          </w:tcPr>
+          <w:p>
+            <w:pPr>
+              <w:spacing w:after="20" w:line="260"/>
+            </w:pPr>
+            <w:r>
+              <w:rPr>
+                <w:b w:val="false"/>
+                <w:bCs w:val="false"/>
+                <w:color w:val="000000"/>
+                <w:sz w:val="19"/>
+                <w:szCs w:val="19"/>
+              </w:rPr>
+              <w:t xml:space="preserve">Windows 11 24H2 以降で位置情報の許可をオンにすると名前が出て、オフでは「読めません」と案内が出ること。Windows が RumiCar の AP から別のネットワークへ移ったときに赤い表示とログの注意が出ること</w:t>
             </w:r>
           </w:p>
         </w:tc>
@@ -35736,6 +38303,294 @@
                 <w:szCs w:val="19"/>
               </w:rPr>
               <w:t xml:space="preserve">cam_drive の中で検出結果を走行に変える部分。信号機・車両・交差点の 3 つがあり、それぞれ速度の上限と操舵のしかたを tof_drive に与える</w:t>
+            </w:r>
+          </w:p>
+        </w:tc>
+      </w:tr>
+      <w:tr>
+        <w:trPr>
+          <w:cantSplit/>
+          <w:tblHeader w:val="false"/>
+        </w:trPr>
+        <w:tc>
+          <w:tcPr>
+            <w:tcW w:type="dxa" w:w="2400"/>
+            <w:tcBorders>
+              <w:top w:val="single" w:color="A6A6A6" w:sz="4"/>
+              <w:left w:val="single" w:color="A6A6A6" w:sz="4"/>
+              <w:bottom w:val="single" w:color="A6A6A6" w:sz="4"/>
+              <w:right w:val="single" w:color="A6A6A6" w:sz="4"/>
+            </w:tcBorders>
+            <w:shd w:fill="FFFFFF" w:color="auto" w:val="clear"/>
+            <w:tcMar>
+              <w:top w:type="dxa" w:w="60"/>
+              <w:left w:type="dxa" w:w="100"/>
+              <w:bottom w:type="dxa" w:w="60"/>
+              <w:right w:type="dxa" w:w="100"/>
+            </w:tcMar>
+          </w:tcPr>
+          <w:p>
+            <w:pPr>
+              <w:spacing w:after="20" w:line="260"/>
+            </w:pPr>
+            <w:r>
+              <w:rPr>
+                <w:b w:val="false"/>
+                <w:bCs w:val="false"/>
+                <w:color w:val="000000"/>
+                <w:sz w:val="19"/>
+                <w:szCs w:val="19"/>
+              </w:rPr>
+              <w:t xml:space="preserve">自作プログラム（drive.py）</w:t>
+            </w:r>
+          </w:p>
+        </w:tc>
+        <w:tc>
+          <w:tcPr>
+            <w:tcW w:type="dxa" w:w="7238"/>
+            <w:tcBorders>
+              <w:top w:val="single" w:color="A6A6A6" w:sz="4"/>
+              <w:left w:val="single" w:color="A6A6A6" w:sz="4"/>
+              <w:bottom w:val="single" w:color="A6A6A6" w:sz="4"/>
+              <w:right w:val="single" w:color="A6A6A6" w:sz="4"/>
+            </w:tcBorders>
+            <w:shd w:fill="FFFFFF" w:color="auto" w:val="clear"/>
+            <w:tcMar>
+              <w:top w:type="dxa" w:w="60"/>
+              <w:left w:type="dxa" w:w="100"/>
+              <w:bottom w:type="dxa" w:w="60"/>
+              <w:right w:type="dxa" w:w="100"/>
+            </w:tcMar>
+          </w:tcPr>
+          <w:p>
+            <w:pPr>
+              <w:spacing w:after="20" w:line="260"/>
+            </w:pPr>
+            <w:r>
+              <w:rPr>
+                <w:b w:val="false"/>
+                <w:bCs w:val="false"/>
+                <w:color w:val="000000"/>
+                <w:sz w:val="19"/>
+                <w:szCs w:val="19"/>
+              </w:rPr>
+              <w:t xml:space="preserve">利用者が Python で書き、同梱ロジック py_drive が車の上で動かす走行プログラム。パックとして車に送り、setup(car)／loop(car) で操舵と駆動を決める（3.12）</w:t>
+            </w:r>
+          </w:p>
+        </w:tc>
+      </w:tr>
+      <w:tr>
+        <w:trPr>
+          <w:cantSplit/>
+          <w:tblHeader w:val="false"/>
+        </w:trPr>
+        <w:tc>
+          <w:tcPr>
+            <w:tcW w:type="dxa" w:w="2400"/>
+            <w:tcBorders>
+              <w:top w:val="single" w:color="A6A6A6" w:sz="4"/>
+              <w:left w:val="single" w:color="A6A6A6" w:sz="4"/>
+              <w:bottom w:val="single" w:color="A6A6A6" w:sz="4"/>
+              <w:right w:val="single" w:color="A6A6A6" w:sz="4"/>
+            </w:tcBorders>
+            <w:shd w:fill="DCE3F0" w:color="auto" w:val="clear"/>
+            <w:tcMar>
+              <w:top w:type="dxa" w:w="60"/>
+              <w:left w:type="dxa" w:w="100"/>
+              <w:bottom w:type="dxa" w:w="60"/>
+              <w:right w:type="dxa" w:w="100"/>
+            </w:tcMar>
+          </w:tcPr>
+          <w:p>
+            <w:pPr>
+              <w:spacing w:after="20" w:line="260"/>
+            </w:pPr>
+            <w:r>
+              <w:rPr>
+                <w:b w:val="false"/>
+                <w:bCs w:val="false"/>
+                <w:color w:val="000000"/>
+                <w:sz w:val="19"/>
+                <w:szCs w:val="19"/>
+              </w:rPr>
+              <w:t xml:space="preserve">自動の最大出力（auto limit）</w:t>
+            </w:r>
+          </w:p>
+        </w:tc>
+        <w:tc>
+          <w:tcPr>
+            <w:tcW w:type="dxa" w:w="7238"/>
+            <w:tcBorders>
+              <w:top w:val="single" w:color="A6A6A6" w:sz="4"/>
+              <w:left w:val="single" w:color="A6A6A6" w:sz="4"/>
+              <w:bottom w:val="single" w:color="A6A6A6" w:sz="4"/>
+              <w:right w:val="single" w:color="A6A6A6" w:sz="4"/>
+            </w:tcBorders>
+            <w:shd w:fill="DCE3F0" w:color="auto" w:val="clear"/>
+            <w:tcMar>
+              <w:top w:type="dxa" w:w="60"/>
+              <w:left w:type="dxa" w:w="100"/>
+              <w:bottom w:type="dxa" w:w="60"/>
+              <w:right w:type="dxa" w:w="100"/>
+            </w:tcMar>
+          </w:tcPr>
+          <w:p>
+            <w:pPr>
+              <w:spacing w:after="20" w:line="260"/>
+            </w:pPr>
+            <w:r>
+              <w:rPr>
+                <w:b w:val="false"/>
+                <w:bCs w:val="false"/>
+                <w:color w:val="000000"/>
+                <w:sz w:val="19"/>
+                <w:szCs w:val="19"/>
+              </w:rPr>
+              <w:t xml:space="preserve">「自動」でロジックの駆動に掛ける上限。走行管理アプリが set_auto_limit で決め、車が覚える（再起動で max_drive_permille に戻る）。手動の「最大出力」や core.json の max_drive_permille とは別</w:t>
+            </w:r>
+          </w:p>
+        </w:tc>
+      </w:tr>
+      <w:tr>
+        <w:trPr>
+          <w:cantSplit/>
+          <w:tblHeader w:val="false"/>
+        </w:trPr>
+        <w:tc>
+          <w:tcPr>
+            <w:tcW w:type="dxa" w:w="2400"/>
+            <w:tcBorders>
+              <w:top w:val="single" w:color="A6A6A6" w:sz="4"/>
+              <w:left w:val="single" w:color="A6A6A6" w:sz="4"/>
+              <w:bottom w:val="single" w:color="A6A6A6" w:sz="4"/>
+              <w:right w:val="single" w:color="A6A6A6" w:sz="4"/>
+            </w:tcBorders>
+            <w:shd w:fill="FFFFFF" w:color="auto" w:val="clear"/>
+            <w:tcMar>
+              <w:top w:type="dxa" w:w="60"/>
+              <w:left w:type="dxa" w:w="100"/>
+              <w:bottom w:type="dxa" w:w="60"/>
+              <w:right w:type="dxa" w:w="100"/>
+            </w:tcMar>
+          </w:tcPr>
+          <w:p>
+            <w:pPr>
+              <w:spacing w:after="20" w:line="260"/>
+            </w:pPr>
+            <w:r>
+              <w:rPr>
+                <w:b w:val="false"/>
+                <w:bCs w:val="false"/>
+                <w:color w:val="000000"/>
+                <w:sz w:val="19"/>
+                <w:szCs w:val="19"/>
+              </w:rPr>
+              <w:t xml:space="preserve">発進の加速</w:t>
+            </w:r>
+          </w:p>
+        </w:tc>
+        <w:tc>
+          <w:tcPr>
+            <w:tcW w:type="dxa" w:w="7238"/>
+            <w:tcBorders>
+              <w:top w:val="single" w:color="A6A6A6" w:sz="4"/>
+              <w:left w:val="single" w:color="A6A6A6" w:sz="4"/>
+              <w:bottom w:val="single" w:color="A6A6A6" w:sz="4"/>
+              <w:right w:val="single" w:color="A6A6A6" w:sz="4"/>
+            </w:tcBorders>
+            <w:shd w:fill="FFFFFF" w:color="auto" w:val="clear"/>
+            <w:tcMar>
+              <w:top w:type="dxa" w:w="60"/>
+              <w:left w:type="dxa" w:w="100"/>
+              <w:bottom w:type="dxa" w:w="60"/>
+              <w:right w:type="dxa" w:w="100"/>
+            </w:tcMar>
+          </w:tcPr>
+          <w:p>
+            <w:pPr>
+              <w:spacing w:after="20" w:line="260"/>
+            </w:pPr>
+            <w:r>
+              <w:rPr>
+                <w:b w:val="false"/>
+                <w:bCs w:val="false"/>
+                <w:color w:val="000000"/>
+                <w:sz w:val="19"/>
+                <w:szCs w:val="19"/>
+              </w:rPr>
+              <w:t xml:space="preserve">「自動」で走り出すときに駆動の許容値を 0 から auto_accel_permille_per_s で増やすこと。ロジックが全速を指令していても、切り替えた瞬間に飛び出さない</w:t>
+            </w:r>
+          </w:p>
+        </w:tc>
+      </w:tr>
+      <w:tr>
+        <w:trPr>
+          <w:cantSplit/>
+          <w:tblHeader w:val="false"/>
+        </w:trPr>
+        <w:tc>
+          <w:tcPr>
+            <w:tcW w:type="dxa" w:w="2400"/>
+            <w:tcBorders>
+              <w:top w:val="single" w:color="A6A6A6" w:sz="4"/>
+              <w:left w:val="single" w:color="A6A6A6" w:sz="4"/>
+              <w:bottom w:val="single" w:color="A6A6A6" w:sz="4"/>
+              <w:right w:val="single" w:color="A6A6A6" w:sz="4"/>
+            </w:tcBorders>
+            <w:shd w:fill="DCE3F0" w:color="auto" w:val="clear"/>
+            <w:tcMar>
+              <w:top w:type="dxa" w:w="60"/>
+              <w:left w:type="dxa" w:w="100"/>
+              <w:bottom w:type="dxa" w:w="60"/>
+              <w:right w:type="dxa" w:w="100"/>
+            </w:tcMar>
+          </w:tcPr>
+          <w:p>
+            <w:pPr>
+              <w:spacing w:after="20" w:line="260"/>
+            </w:pPr>
+            <w:r>
+              <w:rPr>
+                <w:b w:val="false"/>
+                <w:bCs w:val="false"/>
+                <w:color w:val="000000"/>
+                <w:sz w:val="19"/>
+                <w:szCs w:val="19"/>
+              </w:rPr>
+              <w:t xml:space="preserve">組での切り替え（pair）</w:t>
+            </w:r>
+          </w:p>
+        </w:tc>
+        <w:tc>
+          <w:tcPr>
+            <w:tcW w:type="dxa" w:w="7238"/>
+            <w:tcBorders>
+              <w:top w:val="single" w:color="A6A6A6" w:sz="4"/>
+              <w:left w:val="single" w:color="A6A6A6" w:sz="4"/>
+              <w:bottom w:val="single" w:color="A6A6A6" w:sz="4"/>
+              <w:right w:val="single" w:color="A6A6A6" w:sz="4"/>
+            </w:tcBorders>
+            <w:shd w:fill="DCE3F0" w:color="auto" w:val="clear"/>
+            <w:tcMar>
+              <w:top w:type="dxa" w:w="60"/>
+              <w:left w:type="dxa" w:w="100"/>
+              <w:bottom w:type="dxa" w:w="60"/>
+              <w:right w:type="dxa" w:w="100"/>
+            </w:tcMar>
+          </w:tcPr>
+          <w:p>
+            <w:pPr>
+              <w:spacing w:after="20" w:line="260"/>
+            </w:pPr>
+            <w:r>
+              <w:rPr>
+                <w:b w:val="false"/>
+                <w:bCs w:val="false"/>
+                <w:color w:val="000000"/>
+                <w:sz w:val="19"/>
+                <w:szCs w:val="19"/>
+              </w:rPr>
+              <w:t xml:space="preserve">ロジックとパックの 2 本のリンクを 1 つの要求で切り替えること。パックはロジックごとに作られているので、別のロジック用のパックへ移るときに使う（activate_pair、rumicar-activate pair）</w:t>
             </w:r>
           </w:p>
         </w:tc>
